--- a/docs/РП/Б1.В.04 РП ОбОрПрог 01.03.04 НефедовДГ КлюкинДА.docx
+++ b/docs/РП/Б1.В.04 РП ОбОрПрог 01.03.04 НефедовДГ КлюкинДА.docx
@@ -1,13 +1,11 @@
 
 <file path=word/document.xml><?xml version="1.0" encoding="utf-8"?>
-<w:document xmlns:wpc="http://schemas.microsoft.com/office/word/2010/wordprocessingCanvas" xmlns:mc="http://schemas.openxmlformats.org/markup-compatibility/2006" xmlns:o="urn:schemas-microsoft-com:office:office" xmlns:r="http://schemas.openxmlformats.org/officeDocument/2006/relationships" xmlns:m="http://schemas.openxmlformats.org/officeDocument/2006/math" xmlns:v="urn:schemas-microsoft-com:vml" xmlns:wp14="http://schemas.microsoft.com/office/word/2010/wordprocessingDrawing" xmlns:wp="http://schemas.openxmlformats.org/drawingml/2006/wordprocessingDrawing" xmlns:w10="urn:schemas-microsoft-com:office:word" xmlns:w="http://schemas.openxmlformats.org/wordprocessingml/2006/main" xmlns:w14="http://schemas.microsoft.com/office/word/2010/wordml" xmlns:w15="http://schemas.microsoft.com/office/word/2012/wordml" xmlns:wpg="http://schemas.microsoft.com/office/word/2010/wordprocessingGroup" xmlns:wpi="http://schemas.microsoft.com/office/word/2010/wordprocessingInk" xmlns:wne="http://schemas.microsoft.com/office/word/2006/wordml" xmlns:wps="http://schemas.microsoft.com/office/word/2010/wordprocessingShape" mc:Ignorable="w14 w15 wp14">
+<w:document xmlns:wpc="http://schemas.microsoft.com/office/word/2010/wordprocessingCanvas" xmlns:cx="http://schemas.microsoft.com/office/drawing/2014/chartex" xmlns:mc="http://schemas.openxmlformats.org/markup-compatibility/2006" xmlns:o="urn:schemas-microsoft-com:office:office" xmlns:r="http://schemas.openxmlformats.org/officeDocument/2006/relationships" xmlns:m="http://schemas.openxmlformats.org/officeDocument/2006/math" xmlns:v="urn:schemas-microsoft-com:vml" xmlns:wp14="http://schemas.microsoft.com/office/word/2010/wordprocessingDrawing" xmlns:wp="http://schemas.openxmlformats.org/drawingml/2006/wordprocessingDrawing" xmlns:w10="urn:schemas-microsoft-com:office:word" xmlns:w="http://schemas.openxmlformats.org/wordprocessingml/2006/main" xmlns:w14="http://schemas.microsoft.com/office/word/2010/wordml" xmlns:w15="http://schemas.microsoft.com/office/word/2012/wordml" xmlns:w16se="http://schemas.microsoft.com/office/word/2015/wordml/symex" xmlns:wpg="http://schemas.microsoft.com/office/word/2010/wordprocessingGroup" xmlns:wpi="http://schemas.microsoft.com/office/word/2010/wordprocessingInk" xmlns:wne="http://schemas.microsoft.com/office/word/2006/wordml" xmlns:wps="http://schemas.microsoft.com/office/word/2010/wordprocessingShape" mc:Ignorable="w14 w15 w16se wp14">
   <w:body>
     <w:p>
       <w:pPr>
         <w:pStyle w:val="ac"/>
       </w:pPr>
-      <w:bookmarkStart w:id="0" w:name="_GoBack"/>
-      <w:bookmarkEnd w:id="0"/>
     </w:p>
     <w:p>
       <w:pPr>
@@ -3084,10 +3082,7 @@
               <w:t xml:space="preserve">для </w:t>
             </w:r>
             <w:r>
-              <w:t>разработки и отладки пр</w:t>
-            </w:r>
-            <w:r>
-              <w:t>о</w:t>
+              <w:t>разработки и отладки про</w:t>
             </w:r>
             <w:r>
               <w:t>грамм</w:t>
@@ -3278,10 +3273,7 @@
               <w:t>в интегрированной среде разработки приложений</w:t>
             </w:r>
             <w:r>
-              <w:t xml:space="preserve"> с использованием объектно-ориентированного подх</w:t>
-            </w:r>
-            <w:r>
-              <w:t>о</w:t>
+              <w:t xml:space="preserve"> с использованием объектно-ориентированного подхо</w:t>
             </w:r>
             <w:r>
               <w:t>да</w:t>
@@ -3831,7 +3823,14 @@
               <w:rPr>
                 <w:bCs/>
               </w:rPr>
-              <w:t>Владеть: практическими навыками использования современных информационных технологий разработки и отладки программного кода в области профессиональной деятельности</w:t>
+              <w:t xml:space="preserve">Владеть: практическими навыками использования современных информационных технологий разработки и отладки </w:t>
+            </w:r>
+            <w:r>
+              <w:rPr>
+                <w:bCs/>
+              </w:rPr>
+              <w:lastRenderedPageBreak/>
+              <w:t>программного кода в области профессиональной деятельности</w:t>
             </w:r>
           </w:p>
         </w:tc>
@@ -3919,6 +3918,7 @@
                 <w:sz w:val="24"/>
                 <w:szCs w:val="24"/>
               </w:rPr>
+              <w:lastRenderedPageBreak/>
               <w:t>ПК-</w:t>
             </w:r>
             <w:r>
@@ -4982,6 +4982,7 @@
           <w:szCs w:val="28"/>
           <w:lang w:val="ru-RU"/>
         </w:rPr>
+        <w:lastRenderedPageBreak/>
         <w:t>Структура и содержание дисциплины</w:t>
       </w:r>
     </w:p>
@@ -8939,7 +8940,15 @@
                 <w:sz w:val="24"/>
                 <w:szCs w:val="24"/>
               </w:rPr>
-              <w:t xml:space="preserve"> лабораторн</w:t>
+              <w:t xml:space="preserve"> </w:t>
+            </w:r>
+            <w:r>
+              <w:rPr>
+                <w:sz w:val="24"/>
+                <w:szCs w:val="24"/>
+              </w:rPr>
+              <w:lastRenderedPageBreak/>
+              <w:t>лабораторн</w:t>
             </w:r>
             <w:r>
               <w:rPr>
@@ -8997,6 +9006,7 @@
                 <w:sz w:val="24"/>
                 <w:szCs w:val="24"/>
               </w:rPr>
+              <w:lastRenderedPageBreak/>
               <w:t>8</w:t>
             </w:r>
           </w:p>
@@ -10254,6 +10264,7 @@
           <w:sz w:val="28"/>
           <w:szCs w:val="28"/>
         </w:rPr>
+        <w:lastRenderedPageBreak/>
         <w:t xml:space="preserve"> </w:t>
       </w:r>
       <w:r>
@@ -10405,25 +10416,7 @@
                 <w:sz w:val="24"/>
                 <w:szCs w:val="24"/>
               </w:rPr>
-              <w:t>дисци</w:t>
-            </w:r>
-            <w:r>
-              <w:rPr>
-                <w:b/>
-                <w:color w:val="000000"/>
-                <w:sz w:val="24"/>
-                <w:szCs w:val="24"/>
-              </w:rPr>
-              <w:t>п</w:t>
-            </w:r>
-            <w:r>
-              <w:rPr>
-                <w:b/>
-                <w:color w:val="000000"/>
-                <w:sz w:val="24"/>
-                <w:szCs w:val="24"/>
-              </w:rPr>
-              <w:t>лины</w:t>
+              <w:t>дисциплины</w:t>
             </w:r>
           </w:p>
         </w:tc>
@@ -13109,6 +13102,7 @@
                 <w:sz w:val="24"/>
                 <w:szCs w:val="24"/>
               </w:rPr>
+              <w:lastRenderedPageBreak/>
               <w:t>ПК-</w:t>
             </w:r>
             <w:r>
@@ -13373,6 +13367,7 @@
                 <w:sz w:val="24"/>
                 <w:szCs w:val="24"/>
               </w:rPr>
+              <w:lastRenderedPageBreak/>
               <w:t>1,2</w:t>
             </w:r>
           </w:p>
@@ -13454,7 +13449,15 @@
                 <w:sz w:val="24"/>
                 <w:szCs w:val="24"/>
               </w:rPr>
-              <w:t>ащита лабораторной работы</w:t>
+              <w:t xml:space="preserve">ащита </w:t>
+            </w:r>
+            <w:r>
+              <w:rPr>
+                <w:sz w:val="24"/>
+                <w:szCs w:val="24"/>
+              </w:rPr>
+              <w:lastRenderedPageBreak/>
+              <w:t>лабораторной работы</w:t>
             </w:r>
             <w:r>
               <w:rPr>
@@ -13489,6 +13492,7 @@
                 <w:sz w:val="24"/>
                 <w:szCs w:val="24"/>
               </w:rPr>
+              <w:lastRenderedPageBreak/>
               <w:t>7</w:t>
             </w:r>
           </w:p>
@@ -14552,12 +14556,6 @@
         <w:gridCol w:w="1269"/>
       </w:tblGrid>
       <w:tr>
-        <w:tblPrEx>
-          <w:tblCellMar>
-            <w:top w:w="0" w:type="dxa"/>
-            <w:bottom w:w="0" w:type="dxa"/>
-          </w:tblCellMar>
-        </w:tblPrEx>
         <w:tc>
           <w:tcPr>
             <w:tcW w:w="343" w:type="pct"/>
@@ -14600,21 +14598,7 @@
                 <w:b/>
                 <w:color w:val="000000"/>
               </w:rPr>
-              <w:t>№ раздела дисци</w:t>
-            </w:r>
-            <w:r>
-              <w:rPr>
-                <w:b/>
-                <w:color w:val="000000"/>
-              </w:rPr>
-              <w:t>п</w:t>
-            </w:r>
-            <w:r>
-              <w:rPr>
-                <w:b/>
-                <w:color w:val="000000"/>
-              </w:rPr>
-              <w:t>лины</w:t>
+              <w:t>№ раздела дисциплины</w:t>
             </w:r>
           </w:p>
         </w:tc>
@@ -14668,12 +14652,6 @@
         </w:tc>
       </w:tr>
       <w:tr>
-        <w:tblPrEx>
-          <w:tblCellMar>
-            <w:top w:w="0" w:type="dxa"/>
-            <w:bottom w:w="0" w:type="dxa"/>
-          </w:tblCellMar>
-        </w:tblPrEx>
         <w:trPr>
           <w:trHeight w:val="532"/>
         </w:trPr>
@@ -14929,12 +14907,6 @@
         </w:tc>
       </w:tr>
       <w:tr>
-        <w:tblPrEx>
-          <w:tblCellMar>
-            <w:top w:w="0" w:type="dxa"/>
-            <w:bottom w:w="0" w:type="dxa"/>
-          </w:tblCellMar>
-        </w:tblPrEx>
         <w:tc>
           <w:tcPr>
             <w:tcW w:w="343" w:type="pct"/>
@@ -15116,12 +15088,6 @@
         </w:tc>
       </w:tr>
       <w:tr>
-        <w:tblPrEx>
-          <w:tblCellMar>
-            <w:top w:w="0" w:type="dxa"/>
-            <w:bottom w:w="0" w:type="dxa"/>
-          </w:tblCellMar>
-        </w:tblPrEx>
         <w:trPr>
           <w:trHeight w:val="185"/>
         </w:trPr>
@@ -15396,12 +15362,6 @@
         </w:tc>
       </w:tr>
       <w:tr>
-        <w:tblPrEx>
-          <w:tblCellMar>
-            <w:top w:w="0" w:type="dxa"/>
-            <w:bottom w:w="0" w:type="dxa"/>
-          </w:tblCellMar>
-        </w:tblPrEx>
         <w:trPr>
           <w:trHeight w:val="185"/>
         </w:trPr>
@@ -15564,12 +15524,6 @@
         </w:tc>
       </w:tr>
       <w:tr>
-        <w:tblPrEx>
-          <w:tblCellMar>
-            <w:top w:w="0" w:type="dxa"/>
-            <w:bottom w:w="0" w:type="dxa"/>
-          </w:tblCellMar>
-        </w:tblPrEx>
         <w:trPr>
           <w:trHeight w:val="185"/>
         </w:trPr>
@@ -15790,6 +15744,7 @@
                 <w:sz w:val="24"/>
                 <w:szCs w:val="24"/>
               </w:rPr>
+              <w:lastRenderedPageBreak/>
               <w:t>Паттерн MVC</w:t>
             </w:r>
             <w:r>
@@ -15818,18 +15773,13 @@
               <w:rPr>
                 <w:bCs/>
               </w:rPr>
+              <w:lastRenderedPageBreak/>
               <w:t>4</w:t>
             </w:r>
           </w:p>
         </w:tc>
       </w:tr>
       <w:tr>
-        <w:tblPrEx>
-          <w:tblCellMar>
-            <w:top w:w="0" w:type="dxa"/>
-            <w:bottom w:w="0" w:type="dxa"/>
-          </w:tblCellMar>
-        </w:tblPrEx>
         <w:trPr>
           <w:trHeight w:val="185"/>
         </w:trPr>
@@ -15849,6 +15799,7 @@
               <w:rPr>
                 <w:color w:val="000000"/>
               </w:rPr>
+              <w:lastRenderedPageBreak/>
               <w:t>6</w:t>
             </w:r>
           </w:p>
@@ -16063,12 +16014,6 @@
         </w:tc>
       </w:tr>
       <w:tr>
-        <w:tblPrEx>
-          <w:tblCellMar>
-            <w:top w:w="0" w:type="dxa"/>
-            <w:bottom w:w="0" w:type="dxa"/>
-          </w:tblCellMar>
-        </w:tblPrEx>
         <w:trPr>
           <w:trHeight w:val="185"/>
         </w:trPr>
@@ -16356,12 +16301,6 @@
         </w:tc>
       </w:tr>
       <w:tr>
-        <w:tblPrEx>
-          <w:tblCellMar>
-            <w:top w:w="0" w:type="dxa"/>
-            <w:bottom w:w="0" w:type="dxa"/>
-          </w:tblCellMar>
-        </w:tblPrEx>
         <w:trPr>
           <w:trHeight w:val="185"/>
         </w:trPr>
@@ -16421,36 +16360,71 @@
               <w:rPr>
                 <w:sz w:val="24"/>
                 <w:szCs w:val="24"/>
+              </w:rPr>
+            </w:pPr>
+            <w:r>
+              <w:rPr>
+                <w:sz w:val="24"/>
+                <w:szCs w:val="24"/>
+              </w:rPr>
+              <w:t>Чистая архитектура</w:t>
+            </w:r>
+            <w:r>
+              <w:rPr>
+                <w:sz w:val="24"/>
+                <w:szCs w:val="24"/>
+              </w:rPr>
+              <w:t>. Слои приложения. Слой бизнес-логик</w:t>
+            </w:r>
+            <w:r>
+              <w:rPr>
+                <w:sz w:val="24"/>
+                <w:szCs w:val="24"/>
+              </w:rPr>
+              <w:t>и</w:t>
+            </w:r>
+            <w:r>
+              <w:rPr>
+                <w:sz w:val="24"/>
+                <w:szCs w:val="24"/>
+              </w:rPr>
+              <w:t xml:space="preserve">. Слой сценариев. Слой контроллеров. Слой инфраструктуры. Автоматизация доставки и развертывания, </w:t>
+            </w:r>
+            <w:r>
+              <w:rPr>
+                <w:sz w:val="24"/>
+                <w:szCs w:val="24"/>
                 <w:lang w:val="en-US"/>
               </w:rPr>
-            </w:pPr>
-            <w:r>
-              <w:rPr>
-                <w:sz w:val="24"/>
-                <w:szCs w:val="24"/>
-              </w:rPr>
-              <w:t>Чистая архитектура</w:t>
-            </w:r>
-            <w:r>
-              <w:rPr>
-                <w:sz w:val="24"/>
-                <w:szCs w:val="24"/>
-              </w:rPr>
-              <w:t>. Слои приложения. Слой бизнес-логик</w:t>
-            </w:r>
-            <w:r>
-              <w:rPr>
-                <w:sz w:val="24"/>
-                <w:szCs w:val="24"/>
-              </w:rPr>
-              <w:t>и</w:t>
-            </w:r>
-            <w:r>
-              <w:rPr>
-                <w:sz w:val="24"/>
-                <w:szCs w:val="24"/>
-              </w:rPr>
-              <w:t xml:space="preserve">. Слой сценариев. Слой контроллеров. Слой инфраструктуры. Автоматизация доставки и развертывания, </w:t>
+              <w:t>Docker</w:t>
+            </w:r>
+            <w:r>
+              <w:rPr>
+                <w:sz w:val="24"/>
+                <w:szCs w:val="24"/>
+              </w:rPr>
+              <w:t>.</w:t>
+            </w:r>
+            <w:r>
+              <w:rPr>
+                <w:sz w:val="24"/>
+                <w:szCs w:val="24"/>
+              </w:rPr>
+              <w:t xml:space="preserve"> Миграции.</w:t>
+            </w:r>
+            <w:r>
+              <w:rPr>
+                <w:sz w:val="24"/>
+                <w:szCs w:val="24"/>
+              </w:rPr>
+              <w:t xml:space="preserve"> </w:t>
+            </w:r>
+            <w:r>
+              <w:rPr>
+                <w:sz w:val="24"/>
+                <w:szCs w:val="24"/>
+              </w:rPr>
+              <w:t xml:space="preserve">Инструменты проверки работы </w:t>
             </w:r>
             <w:r>
               <w:rPr>
@@ -16458,7 +16432,29 @@
                 <w:szCs w:val="24"/>
                 <w:lang w:val="en-US"/>
               </w:rPr>
-              <w:t>Docker</w:t>
+              <w:t>API</w:t>
+            </w:r>
+            <w:r>
+              <w:rPr>
+                <w:sz w:val="24"/>
+                <w:szCs w:val="24"/>
+              </w:rPr>
+              <w:t>,</w:t>
+            </w:r>
+            <w:r>
+              <w:rPr>
+                <w:sz w:val="24"/>
+                <w:szCs w:val="24"/>
+              </w:rPr>
+              <w:t xml:space="preserve"> </w:t>
+            </w:r>
+            <w:r>
+              <w:rPr>
+                <w:sz w:val="24"/>
+                <w:szCs w:val="24"/>
+                <w:lang w:val="en-US"/>
+              </w:rPr>
+              <w:t>Swagger</w:t>
             </w:r>
             <w:r>
               <w:rPr>
@@ -16466,51 +16462,6 @@
                 <w:szCs w:val="24"/>
               </w:rPr>
               <w:t>.</w:t>
-            </w:r>
-            <w:r>
-              <w:rPr>
-                <w:sz w:val="24"/>
-                <w:szCs w:val="24"/>
-              </w:rPr>
-              <w:t xml:space="preserve"> Миграции.</w:t>
-            </w:r>
-            <w:r>
-              <w:rPr>
-                <w:sz w:val="24"/>
-                <w:szCs w:val="24"/>
-                <w:lang w:val="en-US"/>
-              </w:rPr>
-              <w:t xml:space="preserve"> </w:t>
-            </w:r>
-            <w:r>
-              <w:rPr>
-                <w:sz w:val="24"/>
-                <w:szCs w:val="24"/>
-              </w:rPr>
-              <w:t xml:space="preserve">Инструменты проверки работы </w:t>
-            </w:r>
-            <w:r>
-              <w:rPr>
-                <w:sz w:val="24"/>
-                <w:szCs w:val="24"/>
-                <w:lang w:val="en-US"/>
-              </w:rPr>
-              <w:t>API,</w:t>
-            </w:r>
-            <w:r>
-              <w:rPr>
-                <w:sz w:val="24"/>
-                <w:szCs w:val="24"/>
-              </w:rPr>
-              <w:t xml:space="preserve"> </w:t>
-            </w:r>
-            <w:r>
-              <w:rPr>
-                <w:sz w:val="24"/>
-                <w:szCs w:val="24"/>
-                <w:lang w:val="en-US"/>
-              </w:rPr>
-              <w:t>Swagger.</w:t>
             </w:r>
           </w:p>
         </w:tc>
@@ -16537,12 +16488,6 @@
         </w:tc>
       </w:tr>
       <w:tr>
-        <w:tblPrEx>
-          <w:tblCellMar>
-            <w:top w:w="0" w:type="dxa"/>
-            <w:bottom w:w="0" w:type="dxa"/>
-          </w:tblCellMar>
-        </w:tblPrEx>
         <w:tc>
           <w:tcPr>
             <w:tcW w:w="343" w:type="pct"/>
@@ -16673,12 +16618,6 @@
         <w:gridCol w:w="1269"/>
       </w:tblGrid>
       <w:tr>
-        <w:tblPrEx>
-          <w:tblCellMar>
-            <w:top w:w="0" w:type="dxa"/>
-            <w:bottom w:w="0" w:type="dxa"/>
-          </w:tblCellMar>
-        </w:tblPrEx>
         <w:tc>
           <w:tcPr>
             <w:tcW w:w="354" w:type="pct"/>
@@ -16721,21 +16660,7 @@
                 <w:b/>
                 <w:color w:val="000000"/>
               </w:rPr>
-              <w:t>№ раздела дисци</w:t>
-            </w:r>
-            <w:r>
-              <w:rPr>
-                <w:b/>
-                <w:color w:val="000000"/>
-              </w:rPr>
-              <w:t>п</w:t>
-            </w:r>
-            <w:r>
-              <w:rPr>
-                <w:b/>
-                <w:color w:val="000000"/>
-              </w:rPr>
-              <w:t>лины</w:t>
+              <w:t>№ раздела дисциплины</w:t>
             </w:r>
           </w:p>
         </w:tc>
@@ -16789,12 +16714,6 @@
         </w:tc>
       </w:tr>
       <w:tr>
-        <w:tblPrEx>
-          <w:tblCellMar>
-            <w:top w:w="0" w:type="dxa"/>
-            <w:bottom w:w="0" w:type="dxa"/>
-          </w:tblCellMar>
-        </w:tblPrEx>
         <w:tc>
           <w:tcPr>
             <w:tcW w:w="354" w:type="pct"/>
@@ -16884,12 +16803,6 @@
         </w:tc>
       </w:tr>
       <w:tr>
-        <w:tblPrEx>
-          <w:tblCellMar>
-            <w:top w:w="0" w:type="dxa"/>
-            <w:bottom w:w="0" w:type="dxa"/>
-          </w:tblCellMar>
-        </w:tblPrEx>
         <w:tc>
           <w:tcPr>
             <w:tcW w:w="354" w:type="pct"/>
@@ -16992,12 +16905,6 @@
         </w:tc>
       </w:tr>
       <w:tr>
-        <w:tblPrEx>
-          <w:tblCellMar>
-            <w:top w:w="0" w:type="dxa"/>
-            <w:bottom w:w="0" w:type="dxa"/>
-          </w:tblCellMar>
-        </w:tblPrEx>
         <w:trPr>
           <w:trHeight w:val="185"/>
         </w:trPr>
@@ -17096,12 +17003,6 @@
         </w:tc>
       </w:tr>
       <w:tr>
-        <w:tblPrEx>
-          <w:tblCellMar>
-            <w:top w:w="0" w:type="dxa"/>
-            <w:bottom w:w="0" w:type="dxa"/>
-          </w:tblCellMar>
-        </w:tblPrEx>
         <w:trPr>
           <w:trHeight w:val="185"/>
         </w:trPr>
@@ -17213,12 +17114,6 @@
         </w:tc>
       </w:tr>
       <w:tr>
-        <w:tblPrEx>
-          <w:tblCellMar>
-            <w:top w:w="0" w:type="dxa"/>
-            <w:bottom w:w="0" w:type="dxa"/>
-          </w:tblCellMar>
-        </w:tblPrEx>
         <w:tc>
           <w:tcPr>
             <w:tcW w:w="354" w:type="pct"/>
@@ -17302,12 +17197,6 @@
         </w:tc>
       </w:tr>
       <w:tr>
-        <w:tblPrEx>
-          <w:tblCellMar>
-            <w:top w:w="0" w:type="dxa"/>
-            <w:bottom w:w="0" w:type="dxa"/>
-          </w:tblCellMar>
-        </w:tblPrEx>
         <w:tc>
           <w:tcPr>
             <w:tcW w:w="354" w:type="pct"/>
@@ -17394,12 +17283,6 @@
         </w:tc>
       </w:tr>
       <w:tr>
-        <w:tblPrEx>
-          <w:tblCellMar>
-            <w:top w:w="0" w:type="dxa"/>
-            <w:bottom w:w="0" w:type="dxa"/>
-          </w:tblCellMar>
-        </w:tblPrEx>
         <w:trPr>
           <w:trHeight w:val="185"/>
         </w:trPr>
@@ -17488,12 +17371,6 @@
         </w:tc>
       </w:tr>
       <w:tr>
-        <w:tblPrEx>
-          <w:tblCellMar>
-            <w:top w:w="0" w:type="dxa"/>
-            <w:bottom w:w="0" w:type="dxa"/>
-          </w:tblCellMar>
-        </w:tblPrEx>
         <w:trPr>
           <w:trHeight w:val="185"/>
         </w:trPr>
@@ -17607,12 +17484,6 @@
         </w:tc>
       </w:tr>
       <w:tr>
-        <w:tblPrEx>
-          <w:tblCellMar>
-            <w:top w:w="0" w:type="dxa"/>
-            <w:bottom w:w="0" w:type="dxa"/>
-          </w:tblCellMar>
-        </w:tblPrEx>
         <w:tc>
           <w:tcPr>
             <w:tcW w:w="354" w:type="pct"/>
@@ -17744,12 +17615,6 @@
         <w:gridCol w:w="1269"/>
       </w:tblGrid>
       <w:tr>
-        <w:tblPrEx>
-          <w:tblCellMar>
-            <w:top w:w="0" w:type="dxa"/>
-            <w:bottom w:w="0" w:type="dxa"/>
-          </w:tblCellMar>
-        </w:tblPrEx>
         <w:tc>
           <w:tcPr>
             <w:tcW w:w="354" w:type="pct"/>
@@ -17788,21 +17653,7 @@
                 <w:b/>
                 <w:color w:val="000000"/>
               </w:rPr>
-              <w:t>№ раздела дисци</w:t>
-            </w:r>
-            <w:r>
-              <w:rPr>
-                <w:b/>
-                <w:color w:val="000000"/>
-              </w:rPr>
-              <w:t>п</w:t>
-            </w:r>
-            <w:r>
-              <w:rPr>
-                <w:b/>
-                <w:color w:val="000000"/>
-              </w:rPr>
-              <w:t>лины</w:t>
+              <w:t>№ раздела дисциплины</w:t>
             </w:r>
           </w:p>
         </w:tc>
@@ -17854,12 +17705,6 @@
         </w:tc>
       </w:tr>
       <w:tr>
-        <w:tblPrEx>
-          <w:tblCellMar>
-            <w:top w:w="0" w:type="dxa"/>
-            <w:bottom w:w="0" w:type="dxa"/>
-          </w:tblCellMar>
-        </w:tblPrEx>
         <w:tc>
           <w:tcPr>
             <w:tcW w:w="354" w:type="pct"/>
@@ -17950,12 +17795,6 @@
         </w:tc>
       </w:tr>
       <w:tr>
-        <w:tblPrEx>
-          <w:tblCellMar>
-            <w:top w:w="0" w:type="dxa"/>
-            <w:bottom w:w="0" w:type="dxa"/>
-          </w:tblCellMar>
-        </w:tblPrEx>
         <w:tc>
           <w:tcPr>
             <w:tcW w:w="354" w:type="pct"/>
@@ -18053,12 +17892,6 @@
         </w:tc>
       </w:tr>
       <w:tr>
-        <w:tblPrEx>
-          <w:tblCellMar>
-            <w:top w:w="0" w:type="dxa"/>
-            <w:bottom w:w="0" w:type="dxa"/>
-          </w:tblCellMar>
-        </w:tblPrEx>
         <w:trPr>
           <w:trHeight w:val="185"/>
         </w:trPr>
@@ -18152,12 +17985,6 @@
         </w:tc>
       </w:tr>
       <w:tr>
-        <w:tblPrEx>
-          <w:tblCellMar>
-            <w:top w:w="0" w:type="dxa"/>
-            <w:bottom w:w="0" w:type="dxa"/>
-          </w:tblCellMar>
-        </w:tblPrEx>
         <w:trPr>
           <w:trHeight w:val="185"/>
         </w:trPr>
@@ -18270,12 +18097,6 @@
         </w:tc>
       </w:tr>
       <w:tr>
-        <w:tblPrEx>
-          <w:tblCellMar>
-            <w:top w:w="0" w:type="dxa"/>
-            <w:bottom w:w="0" w:type="dxa"/>
-          </w:tblCellMar>
-        </w:tblPrEx>
         <w:trPr>
           <w:trHeight w:val="185"/>
         </w:trPr>
@@ -18369,12 +18190,6 @@
         </w:tc>
       </w:tr>
       <w:tr>
-        <w:tblPrEx>
-          <w:tblCellMar>
-            <w:top w:w="0" w:type="dxa"/>
-            <w:bottom w:w="0" w:type="dxa"/>
-          </w:tblCellMar>
-        </w:tblPrEx>
         <w:trPr>
           <w:trHeight w:val="185"/>
         </w:trPr>
@@ -18470,12 +18285,6 @@
         </w:tc>
       </w:tr>
       <w:tr>
-        <w:tblPrEx>
-          <w:tblCellMar>
-            <w:top w:w="0" w:type="dxa"/>
-            <w:bottom w:w="0" w:type="dxa"/>
-          </w:tblCellMar>
-        </w:tblPrEx>
         <w:trPr>
           <w:trHeight w:val="185"/>
         </w:trPr>
@@ -18570,12 +18379,6 @@
         </w:tc>
       </w:tr>
       <w:tr>
-        <w:tblPrEx>
-          <w:tblCellMar>
-            <w:top w:w="0" w:type="dxa"/>
-            <w:bottom w:w="0" w:type="dxa"/>
-          </w:tblCellMar>
-        </w:tblPrEx>
         <w:trPr>
           <w:trHeight w:val="185"/>
         </w:trPr>
@@ -18695,12 +18498,6 @@
         </w:tc>
       </w:tr>
       <w:tr>
-        <w:tblPrEx>
-          <w:tblCellMar>
-            <w:top w:w="0" w:type="dxa"/>
-            <w:bottom w:w="0" w:type="dxa"/>
-          </w:tblCellMar>
-        </w:tblPrEx>
         <w:tc>
           <w:tcPr>
             <w:tcW w:w="354" w:type="pct"/>
@@ -19217,27 +19014,7 @@
           <w:szCs w:val="28"/>
           <w:lang w:val="ru-RU"/>
         </w:rPr>
-        <w:t>Учебно-методическое и информационное обеспечение дисципл</w:t>
-      </w:r>
-      <w:r>
-        <w:rPr>
-          <w:b/>
-          <w:color w:val="auto"/>
-          <w:sz w:val="28"/>
-          <w:szCs w:val="28"/>
-          <w:lang w:val="ru-RU"/>
-        </w:rPr>
-        <w:t>и</w:t>
-      </w:r>
-      <w:r>
-        <w:rPr>
-          <w:b/>
-          <w:color w:val="auto"/>
-          <w:sz w:val="28"/>
-          <w:szCs w:val="28"/>
-          <w:lang w:val="ru-RU"/>
-        </w:rPr>
-        <w:t>ны:</w:t>
+        <w:t>Учебно-методическое и информационное обеспечение дисциплины:</w:t>
       </w:r>
     </w:p>
     <w:p>
@@ -19408,7 +19185,16 @@
           <w:szCs w:val="28"/>
           <w:lang w:val="ru-RU"/>
         </w:rPr>
-        <w:t>4. Букунов, С. В. Объектно ориентированное программирование на языке Python : учебное пособие / С. В. Букунов, О. В. Букунова. — Санкт-Петербург : Санкт-Петербургский государственный архитектурно-строительный университет, ЭБС АСВ, 2020. — 119 c. — ISBN 978-5-9227-1128-9. — Текст : электронный // Цифровой образовательный ресурс IPR SMART : [сайт]. — URL: https:/</w:t>
+        <w:t>4. Букунов, С. В. Объектно ориентированное программирование на языке Python : учебное пособие / С. В. Букунов, О. В. Букунова. — Санкт-Петербург : Санкт-Петербургский государственный архитектурно-строительный университет, ЭБС АСВ, 2020. — 119 c. — ISBN 978-5-9227-</w:t>
+      </w:r>
+      <w:r>
+        <w:rPr>
+          <w:sz w:val="28"/>
+          <w:szCs w:val="28"/>
+          <w:lang w:val="ru-RU"/>
+        </w:rPr>
+        <w:lastRenderedPageBreak/>
+        <w:t>1128-9. — Текст : электронный // Цифровой образовательный ресурс IPR SMART : [сайт]. — URL: https:/</w:t>
       </w:r>
       <w:r>
         <w:rPr>
@@ -19683,23 +19469,7 @@
           <w:szCs w:val="28"/>
           <w:lang w:val="ru-RU"/>
         </w:rPr>
-        <w:t>Методические указания к выполнению лабораторных работ по курсу «Объектно-ориентированное программирование»: учеб.-метод. пособие для студ., обуч. по напр. 01.03.04 «Прикладная мат</w:t>
-      </w:r>
-      <w:r>
-        <w:rPr>
-          <w:sz w:val="28"/>
-          <w:szCs w:val="28"/>
-          <w:lang w:val="ru-RU"/>
-        </w:rPr>
-        <w:t>е</w:t>
-      </w:r>
-      <w:r>
-        <w:rPr>
-          <w:sz w:val="28"/>
-          <w:szCs w:val="28"/>
-          <w:lang w:val="ru-RU"/>
-        </w:rPr>
-        <w:t>матика» / сост. Д. Г. Нефедов – Ижевск, 2019. – 61 с. – Рег. номер 085/МиЕН</w:t>
+        <w:t>Методические указания к выполнению лабораторных работ по курсу «Объектно-ориентированное программирование»: учеб.-метод. пособие для студ., обуч. по напр. 01.03.04 «Прикладная математика» / сост. Д. Г. Нефедов – Ижевск, 2019. – 61 с. – Рег. номер 085/МиЕН</w:t>
       </w:r>
       <w:r>
         <w:rPr>
@@ -19909,7 +19679,15 @@
           <w:color w:val="000000"/>
           <w:szCs w:val="28"/>
         </w:rPr>
-        <w:t>Международный индекс научного цитирования Web of Science – http://webofscience.com.</w:t>
+        <w:t xml:space="preserve">Международный индекс научного цитирования Web of Science – </w:t>
+      </w:r>
+      <w:r>
+        <w:rPr>
+          <w:color w:val="000000"/>
+          <w:szCs w:val="28"/>
+        </w:rPr>
+        <w:lastRenderedPageBreak/>
+        <w:t>http://webofscience.com.</w:t>
       </w:r>
     </w:p>
     <w:p>
@@ -21419,6 +21197,7 @@
         <w:rPr>
           <w:szCs w:val="28"/>
         </w:rPr>
+        <w:lastRenderedPageBreak/>
         <w:t>УТВЕРЖДАЮ</w:t>
       </w:r>
     </w:p>
@@ -21567,7 +21346,7 @@
           <w:szCs w:val="28"/>
         </w:rPr>
       </w:pPr>
-      <w:bookmarkStart w:id="1" w:name="_Toc535400362"/>
+      <w:bookmarkStart w:id="0" w:name="_Toc535400362"/>
       <w:r>
         <w:rPr>
           <w:b/>
@@ -21577,7 +21356,7 @@
         </w:rPr>
         <w:t>Дополнения и изменения к рабочей программе дисциплины (модуля)</w:t>
       </w:r>
-      <w:bookmarkEnd w:id="1"/>
+      <w:bookmarkEnd w:id="0"/>
     </w:p>
     <w:p>
       <w:pPr>
@@ -22092,6 +21871,7 @@
           <w:b/>
           <w:szCs w:val="28"/>
         </w:rPr>
+        <w:lastRenderedPageBreak/>
         <w:t>Приложение</w:t>
       </w:r>
       <w:r>
@@ -22707,6 +22487,15 @@
           <w:szCs w:val="28"/>
         </w:rPr>
         <w:br w:type="page"/>
+      </w:r>
+      <w:r>
+        <w:rPr>
+          <w:b/>
+          <w:bCs/>
+          <w:color w:val="000000"/>
+          <w:szCs w:val="28"/>
+        </w:rPr>
+        <w:lastRenderedPageBreak/>
         <w:t>Оценочные средства</w:t>
       </w:r>
     </w:p>
@@ -22755,19 +22544,7 @@
         <w:rPr>
           <w:szCs w:val="28"/>
         </w:rPr>
-        <w:t>Оценочные средства соотнесены с результатами обучения по дисциплине и индик</w:t>
-      </w:r>
-      <w:r>
-        <w:rPr>
-          <w:szCs w:val="28"/>
-        </w:rPr>
-        <w:t>а</w:t>
-      </w:r>
-      <w:r>
-        <w:rPr>
-          <w:szCs w:val="28"/>
-        </w:rPr>
-        <w:t xml:space="preserve">торами достижения </w:t>
+        <w:t xml:space="preserve">Оценочные средства соотнесены с результатами обучения по дисциплине и индикаторами достижения </w:t>
       </w:r>
       <w:r>
         <w:rPr>
@@ -23257,13 +23034,7 @@
               <w:t xml:space="preserve">У2: </w:t>
             </w:r>
             <w:r>
-              <w:t>использовать среды программирования для разработки и отладки пр</w:t>
-            </w:r>
-            <w:r>
-              <w:t>о</w:t>
-            </w:r>
-            <w:r>
-              <w:t>грамм</w:t>
+              <w:t>использовать среды программирования для разработки и отладки программ</w:t>
             </w:r>
           </w:p>
         </w:tc>
@@ -23402,13 +23173,7 @@
               <w:t xml:space="preserve"> </w:t>
             </w:r>
             <w:r>
-              <w:t>программирование в интегрированной среде разработки приложений с использованием объектно-ориентированного подх</w:t>
-            </w:r>
-            <w:r>
-              <w:t>о</w:t>
-            </w:r>
-            <w:r>
-              <w:t>да</w:t>
+              <w:t>программирование в интегрированной среде разработки приложений с использованием объектно-ориентированного подхода</w:t>
             </w:r>
           </w:p>
         </w:tc>
@@ -23696,13 +23461,7 @@
               <w:jc w:val="left"/>
             </w:pPr>
             <w:r>
-              <w:t>У2: использовать среды программирования для разработки и отладки пр</w:t>
-            </w:r>
-            <w:r>
-              <w:t>о</w:t>
-            </w:r>
-            <w:r>
-              <w:t>грамм</w:t>
+              <w:t>У2: использовать среды программирования для разработки и отладки программ</w:t>
             </w:r>
           </w:p>
         </w:tc>
@@ -23769,6 +23528,7 @@
                 <w:szCs w:val="24"/>
                 <w:lang w:val="en-US"/>
               </w:rPr>
+              <w:lastRenderedPageBreak/>
               <w:t>6</w:t>
             </w:r>
           </w:p>
@@ -23831,13 +23591,7 @@
               <w:t xml:space="preserve"> </w:t>
             </w:r>
             <w:r>
-              <w:t>программирование в интегрированной среде разработки приложений с использованием объектно-ориентированного подх</w:t>
-            </w:r>
-            <w:r>
-              <w:t>о</w:t>
-            </w:r>
-            <w:r>
-              <w:t>да</w:t>
+              <w:t>программирование в интегрированной среде разработки приложений с использованием объектно-ориентированного подхода</w:t>
             </w:r>
           </w:p>
         </w:tc>
@@ -24121,13 +23875,7 @@
               <w:jc w:val="left"/>
             </w:pPr>
             <w:r>
-              <w:t>У2: использовать среды программирования для разработки и отладки пр</w:t>
-            </w:r>
-            <w:r>
-              <w:t>о</w:t>
-            </w:r>
-            <w:r>
-              <w:t>грамм</w:t>
+              <w:t>У2: использовать среды программирования для разработки и отладки программ</w:t>
             </w:r>
           </w:p>
         </w:tc>
@@ -24254,13 +24002,7 @@
               <w:t xml:space="preserve"> </w:t>
             </w:r>
             <w:r>
-              <w:t>программирование в интегрированной среде разработки приложений с использованием объектно-ориентированного подх</w:t>
-            </w:r>
-            <w:r>
-              <w:t>о</w:t>
-            </w:r>
-            <w:r>
-              <w:t>да</w:t>
+              <w:t>программирование в интегрированной среде разработки приложений с использованием объектно-ориентированного подхода</w:t>
             </w:r>
           </w:p>
         </w:tc>
@@ -24334,6 +24076,7 @@
           <w:i/>
           <w:szCs w:val="28"/>
         </w:rPr>
+        <w:lastRenderedPageBreak/>
         <w:t>Типовые задания для оценивания формирования компетенций</w:t>
       </w:r>
     </w:p>
@@ -25608,6 +25351,7 @@
         <w:rPr>
           <w:szCs w:val="28"/>
         </w:rPr>
+        <w:lastRenderedPageBreak/>
         <w:t xml:space="preserve">Алгоритмы решения </w:t>
       </w:r>
       <w:r>
@@ -26345,7 +26089,7 @@
                   <v:path o:extrusionok="f" gradientshapeok="t" o:connecttype="rect"/>
                   <o:lock v:ext="edit" aspectratio="t"/>
                 </v:shapetype>
-                <v:shape id="_x0000_i1025" type="#_x0000_t75" style="width:81.8pt;height:18.7pt" equationxml="&lt;?xml version=&quot;1.0&quot; encoding=&quot;UTF-8&quot; standalone=&quot;yes&quot;?&gt;&#10;&lt;?mso-application progid=&quot;Word.Document&quot;?&gt;&#10;&lt;w:wordDocument xmlns:aml=&quot;http://schemas.microsoft.com/aml/2001/core&quot; xmlns:wpc=&quot;http://schemas.microsoft.com/office/word/2010/wordprocessingCanvas&quot; xmlns:dt=&quot;uuid:C2F41010-65B3-11d1-A29F-00AA00C14882&quot; xmlns:mc=&quot;http://schemas.openxmlformats.org/markup-compatibility/2006&quot; xmlns:o=&quot;urn:schemas-microsoft-com:office:office&quot; xmlns:m=&quot;http://schemas.openxmlformats.org/officeDocument/2006/math&quot; xmlns:v=&quot;urn:schemas-microsoft-com:vml&quot; xmlns:w10=&quot;urn:schemas-microsoft-com:office:word&quot; xmlns:w=&quot;http://schemas.microsoft.com/office/word/2003/wordml&quot; xmlns:wx=&quot;http://schemas.microsoft.com/office/word/2003/auxHint&quot; xmlns:wne=&quot;http://schemas.microsoft.com/office/word/2006/wordml&quot; xmlns:wsp=&quot;http://schemas.microsoft.com/office/word/2003/wordml/sp2&quot; xmlns:sl=&quot;http://schemas.microsoft.com/schemaLibrary/2003/core&quot; w:macrosPresent=&quot;no&quot; w:embeddedObjPresent=&quot;no&quot; w:ocxPresent=&quot;no&quot; xml:space=&quot;preserve&quot;&gt;&lt;w:ignoreSubtree w:val=&quot;http://schemas.microsoft.com/office/word/2003/wordml/sp2&quot;/&gt;&lt;o:DocumentProperties&gt;&lt;o:Version&gt;15&lt;/o:Version&gt;&lt;/o:DocumentProperties&gt;&lt;w:docPr&gt;&lt;w:view w:val=&quot;print&quot;/&gt;&lt;w:zoom w:percent=&quot;100&quot;/&gt;&lt;w:doNotEmbedSystemFonts/&gt;&lt;w:activeWritingStyle w:lang=&quot;RU&quot; w:vendorID=&quot;64&quot; w:dllVersion=&quot;131078&quot; w:nlCheck=&quot;on&quot; w:optionSet=&quot;0&quot;/&gt;&lt;w:activeWritingStyle w:lang=&quot;EN-US&quot; w:vendorID=&quot;64&quot; w:dllVersion=&quot;131078&quot; w:nlCheck=&quot;on&quot; w:optionSet=&quot;1&quot;/&gt;&lt;w:defaultTabStop w:val=&quot;709&quot;/&gt;&lt;w:punctuationKerning/&gt;&lt;w:characterSpacingControl w:val=&quot;DontCompress&quot;/&gt;&lt;w:optimizeForBrowser/&gt;&lt;w:relyOnVML/&gt;&lt;w:allowPNG/&gt;&lt;w:targetScreenSz w:val=&quot;800x600&quot;/&gt;&lt;w:validateAgainstSchema/&gt;&lt;w:saveInvalidXML w:val=&quot;off&quot;/&gt;&lt;w:ignoreMixedContent w:val=&quot;off&quot;/&gt;&lt;w:alwaysShowPlaceholderText w:val=&quot;off&quot;/&gt;&lt;w:compat&gt;&lt;w:breakWrappedTables/&gt;&lt;w:snapToGridInCell/&gt;&lt;w:wrapTextWithPunct/&gt;&lt;w:useAsianBreakRules/&gt;&lt;w:dontGrowAutofit/&gt;&lt;/w:compat&gt;&lt;wsp:rsids&gt;&lt;wsp:rsidRoot wsp:val=&quot;00F17BFC&quot;/&gt;&lt;wsp:rsid wsp:val=&quot;000015FE&quot;/&gt;&lt;wsp:rsid wsp:val=&quot;000020AD&quot;/&gt;&lt;wsp:rsid wsp:val=&quot;0000523D&quot;/&gt;&lt;wsp:rsid wsp:val=&quot;000130FB&quot;/&gt;&lt;wsp:rsid wsp:val=&quot;0001367F&quot;/&gt;&lt;wsp:rsid wsp:val=&quot;000155E8&quot;/&gt;&lt;wsp:rsid wsp:val=&quot;00025215&quot;/&gt;&lt;wsp:rsid wsp:val=&quot;000253B2&quot;/&gt;&lt;wsp:rsid wsp:val=&quot;00031C8A&quot;/&gt;&lt;wsp:rsid wsp:val=&quot;000363F4&quot;/&gt;&lt;wsp:rsid wsp:val=&quot;00037091&quot;/&gt;&lt;wsp:rsid wsp:val=&quot;00053D23&quot;/&gt;&lt;wsp:rsid wsp:val=&quot;00055BF9&quot;/&gt;&lt;wsp:rsid wsp:val=&quot;00071A86&quot;/&gt;&lt;wsp:rsid wsp:val=&quot;00075412&quot;/&gt;&lt;wsp:rsid wsp:val=&quot;00082343&quot;/&gt;&lt;wsp:rsid wsp:val=&quot;00086438&quot;/&gt;&lt;wsp:rsid wsp:val=&quot;0009597F&quot;/&gt;&lt;wsp:rsid wsp:val=&quot;00096739&quot;/&gt;&lt;wsp:rsid wsp:val=&quot;0009753E&quot;/&gt;&lt;wsp:rsid wsp:val=&quot;000A5F0E&quot;/&gt;&lt;wsp:rsid wsp:val=&quot;000A76C7&quot;/&gt;&lt;wsp:rsid wsp:val=&quot;000B0199&quot;/&gt;&lt;wsp:rsid wsp:val=&quot;000C133D&quot;/&gt;&lt;wsp:rsid wsp:val=&quot;000D1709&quot;/&gt;&lt;wsp:rsid wsp:val=&quot;000F1F4B&quot;/&gt;&lt;wsp:rsid wsp:val=&quot;000F653B&quot;/&gt;&lt;wsp:rsid wsp:val=&quot;00104B0D&quot;/&gt;&lt;wsp:rsid wsp:val=&quot;00113BAD&quot;/&gt;&lt;wsp:rsid wsp:val=&quot;00121FD3&quot;/&gt;&lt;wsp:rsid wsp:val=&quot;00122098&quot;/&gt;&lt;wsp:rsid wsp:val=&quot;00126A68&quot;/&gt;&lt;wsp:rsid wsp:val=&quot;00151066&quot;/&gt;&lt;wsp:rsid wsp:val=&quot;00152BCB&quot;/&gt;&lt;wsp:rsid wsp:val=&quot;00155363&quot;/&gt;&lt;wsp:rsid wsp:val=&quot;00156CA5&quot;/&gt;&lt;wsp:rsid wsp:val=&quot;00157F33&quot;/&gt;&lt;wsp:rsid wsp:val=&quot;0016527B&quot;/&gt;&lt;wsp:rsid wsp:val=&quot;00166C15&quot;/&gt;&lt;wsp:rsid wsp:val=&quot;0017747D&quot;/&gt;&lt;wsp:rsid wsp:val=&quot;00183260&quot;/&gt;&lt;wsp:rsid wsp:val=&quot;0018679A&quot;/&gt;&lt;wsp:rsid wsp:val=&quot;00187CE8&quot;/&gt;&lt;wsp:rsid wsp:val=&quot;001A656E&quot;/&gt;&lt;wsp:rsid wsp:val=&quot;001B3255&quot;/&gt;&lt;wsp:rsid wsp:val=&quot;001B39CF&quot;/&gt;&lt;wsp:rsid wsp:val=&quot;001B78BD&quot;/&gt;&lt;wsp:rsid wsp:val=&quot;001C75D0&quot;/&gt;&lt;wsp:rsid wsp:val=&quot;001D4708&quot;/&gt;&lt;wsp:rsid wsp:val=&quot;001D7D00&quot;/&gt;&lt;wsp:rsid wsp:val=&quot;001E58CE&quot;/&gt;&lt;wsp:rsid wsp:val=&quot;001F7BCF&quot;/&gt;&lt;wsp:rsid wsp:val=&quot;002011F0&quot;/&gt;&lt;wsp:rsid wsp:val=&quot;0021089B&quot;/&gt;&lt;wsp:rsid wsp:val=&quot;00211273&quot;/&gt;&lt;wsp:rsid wsp:val=&quot;002216B9&quot;/&gt;&lt;wsp:rsid wsp:val=&quot;00245440&quot;/&gt;&lt;wsp:rsid wsp:val=&quot;002502C0&quot;/&gt;&lt;wsp:rsid wsp:val=&quot;00250448&quot;/&gt;&lt;wsp:rsid wsp:val=&quot;002505E1&quot;/&gt;&lt;wsp:rsid wsp:val=&quot;002609F1&quot;/&gt;&lt;wsp:rsid wsp:val=&quot;00261B8C&quot;/&gt;&lt;wsp:rsid wsp:val=&quot;00262BFB&quot;/&gt;&lt;wsp:rsid wsp:val=&quot;00263DCD&quot;/&gt;&lt;wsp:rsid wsp:val=&quot;00265B61&quot;/&gt;&lt;wsp:rsid wsp:val=&quot;0027142D&quot;/&gt;&lt;wsp:rsid wsp:val=&quot;00280FE4&quot;/&gt;&lt;wsp:rsid wsp:val=&quot;00281B34&quot;/&gt;&lt;wsp:rsid wsp:val=&quot;00283182&quot;/&gt;&lt;wsp:rsid wsp:val=&quot;00285CE0&quot;/&gt;&lt;wsp:rsid wsp:val=&quot;002877F1&quot;/&gt;&lt;wsp:rsid wsp:val=&quot;002A20DC&quot;/&gt;&lt;wsp:rsid wsp:val=&quot;002A2337&quot;/&gt;&lt;wsp:rsid wsp:val=&quot;002A4655&quot;/&gt;&lt;wsp:rsid wsp:val=&quot;002A5086&quot;/&gt;&lt;wsp:rsid wsp:val=&quot;002A58BB&quot;/&gt;&lt;wsp:rsid wsp:val=&quot;002B0635&quot;/&gt;&lt;wsp:rsid wsp:val=&quot;002B10C4&quot;/&gt;&lt;wsp:rsid wsp:val=&quot;002B16ED&quot;/&gt;&lt;wsp:rsid wsp:val=&quot;002B5E09&quot;/&gt;&lt;wsp:rsid wsp:val=&quot;002C167F&quot;/&gt;&lt;wsp:rsid wsp:val=&quot;002C660C&quot;/&gt;&lt;wsp:rsid wsp:val=&quot;002C6629&quot;/&gt;&lt;wsp:rsid wsp:val=&quot;002D1FCC&quot;/&gt;&lt;wsp:rsid wsp:val=&quot;002E0E6E&quot;/&gt;&lt;wsp:rsid wsp:val=&quot;003003E6&quot;/&gt;&lt;wsp:rsid wsp:val=&quot;0030769D&quot;/&gt;&lt;wsp:rsid wsp:val=&quot;003107E9&quot;/&gt;&lt;wsp:rsid wsp:val=&quot;00313B72&quot;/&gt;&lt;wsp:rsid wsp:val=&quot;00314B92&quot;/&gt;&lt;wsp:rsid wsp:val=&quot;00317A20&quot;/&gt;&lt;wsp:rsid wsp:val=&quot;00335A54&quot;/&gt;&lt;wsp:rsid wsp:val=&quot;00335D79&quot;/&gt;&lt;wsp:rsid wsp:val=&quot;00336CFE&quot;/&gt;&lt;wsp:rsid wsp:val=&quot;00337C4C&quot;/&gt;&lt;wsp:rsid wsp:val=&quot;0034103F&quot;/&gt;&lt;wsp:rsid wsp:val=&quot;00341D31&quot;/&gt;&lt;wsp:rsid wsp:val=&quot;0034650A&quot;/&gt;&lt;wsp:rsid wsp:val=&quot;00346A56&quot;/&gt;&lt;wsp:rsid wsp:val=&quot;003510C4&quot;/&gt;&lt;wsp:rsid wsp:val=&quot;00355841&quot;/&gt;&lt;wsp:rsid wsp:val=&quot;00355C8B&quot;/&gt;&lt;wsp:rsid wsp:val=&quot;00356C58&quot;/&gt;&lt;wsp:rsid wsp:val=&quot;00360561&quot;/&gt;&lt;wsp:rsid wsp:val=&quot;003749ED&quot;/&gt;&lt;wsp:rsid wsp:val=&quot;00376926&quot;/&gt;&lt;wsp:rsid wsp:val=&quot;00377515&quot;/&gt;&lt;wsp:rsid wsp:val=&quot;00377DA6&quot;/&gt;&lt;wsp:rsid wsp:val=&quot;0038142C&quot;/&gt;&lt;wsp:rsid wsp:val=&quot;00394CAE&quot;/&gt;&lt;wsp:rsid wsp:val=&quot;003A1C63&quot;/&gt;&lt;wsp:rsid wsp:val=&quot;003A529D&quot;/&gt;&lt;wsp:rsid wsp:val=&quot;003A639A&quot;/&gt;&lt;wsp:rsid wsp:val=&quot;003A7393&quot;/&gt;&lt;wsp:rsid wsp:val=&quot;003B0CD6&quot;/&gt;&lt;wsp:rsid wsp:val=&quot;003B56AF&quot;/&gt;&lt;wsp:rsid wsp:val=&quot;003C7EA6&quot;/&gt;&lt;wsp:rsid wsp:val=&quot;003D0C0A&quot;/&gt;&lt;wsp:rsid wsp:val=&quot;003D5BF9&quot;/&gt;&lt;wsp:rsid wsp:val=&quot;003E399C&quot;/&gt;&lt;wsp:rsid wsp:val=&quot;003F0F8F&quot;/&gt;&lt;wsp:rsid wsp:val=&quot;003F10D2&quot;/&gt;&lt;wsp:rsid wsp:val=&quot;003F3451&quot;/&gt;&lt;wsp:rsid wsp:val=&quot;003F42B0&quot;/&gt;&lt;wsp:rsid wsp:val=&quot;003F5570&quot;/&gt;&lt;wsp:rsid wsp:val=&quot;003F5F74&quot;/&gt;&lt;wsp:rsid wsp:val=&quot;00401534&quot;/&gt;&lt;wsp:rsid wsp:val=&quot;00423B98&quot;/&gt;&lt;wsp:rsid wsp:val=&quot;004259C3&quot;/&gt;&lt;wsp:rsid wsp:val=&quot;00426790&quot;/&gt;&lt;wsp:rsid wsp:val=&quot;00430592&quot;/&gt;&lt;wsp:rsid wsp:val=&quot;004445EE&quot;/&gt;&lt;wsp:rsid wsp:val=&quot;00444CF3&quot;/&gt;&lt;wsp:rsid wsp:val=&quot;0044653F&quot;/&gt;&lt;wsp:rsid wsp:val=&quot;00452126&quot;/&gt;&lt;wsp:rsid wsp:val=&quot;00453488&quot;/&gt;&lt;wsp:rsid wsp:val=&quot;004559C1&quot;/&gt;&lt;wsp:rsid wsp:val=&quot;0045713C&quot;/&gt;&lt;wsp:rsid wsp:val=&quot;00466BD5&quot;/&gt;&lt;wsp:rsid wsp:val=&quot;00466CCB&quot;/&gt;&lt;wsp:rsid wsp:val=&quot;00470CB9&quot;/&gt;&lt;wsp:rsid wsp:val=&quot;00472FDB&quot;/&gt;&lt;wsp:rsid wsp:val=&quot;004759E5&quot;/&gt;&lt;wsp:rsid wsp:val=&quot;00475FFF&quot;/&gt;&lt;wsp:rsid wsp:val=&quot;00477023&quot;/&gt;&lt;wsp:rsid wsp:val=&quot;00481F6A&quot;/&gt;&lt;wsp:rsid wsp:val=&quot;00485A31&quot;/&gt;&lt;wsp:rsid wsp:val=&quot;004963F1&quot;/&gt;&lt;wsp:rsid wsp:val=&quot;004B0CC3&quot;/&gt;&lt;wsp:rsid wsp:val=&quot;004B38E0&quot;/&gt;&lt;wsp:rsid wsp:val=&quot;004C52E9&quot;/&gt;&lt;wsp:rsid wsp:val=&quot;004D6B38&quot;/&gt;&lt;wsp:rsid wsp:val=&quot;004D7D2F&quot;/&gt;&lt;wsp:rsid wsp:val=&quot;004E1CCC&quot;/&gt;&lt;wsp:rsid wsp:val=&quot;004E4469&quot;/&gt;&lt;wsp:rsid wsp:val=&quot;004F088A&quot;/&gt;&lt;wsp:rsid wsp:val=&quot;004F220F&quot;/&gt;&lt;wsp:rsid wsp:val=&quot;004F4438&quot;/&gt;&lt;wsp:rsid wsp:val=&quot;005030A0&quot;/&gt;&lt;wsp:rsid wsp:val=&quot;00505CF2&quot;/&gt;&lt;wsp:rsid wsp:val=&quot;005060C1&quot;/&gt;&lt;wsp:rsid wsp:val=&quot;00507371&quot;/&gt;&lt;wsp:rsid wsp:val=&quot;00521F7C&quot;/&gt;&lt;wsp:rsid wsp:val=&quot;00523A61&quot;/&gt;&lt;wsp:rsid wsp:val=&quot;005251E9&quot;/&gt;&lt;wsp:rsid wsp:val=&quot;005275BF&quot;/&gt;&lt;wsp:rsid wsp:val=&quot;00540A04&quot;/&gt;&lt;wsp:rsid wsp:val=&quot;005444D2&quot;/&gt;&lt;wsp:rsid wsp:val=&quot;00550CA4&quot;/&gt;&lt;wsp:rsid wsp:val=&quot;00552AC9&quot;/&gt;&lt;wsp:rsid wsp:val=&quot;00553B46&quot;/&gt;&lt;wsp:rsid wsp:val=&quot;005619DB&quot;/&gt;&lt;wsp:rsid wsp:val=&quot;0056618B&quot;/&gt;&lt;wsp:rsid wsp:val=&quot;00576F73&quot;/&gt;&lt;wsp:rsid wsp:val=&quot;005913E4&quot;/&gt;&lt;wsp:rsid wsp:val=&quot;00593EE0&quot;/&gt;&lt;wsp:rsid wsp:val=&quot;0059682E&quot;/&gt;&lt;wsp:rsid wsp:val=&quot;005974B2&quot;/&gt;&lt;wsp:rsid wsp:val=&quot;005A646F&quot;/&gt;&lt;wsp:rsid wsp:val=&quot;005B016B&quot;/&gt;&lt;wsp:rsid wsp:val=&quot;005B2FE8&quot;/&gt;&lt;wsp:rsid wsp:val=&quot;005C21CD&quot;/&gt;&lt;wsp:rsid wsp:val=&quot;005C3AB7&quot;/&gt;&lt;wsp:rsid wsp:val=&quot;005C3D63&quot;/&gt;&lt;wsp:rsid wsp:val=&quot;005C7C31&quot;/&gt;&lt;wsp:rsid wsp:val=&quot;005D27CC&quot;/&gt;&lt;wsp:rsid wsp:val=&quot;005D34FE&quot;/&gt;&lt;wsp:rsid wsp:val=&quot;005D4C1A&quot;/&gt;&lt;wsp:rsid wsp:val=&quot;005D6E0B&quot;/&gt;&lt;wsp:rsid wsp:val=&quot;005D73C4&quot;/&gt;&lt;wsp:rsid wsp:val=&quot;005E1677&quot;/&gt;&lt;wsp:rsid wsp:val=&quot;005E5F3C&quot;/&gt;&lt;wsp:rsid wsp:val=&quot;005E756A&quot;/&gt;&lt;wsp:rsid wsp:val=&quot;005F086A&quot;/&gt;&lt;wsp:rsid wsp:val=&quot;005F47EF&quot;/&gt;&lt;wsp:rsid wsp:val=&quot;006050B7&quot;/&gt;&lt;wsp:rsid wsp:val=&quot;006100BB&quot;/&gt;&lt;wsp:rsid wsp:val=&quot;00610BBB&quot;/&gt;&lt;wsp:rsid wsp:val=&quot;006149CB&quot;/&gt;&lt;wsp:rsid wsp:val=&quot;00616977&quot;/&gt;&lt;wsp:rsid wsp:val=&quot;00620374&quot;/&gt;&lt;wsp:rsid wsp:val=&quot;006267E5&quot;/&gt;&lt;wsp:rsid wsp:val=&quot;00627960&quot;/&gt;&lt;wsp:rsid wsp:val=&quot;00630354&quot;/&gt;&lt;wsp:rsid wsp:val=&quot;00630A7F&quot;/&gt;&lt;wsp:rsid wsp:val=&quot;006348A2&quot;/&gt;&lt;wsp:rsid wsp:val=&quot;00660484&quot;/&gt;&lt;wsp:rsid wsp:val=&quot;0066696E&quot;/&gt;&lt;wsp:rsid wsp:val=&quot;00672148&quot;/&gt;&lt;wsp:rsid wsp:val=&quot;00674F02&quot;/&gt;&lt;wsp:rsid wsp:val=&quot;00683589&quot;/&gt;&lt;wsp:rsid wsp:val=&quot;00692F2D&quot;/&gt;&lt;wsp:rsid wsp:val=&quot;00695DB3&quot;/&gt;&lt;wsp:rsid wsp:val=&quot;00696A4B&quot;/&gt;&lt;wsp:rsid wsp:val=&quot;006D4B8B&quot;/&gt;&lt;wsp:rsid wsp:val=&quot;006D5F14&quot;/&gt;&lt;wsp:rsid wsp:val=&quot;0070086F&quot;/&gt;&lt;wsp:rsid wsp:val=&quot;00705634&quot;/&gt;&lt;wsp:rsid wsp:val=&quot;007067BA&quot;/&gt;&lt;wsp:rsid wsp:val=&quot;00714F33&quot;/&gt;&lt;wsp:rsid wsp:val=&quot;0071679F&quot;/&gt;&lt;wsp:rsid wsp:val=&quot;00717504&quot;/&gt;&lt;wsp:rsid wsp:val=&quot;007231F6&quot;/&gt;&lt;wsp:rsid wsp:val=&quot;00733B95&quot;/&gt;&lt;wsp:rsid wsp:val=&quot;0073621B&quot;/&gt;&lt;wsp:rsid wsp:val=&quot;007424F3&quot;/&gt;&lt;wsp:rsid wsp:val=&quot;00742C3E&quot;/&gt;&lt;wsp:rsid wsp:val=&quot;00745A66&quot;/&gt;&lt;wsp:rsid wsp:val=&quot;00746ED1&quot;/&gt;&lt;wsp:rsid wsp:val=&quot;007502C5&quot;/&gt;&lt;wsp:rsid wsp:val=&quot;0075623B&quot;/&gt;&lt;wsp:rsid wsp:val=&quot;00762280&quot;/&gt;&lt;wsp:rsid wsp:val=&quot;007646E2&quot;/&gt;&lt;wsp:rsid wsp:val=&quot;0077264F&quot;/&gt;&lt;wsp:rsid wsp:val=&quot;007B06BB&quot;/&gt;&lt;wsp:rsid wsp:val=&quot;007B125F&quot;/&gt;&lt;wsp:rsid wsp:val=&quot;007B1270&quot;/&gt;&lt;wsp:rsid wsp:val=&quot;007B359A&quot;/&gt;&lt;wsp:rsid wsp:val=&quot;007B5E01&quot;/&gt;&lt;wsp:rsid wsp:val=&quot;007C2D18&quot;/&gt;&lt;wsp:rsid wsp:val=&quot;007C5AC0&quot;/&gt;&lt;wsp:rsid wsp:val=&quot;007D18FC&quot;/&gt;&lt;wsp:rsid wsp:val=&quot;007E4570&quot;/&gt;&lt;wsp:rsid wsp:val=&quot;007F3E0A&quot;/&gt;&lt;wsp:rsid wsp:val=&quot;007F4553&quot;/&gt;&lt;wsp:rsid wsp:val=&quot;00803D40&quot;/&gt;&lt;wsp:rsid wsp:val=&quot;008041CD&quot;/&gt;&lt;wsp:rsid wsp:val=&quot;008106D5&quot;/&gt;&lt;wsp:rsid wsp:val=&quot;00812A2E&quot;/&gt;&lt;wsp:rsid wsp:val=&quot;00814F89&quot;/&gt;&lt;wsp:rsid wsp:val=&quot;00826210&quot;/&gt;&lt;wsp:rsid wsp:val=&quot;0082739F&quot;/&gt;&lt;wsp:rsid wsp:val=&quot;0082757B&quot;/&gt;&lt;wsp:rsid wsp:val=&quot;008321BC&quot;/&gt;&lt;wsp:rsid wsp:val=&quot;0084149E&quot;/&gt;&lt;wsp:rsid wsp:val=&quot;008461BB&quot;/&gt;&lt;wsp:rsid wsp:val=&quot;00867297&quot;/&gt;&lt;wsp:rsid wsp:val=&quot;00873C69&quot;/&gt;&lt;wsp:rsid wsp:val=&quot;008740F9&quot;/&gt;&lt;wsp:rsid wsp:val=&quot;00874DAC&quot;/&gt;&lt;wsp:rsid wsp:val=&quot;008943CF&quot;/&gt;&lt;wsp:rsid wsp:val=&quot;00897827&quot;/&gt;&lt;wsp:rsid wsp:val=&quot;008B29B1&quot;/&gt;&lt;wsp:rsid wsp:val=&quot;008B4ADC&quot;/&gt;&lt;wsp:rsid wsp:val=&quot;008B7E6A&quot;/&gt;&lt;wsp:rsid wsp:val=&quot;008C0502&quot;/&gt;&lt;wsp:rsid wsp:val=&quot;008C1D49&quot;/&gt;&lt;wsp:rsid wsp:val=&quot;008D1EE9&quot;/&gt;&lt;wsp:rsid wsp:val=&quot;008D210D&quot;/&gt;&lt;wsp:rsid wsp:val=&quot;008E1E3C&quot;/&gt;&lt;wsp:rsid wsp:val=&quot;008E409E&quot;/&gt;&lt;wsp:rsid wsp:val=&quot;008E680D&quot;/&gt;&lt;wsp:rsid wsp:val=&quot;008E76C6&quot;/&gt;&lt;wsp:rsid wsp:val=&quot;008F20B2&quot;/&gt;&lt;wsp:rsid wsp:val=&quot;008F3070&quot;/&gt;&lt;wsp:rsid wsp:val=&quot;008F7AD3&quot;/&gt;&lt;wsp:rsid wsp:val=&quot;00911087&quot;/&gt;&lt;wsp:rsid wsp:val=&quot;00912471&quot;/&gt;&lt;wsp:rsid wsp:val=&quot;009124C6&quot;/&gt;&lt;wsp:rsid wsp:val=&quot;00914211&quot;/&gt;&lt;wsp:rsid wsp:val=&quot;00916A02&quot;/&gt;&lt;wsp:rsid wsp:val=&quot;00922BCD&quot;/&gt;&lt;wsp:rsid wsp:val=&quot;009246E7&quot;/&gt;&lt;wsp:rsid wsp:val=&quot;00931851&quot;/&gt;&lt;wsp:rsid wsp:val=&quot;00940DC3&quot;/&gt;&lt;wsp:rsid wsp:val=&quot;00944B78&quot;/&gt;&lt;wsp:rsid wsp:val=&quot;00944DD2&quot;/&gt;&lt;wsp:rsid wsp:val=&quot;0094502F&quot;/&gt;&lt;wsp:rsid wsp:val=&quot;009521B0&quot;/&gt;&lt;wsp:rsid wsp:val=&quot;00964FDA&quot;/&gt;&lt;wsp:rsid wsp:val=&quot;00967E9E&quot;/&gt;&lt;wsp:rsid wsp:val=&quot;0098119B&quot;/&gt;&lt;wsp:rsid wsp:val=&quot;009828EF&quot;/&gt;&lt;wsp:rsid wsp:val=&quot;009943D5&quot;/&gt;&lt;wsp:rsid wsp:val=&quot;009A5231&quot;/&gt;&lt;wsp:rsid wsp:val=&quot;009A60FF&quot;/&gt;&lt;wsp:rsid wsp:val=&quot;009B6115&quot;/&gt;&lt;wsp:rsid wsp:val=&quot;009B783B&quot;/&gt;&lt;wsp:rsid wsp:val=&quot;009C16FE&quot;/&gt;&lt;wsp:rsid wsp:val=&quot;009C1ED3&quot;/&gt;&lt;wsp:rsid wsp:val=&quot;009D0F4C&quot;/&gt;&lt;wsp:rsid wsp:val=&quot;009D596F&quot;/&gt;&lt;wsp:rsid wsp:val=&quot;009E22C6&quot;/&gt;&lt;wsp:rsid wsp:val=&quot;009F1D97&quot;/&gt;&lt;wsp:rsid wsp:val=&quot;009F3FC2&quot;/&gt;&lt;wsp:rsid wsp:val=&quot;009F67C3&quot;/&gt;&lt;wsp:rsid wsp:val=&quot;009F7EC0&quot;/&gt;&lt;wsp:rsid wsp:val=&quot;00A174F4&quot;/&gt;&lt;wsp:rsid wsp:val=&quot;00A3232E&quot;/&gt;&lt;wsp:rsid wsp:val=&quot;00A36A98&quot;/&gt;&lt;wsp:rsid wsp:val=&quot;00A409EE&quot;/&gt;&lt;wsp:rsid wsp:val=&quot;00A417AE&quot;/&gt;&lt;wsp:rsid wsp:val=&quot;00A47657&quot;/&gt;&lt;wsp:rsid wsp:val=&quot;00A52B15&quot;/&gt;&lt;wsp:rsid wsp:val=&quot;00A57D23&quot;/&gt;&lt;wsp:rsid wsp:val=&quot;00A6067B&quot;/&gt;&lt;wsp:rsid wsp:val=&quot;00A62E66&quot;/&gt;&lt;wsp:rsid wsp:val=&quot;00A71B83&quot;/&gt;&lt;wsp:rsid wsp:val=&quot;00A76388&quot;/&gt;&lt;wsp:rsid wsp:val=&quot;00A7745F&quot;/&gt;&lt;wsp:rsid wsp:val=&quot;00A84F2E&quot;/&gt;&lt;wsp:rsid wsp:val=&quot;00A8792B&quot;/&gt;&lt;wsp:rsid wsp:val=&quot;00A941B4&quot;/&gt;&lt;wsp:rsid wsp:val=&quot;00A97DDB&quot;/&gt;&lt;wsp:rsid wsp:val=&quot;00AA732A&quot;/&gt;&lt;wsp:rsid wsp:val=&quot;00AC2974&quot;/&gt;&lt;wsp:rsid wsp:val=&quot;00AC2D1E&quot;/&gt;&lt;wsp:rsid wsp:val=&quot;00AC61BE&quot;/&gt;&lt;wsp:rsid wsp:val=&quot;00AC66F4&quot;/&gt;&lt;wsp:rsid wsp:val=&quot;00AE01D6&quot;/&gt;&lt;wsp:rsid wsp:val=&quot;00AE3B5F&quot;/&gt;&lt;wsp:rsid wsp:val=&quot;00AE5FAA&quot;/&gt;&lt;wsp:rsid wsp:val=&quot;00AF7B8C&quot;/&gt;&lt;wsp:rsid wsp:val=&quot;00B01D04&quot;/&gt;&lt;wsp:rsid wsp:val=&quot;00B01E8D&quot;/&gt;&lt;wsp:rsid wsp:val=&quot;00B05E9F&quot;/&gt;&lt;wsp:rsid wsp:val=&quot;00B10924&quot;/&gt;&lt;wsp:rsid wsp:val=&quot;00B1280F&quot;/&gt;&lt;wsp:rsid wsp:val=&quot;00B13497&quot;/&gt;&lt;wsp:rsid wsp:val=&quot;00B21005&quot;/&gt;&lt;wsp:rsid wsp:val=&quot;00B24A79&quot;/&gt;&lt;wsp:rsid wsp:val=&quot;00B349C7&quot;/&gt;&lt;wsp:rsid wsp:val=&quot;00B40640&quot;/&gt;&lt;wsp:rsid wsp:val=&quot;00B42704&quot;/&gt;&lt;wsp:rsid wsp:val=&quot;00B47538&quot;/&gt;&lt;wsp:rsid wsp:val=&quot;00B47FDB&quot;/&gt;&lt;wsp:rsid wsp:val=&quot;00B50C83&quot;/&gt;&lt;wsp:rsid wsp:val=&quot;00B51C18&quot;/&gt;&lt;wsp:rsid wsp:val=&quot;00B574CE&quot;/&gt;&lt;wsp:rsid wsp:val=&quot;00B60350&quot;/&gt;&lt;wsp:rsid wsp:val=&quot;00B60F2C&quot;/&gt;&lt;wsp:rsid wsp:val=&quot;00B614CB&quot;/&gt;&lt;wsp:rsid wsp:val=&quot;00B6236F&quot;/&gt;&lt;wsp:rsid wsp:val=&quot;00B725EB&quot;/&gt;&lt;wsp:rsid wsp:val=&quot;00B75C00&quot;/&gt;&lt;wsp:rsid wsp:val=&quot;00B85C85&quot;/&gt;&lt;wsp:rsid wsp:val=&quot;00B877B8&quot;/&gt;&lt;wsp:rsid wsp:val=&quot;00B96068&quot;/&gt;&lt;wsp:rsid wsp:val=&quot;00BA1F4C&quot;/&gt;&lt;wsp:rsid wsp:val=&quot;00BA2CB8&quot;/&gt;&lt;wsp:rsid wsp:val=&quot;00BA4B27&quot;/&gt;&lt;wsp:rsid wsp:val=&quot;00BA7DE1&quot;/&gt;&lt;wsp:rsid wsp:val=&quot;00BB0F44&quot;/&gt;&lt;wsp:rsid wsp:val=&quot;00BB3AA5&quot;/&gt;&lt;wsp:rsid wsp:val=&quot;00BC03E9&quot;/&gt;&lt;wsp:rsid wsp:val=&quot;00BC6029&quot;/&gt;&lt;wsp:rsid wsp:val=&quot;00BD7149&quot;/&gt;&lt;wsp:rsid wsp:val=&quot;00BE1443&quot;/&gt;&lt;wsp:rsid wsp:val=&quot;00BE1990&quot;/&gt;&lt;wsp:rsid wsp:val=&quot;00BE23D5&quot;/&gt;&lt;wsp:rsid wsp:val=&quot;00BF0062&quot;/&gt;&lt;wsp:rsid wsp:val=&quot;00C02818&quot;/&gt;&lt;wsp:rsid wsp:val=&quot;00C11695&quot;/&gt;&lt;wsp:rsid wsp:val=&quot;00C165EF&quot;/&gt;&lt;wsp:rsid wsp:val=&quot;00C20BBD&quot;/&gt;&lt;wsp:rsid wsp:val=&quot;00C20D2C&quot;/&gt;&lt;wsp:rsid wsp:val=&quot;00C372B8&quot;/&gt;&lt;wsp:rsid wsp:val=&quot;00C40493&quot;/&gt;&lt;wsp:rsid wsp:val=&quot;00C435F2&quot;/&gt;&lt;wsp:rsid wsp:val=&quot;00C446FA&quot;/&gt;&lt;wsp:rsid wsp:val=&quot;00C46AB7&quot;/&gt;&lt;wsp:rsid wsp:val=&quot;00C47084&quot;/&gt;&lt;wsp:rsid wsp:val=&quot;00C47155&quot;/&gt;&lt;wsp:rsid wsp:val=&quot;00C54CBA&quot;/&gt;&lt;wsp:rsid wsp:val=&quot;00C650DD&quot;/&gt;&lt;wsp:rsid wsp:val=&quot;00C714A9&quot;/&gt;&lt;wsp:rsid wsp:val=&quot;00C7366E&quot;/&gt;&lt;wsp:rsid wsp:val=&quot;00C8717E&quot;/&gt;&lt;wsp:rsid wsp:val=&quot;00C93B32&quot;/&gt;&lt;wsp:rsid wsp:val=&quot;00CB61CC&quot;/&gt;&lt;wsp:rsid wsp:val=&quot;00CC1BA4&quot;/&gt;&lt;wsp:rsid wsp:val=&quot;00CC36DA&quot;/&gt;&lt;wsp:rsid wsp:val=&quot;00CC664E&quot;/&gt;&lt;wsp:rsid wsp:val=&quot;00CC75E7&quot;/&gt;&lt;wsp:rsid wsp:val=&quot;00CD0591&quot;/&gt;&lt;wsp:rsid wsp:val=&quot;00CD2517&quot;/&gt;&lt;wsp:rsid wsp:val=&quot;00CD2B80&quot;/&gt;&lt;wsp:rsid wsp:val=&quot;00CD7723&quot;/&gt;&lt;wsp:rsid wsp:val=&quot;00CF6702&quot;/&gt;&lt;wsp:rsid wsp:val=&quot;00D028D3&quot;/&gt;&lt;wsp:rsid wsp:val=&quot;00D070FD&quot;/&gt;&lt;wsp:rsid wsp:val=&quot;00D11841&quot;/&gt;&lt;wsp:rsid wsp:val=&quot;00D13F40&quot;/&gt;&lt;wsp:rsid wsp:val=&quot;00D21DFB&quot;/&gt;&lt;wsp:rsid wsp:val=&quot;00D21E1C&quot;/&gt;&lt;wsp:rsid wsp:val=&quot;00D24114&quot;/&gt;&lt;wsp:rsid wsp:val=&quot;00D26B32&quot;/&gt;&lt;wsp:rsid wsp:val=&quot;00D326DE&quot;/&gt;&lt;wsp:rsid wsp:val=&quot;00D34FE3&quot;/&gt;&lt;wsp:rsid wsp:val=&quot;00D4026E&quot;/&gt;&lt;wsp:rsid wsp:val=&quot;00D443A1&quot;/&gt;&lt;wsp:rsid wsp:val=&quot;00D445BE&quot;/&gt;&lt;wsp:rsid wsp:val=&quot;00D51306&quot;/&gt;&lt;wsp:rsid wsp:val=&quot;00D52A38&quot;/&gt;&lt;wsp:rsid wsp:val=&quot;00D57661&quot;/&gt;&lt;wsp:rsid wsp:val=&quot;00D63DFB&quot;/&gt;&lt;wsp:rsid wsp:val=&quot;00D67603&quot;/&gt;&lt;wsp:rsid wsp:val=&quot;00D70552&quot;/&gt;&lt;wsp:rsid wsp:val=&quot;00D93A03&quot;/&gt;&lt;wsp:rsid wsp:val=&quot;00D962EF&quot;/&gt;&lt;wsp:rsid wsp:val=&quot;00D96E9E&quot;/&gt;&lt;wsp:rsid wsp:val=&quot;00D972CC&quot;/&gt;&lt;wsp:rsid wsp:val=&quot;00D97DEB&quot;/&gt;&lt;wsp:rsid wsp:val=&quot;00DA1FD8&quot;/&gt;&lt;wsp:rsid wsp:val=&quot;00DA401F&quot;/&gt;&lt;wsp:rsid wsp:val=&quot;00DA48C1&quot;/&gt;&lt;wsp:rsid wsp:val=&quot;00DA7838&quot;/&gt;&lt;wsp:rsid wsp:val=&quot;00DA7B7D&quot;/&gt;&lt;wsp:rsid wsp:val=&quot;00DB73B5&quot;/&gt;&lt;wsp:rsid wsp:val=&quot;00DC100A&quot;/&gt;&lt;wsp:rsid wsp:val=&quot;00DC5F7A&quot;/&gt;&lt;wsp:rsid wsp:val=&quot;00DC7FF1&quot;/&gt;&lt;wsp:rsid wsp:val=&quot;00DD2B25&quot;/&gt;&lt;wsp:rsid wsp:val=&quot;00DE10FA&quot;/&gt;&lt;wsp:rsid wsp:val=&quot;00DE6908&quot;/&gt;&lt;wsp:rsid wsp:val=&quot;00DF1EA9&quot;/&gt;&lt;wsp:rsid wsp:val=&quot;00DF6C13&quot;/&gt;&lt;wsp:rsid wsp:val=&quot;00E00102&quot;/&gt;&lt;wsp:rsid wsp:val=&quot;00E00787&quot;/&gt;&lt;wsp:rsid wsp:val=&quot;00E063A5&quot;/&gt;&lt;wsp:rsid wsp:val=&quot;00E15F21&quot;/&gt;&lt;wsp:rsid wsp:val=&quot;00E20FA8&quot;/&gt;&lt;wsp:rsid wsp:val=&quot;00E2192E&quot;/&gt;&lt;wsp:rsid wsp:val=&quot;00E27E79&quot;/&gt;&lt;wsp:rsid wsp:val=&quot;00E342D1&quot;/&gt;&lt;wsp:rsid wsp:val=&quot;00E43F81&quot;/&gt;&lt;wsp:rsid wsp:val=&quot;00E46595&quot;/&gt;&lt;wsp:rsid wsp:val=&quot;00E4782D&quot;/&gt;&lt;wsp:rsid wsp:val=&quot;00E566D5&quot;/&gt;&lt;wsp:rsid wsp:val=&quot;00E64666&quot;/&gt;&lt;wsp:rsid wsp:val=&quot;00E65D82&quot;/&gt;&lt;wsp:rsid wsp:val=&quot;00E73FF9&quot;/&gt;&lt;wsp:rsid wsp:val=&quot;00E7640C&quot;/&gt;&lt;wsp:rsid wsp:val=&quot;00E8012D&quot;/&gt;&lt;wsp:rsid wsp:val=&quot;00E93039&quot;/&gt;&lt;wsp:rsid wsp:val=&quot;00E93FDD&quot;/&gt;&lt;wsp:rsid wsp:val=&quot;00E94434&quot;/&gt;&lt;wsp:rsid wsp:val=&quot;00E959DC&quot;/&gt;&lt;wsp:rsid wsp:val=&quot;00EA72C8&quot;/&gt;&lt;wsp:rsid wsp:val=&quot;00EB005D&quot;/&gt;&lt;wsp:rsid wsp:val=&quot;00EB5214&quot;/&gt;&lt;wsp:rsid wsp:val=&quot;00EB5C2D&quot;/&gt;&lt;wsp:rsid wsp:val=&quot;00EC1304&quot;/&gt;&lt;wsp:rsid wsp:val=&quot;00EC2FD3&quot;/&gt;&lt;wsp:rsid wsp:val=&quot;00EC5F71&quot;/&gt;&lt;wsp:rsid wsp:val=&quot;00ED1CF3&quot;/&gt;&lt;wsp:rsid wsp:val=&quot;00ED7703&quot;/&gt;&lt;wsp:rsid wsp:val=&quot;00ED7FD9&quot;/&gt;&lt;wsp:rsid wsp:val=&quot;00EE0781&quot;/&gt;&lt;wsp:rsid wsp:val=&quot;00EE3337&quot;/&gt;&lt;wsp:rsid wsp:val=&quot;00F17BFC&quot;/&gt;&lt;wsp:rsid wsp:val=&quot;00F3131B&quot;/&gt;&lt;wsp:rsid wsp:val=&quot;00F315B6&quot;/&gt;&lt;wsp:rsid wsp:val=&quot;00F43109&quot;/&gt;&lt;wsp:rsid wsp:val=&quot;00F5321E&quot;/&gt;&lt;wsp:rsid wsp:val=&quot;00F5487B&quot;/&gt;&lt;wsp:rsid wsp:val=&quot;00F54BC4&quot;/&gt;&lt;wsp:rsid wsp:val=&quot;00F56155&quot;/&gt;&lt;wsp:rsid wsp:val=&quot;00F5796B&quot;/&gt;&lt;wsp:rsid wsp:val=&quot;00F61B55&quot;/&gt;&lt;wsp:rsid wsp:val=&quot;00F63E08&quot;/&gt;&lt;wsp:rsid wsp:val=&quot;00F652EC&quot;/&gt;&lt;wsp:rsid wsp:val=&quot;00F714E3&quot;/&gt;&lt;wsp:rsid wsp:val=&quot;00F90415&quot;/&gt;&lt;wsp:rsid wsp:val=&quot;00F933D4&quot;/&gt;&lt;wsp:rsid wsp:val=&quot;00FA6999&quot;/&gt;&lt;wsp:rsid wsp:val=&quot;00FB25EF&quot;/&gt;&lt;wsp:rsid wsp:val=&quot;00FC6B2C&quot;/&gt;&lt;wsp:rsid wsp:val=&quot;00FC7C45&quot;/&gt;&lt;wsp:rsid wsp:val=&quot;00FD25F0&quot;/&gt;&lt;wsp:rsid wsp:val=&quot;00FD3F21&quot;/&gt;&lt;wsp:rsid wsp:val=&quot;00FD639E&quot;/&gt;&lt;wsp:rsid wsp:val=&quot;00FD646C&quot;/&gt;&lt;wsp:rsid wsp:val=&quot;00FE1BFA&quot;/&gt;&lt;wsp:rsid wsp:val=&quot;00FF6ECE&quot;/&gt;&lt;/wsp:rsids&gt;&lt;/w:docPr&gt;&lt;w:body&gt;&lt;wx:sect&gt;&lt;w:p wsp:rsidR=&quot;00000000&quot; wsp:rsidRPr=&quot;00E73FF9&quot; wsp:rsidRDefault=&quot;00E73FF9&quot; wsp:rsidP=&quot;00E73FF9&quot;&gt;&lt;m:oMathPara&gt;&lt;m:oMathParaPr&gt;&lt;m:jc m:val=&quot;left&quot;/&gt;&lt;/m:oMathParaPr&gt;&lt;m:oMath&gt;&lt;m:r&gt;&lt;w:rPr&gt;&lt;w:rFonts w:ascii=&quot;Cambria Math&quot; w:h-ansi=&quot;Cambria Math&quot;/&gt;&lt;wx:font wx:val=&quot;Cambria Math&quot;/&gt;&lt;w:i/&gt;&lt;/w:rPr&gt;&lt;m:t&gt;f&lt;/m:t&gt;&lt;/m:r&gt;&lt;m:d&gt;&lt;m:dPr&gt;&lt;m:ctrlPr&gt;&lt;w:rPr&gt;&lt;w:rFonts w:ascii=&quot;Cambria Math&quot; w:h-ansi=&quot;Cambria Math&quot;/&gt;&lt;wx:font wx:val=&quot;Cambria Math&quot;/&gt;&lt;w:i/&gt;&lt;/w:rPr&gt;&lt;/m:ctrlPr&gt;&lt;/m:dPr&gt;&lt;m:e&gt;&lt;m:r&gt;&lt;w:rPr&gt;&lt;w:rFonts w:ascii=&quot;Cambria Math&quot; w:h-ansi=&quot;Cambria Math&quot;/&gt;&lt;wx:font wx:val=&quot;Cambria Math&quot;/&gt;&lt;w:i/&gt;&lt;/w:rPr&gt;&lt;m:t&gt;x, y&lt;/m:t&gt;&lt;/m:r&gt;&lt;/m:e&gt;&lt;/m:d&gt;&lt;m:r&gt;&lt;w:rPr&gt;&lt;w:rFonts w:ascii=&quot;Cambria Math&quot; w:h-ansi=&quot;Cambria Math&quot;/&gt;&lt;wx:font wx:val=&quot;Cambria Math&quot;/&gt;&lt;w:i/&gt;&lt;/w:rPr&gt;&lt;m:t&gt;=x/y&lt;/m:t&gt;&lt;/m:r&gt;&lt;/m:oMath&gt;&lt;/m:oMathPara&gt;&lt;/w:p&gt;&lt;w:sectPr wsp:rsidR=&quot;00000000&quot; wsp:rsidRPr=&quot;00E73FF9&quot;&gt;&lt;w:pgSz w:w=&quot;12240&quot; w:h=&quot;15840&quot;/&gt;&lt;w:pgMar w:top=&quot;1134&quot; w:right=&quot;850&quot; w:bottom=&quot;1134&quot; w:left=&quot;1701&quot; w:header=&quot;720&quot; w:footer=&quot;720&quot; w:gutter=&quot;0&quot;/&gt;&lt;w:cols w:space=&quot;720&quot;/&gt;&lt;/w:sectPr&gt;&lt;/wx:sect&gt;&lt;/w:body&gt;&lt;/w:wordDocument&gt;">
+                <v:shape id="_x0000_i1025" type="#_x0000_t75" style="width:82.3pt;height:18.7pt" equationxml="&lt;?xml version=&quot;1.0&quot; encoding=&quot;UTF-8&quot; standalone=&quot;yes&quot;?&gt;&#10;&lt;?mso-application progid=&quot;Word.Document&quot;?&gt;&#10;&lt;w:wordDocument xmlns:aml=&quot;http://schemas.microsoft.com/aml/2001/core&quot; xmlns:wpc=&quot;http://schemas.microsoft.com/office/word/2010/wordprocessingCanvas&quot; xmlns:dt=&quot;uuid:C2F41010-65B3-11d1-A29F-00AA00C14882&quot; xmlns:mc=&quot;http://schemas.openxmlformats.org/markup-compatibility/2006&quot; xmlns:o=&quot;urn:schemas-microsoft-com:office:office&quot; xmlns:m=&quot;http://schemas.openxmlformats.org/officeDocument/2006/math&quot; xmlns:v=&quot;urn:schemas-microsoft-com:vml&quot; xmlns:w10=&quot;urn:schemas-microsoft-com:office:word&quot; xmlns:w=&quot;http://schemas.microsoft.com/office/word/2003/wordml&quot; xmlns:wx=&quot;http://schemas.microsoft.com/office/word/2003/auxHint&quot; xmlns:wne=&quot;http://schemas.microsoft.com/office/word/2006/wordml&quot; xmlns:wsp=&quot;http://schemas.microsoft.com/office/word/2003/wordml/sp2&quot; xmlns:sl=&quot;http://schemas.microsoft.com/schemaLibrary/2003/core&quot; w:macrosPresent=&quot;no&quot; w:embeddedObjPresent=&quot;no&quot; w:ocxPresent=&quot;no&quot; xml:space=&quot;preserve&quot;&gt;&lt;w:ignoreSubtree w:val=&quot;http://schemas.microsoft.com/office/word/2003/wordml/sp2&quot;/&gt;&lt;o:DocumentProperties&gt;&lt;o:Version&gt;15&lt;/o:Version&gt;&lt;/o:DocumentProperties&gt;&lt;w:docPr&gt;&lt;w:view w:val=&quot;print&quot;/&gt;&lt;w:zoom w:percent=&quot;100&quot;/&gt;&lt;w:doNotEmbedSystemFonts/&gt;&lt;w:activeWritingStyle w:lang=&quot;RU&quot; w:vendorID=&quot;64&quot; w:dllVersion=&quot;131078&quot; w:nlCheck=&quot;on&quot; w:optionSet=&quot;0&quot;/&gt;&lt;w:activeWritingStyle w:lang=&quot;EN-US&quot; w:vendorID=&quot;64&quot; w:dllVersion=&quot;131078&quot; w:nlCheck=&quot;on&quot; w:optionSet=&quot;1&quot;/&gt;&lt;w:defaultTabStop w:val=&quot;709&quot;/&gt;&lt;w:punctuationKerning/&gt;&lt;w:characterSpacingControl w:val=&quot;DontCompress&quot;/&gt;&lt;w:optimizeForBrowser/&gt;&lt;w:relyOnVML/&gt;&lt;w:allowPNG/&gt;&lt;w:targetScreenSz w:val=&quot;800x600&quot;/&gt;&lt;w:validateAgainstSchema/&gt;&lt;w:saveInvalidXML w:val=&quot;off&quot;/&gt;&lt;w:ignoreMixedContent w:val=&quot;off&quot;/&gt;&lt;w:alwaysShowPlaceholderText w:val=&quot;off&quot;/&gt;&lt;w:compat&gt;&lt;w:breakWrappedTables/&gt;&lt;w:snapToGridInCell/&gt;&lt;w:wrapTextWithPunct/&gt;&lt;w:useAsianBreakRules/&gt;&lt;w:dontGrowAutofit/&gt;&lt;/w:compat&gt;&lt;wsp:rsids&gt;&lt;wsp:rsidRoot wsp:val=&quot;00F17BFC&quot;/&gt;&lt;wsp:rsid wsp:val=&quot;000015FE&quot;/&gt;&lt;wsp:rsid wsp:val=&quot;000020AD&quot;/&gt;&lt;wsp:rsid wsp:val=&quot;0000523D&quot;/&gt;&lt;wsp:rsid wsp:val=&quot;000130FB&quot;/&gt;&lt;wsp:rsid wsp:val=&quot;0001367F&quot;/&gt;&lt;wsp:rsid wsp:val=&quot;000155E8&quot;/&gt;&lt;wsp:rsid wsp:val=&quot;00025215&quot;/&gt;&lt;wsp:rsid wsp:val=&quot;000253B2&quot;/&gt;&lt;wsp:rsid wsp:val=&quot;00031C8A&quot;/&gt;&lt;wsp:rsid wsp:val=&quot;000363F4&quot;/&gt;&lt;wsp:rsid wsp:val=&quot;00037091&quot;/&gt;&lt;wsp:rsid wsp:val=&quot;00053D23&quot;/&gt;&lt;wsp:rsid wsp:val=&quot;00055BF9&quot;/&gt;&lt;wsp:rsid wsp:val=&quot;00071A86&quot;/&gt;&lt;wsp:rsid wsp:val=&quot;00075412&quot;/&gt;&lt;wsp:rsid wsp:val=&quot;00082343&quot;/&gt;&lt;wsp:rsid wsp:val=&quot;00086438&quot;/&gt;&lt;wsp:rsid wsp:val=&quot;0009597F&quot;/&gt;&lt;wsp:rsid wsp:val=&quot;00096739&quot;/&gt;&lt;wsp:rsid wsp:val=&quot;0009753E&quot;/&gt;&lt;wsp:rsid wsp:val=&quot;000A5F0E&quot;/&gt;&lt;wsp:rsid wsp:val=&quot;000A76C7&quot;/&gt;&lt;wsp:rsid wsp:val=&quot;000B0199&quot;/&gt;&lt;wsp:rsid wsp:val=&quot;000C133D&quot;/&gt;&lt;wsp:rsid wsp:val=&quot;000D1709&quot;/&gt;&lt;wsp:rsid wsp:val=&quot;000F1F4B&quot;/&gt;&lt;wsp:rsid wsp:val=&quot;000F653B&quot;/&gt;&lt;wsp:rsid wsp:val=&quot;00104B0D&quot;/&gt;&lt;wsp:rsid wsp:val=&quot;00113BAD&quot;/&gt;&lt;wsp:rsid wsp:val=&quot;00121FD3&quot;/&gt;&lt;wsp:rsid wsp:val=&quot;00122098&quot;/&gt;&lt;wsp:rsid wsp:val=&quot;00126A68&quot;/&gt;&lt;wsp:rsid wsp:val=&quot;00151066&quot;/&gt;&lt;wsp:rsid wsp:val=&quot;00152BCB&quot;/&gt;&lt;wsp:rsid wsp:val=&quot;00155363&quot;/&gt;&lt;wsp:rsid wsp:val=&quot;00156CA5&quot;/&gt;&lt;wsp:rsid wsp:val=&quot;00157F33&quot;/&gt;&lt;wsp:rsid wsp:val=&quot;0016527B&quot;/&gt;&lt;wsp:rsid wsp:val=&quot;00166C15&quot;/&gt;&lt;wsp:rsid wsp:val=&quot;0017747D&quot;/&gt;&lt;wsp:rsid wsp:val=&quot;00183260&quot;/&gt;&lt;wsp:rsid wsp:val=&quot;0018679A&quot;/&gt;&lt;wsp:rsid wsp:val=&quot;00187CE8&quot;/&gt;&lt;wsp:rsid wsp:val=&quot;001A656E&quot;/&gt;&lt;wsp:rsid wsp:val=&quot;001B3255&quot;/&gt;&lt;wsp:rsid wsp:val=&quot;001B39CF&quot;/&gt;&lt;wsp:rsid wsp:val=&quot;001B78BD&quot;/&gt;&lt;wsp:rsid wsp:val=&quot;001C75D0&quot;/&gt;&lt;wsp:rsid wsp:val=&quot;001D4708&quot;/&gt;&lt;wsp:rsid wsp:val=&quot;001D7D00&quot;/&gt;&lt;wsp:rsid wsp:val=&quot;001E58CE&quot;/&gt;&lt;wsp:rsid wsp:val=&quot;001F7BCF&quot;/&gt;&lt;wsp:rsid wsp:val=&quot;002011F0&quot;/&gt;&lt;wsp:rsid wsp:val=&quot;0021089B&quot;/&gt;&lt;wsp:rsid wsp:val=&quot;00211273&quot;/&gt;&lt;wsp:rsid wsp:val=&quot;002216B9&quot;/&gt;&lt;wsp:rsid wsp:val=&quot;00245440&quot;/&gt;&lt;wsp:rsid wsp:val=&quot;002502C0&quot;/&gt;&lt;wsp:rsid wsp:val=&quot;00250448&quot;/&gt;&lt;wsp:rsid wsp:val=&quot;002505E1&quot;/&gt;&lt;wsp:rsid wsp:val=&quot;002609F1&quot;/&gt;&lt;wsp:rsid wsp:val=&quot;00261B8C&quot;/&gt;&lt;wsp:rsid wsp:val=&quot;00262BFB&quot;/&gt;&lt;wsp:rsid wsp:val=&quot;00263DCD&quot;/&gt;&lt;wsp:rsid wsp:val=&quot;00265B61&quot;/&gt;&lt;wsp:rsid wsp:val=&quot;0027142D&quot;/&gt;&lt;wsp:rsid wsp:val=&quot;00280FE4&quot;/&gt;&lt;wsp:rsid wsp:val=&quot;00281B34&quot;/&gt;&lt;wsp:rsid wsp:val=&quot;00283182&quot;/&gt;&lt;wsp:rsid wsp:val=&quot;00285CE0&quot;/&gt;&lt;wsp:rsid wsp:val=&quot;002877F1&quot;/&gt;&lt;wsp:rsid wsp:val=&quot;002A20DC&quot;/&gt;&lt;wsp:rsid wsp:val=&quot;002A2337&quot;/&gt;&lt;wsp:rsid wsp:val=&quot;002A4655&quot;/&gt;&lt;wsp:rsid wsp:val=&quot;002A5086&quot;/&gt;&lt;wsp:rsid wsp:val=&quot;002A58BB&quot;/&gt;&lt;wsp:rsid wsp:val=&quot;002B0635&quot;/&gt;&lt;wsp:rsid wsp:val=&quot;002B10C4&quot;/&gt;&lt;wsp:rsid wsp:val=&quot;002B16ED&quot;/&gt;&lt;wsp:rsid wsp:val=&quot;002B5E09&quot;/&gt;&lt;wsp:rsid wsp:val=&quot;002C167F&quot;/&gt;&lt;wsp:rsid wsp:val=&quot;002C660C&quot;/&gt;&lt;wsp:rsid wsp:val=&quot;002C6629&quot;/&gt;&lt;wsp:rsid wsp:val=&quot;002D1FCC&quot;/&gt;&lt;wsp:rsid wsp:val=&quot;002E0E6E&quot;/&gt;&lt;wsp:rsid wsp:val=&quot;003003E6&quot;/&gt;&lt;wsp:rsid wsp:val=&quot;0030769D&quot;/&gt;&lt;wsp:rsid wsp:val=&quot;003107E9&quot;/&gt;&lt;wsp:rsid wsp:val=&quot;00313B72&quot;/&gt;&lt;wsp:rsid wsp:val=&quot;00314B92&quot;/&gt;&lt;wsp:rsid wsp:val=&quot;00317A20&quot;/&gt;&lt;wsp:rsid wsp:val=&quot;00335A54&quot;/&gt;&lt;wsp:rsid wsp:val=&quot;00335D79&quot;/&gt;&lt;wsp:rsid wsp:val=&quot;00336CFE&quot;/&gt;&lt;wsp:rsid wsp:val=&quot;00337C4C&quot;/&gt;&lt;wsp:rsid wsp:val=&quot;0034103F&quot;/&gt;&lt;wsp:rsid wsp:val=&quot;00341D31&quot;/&gt;&lt;wsp:rsid wsp:val=&quot;0034650A&quot;/&gt;&lt;wsp:rsid wsp:val=&quot;00346A56&quot;/&gt;&lt;wsp:rsid wsp:val=&quot;003510C4&quot;/&gt;&lt;wsp:rsid wsp:val=&quot;00355841&quot;/&gt;&lt;wsp:rsid wsp:val=&quot;00355C8B&quot;/&gt;&lt;wsp:rsid wsp:val=&quot;00356C58&quot;/&gt;&lt;wsp:rsid wsp:val=&quot;00360561&quot;/&gt;&lt;wsp:rsid wsp:val=&quot;003749ED&quot;/&gt;&lt;wsp:rsid wsp:val=&quot;00376926&quot;/&gt;&lt;wsp:rsid wsp:val=&quot;00377515&quot;/&gt;&lt;wsp:rsid wsp:val=&quot;00377DA6&quot;/&gt;&lt;wsp:rsid wsp:val=&quot;0038142C&quot;/&gt;&lt;wsp:rsid wsp:val=&quot;00394CAE&quot;/&gt;&lt;wsp:rsid wsp:val=&quot;003A1C63&quot;/&gt;&lt;wsp:rsid wsp:val=&quot;003A529D&quot;/&gt;&lt;wsp:rsid wsp:val=&quot;003A639A&quot;/&gt;&lt;wsp:rsid wsp:val=&quot;003A7393&quot;/&gt;&lt;wsp:rsid wsp:val=&quot;003B0CD6&quot;/&gt;&lt;wsp:rsid wsp:val=&quot;003B56AF&quot;/&gt;&lt;wsp:rsid wsp:val=&quot;003C7EA6&quot;/&gt;&lt;wsp:rsid wsp:val=&quot;003D0C0A&quot;/&gt;&lt;wsp:rsid wsp:val=&quot;003D5BF9&quot;/&gt;&lt;wsp:rsid wsp:val=&quot;003E399C&quot;/&gt;&lt;wsp:rsid wsp:val=&quot;003F0F8F&quot;/&gt;&lt;wsp:rsid wsp:val=&quot;003F10D2&quot;/&gt;&lt;wsp:rsid wsp:val=&quot;003F3451&quot;/&gt;&lt;wsp:rsid wsp:val=&quot;003F42B0&quot;/&gt;&lt;wsp:rsid wsp:val=&quot;003F5570&quot;/&gt;&lt;wsp:rsid wsp:val=&quot;003F5F74&quot;/&gt;&lt;wsp:rsid wsp:val=&quot;00401534&quot;/&gt;&lt;wsp:rsid wsp:val=&quot;00423B98&quot;/&gt;&lt;wsp:rsid wsp:val=&quot;004259C3&quot;/&gt;&lt;wsp:rsid wsp:val=&quot;00426790&quot;/&gt;&lt;wsp:rsid wsp:val=&quot;00430592&quot;/&gt;&lt;wsp:rsid wsp:val=&quot;004445EE&quot;/&gt;&lt;wsp:rsid wsp:val=&quot;00444CF3&quot;/&gt;&lt;wsp:rsid wsp:val=&quot;0044653F&quot;/&gt;&lt;wsp:rsid wsp:val=&quot;00452126&quot;/&gt;&lt;wsp:rsid wsp:val=&quot;00453488&quot;/&gt;&lt;wsp:rsid wsp:val=&quot;004559C1&quot;/&gt;&lt;wsp:rsid wsp:val=&quot;0045713C&quot;/&gt;&lt;wsp:rsid wsp:val=&quot;00466BD5&quot;/&gt;&lt;wsp:rsid wsp:val=&quot;00466CCB&quot;/&gt;&lt;wsp:rsid wsp:val=&quot;00470CB9&quot;/&gt;&lt;wsp:rsid wsp:val=&quot;00472FDB&quot;/&gt;&lt;wsp:rsid wsp:val=&quot;004759E5&quot;/&gt;&lt;wsp:rsid wsp:val=&quot;00475FFF&quot;/&gt;&lt;wsp:rsid wsp:val=&quot;00477023&quot;/&gt;&lt;wsp:rsid wsp:val=&quot;00481F6A&quot;/&gt;&lt;wsp:rsid wsp:val=&quot;00485A31&quot;/&gt;&lt;wsp:rsid wsp:val=&quot;004963F1&quot;/&gt;&lt;wsp:rsid wsp:val=&quot;004B0CC3&quot;/&gt;&lt;wsp:rsid wsp:val=&quot;004B38E0&quot;/&gt;&lt;wsp:rsid wsp:val=&quot;004C52E9&quot;/&gt;&lt;wsp:rsid wsp:val=&quot;004D6B38&quot;/&gt;&lt;wsp:rsid wsp:val=&quot;004D7D2F&quot;/&gt;&lt;wsp:rsid wsp:val=&quot;004E1CCC&quot;/&gt;&lt;wsp:rsid wsp:val=&quot;004E4469&quot;/&gt;&lt;wsp:rsid wsp:val=&quot;004F088A&quot;/&gt;&lt;wsp:rsid wsp:val=&quot;004F220F&quot;/&gt;&lt;wsp:rsid wsp:val=&quot;004F4438&quot;/&gt;&lt;wsp:rsid wsp:val=&quot;005030A0&quot;/&gt;&lt;wsp:rsid wsp:val=&quot;00505CF2&quot;/&gt;&lt;wsp:rsid wsp:val=&quot;005060C1&quot;/&gt;&lt;wsp:rsid wsp:val=&quot;00507371&quot;/&gt;&lt;wsp:rsid wsp:val=&quot;00521F7C&quot;/&gt;&lt;wsp:rsid wsp:val=&quot;00523A61&quot;/&gt;&lt;wsp:rsid wsp:val=&quot;005251E9&quot;/&gt;&lt;wsp:rsid wsp:val=&quot;005275BF&quot;/&gt;&lt;wsp:rsid wsp:val=&quot;00540A04&quot;/&gt;&lt;wsp:rsid wsp:val=&quot;005444D2&quot;/&gt;&lt;wsp:rsid wsp:val=&quot;00550CA4&quot;/&gt;&lt;wsp:rsid wsp:val=&quot;00552AC9&quot;/&gt;&lt;wsp:rsid wsp:val=&quot;00553B46&quot;/&gt;&lt;wsp:rsid wsp:val=&quot;005619DB&quot;/&gt;&lt;wsp:rsid wsp:val=&quot;0056618B&quot;/&gt;&lt;wsp:rsid wsp:val=&quot;00576F73&quot;/&gt;&lt;wsp:rsid wsp:val=&quot;005913E4&quot;/&gt;&lt;wsp:rsid wsp:val=&quot;00593EE0&quot;/&gt;&lt;wsp:rsid wsp:val=&quot;0059682E&quot;/&gt;&lt;wsp:rsid wsp:val=&quot;005974B2&quot;/&gt;&lt;wsp:rsid wsp:val=&quot;005A646F&quot;/&gt;&lt;wsp:rsid wsp:val=&quot;005B016B&quot;/&gt;&lt;wsp:rsid wsp:val=&quot;005B2FE8&quot;/&gt;&lt;wsp:rsid wsp:val=&quot;005C21CD&quot;/&gt;&lt;wsp:rsid wsp:val=&quot;005C3AB7&quot;/&gt;&lt;wsp:rsid wsp:val=&quot;005C3D63&quot;/&gt;&lt;wsp:rsid wsp:val=&quot;005C7C31&quot;/&gt;&lt;wsp:rsid wsp:val=&quot;005D27CC&quot;/&gt;&lt;wsp:rsid wsp:val=&quot;005D34FE&quot;/&gt;&lt;wsp:rsid wsp:val=&quot;005D4C1A&quot;/&gt;&lt;wsp:rsid wsp:val=&quot;005D6E0B&quot;/&gt;&lt;wsp:rsid wsp:val=&quot;005D73C4&quot;/&gt;&lt;wsp:rsid wsp:val=&quot;005E1677&quot;/&gt;&lt;wsp:rsid wsp:val=&quot;005E5F3C&quot;/&gt;&lt;wsp:rsid wsp:val=&quot;005E756A&quot;/&gt;&lt;wsp:rsid wsp:val=&quot;005F086A&quot;/&gt;&lt;wsp:rsid wsp:val=&quot;005F47EF&quot;/&gt;&lt;wsp:rsid wsp:val=&quot;006050B7&quot;/&gt;&lt;wsp:rsid wsp:val=&quot;006100BB&quot;/&gt;&lt;wsp:rsid wsp:val=&quot;00610BBB&quot;/&gt;&lt;wsp:rsid wsp:val=&quot;006149CB&quot;/&gt;&lt;wsp:rsid wsp:val=&quot;00616977&quot;/&gt;&lt;wsp:rsid wsp:val=&quot;00620374&quot;/&gt;&lt;wsp:rsid wsp:val=&quot;006267E5&quot;/&gt;&lt;wsp:rsid wsp:val=&quot;00627960&quot;/&gt;&lt;wsp:rsid wsp:val=&quot;00630354&quot;/&gt;&lt;wsp:rsid wsp:val=&quot;00630A7F&quot;/&gt;&lt;wsp:rsid wsp:val=&quot;006348A2&quot;/&gt;&lt;wsp:rsid wsp:val=&quot;00660484&quot;/&gt;&lt;wsp:rsid wsp:val=&quot;0066696E&quot;/&gt;&lt;wsp:rsid wsp:val=&quot;00672148&quot;/&gt;&lt;wsp:rsid wsp:val=&quot;00674F02&quot;/&gt;&lt;wsp:rsid wsp:val=&quot;00683589&quot;/&gt;&lt;wsp:rsid wsp:val=&quot;00692F2D&quot;/&gt;&lt;wsp:rsid wsp:val=&quot;00695DB3&quot;/&gt;&lt;wsp:rsid wsp:val=&quot;00696A4B&quot;/&gt;&lt;wsp:rsid wsp:val=&quot;006D4B8B&quot;/&gt;&lt;wsp:rsid wsp:val=&quot;006D5F14&quot;/&gt;&lt;wsp:rsid wsp:val=&quot;0070086F&quot;/&gt;&lt;wsp:rsid wsp:val=&quot;00705634&quot;/&gt;&lt;wsp:rsid wsp:val=&quot;007067BA&quot;/&gt;&lt;wsp:rsid wsp:val=&quot;00714F33&quot;/&gt;&lt;wsp:rsid wsp:val=&quot;0071679F&quot;/&gt;&lt;wsp:rsid wsp:val=&quot;00717504&quot;/&gt;&lt;wsp:rsid wsp:val=&quot;007231F6&quot;/&gt;&lt;wsp:rsid wsp:val=&quot;00733B95&quot;/&gt;&lt;wsp:rsid wsp:val=&quot;0073621B&quot;/&gt;&lt;wsp:rsid wsp:val=&quot;007424F3&quot;/&gt;&lt;wsp:rsid wsp:val=&quot;00742C3E&quot;/&gt;&lt;wsp:rsid wsp:val=&quot;00745A66&quot;/&gt;&lt;wsp:rsid wsp:val=&quot;00746ED1&quot;/&gt;&lt;wsp:rsid wsp:val=&quot;007502C5&quot;/&gt;&lt;wsp:rsid wsp:val=&quot;0075623B&quot;/&gt;&lt;wsp:rsid wsp:val=&quot;00762280&quot;/&gt;&lt;wsp:rsid wsp:val=&quot;007646E2&quot;/&gt;&lt;wsp:rsid wsp:val=&quot;0077264F&quot;/&gt;&lt;wsp:rsid wsp:val=&quot;007B06BB&quot;/&gt;&lt;wsp:rsid wsp:val=&quot;007B125F&quot;/&gt;&lt;wsp:rsid wsp:val=&quot;007B1270&quot;/&gt;&lt;wsp:rsid wsp:val=&quot;007B359A&quot;/&gt;&lt;wsp:rsid wsp:val=&quot;007B5E01&quot;/&gt;&lt;wsp:rsid wsp:val=&quot;007C2D18&quot;/&gt;&lt;wsp:rsid wsp:val=&quot;007C5AC0&quot;/&gt;&lt;wsp:rsid wsp:val=&quot;007D18FC&quot;/&gt;&lt;wsp:rsid wsp:val=&quot;007E4570&quot;/&gt;&lt;wsp:rsid wsp:val=&quot;007F3E0A&quot;/&gt;&lt;wsp:rsid wsp:val=&quot;007F4553&quot;/&gt;&lt;wsp:rsid wsp:val=&quot;00803D40&quot;/&gt;&lt;wsp:rsid wsp:val=&quot;008041CD&quot;/&gt;&lt;wsp:rsid wsp:val=&quot;008106D5&quot;/&gt;&lt;wsp:rsid wsp:val=&quot;00812A2E&quot;/&gt;&lt;wsp:rsid wsp:val=&quot;00814F89&quot;/&gt;&lt;wsp:rsid wsp:val=&quot;00826210&quot;/&gt;&lt;wsp:rsid wsp:val=&quot;0082739F&quot;/&gt;&lt;wsp:rsid wsp:val=&quot;0082757B&quot;/&gt;&lt;wsp:rsid wsp:val=&quot;008321BC&quot;/&gt;&lt;wsp:rsid wsp:val=&quot;0084149E&quot;/&gt;&lt;wsp:rsid wsp:val=&quot;008461BB&quot;/&gt;&lt;wsp:rsid wsp:val=&quot;00867297&quot;/&gt;&lt;wsp:rsid wsp:val=&quot;00873C69&quot;/&gt;&lt;wsp:rsid wsp:val=&quot;008740F9&quot;/&gt;&lt;wsp:rsid wsp:val=&quot;00874DAC&quot;/&gt;&lt;wsp:rsid wsp:val=&quot;008943CF&quot;/&gt;&lt;wsp:rsid wsp:val=&quot;00897827&quot;/&gt;&lt;wsp:rsid wsp:val=&quot;008B29B1&quot;/&gt;&lt;wsp:rsid wsp:val=&quot;008B4ADC&quot;/&gt;&lt;wsp:rsid wsp:val=&quot;008B7E6A&quot;/&gt;&lt;wsp:rsid wsp:val=&quot;008C0502&quot;/&gt;&lt;wsp:rsid wsp:val=&quot;008C1D49&quot;/&gt;&lt;wsp:rsid wsp:val=&quot;008D1EE9&quot;/&gt;&lt;wsp:rsid wsp:val=&quot;008D210D&quot;/&gt;&lt;wsp:rsid wsp:val=&quot;008E1E3C&quot;/&gt;&lt;wsp:rsid wsp:val=&quot;008E409E&quot;/&gt;&lt;wsp:rsid wsp:val=&quot;008E680D&quot;/&gt;&lt;wsp:rsid wsp:val=&quot;008E76C6&quot;/&gt;&lt;wsp:rsid wsp:val=&quot;008F20B2&quot;/&gt;&lt;wsp:rsid wsp:val=&quot;008F3070&quot;/&gt;&lt;wsp:rsid wsp:val=&quot;008F7AD3&quot;/&gt;&lt;wsp:rsid wsp:val=&quot;00911087&quot;/&gt;&lt;wsp:rsid wsp:val=&quot;00912471&quot;/&gt;&lt;wsp:rsid wsp:val=&quot;009124C6&quot;/&gt;&lt;wsp:rsid wsp:val=&quot;00914211&quot;/&gt;&lt;wsp:rsid wsp:val=&quot;00916A02&quot;/&gt;&lt;wsp:rsid wsp:val=&quot;00922BCD&quot;/&gt;&lt;wsp:rsid wsp:val=&quot;009246E7&quot;/&gt;&lt;wsp:rsid wsp:val=&quot;00931851&quot;/&gt;&lt;wsp:rsid wsp:val=&quot;00940DC3&quot;/&gt;&lt;wsp:rsid wsp:val=&quot;00944B78&quot;/&gt;&lt;wsp:rsid wsp:val=&quot;00944DD2&quot;/&gt;&lt;wsp:rsid wsp:val=&quot;0094502F&quot;/&gt;&lt;wsp:rsid wsp:val=&quot;009521B0&quot;/&gt;&lt;wsp:rsid wsp:val=&quot;00964FDA&quot;/&gt;&lt;wsp:rsid wsp:val=&quot;00967E9E&quot;/&gt;&lt;wsp:rsid wsp:val=&quot;0098119B&quot;/&gt;&lt;wsp:rsid wsp:val=&quot;009828EF&quot;/&gt;&lt;wsp:rsid wsp:val=&quot;009943D5&quot;/&gt;&lt;wsp:rsid wsp:val=&quot;009A5231&quot;/&gt;&lt;wsp:rsid wsp:val=&quot;009A60FF&quot;/&gt;&lt;wsp:rsid wsp:val=&quot;009B6115&quot;/&gt;&lt;wsp:rsid wsp:val=&quot;009B783B&quot;/&gt;&lt;wsp:rsid wsp:val=&quot;009C16FE&quot;/&gt;&lt;wsp:rsid wsp:val=&quot;009C1ED3&quot;/&gt;&lt;wsp:rsid wsp:val=&quot;009D0F4C&quot;/&gt;&lt;wsp:rsid wsp:val=&quot;009D596F&quot;/&gt;&lt;wsp:rsid wsp:val=&quot;009E22C6&quot;/&gt;&lt;wsp:rsid wsp:val=&quot;009F1D97&quot;/&gt;&lt;wsp:rsid wsp:val=&quot;009F3FC2&quot;/&gt;&lt;wsp:rsid wsp:val=&quot;009F67C3&quot;/&gt;&lt;wsp:rsid wsp:val=&quot;009F7EC0&quot;/&gt;&lt;wsp:rsid wsp:val=&quot;00A174F4&quot;/&gt;&lt;wsp:rsid wsp:val=&quot;00A3232E&quot;/&gt;&lt;wsp:rsid wsp:val=&quot;00A36A98&quot;/&gt;&lt;wsp:rsid wsp:val=&quot;00A409EE&quot;/&gt;&lt;wsp:rsid wsp:val=&quot;00A417AE&quot;/&gt;&lt;wsp:rsid wsp:val=&quot;00A47657&quot;/&gt;&lt;wsp:rsid wsp:val=&quot;00A52B15&quot;/&gt;&lt;wsp:rsid wsp:val=&quot;00A57D23&quot;/&gt;&lt;wsp:rsid wsp:val=&quot;00A6067B&quot;/&gt;&lt;wsp:rsid wsp:val=&quot;00A62E66&quot;/&gt;&lt;wsp:rsid wsp:val=&quot;00A71B83&quot;/&gt;&lt;wsp:rsid wsp:val=&quot;00A76388&quot;/&gt;&lt;wsp:rsid wsp:val=&quot;00A7745F&quot;/&gt;&lt;wsp:rsid wsp:val=&quot;00A84F2E&quot;/&gt;&lt;wsp:rsid wsp:val=&quot;00A8792B&quot;/&gt;&lt;wsp:rsid wsp:val=&quot;00A941B4&quot;/&gt;&lt;wsp:rsid wsp:val=&quot;00A97DDB&quot;/&gt;&lt;wsp:rsid wsp:val=&quot;00AA732A&quot;/&gt;&lt;wsp:rsid wsp:val=&quot;00AC2974&quot;/&gt;&lt;wsp:rsid wsp:val=&quot;00AC2D1E&quot;/&gt;&lt;wsp:rsid wsp:val=&quot;00AC61BE&quot;/&gt;&lt;wsp:rsid wsp:val=&quot;00AC66F4&quot;/&gt;&lt;wsp:rsid wsp:val=&quot;00AE01D6&quot;/&gt;&lt;wsp:rsid wsp:val=&quot;00AE3B5F&quot;/&gt;&lt;wsp:rsid wsp:val=&quot;00AE5FAA&quot;/&gt;&lt;wsp:rsid wsp:val=&quot;00AF7B8C&quot;/&gt;&lt;wsp:rsid wsp:val=&quot;00B01D04&quot;/&gt;&lt;wsp:rsid wsp:val=&quot;00B01E8D&quot;/&gt;&lt;wsp:rsid wsp:val=&quot;00B05E9F&quot;/&gt;&lt;wsp:rsid wsp:val=&quot;00B10924&quot;/&gt;&lt;wsp:rsid wsp:val=&quot;00B1280F&quot;/&gt;&lt;wsp:rsid wsp:val=&quot;00B13497&quot;/&gt;&lt;wsp:rsid wsp:val=&quot;00B21005&quot;/&gt;&lt;wsp:rsid wsp:val=&quot;00B24A79&quot;/&gt;&lt;wsp:rsid wsp:val=&quot;00B349C7&quot;/&gt;&lt;wsp:rsid wsp:val=&quot;00B40640&quot;/&gt;&lt;wsp:rsid wsp:val=&quot;00B42704&quot;/&gt;&lt;wsp:rsid wsp:val=&quot;00B47538&quot;/&gt;&lt;wsp:rsid wsp:val=&quot;00B47FDB&quot;/&gt;&lt;wsp:rsid wsp:val=&quot;00B50C83&quot;/&gt;&lt;wsp:rsid wsp:val=&quot;00B51C18&quot;/&gt;&lt;wsp:rsid wsp:val=&quot;00B574CE&quot;/&gt;&lt;wsp:rsid wsp:val=&quot;00B60350&quot;/&gt;&lt;wsp:rsid wsp:val=&quot;00B60F2C&quot;/&gt;&lt;wsp:rsid wsp:val=&quot;00B614CB&quot;/&gt;&lt;wsp:rsid wsp:val=&quot;00B6236F&quot;/&gt;&lt;wsp:rsid wsp:val=&quot;00B725EB&quot;/&gt;&lt;wsp:rsid wsp:val=&quot;00B75C00&quot;/&gt;&lt;wsp:rsid wsp:val=&quot;00B85C85&quot;/&gt;&lt;wsp:rsid wsp:val=&quot;00B877B8&quot;/&gt;&lt;wsp:rsid wsp:val=&quot;00B96068&quot;/&gt;&lt;wsp:rsid wsp:val=&quot;00BA1F4C&quot;/&gt;&lt;wsp:rsid wsp:val=&quot;00BA2CB8&quot;/&gt;&lt;wsp:rsid wsp:val=&quot;00BA4B27&quot;/&gt;&lt;wsp:rsid wsp:val=&quot;00BA7DE1&quot;/&gt;&lt;wsp:rsid wsp:val=&quot;00BB0F44&quot;/&gt;&lt;wsp:rsid wsp:val=&quot;00BB3AA5&quot;/&gt;&lt;wsp:rsid wsp:val=&quot;00BC03E9&quot;/&gt;&lt;wsp:rsid wsp:val=&quot;00BC6029&quot;/&gt;&lt;wsp:rsid wsp:val=&quot;00BD7149&quot;/&gt;&lt;wsp:rsid wsp:val=&quot;00BE1443&quot;/&gt;&lt;wsp:rsid wsp:val=&quot;00BE1990&quot;/&gt;&lt;wsp:rsid wsp:val=&quot;00BE23D5&quot;/&gt;&lt;wsp:rsid wsp:val=&quot;00BF0062&quot;/&gt;&lt;wsp:rsid wsp:val=&quot;00C02818&quot;/&gt;&lt;wsp:rsid wsp:val=&quot;00C11695&quot;/&gt;&lt;wsp:rsid wsp:val=&quot;00C165EF&quot;/&gt;&lt;wsp:rsid wsp:val=&quot;00C20BBD&quot;/&gt;&lt;wsp:rsid wsp:val=&quot;00C20D2C&quot;/&gt;&lt;wsp:rsid wsp:val=&quot;00C372B8&quot;/&gt;&lt;wsp:rsid wsp:val=&quot;00C40493&quot;/&gt;&lt;wsp:rsid wsp:val=&quot;00C435F2&quot;/&gt;&lt;wsp:rsid wsp:val=&quot;00C446FA&quot;/&gt;&lt;wsp:rsid wsp:val=&quot;00C46AB7&quot;/&gt;&lt;wsp:rsid wsp:val=&quot;00C47084&quot;/&gt;&lt;wsp:rsid wsp:val=&quot;00C47155&quot;/&gt;&lt;wsp:rsid wsp:val=&quot;00C54CBA&quot;/&gt;&lt;wsp:rsid wsp:val=&quot;00C650DD&quot;/&gt;&lt;wsp:rsid wsp:val=&quot;00C714A9&quot;/&gt;&lt;wsp:rsid wsp:val=&quot;00C7366E&quot;/&gt;&lt;wsp:rsid wsp:val=&quot;00C8717E&quot;/&gt;&lt;wsp:rsid wsp:val=&quot;00C93B32&quot;/&gt;&lt;wsp:rsid wsp:val=&quot;00CB61CC&quot;/&gt;&lt;wsp:rsid wsp:val=&quot;00CC1BA4&quot;/&gt;&lt;wsp:rsid wsp:val=&quot;00CC36DA&quot;/&gt;&lt;wsp:rsid wsp:val=&quot;00CC664E&quot;/&gt;&lt;wsp:rsid wsp:val=&quot;00CC75E7&quot;/&gt;&lt;wsp:rsid wsp:val=&quot;00CD0591&quot;/&gt;&lt;wsp:rsid wsp:val=&quot;00CD2517&quot;/&gt;&lt;wsp:rsid wsp:val=&quot;00CD2B80&quot;/&gt;&lt;wsp:rsid wsp:val=&quot;00CD7723&quot;/&gt;&lt;wsp:rsid wsp:val=&quot;00CF6702&quot;/&gt;&lt;wsp:rsid wsp:val=&quot;00D028D3&quot;/&gt;&lt;wsp:rsid wsp:val=&quot;00D070FD&quot;/&gt;&lt;wsp:rsid wsp:val=&quot;00D11841&quot;/&gt;&lt;wsp:rsid wsp:val=&quot;00D13F40&quot;/&gt;&lt;wsp:rsid wsp:val=&quot;00D21DFB&quot;/&gt;&lt;wsp:rsid wsp:val=&quot;00D21E1C&quot;/&gt;&lt;wsp:rsid wsp:val=&quot;00D24114&quot;/&gt;&lt;wsp:rsid wsp:val=&quot;00D26B32&quot;/&gt;&lt;wsp:rsid wsp:val=&quot;00D326DE&quot;/&gt;&lt;wsp:rsid wsp:val=&quot;00D34FE3&quot;/&gt;&lt;wsp:rsid wsp:val=&quot;00D4026E&quot;/&gt;&lt;wsp:rsid wsp:val=&quot;00D443A1&quot;/&gt;&lt;wsp:rsid wsp:val=&quot;00D445BE&quot;/&gt;&lt;wsp:rsid wsp:val=&quot;00D51306&quot;/&gt;&lt;wsp:rsid wsp:val=&quot;00D52A38&quot;/&gt;&lt;wsp:rsid wsp:val=&quot;00D57661&quot;/&gt;&lt;wsp:rsid wsp:val=&quot;00D63DFB&quot;/&gt;&lt;wsp:rsid wsp:val=&quot;00D67603&quot;/&gt;&lt;wsp:rsid wsp:val=&quot;00D70552&quot;/&gt;&lt;wsp:rsid wsp:val=&quot;00D93A03&quot;/&gt;&lt;wsp:rsid wsp:val=&quot;00D962EF&quot;/&gt;&lt;wsp:rsid wsp:val=&quot;00D96E9E&quot;/&gt;&lt;wsp:rsid wsp:val=&quot;00D972CC&quot;/&gt;&lt;wsp:rsid wsp:val=&quot;00D97DEB&quot;/&gt;&lt;wsp:rsid wsp:val=&quot;00DA1FD8&quot;/&gt;&lt;wsp:rsid wsp:val=&quot;00DA401F&quot;/&gt;&lt;wsp:rsid wsp:val=&quot;00DA48C1&quot;/&gt;&lt;wsp:rsid wsp:val=&quot;00DA7838&quot;/&gt;&lt;wsp:rsid wsp:val=&quot;00DA7B7D&quot;/&gt;&lt;wsp:rsid wsp:val=&quot;00DB73B5&quot;/&gt;&lt;wsp:rsid wsp:val=&quot;00DC100A&quot;/&gt;&lt;wsp:rsid wsp:val=&quot;00DC5F7A&quot;/&gt;&lt;wsp:rsid wsp:val=&quot;00DC7FF1&quot;/&gt;&lt;wsp:rsid wsp:val=&quot;00DD2B25&quot;/&gt;&lt;wsp:rsid wsp:val=&quot;00DE10FA&quot;/&gt;&lt;wsp:rsid wsp:val=&quot;00DE6908&quot;/&gt;&lt;wsp:rsid wsp:val=&quot;00DF1EA9&quot;/&gt;&lt;wsp:rsid wsp:val=&quot;00DF6C13&quot;/&gt;&lt;wsp:rsid wsp:val=&quot;00E00102&quot;/&gt;&lt;wsp:rsid wsp:val=&quot;00E00787&quot;/&gt;&lt;wsp:rsid wsp:val=&quot;00E063A5&quot;/&gt;&lt;wsp:rsid wsp:val=&quot;00E15F21&quot;/&gt;&lt;wsp:rsid wsp:val=&quot;00E20FA8&quot;/&gt;&lt;wsp:rsid wsp:val=&quot;00E2192E&quot;/&gt;&lt;wsp:rsid wsp:val=&quot;00E27E79&quot;/&gt;&lt;wsp:rsid wsp:val=&quot;00E342D1&quot;/&gt;&lt;wsp:rsid wsp:val=&quot;00E43F81&quot;/&gt;&lt;wsp:rsid wsp:val=&quot;00E46595&quot;/&gt;&lt;wsp:rsid wsp:val=&quot;00E4782D&quot;/&gt;&lt;wsp:rsid wsp:val=&quot;00E566D5&quot;/&gt;&lt;wsp:rsid wsp:val=&quot;00E64666&quot;/&gt;&lt;wsp:rsid wsp:val=&quot;00E65D82&quot;/&gt;&lt;wsp:rsid wsp:val=&quot;00E73FF9&quot;/&gt;&lt;wsp:rsid wsp:val=&quot;00E7640C&quot;/&gt;&lt;wsp:rsid wsp:val=&quot;00E8012D&quot;/&gt;&lt;wsp:rsid wsp:val=&quot;00E93039&quot;/&gt;&lt;wsp:rsid wsp:val=&quot;00E93FDD&quot;/&gt;&lt;wsp:rsid wsp:val=&quot;00E94434&quot;/&gt;&lt;wsp:rsid wsp:val=&quot;00E959DC&quot;/&gt;&lt;wsp:rsid wsp:val=&quot;00EA72C8&quot;/&gt;&lt;wsp:rsid wsp:val=&quot;00EB005D&quot;/&gt;&lt;wsp:rsid wsp:val=&quot;00EB5214&quot;/&gt;&lt;wsp:rsid wsp:val=&quot;00EB5C2D&quot;/&gt;&lt;wsp:rsid wsp:val=&quot;00EC1304&quot;/&gt;&lt;wsp:rsid wsp:val=&quot;00EC2FD3&quot;/&gt;&lt;wsp:rsid wsp:val=&quot;00EC5F71&quot;/&gt;&lt;wsp:rsid wsp:val=&quot;00ED1CF3&quot;/&gt;&lt;wsp:rsid wsp:val=&quot;00ED7703&quot;/&gt;&lt;wsp:rsid wsp:val=&quot;00ED7FD9&quot;/&gt;&lt;wsp:rsid wsp:val=&quot;00EE0781&quot;/&gt;&lt;wsp:rsid wsp:val=&quot;00EE3337&quot;/&gt;&lt;wsp:rsid wsp:val=&quot;00F17BFC&quot;/&gt;&lt;wsp:rsid wsp:val=&quot;00F3131B&quot;/&gt;&lt;wsp:rsid wsp:val=&quot;00F315B6&quot;/&gt;&lt;wsp:rsid wsp:val=&quot;00F43109&quot;/&gt;&lt;wsp:rsid wsp:val=&quot;00F5321E&quot;/&gt;&lt;wsp:rsid wsp:val=&quot;00F5487B&quot;/&gt;&lt;wsp:rsid wsp:val=&quot;00F54BC4&quot;/&gt;&lt;wsp:rsid wsp:val=&quot;00F56155&quot;/&gt;&lt;wsp:rsid wsp:val=&quot;00F5796B&quot;/&gt;&lt;wsp:rsid wsp:val=&quot;00F61B55&quot;/&gt;&lt;wsp:rsid wsp:val=&quot;00F63E08&quot;/&gt;&lt;wsp:rsid wsp:val=&quot;00F652EC&quot;/&gt;&lt;wsp:rsid wsp:val=&quot;00F714E3&quot;/&gt;&lt;wsp:rsid wsp:val=&quot;00F90415&quot;/&gt;&lt;wsp:rsid wsp:val=&quot;00F933D4&quot;/&gt;&lt;wsp:rsid wsp:val=&quot;00FA6999&quot;/&gt;&lt;wsp:rsid wsp:val=&quot;00FB25EF&quot;/&gt;&lt;wsp:rsid wsp:val=&quot;00FC6B2C&quot;/&gt;&lt;wsp:rsid wsp:val=&quot;00FC7C45&quot;/&gt;&lt;wsp:rsid wsp:val=&quot;00FD25F0&quot;/&gt;&lt;wsp:rsid wsp:val=&quot;00FD3F21&quot;/&gt;&lt;wsp:rsid wsp:val=&quot;00FD639E&quot;/&gt;&lt;wsp:rsid wsp:val=&quot;00FD646C&quot;/&gt;&lt;wsp:rsid wsp:val=&quot;00FE1BFA&quot;/&gt;&lt;wsp:rsid wsp:val=&quot;00FF6ECE&quot;/&gt;&lt;/wsp:rsids&gt;&lt;/w:docPr&gt;&lt;w:body&gt;&lt;wx:sect&gt;&lt;w:p wsp:rsidR=&quot;00000000&quot; wsp:rsidRPr=&quot;00E73FF9&quot; wsp:rsidRDefault=&quot;00E73FF9&quot; wsp:rsidP=&quot;00E73FF9&quot;&gt;&lt;m:oMathPara&gt;&lt;m:oMathParaPr&gt;&lt;m:jc m:val=&quot;left&quot;/&gt;&lt;/m:oMathParaPr&gt;&lt;m:oMath&gt;&lt;m:r&gt;&lt;w:rPr&gt;&lt;w:rFonts w:ascii=&quot;Cambria Math&quot; w:h-ansi=&quot;Cambria Math&quot;/&gt;&lt;wx:font wx:val=&quot;Cambria Math&quot;/&gt;&lt;w:i/&gt;&lt;/w:rPr&gt;&lt;m:t&gt;f&lt;/m:t&gt;&lt;/m:r&gt;&lt;m:d&gt;&lt;m:dPr&gt;&lt;m:ctrlPr&gt;&lt;w:rPr&gt;&lt;w:rFonts w:ascii=&quot;Cambria Math&quot; w:h-ansi=&quot;Cambria Math&quot;/&gt;&lt;wx:font wx:val=&quot;Cambria Math&quot;/&gt;&lt;w:i/&gt;&lt;/w:rPr&gt;&lt;/m:ctrlPr&gt;&lt;/m:dPr&gt;&lt;m:e&gt;&lt;m:r&gt;&lt;w:rPr&gt;&lt;w:rFonts w:ascii=&quot;Cambria Math&quot; w:h-ansi=&quot;Cambria Math&quot;/&gt;&lt;wx:font wx:val=&quot;Cambria Math&quot;/&gt;&lt;w:i/&gt;&lt;/w:rPr&gt;&lt;m:t&gt;x, y&lt;/m:t&gt;&lt;/m:r&gt;&lt;/m:e&gt;&lt;/m:d&gt;&lt;m:r&gt;&lt;w:rPr&gt;&lt;w:rFonts w:ascii=&quot;Cambria Math&quot; w:h-ansi=&quot;Cambria Math&quot;/&gt;&lt;wx:font wx:val=&quot;Cambria Math&quot;/&gt;&lt;w:i/&gt;&lt;/w:rPr&gt;&lt;m:t&gt;=x/y&lt;/m:t&gt;&lt;/m:r&gt;&lt;/m:oMath&gt;&lt;/m:oMathPara&gt;&lt;/w:p&gt;&lt;w:sectPr wsp:rsidR=&quot;00000000&quot; wsp:rsidRPr=&quot;00E73FF9&quot;&gt;&lt;w:pgSz w:w=&quot;12240&quot; w:h=&quot;15840&quot;/&gt;&lt;w:pgMar w:top=&quot;1134&quot; w:right=&quot;850&quot; w:bottom=&quot;1134&quot; w:left=&quot;1701&quot; w:header=&quot;720&quot; w:footer=&quot;720&quot; w:gutter=&quot;0&quot;/&gt;&lt;w:cols w:space=&quot;720&quot;/&gt;&lt;/w:sectPr&gt;&lt;/wx:sect&gt;&lt;/w:body&gt;&lt;/w:wordDocument&gt;">
                   <v:imagedata r:id="rId8" o:title="" chromakey="white"/>
                 </v:shape>
               </w:pict>
@@ -26366,7 +26110,7 @@
             </w:pPr>
             <w:r>
               <w:pict>
-                <v:shape id="_x0000_i1026" type="#_x0000_t75" style="width:80.9pt;height:18.7pt" equationxml="&lt;?xml version=&quot;1.0&quot; encoding=&quot;UTF-8&quot; standalone=&quot;yes&quot;?&gt;&#10;&lt;?mso-application progid=&quot;Word.Document&quot;?&gt;&#10;&lt;w:wordDocument xmlns:aml=&quot;http://schemas.microsoft.com/aml/2001/core&quot; xmlns:wpc=&quot;http://schemas.microsoft.com/office/word/2010/wordprocessingCanvas&quot; xmlns:dt=&quot;uuid:C2F41010-65B3-11d1-A29F-00AA00C14882&quot; xmlns:mc=&quot;http://schemas.openxmlformats.org/markup-compatibility/2006&quot; xmlns:o=&quot;urn:schemas-microsoft-com:office:office&quot; xmlns:m=&quot;http://schemas.openxmlformats.org/officeDocument/2006/math&quot; xmlns:v=&quot;urn:schemas-microsoft-com:vml&quot; xmlns:w10=&quot;urn:schemas-microsoft-com:office:word&quot; xmlns:w=&quot;http://schemas.microsoft.com/office/word/2003/wordml&quot; xmlns:wx=&quot;http://schemas.microsoft.com/office/word/2003/auxHint&quot; xmlns:wne=&quot;http://schemas.microsoft.com/office/word/2006/wordml&quot; xmlns:wsp=&quot;http://schemas.microsoft.com/office/word/2003/wordml/sp2&quot; xmlns:sl=&quot;http://schemas.microsoft.com/schemaLibrary/2003/core&quot; w:macrosPresent=&quot;no&quot; w:embeddedObjPresent=&quot;no&quot; w:ocxPresent=&quot;no&quot; xml:space=&quot;preserve&quot;&gt;&lt;w:ignoreSubtree w:val=&quot;http://schemas.microsoft.com/office/word/2003/wordml/sp2&quot;/&gt;&lt;o:DocumentProperties&gt;&lt;o:Version&gt;15&lt;/o:Version&gt;&lt;/o:DocumentProperties&gt;&lt;w:docPr&gt;&lt;w:view w:val=&quot;print&quot;/&gt;&lt;w:zoom w:percent=&quot;100&quot;/&gt;&lt;w:doNotEmbedSystemFonts/&gt;&lt;w:activeWritingStyle w:lang=&quot;RU&quot; w:vendorID=&quot;64&quot; w:dllVersion=&quot;131078&quot; w:nlCheck=&quot;on&quot; w:optionSet=&quot;0&quot;/&gt;&lt;w:activeWritingStyle w:lang=&quot;EN-US&quot; w:vendorID=&quot;64&quot; w:dllVersion=&quot;131078&quot; w:nlCheck=&quot;on&quot; w:optionSet=&quot;1&quot;/&gt;&lt;w:defaultTabStop w:val=&quot;709&quot;/&gt;&lt;w:punctuationKerning/&gt;&lt;w:characterSpacingControl w:val=&quot;DontCompress&quot;/&gt;&lt;w:optimizeForBrowser/&gt;&lt;w:relyOnVML/&gt;&lt;w:allowPNG/&gt;&lt;w:targetScreenSz w:val=&quot;800x600&quot;/&gt;&lt;w:validateAgainstSchema/&gt;&lt;w:saveInvalidXML w:val=&quot;off&quot;/&gt;&lt;w:ignoreMixedContent w:val=&quot;off&quot;/&gt;&lt;w:alwaysShowPlaceholderText w:val=&quot;off&quot;/&gt;&lt;w:compat&gt;&lt;w:breakWrappedTables/&gt;&lt;w:snapToGridInCell/&gt;&lt;w:wrapTextWithPunct/&gt;&lt;w:useAsianBreakRules/&gt;&lt;w:dontGrowAutofit/&gt;&lt;/w:compat&gt;&lt;wsp:rsids&gt;&lt;wsp:rsidRoot wsp:val=&quot;00F17BFC&quot;/&gt;&lt;wsp:rsid wsp:val=&quot;000015FE&quot;/&gt;&lt;wsp:rsid wsp:val=&quot;000020AD&quot;/&gt;&lt;wsp:rsid wsp:val=&quot;0000523D&quot;/&gt;&lt;wsp:rsid wsp:val=&quot;000130FB&quot;/&gt;&lt;wsp:rsid wsp:val=&quot;0001367F&quot;/&gt;&lt;wsp:rsid wsp:val=&quot;000155E8&quot;/&gt;&lt;wsp:rsid wsp:val=&quot;00025215&quot;/&gt;&lt;wsp:rsid wsp:val=&quot;000253B2&quot;/&gt;&lt;wsp:rsid wsp:val=&quot;00031C8A&quot;/&gt;&lt;wsp:rsid wsp:val=&quot;000363F4&quot;/&gt;&lt;wsp:rsid wsp:val=&quot;00037091&quot;/&gt;&lt;wsp:rsid wsp:val=&quot;00053D23&quot;/&gt;&lt;wsp:rsid wsp:val=&quot;00055BF9&quot;/&gt;&lt;wsp:rsid wsp:val=&quot;00071A86&quot;/&gt;&lt;wsp:rsid wsp:val=&quot;00075412&quot;/&gt;&lt;wsp:rsid wsp:val=&quot;00082343&quot;/&gt;&lt;wsp:rsid wsp:val=&quot;00086438&quot;/&gt;&lt;wsp:rsid wsp:val=&quot;0009597F&quot;/&gt;&lt;wsp:rsid wsp:val=&quot;00096739&quot;/&gt;&lt;wsp:rsid wsp:val=&quot;0009753E&quot;/&gt;&lt;wsp:rsid wsp:val=&quot;000A5F0E&quot;/&gt;&lt;wsp:rsid wsp:val=&quot;000A76C7&quot;/&gt;&lt;wsp:rsid wsp:val=&quot;000B0199&quot;/&gt;&lt;wsp:rsid wsp:val=&quot;000C133D&quot;/&gt;&lt;wsp:rsid wsp:val=&quot;000D1709&quot;/&gt;&lt;wsp:rsid wsp:val=&quot;000F1F4B&quot;/&gt;&lt;wsp:rsid wsp:val=&quot;000F653B&quot;/&gt;&lt;wsp:rsid wsp:val=&quot;00104B0D&quot;/&gt;&lt;wsp:rsid wsp:val=&quot;00113BAD&quot;/&gt;&lt;wsp:rsid wsp:val=&quot;00121FD3&quot;/&gt;&lt;wsp:rsid wsp:val=&quot;00122098&quot;/&gt;&lt;wsp:rsid wsp:val=&quot;00126A68&quot;/&gt;&lt;wsp:rsid wsp:val=&quot;00151066&quot;/&gt;&lt;wsp:rsid wsp:val=&quot;00152BCB&quot;/&gt;&lt;wsp:rsid wsp:val=&quot;00155363&quot;/&gt;&lt;wsp:rsid wsp:val=&quot;00156CA5&quot;/&gt;&lt;wsp:rsid wsp:val=&quot;00157F33&quot;/&gt;&lt;wsp:rsid wsp:val=&quot;0016527B&quot;/&gt;&lt;wsp:rsid wsp:val=&quot;00166C15&quot;/&gt;&lt;wsp:rsid wsp:val=&quot;0017747D&quot;/&gt;&lt;wsp:rsid wsp:val=&quot;00183260&quot;/&gt;&lt;wsp:rsid wsp:val=&quot;0018679A&quot;/&gt;&lt;wsp:rsid wsp:val=&quot;00187CE8&quot;/&gt;&lt;wsp:rsid wsp:val=&quot;001A656E&quot;/&gt;&lt;wsp:rsid wsp:val=&quot;001B3255&quot;/&gt;&lt;wsp:rsid wsp:val=&quot;001B39CF&quot;/&gt;&lt;wsp:rsid wsp:val=&quot;001B78BD&quot;/&gt;&lt;wsp:rsid wsp:val=&quot;001C75D0&quot;/&gt;&lt;wsp:rsid wsp:val=&quot;001D4708&quot;/&gt;&lt;wsp:rsid wsp:val=&quot;001D7D00&quot;/&gt;&lt;wsp:rsid wsp:val=&quot;001E58CE&quot;/&gt;&lt;wsp:rsid wsp:val=&quot;001F7BCF&quot;/&gt;&lt;wsp:rsid wsp:val=&quot;002011F0&quot;/&gt;&lt;wsp:rsid wsp:val=&quot;0021089B&quot;/&gt;&lt;wsp:rsid wsp:val=&quot;00211273&quot;/&gt;&lt;wsp:rsid wsp:val=&quot;002216B9&quot;/&gt;&lt;wsp:rsid wsp:val=&quot;00245440&quot;/&gt;&lt;wsp:rsid wsp:val=&quot;002502C0&quot;/&gt;&lt;wsp:rsid wsp:val=&quot;00250448&quot;/&gt;&lt;wsp:rsid wsp:val=&quot;002505E1&quot;/&gt;&lt;wsp:rsid wsp:val=&quot;002609F1&quot;/&gt;&lt;wsp:rsid wsp:val=&quot;00261B8C&quot;/&gt;&lt;wsp:rsid wsp:val=&quot;00262BFB&quot;/&gt;&lt;wsp:rsid wsp:val=&quot;00263DCD&quot;/&gt;&lt;wsp:rsid wsp:val=&quot;00265B61&quot;/&gt;&lt;wsp:rsid wsp:val=&quot;0027142D&quot;/&gt;&lt;wsp:rsid wsp:val=&quot;00280FE4&quot;/&gt;&lt;wsp:rsid wsp:val=&quot;00281B34&quot;/&gt;&lt;wsp:rsid wsp:val=&quot;00283182&quot;/&gt;&lt;wsp:rsid wsp:val=&quot;00285CE0&quot;/&gt;&lt;wsp:rsid wsp:val=&quot;002877F1&quot;/&gt;&lt;wsp:rsid wsp:val=&quot;002A20DC&quot;/&gt;&lt;wsp:rsid wsp:val=&quot;002A2337&quot;/&gt;&lt;wsp:rsid wsp:val=&quot;002A4655&quot;/&gt;&lt;wsp:rsid wsp:val=&quot;002A5086&quot;/&gt;&lt;wsp:rsid wsp:val=&quot;002A58BB&quot;/&gt;&lt;wsp:rsid wsp:val=&quot;002B0635&quot;/&gt;&lt;wsp:rsid wsp:val=&quot;002B10C4&quot;/&gt;&lt;wsp:rsid wsp:val=&quot;002B16ED&quot;/&gt;&lt;wsp:rsid wsp:val=&quot;002B5E09&quot;/&gt;&lt;wsp:rsid wsp:val=&quot;002C167F&quot;/&gt;&lt;wsp:rsid wsp:val=&quot;002C660C&quot;/&gt;&lt;wsp:rsid wsp:val=&quot;002C6629&quot;/&gt;&lt;wsp:rsid wsp:val=&quot;002D1FCC&quot;/&gt;&lt;wsp:rsid wsp:val=&quot;002E0E6E&quot;/&gt;&lt;wsp:rsid wsp:val=&quot;003003E6&quot;/&gt;&lt;wsp:rsid wsp:val=&quot;0030769D&quot;/&gt;&lt;wsp:rsid wsp:val=&quot;003107E9&quot;/&gt;&lt;wsp:rsid wsp:val=&quot;00313B72&quot;/&gt;&lt;wsp:rsid wsp:val=&quot;00314B92&quot;/&gt;&lt;wsp:rsid wsp:val=&quot;00317A20&quot;/&gt;&lt;wsp:rsid wsp:val=&quot;00335A54&quot;/&gt;&lt;wsp:rsid wsp:val=&quot;00335D79&quot;/&gt;&lt;wsp:rsid wsp:val=&quot;00336CFE&quot;/&gt;&lt;wsp:rsid wsp:val=&quot;00337C4C&quot;/&gt;&lt;wsp:rsid wsp:val=&quot;0034103F&quot;/&gt;&lt;wsp:rsid wsp:val=&quot;00341D31&quot;/&gt;&lt;wsp:rsid wsp:val=&quot;0034650A&quot;/&gt;&lt;wsp:rsid wsp:val=&quot;00346A56&quot;/&gt;&lt;wsp:rsid wsp:val=&quot;003510C4&quot;/&gt;&lt;wsp:rsid wsp:val=&quot;00355841&quot;/&gt;&lt;wsp:rsid wsp:val=&quot;00355C8B&quot;/&gt;&lt;wsp:rsid wsp:val=&quot;00356C58&quot;/&gt;&lt;wsp:rsid wsp:val=&quot;00360561&quot;/&gt;&lt;wsp:rsid wsp:val=&quot;003749ED&quot;/&gt;&lt;wsp:rsid wsp:val=&quot;00376926&quot;/&gt;&lt;wsp:rsid wsp:val=&quot;00377515&quot;/&gt;&lt;wsp:rsid wsp:val=&quot;00377DA6&quot;/&gt;&lt;wsp:rsid wsp:val=&quot;0038142C&quot;/&gt;&lt;wsp:rsid wsp:val=&quot;00394CAE&quot;/&gt;&lt;wsp:rsid wsp:val=&quot;003A1C63&quot;/&gt;&lt;wsp:rsid wsp:val=&quot;003A529D&quot;/&gt;&lt;wsp:rsid wsp:val=&quot;003A639A&quot;/&gt;&lt;wsp:rsid wsp:val=&quot;003A7393&quot;/&gt;&lt;wsp:rsid wsp:val=&quot;003B0CD6&quot;/&gt;&lt;wsp:rsid wsp:val=&quot;003B56AF&quot;/&gt;&lt;wsp:rsid wsp:val=&quot;003C7EA6&quot;/&gt;&lt;wsp:rsid wsp:val=&quot;003D0C0A&quot;/&gt;&lt;wsp:rsid wsp:val=&quot;003D5BF9&quot;/&gt;&lt;wsp:rsid wsp:val=&quot;003E399C&quot;/&gt;&lt;wsp:rsid wsp:val=&quot;003F0F8F&quot;/&gt;&lt;wsp:rsid wsp:val=&quot;003F10D2&quot;/&gt;&lt;wsp:rsid wsp:val=&quot;003F3451&quot;/&gt;&lt;wsp:rsid wsp:val=&quot;003F42B0&quot;/&gt;&lt;wsp:rsid wsp:val=&quot;003F5570&quot;/&gt;&lt;wsp:rsid wsp:val=&quot;003F5F74&quot;/&gt;&lt;wsp:rsid wsp:val=&quot;00401534&quot;/&gt;&lt;wsp:rsid wsp:val=&quot;00423B98&quot;/&gt;&lt;wsp:rsid wsp:val=&quot;004259C3&quot;/&gt;&lt;wsp:rsid wsp:val=&quot;00426790&quot;/&gt;&lt;wsp:rsid wsp:val=&quot;00430592&quot;/&gt;&lt;wsp:rsid wsp:val=&quot;004445EE&quot;/&gt;&lt;wsp:rsid wsp:val=&quot;00444CF3&quot;/&gt;&lt;wsp:rsid wsp:val=&quot;0044653F&quot;/&gt;&lt;wsp:rsid wsp:val=&quot;00452126&quot;/&gt;&lt;wsp:rsid wsp:val=&quot;00453488&quot;/&gt;&lt;wsp:rsid wsp:val=&quot;004559C1&quot;/&gt;&lt;wsp:rsid wsp:val=&quot;0045713C&quot;/&gt;&lt;wsp:rsid wsp:val=&quot;00466BD5&quot;/&gt;&lt;wsp:rsid wsp:val=&quot;00466CCB&quot;/&gt;&lt;wsp:rsid wsp:val=&quot;00470CB9&quot;/&gt;&lt;wsp:rsid wsp:val=&quot;00472FDB&quot;/&gt;&lt;wsp:rsid wsp:val=&quot;004759E5&quot;/&gt;&lt;wsp:rsid wsp:val=&quot;00475FFF&quot;/&gt;&lt;wsp:rsid wsp:val=&quot;00477023&quot;/&gt;&lt;wsp:rsid wsp:val=&quot;00481F6A&quot;/&gt;&lt;wsp:rsid wsp:val=&quot;00485A31&quot;/&gt;&lt;wsp:rsid wsp:val=&quot;004963F1&quot;/&gt;&lt;wsp:rsid wsp:val=&quot;004B0CC3&quot;/&gt;&lt;wsp:rsid wsp:val=&quot;004B38E0&quot;/&gt;&lt;wsp:rsid wsp:val=&quot;004C52E9&quot;/&gt;&lt;wsp:rsid wsp:val=&quot;004D6B38&quot;/&gt;&lt;wsp:rsid wsp:val=&quot;004D7D2F&quot;/&gt;&lt;wsp:rsid wsp:val=&quot;004E1CCC&quot;/&gt;&lt;wsp:rsid wsp:val=&quot;004E4469&quot;/&gt;&lt;wsp:rsid wsp:val=&quot;004F088A&quot;/&gt;&lt;wsp:rsid wsp:val=&quot;004F220F&quot;/&gt;&lt;wsp:rsid wsp:val=&quot;004F4438&quot;/&gt;&lt;wsp:rsid wsp:val=&quot;005030A0&quot;/&gt;&lt;wsp:rsid wsp:val=&quot;00505CF2&quot;/&gt;&lt;wsp:rsid wsp:val=&quot;005060C1&quot;/&gt;&lt;wsp:rsid wsp:val=&quot;00507371&quot;/&gt;&lt;wsp:rsid wsp:val=&quot;00521F7C&quot;/&gt;&lt;wsp:rsid wsp:val=&quot;00523A61&quot;/&gt;&lt;wsp:rsid wsp:val=&quot;005251E9&quot;/&gt;&lt;wsp:rsid wsp:val=&quot;005275BF&quot;/&gt;&lt;wsp:rsid wsp:val=&quot;00540A04&quot;/&gt;&lt;wsp:rsid wsp:val=&quot;005444D2&quot;/&gt;&lt;wsp:rsid wsp:val=&quot;00550CA4&quot;/&gt;&lt;wsp:rsid wsp:val=&quot;00552AC9&quot;/&gt;&lt;wsp:rsid wsp:val=&quot;00553B46&quot;/&gt;&lt;wsp:rsid wsp:val=&quot;005619DB&quot;/&gt;&lt;wsp:rsid wsp:val=&quot;0056618B&quot;/&gt;&lt;wsp:rsid wsp:val=&quot;00576F73&quot;/&gt;&lt;wsp:rsid wsp:val=&quot;005913E4&quot;/&gt;&lt;wsp:rsid wsp:val=&quot;00593EE0&quot;/&gt;&lt;wsp:rsid wsp:val=&quot;0059682E&quot;/&gt;&lt;wsp:rsid wsp:val=&quot;005974B2&quot;/&gt;&lt;wsp:rsid wsp:val=&quot;005A646F&quot;/&gt;&lt;wsp:rsid wsp:val=&quot;005B016B&quot;/&gt;&lt;wsp:rsid wsp:val=&quot;005B2FE8&quot;/&gt;&lt;wsp:rsid wsp:val=&quot;005C21CD&quot;/&gt;&lt;wsp:rsid wsp:val=&quot;005C3AB7&quot;/&gt;&lt;wsp:rsid wsp:val=&quot;005C3D63&quot;/&gt;&lt;wsp:rsid wsp:val=&quot;005C7C31&quot;/&gt;&lt;wsp:rsid wsp:val=&quot;005D27CC&quot;/&gt;&lt;wsp:rsid wsp:val=&quot;005D34FE&quot;/&gt;&lt;wsp:rsid wsp:val=&quot;005D4C1A&quot;/&gt;&lt;wsp:rsid wsp:val=&quot;005D6E0B&quot;/&gt;&lt;wsp:rsid wsp:val=&quot;005D73C4&quot;/&gt;&lt;wsp:rsid wsp:val=&quot;005E1677&quot;/&gt;&lt;wsp:rsid wsp:val=&quot;005E5F3C&quot;/&gt;&lt;wsp:rsid wsp:val=&quot;005E756A&quot;/&gt;&lt;wsp:rsid wsp:val=&quot;005E7F97&quot;/&gt;&lt;wsp:rsid wsp:val=&quot;005F086A&quot;/&gt;&lt;wsp:rsid wsp:val=&quot;005F47EF&quot;/&gt;&lt;wsp:rsid wsp:val=&quot;006050B7&quot;/&gt;&lt;wsp:rsid wsp:val=&quot;006100BB&quot;/&gt;&lt;wsp:rsid wsp:val=&quot;00610BBB&quot;/&gt;&lt;wsp:rsid wsp:val=&quot;006149CB&quot;/&gt;&lt;wsp:rsid wsp:val=&quot;00616977&quot;/&gt;&lt;wsp:rsid wsp:val=&quot;00620374&quot;/&gt;&lt;wsp:rsid wsp:val=&quot;006267E5&quot;/&gt;&lt;wsp:rsid wsp:val=&quot;00627960&quot;/&gt;&lt;wsp:rsid wsp:val=&quot;00630354&quot;/&gt;&lt;wsp:rsid wsp:val=&quot;00630A7F&quot;/&gt;&lt;wsp:rsid wsp:val=&quot;006348A2&quot;/&gt;&lt;wsp:rsid wsp:val=&quot;00660484&quot;/&gt;&lt;wsp:rsid wsp:val=&quot;0066696E&quot;/&gt;&lt;wsp:rsid wsp:val=&quot;00672148&quot;/&gt;&lt;wsp:rsid wsp:val=&quot;00674F02&quot;/&gt;&lt;wsp:rsid wsp:val=&quot;00683589&quot;/&gt;&lt;wsp:rsid wsp:val=&quot;00692F2D&quot;/&gt;&lt;wsp:rsid wsp:val=&quot;00695DB3&quot;/&gt;&lt;wsp:rsid wsp:val=&quot;00696A4B&quot;/&gt;&lt;wsp:rsid wsp:val=&quot;006D4B8B&quot;/&gt;&lt;wsp:rsid wsp:val=&quot;006D5F14&quot;/&gt;&lt;wsp:rsid wsp:val=&quot;0070086F&quot;/&gt;&lt;wsp:rsid wsp:val=&quot;00705634&quot;/&gt;&lt;wsp:rsid wsp:val=&quot;007067BA&quot;/&gt;&lt;wsp:rsid wsp:val=&quot;00714F33&quot;/&gt;&lt;wsp:rsid wsp:val=&quot;0071679F&quot;/&gt;&lt;wsp:rsid wsp:val=&quot;00717504&quot;/&gt;&lt;wsp:rsid wsp:val=&quot;007231F6&quot;/&gt;&lt;wsp:rsid wsp:val=&quot;00733B95&quot;/&gt;&lt;wsp:rsid wsp:val=&quot;0073621B&quot;/&gt;&lt;wsp:rsid wsp:val=&quot;007424F3&quot;/&gt;&lt;wsp:rsid wsp:val=&quot;00742C3E&quot;/&gt;&lt;wsp:rsid wsp:val=&quot;00745A66&quot;/&gt;&lt;wsp:rsid wsp:val=&quot;00746ED1&quot;/&gt;&lt;wsp:rsid wsp:val=&quot;007502C5&quot;/&gt;&lt;wsp:rsid wsp:val=&quot;0075623B&quot;/&gt;&lt;wsp:rsid wsp:val=&quot;00762280&quot;/&gt;&lt;wsp:rsid wsp:val=&quot;007646E2&quot;/&gt;&lt;wsp:rsid wsp:val=&quot;0077264F&quot;/&gt;&lt;wsp:rsid wsp:val=&quot;007B06BB&quot;/&gt;&lt;wsp:rsid wsp:val=&quot;007B125F&quot;/&gt;&lt;wsp:rsid wsp:val=&quot;007B1270&quot;/&gt;&lt;wsp:rsid wsp:val=&quot;007B359A&quot;/&gt;&lt;wsp:rsid wsp:val=&quot;007B5E01&quot;/&gt;&lt;wsp:rsid wsp:val=&quot;007C2D18&quot;/&gt;&lt;wsp:rsid wsp:val=&quot;007C5AC0&quot;/&gt;&lt;wsp:rsid wsp:val=&quot;007D18FC&quot;/&gt;&lt;wsp:rsid wsp:val=&quot;007E4570&quot;/&gt;&lt;wsp:rsid wsp:val=&quot;007F3E0A&quot;/&gt;&lt;wsp:rsid wsp:val=&quot;007F4553&quot;/&gt;&lt;wsp:rsid wsp:val=&quot;00803D40&quot;/&gt;&lt;wsp:rsid wsp:val=&quot;008041CD&quot;/&gt;&lt;wsp:rsid wsp:val=&quot;008106D5&quot;/&gt;&lt;wsp:rsid wsp:val=&quot;00812A2E&quot;/&gt;&lt;wsp:rsid wsp:val=&quot;00814F89&quot;/&gt;&lt;wsp:rsid wsp:val=&quot;00826210&quot;/&gt;&lt;wsp:rsid wsp:val=&quot;0082739F&quot;/&gt;&lt;wsp:rsid wsp:val=&quot;0082757B&quot;/&gt;&lt;wsp:rsid wsp:val=&quot;008321BC&quot;/&gt;&lt;wsp:rsid wsp:val=&quot;0084149E&quot;/&gt;&lt;wsp:rsid wsp:val=&quot;008461BB&quot;/&gt;&lt;wsp:rsid wsp:val=&quot;00867297&quot;/&gt;&lt;wsp:rsid wsp:val=&quot;00873C69&quot;/&gt;&lt;wsp:rsid wsp:val=&quot;008740F9&quot;/&gt;&lt;wsp:rsid wsp:val=&quot;00874DAC&quot;/&gt;&lt;wsp:rsid wsp:val=&quot;008943CF&quot;/&gt;&lt;wsp:rsid wsp:val=&quot;00897827&quot;/&gt;&lt;wsp:rsid wsp:val=&quot;008B29B1&quot;/&gt;&lt;wsp:rsid wsp:val=&quot;008B4ADC&quot;/&gt;&lt;wsp:rsid wsp:val=&quot;008B7E6A&quot;/&gt;&lt;wsp:rsid wsp:val=&quot;008C0502&quot;/&gt;&lt;wsp:rsid wsp:val=&quot;008C1D49&quot;/&gt;&lt;wsp:rsid wsp:val=&quot;008D1EE9&quot;/&gt;&lt;wsp:rsid wsp:val=&quot;008D210D&quot;/&gt;&lt;wsp:rsid wsp:val=&quot;008E1E3C&quot;/&gt;&lt;wsp:rsid wsp:val=&quot;008E409E&quot;/&gt;&lt;wsp:rsid wsp:val=&quot;008E680D&quot;/&gt;&lt;wsp:rsid wsp:val=&quot;008E76C6&quot;/&gt;&lt;wsp:rsid wsp:val=&quot;008F20B2&quot;/&gt;&lt;wsp:rsid wsp:val=&quot;008F3070&quot;/&gt;&lt;wsp:rsid wsp:val=&quot;008F7AD3&quot;/&gt;&lt;wsp:rsid wsp:val=&quot;00911087&quot;/&gt;&lt;wsp:rsid wsp:val=&quot;00912471&quot;/&gt;&lt;wsp:rsid wsp:val=&quot;009124C6&quot;/&gt;&lt;wsp:rsid wsp:val=&quot;00914211&quot;/&gt;&lt;wsp:rsid wsp:val=&quot;00916A02&quot;/&gt;&lt;wsp:rsid wsp:val=&quot;00922BCD&quot;/&gt;&lt;wsp:rsid wsp:val=&quot;009246E7&quot;/&gt;&lt;wsp:rsid wsp:val=&quot;00931851&quot;/&gt;&lt;wsp:rsid wsp:val=&quot;00940DC3&quot;/&gt;&lt;wsp:rsid wsp:val=&quot;00944B78&quot;/&gt;&lt;wsp:rsid wsp:val=&quot;00944DD2&quot;/&gt;&lt;wsp:rsid wsp:val=&quot;0094502F&quot;/&gt;&lt;wsp:rsid wsp:val=&quot;009521B0&quot;/&gt;&lt;wsp:rsid wsp:val=&quot;00964FDA&quot;/&gt;&lt;wsp:rsid wsp:val=&quot;00967E9E&quot;/&gt;&lt;wsp:rsid wsp:val=&quot;0098119B&quot;/&gt;&lt;wsp:rsid wsp:val=&quot;009828EF&quot;/&gt;&lt;wsp:rsid wsp:val=&quot;009943D5&quot;/&gt;&lt;wsp:rsid wsp:val=&quot;009A5231&quot;/&gt;&lt;wsp:rsid wsp:val=&quot;009A60FF&quot;/&gt;&lt;wsp:rsid wsp:val=&quot;009B6115&quot;/&gt;&lt;wsp:rsid wsp:val=&quot;009B783B&quot;/&gt;&lt;wsp:rsid wsp:val=&quot;009C16FE&quot;/&gt;&lt;wsp:rsid wsp:val=&quot;009C1ED3&quot;/&gt;&lt;wsp:rsid wsp:val=&quot;009D0F4C&quot;/&gt;&lt;wsp:rsid wsp:val=&quot;009D596F&quot;/&gt;&lt;wsp:rsid wsp:val=&quot;009E22C6&quot;/&gt;&lt;wsp:rsid wsp:val=&quot;009F1D97&quot;/&gt;&lt;wsp:rsid wsp:val=&quot;009F3FC2&quot;/&gt;&lt;wsp:rsid wsp:val=&quot;009F67C3&quot;/&gt;&lt;wsp:rsid wsp:val=&quot;009F7EC0&quot;/&gt;&lt;wsp:rsid wsp:val=&quot;00A174F4&quot;/&gt;&lt;wsp:rsid wsp:val=&quot;00A3232E&quot;/&gt;&lt;wsp:rsid wsp:val=&quot;00A36A98&quot;/&gt;&lt;wsp:rsid wsp:val=&quot;00A409EE&quot;/&gt;&lt;wsp:rsid wsp:val=&quot;00A417AE&quot;/&gt;&lt;wsp:rsid wsp:val=&quot;00A47657&quot;/&gt;&lt;wsp:rsid wsp:val=&quot;00A52B15&quot;/&gt;&lt;wsp:rsid wsp:val=&quot;00A57D23&quot;/&gt;&lt;wsp:rsid wsp:val=&quot;00A6067B&quot;/&gt;&lt;wsp:rsid wsp:val=&quot;00A62E66&quot;/&gt;&lt;wsp:rsid wsp:val=&quot;00A71B83&quot;/&gt;&lt;wsp:rsid wsp:val=&quot;00A76388&quot;/&gt;&lt;wsp:rsid wsp:val=&quot;00A7745F&quot;/&gt;&lt;wsp:rsid wsp:val=&quot;00A84F2E&quot;/&gt;&lt;wsp:rsid wsp:val=&quot;00A8792B&quot;/&gt;&lt;wsp:rsid wsp:val=&quot;00A941B4&quot;/&gt;&lt;wsp:rsid wsp:val=&quot;00A97DDB&quot;/&gt;&lt;wsp:rsid wsp:val=&quot;00AA732A&quot;/&gt;&lt;wsp:rsid wsp:val=&quot;00AC2974&quot;/&gt;&lt;wsp:rsid wsp:val=&quot;00AC2D1E&quot;/&gt;&lt;wsp:rsid wsp:val=&quot;00AC61BE&quot;/&gt;&lt;wsp:rsid wsp:val=&quot;00AC66F4&quot;/&gt;&lt;wsp:rsid wsp:val=&quot;00AE01D6&quot;/&gt;&lt;wsp:rsid wsp:val=&quot;00AE3B5F&quot;/&gt;&lt;wsp:rsid wsp:val=&quot;00AE5FAA&quot;/&gt;&lt;wsp:rsid wsp:val=&quot;00AF7B8C&quot;/&gt;&lt;wsp:rsid wsp:val=&quot;00B01D04&quot;/&gt;&lt;wsp:rsid wsp:val=&quot;00B01E8D&quot;/&gt;&lt;wsp:rsid wsp:val=&quot;00B05E9F&quot;/&gt;&lt;wsp:rsid wsp:val=&quot;00B10924&quot;/&gt;&lt;wsp:rsid wsp:val=&quot;00B1280F&quot;/&gt;&lt;wsp:rsid wsp:val=&quot;00B13497&quot;/&gt;&lt;wsp:rsid wsp:val=&quot;00B21005&quot;/&gt;&lt;wsp:rsid wsp:val=&quot;00B24A79&quot;/&gt;&lt;wsp:rsid wsp:val=&quot;00B349C7&quot;/&gt;&lt;wsp:rsid wsp:val=&quot;00B40640&quot;/&gt;&lt;wsp:rsid wsp:val=&quot;00B42704&quot;/&gt;&lt;wsp:rsid wsp:val=&quot;00B47538&quot;/&gt;&lt;wsp:rsid wsp:val=&quot;00B47FDB&quot;/&gt;&lt;wsp:rsid wsp:val=&quot;00B50C83&quot;/&gt;&lt;wsp:rsid wsp:val=&quot;00B51C18&quot;/&gt;&lt;wsp:rsid wsp:val=&quot;00B574CE&quot;/&gt;&lt;wsp:rsid wsp:val=&quot;00B60350&quot;/&gt;&lt;wsp:rsid wsp:val=&quot;00B60F2C&quot;/&gt;&lt;wsp:rsid wsp:val=&quot;00B614CB&quot;/&gt;&lt;wsp:rsid wsp:val=&quot;00B6236F&quot;/&gt;&lt;wsp:rsid wsp:val=&quot;00B725EB&quot;/&gt;&lt;wsp:rsid wsp:val=&quot;00B75C00&quot;/&gt;&lt;wsp:rsid wsp:val=&quot;00B85C85&quot;/&gt;&lt;wsp:rsid wsp:val=&quot;00B877B8&quot;/&gt;&lt;wsp:rsid wsp:val=&quot;00B96068&quot;/&gt;&lt;wsp:rsid wsp:val=&quot;00BA1F4C&quot;/&gt;&lt;wsp:rsid wsp:val=&quot;00BA2CB8&quot;/&gt;&lt;wsp:rsid wsp:val=&quot;00BA4B27&quot;/&gt;&lt;wsp:rsid wsp:val=&quot;00BA7DE1&quot;/&gt;&lt;wsp:rsid wsp:val=&quot;00BB0F44&quot;/&gt;&lt;wsp:rsid wsp:val=&quot;00BB3AA5&quot;/&gt;&lt;wsp:rsid wsp:val=&quot;00BC03E9&quot;/&gt;&lt;wsp:rsid wsp:val=&quot;00BC6029&quot;/&gt;&lt;wsp:rsid wsp:val=&quot;00BD7149&quot;/&gt;&lt;wsp:rsid wsp:val=&quot;00BE1443&quot;/&gt;&lt;wsp:rsid wsp:val=&quot;00BE1990&quot;/&gt;&lt;wsp:rsid wsp:val=&quot;00BE23D5&quot;/&gt;&lt;wsp:rsid wsp:val=&quot;00BF0062&quot;/&gt;&lt;wsp:rsid wsp:val=&quot;00C02818&quot;/&gt;&lt;wsp:rsid wsp:val=&quot;00C11695&quot;/&gt;&lt;wsp:rsid wsp:val=&quot;00C165EF&quot;/&gt;&lt;wsp:rsid wsp:val=&quot;00C20BBD&quot;/&gt;&lt;wsp:rsid wsp:val=&quot;00C20D2C&quot;/&gt;&lt;wsp:rsid wsp:val=&quot;00C372B8&quot;/&gt;&lt;wsp:rsid wsp:val=&quot;00C40493&quot;/&gt;&lt;wsp:rsid wsp:val=&quot;00C435F2&quot;/&gt;&lt;wsp:rsid wsp:val=&quot;00C446FA&quot;/&gt;&lt;wsp:rsid wsp:val=&quot;00C46AB7&quot;/&gt;&lt;wsp:rsid wsp:val=&quot;00C47084&quot;/&gt;&lt;wsp:rsid wsp:val=&quot;00C47155&quot;/&gt;&lt;wsp:rsid wsp:val=&quot;00C54CBA&quot;/&gt;&lt;wsp:rsid wsp:val=&quot;00C650DD&quot;/&gt;&lt;wsp:rsid wsp:val=&quot;00C714A9&quot;/&gt;&lt;wsp:rsid wsp:val=&quot;00C7366E&quot;/&gt;&lt;wsp:rsid wsp:val=&quot;00C8717E&quot;/&gt;&lt;wsp:rsid wsp:val=&quot;00C93B32&quot;/&gt;&lt;wsp:rsid wsp:val=&quot;00CB61CC&quot;/&gt;&lt;wsp:rsid wsp:val=&quot;00CC1BA4&quot;/&gt;&lt;wsp:rsid wsp:val=&quot;00CC36DA&quot;/&gt;&lt;wsp:rsid wsp:val=&quot;00CC664E&quot;/&gt;&lt;wsp:rsid wsp:val=&quot;00CC75E7&quot;/&gt;&lt;wsp:rsid wsp:val=&quot;00CD0591&quot;/&gt;&lt;wsp:rsid wsp:val=&quot;00CD2517&quot;/&gt;&lt;wsp:rsid wsp:val=&quot;00CD2B80&quot;/&gt;&lt;wsp:rsid wsp:val=&quot;00CD7723&quot;/&gt;&lt;wsp:rsid wsp:val=&quot;00CF6702&quot;/&gt;&lt;wsp:rsid wsp:val=&quot;00D028D3&quot;/&gt;&lt;wsp:rsid wsp:val=&quot;00D070FD&quot;/&gt;&lt;wsp:rsid wsp:val=&quot;00D11841&quot;/&gt;&lt;wsp:rsid wsp:val=&quot;00D13F40&quot;/&gt;&lt;wsp:rsid wsp:val=&quot;00D21DFB&quot;/&gt;&lt;wsp:rsid wsp:val=&quot;00D21E1C&quot;/&gt;&lt;wsp:rsid wsp:val=&quot;00D24114&quot;/&gt;&lt;wsp:rsid wsp:val=&quot;00D26B32&quot;/&gt;&lt;wsp:rsid wsp:val=&quot;00D326DE&quot;/&gt;&lt;wsp:rsid wsp:val=&quot;00D34FE3&quot;/&gt;&lt;wsp:rsid wsp:val=&quot;00D4026E&quot;/&gt;&lt;wsp:rsid wsp:val=&quot;00D443A1&quot;/&gt;&lt;wsp:rsid wsp:val=&quot;00D445BE&quot;/&gt;&lt;wsp:rsid wsp:val=&quot;00D51306&quot;/&gt;&lt;wsp:rsid wsp:val=&quot;00D52A38&quot;/&gt;&lt;wsp:rsid wsp:val=&quot;00D57661&quot;/&gt;&lt;wsp:rsid wsp:val=&quot;00D63DFB&quot;/&gt;&lt;wsp:rsid wsp:val=&quot;00D67603&quot;/&gt;&lt;wsp:rsid wsp:val=&quot;00D70552&quot;/&gt;&lt;wsp:rsid wsp:val=&quot;00D93A03&quot;/&gt;&lt;wsp:rsid wsp:val=&quot;00D962EF&quot;/&gt;&lt;wsp:rsid wsp:val=&quot;00D96E9E&quot;/&gt;&lt;wsp:rsid wsp:val=&quot;00D972CC&quot;/&gt;&lt;wsp:rsid wsp:val=&quot;00D97DEB&quot;/&gt;&lt;wsp:rsid wsp:val=&quot;00DA1FD8&quot;/&gt;&lt;wsp:rsid wsp:val=&quot;00DA401F&quot;/&gt;&lt;wsp:rsid wsp:val=&quot;00DA48C1&quot;/&gt;&lt;wsp:rsid wsp:val=&quot;00DA7838&quot;/&gt;&lt;wsp:rsid wsp:val=&quot;00DA7B7D&quot;/&gt;&lt;wsp:rsid wsp:val=&quot;00DB73B5&quot;/&gt;&lt;wsp:rsid wsp:val=&quot;00DC100A&quot;/&gt;&lt;wsp:rsid wsp:val=&quot;00DC5F7A&quot;/&gt;&lt;wsp:rsid wsp:val=&quot;00DC7FF1&quot;/&gt;&lt;wsp:rsid wsp:val=&quot;00DD2B25&quot;/&gt;&lt;wsp:rsid wsp:val=&quot;00DE10FA&quot;/&gt;&lt;wsp:rsid wsp:val=&quot;00DE6908&quot;/&gt;&lt;wsp:rsid wsp:val=&quot;00DF1EA9&quot;/&gt;&lt;wsp:rsid wsp:val=&quot;00DF6C13&quot;/&gt;&lt;wsp:rsid wsp:val=&quot;00E00102&quot;/&gt;&lt;wsp:rsid wsp:val=&quot;00E00787&quot;/&gt;&lt;wsp:rsid wsp:val=&quot;00E063A5&quot;/&gt;&lt;wsp:rsid wsp:val=&quot;00E15F21&quot;/&gt;&lt;wsp:rsid wsp:val=&quot;00E20FA8&quot;/&gt;&lt;wsp:rsid wsp:val=&quot;00E2192E&quot;/&gt;&lt;wsp:rsid wsp:val=&quot;00E27E79&quot;/&gt;&lt;wsp:rsid wsp:val=&quot;00E342D1&quot;/&gt;&lt;wsp:rsid wsp:val=&quot;00E43F81&quot;/&gt;&lt;wsp:rsid wsp:val=&quot;00E46595&quot;/&gt;&lt;wsp:rsid wsp:val=&quot;00E4782D&quot;/&gt;&lt;wsp:rsid wsp:val=&quot;00E566D5&quot;/&gt;&lt;wsp:rsid wsp:val=&quot;00E64666&quot;/&gt;&lt;wsp:rsid wsp:val=&quot;00E65D82&quot;/&gt;&lt;wsp:rsid wsp:val=&quot;00E7640C&quot;/&gt;&lt;wsp:rsid wsp:val=&quot;00E8012D&quot;/&gt;&lt;wsp:rsid wsp:val=&quot;00E93039&quot;/&gt;&lt;wsp:rsid wsp:val=&quot;00E93FDD&quot;/&gt;&lt;wsp:rsid wsp:val=&quot;00E94434&quot;/&gt;&lt;wsp:rsid wsp:val=&quot;00E959DC&quot;/&gt;&lt;wsp:rsid wsp:val=&quot;00EA72C8&quot;/&gt;&lt;wsp:rsid wsp:val=&quot;00EB005D&quot;/&gt;&lt;wsp:rsid wsp:val=&quot;00EB5214&quot;/&gt;&lt;wsp:rsid wsp:val=&quot;00EB5C2D&quot;/&gt;&lt;wsp:rsid wsp:val=&quot;00EC1304&quot;/&gt;&lt;wsp:rsid wsp:val=&quot;00EC2FD3&quot;/&gt;&lt;wsp:rsid wsp:val=&quot;00EC5F71&quot;/&gt;&lt;wsp:rsid wsp:val=&quot;00ED1CF3&quot;/&gt;&lt;wsp:rsid wsp:val=&quot;00ED7703&quot;/&gt;&lt;wsp:rsid wsp:val=&quot;00ED7FD9&quot;/&gt;&lt;wsp:rsid wsp:val=&quot;00EE0781&quot;/&gt;&lt;wsp:rsid wsp:val=&quot;00EE3337&quot;/&gt;&lt;wsp:rsid wsp:val=&quot;00F17BFC&quot;/&gt;&lt;wsp:rsid wsp:val=&quot;00F3131B&quot;/&gt;&lt;wsp:rsid wsp:val=&quot;00F315B6&quot;/&gt;&lt;wsp:rsid wsp:val=&quot;00F43109&quot;/&gt;&lt;wsp:rsid wsp:val=&quot;00F5321E&quot;/&gt;&lt;wsp:rsid wsp:val=&quot;00F5487B&quot;/&gt;&lt;wsp:rsid wsp:val=&quot;00F54BC4&quot;/&gt;&lt;wsp:rsid wsp:val=&quot;00F56155&quot;/&gt;&lt;wsp:rsid wsp:val=&quot;00F5796B&quot;/&gt;&lt;wsp:rsid wsp:val=&quot;00F61B55&quot;/&gt;&lt;wsp:rsid wsp:val=&quot;00F63E08&quot;/&gt;&lt;wsp:rsid wsp:val=&quot;00F652EC&quot;/&gt;&lt;wsp:rsid wsp:val=&quot;00F714E3&quot;/&gt;&lt;wsp:rsid wsp:val=&quot;00F90415&quot;/&gt;&lt;wsp:rsid wsp:val=&quot;00F933D4&quot;/&gt;&lt;wsp:rsid wsp:val=&quot;00FA6999&quot;/&gt;&lt;wsp:rsid wsp:val=&quot;00FB25EF&quot;/&gt;&lt;wsp:rsid wsp:val=&quot;00FC6B2C&quot;/&gt;&lt;wsp:rsid wsp:val=&quot;00FC7C45&quot;/&gt;&lt;wsp:rsid wsp:val=&quot;00FD25F0&quot;/&gt;&lt;wsp:rsid wsp:val=&quot;00FD3F21&quot;/&gt;&lt;wsp:rsid wsp:val=&quot;00FD639E&quot;/&gt;&lt;wsp:rsid wsp:val=&quot;00FD646C&quot;/&gt;&lt;wsp:rsid wsp:val=&quot;00FE1BFA&quot;/&gt;&lt;wsp:rsid wsp:val=&quot;00FF6ECE&quot;/&gt;&lt;/wsp:rsids&gt;&lt;/w:docPr&gt;&lt;w:body&gt;&lt;wx:sect&gt;&lt;w:p wsp:rsidR=&quot;00000000&quot; wsp:rsidRPr=&quot;005E7F97&quot; wsp:rsidRDefault=&quot;005E7F97&quot; wsp:rsidP=&quot;005E7F97&quot;&gt;&lt;m:oMathPara&gt;&lt;m:oMathParaPr&gt;&lt;m:jc m:val=&quot;left&quot;/&gt;&lt;/m:oMathParaPr&gt;&lt;m:oMath&gt;&lt;m:r&gt;&lt;w:rPr&gt;&lt;w:rFonts w:ascii=&quot;Cambria Math&quot; w:h-ansi=&quot;Cambria Math&quot;/&gt;&lt;wx:font wx:val=&quot;Cambria Math&quot;/&gt;&lt;w:i/&gt;&lt;w:lang w:val=&quot;EN-US&quot;/&gt;&lt;/w:rPr&gt;&lt;m:t&gt;x=1,2,вЂ¦,10&lt;/m:t&gt;&lt;/m:r&gt;&lt;/m:oMath&gt;&lt;/m:oMathPara&gt;&lt;/w:p&gt;&lt;w:sectPr wsp:rsidR=&quot;00000000&quot; wsp:rsidRPr=&quot;005E7F97&quot;&gt;&lt;w:pgSz w:w=&quot;12240&quot; w:h=&quot;15840&quot;/&gt;&lt;w:pgMar w:top=&quot;1134&quot; w:right=&quot;850&quot; w:bottom=&quot;1134&quot; w:left=&quot;1701&quot; w:header=&quot;720&quot; w:footer=&quot;720&quot; w:gutter=&quot;0&quot;/&gt;&lt;w:cols w:space=&quot;720&quot;/&gt;&lt;/w:sectPr&gt;&lt;/wx:sect&gt;&lt;/w:body&gt;&lt;/w:wordDocument&gt;">
+                <v:shape id="_x0000_i1026" type="#_x0000_t75" style="width:81.35pt;height:18.7pt" equationxml="&lt;?xml version=&quot;1.0&quot; encoding=&quot;UTF-8&quot; standalone=&quot;yes&quot;?&gt;&#10;&lt;?mso-application progid=&quot;Word.Document&quot;?&gt;&#10;&lt;w:wordDocument xmlns:aml=&quot;http://schemas.microsoft.com/aml/2001/core&quot; xmlns:wpc=&quot;http://schemas.microsoft.com/office/word/2010/wordprocessingCanvas&quot; xmlns:dt=&quot;uuid:C2F41010-65B3-11d1-A29F-00AA00C14882&quot; xmlns:mc=&quot;http://schemas.openxmlformats.org/markup-compatibility/2006&quot; xmlns:o=&quot;urn:schemas-microsoft-com:office:office&quot; xmlns:m=&quot;http://schemas.openxmlformats.org/officeDocument/2006/math&quot; xmlns:v=&quot;urn:schemas-microsoft-com:vml&quot; xmlns:w10=&quot;urn:schemas-microsoft-com:office:word&quot; xmlns:w=&quot;http://schemas.microsoft.com/office/word/2003/wordml&quot; xmlns:wx=&quot;http://schemas.microsoft.com/office/word/2003/auxHint&quot; xmlns:wne=&quot;http://schemas.microsoft.com/office/word/2006/wordml&quot; xmlns:wsp=&quot;http://schemas.microsoft.com/office/word/2003/wordml/sp2&quot; xmlns:sl=&quot;http://schemas.microsoft.com/schemaLibrary/2003/core&quot; w:macrosPresent=&quot;no&quot; w:embeddedObjPresent=&quot;no&quot; w:ocxPresent=&quot;no&quot; xml:space=&quot;preserve&quot;&gt;&lt;w:ignoreSubtree w:val=&quot;http://schemas.microsoft.com/office/word/2003/wordml/sp2&quot;/&gt;&lt;o:DocumentProperties&gt;&lt;o:Version&gt;15&lt;/o:Version&gt;&lt;/o:DocumentProperties&gt;&lt;w:docPr&gt;&lt;w:view w:val=&quot;print&quot;/&gt;&lt;w:zoom w:percent=&quot;100&quot;/&gt;&lt;w:doNotEmbedSystemFonts/&gt;&lt;w:activeWritingStyle w:lang=&quot;RU&quot; w:vendorID=&quot;64&quot; w:dllVersion=&quot;131078&quot; w:nlCheck=&quot;on&quot; w:optionSet=&quot;0&quot;/&gt;&lt;w:activeWritingStyle w:lang=&quot;EN-US&quot; w:vendorID=&quot;64&quot; w:dllVersion=&quot;131078&quot; w:nlCheck=&quot;on&quot; w:optionSet=&quot;1&quot;/&gt;&lt;w:defaultTabStop w:val=&quot;709&quot;/&gt;&lt;w:punctuationKerning/&gt;&lt;w:characterSpacingControl w:val=&quot;DontCompress&quot;/&gt;&lt;w:optimizeForBrowser/&gt;&lt;w:relyOnVML/&gt;&lt;w:allowPNG/&gt;&lt;w:targetScreenSz w:val=&quot;800x600&quot;/&gt;&lt;w:validateAgainstSchema/&gt;&lt;w:saveInvalidXML w:val=&quot;off&quot;/&gt;&lt;w:ignoreMixedContent w:val=&quot;off&quot;/&gt;&lt;w:alwaysShowPlaceholderText w:val=&quot;off&quot;/&gt;&lt;w:compat&gt;&lt;w:breakWrappedTables/&gt;&lt;w:snapToGridInCell/&gt;&lt;w:wrapTextWithPunct/&gt;&lt;w:useAsianBreakRules/&gt;&lt;w:dontGrowAutofit/&gt;&lt;/w:compat&gt;&lt;wsp:rsids&gt;&lt;wsp:rsidRoot wsp:val=&quot;00F17BFC&quot;/&gt;&lt;wsp:rsid wsp:val=&quot;000015FE&quot;/&gt;&lt;wsp:rsid wsp:val=&quot;000020AD&quot;/&gt;&lt;wsp:rsid wsp:val=&quot;0000523D&quot;/&gt;&lt;wsp:rsid wsp:val=&quot;000130FB&quot;/&gt;&lt;wsp:rsid wsp:val=&quot;0001367F&quot;/&gt;&lt;wsp:rsid wsp:val=&quot;000155E8&quot;/&gt;&lt;wsp:rsid wsp:val=&quot;00025215&quot;/&gt;&lt;wsp:rsid wsp:val=&quot;000253B2&quot;/&gt;&lt;wsp:rsid wsp:val=&quot;00031C8A&quot;/&gt;&lt;wsp:rsid wsp:val=&quot;000363F4&quot;/&gt;&lt;wsp:rsid wsp:val=&quot;00037091&quot;/&gt;&lt;wsp:rsid wsp:val=&quot;00053D23&quot;/&gt;&lt;wsp:rsid wsp:val=&quot;00055BF9&quot;/&gt;&lt;wsp:rsid wsp:val=&quot;00071A86&quot;/&gt;&lt;wsp:rsid wsp:val=&quot;00075412&quot;/&gt;&lt;wsp:rsid wsp:val=&quot;00082343&quot;/&gt;&lt;wsp:rsid wsp:val=&quot;00086438&quot;/&gt;&lt;wsp:rsid wsp:val=&quot;0009597F&quot;/&gt;&lt;wsp:rsid wsp:val=&quot;00096739&quot;/&gt;&lt;wsp:rsid wsp:val=&quot;0009753E&quot;/&gt;&lt;wsp:rsid wsp:val=&quot;000A5F0E&quot;/&gt;&lt;wsp:rsid wsp:val=&quot;000A76C7&quot;/&gt;&lt;wsp:rsid wsp:val=&quot;000B0199&quot;/&gt;&lt;wsp:rsid wsp:val=&quot;000C133D&quot;/&gt;&lt;wsp:rsid wsp:val=&quot;000D1709&quot;/&gt;&lt;wsp:rsid wsp:val=&quot;000F1F4B&quot;/&gt;&lt;wsp:rsid wsp:val=&quot;000F653B&quot;/&gt;&lt;wsp:rsid wsp:val=&quot;00104B0D&quot;/&gt;&lt;wsp:rsid wsp:val=&quot;00113BAD&quot;/&gt;&lt;wsp:rsid wsp:val=&quot;00121FD3&quot;/&gt;&lt;wsp:rsid wsp:val=&quot;00122098&quot;/&gt;&lt;wsp:rsid wsp:val=&quot;00126A68&quot;/&gt;&lt;wsp:rsid wsp:val=&quot;00151066&quot;/&gt;&lt;wsp:rsid wsp:val=&quot;00152BCB&quot;/&gt;&lt;wsp:rsid wsp:val=&quot;00155363&quot;/&gt;&lt;wsp:rsid wsp:val=&quot;00156CA5&quot;/&gt;&lt;wsp:rsid wsp:val=&quot;00157F33&quot;/&gt;&lt;wsp:rsid wsp:val=&quot;0016527B&quot;/&gt;&lt;wsp:rsid wsp:val=&quot;00166C15&quot;/&gt;&lt;wsp:rsid wsp:val=&quot;0017747D&quot;/&gt;&lt;wsp:rsid wsp:val=&quot;00183260&quot;/&gt;&lt;wsp:rsid wsp:val=&quot;0018679A&quot;/&gt;&lt;wsp:rsid wsp:val=&quot;00187CE8&quot;/&gt;&lt;wsp:rsid wsp:val=&quot;001A656E&quot;/&gt;&lt;wsp:rsid wsp:val=&quot;001B3255&quot;/&gt;&lt;wsp:rsid wsp:val=&quot;001B39CF&quot;/&gt;&lt;wsp:rsid wsp:val=&quot;001B78BD&quot;/&gt;&lt;wsp:rsid wsp:val=&quot;001C75D0&quot;/&gt;&lt;wsp:rsid wsp:val=&quot;001D4708&quot;/&gt;&lt;wsp:rsid wsp:val=&quot;001D7D00&quot;/&gt;&lt;wsp:rsid wsp:val=&quot;001E58CE&quot;/&gt;&lt;wsp:rsid wsp:val=&quot;001F7BCF&quot;/&gt;&lt;wsp:rsid wsp:val=&quot;002011F0&quot;/&gt;&lt;wsp:rsid wsp:val=&quot;0021089B&quot;/&gt;&lt;wsp:rsid wsp:val=&quot;00211273&quot;/&gt;&lt;wsp:rsid wsp:val=&quot;002216B9&quot;/&gt;&lt;wsp:rsid wsp:val=&quot;00245440&quot;/&gt;&lt;wsp:rsid wsp:val=&quot;002502C0&quot;/&gt;&lt;wsp:rsid wsp:val=&quot;00250448&quot;/&gt;&lt;wsp:rsid wsp:val=&quot;002505E1&quot;/&gt;&lt;wsp:rsid wsp:val=&quot;002609F1&quot;/&gt;&lt;wsp:rsid wsp:val=&quot;00261B8C&quot;/&gt;&lt;wsp:rsid wsp:val=&quot;00262BFB&quot;/&gt;&lt;wsp:rsid wsp:val=&quot;00263DCD&quot;/&gt;&lt;wsp:rsid wsp:val=&quot;00265B61&quot;/&gt;&lt;wsp:rsid wsp:val=&quot;0027142D&quot;/&gt;&lt;wsp:rsid wsp:val=&quot;00280FE4&quot;/&gt;&lt;wsp:rsid wsp:val=&quot;00281B34&quot;/&gt;&lt;wsp:rsid wsp:val=&quot;00283182&quot;/&gt;&lt;wsp:rsid wsp:val=&quot;00285CE0&quot;/&gt;&lt;wsp:rsid wsp:val=&quot;002877F1&quot;/&gt;&lt;wsp:rsid wsp:val=&quot;002A20DC&quot;/&gt;&lt;wsp:rsid wsp:val=&quot;002A2337&quot;/&gt;&lt;wsp:rsid wsp:val=&quot;002A4655&quot;/&gt;&lt;wsp:rsid wsp:val=&quot;002A5086&quot;/&gt;&lt;wsp:rsid wsp:val=&quot;002A58BB&quot;/&gt;&lt;wsp:rsid wsp:val=&quot;002B0635&quot;/&gt;&lt;wsp:rsid wsp:val=&quot;002B10C4&quot;/&gt;&lt;wsp:rsid wsp:val=&quot;002B16ED&quot;/&gt;&lt;wsp:rsid wsp:val=&quot;002B5E09&quot;/&gt;&lt;wsp:rsid wsp:val=&quot;002C167F&quot;/&gt;&lt;wsp:rsid wsp:val=&quot;002C660C&quot;/&gt;&lt;wsp:rsid wsp:val=&quot;002C6629&quot;/&gt;&lt;wsp:rsid wsp:val=&quot;002D1FCC&quot;/&gt;&lt;wsp:rsid wsp:val=&quot;002E0E6E&quot;/&gt;&lt;wsp:rsid wsp:val=&quot;003003E6&quot;/&gt;&lt;wsp:rsid wsp:val=&quot;0030769D&quot;/&gt;&lt;wsp:rsid wsp:val=&quot;003107E9&quot;/&gt;&lt;wsp:rsid wsp:val=&quot;00313B72&quot;/&gt;&lt;wsp:rsid wsp:val=&quot;00314B92&quot;/&gt;&lt;wsp:rsid wsp:val=&quot;00317A20&quot;/&gt;&lt;wsp:rsid wsp:val=&quot;00335A54&quot;/&gt;&lt;wsp:rsid wsp:val=&quot;00335D79&quot;/&gt;&lt;wsp:rsid wsp:val=&quot;00336CFE&quot;/&gt;&lt;wsp:rsid wsp:val=&quot;00337C4C&quot;/&gt;&lt;wsp:rsid wsp:val=&quot;0034103F&quot;/&gt;&lt;wsp:rsid wsp:val=&quot;00341D31&quot;/&gt;&lt;wsp:rsid wsp:val=&quot;0034650A&quot;/&gt;&lt;wsp:rsid wsp:val=&quot;00346A56&quot;/&gt;&lt;wsp:rsid wsp:val=&quot;003510C4&quot;/&gt;&lt;wsp:rsid wsp:val=&quot;00355841&quot;/&gt;&lt;wsp:rsid wsp:val=&quot;00355C8B&quot;/&gt;&lt;wsp:rsid wsp:val=&quot;00356C58&quot;/&gt;&lt;wsp:rsid wsp:val=&quot;00360561&quot;/&gt;&lt;wsp:rsid wsp:val=&quot;003749ED&quot;/&gt;&lt;wsp:rsid wsp:val=&quot;00376926&quot;/&gt;&lt;wsp:rsid wsp:val=&quot;00377515&quot;/&gt;&lt;wsp:rsid wsp:val=&quot;00377DA6&quot;/&gt;&lt;wsp:rsid wsp:val=&quot;0038142C&quot;/&gt;&lt;wsp:rsid wsp:val=&quot;00394CAE&quot;/&gt;&lt;wsp:rsid wsp:val=&quot;003A1C63&quot;/&gt;&lt;wsp:rsid wsp:val=&quot;003A529D&quot;/&gt;&lt;wsp:rsid wsp:val=&quot;003A639A&quot;/&gt;&lt;wsp:rsid wsp:val=&quot;003A7393&quot;/&gt;&lt;wsp:rsid wsp:val=&quot;003B0CD6&quot;/&gt;&lt;wsp:rsid wsp:val=&quot;003B56AF&quot;/&gt;&lt;wsp:rsid wsp:val=&quot;003C7EA6&quot;/&gt;&lt;wsp:rsid wsp:val=&quot;003D0C0A&quot;/&gt;&lt;wsp:rsid wsp:val=&quot;003D5BF9&quot;/&gt;&lt;wsp:rsid wsp:val=&quot;003E399C&quot;/&gt;&lt;wsp:rsid wsp:val=&quot;003F0F8F&quot;/&gt;&lt;wsp:rsid wsp:val=&quot;003F10D2&quot;/&gt;&lt;wsp:rsid wsp:val=&quot;003F3451&quot;/&gt;&lt;wsp:rsid wsp:val=&quot;003F42B0&quot;/&gt;&lt;wsp:rsid wsp:val=&quot;003F5570&quot;/&gt;&lt;wsp:rsid wsp:val=&quot;003F5F74&quot;/&gt;&lt;wsp:rsid wsp:val=&quot;00401534&quot;/&gt;&lt;wsp:rsid wsp:val=&quot;00423B98&quot;/&gt;&lt;wsp:rsid wsp:val=&quot;004259C3&quot;/&gt;&lt;wsp:rsid wsp:val=&quot;00426790&quot;/&gt;&lt;wsp:rsid wsp:val=&quot;00430592&quot;/&gt;&lt;wsp:rsid wsp:val=&quot;004445EE&quot;/&gt;&lt;wsp:rsid wsp:val=&quot;00444CF3&quot;/&gt;&lt;wsp:rsid wsp:val=&quot;0044653F&quot;/&gt;&lt;wsp:rsid wsp:val=&quot;00452126&quot;/&gt;&lt;wsp:rsid wsp:val=&quot;00453488&quot;/&gt;&lt;wsp:rsid wsp:val=&quot;004559C1&quot;/&gt;&lt;wsp:rsid wsp:val=&quot;0045713C&quot;/&gt;&lt;wsp:rsid wsp:val=&quot;00466BD5&quot;/&gt;&lt;wsp:rsid wsp:val=&quot;00466CCB&quot;/&gt;&lt;wsp:rsid wsp:val=&quot;00470CB9&quot;/&gt;&lt;wsp:rsid wsp:val=&quot;00472FDB&quot;/&gt;&lt;wsp:rsid wsp:val=&quot;004759E5&quot;/&gt;&lt;wsp:rsid wsp:val=&quot;00475FFF&quot;/&gt;&lt;wsp:rsid wsp:val=&quot;00477023&quot;/&gt;&lt;wsp:rsid wsp:val=&quot;00481F6A&quot;/&gt;&lt;wsp:rsid wsp:val=&quot;00485A31&quot;/&gt;&lt;wsp:rsid wsp:val=&quot;004963F1&quot;/&gt;&lt;wsp:rsid wsp:val=&quot;004B0CC3&quot;/&gt;&lt;wsp:rsid wsp:val=&quot;004B38E0&quot;/&gt;&lt;wsp:rsid wsp:val=&quot;004C52E9&quot;/&gt;&lt;wsp:rsid wsp:val=&quot;004D6B38&quot;/&gt;&lt;wsp:rsid wsp:val=&quot;004D7D2F&quot;/&gt;&lt;wsp:rsid wsp:val=&quot;004E1CCC&quot;/&gt;&lt;wsp:rsid wsp:val=&quot;004E4469&quot;/&gt;&lt;wsp:rsid wsp:val=&quot;004F088A&quot;/&gt;&lt;wsp:rsid wsp:val=&quot;004F220F&quot;/&gt;&lt;wsp:rsid wsp:val=&quot;004F4438&quot;/&gt;&lt;wsp:rsid wsp:val=&quot;005030A0&quot;/&gt;&lt;wsp:rsid wsp:val=&quot;00505CF2&quot;/&gt;&lt;wsp:rsid wsp:val=&quot;005060C1&quot;/&gt;&lt;wsp:rsid wsp:val=&quot;00507371&quot;/&gt;&lt;wsp:rsid wsp:val=&quot;00521F7C&quot;/&gt;&lt;wsp:rsid wsp:val=&quot;00523A61&quot;/&gt;&lt;wsp:rsid wsp:val=&quot;005251E9&quot;/&gt;&lt;wsp:rsid wsp:val=&quot;005275BF&quot;/&gt;&lt;wsp:rsid wsp:val=&quot;00540A04&quot;/&gt;&lt;wsp:rsid wsp:val=&quot;005444D2&quot;/&gt;&lt;wsp:rsid wsp:val=&quot;00550CA4&quot;/&gt;&lt;wsp:rsid wsp:val=&quot;00552AC9&quot;/&gt;&lt;wsp:rsid wsp:val=&quot;00553B46&quot;/&gt;&lt;wsp:rsid wsp:val=&quot;005619DB&quot;/&gt;&lt;wsp:rsid wsp:val=&quot;0056618B&quot;/&gt;&lt;wsp:rsid wsp:val=&quot;00576F73&quot;/&gt;&lt;wsp:rsid wsp:val=&quot;005913E4&quot;/&gt;&lt;wsp:rsid wsp:val=&quot;00593EE0&quot;/&gt;&lt;wsp:rsid wsp:val=&quot;0059682E&quot;/&gt;&lt;wsp:rsid wsp:val=&quot;005974B2&quot;/&gt;&lt;wsp:rsid wsp:val=&quot;005A646F&quot;/&gt;&lt;wsp:rsid wsp:val=&quot;005B016B&quot;/&gt;&lt;wsp:rsid wsp:val=&quot;005B2FE8&quot;/&gt;&lt;wsp:rsid wsp:val=&quot;005C21CD&quot;/&gt;&lt;wsp:rsid wsp:val=&quot;005C3AB7&quot;/&gt;&lt;wsp:rsid wsp:val=&quot;005C3D63&quot;/&gt;&lt;wsp:rsid wsp:val=&quot;005C7C31&quot;/&gt;&lt;wsp:rsid wsp:val=&quot;005D27CC&quot;/&gt;&lt;wsp:rsid wsp:val=&quot;005D34FE&quot;/&gt;&lt;wsp:rsid wsp:val=&quot;005D4C1A&quot;/&gt;&lt;wsp:rsid wsp:val=&quot;005D6E0B&quot;/&gt;&lt;wsp:rsid wsp:val=&quot;005D73C4&quot;/&gt;&lt;wsp:rsid wsp:val=&quot;005E1677&quot;/&gt;&lt;wsp:rsid wsp:val=&quot;005E5F3C&quot;/&gt;&lt;wsp:rsid wsp:val=&quot;005E756A&quot;/&gt;&lt;wsp:rsid wsp:val=&quot;005E7F97&quot;/&gt;&lt;wsp:rsid wsp:val=&quot;005F086A&quot;/&gt;&lt;wsp:rsid wsp:val=&quot;005F47EF&quot;/&gt;&lt;wsp:rsid wsp:val=&quot;006050B7&quot;/&gt;&lt;wsp:rsid wsp:val=&quot;006100BB&quot;/&gt;&lt;wsp:rsid wsp:val=&quot;00610BBB&quot;/&gt;&lt;wsp:rsid wsp:val=&quot;006149CB&quot;/&gt;&lt;wsp:rsid wsp:val=&quot;00616977&quot;/&gt;&lt;wsp:rsid wsp:val=&quot;00620374&quot;/&gt;&lt;wsp:rsid wsp:val=&quot;006267E5&quot;/&gt;&lt;wsp:rsid wsp:val=&quot;00627960&quot;/&gt;&lt;wsp:rsid wsp:val=&quot;00630354&quot;/&gt;&lt;wsp:rsid wsp:val=&quot;00630A7F&quot;/&gt;&lt;wsp:rsid wsp:val=&quot;006348A2&quot;/&gt;&lt;wsp:rsid wsp:val=&quot;00660484&quot;/&gt;&lt;wsp:rsid wsp:val=&quot;0066696E&quot;/&gt;&lt;wsp:rsid wsp:val=&quot;00672148&quot;/&gt;&lt;wsp:rsid wsp:val=&quot;00674F02&quot;/&gt;&lt;wsp:rsid wsp:val=&quot;00683589&quot;/&gt;&lt;wsp:rsid wsp:val=&quot;00692F2D&quot;/&gt;&lt;wsp:rsid wsp:val=&quot;00695DB3&quot;/&gt;&lt;wsp:rsid wsp:val=&quot;00696A4B&quot;/&gt;&lt;wsp:rsid wsp:val=&quot;006D4B8B&quot;/&gt;&lt;wsp:rsid wsp:val=&quot;006D5F14&quot;/&gt;&lt;wsp:rsid wsp:val=&quot;0070086F&quot;/&gt;&lt;wsp:rsid wsp:val=&quot;00705634&quot;/&gt;&lt;wsp:rsid wsp:val=&quot;007067BA&quot;/&gt;&lt;wsp:rsid wsp:val=&quot;00714F33&quot;/&gt;&lt;wsp:rsid wsp:val=&quot;0071679F&quot;/&gt;&lt;wsp:rsid wsp:val=&quot;00717504&quot;/&gt;&lt;wsp:rsid wsp:val=&quot;007231F6&quot;/&gt;&lt;wsp:rsid wsp:val=&quot;00733B95&quot;/&gt;&lt;wsp:rsid wsp:val=&quot;0073621B&quot;/&gt;&lt;wsp:rsid wsp:val=&quot;007424F3&quot;/&gt;&lt;wsp:rsid wsp:val=&quot;00742C3E&quot;/&gt;&lt;wsp:rsid wsp:val=&quot;00745A66&quot;/&gt;&lt;wsp:rsid wsp:val=&quot;00746ED1&quot;/&gt;&lt;wsp:rsid wsp:val=&quot;007502C5&quot;/&gt;&lt;wsp:rsid wsp:val=&quot;0075623B&quot;/&gt;&lt;wsp:rsid wsp:val=&quot;00762280&quot;/&gt;&lt;wsp:rsid wsp:val=&quot;007646E2&quot;/&gt;&lt;wsp:rsid wsp:val=&quot;0077264F&quot;/&gt;&lt;wsp:rsid wsp:val=&quot;007B06BB&quot;/&gt;&lt;wsp:rsid wsp:val=&quot;007B125F&quot;/&gt;&lt;wsp:rsid wsp:val=&quot;007B1270&quot;/&gt;&lt;wsp:rsid wsp:val=&quot;007B359A&quot;/&gt;&lt;wsp:rsid wsp:val=&quot;007B5E01&quot;/&gt;&lt;wsp:rsid wsp:val=&quot;007C2D18&quot;/&gt;&lt;wsp:rsid wsp:val=&quot;007C5AC0&quot;/&gt;&lt;wsp:rsid wsp:val=&quot;007D18FC&quot;/&gt;&lt;wsp:rsid wsp:val=&quot;007E4570&quot;/&gt;&lt;wsp:rsid wsp:val=&quot;007F3E0A&quot;/&gt;&lt;wsp:rsid wsp:val=&quot;007F4553&quot;/&gt;&lt;wsp:rsid wsp:val=&quot;00803D40&quot;/&gt;&lt;wsp:rsid wsp:val=&quot;008041CD&quot;/&gt;&lt;wsp:rsid wsp:val=&quot;008106D5&quot;/&gt;&lt;wsp:rsid wsp:val=&quot;00812A2E&quot;/&gt;&lt;wsp:rsid wsp:val=&quot;00814F89&quot;/&gt;&lt;wsp:rsid wsp:val=&quot;00826210&quot;/&gt;&lt;wsp:rsid wsp:val=&quot;0082739F&quot;/&gt;&lt;wsp:rsid wsp:val=&quot;0082757B&quot;/&gt;&lt;wsp:rsid wsp:val=&quot;008321BC&quot;/&gt;&lt;wsp:rsid wsp:val=&quot;0084149E&quot;/&gt;&lt;wsp:rsid wsp:val=&quot;008461BB&quot;/&gt;&lt;wsp:rsid wsp:val=&quot;00867297&quot;/&gt;&lt;wsp:rsid wsp:val=&quot;00873C69&quot;/&gt;&lt;wsp:rsid wsp:val=&quot;008740F9&quot;/&gt;&lt;wsp:rsid wsp:val=&quot;00874DAC&quot;/&gt;&lt;wsp:rsid wsp:val=&quot;008943CF&quot;/&gt;&lt;wsp:rsid wsp:val=&quot;00897827&quot;/&gt;&lt;wsp:rsid wsp:val=&quot;008B29B1&quot;/&gt;&lt;wsp:rsid wsp:val=&quot;008B4ADC&quot;/&gt;&lt;wsp:rsid wsp:val=&quot;008B7E6A&quot;/&gt;&lt;wsp:rsid wsp:val=&quot;008C0502&quot;/&gt;&lt;wsp:rsid wsp:val=&quot;008C1D49&quot;/&gt;&lt;wsp:rsid wsp:val=&quot;008D1EE9&quot;/&gt;&lt;wsp:rsid wsp:val=&quot;008D210D&quot;/&gt;&lt;wsp:rsid wsp:val=&quot;008E1E3C&quot;/&gt;&lt;wsp:rsid wsp:val=&quot;008E409E&quot;/&gt;&lt;wsp:rsid wsp:val=&quot;008E680D&quot;/&gt;&lt;wsp:rsid wsp:val=&quot;008E76C6&quot;/&gt;&lt;wsp:rsid wsp:val=&quot;008F20B2&quot;/&gt;&lt;wsp:rsid wsp:val=&quot;008F3070&quot;/&gt;&lt;wsp:rsid wsp:val=&quot;008F7AD3&quot;/&gt;&lt;wsp:rsid wsp:val=&quot;00911087&quot;/&gt;&lt;wsp:rsid wsp:val=&quot;00912471&quot;/&gt;&lt;wsp:rsid wsp:val=&quot;009124C6&quot;/&gt;&lt;wsp:rsid wsp:val=&quot;00914211&quot;/&gt;&lt;wsp:rsid wsp:val=&quot;00916A02&quot;/&gt;&lt;wsp:rsid wsp:val=&quot;00922BCD&quot;/&gt;&lt;wsp:rsid wsp:val=&quot;009246E7&quot;/&gt;&lt;wsp:rsid wsp:val=&quot;00931851&quot;/&gt;&lt;wsp:rsid wsp:val=&quot;00940DC3&quot;/&gt;&lt;wsp:rsid wsp:val=&quot;00944B78&quot;/&gt;&lt;wsp:rsid wsp:val=&quot;00944DD2&quot;/&gt;&lt;wsp:rsid wsp:val=&quot;0094502F&quot;/&gt;&lt;wsp:rsid wsp:val=&quot;009521B0&quot;/&gt;&lt;wsp:rsid wsp:val=&quot;00964FDA&quot;/&gt;&lt;wsp:rsid wsp:val=&quot;00967E9E&quot;/&gt;&lt;wsp:rsid wsp:val=&quot;0098119B&quot;/&gt;&lt;wsp:rsid wsp:val=&quot;009828EF&quot;/&gt;&lt;wsp:rsid wsp:val=&quot;009943D5&quot;/&gt;&lt;wsp:rsid wsp:val=&quot;009A5231&quot;/&gt;&lt;wsp:rsid wsp:val=&quot;009A60FF&quot;/&gt;&lt;wsp:rsid wsp:val=&quot;009B6115&quot;/&gt;&lt;wsp:rsid wsp:val=&quot;009B783B&quot;/&gt;&lt;wsp:rsid wsp:val=&quot;009C16FE&quot;/&gt;&lt;wsp:rsid wsp:val=&quot;009C1ED3&quot;/&gt;&lt;wsp:rsid wsp:val=&quot;009D0F4C&quot;/&gt;&lt;wsp:rsid wsp:val=&quot;009D596F&quot;/&gt;&lt;wsp:rsid wsp:val=&quot;009E22C6&quot;/&gt;&lt;wsp:rsid wsp:val=&quot;009F1D97&quot;/&gt;&lt;wsp:rsid wsp:val=&quot;009F3FC2&quot;/&gt;&lt;wsp:rsid wsp:val=&quot;009F67C3&quot;/&gt;&lt;wsp:rsid wsp:val=&quot;009F7EC0&quot;/&gt;&lt;wsp:rsid wsp:val=&quot;00A174F4&quot;/&gt;&lt;wsp:rsid wsp:val=&quot;00A3232E&quot;/&gt;&lt;wsp:rsid wsp:val=&quot;00A36A98&quot;/&gt;&lt;wsp:rsid wsp:val=&quot;00A409EE&quot;/&gt;&lt;wsp:rsid wsp:val=&quot;00A417AE&quot;/&gt;&lt;wsp:rsid wsp:val=&quot;00A47657&quot;/&gt;&lt;wsp:rsid wsp:val=&quot;00A52B15&quot;/&gt;&lt;wsp:rsid wsp:val=&quot;00A57D23&quot;/&gt;&lt;wsp:rsid wsp:val=&quot;00A6067B&quot;/&gt;&lt;wsp:rsid wsp:val=&quot;00A62E66&quot;/&gt;&lt;wsp:rsid wsp:val=&quot;00A71B83&quot;/&gt;&lt;wsp:rsid wsp:val=&quot;00A76388&quot;/&gt;&lt;wsp:rsid wsp:val=&quot;00A7745F&quot;/&gt;&lt;wsp:rsid wsp:val=&quot;00A84F2E&quot;/&gt;&lt;wsp:rsid wsp:val=&quot;00A8792B&quot;/&gt;&lt;wsp:rsid wsp:val=&quot;00A941B4&quot;/&gt;&lt;wsp:rsid wsp:val=&quot;00A97DDB&quot;/&gt;&lt;wsp:rsid wsp:val=&quot;00AA732A&quot;/&gt;&lt;wsp:rsid wsp:val=&quot;00AC2974&quot;/&gt;&lt;wsp:rsid wsp:val=&quot;00AC2D1E&quot;/&gt;&lt;wsp:rsid wsp:val=&quot;00AC61BE&quot;/&gt;&lt;wsp:rsid wsp:val=&quot;00AC66F4&quot;/&gt;&lt;wsp:rsid wsp:val=&quot;00AE01D6&quot;/&gt;&lt;wsp:rsid wsp:val=&quot;00AE3B5F&quot;/&gt;&lt;wsp:rsid wsp:val=&quot;00AE5FAA&quot;/&gt;&lt;wsp:rsid wsp:val=&quot;00AF7B8C&quot;/&gt;&lt;wsp:rsid wsp:val=&quot;00B01D04&quot;/&gt;&lt;wsp:rsid wsp:val=&quot;00B01E8D&quot;/&gt;&lt;wsp:rsid wsp:val=&quot;00B05E9F&quot;/&gt;&lt;wsp:rsid wsp:val=&quot;00B10924&quot;/&gt;&lt;wsp:rsid wsp:val=&quot;00B1280F&quot;/&gt;&lt;wsp:rsid wsp:val=&quot;00B13497&quot;/&gt;&lt;wsp:rsid wsp:val=&quot;00B21005&quot;/&gt;&lt;wsp:rsid wsp:val=&quot;00B24A79&quot;/&gt;&lt;wsp:rsid wsp:val=&quot;00B349C7&quot;/&gt;&lt;wsp:rsid wsp:val=&quot;00B40640&quot;/&gt;&lt;wsp:rsid wsp:val=&quot;00B42704&quot;/&gt;&lt;wsp:rsid wsp:val=&quot;00B47538&quot;/&gt;&lt;wsp:rsid wsp:val=&quot;00B47FDB&quot;/&gt;&lt;wsp:rsid wsp:val=&quot;00B50C83&quot;/&gt;&lt;wsp:rsid wsp:val=&quot;00B51C18&quot;/&gt;&lt;wsp:rsid wsp:val=&quot;00B574CE&quot;/&gt;&lt;wsp:rsid wsp:val=&quot;00B60350&quot;/&gt;&lt;wsp:rsid wsp:val=&quot;00B60F2C&quot;/&gt;&lt;wsp:rsid wsp:val=&quot;00B614CB&quot;/&gt;&lt;wsp:rsid wsp:val=&quot;00B6236F&quot;/&gt;&lt;wsp:rsid wsp:val=&quot;00B725EB&quot;/&gt;&lt;wsp:rsid wsp:val=&quot;00B75C00&quot;/&gt;&lt;wsp:rsid wsp:val=&quot;00B85C85&quot;/&gt;&lt;wsp:rsid wsp:val=&quot;00B877B8&quot;/&gt;&lt;wsp:rsid wsp:val=&quot;00B96068&quot;/&gt;&lt;wsp:rsid wsp:val=&quot;00BA1F4C&quot;/&gt;&lt;wsp:rsid wsp:val=&quot;00BA2CB8&quot;/&gt;&lt;wsp:rsid wsp:val=&quot;00BA4B27&quot;/&gt;&lt;wsp:rsid wsp:val=&quot;00BA7DE1&quot;/&gt;&lt;wsp:rsid wsp:val=&quot;00BB0F44&quot;/&gt;&lt;wsp:rsid wsp:val=&quot;00BB3AA5&quot;/&gt;&lt;wsp:rsid wsp:val=&quot;00BC03E9&quot;/&gt;&lt;wsp:rsid wsp:val=&quot;00BC6029&quot;/&gt;&lt;wsp:rsid wsp:val=&quot;00BD7149&quot;/&gt;&lt;wsp:rsid wsp:val=&quot;00BE1443&quot;/&gt;&lt;wsp:rsid wsp:val=&quot;00BE1990&quot;/&gt;&lt;wsp:rsid wsp:val=&quot;00BE23D5&quot;/&gt;&lt;wsp:rsid wsp:val=&quot;00BF0062&quot;/&gt;&lt;wsp:rsid wsp:val=&quot;00C02818&quot;/&gt;&lt;wsp:rsid wsp:val=&quot;00C11695&quot;/&gt;&lt;wsp:rsid wsp:val=&quot;00C165EF&quot;/&gt;&lt;wsp:rsid wsp:val=&quot;00C20BBD&quot;/&gt;&lt;wsp:rsid wsp:val=&quot;00C20D2C&quot;/&gt;&lt;wsp:rsid wsp:val=&quot;00C372B8&quot;/&gt;&lt;wsp:rsid wsp:val=&quot;00C40493&quot;/&gt;&lt;wsp:rsid wsp:val=&quot;00C435F2&quot;/&gt;&lt;wsp:rsid wsp:val=&quot;00C446FA&quot;/&gt;&lt;wsp:rsid wsp:val=&quot;00C46AB7&quot;/&gt;&lt;wsp:rsid wsp:val=&quot;00C47084&quot;/&gt;&lt;wsp:rsid wsp:val=&quot;00C47155&quot;/&gt;&lt;wsp:rsid wsp:val=&quot;00C54CBA&quot;/&gt;&lt;wsp:rsid wsp:val=&quot;00C650DD&quot;/&gt;&lt;wsp:rsid wsp:val=&quot;00C714A9&quot;/&gt;&lt;wsp:rsid wsp:val=&quot;00C7366E&quot;/&gt;&lt;wsp:rsid wsp:val=&quot;00C8717E&quot;/&gt;&lt;wsp:rsid wsp:val=&quot;00C93B32&quot;/&gt;&lt;wsp:rsid wsp:val=&quot;00CB61CC&quot;/&gt;&lt;wsp:rsid wsp:val=&quot;00CC1BA4&quot;/&gt;&lt;wsp:rsid wsp:val=&quot;00CC36DA&quot;/&gt;&lt;wsp:rsid wsp:val=&quot;00CC664E&quot;/&gt;&lt;wsp:rsid wsp:val=&quot;00CC75E7&quot;/&gt;&lt;wsp:rsid wsp:val=&quot;00CD0591&quot;/&gt;&lt;wsp:rsid wsp:val=&quot;00CD2517&quot;/&gt;&lt;wsp:rsid wsp:val=&quot;00CD2B80&quot;/&gt;&lt;wsp:rsid wsp:val=&quot;00CD7723&quot;/&gt;&lt;wsp:rsid wsp:val=&quot;00CF6702&quot;/&gt;&lt;wsp:rsid wsp:val=&quot;00D028D3&quot;/&gt;&lt;wsp:rsid wsp:val=&quot;00D070FD&quot;/&gt;&lt;wsp:rsid wsp:val=&quot;00D11841&quot;/&gt;&lt;wsp:rsid wsp:val=&quot;00D13F40&quot;/&gt;&lt;wsp:rsid wsp:val=&quot;00D21DFB&quot;/&gt;&lt;wsp:rsid wsp:val=&quot;00D21E1C&quot;/&gt;&lt;wsp:rsid wsp:val=&quot;00D24114&quot;/&gt;&lt;wsp:rsid wsp:val=&quot;00D26B32&quot;/&gt;&lt;wsp:rsid wsp:val=&quot;00D326DE&quot;/&gt;&lt;wsp:rsid wsp:val=&quot;00D34FE3&quot;/&gt;&lt;wsp:rsid wsp:val=&quot;00D4026E&quot;/&gt;&lt;wsp:rsid wsp:val=&quot;00D443A1&quot;/&gt;&lt;wsp:rsid wsp:val=&quot;00D445BE&quot;/&gt;&lt;wsp:rsid wsp:val=&quot;00D51306&quot;/&gt;&lt;wsp:rsid wsp:val=&quot;00D52A38&quot;/&gt;&lt;wsp:rsid wsp:val=&quot;00D57661&quot;/&gt;&lt;wsp:rsid wsp:val=&quot;00D63DFB&quot;/&gt;&lt;wsp:rsid wsp:val=&quot;00D67603&quot;/&gt;&lt;wsp:rsid wsp:val=&quot;00D70552&quot;/&gt;&lt;wsp:rsid wsp:val=&quot;00D93A03&quot;/&gt;&lt;wsp:rsid wsp:val=&quot;00D962EF&quot;/&gt;&lt;wsp:rsid wsp:val=&quot;00D96E9E&quot;/&gt;&lt;wsp:rsid wsp:val=&quot;00D972CC&quot;/&gt;&lt;wsp:rsid wsp:val=&quot;00D97DEB&quot;/&gt;&lt;wsp:rsid wsp:val=&quot;00DA1FD8&quot;/&gt;&lt;wsp:rsid wsp:val=&quot;00DA401F&quot;/&gt;&lt;wsp:rsid wsp:val=&quot;00DA48C1&quot;/&gt;&lt;wsp:rsid wsp:val=&quot;00DA7838&quot;/&gt;&lt;wsp:rsid wsp:val=&quot;00DA7B7D&quot;/&gt;&lt;wsp:rsid wsp:val=&quot;00DB73B5&quot;/&gt;&lt;wsp:rsid wsp:val=&quot;00DC100A&quot;/&gt;&lt;wsp:rsid wsp:val=&quot;00DC5F7A&quot;/&gt;&lt;wsp:rsid wsp:val=&quot;00DC7FF1&quot;/&gt;&lt;wsp:rsid wsp:val=&quot;00DD2B25&quot;/&gt;&lt;wsp:rsid wsp:val=&quot;00DE10FA&quot;/&gt;&lt;wsp:rsid wsp:val=&quot;00DE6908&quot;/&gt;&lt;wsp:rsid wsp:val=&quot;00DF1EA9&quot;/&gt;&lt;wsp:rsid wsp:val=&quot;00DF6C13&quot;/&gt;&lt;wsp:rsid wsp:val=&quot;00E00102&quot;/&gt;&lt;wsp:rsid wsp:val=&quot;00E00787&quot;/&gt;&lt;wsp:rsid wsp:val=&quot;00E063A5&quot;/&gt;&lt;wsp:rsid wsp:val=&quot;00E15F21&quot;/&gt;&lt;wsp:rsid wsp:val=&quot;00E20FA8&quot;/&gt;&lt;wsp:rsid wsp:val=&quot;00E2192E&quot;/&gt;&lt;wsp:rsid wsp:val=&quot;00E27E79&quot;/&gt;&lt;wsp:rsid wsp:val=&quot;00E342D1&quot;/&gt;&lt;wsp:rsid wsp:val=&quot;00E43F81&quot;/&gt;&lt;wsp:rsid wsp:val=&quot;00E46595&quot;/&gt;&lt;wsp:rsid wsp:val=&quot;00E4782D&quot;/&gt;&lt;wsp:rsid wsp:val=&quot;00E566D5&quot;/&gt;&lt;wsp:rsid wsp:val=&quot;00E64666&quot;/&gt;&lt;wsp:rsid wsp:val=&quot;00E65D82&quot;/&gt;&lt;wsp:rsid wsp:val=&quot;00E7640C&quot;/&gt;&lt;wsp:rsid wsp:val=&quot;00E8012D&quot;/&gt;&lt;wsp:rsid wsp:val=&quot;00E93039&quot;/&gt;&lt;wsp:rsid wsp:val=&quot;00E93FDD&quot;/&gt;&lt;wsp:rsid wsp:val=&quot;00E94434&quot;/&gt;&lt;wsp:rsid wsp:val=&quot;00E959DC&quot;/&gt;&lt;wsp:rsid wsp:val=&quot;00EA72C8&quot;/&gt;&lt;wsp:rsid wsp:val=&quot;00EB005D&quot;/&gt;&lt;wsp:rsid wsp:val=&quot;00EB5214&quot;/&gt;&lt;wsp:rsid wsp:val=&quot;00EB5C2D&quot;/&gt;&lt;wsp:rsid wsp:val=&quot;00EC1304&quot;/&gt;&lt;wsp:rsid wsp:val=&quot;00EC2FD3&quot;/&gt;&lt;wsp:rsid wsp:val=&quot;00EC5F71&quot;/&gt;&lt;wsp:rsid wsp:val=&quot;00ED1CF3&quot;/&gt;&lt;wsp:rsid wsp:val=&quot;00ED7703&quot;/&gt;&lt;wsp:rsid wsp:val=&quot;00ED7FD9&quot;/&gt;&lt;wsp:rsid wsp:val=&quot;00EE0781&quot;/&gt;&lt;wsp:rsid wsp:val=&quot;00EE3337&quot;/&gt;&lt;wsp:rsid wsp:val=&quot;00F17BFC&quot;/&gt;&lt;wsp:rsid wsp:val=&quot;00F3131B&quot;/&gt;&lt;wsp:rsid wsp:val=&quot;00F315B6&quot;/&gt;&lt;wsp:rsid wsp:val=&quot;00F43109&quot;/&gt;&lt;wsp:rsid wsp:val=&quot;00F5321E&quot;/&gt;&lt;wsp:rsid wsp:val=&quot;00F5487B&quot;/&gt;&lt;wsp:rsid wsp:val=&quot;00F54BC4&quot;/&gt;&lt;wsp:rsid wsp:val=&quot;00F56155&quot;/&gt;&lt;wsp:rsid wsp:val=&quot;00F5796B&quot;/&gt;&lt;wsp:rsid wsp:val=&quot;00F61B55&quot;/&gt;&lt;wsp:rsid wsp:val=&quot;00F63E08&quot;/&gt;&lt;wsp:rsid wsp:val=&quot;00F652EC&quot;/&gt;&lt;wsp:rsid wsp:val=&quot;00F714E3&quot;/&gt;&lt;wsp:rsid wsp:val=&quot;00F90415&quot;/&gt;&lt;wsp:rsid wsp:val=&quot;00F933D4&quot;/&gt;&lt;wsp:rsid wsp:val=&quot;00FA6999&quot;/&gt;&lt;wsp:rsid wsp:val=&quot;00FB25EF&quot;/&gt;&lt;wsp:rsid wsp:val=&quot;00FC6B2C&quot;/&gt;&lt;wsp:rsid wsp:val=&quot;00FC7C45&quot;/&gt;&lt;wsp:rsid wsp:val=&quot;00FD25F0&quot;/&gt;&lt;wsp:rsid wsp:val=&quot;00FD3F21&quot;/&gt;&lt;wsp:rsid wsp:val=&quot;00FD639E&quot;/&gt;&lt;wsp:rsid wsp:val=&quot;00FD646C&quot;/&gt;&lt;wsp:rsid wsp:val=&quot;00FE1BFA&quot;/&gt;&lt;wsp:rsid wsp:val=&quot;00FF6ECE&quot;/&gt;&lt;/wsp:rsids&gt;&lt;/w:docPr&gt;&lt;w:body&gt;&lt;wx:sect&gt;&lt;w:p wsp:rsidR=&quot;00000000&quot; wsp:rsidRPr=&quot;005E7F97&quot; wsp:rsidRDefault=&quot;005E7F97&quot; wsp:rsidP=&quot;005E7F97&quot;&gt;&lt;m:oMathPara&gt;&lt;m:oMathParaPr&gt;&lt;m:jc m:val=&quot;left&quot;/&gt;&lt;/m:oMathParaPr&gt;&lt;m:oMath&gt;&lt;m:r&gt;&lt;w:rPr&gt;&lt;w:rFonts w:ascii=&quot;Cambria Math&quot; w:h-ansi=&quot;Cambria Math&quot;/&gt;&lt;wx:font wx:val=&quot;Cambria Math&quot;/&gt;&lt;w:i/&gt;&lt;w:lang w:val=&quot;EN-US&quot;/&gt;&lt;/w:rPr&gt;&lt;m:t&gt;x=1,2,вЂ¦,10&lt;/m:t&gt;&lt;/m:r&gt;&lt;/m:oMath&gt;&lt;/m:oMathPara&gt;&lt;/w:p&gt;&lt;w:sectPr wsp:rsidR=&quot;00000000&quot; wsp:rsidRPr=&quot;005E7F97&quot;&gt;&lt;w:pgSz w:w=&quot;12240&quot; w:h=&quot;15840&quot;/&gt;&lt;w:pgMar w:top=&quot;1134&quot; w:right=&quot;850&quot; w:bottom=&quot;1134&quot; w:left=&quot;1701&quot; w:header=&quot;720&quot; w:footer=&quot;720&quot; w:gutter=&quot;0&quot;/&gt;&lt;w:cols w:space=&quot;720&quot;/&gt;&lt;/w:sectPr&gt;&lt;/wx:sect&gt;&lt;/w:body&gt;&lt;/w:wordDocument&gt;">
                   <v:imagedata r:id="rId9" o:title="" chromakey="white"/>
                 </v:shape>
               </w:pict>
@@ -26398,7 +26142,7 @@
             </w:pPr>
             <w:r>
               <w:pict>
-                <v:shape id="_x0000_i1028" type="#_x0000_t75" style="width:74.35pt;height:18.7pt" equationxml="&lt;?xml version=&quot;1.0&quot; encoding=&quot;UTF-8&quot; standalone=&quot;yes&quot;?&gt;&#10;&lt;?mso-application progid=&quot;Word.Document&quot;?&gt;&#10;&lt;w:wordDocument xmlns:aml=&quot;http://schemas.microsoft.com/aml/2001/core&quot; xmlns:wpc=&quot;http://schemas.microsoft.com/office/word/2010/wordprocessingCanvas&quot; xmlns:dt=&quot;uuid:C2F41010-65B3-11d1-A29F-00AA00C14882&quot; xmlns:mc=&quot;http://schemas.openxmlformats.org/markup-compatibility/2006&quot; xmlns:o=&quot;urn:schemas-microsoft-com:office:office&quot; xmlns:m=&quot;http://schemas.openxmlformats.org/officeDocument/2006/math&quot; xmlns:v=&quot;urn:schemas-microsoft-com:vml&quot; xmlns:w10=&quot;urn:schemas-microsoft-com:office:word&quot; xmlns:w=&quot;http://schemas.microsoft.com/office/word/2003/wordml&quot; xmlns:wx=&quot;http://schemas.microsoft.com/office/word/2003/auxHint&quot; xmlns:wne=&quot;http://schemas.microsoft.com/office/word/2006/wordml&quot; xmlns:wsp=&quot;http://schemas.microsoft.com/office/word/2003/wordml/sp2&quot; xmlns:sl=&quot;http://schemas.microsoft.com/schemaLibrary/2003/core&quot; w:macrosPresent=&quot;no&quot; w:embeddedObjPresent=&quot;no&quot; w:ocxPresent=&quot;no&quot; xml:space=&quot;preserve&quot;&gt;&lt;w:ignoreSubtree w:val=&quot;http://schemas.microsoft.com/office/word/2003/wordml/sp2&quot;/&gt;&lt;o:DocumentProperties&gt;&lt;o:Version&gt;15&lt;/o:Version&gt;&lt;/o:DocumentProperties&gt;&lt;w:docPr&gt;&lt;w:view w:val=&quot;print&quot;/&gt;&lt;w:zoom w:percent=&quot;100&quot;/&gt;&lt;w:doNotEmbedSystemFonts/&gt;&lt;w:activeWritingStyle w:lang=&quot;RU&quot; w:vendorID=&quot;64&quot; w:dllVersion=&quot;131078&quot; w:nlCheck=&quot;on&quot; w:optionSet=&quot;0&quot;/&gt;&lt;w:activeWritingStyle w:lang=&quot;EN-US&quot; w:vendorID=&quot;64&quot; w:dllVersion=&quot;131078&quot; w:nlCheck=&quot;on&quot; w:optionSet=&quot;1&quot;/&gt;&lt;w:defaultTabStop w:val=&quot;709&quot;/&gt;&lt;w:punctuationKerning/&gt;&lt;w:characterSpacingControl w:val=&quot;DontCompress&quot;/&gt;&lt;w:optimizeForBrowser/&gt;&lt;w:relyOnVML/&gt;&lt;w:allowPNG/&gt;&lt;w:targetScreenSz w:val=&quot;800x600&quot;/&gt;&lt;w:validateAgainstSchema/&gt;&lt;w:saveInvalidXML w:val=&quot;off&quot;/&gt;&lt;w:ignoreMixedContent w:val=&quot;off&quot;/&gt;&lt;w:alwaysShowPlaceholderText w:val=&quot;off&quot;/&gt;&lt;w:compat&gt;&lt;w:breakWrappedTables/&gt;&lt;w:snapToGridInCell/&gt;&lt;w:wrapTextWithPunct/&gt;&lt;w:useAsianBreakRules/&gt;&lt;w:dontGrowAutofit/&gt;&lt;/w:compat&gt;&lt;wsp:rsids&gt;&lt;wsp:rsidRoot wsp:val=&quot;00F17BFC&quot;/&gt;&lt;wsp:rsid wsp:val=&quot;000015FE&quot;/&gt;&lt;wsp:rsid wsp:val=&quot;000020AD&quot;/&gt;&lt;wsp:rsid wsp:val=&quot;0000523D&quot;/&gt;&lt;wsp:rsid wsp:val=&quot;000130FB&quot;/&gt;&lt;wsp:rsid wsp:val=&quot;0001367F&quot;/&gt;&lt;wsp:rsid wsp:val=&quot;000155E8&quot;/&gt;&lt;wsp:rsid wsp:val=&quot;00025215&quot;/&gt;&lt;wsp:rsid wsp:val=&quot;000253B2&quot;/&gt;&lt;wsp:rsid wsp:val=&quot;00031C8A&quot;/&gt;&lt;wsp:rsid wsp:val=&quot;000363F4&quot;/&gt;&lt;wsp:rsid wsp:val=&quot;00037091&quot;/&gt;&lt;wsp:rsid wsp:val=&quot;00053D23&quot;/&gt;&lt;wsp:rsid wsp:val=&quot;00055BF9&quot;/&gt;&lt;wsp:rsid wsp:val=&quot;00071A86&quot;/&gt;&lt;wsp:rsid wsp:val=&quot;00075412&quot;/&gt;&lt;wsp:rsid wsp:val=&quot;00082343&quot;/&gt;&lt;wsp:rsid wsp:val=&quot;00086438&quot;/&gt;&lt;wsp:rsid wsp:val=&quot;0009597F&quot;/&gt;&lt;wsp:rsid wsp:val=&quot;00096739&quot;/&gt;&lt;wsp:rsid wsp:val=&quot;0009753E&quot;/&gt;&lt;wsp:rsid wsp:val=&quot;000A5F0E&quot;/&gt;&lt;wsp:rsid wsp:val=&quot;000A76C7&quot;/&gt;&lt;wsp:rsid wsp:val=&quot;000B0199&quot;/&gt;&lt;wsp:rsid wsp:val=&quot;000C133D&quot;/&gt;&lt;wsp:rsid wsp:val=&quot;000D1709&quot;/&gt;&lt;wsp:rsid wsp:val=&quot;000F1F4B&quot;/&gt;&lt;wsp:rsid wsp:val=&quot;000F653B&quot;/&gt;&lt;wsp:rsid wsp:val=&quot;00104B0D&quot;/&gt;&lt;wsp:rsid wsp:val=&quot;00113BAD&quot;/&gt;&lt;wsp:rsid wsp:val=&quot;00121FD3&quot;/&gt;&lt;wsp:rsid wsp:val=&quot;00122098&quot;/&gt;&lt;wsp:rsid wsp:val=&quot;00126A68&quot;/&gt;&lt;wsp:rsid wsp:val=&quot;00151066&quot;/&gt;&lt;wsp:rsid wsp:val=&quot;00152BCB&quot;/&gt;&lt;wsp:rsid wsp:val=&quot;00155363&quot;/&gt;&lt;wsp:rsid wsp:val=&quot;00156CA5&quot;/&gt;&lt;wsp:rsid wsp:val=&quot;00157F33&quot;/&gt;&lt;wsp:rsid wsp:val=&quot;0016527B&quot;/&gt;&lt;wsp:rsid wsp:val=&quot;00166C15&quot;/&gt;&lt;wsp:rsid wsp:val=&quot;0017747D&quot;/&gt;&lt;wsp:rsid wsp:val=&quot;00183260&quot;/&gt;&lt;wsp:rsid wsp:val=&quot;0018679A&quot;/&gt;&lt;wsp:rsid wsp:val=&quot;00187CE8&quot;/&gt;&lt;wsp:rsid wsp:val=&quot;001A656E&quot;/&gt;&lt;wsp:rsid wsp:val=&quot;001B3255&quot;/&gt;&lt;wsp:rsid wsp:val=&quot;001B39CF&quot;/&gt;&lt;wsp:rsid wsp:val=&quot;001B78BD&quot;/&gt;&lt;wsp:rsid wsp:val=&quot;001C75D0&quot;/&gt;&lt;wsp:rsid wsp:val=&quot;001D4708&quot;/&gt;&lt;wsp:rsid wsp:val=&quot;001D7D00&quot;/&gt;&lt;wsp:rsid wsp:val=&quot;001E58CE&quot;/&gt;&lt;wsp:rsid wsp:val=&quot;001F7BCF&quot;/&gt;&lt;wsp:rsid wsp:val=&quot;002011F0&quot;/&gt;&lt;wsp:rsid wsp:val=&quot;0021089B&quot;/&gt;&lt;wsp:rsid wsp:val=&quot;00211273&quot;/&gt;&lt;wsp:rsid wsp:val=&quot;002216B9&quot;/&gt;&lt;wsp:rsid wsp:val=&quot;00245440&quot;/&gt;&lt;wsp:rsid wsp:val=&quot;002502C0&quot;/&gt;&lt;wsp:rsid wsp:val=&quot;00250448&quot;/&gt;&lt;wsp:rsid wsp:val=&quot;002505E1&quot;/&gt;&lt;wsp:rsid wsp:val=&quot;002609F1&quot;/&gt;&lt;wsp:rsid wsp:val=&quot;00261B8C&quot;/&gt;&lt;wsp:rsid wsp:val=&quot;00262BFB&quot;/&gt;&lt;wsp:rsid wsp:val=&quot;00263DCD&quot;/&gt;&lt;wsp:rsid wsp:val=&quot;00265B61&quot;/&gt;&lt;wsp:rsid wsp:val=&quot;0027142D&quot;/&gt;&lt;wsp:rsid wsp:val=&quot;00280FE4&quot;/&gt;&lt;wsp:rsid wsp:val=&quot;00281B34&quot;/&gt;&lt;wsp:rsid wsp:val=&quot;00283182&quot;/&gt;&lt;wsp:rsid wsp:val=&quot;00285CE0&quot;/&gt;&lt;wsp:rsid wsp:val=&quot;002877F1&quot;/&gt;&lt;wsp:rsid wsp:val=&quot;002A20DC&quot;/&gt;&lt;wsp:rsid wsp:val=&quot;002A2337&quot;/&gt;&lt;wsp:rsid wsp:val=&quot;002A4655&quot;/&gt;&lt;wsp:rsid wsp:val=&quot;002A5086&quot;/&gt;&lt;wsp:rsid wsp:val=&quot;002A58BB&quot;/&gt;&lt;wsp:rsid wsp:val=&quot;002B0635&quot;/&gt;&lt;wsp:rsid wsp:val=&quot;002B10C4&quot;/&gt;&lt;wsp:rsid wsp:val=&quot;002B16ED&quot;/&gt;&lt;wsp:rsid wsp:val=&quot;002B5E09&quot;/&gt;&lt;wsp:rsid wsp:val=&quot;002C167F&quot;/&gt;&lt;wsp:rsid wsp:val=&quot;002C660C&quot;/&gt;&lt;wsp:rsid wsp:val=&quot;002C6629&quot;/&gt;&lt;wsp:rsid wsp:val=&quot;002D1FCC&quot;/&gt;&lt;wsp:rsid wsp:val=&quot;002E0E6E&quot;/&gt;&lt;wsp:rsid wsp:val=&quot;003003E6&quot;/&gt;&lt;wsp:rsid wsp:val=&quot;0030769D&quot;/&gt;&lt;wsp:rsid wsp:val=&quot;003107E9&quot;/&gt;&lt;wsp:rsid wsp:val=&quot;00313B72&quot;/&gt;&lt;wsp:rsid wsp:val=&quot;00314B92&quot;/&gt;&lt;wsp:rsid wsp:val=&quot;00317A20&quot;/&gt;&lt;wsp:rsid wsp:val=&quot;00335A54&quot;/&gt;&lt;wsp:rsid wsp:val=&quot;00335D79&quot;/&gt;&lt;wsp:rsid wsp:val=&quot;00336CFE&quot;/&gt;&lt;wsp:rsid wsp:val=&quot;00337C4C&quot;/&gt;&lt;wsp:rsid wsp:val=&quot;0034103F&quot;/&gt;&lt;wsp:rsid wsp:val=&quot;00341D31&quot;/&gt;&lt;wsp:rsid wsp:val=&quot;0034650A&quot;/&gt;&lt;wsp:rsid wsp:val=&quot;00346A56&quot;/&gt;&lt;wsp:rsid wsp:val=&quot;003510C4&quot;/&gt;&lt;wsp:rsid wsp:val=&quot;00355841&quot;/&gt;&lt;wsp:rsid wsp:val=&quot;00355C8B&quot;/&gt;&lt;wsp:rsid wsp:val=&quot;00356C58&quot;/&gt;&lt;wsp:rsid wsp:val=&quot;00360561&quot;/&gt;&lt;wsp:rsid wsp:val=&quot;003749ED&quot;/&gt;&lt;wsp:rsid wsp:val=&quot;00376926&quot;/&gt;&lt;wsp:rsid wsp:val=&quot;00377515&quot;/&gt;&lt;wsp:rsid wsp:val=&quot;00377DA6&quot;/&gt;&lt;wsp:rsid wsp:val=&quot;0038142C&quot;/&gt;&lt;wsp:rsid wsp:val=&quot;00394CAE&quot;/&gt;&lt;wsp:rsid wsp:val=&quot;003A1C63&quot;/&gt;&lt;wsp:rsid wsp:val=&quot;003A529D&quot;/&gt;&lt;wsp:rsid wsp:val=&quot;003A639A&quot;/&gt;&lt;wsp:rsid wsp:val=&quot;003A7393&quot;/&gt;&lt;wsp:rsid wsp:val=&quot;003B0CD6&quot;/&gt;&lt;wsp:rsid wsp:val=&quot;003B56AF&quot;/&gt;&lt;wsp:rsid wsp:val=&quot;003C7EA6&quot;/&gt;&lt;wsp:rsid wsp:val=&quot;003D0C0A&quot;/&gt;&lt;wsp:rsid wsp:val=&quot;003D5BF9&quot;/&gt;&lt;wsp:rsid wsp:val=&quot;003E399C&quot;/&gt;&lt;wsp:rsid wsp:val=&quot;003F0F8F&quot;/&gt;&lt;wsp:rsid wsp:val=&quot;003F10D2&quot;/&gt;&lt;wsp:rsid wsp:val=&quot;003F3451&quot;/&gt;&lt;wsp:rsid wsp:val=&quot;003F42B0&quot;/&gt;&lt;wsp:rsid wsp:val=&quot;003F5570&quot;/&gt;&lt;wsp:rsid wsp:val=&quot;003F5F74&quot;/&gt;&lt;wsp:rsid wsp:val=&quot;00401534&quot;/&gt;&lt;wsp:rsid wsp:val=&quot;00423B98&quot;/&gt;&lt;wsp:rsid wsp:val=&quot;004259C3&quot;/&gt;&lt;wsp:rsid wsp:val=&quot;00426790&quot;/&gt;&lt;wsp:rsid wsp:val=&quot;00430592&quot;/&gt;&lt;wsp:rsid wsp:val=&quot;004445EE&quot;/&gt;&lt;wsp:rsid wsp:val=&quot;00444CF3&quot;/&gt;&lt;wsp:rsid wsp:val=&quot;0044653F&quot;/&gt;&lt;wsp:rsid wsp:val=&quot;00452126&quot;/&gt;&lt;wsp:rsid wsp:val=&quot;00453488&quot;/&gt;&lt;wsp:rsid wsp:val=&quot;004559C1&quot;/&gt;&lt;wsp:rsid wsp:val=&quot;0045713C&quot;/&gt;&lt;wsp:rsid wsp:val=&quot;00466BD5&quot;/&gt;&lt;wsp:rsid wsp:val=&quot;00466CCB&quot;/&gt;&lt;wsp:rsid wsp:val=&quot;00470CB9&quot;/&gt;&lt;wsp:rsid wsp:val=&quot;00472FDB&quot;/&gt;&lt;wsp:rsid wsp:val=&quot;004759E5&quot;/&gt;&lt;wsp:rsid wsp:val=&quot;00475FFF&quot;/&gt;&lt;wsp:rsid wsp:val=&quot;00477023&quot;/&gt;&lt;wsp:rsid wsp:val=&quot;00481F6A&quot;/&gt;&lt;wsp:rsid wsp:val=&quot;00485A31&quot;/&gt;&lt;wsp:rsid wsp:val=&quot;004963F1&quot;/&gt;&lt;wsp:rsid wsp:val=&quot;004B0CC3&quot;/&gt;&lt;wsp:rsid wsp:val=&quot;004B38E0&quot;/&gt;&lt;wsp:rsid wsp:val=&quot;004C52E9&quot;/&gt;&lt;wsp:rsid wsp:val=&quot;004D6B38&quot;/&gt;&lt;wsp:rsid wsp:val=&quot;004D7D2F&quot;/&gt;&lt;wsp:rsid wsp:val=&quot;004E1CCC&quot;/&gt;&lt;wsp:rsid wsp:val=&quot;004E4469&quot;/&gt;&lt;wsp:rsid wsp:val=&quot;004F088A&quot;/&gt;&lt;wsp:rsid wsp:val=&quot;004F220F&quot;/&gt;&lt;wsp:rsid wsp:val=&quot;004F4438&quot;/&gt;&lt;wsp:rsid wsp:val=&quot;005030A0&quot;/&gt;&lt;wsp:rsid wsp:val=&quot;00505CF2&quot;/&gt;&lt;wsp:rsid wsp:val=&quot;005060C1&quot;/&gt;&lt;wsp:rsid wsp:val=&quot;00507371&quot;/&gt;&lt;wsp:rsid wsp:val=&quot;00521F7C&quot;/&gt;&lt;wsp:rsid wsp:val=&quot;00523A61&quot;/&gt;&lt;wsp:rsid wsp:val=&quot;005251E9&quot;/&gt;&lt;wsp:rsid wsp:val=&quot;005275BF&quot;/&gt;&lt;wsp:rsid wsp:val=&quot;00540A04&quot;/&gt;&lt;wsp:rsid wsp:val=&quot;005444D2&quot;/&gt;&lt;wsp:rsid wsp:val=&quot;00550CA4&quot;/&gt;&lt;wsp:rsid wsp:val=&quot;00552AC9&quot;/&gt;&lt;wsp:rsid wsp:val=&quot;00553B46&quot;/&gt;&lt;wsp:rsid wsp:val=&quot;005619DB&quot;/&gt;&lt;wsp:rsid wsp:val=&quot;0056618B&quot;/&gt;&lt;wsp:rsid wsp:val=&quot;00576F73&quot;/&gt;&lt;wsp:rsid wsp:val=&quot;005913E4&quot;/&gt;&lt;wsp:rsid wsp:val=&quot;00593EE0&quot;/&gt;&lt;wsp:rsid wsp:val=&quot;0059682E&quot;/&gt;&lt;wsp:rsid wsp:val=&quot;005974B2&quot;/&gt;&lt;wsp:rsid wsp:val=&quot;005A646F&quot;/&gt;&lt;wsp:rsid wsp:val=&quot;005B016B&quot;/&gt;&lt;wsp:rsid wsp:val=&quot;005B2FE8&quot;/&gt;&lt;wsp:rsid wsp:val=&quot;005C21CD&quot;/&gt;&lt;wsp:rsid wsp:val=&quot;005C3AB7&quot;/&gt;&lt;wsp:rsid wsp:val=&quot;005C3D63&quot;/&gt;&lt;wsp:rsid wsp:val=&quot;005C7C31&quot;/&gt;&lt;wsp:rsid wsp:val=&quot;005D27CC&quot;/&gt;&lt;wsp:rsid wsp:val=&quot;005D34FE&quot;/&gt;&lt;wsp:rsid wsp:val=&quot;005D4C1A&quot;/&gt;&lt;wsp:rsid wsp:val=&quot;005D6E0B&quot;/&gt;&lt;wsp:rsid wsp:val=&quot;005D73C4&quot;/&gt;&lt;wsp:rsid wsp:val=&quot;005E1677&quot;/&gt;&lt;wsp:rsid wsp:val=&quot;005E5F3C&quot;/&gt;&lt;wsp:rsid wsp:val=&quot;005E756A&quot;/&gt;&lt;wsp:rsid wsp:val=&quot;005F086A&quot;/&gt;&lt;wsp:rsid wsp:val=&quot;005F47EF&quot;/&gt;&lt;wsp:rsid wsp:val=&quot;006050B7&quot;/&gt;&lt;wsp:rsid wsp:val=&quot;006100BB&quot;/&gt;&lt;wsp:rsid wsp:val=&quot;00610BBB&quot;/&gt;&lt;wsp:rsid wsp:val=&quot;006149CB&quot;/&gt;&lt;wsp:rsid wsp:val=&quot;00616977&quot;/&gt;&lt;wsp:rsid wsp:val=&quot;00620374&quot;/&gt;&lt;wsp:rsid wsp:val=&quot;006267E5&quot;/&gt;&lt;wsp:rsid wsp:val=&quot;00627960&quot;/&gt;&lt;wsp:rsid wsp:val=&quot;00630354&quot;/&gt;&lt;wsp:rsid wsp:val=&quot;00630A7F&quot;/&gt;&lt;wsp:rsid wsp:val=&quot;006348A2&quot;/&gt;&lt;wsp:rsid wsp:val=&quot;00660484&quot;/&gt;&lt;wsp:rsid wsp:val=&quot;0066696E&quot;/&gt;&lt;wsp:rsid wsp:val=&quot;00672148&quot;/&gt;&lt;wsp:rsid wsp:val=&quot;00674F02&quot;/&gt;&lt;wsp:rsid wsp:val=&quot;00683589&quot;/&gt;&lt;wsp:rsid wsp:val=&quot;00692F2D&quot;/&gt;&lt;wsp:rsid wsp:val=&quot;00695DB3&quot;/&gt;&lt;wsp:rsid wsp:val=&quot;00696A4B&quot;/&gt;&lt;wsp:rsid wsp:val=&quot;006D4B8B&quot;/&gt;&lt;wsp:rsid wsp:val=&quot;006D5F14&quot;/&gt;&lt;wsp:rsid wsp:val=&quot;0070086F&quot;/&gt;&lt;wsp:rsid wsp:val=&quot;00705634&quot;/&gt;&lt;wsp:rsid wsp:val=&quot;007067BA&quot;/&gt;&lt;wsp:rsid wsp:val=&quot;00714F33&quot;/&gt;&lt;wsp:rsid wsp:val=&quot;0071679F&quot;/&gt;&lt;wsp:rsid wsp:val=&quot;00717504&quot;/&gt;&lt;wsp:rsid wsp:val=&quot;007231F6&quot;/&gt;&lt;wsp:rsid wsp:val=&quot;00733B95&quot;/&gt;&lt;wsp:rsid wsp:val=&quot;0073621B&quot;/&gt;&lt;wsp:rsid wsp:val=&quot;007424F3&quot;/&gt;&lt;wsp:rsid wsp:val=&quot;00742C3E&quot;/&gt;&lt;wsp:rsid wsp:val=&quot;00745A66&quot;/&gt;&lt;wsp:rsid wsp:val=&quot;00746ED1&quot;/&gt;&lt;wsp:rsid wsp:val=&quot;007502C5&quot;/&gt;&lt;wsp:rsid wsp:val=&quot;0075623B&quot;/&gt;&lt;wsp:rsid wsp:val=&quot;00762280&quot;/&gt;&lt;wsp:rsid wsp:val=&quot;007646E2&quot;/&gt;&lt;wsp:rsid wsp:val=&quot;0077264F&quot;/&gt;&lt;wsp:rsid wsp:val=&quot;007B06BB&quot;/&gt;&lt;wsp:rsid wsp:val=&quot;007B125F&quot;/&gt;&lt;wsp:rsid wsp:val=&quot;007B1270&quot;/&gt;&lt;wsp:rsid wsp:val=&quot;007B359A&quot;/&gt;&lt;wsp:rsid wsp:val=&quot;007B5E01&quot;/&gt;&lt;wsp:rsid wsp:val=&quot;007C2D18&quot;/&gt;&lt;wsp:rsid wsp:val=&quot;007C5AC0&quot;/&gt;&lt;wsp:rsid wsp:val=&quot;007D18FC&quot;/&gt;&lt;wsp:rsid wsp:val=&quot;007E4570&quot;/&gt;&lt;wsp:rsid wsp:val=&quot;007F3E0A&quot;/&gt;&lt;wsp:rsid wsp:val=&quot;007F4553&quot;/&gt;&lt;wsp:rsid wsp:val=&quot;00803D40&quot;/&gt;&lt;wsp:rsid wsp:val=&quot;008041CD&quot;/&gt;&lt;wsp:rsid wsp:val=&quot;008106D5&quot;/&gt;&lt;wsp:rsid wsp:val=&quot;00812A2E&quot;/&gt;&lt;wsp:rsid wsp:val=&quot;00814F89&quot;/&gt;&lt;wsp:rsid wsp:val=&quot;00826210&quot;/&gt;&lt;wsp:rsid wsp:val=&quot;0082739F&quot;/&gt;&lt;wsp:rsid wsp:val=&quot;0082757B&quot;/&gt;&lt;wsp:rsid wsp:val=&quot;008321BC&quot;/&gt;&lt;wsp:rsid wsp:val=&quot;0084149E&quot;/&gt;&lt;wsp:rsid wsp:val=&quot;008461BB&quot;/&gt;&lt;wsp:rsid wsp:val=&quot;00867297&quot;/&gt;&lt;wsp:rsid wsp:val=&quot;00873C69&quot;/&gt;&lt;wsp:rsid wsp:val=&quot;008740F9&quot;/&gt;&lt;wsp:rsid wsp:val=&quot;00874DAC&quot;/&gt;&lt;wsp:rsid wsp:val=&quot;008943CF&quot;/&gt;&lt;wsp:rsid wsp:val=&quot;00897827&quot;/&gt;&lt;wsp:rsid wsp:val=&quot;008B29B1&quot;/&gt;&lt;wsp:rsid wsp:val=&quot;008B4ADC&quot;/&gt;&lt;wsp:rsid wsp:val=&quot;008B7E6A&quot;/&gt;&lt;wsp:rsid wsp:val=&quot;008C0502&quot;/&gt;&lt;wsp:rsid wsp:val=&quot;008C1D49&quot;/&gt;&lt;wsp:rsid wsp:val=&quot;008D1EE9&quot;/&gt;&lt;wsp:rsid wsp:val=&quot;008D210D&quot;/&gt;&lt;wsp:rsid wsp:val=&quot;008E1E3C&quot;/&gt;&lt;wsp:rsid wsp:val=&quot;008E409E&quot;/&gt;&lt;wsp:rsid wsp:val=&quot;008E680D&quot;/&gt;&lt;wsp:rsid wsp:val=&quot;008E76C6&quot;/&gt;&lt;wsp:rsid wsp:val=&quot;008F20B2&quot;/&gt;&lt;wsp:rsid wsp:val=&quot;008F3070&quot;/&gt;&lt;wsp:rsid wsp:val=&quot;008F7AD3&quot;/&gt;&lt;wsp:rsid wsp:val=&quot;00911087&quot;/&gt;&lt;wsp:rsid wsp:val=&quot;00912471&quot;/&gt;&lt;wsp:rsid wsp:val=&quot;009124C6&quot;/&gt;&lt;wsp:rsid wsp:val=&quot;00914211&quot;/&gt;&lt;wsp:rsid wsp:val=&quot;00916A02&quot;/&gt;&lt;wsp:rsid wsp:val=&quot;00922BCD&quot;/&gt;&lt;wsp:rsid wsp:val=&quot;009246E7&quot;/&gt;&lt;wsp:rsid wsp:val=&quot;00931851&quot;/&gt;&lt;wsp:rsid wsp:val=&quot;00940DC3&quot;/&gt;&lt;wsp:rsid wsp:val=&quot;00944B78&quot;/&gt;&lt;wsp:rsid wsp:val=&quot;00944DD2&quot;/&gt;&lt;wsp:rsid wsp:val=&quot;0094502F&quot;/&gt;&lt;wsp:rsid wsp:val=&quot;009521B0&quot;/&gt;&lt;wsp:rsid wsp:val=&quot;00964FDA&quot;/&gt;&lt;wsp:rsid wsp:val=&quot;00967E9E&quot;/&gt;&lt;wsp:rsid wsp:val=&quot;0098119B&quot;/&gt;&lt;wsp:rsid wsp:val=&quot;009828EF&quot;/&gt;&lt;wsp:rsid wsp:val=&quot;009943D5&quot;/&gt;&lt;wsp:rsid wsp:val=&quot;009A5231&quot;/&gt;&lt;wsp:rsid wsp:val=&quot;009A60FF&quot;/&gt;&lt;wsp:rsid wsp:val=&quot;009B6115&quot;/&gt;&lt;wsp:rsid wsp:val=&quot;009B783B&quot;/&gt;&lt;wsp:rsid wsp:val=&quot;009C16FE&quot;/&gt;&lt;wsp:rsid wsp:val=&quot;009C1ED3&quot;/&gt;&lt;wsp:rsid wsp:val=&quot;009D0F4C&quot;/&gt;&lt;wsp:rsid wsp:val=&quot;009D596F&quot;/&gt;&lt;wsp:rsid wsp:val=&quot;009E22C6&quot;/&gt;&lt;wsp:rsid wsp:val=&quot;009F1D97&quot;/&gt;&lt;wsp:rsid wsp:val=&quot;009F3FC2&quot;/&gt;&lt;wsp:rsid wsp:val=&quot;009F67C3&quot;/&gt;&lt;wsp:rsid wsp:val=&quot;009F7EC0&quot;/&gt;&lt;wsp:rsid wsp:val=&quot;00A174F4&quot;/&gt;&lt;wsp:rsid wsp:val=&quot;00A3232E&quot;/&gt;&lt;wsp:rsid wsp:val=&quot;00A36A98&quot;/&gt;&lt;wsp:rsid wsp:val=&quot;00A409EE&quot;/&gt;&lt;wsp:rsid wsp:val=&quot;00A417AE&quot;/&gt;&lt;wsp:rsid wsp:val=&quot;00A47657&quot;/&gt;&lt;wsp:rsid wsp:val=&quot;00A52B15&quot;/&gt;&lt;wsp:rsid wsp:val=&quot;00A57D23&quot;/&gt;&lt;wsp:rsid wsp:val=&quot;00A6067B&quot;/&gt;&lt;wsp:rsid wsp:val=&quot;00A62E66&quot;/&gt;&lt;wsp:rsid wsp:val=&quot;00A71B83&quot;/&gt;&lt;wsp:rsid wsp:val=&quot;00A76388&quot;/&gt;&lt;wsp:rsid wsp:val=&quot;00A7745F&quot;/&gt;&lt;wsp:rsid wsp:val=&quot;00A84F2E&quot;/&gt;&lt;wsp:rsid wsp:val=&quot;00A8792B&quot;/&gt;&lt;wsp:rsid wsp:val=&quot;00A941B4&quot;/&gt;&lt;wsp:rsid wsp:val=&quot;00A97DDB&quot;/&gt;&lt;wsp:rsid wsp:val=&quot;00AA732A&quot;/&gt;&lt;wsp:rsid wsp:val=&quot;00AC2974&quot;/&gt;&lt;wsp:rsid wsp:val=&quot;00AC2D1E&quot;/&gt;&lt;wsp:rsid wsp:val=&quot;00AC61BE&quot;/&gt;&lt;wsp:rsid wsp:val=&quot;00AC66F4&quot;/&gt;&lt;wsp:rsid wsp:val=&quot;00AE01D6&quot;/&gt;&lt;wsp:rsid wsp:val=&quot;00AE3B5F&quot;/&gt;&lt;wsp:rsid wsp:val=&quot;00AE5FAA&quot;/&gt;&lt;wsp:rsid wsp:val=&quot;00AF7B8C&quot;/&gt;&lt;wsp:rsid wsp:val=&quot;00B01D04&quot;/&gt;&lt;wsp:rsid wsp:val=&quot;00B01E8D&quot;/&gt;&lt;wsp:rsid wsp:val=&quot;00B05E9F&quot;/&gt;&lt;wsp:rsid wsp:val=&quot;00B10924&quot;/&gt;&lt;wsp:rsid wsp:val=&quot;00B1280F&quot;/&gt;&lt;wsp:rsid wsp:val=&quot;00B13497&quot;/&gt;&lt;wsp:rsid wsp:val=&quot;00B21005&quot;/&gt;&lt;wsp:rsid wsp:val=&quot;00B24A79&quot;/&gt;&lt;wsp:rsid wsp:val=&quot;00B349C7&quot;/&gt;&lt;wsp:rsid wsp:val=&quot;00B40640&quot;/&gt;&lt;wsp:rsid wsp:val=&quot;00B42704&quot;/&gt;&lt;wsp:rsid wsp:val=&quot;00B47538&quot;/&gt;&lt;wsp:rsid wsp:val=&quot;00B47FDB&quot;/&gt;&lt;wsp:rsid wsp:val=&quot;00B50C83&quot;/&gt;&lt;wsp:rsid wsp:val=&quot;00B51C18&quot;/&gt;&lt;wsp:rsid wsp:val=&quot;00B574CE&quot;/&gt;&lt;wsp:rsid wsp:val=&quot;00B60350&quot;/&gt;&lt;wsp:rsid wsp:val=&quot;00B60F2C&quot;/&gt;&lt;wsp:rsid wsp:val=&quot;00B614CB&quot;/&gt;&lt;wsp:rsid wsp:val=&quot;00B6236F&quot;/&gt;&lt;wsp:rsid wsp:val=&quot;00B725EB&quot;/&gt;&lt;wsp:rsid wsp:val=&quot;00B75C00&quot;/&gt;&lt;wsp:rsid wsp:val=&quot;00B85C85&quot;/&gt;&lt;wsp:rsid wsp:val=&quot;00B877B8&quot;/&gt;&lt;wsp:rsid wsp:val=&quot;00B96068&quot;/&gt;&lt;wsp:rsid wsp:val=&quot;00BA1F4C&quot;/&gt;&lt;wsp:rsid wsp:val=&quot;00BA2CB8&quot;/&gt;&lt;wsp:rsid wsp:val=&quot;00BA4B27&quot;/&gt;&lt;wsp:rsid wsp:val=&quot;00BA7DE1&quot;/&gt;&lt;wsp:rsid wsp:val=&quot;00BB0F44&quot;/&gt;&lt;wsp:rsid wsp:val=&quot;00BB3AA5&quot;/&gt;&lt;wsp:rsid wsp:val=&quot;00BC03E9&quot;/&gt;&lt;wsp:rsid wsp:val=&quot;00BC6029&quot;/&gt;&lt;wsp:rsid wsp:val=&quot;00BD7149&quot;/&gt;&lt;wsp:rsid wsp:val=&quot;00BE1443&quot;/&gt;&lt;wsp:rsid wsp:val=&quot;00BE1990&quot;/&gt;&lt;wsp:rsid wsp:val=&quot;00BE23D5&quot;/&gt;&lt;wsp:rsid wsp:val=&quot;00BF0062&quot;/&gt;&lt;wsp:rsid wsp:val=&quot;00C02818&quot;/&gt;&lt;wsp:rsid wsp:val=&quot;00C11695&quot;/&gt;&lt;wsp:rsid wsp:val=&quot;00C165EF&quot;/&gt;&lt;wsp:rsid wsp:val=&quot;00C20BBD&quot;/&gt;&lt;wsp:rsid wsp:val=&quot;00C20D2C&quot;/&gt;&lt;wsp:rsid wsp:val=&quot;00C372B8&quot;/&gt;&lt;wsp:rsid wsp:val=&quot;00C40493&quot;/&gt;&lt;wsp:rsid wsp:val=&quot;00C435F2&quot;/&gt;&lt;wsp:rsid wsp:val=&quot;00C446FA&quot;/&gt;&lt;wsp:rsid wsp:val=&quot;00C46AB7&quot;/&gt;&lt;wsp:rsid wsp:val=&quot;00C47084&quot;/&gt;&lt;wsp:rsid wsp:val=&quot;00C47155&quot;/&gt;&lt;wsp:rsid wsp:val=&quot;00C54CBA&quot;/&gt;&lt;wsp:rsid wsp:val=&quot;00C650DD&quot;/&gt;&lt;wsp:rsid wsp:val=&quot;00C714A9&quot;/&gt;&lt;wsp:rsid wsp:val=&quot;00C7366E&quot;/&gt;&lt;wsp:rsid wsp:val=&quot;00C8717E&quot;/&gt;&lt;wsp:rsid wsp:val=&quot;00C93B32&quot;/&gt;&lt;wsp:rsid wsp:val=&quot;00CB61CC&quot;/&gt;&lt;wsp:rsid wsp:val=&quot;00CC1BA4&quot;/&gt;&lt;wsp:rsid wsp:val=&quot;00CC36DA&quot;/&gt;&lt;wsp:rsid wsp:val=&quot;00CC664E&quot;/&gt;&lt;wsp:rsid wsp:val=&quot;00CC75E7&quot;/&gt;&lt;wsp:rsid wsp:val=&quot;00CD0591&quot;/&gt;&lt;wsp:rsid wsp:val=&quot;00CD2517&quot;/&gt;&lt;wsp:rsid wsp:val=&quot;00CD2B80&quot;/&gt;&lt;wsp:rsid wsp:val=&quot;00CD7723&quot;/&gt;&lt;wsp:rsid wsp:val=&quot;00CF6702&quot;/&gt;&lt;wsp:rsid wsp:val=&quot;00D028D3&quot;/&gt;&lt;wsp:rsid wsp:val=&quot;00D070FD&quot;/&gt;&lt;wsp:rsid wsp:val=&quot;00D11841&quot;/&gt;&lt;wsp:rsid wsp:val=&quot;00D13F40&quot;/&gt;&lt;wsp:rsid wsp:val=&quot;00D21DFB&quot;/&gt;&lt;wsp:rsid wsp:val=&quot;00D21E1C&quot;/&gt;&lt;wsp:rsid wsp:val=&quot;00D24114&quot;/&gt;&lt;wsp:rsid wsp:val=&quot;00D26B32&quot;/&gt;&lt;wsp:rsid wsp:val=&quot;00D326DE&quot;/&gt;&lt;wsp:rsid wsp:val=&quot;00D34FE3&quot;/&gt;&lt;wsp:rsid wsp:val=&quot;00D4026E&quot;/&gt;&lt;wsp:rsid wsp:val=&quot;00D443A1&quot;/&gt;&lt;wsp:rsid wsp:val=&quot;00D445BE&quot;/&gt;&lt;wsp:rsid wsp:val=&quot;00D51306&quot;/&gt;&lt;wsp:rsid wsp:val=&quot;00D52A38&quot;/&gt;&lt;wsp:rsid wsp:val=&quot;00D57661&quot;/&gt;&lt;wsp:rsid wsp:val=&quot;00D63DFB&quot;/&gt;&lt;wsp:rsid wsp:val=&quot;00D67603&quot;/&gt;&lt;wsp:rsid wsp:val=&quot;00D70552&quot;/&gt;&lt;wsp:rsid wsp:val=&quot;00D93A03&quot;/&gt;&lt;wsp:rsid wsp:val=&quot;00D962EF&quot;/&gt;&lt;wsp:rsid wsp:val=&quot;00D96E9E&quot;/&gt;&lt;wsp:rsid wsp:val=&quot;00D972CC&quot;/&gt;&lt;wsp:rsid wsp:val=&quot;00D97DEB&quot;/&gt;&lt;wsp:rsid wsp:val=&quot;00DA1FD8&quot;/&gt;&lt;wsp:rsid wsp:val=&quot;00DA401F&quot;/&gt;&lt;wsp:rsid wsp:val=&quot;00DA48C1&quot;/&gt;&lt;wsp:rsid wsp:val=&quot;00DA7838&quot;/&gt;&lt;wsp:rsid wsp:val=&quot;00DA7B7D&quot;/&gt;&lt;wsp:rsid wsp:val=&quot;00DB73B5&quot;/&gt;&lt;wsp:rsid wsp:val=&quot;00DC100A&quot;/&gt;&lt;wsp:rsid wsp:val=&quot;00DC5F7A&quot;/&gt;&lt;wsp:rsid wsp:val=&quot;00DC7FF1&quot;/&gt;&lt;wsp:rsid wsp:val=&quot;00DD2B25&quot;/&gt;&lt;wsp:rsid wsp:val=&quot;00DD6D6E&quot;/&gt;&lt;wsp:rsid wsp:val=&quot;00DE10FA&quot;/&gt;&lt;wsp:rsid wsp:val=&quot;00DE6908&quot;/&gt;&lt;wsp:rsid wsp:val=&quot;00DF1EA9&quot;/&gt;&lt;wsp:rsid wsp:val=&quot;00DF6C13&quot;/&gt;&lt;wsp:rsid wsp:val=&quot;00E00102&quot;/&gt;&lt;wsp:rsid wsp:val=&quot;00E00787&quot;/&gt;&lt;wsp:rsid wsp:val=&quot;00E063A5&quot;/&gt;&lt;wsp:rsid wsp:val=&quot;00E15F21&quot;/&gt;&lt;wsp:rsid wsp:val=&quot;00E20FA8&quot;/&gt;&lt;wsp:rsid wsp:val=&quot;00E2192E&quot;/&gt;&lt;wsp:rsid wsp:val=&quot;00E27E79&quot;/&gt;&lt;wsp:rsid wsp:val=&quot;00E342D1&quot;/&gt;&lt;wsp:rsid wsp:val=&quot;00E43F81&quot;/&gt;&lt;wsp:rsid wsp:val=&quot;00E46595&quot;/&gt;&lt;wsp:rsid wsp:val=&quot;00E4782D&quot;/&gt;&lt;wsp:rsid wsp:val=&quot;00E566D5&quot;/&gt;&lt;wsp:rsid wsp:val=&quot;00E64666&quot;/&gt;&lt;wsp:rsid wsp:val=&quot;00E65D82&quot;/&gt;&lt;wsp:rsid wsp:val=&quot;00E7640C&quot;/&gt;&lt;wsp:rsid wsp:val=&quot;00E8012D&quot;/&gt;&lt;wsp:rsid wsp:val=&quot;00E93039&quot;/&gt;&lt;wsp:rsid wsp:val=&quot;00E93FDD&quot;/&gt;&lt;wsp:rsid wsp:val=&quot;00E94434&quot;/&gt;&lt;wsp:rsid wsp:val=&quot;00E959DC&quot;/&gt;&lt;wsp:rsid wsp:val=&quot;00EA72C8&quot;/&gt;&lt;wsp:rsid wsp:val=&quot;00EB005D&quot;/&gt;&lt;wsp:rsid wsp:val=&quot;00EB5214&quot;/&gt;&lt;wsp:rsid wsp:val=&quot;00EB5C2D&quot;/&gt;&lt;wsp:rsid wsp:val=&quot;00EC1304&quot;/&gt;&lt;wsp:rsid wsp:val=&quot;00EC2FD3&quot;/&gt;&lt;wsp:rsid wsp:val=&quot;00EC5F71&quot;/&gt;&lt;wsp:rsid wsp:val=&quot;00ED1CF3&quot;/&gt;&lt;wsp:rsid wsp:val=&quot;00ED7703&quot;/&gt;&lt;wsp:rsid wsp:val=&quot;00ED7FD9&quot;/&gt;&lt;wsp:rsid wsp:val=&quot;00EE0781&quot;/&gt;&lt;wsp:rsid wsp:val=&quot;00EE3337&quot;/&gt;&lt;wsp:rsid wsp:val=&quot;00F17BFC&quot;/&gt;&lt;wsp:rsid wsp:val=&quot;00F3131B&quot;/&gt;&lt;wsp:rsid wsp:val=&quot;00F315B6&quot;/&gt;&lt;wsp:rsid wsp:val=&quot;00F43109&quot;/&gt;&lt;wsp:rsid wsp:val=&quot;00F5321E&quot;/&gt;&lt;wsp:rsid wsp:val=&quot;00F5487B&quot;/&gt;&lt;wsp:rsid wsp:val=&quot;00F54BC4&quot;/&gt;&lt;wsp:rsid wsp:val=&quot;00F56155&quot;/&gt;&lt;wsp:rsid wsp:val=&quot;00F5796B&quot;/&gt;&lt;wsp:rsid wsp:val=&quot;00F61B55&quot;/&gt;&lt;wsp:rsid wsp:val=&quot;00F63E08&quot;/&gt;&lt;wsp:rsid wsp:val=&quot;00F652EC&quot;/&gt;&lt;wsp:rsid wsp:val=&quot;00F714E3&quot;/&gt;&lt;wsp:rsid wsp:val=&quot;00F90415&quot;/&gt;&lt;wsp:rsid wsp:val=&quot;00F933D4&quot;/&gt;&lt;wsp:rsid wsp:val=&quot;00FA6999&quot;/&gt;&lt;wsp:rsid wsp:val=&quot;00FB25EF&quot;/&gt;&lt;wsp:rsid wsp:val=&quot;00FC6B2C&quot;/&gt;&lt;wsp:rsid wsp:val=&quot;00FC7C45&quot;/&gt;&lt;wsp:rsid wsp:val=&quot;00FD25F0&quot;/&gt;&lt;wsp:rsid wsp:val=&quot;00FD3F21&quot;/&gt;&lt;wsp:rsid wsp:val=&quot;00FD639E&quot;/&gt;&lt;wsp:rsid wsp:val=&quot;00FD646C&quot;/&gt;&lt;wsp:rsid wsp:val=&quot;00FE1BFA&quot;/&gt;&lt;wsp:rsid wsp:val=&quot;00FF6ECE&quot;/&gt;&lt;/wsp:rsids&gt;&lt;/w:docPr&gt;&lt;w:body&gt;&lt;wx:sect&gt;&lt;w:p wsp:rsidR=&quot;00000000&quot; wsp:rsidRPr=&quot;00DD6D6E&quot; wsp:rsidRDefault=&quot;00DD6D6E&quot; wsp:rsidP=&quot;00DD6D6E&quot;&gt;&lt;m:oMathPara&gt;&lt;m:oMathParaPr&gt;&lt;m:jc m:val=&quot;left&quot;/&gt;&lt;/m:oMathParaPr&gt;&lt;m:oMath&gt;&lt;m:r&gt;&lt;w:rPr&gt;&lt;w:rFonts w:ascii=&quot;Cambria Math&quot; w:h-ansi=&quot;Cambria Math&quot;/&gt;&lt;wx:font wx:val=&quot;Cambria Math&quot;/&gt;&lt;w:i/&gt;&lt;w:lang w:val=&quot;EN-US&quot;/&gt;&lt;/w:rPr&gt;&lt;m:t&gt;xв€€N, yв€€R&lt;/m:t&gt;&lt;/m:r&gt;&lt;/m:oMath&gt;&lt;/m:oMathPara&gt;&lt;/w:p&gt;&lt;w:sectPr wsp:rsidR=&quot;00000000&quot; wsp:rsidRPr=&quot;00DD6D6E&quot;&gt;&lt;w:pgSz w:w=&quot;12240&quot; w:h=&quot;15840&quot;/&gt;&lt;w:pgMar w:top=&quot;1134&quot; w:right=&quot;850&quot; w:bottom=&quot;1134&quot; w:left=&quot;1701&quot; w:header=&quot;720&quot; w:footer=&quot;720&quot; w:gutter=&quot;0&quot;/&gt;&lt;w:cols w:space=&quot;720&quot;/&gt;&lt;/w:sectPr&gt;&lt;/wx:sect&gt;&lt;/w:body&gt;&lt;/w:wordDocument&gt;">
+                <v:shape id="_x0000_i1028" type="#_x0000_t75" style="width:73.85pt;height:18.7pt" equationxml="&lt;?xml version=&quot;1.0&quot; encoding=&quot;UTF-8&quot; standalone=&quot;yes&quot;?&gt;&#10;&lt;?mso-application progid=&quot;Word.Document&quot;?&gt;&#10;&lt;w:wordDocument xmlns:aml=&quot;http://schemas.microsoft.com/aml/2001/core&quot; xmlns:wpc=&quot;http://schemas.microsoft.com/office/word/2010/wordprocessingCanvas&quot; xmlns:dt=&quot;uuid:C2F41010-65B3-11d1-A29F-00AA00C14882&quot; xmlns:mc=&quot;http://schemas.openxmlformats.org/markup-compatibility/2006&quot; xmlns:o=&quot;urn:schemas-microsoft-com:office:office&quot; xmlns:m=&quot;http://schemas.openxmlformats.org/officeDocument/2006/math&quot; xmlns:v=&quot;urn:schemas-microsoft-com:vml&quot; xmlns:w10=&quot;urn:schemas-microsoft-com:office:word&quot; xmlns:w=&quot;http://schemas.microsoft.com/office/word/2003/wordml&quot; xmlns:wx=&quot;http://schemas.microsoft.com/office/word/2003/auxHint&quot; xmlns:wne=&quot;http://schemas.microsoft.com/office/word/2006/wordml&quot; xmlns:wsp=&quot;http://schemas.microsoft.com/office/word/2003/wordml/sp2&quot; xmlns:sl=&quot;http://schemas.microsoft.com/schemaLibrary/2003/core&quot; w:macrosPresent=&quot;no&quot; w:embeddedObjPresent=&quot;no&quot; w:ocxPresent=&quot;no&quot; xml:space=&quot;preserve&quot;&gt;&lt;w:ignoreSubtree w:val=&quot;http://schemas.microsoft.com/office/word/2003/wordml/sp2&quot;/&gt;&lt;o:DocumentProperties&gt;&lt;o:Version&gt;15&lt;/o:Version&gt;&lt;/o:DocumentProperties&gt;&lt;w:docPr&gt;&lt;w:view w:val=&quot;print&quot;/&gt;&lt;w:zoom w:percent=&quot;100&quot;/&gt;&lt;w:doNotEmbedSystemFonts/&gt;&lt;w:activeWritingStyle w:lang=&quot;RU&quot; w:vendorID=&quot;64&quot; w:dllVersion=&quot;131078&quot; w:nlCheck=&quot;on&quot; w:optionSet=&quot;0&quot;/&gt;&lt;w:activeWritingStyle w:lang=&quot;EN-US&quot; w:vendorID=&quot;64&quot; w:dllVersion=&quot;131078&quot; w:nlCheck=&quot;on&quot; w:optionSet=&quot;1&quot;/&gt;&lt;w:defaultTabStop w:val=&quot;709&quot;/&gt;&lt;w:punctuationKerning/&gt;&lt;w:characterSpacingControl w:val=&quot;DontCompress&quot;/&gt;&lt;w:optimizeForBrowser/&gt;&lt;w:relyOnVML/&gt;&lt;w:allowPNG/&gt;&lt;w:targetScreenSz w:val=&quot;800x600&quot;/&gt;&lt;w:validateAgainstSchema/&gt;&lt;w:saveInvalidXML w:val=&quot;off&quot;/&gt;&lt;w:ignoreMixedContent w:val=&quot;off&quot;/&gt;&lt;w:alwaysShowPlaceholderText w:val=&quot;off&quot;/&gt;&lt;w:compat&gt;&lt;w:breakWrappedTables/&gt;&lt;w:snapToGridInCell/&gt;&lt;w:wrapTextWithPunct/&gt;&lt;w:useAsianBreakRules/&gt;&lt;w:dontGrowAutofit/&gt;&lt;/w:compat&gt;&lt;wsp:rsids&gt;&lt;wsp:rsidRoot wsp:val=&quot;00F17BFC&quot;/&gt;&lt;wsp:rsid wsp:val=&quot;000015FE&quot;/&gt;&lt;wsp:rsid wsp:val=&quot;000020AD&quot;/&gt;&lt;wsp:rsid wsp:val=&quot;0000523D&quot;/&gt;&lt;wsp:rsid wsp:val=&quot;000130FB&quot;/&gt;&lt;wsp:rsid wsp:val=&quot;0001367F&quot;/&gt;&lt;wsp:rsid wsp:val=&quot;000155E8&quot;/&gt;&lt;wsp:rsid wsp:val=&quot;00025215&quot;/&gt;&lt;wsp:rsid wsp:val=&quot;000253B2&quot;/&gt;&lt;wsp:rsid wsp:val=&quot;00031C8A&quot;/&gt;&lt;wsp:rsid wsp:val=&quot;000363F4&quot;/&gt;&lt;wsp:rsid wsp:val=&quot;00037091&quot;/&gt;&lt;wsp:rsid wsp:val=&quot;00053D23&quot;/&gt;&lt;wsp:rsid wsp:val=&quot;00055BF9&quot;/&gt;&lt;wsp:rsid wsp:val=&quot;00071A86&quot;/&gt;&lt;wsp:rsid wsp:val=&quot;00075412&quot;/&gt;&lt;wsp:rsid wsp:val=&quot;00082343&quot;/&gt;&lt;wsp:rsid wsp:val=&quot;00086438&quot;/&gt;&lt;wsp:rsid wsp:val=&quot;0009597F&quot;/&gt;&lt;wsp:rsid wsp:val=&quot;00096739&quot;/&gt;&lt;wsp:rsid wsp:val=&quot;0009753E&quot;/&gt;&lt;wsp:rsid wsp:val=&quot;000A5F0E&quot;/&gt;&lt;wsp:rsid wsp:val=&quot;000A76C7&quot;/&gt;&lt;wsp:rsid wsp:val=&quot;000B0199&quot;/&gt;&lt;wsp:rsid wsp:val=&quot;000C133D&quot;/&gt;&lt;wsp:rsid wsp:val=&quot;000D1709&quot;/&gt;&lt;wsp:rsid wsp:val=&quot;000F1F4B&quot;/&gt;&lt;wsp:rsid wsp:val=&quot;000F653B&quot;/&gt;&lt;wsp:rsid wsp:val=&quot;00104B0D&quot;/&gt;&lt;wsp:rsid wsp:val=&quot;00113BAD&quot;/&gt;&lt;wsp:rsid wsp:val=&quot;00121FD3&quot;/&gt;&lt;wsp:rsid wsp:val=&quot;00122098&quot;/&gt;&lt;wsp:rsid wsp:val=&quot;00126A68&quot;/&gt;&lt;wsp:rsid wsp:val=&quot;00151066&quot;/&gt;&lt;wsp:rsid wsp:val=&quot;00152BCB&quot;/&gt;&lt;wsp:rsid wsp:val=&quot;00155363&quot;/&gt;&lt;wsp:rsid wsp:val=&quot;00156CA5&quot;/&gt;&lt;wsp:rsid wsp:val=&quot;00157F33&quot;/&gt;&lt;wsp:rsid wsp:val=&quot;0016527B&quot;/&gt;&lt;wsp:rsid wsp:val=&quot;00166C15&quot;/&gt;&lt;wsp:rsid wsp:val=&quot;0017747D&quot;/&gt;&lt;wsp:rsid wsp:val=&quot;00183260&quot;/&gt;&lt;wsp:rsid wsp:val=&quot;0018679A&quot;/&gt;&lt;wsp:rsid wsp:val=&quot;00187CE8&quot;/&gt;&lt;wsp:rsid wsp:val=&quot;001A656E&quot;/&gt;&lt;wsp:rsid wsp:val=&quot;001B3255&quot;/&gt;&lt;wsp:rsid wsp:val=&quot;001B39CF&quot;/&gt;&lt;wsp:rsid wsp:val=&quot;001B78BD&quot;/&gt;&lt;wsp:rsid wsp:val=&quot;001C75D0&quot;/&gt;&lt;wsp:rsid wsp:val=&quot;001D4708&quot;/&gt;&lt;wsp:rsid wsp:val=&quot;001D7D00&quot;/&gt;&lt;wsp:rsid wsp:val=&quot;001E58CE&quot;/&gt;&lt;wsp:rsid wsp:val=&quot;001F7BCF&quot;/&gt;&lt;wsp:rsid wsp:val=&quot;002011F0&quot;/&gt;&lt;wsp:rsid wsp:val=&quot;0021089B&quot;/&gt;&lt;wsp:rsid wsp:val=&quot;00211273&quot;/&gt;&lt;wsp:rsid wsp:val=&quot;002216B9&quot;/&gt;&lt;wsp:rsid wsp:val=&quot;00245440&quot;/&gt;&lt;wsp:rsid wsp:val=&quot;002502C0&quot;/&gt;&lt;wsp:rsid wsp:val=&quot;00250448&quot;/&gt;&lt;wsp:rsid wsp:val=&quot;002505E1&quot;/&gt;&lt;wsp:rsid wsp:val=&quot;002609F1&quot;/&gt;&lt;wsp:rsid wsp:val=&quot;00261B8C&quot;/&gt;&lt;wsp:rsid wsp:val=&quot;00262BFB&quot;/&gt;&lt;wsp:rsid wsp:val=&quot;00263DCD&quot;/&gt;&lt;wsp:rsid wsp:val=&quot;00265B61&quot;/&gt;&lt;wsp:rsid wsp:val=&quot;0027142D&quot;/&gt;&lt;wsp:rsid wsp:val=&quot;00280FE4&quot;/&gt;&lt;wsp:rsid wsp:val=&quot;00281B34&quot;/&gt;&lt;wsp:rsid wsp:val=&quot;00283182&quot;/&gt;&lt;wsp:rsid wsp:val=&quot;00285CE0&quot;/&gt;&lt;wsp:rsid wsp:val=&quot;002877F1&quot;/&gt;&lt;wsp:rsid wsp:val=&quot;002A20DC&quot;/&gt;&lt;wsp:rsid wsp:val=&quot;002A2337&quot;/&gt;&lt;wsp:rsid wsp:val=&quot;002A4655&quot;/&gt;&lt;wsp:rsid wsp:val=&quot;002A5086&quot;/&gt;&lt;wsp:rsid wsp:val=&quot;002A58BB&quot;/&gt;&lt;wsp:rsid wsp:val=&quot;002B0635&quot;/&gt;&lt;wsp:rsid wsp:val=&quot;002B10C4&quot;/&gt;&lt;wsp:rsid wsp:val=&quot;002B16ED&quot;/&gt;&lt;wsp:rsid wsp:val=&quot;002B5E09&quot;/&gt;&lt;wsp:rsid wsp:val=&quot;002C167F&quot;/&gt;&lt;wsp:rsid wsp:val=&quot;002C660C&quot;/&gt;&lt;wsp:rsid wsp:val=&quot;002C6629&quot;/&gt;&lt;wsp:rsid wsp:val=&quot;002D1FCC&quot;/&gt;&lt;wsp:rsid wsp:val=&quot;002E0E6E&quot;/&gt;&lt;wsp:rsid wsp:val=&quot;003003E6&quot;/&gt;&lt;wsp:rsid wsp:val=&quot;0030769D&quot;/&gt;&lt;wsp:rsid wsp:val=&quot;003107E9&quot;/&gt;&lt;wsp:rsid wsp:val=&quot;00313B72&quot;/&gt;&lt;wsp:rsid wsp:val=&quot;00314B92&quot;/&gt;&lt;wsp:rsid wsp:val=&quot;00317A20&quot;/&gt;&lt;wsp:rsid wsp:val=&quot;00335A54&quot;/&gt;&lt;wsp:rsid wsp:val=&quot;00335D79&quot;/&gt;&lt;wsp:rsid wsp:val=&quot;00336CFE&quot;/&gt;&lt;wsp:rsid wsp:val=&quot;00337C4C&quot;/&gt;&lt;wsp:rsid wsp:val=&quot;0034103F&quot;/&gt;&lt;wsp:rsid wsp:val=&quot;00341D31&quot;/&gt;&lt;wsp:rsid wsp:val=&quot;0034650A&quot;/&gt;&lt;wsp:rsid wsp:val=&quot;00346A56&quot;/&gt;&lt;wsp:rsid wsp:val=&quot;003510C4&quot;/&gt;&lt;wsp:rsid wsp:val=&quot;00355841&quot;/&gt;&lt;wsp:rsid wsp:val=&quot;00355C8B&quot;/&gt;&lt;wsp:rsid wsp:val=&quot;00356C58&quot;/&gt;&lt;wsp:rsid wsp:val=&quot;00360561&quot;/&gt;&lt;wsp:rsid wsp:val=&quot;003749ED&quot;/&gt;&lt;wsp:rsid wsp:val=&quot;00376926&quot;/&gt;&lt;wsp:rsid wsp:val=&quot;00377515&quot;/&gt;&lt;wsp:rsid wsp:val=&quot;00377DA6&quot;/&gt;&lt;wsp:rsid wsp:val=&quot;0038142C&quot;/&gt;&lt;wsp:rsid wsp:val=&quot;00394CAE&quot;/&gt;&lt;wsp:rsid wsp:val=&quot;003A1C63&quot;/&gt;&lt;wsp:rsid wsp:val=&quot;003A529D&quot;/&gt;&lt;wsp:rsid wsp:val=&quot;003A639A&quot;/&gt;&lt;wsp:rsid wsp:val=&quot;003A7393&quot;/&gt;&lt;wsp:rsid wsp:val=&quot;003B0CD6&quot;/&gt;&lt;wsp:rsid wsp:val=&quot;003B56AF&quot;/&gt;&lt;wsp:rsid wsp:val=&quot;003C7EA6&quot;/&gt;&lt;wsp:rsid wsp:val=&quot;003D0C0A&quot;/&gt;&lt;wsp:rsid wsp:val=&quot;003D5BF9&quot;/&gt;&lt;wsp:rsid wsp:val=&quot;003E399C&quot;/&gt;&lt;wsp:rsid wsp:val=&quot;003F0F8F&quot;/&gt;&lt;wsp:rsid wsp:val=&quot;003F10D2&quot;/&gt;&lt;wsp:rsid wsp:val=&quot;003F3451&quot;/&gt;&lt;wsp:rsid wsp:val=&quot;003F42B0&quot;/&gt;&lt;wsp:rsid wsp:val=&quot;003F5570&quot;/&gt;&lt;wsp:rsid wsp:val=&quot;003F5F74&quot;/&gt;&lt;wsp:rsid wsp:val=&quot;00401534&quot;/&gt;&lt;wsp:rsid wsp:val=&quot;00423B98&quot;/&gt;&lt;wsp:rsid wsp:val=&quot;004259C3&quot;/&gt;&lt;wsp:rsid wsp:val=&quot;00426790&quot;/&gt;&lt;wsp:rsid wsp:val=&quot;00430592&quot;/&gt;&lt;wsp:rsid wsp:val=&quot;004445EE&quot;/&gt;&lt;wsp:rsid wsp:val=&quot;00444CF3&quot;/&gt;&lt;wsp:rsid wsp:val=&quot;0044653F&quot;/&gt;&lt;wsp:rsid wsp:val=&quot;00452126&quot;/&gt;&lt;wsp:rsid wsp:val=&quot;00453488&quot;/&gt;&lt;wsp:rsid wsp:val=&quot;004559C1&quot;/&gt;&lt;wsp:rsid wsp:val=&quot;0045713C&quot;/&gt;&lt;wsp:rsid wsp:val=&quot;00466BD5&quot;/&gt;&lt;wsp:rsid wsp:val=&quot;00466CCB&quot;/&gt;&lt;wsp:rsid wsp:val=&quot;00470CB9&quot;/&gt;&lt;wsp:rsid wsp:val=&quot;00472FDB&quot;/&gt;&lt;wsp:rsid wsp:val=&quot;004759E5&quot;/&gt;&lt;wsp:rsid wsp:val=&quot;00475FFF&quot;/&gt;&lt;wsp:rsid wsp:val=&quot;00477023&quot;/&gt;&lt;wsp:rsid wsp:val=&quot;00481F6A&quot;/&gt;&lt;wsp:rsid wsp:val=&quot;00485A31&quot;/&gt;&lt;wsp:rsid wsp:val=&quot;004963F1&quot;/&gt;&lt;wsp:rsid wsp:val=&quot;004B0CC3&quot;/&gt;&lt;wsp:rsid wsp:val=&quot;004B38E0&quot;/&gt;&lt;wsp:rsid wsp:val=&quot;004C52E9&quot;/&gt;&lt;wsp:rsid wsp:val=&quot;004D6B38&quot;/&gt;&lt;wsp:rsid wsp:val=&quot;004D7D2F&quot;/&gt;&lt;wsp:rsid wsp:val=&quot;004E1CCC&quot;/&gt;&lt;wsp:rsid wsp:val=&quot;004E4469&quot;/&gt;&lt;wsp:rsid wsp:val=&quot;004F088A&quot;/&gt;&lt;wsp:rsid wsp:val=&quot;004F220F&quot;/&gt;&lt;wsp:rsid wsp:val=&quot;004F4438&quot;/&gt;&lt;wsp:rsid wsp:val=&quot;005030A0&quot;/&gt;&lt;wsp:rsid wsp:val=&quot;00505CF2&quot;/&gt;&lt;wsp:rsid wsp:val=&quot;005060C1&quot;/&gt;&lt;wsp:rsid wsp:val=&quot;00507371&quot;/&gt;&lt;wsp:rsid wsp:val=&quot;00521F7C&quot;/&gt;&lt;wsp:rsid wsp:val=&quot;00523A61&quot;/&gt;&lt;wsp:rsid wsp:val=&quot;005251E9&quot;/&gt;&lt;wsp:rsid wsp:val=&quot;005275BF&quot;/&gt;&lt;wsp:rsid wsp:val=&quot;00540A04&quot;/&gt;&lt;wsp:rsid wsp:val=&quot;005444D2&quot;/&gt;&lt;wsp:rsid wsp:val=&quot;00550CA4&quot;/&gt;&lt;wsp:rsid wsp:val=&quot;00552AC9&quot;/&gt;&lt;wsp:rsid wsp:val=&quot;00553B46&quot;/&gt;&lt;wsp:rsid wsp:val=&quot;005619DB&quot;/&gt;&lt;wsp:rsid wsp:val=&quot;0056618B&quot;/&gt;&lt;wsp:rsid wsp:val=&quot;00576F73&quot;/&gt;&lt;wsp:rsid wsp:val=&quot;005913E4&quot;/&gt;&lt;wsp:rsid wsp:val=&quot;00593EE0&quot;/&gt;&lt;wsp:rsid wsp:val=&quot;0059682E&quot;/&gt;&lt;wsp:rsid wsp:val=&quot;005974B2&quot;/&gt;&lt;wsp:rsid wsp:val=&quot;005A646F&quot;/&gt;&lt;wsp:rsid wsp:val=&quot;005B016B&quot;/&gt;&lt;wsp:rsid wsp:val=&quot;005B2FE8&quot;/&gt;&lt;wsp:rsid wsp:val=&quot;005C21CD&quot;/&gt;&lt;wsp:rsid wsp:val=&quot;005C3AB7&quot;/&gt;&lt;wsp:rsid wsp:val=&quot;005C3D63&quot;/&gt;&lt;wsp:rsid wsp:val=&quot;005C7C31&quot;/&gt;&lt;wsp:rsid wsp:val=&quot;005D27CC&quot;/&gt;&lt;wsp:rsid wsp:val=&quot;005D34FE&quot;/&gt;&lt;wsp:rsid wsp:val=&quot;005D4C1A&quot;/&gt;&lt;wsp:rsid wsp:val=&quot;005D6E0B&quot;/&gt;&lt;wsp:rsid wsp:val=&quot;005D73C4&quot;/&gt;&lt;wsp:rsid wsp:val=&quot;005E1677&quot;/&gt;&lt;wsp:rsid wsp:val=&quot;005E5F3C&quot;/&gt;&lt;wsp:rsid wsp:val=&quot;005E756A&quot;/&gt;&lt;wsp:rsid wsp:val=&quot;005F086A&quot;/&gt;&lt;wsp:rsid wsp:val=&quot;005F47EF&quot;/&gt;&lt;wsp:rsid wsp:val=&quot;006050B7&quot;/&gt;&lt;wsp:rsid wsp:val=&quot;006100BB&quot;/&gt;&lt;wsp:rsid wsp:val=&quot;00610BBB&quot;/&gt;&lt;wsp:rsid wsp:val=&quot;006149CB&quot;/&gt;&lt;wsp:rsid wsp:val=&quot;00616977&quot;/&gt;&lt;wsp:rsid wsp:val=&quot;00620374&quot;/&gt;&lt;wsp:rsid wsp:val=&quot;006267E5&quot;/&gt;&lt;wsp:rsid wsp:val=&quot;00627960&quot;/&gt;&lt;wsp:rsid wsp:val=&quot;00630354&quot;/&gt;&lt;wsp:rsid wsp:val=&quot;00630A7F&quot;/&gt;&lt;wsp:rsid wsp:val=&quot;006348A2&quot;/&gt;&lt;wsp:rsid wsp:val=&quot;00660484&quot;/&gt;&lt;wsp:rsid wsp:val=&quot;0066696E&quot;/&gt;&lt;wsp:rsid wsp:val=&quot;00672148&quot;/&gt;&lt;wsp:rsid wsp:val=&quot;00674F02&quot;/&gt;&lt;wsp:rsid wsp:val=&quot;00683589&quot;/&gt;&lt;wsp:rsid wsp:val=&quot;00692F2D&quot;/&gt;&lt;wsp:rsid wsp:val=&quot;00695DB3&quot;/&gt;&lt;wsp:rsid wsp:val=&quot;00696A4B&quot;/&gt;&lt;wsp:rsid wsp:val=&quot;006D4B8B&quot;/&gt;&lt;wsp:rsid wsp:val=&quot;006D5F14&quot;/&gt;&lt;wsp:rsid wsp:val=&quot;0070086F&quot;/&gt;&lt;wsp:rsid wsp:val=&quot;00705634&quot;/&gt;&lt;wsp:rsid wsp:val=&quot;007067BA&quot;/&gt;&lt;wsp:rsid wsp:val=&quot;00714F33&quot;/&gt;&lt;wsp:rsid wsp:val=&quot;0071679F&quot;/&gt;&lt;wsp:rsid wsp:val=&quot;00717504&quot;/&gt;&lt;wsp:rsid wsp:val=&quot;007231F6&quot;/&gt;&lt;wsp:rsid wsp:val=&quot;00733B95&quot;/&gt;&lt;wsp:rsid wsp:val=&quot;0073621B&quot;/&gt;&lt;wsp:rsid wsp:val=&quot;007424F3&quot;/&gt;&lt;wsp:rsid wsp:val=&quot;00742C3E&quot;/&gt;&lt;wsp:rsid wsp:val=&quot;00745A66&quot;/&gt;&lt;wsp:rsid wsp:val=&quot;00746ED1&quot;/&gt;&lt;wsp:rsid wsp:val=&quot;007502C5&quot;/&gt;&lt;wsp:rsid wsp:val=&quot;0075623B&quot;/&gt;&lt;wsp:rsid wsp:val=&quot;00762280&quot;/&gt;&lt;wsp:rsid wsp:val=&quot;007646E2&quot;/&gt;&lt;wsp:rsid wsp:val=&quot;0077264F&quot;/&gt;&lt;wsp:rsid wsp:val=&quot;007B06BB&quot;/&gt;&lt;wsp:rsid wsp:val=&quot;007B125F&quot;/&gt;&lt;wsp:rsid wsp:val=&quot;007B1270&quot;/&gt;&lt;wsp:rsid wsp:val=&quot;007B359A&quot;/&gt;&lt;wsp:rsid wsp:val=&quot;007B5E01&quot;/&gt;&lt;wsp:rsid wsp:val=&quot;007C2D18&quot;/&gt;&lt;wsp:rsid wsp:val=&quot;007C5AC0&quot;/&gt;&lt;wsp:rsid wsp:val=&quot;007D18FC&quot;/&gt;&lt;wsp:rsid wsp:val=&quot;007E4570&quot;/&gt;&lt;wsp:rsid wsp:val=&quot;007F3E0A&quot;/&gt;&lt;wsp:rsid wsp:val=&quot;007F4553&quot;/&gt;&lt;wsp:rsid wsp:val=&quot;00803D40&quot;/&gt;&lt;wsp:rsid wsp:val=&quot;008041CD&quot;/&gt;&lt;wsp:rsid wsp:val=&quot;008106D5&quot;/&gt;&lt;wsp:rsid wsp:val=&quot;00812A2E&quot;/&gt;&lt;wsp:rsid wsp:val=&quot;00814F89&quot;/&gt;&lt;wsp:rsid wsp:val=&quot;00826210&quot;/&gt;&lt;wsp:rsid wsp:val=&quot;0082739F&quot;/&gt;&lt;wsp:rsid wsp:val=&quot;0082757B&quot;/&gt;&lt;wsp:rsid wsp:val=&quot;008321BC&quot;/&gt;&lt;wsp:rsid wsp:val=&quot;0084149E&quot;/&gt;&lt;wsp:rsid wsp:val=&quot;008461BB&quot;/&gt;&lt;wsp:rsid wsp:val=&quot;00867297&quot;/&gt;&lt;wsp:rsid wsp:val=&quot;00873C69&quot;/&gt;&lt;wsp:rsid wsp:val=&quot;008740F9&quot;/&gt;&lt;wsp:rsid wsp:val=&quot;00874DAC&quot;/&gt;&lt;wsp:rsid wsp:val=&quot;008943CF&quot;/&gt;&lt;wsp:rsid wsp:val=&quot;00897827&quot;/&gt;&lt;wsp:rsid wsp:val=&quot;008B29B1&quot;/&gt;&lt;wsp:rsid wsp:val=&quot;008B4ADC&quot;/&gt;&lt;wsp:rsid wsp:val=&quot;008B7E6A&quot;/&gt;&lt;wsp:rsid wsp:val=&quot;008C0502&quot;/&gt;&lt;wsp:rsid wsp:val=&quot;008C1D49&quot;/&gt;&lt;wsp:rsid wsp:val=&quot;008D1EE9&quot;/&gt;&lt;wsp:rsid wsp:val=&quot;008D210D&quot;/&gt;&lt;wsp:rsid wsp:val=&quot;008E1E3C&quot;/&gt;&lt;wsp:rsid wsp:val=&quot;008E409E&quot;/&gt;&lt;wsp:rsid wsp:val=&quot;008E680D&quot;/&gt;&lt;wsp:rsid wsp:val=&quot;008E76C6&quot;/&gt;&lt;wsp:rsid wsp:val=&quot;008F20B2&quot;/&gt;&lt;wsp:rsid wsp:val=&quot;008F3070&quot;/&gt;&lt;wsp:rsid wsp:val=&quot;008F7AD3&quot;/&gt;&lt;wsp:rsid wsp:val=&quot;00911087&quot;/&gt;&lt;wsp:rsid wsp:val=&quot;00912471&quot;/&gt;&lt;wsp:rsid wsp:val=&quot;009124C6&quot;/&gt;&lt;wsp:rsid wsp:val=&quot;00914211&quot;/&gt;&lt;wsp:rsid wsp:val=&quot;00916A02&quot;/&gt;&lt;wsp:rsid wsp:val=&quot;00922BCD&quot;/&gt;&lt;wsp:rsid wsp:val=&quot;009246E7&quot;/&gt;&lt;wsp:rsid wsp:val=&quot;00931851&quot;/&gt;&lt;wsp:rsid wsp:val=&quot;00940DC3&quot;/&gt;&lt;wsp:rsid wsp:val=&quot;00944B78&quot;/&gt;&lt;wsp:rsid wsp:val=&quot;00944DD2&quot;/&gt;&lt;wsp:rsid wsp:val=&quot;0094502F&quot;/&gt;&lt;wsp:rsid wsp:val=&quot;009521B0&quot;/&gt;&lt;wsp:rsid wsp:val=&quot;00964FDA&quot;/&gt;&lt;wsp:rsid wsp:val=&quot;00967E9E&quot;/&gt;&lt;wsp:rsid wsp:val=&quot;0098119B&quot;/&gt;&lt;wsp:rsid wsp:val=&quot;009828EF&quot;/&gt;&lt;wsp:rsid wsp:val=&quot;009943D5&quot;/&gt;&lt;wsp:rsid wsp:val=&quot;009A5231&quot;/&gt;&lt;wsp:rsid wsp:val=&quot;009A60FF&quot;/&gt;&lt;wsp:rsid wsp:val=&quot;009B6115&quot;/&gt;&lt;wsp:rsid wsp:val=&quot;009B783B&quot;/&gt;&lt;wsp:rsid wsp:val=&quot;009C16FE&quot;/&gt;&lt;wsp:rsid wsp:val=&quot;009C1ED3&quot;/&gt;&lt;wsp:rsid wsp:val=&quot;009D0F4C&quot;/&gt;&lt;wsp:rsid wsp:val=&quot;009D596F&quot;/&gt;&lt;wsp:rsid wsp:val=&quot;009E22C6&quot;/&gt;&lt;wsp:rsid wsp:val=&quot;009F1D97&quot;/&gt;&lt;wsp:rsid wsp:val=&quot;009F3FC2&quot;/&gt;&lt;wsp:rsid wsp:val=&quot;009F67C3&quot;/&gt;&lt;wsp:rsid wsp:val=&quot;009F7EC0&quot;/&gt;&lt;wsp:rsid wsp:val=&quot;00A174F4&quot;/&gt;&lt;wsp:rsid wsp:val=&quot;00A3232E&quot;/&gt;&lt;wsp:rsid wsp:val=&quot;00A36A98&quot;/&gt;&lt;wsp:rsid wsp:val=&quot;00A409EE&quot;/&gt;&lt;wsp:rsid wsp:val=&quot;00A417AE&quot;/&gt;&lt;wsp:rsid wsp:val=&quot;00A47657&quot;/&gt;&lt;wsp:rsid wsp:val=&quot;00A52B15&quot;/&gt;&lt;wsp:rsid wsp:val=&quot;00A57D23&quot;/&gt;&lt;wsp:rsid wsp:val=&quot;00A6067B&quot;/&gt;&lt;wsp:rsid wsp:val=&quot;00A62E66&quot;/&gt;&lt;wsp:rsid wsp:val=&quot;00A71B83&quot;/&gt;&lt;wsp:rsid wsp:val=&quot;00A76388&quot;/&gt;&lt;wsp:rsid wsp:val=&quot;00A7745F&quot;/&gt;&lt;wsp:rsid wsp:val=&quot;00A84F2E&quot;/&gt;&lt;wsp:rsid wsp:val=&quot;00A8792B&quot;/&gt;&lt;wsp:rsid wsp:val=&quot;00A941B4&quot;/&gt;&lt;wsp:rsid wsp:val=&quot;00A97DDB&quot;/&gt;&lt;wsp:rsid wsp:val=&quot;00AA732A&quot;/&gt;&lt;wsp:rsid wsp:val=&quot;00AC2974&quot;/&gt;&lt;wsp:rsid wsp:val=&quot;00AC2D1E&quot;/&gt;&lt;wsp:rsid wsp:val=&quot;00AC61BE&quot;/&gt;&lt;wsp:rsid wsp:val=&quot;00AC66F4&quot;/&gt;&lt;wsp:rsid wsp:val=&quot;00AE01D6&quot;/&gt;&lt;wsp:rsid wsp:val=&quot;00AE3B5F&quot;/&gt;&lt;wsp:rsid wsp:val=&quot;00AE5FAA&quot;/&gt;&lt;wsp:rsid wsp:val=&quot;00AF7B8C&quot;/&gt;&lt;wsp:rsid wsp:val=&quot;00B01D04&quot;/&gt;&lt;wsp:rsid wsp:val=&quot;00B01E8D&quot;/&gt;&lt;wsp:rsid wsp:val=&quot;00B05E9F&quot;/&gt;&lt;wsp:rsid wsp:val=&quot;00B10924&quot;/&gt;&lt;wsp:rsid wsp:val=&quot;00B1280F&quot;/&gt;&lt;wsp:rsid wsp:val=&quot;00B13497&quot;/&gt;&lt;wsp:rsid wsp:val=&quot;00B21005&quot;/&gt;&lt;wsp:rsid wsp:val=&quot;00B24A79&quot;/&gt;&lt;wsp:rsid wsp:val=&quot;00B349C7&quot;/&gt;&lt;wsp:rsid wsp:val=&quot;00B40640&quot;/&gt;&lt;wsp:rsid wsp:val=&quot;00B42704&quot;/&gt;&lt;wsp:rsid wsp:val=&quot;00B47538&quot;/&gt;&lt;wsp:rsid wsp:val=&quot;00B47FDB&quot;/&gt;&lt;wsp:rsid wsp:val=&quot;00B50C83&quot;/&gt;&lt;wsp:rsid wsp:val=&quot;00B51C18&quot;/&gt;&lt;wsp:rsid wsp:val=&quot;00B574CE&quot;/&gt;&lt;wsp:rsid wsp:val=&quot;00B60350&quot;/&gt;&lt;wsp:rsid wsp:val=&quot;00B60F2C&quot;/&gt;&lt;wsp:rsid wsp:val=&quot;00B614CB&quot;/&gt;&lt;wsp:rsid wsp:val=&quot;00B6236F&quot;/&gt;&lt;wsp:rsid wsp:val=&quot;00B725EB&quot;/&gt;&lt;wsp:rsid wsp:val=&quot;00B75C00&quot;/&gt;&lt;wsp:rsid wsp:val=&quot;00B85C85&quot;/&gt;&lt;wsp:rsid wsp:val=&quot;00B877B8&quot;/&gt;&lt;wsp:rsid wsp:val=&quot;00B96068&quot;/&gt;&lt;wsp:rsid wsp:val=&quot;00BA1F4C&quot;/&gt;&lt;wsp:rsid wsp:val=&quot;00BA2CB8&quot;/&gt;&lt;wsp:rsid wsp:val=&quot;00BA4B27&quot;/&gt;&lt;wsp:rsid wsp:val=&quot;00BA7DE1&quot;/&gt;&lt;wsp:rsid wsp:val=&quot;00BB0F44&quot;/&gt;&lt;wsp:rsid wsp:val=&quot;00BB3AA5&quot;/&gt;&lt;wsp:rsid wsp:val=&quot;00BC03E9&quot;/&gt;&lt;wsp:rsid wsp:val=&quot;00BC6029&quot;/&gt;&lt;wsp:rsid wsp:val=&quot;00BD7149&quot;/&gt;&lt;wsp:rsid wsp:val=&quot;00BE1443&quot;/&gt;&lt;wsp:rsid wsp:val=&quot;00BE1990&quot;/&gt;&lt;wsp:rsid wsp:val=&quot;00BE23D5&quot;/&gt;&lt;wsp:rsid wsp:val=&quot;00BF0062&quot;/&gt;&lt;wsp:rsid wsp:val=&quot;00C02818&quot;/&gt;&lt;wsp:rsid wsp:val=&quot;00C11695&quot;/&gt;&lt;wsp:rsid wsp:val=&quot;00C165EF&quot;/&gt;&lt;wsp:rsid wsp:val=&quot;00C20BBD&quot;/&gt;&lt;wsp:rsid wsp:val=&quot;00C20D2C&quot;/&gt;&lt;wsp:rsid wsp:val=&quot;00C372B8&quot;/&gt;&lt;wsp:rsid wsp:val=&quot;00C40493&quot;/&gt;&lt;wsp:rsid wsp:val=&quot;00C435F2&quot;/&gt;&lt;wsp:rsid wsp:val=&quot;00C446FA&quot;/&gt;&lt;wsp:rsid wsp:val=&quot;00C46AB7&quot;/&gt;&lt;wsp:rsid wsp:val=&quot;00C47084&quot;/&gt;&lt;wsp:rsid wsp:val=&quot;00C47155&quot;/&gt;&lt;wsp:rsid wsp:val=&quot;00C54CBA&quot;/&gt;&lt;wsp:rsid wsp:val=&quot;00C650DD&quot;/&gt;&lt;wsp:rsid wsp:val=&quot;00C714A9&quot;/&gt;&lt;wsp:rsid wsp:val=&quot;00C7366E&quot;/&gt;&lt;wsp:rsid wsp:val=&quot;00C8717E&quot;/&gt;&lt;wsp:rsid wsp:val=&quot;00C93B32&quot;/&gt;&lt;wsp:rsid wsp:val=&quot;00CB61CC&quot;/&gt;&lt;wsp:rsid wsp:val=&quot;00CC1BA4&quot;/&gt;&lt;wsp:rsid wsp:val=&quot;00CC36DA&quot;/&gt;&lt;wsp:rsid wsp:val=&quot;00CC664E&quot;/&gt;&lt;wsp:rsid wsp:val=&quot;00CC75E7&quot;/&gt;&lt;wsp:rsid wsp:val=&quot;00CD0591&quot;/&gt;&lt;wsp:rsid wsp:val=&quot;00CD2517&quot;/&gt;&lt;wsp:rsid wsp:val=&quot;00CD2B80&quot;/&gt;&lt;wsp:rsid wsp:val=&quot;00CD7723&quot;/&gt;&lt;wsp:rsid wsp:val=&quot;00CF6702&quot;/&gt;&lt;wsp:rsid wsp:val=&quot;00D028D3&quot;/&gt;&lt;wsp:rsid wsp:val=&quot;00D070FD&quot;/&gt;&lt;wsp:rsid wsp:val=&quot;00D11841&quot;/&gt;&lt;wsp:rsid wsp:val=&quot;00D13F40&quot;/&gt;&lt;wsp:rsid wsp:val=&quot;00D21DFB&quot;/&gt;&lt;wsp:rsid wsp:val=&quot;00D21E1C&quot;/&gt;&lt;wsp:rsid wsp:val=&quot;00D24114&quot;/&gt;&lt;wsp:rsid wsp:val=&quot;00D26B32&quot;/&gt;&lt;wsp:rsid wsp:val=&quot;00D326DE&quot;/&gt;&lt;wsp:rsid wsp:val=&quot;00D34FE3&quot;/&gt;&lt;wsp:rsid wsp:val=&quot;00D4026E&quot;/&gt;&lt;wsp:rsid wsp:val=&quot;00D443A1&quot;/&gt;&lt;wsp:rsid wsp:val=&quot;00D445BE&quot;/&gt;&lt;wsp:rsid wsp:val=&quot;00D51306&quot;/&gt;&lt;wsp:rsid wsp:val=&quot;00D52A38&quot;/&gt;&lt;wsp:rsid wsp:val=&quot;00D57661&quot;/&gt;&lt;wsp:rsid wsp:val=&quot;00D63DFB&quot;/&gt;&lt;wsp:rsid wsp:val=&quot;00D67603&quot;/&gt;&lt;wsp:rsid wsp:val=&quot;00D70552&quot;/&gt;&lt;wsp:rsid wsp:val=&quot;00D93A03&quot;/&gt;&lt;wsp:rsid wsp:val=&quot;00D962EF&quot;/&gt;&lt;wsp:rsid wsp:val=&quot;00D96E9E&quot;/&gt;&lt;wsp:rsid wsp:val=&quot;00D972CC&quot;/&gt;&lt;wsp:rsid wsp:val=&quot;00D97DEB&quot;/&gt;&lt;wsp:rsid wsp:val=&quot;00DA1FD8&quot;/&gt;&lt;wsp:rsid wsp:val=&quot;00DA401F&quot;/&gt;&lt;wsp:rsid wsp:val=&quot;00DA48C1&quot;/&gt;&lt;wsp:rsid wsp:val=&quot;00DA7838&quot;/&gt;&lt;wsp:rsid wsp:val=&quot;00DA7B7D&quot;/&gt;&lt;wsp:rsid wsp:val=&quot;00DB73B5&quot;/&gt;&lt;wsp:rsid wsp:val=&quot;00DC100A&quot;/&gt;&lt;wsp:rsid wsp:val=&quot;00DC5F7A&quot;/&gt;&lt;wsp:rsid wsp:val=&quot;00DC7FF1&quot;/&gt;&lt;wsp:rsid wsp:val=&quot;00DD2B25&quot;/&gt;&lt;wsp:rsid wsp:val=&quot;00DD6D6E&quot;/&gt;&lt;wsp:rsid wsp:val=&quot;00DE10FA&quot;/&gt;&lt;wsp:rsid wsp:val=&quot;00DE6908&quot;/&gt;&lt;wsp:rsid wsp:val=&quot;00DF1EA9&quot;/&gt;&lt;wsp:rsid wsp:val=&quot;00DF6C13&quot;/&gt;&lt;wsp:rsid wsp:val=&quot;00E00102&quot;/&gt;&lt;wsp:rsid wsp:val=&quot;00E00787&quot;/&gt;&lt;wsp:rsid wsp:val=&quot;00E063A5&quot;/&gt;&lt;wsp:rsid wsp:val=&quot;00E15F21&quot;/&gt;&lt;wsp:rsid wsp:val=&quot;00E20FA8&quot;/&gt;&lt;wsp:rsid wsp:val=&quot;00E2192E&quot;/&gt;&lt;wsp:rsid wsp:val=&quot;00E27E79&quot;/&gt;&lt;wsp:rsid wsp:val=&quot;00E342D1&quot;/&gt;&lt;wsp:rsid wsp:val=&quot;00E43F81&quot;/&gt;&lt;wsp:rsid wsp:val=&quot;00E46595&quot;/&gt;&lt;wsp:rsid wsp:val=&quot;00E4782D&quot;/&gt;&lt;wsp:rsid wsp:val=&quot;00E566D5&quot;/&gt;&lt;wsp:rsid wsp:val=&quot;00E64666&quot;/&gt;&lt;wsp:rsid wsp:val=&quot;00E65D82&quot;/&gt;&lt;wsp:rsid wsp:val=&quot;00E7640C&quot;/&gt;&lt;wsp:rsid wsp:val=&quot;00E8012D&quot;/&gt;&lt;wsp:rsid wsp:val=&quot;00E93039&quot;/&gt;&lt;wsp:rsid wsp:val=&quot;00E93FDD&quot;/&gt;&lt;wsp:rsid wsp:val=&quot;00E94434&quot;/&gt;&lt;wsp:rsid wsp:val=&quot;00E959DC&quot;/&gt;&lt;wsp:rsid wsp:val=&quot;00EA72C8&quot;/&gt;&lt;wsp:rsid wsp:val=&quot;00EB005D&quot;/&gt;&lt;wsp:rsid wsp:val=&quot;00EB5214&quot;/&gt;&lt;wsp:rsid wsp:val=&quot;00EB5C2D&quot;/&gt;&lt;wsp:rsid wsp:val=&quot;00EC1304&quot;/&gt;&lt;wsp:rsid wsp:val=&quot;00EC2FD3&quot;/&gt;&lt;wsp:rsid wsp:val=&quot;00EC5F71&quot;/&gt;&lt;wsp:rsid wsp:val=&quot;00ED1CF3&quot;/&gt;&lt;wsp:rsid wsp:val=&quot;00ED7703&quot;/&gt;&lt;wsp:rsid wsp:val=&quot;00ED7FD9&quot;/&gt;&lt;wsp:rsid wsp:val=&quot;00EE0781&quot;/&gt;&lt;wsp:rsid wsp:val=&quot;00EE3337&quot;/&gt;&lt;wsp:rsid wsp:val=&quot;00F17BFC&quot;/&gt;&lt;wsp:rsid wsp:val=&quot;00F3131B&quot;/&gt;&lt;wsp:rsid wsp:val=&quot;00F315B6&quot;/&gt;&lt;wsp:rsid wsp:val=&quot;00F43109&quot;/&gt;&lt;wsp:rsid wsp:val=&quot;00F5321E&quot;/&gt;&lt;wsp:rsid wsp:val=&quot;00F5487B&quot;/&gt;&lt;wsp:rsid wsp:val=&quot;00F54BC4&quot;/&gt;&lt;wsp:rsid wsp:val=&quot;00F56155&quot;/&gt;&lt;wsp:rsid wsp:val=&quot;00F5796B&quot;/&gt;&lt;wsp:rsid wsp:val=&quot;00F61B55&quot;/&gt;&lt;wsp:rsid wsp:val=&quot;00F63E08&quot;/&gt;&lt;wsp:rsid wsp:val=&quot;00F652EC&quot;/&gt;&lt;wsp:rsid wsp:val=&quot;00F714E3&quot;/&gt;&lt;wsp:rsid wsp:val=&quot;00F90415&quot;/&gt;&lt;wsp:rsid wsp:val=&quot;00F933D4&quot;/&gt;&lt;wsp:rsid wsp:val=&quot;00FA6999&quot;/&gt;&lt;wsp:rsid wsp:val=&quot;00FB25EF&quot;/&gt;&lt;wsp:rsid wsp:val=&quot;00FC6B2C&quot;/&gt;&lt;wsp:rsid wsp:val=&quot;00FC7C45&quot;/&gt;&lt;wsp:rsid wsp:val=&quot;00FD25F0&quot;/&gt;&lt;wsp:rsid wsp:val=&quot;00FD3F21&quot;/&gt;&lt;wsp:rsid wsp:val=&quot;00FD639E&quot;/&gt;&lt;wsp:rsid wsp:val=&quot;00FD646C&quot;/&gt;&lt;wsp:rsid wsp:val=&quot;00FE1BFA&quot;/&gt;&lt;wsp:rsid wsp:val=&quot;00FF6ECE&quot;/&gt;&lt;/wsp:rsids&gt;&lt;/w:docPr&gt;&lt;w:body&gt;&lt;wx:sect&gt;&lt;w:p wsp:rsidR=&quot;00000000&quot; wsp:rsidRPr=&quot;00DD6D6E&quot; wsp:rsidRDefault=&quot;00DD6D6E&quot; wsp:rsidP=&quot;00DD6D6E&quot;&gt;&lt;m:oMathPara&gt;&lt;m:oMathParaPr&gt;&lt;m:jc m:val=&quot;left&quot;/&gt;&lt;/m:oMathParaPr&gt;&lt;m:oMath&gt;&lt;m:r&gt;&lt;w:rPr&gt;&lt;w:rFonts w:ascii=&quot;Cambria Math&quot; w:h-ansi=&quot;Cambria Math&quot;/&gt;&lt;wx:font wx:val=&quot;Cambria Math&quot;/&gt;&lt;w:i/&gt;&lt;w:lang w:val=&quot;EN-US&quot;/&gt;&lt;/w:rPr&gt;&lt;m:t&gt;xв€€N, yв€€R&lt;/m:t&gt;&lt;/m:r&gt;&lt;/m:oMath&gt;&lt;/m:oMathPara&gt;&lt;/w:p&gt;&lt;w:sectPr wsp:rsidR=&quot;00000000&quot; wsp:rsidRPr=&quot;00DD6D6E&quot;&gt;&lt;w:pgSz w:w=&quot;12240&quot; w:h=&quot;15840&quot;/&gt;&lt;w:pgMar w:top=&quot;1134&quot; w:right=&quot;850&quot; w:bottom=&quot;1134&quot; w:left=&quot;1701&quot; w:header=&quot;720&quot; w:footer=&quot;720&quot; w:gutter=&quot;0&quot;/&gt;&lt;w:cols w:space=&quot;720&quot;/&gt;&lt;/w:sectPr&gt;&lt;/wx:sect&gt;&lt;/w:body&gt;&lt;/w:wordDocument&gt;">
                   <v:imagedata r:id="rId11" o:title="" chromakey="white"/>
                 </v:shape>
               </w:pict>
@@ -26462,7 +26206,7 @@
             </w:pPr>
             <w:r>
               <w:pict>
-                <v:shape id="_x0000_i1030" type="#_x0000_t75" style="width:111.75pt;height:18.7pt" equationxml="&lt;?xml version=&quot;1.0&quot; encoding=&quot;UTF-8&quot; standalone=&quot;yes&quot;?&gt;&#10;&lt;?mso-application progid=&quot;Word.Document&quot;?&gt;&#10;&lt;w:wordDocument xmlns:aml=&quot;http://schemas.microsoft.com/aml/2001/core&quot; xmlns:wpc=&quot;http://schemas.microsoft.com/office/word/2010/wordprocessingCanvas&quot; xmlns:dt=&quot;uuid:C2F41010-65B3-11d1-A29F-00AA00C14882&quot; xmlns:mc=&quot;http://schemas.openxmlformats.org/markup-compatibility/2006&quot; xmlns:o=&quot;urn:schemas-microsoft-com:office:office&quot; xmlns:m=&quot;http://schemas.openxmlformats.org/officeDocument/2006/math&quot; xmlns:v=&quot;urn:schemas-microsoft-com:vml&quot; xmlns:w10=&quot;urn:schemas-microsoft-com:office:word&quot; xmlns:w=&quot;http://schemas.microsoft.com/office/word/2003/wordml&quot; xmlns:wx=&quot;http://schemas.microsoft.com/office/word/2003/auxHint&quot; xmlns:wne=&quot;http://schemas.microsoft.com/office/word/2006/wordml&quot; xmlns:wsp=&quot;http://schemas.microsoft.com/office/word/2003/wordml/sp2&quot; xmlns:sl=&quot;http://schemas.microsoft.com/schemaLibrary/2003/core&quot; w:macrosPresent=&quot;no&quot; w:embeddedObjPresent=&quot;no&quot; w:ocxPresent=&quot;no&quot; xml:space=&quot;preserve&quot;&gt;&lt;w:ignoreSubtree w:val=&quot;http://schemas.microsoft.com/office/word/2003/wordml/sp2&quot;/&gt;&lt;o:DocumentProperties&gt;&lt;o:Version&gt;15&lt;/o:Version&gt;&lt;/o:DocumentProperties&gt;&lt;w:docPr&gt;&lt;w:view w:val=&quot;print&quot;/&gt;&lt;w:zoom w:percent=&quot;100&quot;/&gt;&lt;w:doNotEmbedSystemFonts/&gt;&lt;w:activeWritingStyle w:lang=&quot;RU&quot; w:vendorID=&quot;64&quot; w:dllVersion=&quot;131078&quot; w:nlCheck=&quot;on&quot; w:optionSet=&quot;0&quot;/&gt;&lt;w:activeWritingStyle w:lang=&quot;EN-US&quot; w:vendorID=&quot;64&quot; w:dllVersion=&quot;131078&quot; w:nlCheck=&quot;on&quot; w:optionSet=&quot;1&quot;/&gt;&lt;w:defaultTabStop w:val=&quot;709&quot;/&gt;&lt;w:punctuationKerning/&gt;&lt;w:characterSpacingControl w:val=&quot;DontCompress&quot;/&gt;&lt;w:optimizeForBrowser/&gt;&lt;w:relyOnVML/&gt;&lt;w:allowPNG/&gt;&lt;w:targetScreenSz w:val=&quot;800x600&quot;/&gt;&lt;w:validateAgainstSchema/&gt;&lt;w:saveInvalidXML w:val=&quot;off&quot;/&gt;&lt;w:ignoreMixedContent w:val=&quot;off&quot;/&gt;&lt;w:alwaysShowPlaceholderText w:val=&quot;off&quot;/&gt;&lt;w:compat&gt;&lt;w:breakWrappedTables/&gt;&lt;w:snapToGridInCell/&gt;&lt;w:wrapTextWithPunct/&gt;&lt;w:useAsianBreakRules/&gt;&lt;w:dontGrowAutofit/&gt;&lt;/w:compat&gt;&lt;wsp:rsids&gt;&lt;wsp:rsidRoot wsp:val=&quot;00F17BFC&quot;/&gt;&lt;wsp:rsid wsp:val=&quot;000015FE&quot;/&gt;&lt;wsp:rsid wsp:val=&quot;000020AD&quot;/&gt;&lt;wsp:rsid wsp:val=&quot;0000523D&quot;/&gt;&lt;wsp:rsid wsp:val=&quot;000130FB&quot;/&gt;&lt;wsp:rsid wsp:val=&quot;0001367F&quot;/&gt;&lt;wsp:rsid wsp:val=&quot;000155E8&quot;/&gt;&lt;wsp:rsid wsp:val=&quot;00025215&quot;/&gt;&lt;wsp:rsid wsp:val=&quot;000253B2&quot;/&gt;&lt;wsp:rsid wsp:val=&quot;00031C8A&quot;/&gt;&lt;wsp:rsid wsp:val=&quot;000363F4&quot;/&gt;&lt;wsp:rsid wsp:val=&quot;00037091&quot;/&gt;&lt;wsp:rsid wsp:val=&quot;00053D23&quot;/&gt;&lt;wsp:rsid wsp:val=&quot;00055BF9&quot;/&gt;&lt;wsp:rsid wsp:val=&quot;00071A86&quot;/&gt;&lt;wsp:rsid wsp:val=&quot;00075412&quot;/&gt;&lt;wsp:rsid wsp:val=&quot;00082343&quot;/&gt;&lt;wsp:rsid wsp:val=&quot;00086438&quot;/&gt;&lt;wsp:rsid wsp:val=&quot;0009597F&quot;/&gt;&lt;wsp:rsid wsp:val=&quot;00096739&quot;/&gt;&lt;wsp:rsid wsp:val=&quot;0009753E&quot;/&gt;&lt;wsp:rsid wsp:val=&quot;000A5F0E&quot;/&gt;&lt;wsp:rsid wsp:val=&quot;000A76C7&quot;/&gt;&lt;wsp:rsid wsp:val=&quot;000B0199&quot;/&gt;&lt;wsp:rsid wsp:val=&quot;000C133D&quot;/&gt;&lt;wsp:rsid wsp:val=&quot;000D1709&quot;/&gt;&lt;wsp:rsid wsp:val=&quot;000F1F4B&quot;/&gt;&lt;wsp:rsid wsp:val=&quot;000F653B&quot;/&gt;&lt;wsp:rsid wsp:val=&quot;00104B0D&quot;/&gt;&lt;wsp:rsid wsp:val=&quot;00113BAD&quot;/&gt;&lt;wsp:rsid wsp:val=&quot;00121FD3&quot;/&gt;&lt;wsp:rsid wsp:val=&quot;00122098&quot;/&gt;&lt;wsp:rsid wsp:val=&quot;00126A68&quot;/&gt;&lt;wsp:rsid wsp:val=&quot;00151066&quot;/&gt;&lt;wsp:rsid wsp:val=&quot;00152BCB&quot;/&gt;&lt;wsp:rsid wsp:val=&quot;00155363&quot;/&gt;&lt;wsp:rsid wsp:val=&quot;00156CA5&quot;/&gt;&lt;wsp:rsid wsp:val=&quot;00157F33&quot;/&gt;&lt;wsp:rsid wsp:val=&quot;0016527B&quot;/&gt;&lt;wsp:rsid wsp:val=&quot;00166C15&quot;/&gt;&lt;wsp:rsid wsp:val=&quot;0017747D&quot;/&gt;&lt;wsp:rsid wsp:val=&quot;00183260&quot;/&gt;&lt;wsp:rsid wsp:val=&quot;0018679A&quot;/&gt;&lt;wsp:rsid wsp:val=&quot;00187CE8&quot;/&gt;&lt;wsp:rsid wsp:val=&quot;001A656E&quot;/&gt;&lt;wsp:rsid wsp:val=&quot;001B3255&quot;/&gt;&lt;wsp:rsid wsp:val=&quot;001B39CF&quot;/&gt;&lt;wsp:rsid wsp:val=&quot;001B78BD&quot;/&gt;&lt;wsp:rsid wsp:val=&quot;001C75D0&quot;/&gt;&lt;wsp:rsid wsp:val=&quot;001D4708&quot;/&gt;&lt;wsp:rsid wsp:val=&quot;001D7D00&quot;/&gt;&lt;wsp:rsid wsp:val=&quot;001E58CE&quot;/&gt;&lt;wsp:rsid wsp:val=&quot;001F7BCF&quot;/&gt;&lt;wsp:rsid wsp:val=&quot;002011F0&quot;/&gt;&lt;wsp:rsid wsp:val=&quot;0021089B&quot;/&gt;&lt;wsp:rsid wsp:val=&quot;00211273&quot;/&gt;&lt;wsp:rsid wsp:val=&quot;002216B9&quot;/&gt;&lt;wsp:rsid wsp:val=&quot;00245440&quot;/&gt;&lt;wsp:rsid wsp:val=&quot;002502C0&quot;/&gt;&lt;wsp:rsid wsp:val=&quot;00250448&quot;/&gt;&lt;wsp:rsid wsp:val=&quot;002505E1&quot;/&gt;&lt;wsp:rsid wsp:val=&quot;002609F1&quot;/&gt;&lt;wsp:rsid wsp:val=&quot;00261B8C&quot;/&gt;&lt;wsp:rsid wsp:val=&quot;00262BFB&quot;/&gt;&lt;wsp:rsid wsp:val=&quot;00263DCD&quot;/&gt;&lt;wsp:rsid wsp:val=&quot;00265B61&quot;/&gt;&lt;wsp:rsid wsp:val=&quot;0027142D&quot;/&gt;&lt;wsp:rsid wsp:val=&quot;00280FE4&quot;/&gt;&lt;wsp:rsid wsp:val=&quot;00281B34&quot;/&gt;&lt;wsp:rsid wsp:val=&quot;00283182&quot;/&gt;&lt;wsp:rsid wsp:val=&quot;00285CE0&quot;/&gt;&lt;wsp:rsid wsp:val=&quot;002877F1&quot;/&gt;&lt;wsp:rsid wsp:val=&quot;002A20DC&quot;/&gt;&lt;wsp:rsid wsp:val=&quot;002A2337&quot;/&gt;&lt;wsp:rsid wsp:val=&quot;002A4655&quot;/&gt;&lt;wsp:rsid wsp:val=&quot;002A5086&quot;/&gt;&lt;wsp:rsid wsp:val=&quot;002A58BB&quot;/&gt;&lt;wsp:rsid wsp:val=&quot;002B0635&quot;/&gt;&lt;wsp:rsid wsp:val=&quot;002B10C4&quot;/&gt;&lt;wsp:rsid wsp:val=&quot;002B16ED&quot;/&gt;&lt;wsp:rsid wsp:val=&quot;002B5E09&quot;/&gt;&lt;wsp:rsid wsp:val=&quot;002C167F&quot;/&gt;&lt;wsp:rsid wsp:val=&quot;002C660C&quot;/&gt;&lt;wsp:rsid wsp:val=&quot;002C6629&quot;/&gt;&lt;wsp:rsid wsp:val=&quot;002D1FCC&quot;/&gt;&lt;wsp:rsid wsp:val=&quot;002E0E6E&quot;/&gt;&lt;wsp:rsid wsp:val=&quot;003003E6&quot;/&gt;&lt;wsp:rsid wsp:val=&quot;0030769D&quot;/&gt;&lt;wsp:rsid wsp:val=&quot;003107E9&quot;/&gt;&lt;wsp:rsid wsp:val=&quot;00313B72&quot;/&gt;&lt;wsp:rsid wsp:val=&quot;00314B92&quot;/&gt;&lt;wsp:rsid wsp:val=&quot;00317A20&quot;/&gt;&lt;wsp:rsid wsp:val=&quot;00335A54&quot;/&gt;&lt;wsp:rsid wsp:val=&quot;00335D79&quot;/&gt;&lt;wsp:rsid wsp:val=&quot;00336CFE&quot;/&gt;&lt;wsp:rsid wsp:val=&quot;00337C4C&quot;/&gt;&lt;wsp:rsid wsp:val=&quot;0034103F&quot;/&gt;&lt;wsp:rsid wsp:val=&quot;00341D31&quot;/&gt;&lt;wsp:rsid wsp:val=&quot;0034650A&quot;/&gt;&lt;wsp:rsid wsp:val=&quot;00346A56&quot;/&gt;&lt;wsp:rsid wsp:val=&quot;003510C4&quot;/&gt;&lt;wsp:rsid wsp:val=&quot;00355841&quot;/&gt;&lt;wsp:rsid wsp:val=&quot;00355C8B&quot;/&gt;&lt;wsp:rsid wsp:val=&quot;00356C58&quot;/&gt;&lt;wsp:rsid wsp:val=&quot;00360561&quot;/&gt;&lt;wsp:rsid wsp:val=&quot;003749ED&quot;/&gt;&lt;wsp:rsid wsp:val=&quot;00376926&quot;/&gt;&lt;wsp:rsid wsp:val=&quot;00377515&quot;/&gt;&lt;wsp:rsid wsp:val=&quot;00377DA6&quot;/&gt;&lt;wsp:rsid wsp:val=&quot;0038142C&quot;/&gt;&lt;wsp:rsid wsp:val=&quot;00394CAE&quot;/&gt;&lt;wsp:rsid wsp:val=&quot;003A1C63&quot;/&gt;&lt;wsp:rsid wsp:val=&quot;003A529D&quot;/&gt;&lt;wsp:rsid wsp:val=&quot;003A639A&quot;/&gt;&lt;wsp:rsid wsp:val=&quot;003A7393&quot;/&gt;&lt;wsp:rsid wsp:val=&quot;003B0CD6&quot;/&gt;&lt;wsp:rsid wsp:val=&quot;003B56AF&quot;/&gt;&lt;wsp:rsid wsp:val=&quot;003C7EA6&quot;/&gt;&lt;wsp:rsid wsp:val=&quot;003D0C0A&quot;/&gt;&lt;wsp:rsid wsp:val=&quot;003D5BF9&quot;/&gt;&lt;wsp:rsid wsp:val=&quot;003E399C&quot;/&gt;&lt;wsp:rsid wsp:val=&quot;003F0F8F&quot;/&gt;&lt;wsp:rsid wsp:val=&quot;003F10D2&quot;/&gt;&lt;wsp:rsid wsp:val=&quot;003F3451&quot;/&gt;&lt;wsp:rsid wsp:val=&quot;003F42B0&quot;/&gt;&lt;wsp:rsid wsp:val=&quot;003F5570&quot;/&gt;&lt;wsp:rsid wsp:val=&quot;003F5F74&quot;/&gt;&lt;wsp:rsid wsp:val=&quot;00401534&quot;/&gt;&lt;wsp:rsid wsp:val=&quot;00423B98&quot;/&gt;&lt;wsp:rsid wsp:val=&quot;004259C3&quot;/&gt;&lt;wsp:rsid wsp:val=&quot;00426790&quot;/&gt;&lt;wsp:rsid wsp:val=&quot;00430592&quot;/&gt;&lt;wsp:rsid wsp:val=&quot;004445EE&quot;/&gt;&lt;wsp:rsid wsp:val=&quot;00444CF3&quot;/&gt;&lt;wsp:rsid wsp:val=&quot;0044653F&quot;/&gt;&lt;wsp:rsid wsp:val=&quot;00452126&quot;/&gt;&lt;wsp:rsid wsp:val=&quot;00453488&quot;/&gt;&lt;wsp:rsid wsp:val=&quot;004559C1&quot;/&gt;&lt;wsp:rsid wsp:val=&quot;0045713C&quot;/&gt;&lt;wsp:rsid wsp:val=&quot;00466BD5&quot;/&gt;&lt;wsp:rsid wsp:val=&quot;00466CCB&quot;/&gt;&lt;wsp:rsid wsp:val=&quot;00470CB9&quot;/&gt;&lt;wsp:rsid wsp:val=&quot;00472FDB&quot;/&gt;&lt;wsp:rsid wsp:val=&quot;004759E5&quot;/&gt;&lt;wsp:rsid wsp:val=&quot;00475FFF&quot;/&gt;&lt;wsp:rsid wsp:val=&quot;00477023&quot;/&gt;&lt;wsp:rsid wsp:val=&quot;00481F6A&quot;/&gt;&lt;wsp:rsid wsp:val=&quot;00485A31&quot;/&gt;&lt;wsp:rsid wsp:val=&quot;004963F1&quot;/&gt;&lt;wsp:rsid wsp:val=&quot;004B0CC3&quot;/&gt;&lt;wsp:rsid wsp:val=&quot;004B38E0&quot;/&gt;&lt;wsp:rsid wsp:val=&quot;004C52E9&quot;/&gt;&lt;wsp:rsid wsp:val=&quot;004D6B38&quot;/&gt;&lt;wsp:rsid wsp:val=&quot;004D7D2F&quot;/&gt;&lt;wsp:rsid wsp:val=&quot;004E1CCC&quot;/&gt;&lt;wsp:rsid wsp:val=&quot;004E4469&quot;/&gt;&lt;wsp:rsid wsp:val=&quot;004F088A&quot;/&gt;&lt;wsp:rsid wsp:val=&quot;004F220F&quot;/&gt;&lt;wsp:rsid wsp:val=&quot;004F4438&quot;/&gt;&lt;wsp:rsid wsp:val=&quot;005030A0&quot;/&gt;&lt;wsp:rsid wsp:val=&quot;00505CF2&quot;/&gt;&lt;wsp:rsid wsp:val=&quot;005060C1&quot;/&gt;&lt;wsp:rsid wsp:val=&quot;00507371&quot;/&gt;&lt;wsp:rsid wsp:val=&quot;00521F7C&quot;/&gt;&lt;wsp:rsid wsp:val=&quot;00523A61&quot;/&gt;&lt;wsp:rsid wsp:val=&quot;005251E9&quot;/&gt;&lt;wsp:rsid wsp:val=&quot;005275BF&quot;/&gt;&lt;wsp:rsid wsp:val=&quot;00540A04&quot;/&gt;&lt;wsp:rsid wsp:val=&quot;005444D2&quot;/&gt;&lt;wsp:rsid wsp:val=&quot;00550CA4&quot;/&gt;&lt;wsp:rsid wsp:val=&quot;00552AC9&quot;/&gt;&lt;wsp:rsid wsp:val=&quot;00553B46&quot;/&gt;&lt;wsp:rsid wsp:val=&quot;005619DB&quot;/&gt;&lt;wsp:rsid wsp:val=&quot;0056618B&quot;/&gt;&lt;wsp:rsid wsp:val=&quot;00576F73&quot;/&gt;&lt;wsp:rsid wsp:val=&quot;005913E4&quot;/&gt;&lt;wsp:rsid wsp:val=&quot;00593EE0&quot;/&gt;&lt;wsp:rsid wsp:val=&quot;0059682E&quot;/&gt;&lt;wsp:rsid wsp:val=&quot;005974B2&quot;/&gt;&lt;wsp:rsid wsp:val=&quot;005A646F&quot;/&gt;&lt;wsp:rsid wsp:val=&quot;005B016B&quot;/&gt;&lt;wsp:rsid wsp:val=&quot;005B2FE8&quot;/&gt;&lt;wsp:rsid wsp:val=&quot;005C21CD&quot;/&gt;&lt;wsp:rsid wsp:val=&quot;005C3AB7&quot;/&gt;&lt;wsp:rsid wsp:val=&quot;005C3D63&quot;/&gt;&lt;wsp:rsid wsp:val=&quot;005C7C31&quot;/&gt;&lt;wsp:rsid wsp:val=&quot;005D27CC&quot;/&gt;&lt;wsp:rsid wsp:val=&quot;005D34FE&quot;/&gt;&lt;wsp:rsid wsp:val=&quot;005D4C1A&quot;/&gt;&lt;wsp:rsid wsp:val=&quot;005D6E0B&quot;/&gt;&lt;wsp:rsid wsp:val=&quot;005D73C4&quot;/&gt;&lt;wsp:rsid wsp:val=&quot;005E1677&quot;/&gt;&lt;wsp:rsid wsp:val=&quot;005E5F3C&quot;/&gt;&lt;wsp:rsid wsp:val=&quot;005E756A&quot;/&gt;&lt;wsp:rsid wsp:val=&quot;005F086A&quot;/&gt;&lt;wsp:rsid wsp:val=&quot;005F47EF&quot;/&gt;&lt;wsp:rsid wsp:val=&quot;006050B7&quot;/&gt;&lt;wsp:rsid wsp:val=&quot;006100BB&quot;/&gt;&lt;wsp:rsid wsp:val=&quot;00610BBB&quot;/&gt;&lt;wsp:rsid wsp:val=&quot;006149CB&quot;/&gt;&lt;wsp:rsid wsp:val=&quot;00616977&quot;/&gt;&lt;wsp:rsid wsp:val=&quot;00620374&quot;/&gt;&lt;wsp:rsid wsp:val=&quot;006267E5&quot;/&gt;&lt;wsp:rsid wsp:val=&quot;00627960&quot;/&gt;&lt;wsp:rsid wsp:val=&quot;00630354&quot;/&gt;&lt;wsp:rsid wsp:val=&quot;00630A7F&quot;/&gt;&lt;wsp:rsid wsp:val=&quot;006348A2&quot;/&gt;&lt;wsp:rsid wsp:val=&quot;00660484&quot;/&gt;&lt;wsp:rsid wsp:val=&quot;0066696E&quot;/&gt;&lt;wsp:rsid wsp:val=&quot;00672148&quot;/&gt;&lt;wsp:rsid wsp:val=&quot;00674F02&quot;/&gt;&lt;wsp:rsid wsp:val=&quot;00683589&quot;/&gt;&lt;wsp:rsid wsp:val=&quot;00692F2D&quot;/&gt;&lt;wsp:rsid wsp:val=&quot;00695DB3&quot;/&gt;&lt;wsp:rsid wsp:val=&quot;00696A4B&quot;/&gt;&lt;wsp:rsid wsp:val=&quot;006D4B8B&quot;/&gt;&lt;wsp:rsid wsp:val=&quot;006D5F14&quot;/&gt;&lt;wsp:rsid wsp:val=&quot;0070086F&quot;/&gt;&lt;wsp:rsid wsp:val=&quot;00705634&quot;/&gt;&lt;wsp:rsid wsp:val=&quot;007067BA&quot;/&gt;&lt;wsp:rsid wsp:val=&quot;00714F33&quot;/&gt;&lt;wsp:rsid wsp:val=&quot;0071679F&quot;/&gt;&lt;wsp:rsid wsp:val=&quot;00717504&quot;/&gt;&lt;wsp:rsid wsp:val=&quot;007231F6&quot;/&gt;&lt;wsp:rsid wsp:val=&quot;00733B95&quot;/&gt;&lt;wsp:rsid wsp:val=&quot;0073621B&quot;/&gt;&lt;wsp:rsid wsp:val=&quot;007424F3&quot;/&gt;&lt;wsp:rsid wsp:val=&quot;00742C3E&quot;/&gt;&lt;wsp:rsid wsp:val=&quot;00745A66&quot;/&gt;&lt;wsp:rsid wsp:val=&quot;00746ED1&quot;/&gt;&lt;wsp:rsid wsp:val=&quot;007502C5&quot;/&gt;&lt;wsp:rsid wsp:val=&quot;0075623B&quot;/&gt;&lt;wsp:rsid wsp:val=&quot;00762280&quot;/&gt;&lt;wsp:rsid wsp:val=&quot;007646E2&quot;/&gt;&lt;wsp:rsid wsp:val=&quot;0077264F&quot;/&gt;&lt;wsp:rsid wsp:val=&quot;007B06BB&quot;/&gt;&lt;wsp:rsid wsp:val=&quot;007B125F&quot;/&gt;&lt;wsp:rsid wsp:val=&quot;007B1270&quot;/&gt;&lt;wsp:rsid wsp:val=&quot;007B359A&quot;/&gt;&lt;wsp:rsid wsp:val=&quot;007B5E01&quot;/&gt;&lt;wsp:rsid wsp:val=&quot;007C2D18&quot;/&gt;&lt;wsp:rsid wsp:val=&quot;007C5AC0&quot;/&gt;&lt;wsp:rsid wsp:val=&quot;007D18FC&quot;/&gt;&lt;wsp:rsid wsp:val=&quot;007E4570&quot;/&gt;&lt;wsp:rsid wsp:val=&quot;007F3E0A&quot;/&gt;&lt;wsp:rsid wsp:val=&quot;007F4553&quot;/&gt;&lt;wsp:rsid wsp:val=&quot;00803D40&quot;/&gt;&lt;wsp:rsid wsp:val=&quot;008041CD&quot;/&gt;&lt;wsp:rsid wsp:val=&quot;008106D5&quot;/&gt;&lt;wsp:rsid wsp:val=&quot;00812A2E&quot;/&gt;&lt;wsp:rsid wsp:val=&quot;00814F89&quot;/&gt;&lt;wsp:rsid wsp:val=&quot;00826210&quot;/&gt;&lt;wsp:rsid wsp:val=&quot;0082739F&quot;/&gt;&lt;wsp:rsid wsp:val=&quot;0082757B&quot;/&gt;&lt;wsp:rsid wsp:val=&quot;008321BC&quot;/&gt;&lt;wsp:rsid wsp:val=&quot;0084149E&quot;/&gt;&lt;wsp:rsid wsp:val=&quot;008461BB&quot;/&gt;&lt;wsp:rsid wsp:val=&quot;00867297&quot;/&gt;&lt;wsp:rsid wsp:val=&quot;00873C69&quot;/&gt;&lt;wsp:rsid wsp:val=&quot;008740F9&quot;/&gt;&lt;wsp:rsid wsp:val=&quot;00874DAC&quot;/&gt;&lt;wsp:rsid wsp:val=&quot;008943CF&quot;/&gt;&lt;wsp:rsid wsp:val=&quot;00897827&quot;/&gt;&lt;wsp:rsid wsp:val=&quot;008B29B1&quot;/&gt;&lt;wsp:rsid wsp:val=&quot;008B4ADC&quot;/&gt;&lt;wsp:rsid wsp:val=&quot;008B7E6A&quot;/&gt;&lt;wsp:rsid wsp:val=&quot;008C0502&quot;/&gt;&lt;wsp:rsid wsp:val=&quot;008C1D49&quot;/&gt;&lt;wsp:rsid wsp:val=&quot;008D1EE9&quot;/&gt;&lt;wsp:rsid wsp:val=&quot;008D210D&quot;/&gt;&lt;wsp:rsid wsp:val=&quot;008E1E3C&quot;/&gt;&lt;wsp:rsid wsp:val=&quot;008E409E&quot;/&gt;&lt;wsp:rsid wsp:val=&quot;008E680D&quot;/&gt;&lt;wsp:rsid wsp:val=&quot;008E76C6&quot;/&gt;&lt;wsp:rsid wsp:val=&quot;008F20B2&quot;/&gt;&lt;wsp:rsid wsp:val=&quot;008F3070&quot;/&gt;&lt;wsp:rsid wsp:val=&quot;008F7AD3&quot;/&gt;&lt;wsp:rsid wsp:val=&quot;00911087&quot;/&gt;&lt;wsp:rsid wsp:val=&quot;00912471&quot;/&gt;&lt;wsp:rsid wsp:val=&quot;009124C6&quot;/&gt;&lt;wsp:rsid wsp:val=&quot;00914211&quot;/&gt;&lt;wsp:rsid wsp:val=&quot;00916A02&quot;/&gt;&lt;wsp:rsid wsp:val=&quot;00922BCD&quot;/&gt;&lt;wsp:rsid wsp:val=&quot;009246E7&quot;/&gt;&lt;wsp:rsid wsp:val=&quot;00931851&quot;/&gt;&lt;wsp:rsid wsp:val=&quot;00940DC3&quot;/&gt;&lt;wsp:rsid wsp:val=&quot;00944B78&quot;/&gt;&lt;wsp:rsid wsp:val=&quot;00944DD2&quot;/&gt;&lt;wsp:rsid wsp:val=&quot;0094502F&quot;/&gt;&lt;wsp:rsid wsp:val=&quot;009521B0&quot;/&gt;&lt;wsp:rsid wsp:val=&quot;00964FDA&quot;/&gt;&lt;wsp:rsid wsp:val=&quot;00967E9E&quot;/&gt;&lt;wsp:rsid wsp:val=&quot;0098119B&quot;/&gt;&lt;wsp:rsid wsp:val=&quot;009828EF&quot;/&gt;&lt;wsp:rsid wsp:val=&quot;009943D5&quot;/&gt;&lt;wsp:rsid wsp:val=&quot;009A5231&quot;/&gt;&lt;wsp:rsid wsp:val=&quot;009A60FF&quot;/&gt;&lt;wsp:rsid wsp:val=&quot;009B6115&quot;/&gt;&lt;wsp:rsid wsp:val=&quot;009B783B&quot;/&gt;&lt;wsp:rsid wsp:val=&quot;009C16FE&quot;/&gt;&lt;wsp:rsid wsp:val=&quot;009C1ED3&quot;/&gt;&lt;wsp:rsid wsp:val=&quot;009D0F4C&quot;/&gt;&lt;wsp:rsid wsp:val=&quot;009D596F&quot;/&gt;&lt;wsp:rsid wsp:val=&quot;009E22C6&quot;/&gt;&lt;wsp:rsid wsp:val=&quot;009F1D97&quot;/&gt;&lt;wsp:rsid wsp:val=&quot;009F3FC2&quot;/&gt;&lt;wsp:rsid wsp:val=&quot;009F67C3&quot;/&gt;&lt;wsp:rsid wsp:val=&quot;009F7EC0&quot;/&gt;&lt;wsp:rsid wsp:val=&quot;00A174F4&quot;/&gt;&lt;wsp:rsid wsp:val=&quot;00A3232E&quot;/&gt;&lt;wsp:rsid wsp:val=&quot;00A36A98&quot;/&gt;&lt;wsp:rsid wsp:val=&quot;00A409EE&quot;/&gt;&lt;wsp:rsid wsp:val=&quot;00A417AE&quot;/&gt;&lt;wsp:rsid wsp:val=&quot;00A47657&quot;/&gt;&lt;wsp:rsid wsp:val=&quot;00A52B15&quot;/&gt;&lt;wsp:rsid wsp:val=&quot;00A57D23&quot;/&gt;&lt;wsp:rsid wsp:val=&quot;00A6067B&quot;/&gt;&lt;wsp:rsid wsp:val=&quot;00A62E66&quot;/&gt;&lt;wsp:rsid wsp:val=&quot;00A71B83&quot;/&gt;&lt;wsp:rsid wsp:val=&quot;00A76388&quot;/&gt;&lt;wsp:rsid wsp:val=&quot;00A7745F&quot;/&gt;&lt;wsp:rsid wsp:val=&quot;00A84F2E&quot;/&gt;&lt;wsp:rsid wsp:val=&quot;00A8792B&quot;/&gt;&lt;wsp:rsid wsp:val=&quot;00A941B4&quot;/&gt;&lt;wsp:rsid wsp:val=&quot;00A97DDB&quot;/&gt;&lt;wsp:rsid wsp:val=&quot;00AA732A&quot;/&gt;&lt;wsp:rsid wsp:val=&quot;00AC2974&quot;/&gt;&lt;wsp:rsid wsp:val=&quot;00AC2D1E&quot;/&gt;&lt;wsp:rsid wsp:val=&quot;00AC61BE&quot;/&gt;&lt;wsp:rsid wsp:val=&quot;00AC66F4&quot;/&gt;&lt;wsp:rsid wsp:val=&quot;00AE01D6&quot;/&gt;&lt;wsp:rsid wsp:val=&quot;00AE3B5F&quot;/&gt;&lt;wsp:rsid wsp:val=&quot;00AE5FAA&quot;/&gt;&lt;wsp:rsid wsp:val=&quot;00AF7B8C&quot;/&gt;&lt;wsp:rsid wsp:val=&quot;00B01D04&quot;/&gt;&lt;wsp:rsid wsp:val=&quot;00B01E8D&quot;/&gt;&lt;wsp:rsid wsp:val=&quot;00B05E9F&quot;/&gt;&lt;wsp:rsid wsp:val=&quot;00B10924&quot;/&gt;&lt;wsp:rsid wsp:val=&quot;00B1280F&quot;/&gt;&lt;wsp:rsid wsp:val=&quot;00B13497&quot;/&gt;&lt;wsp:rsid wsp:val=&quot;00B21005&quot;/&gt;&lt;wsp:rsid wsp:val=&quot;00B24A79&quot;/&gt;&lt;wsp:rsid wsp:val=&quot;00B349C7&quot;/&gt;&lt;wsp:rsid wsp:val=&quot;00B40640&quot;/&gt;&lt;wsp:rsid wsp:val=&quot;00B42704&quot;/&gt;&lt;wsp:rsid wsp:val=&quot;00B47538&quot;/&gt;&lt;wsp:rsid wsp:val=&quot;00B47FDB&quot;/&gt;&lt;wsp:rsid wsp:val=&quot;00B50C83&quot;/&gt;&lt;wsp:rsid wsp:val=&quot;00B51C18&quot;/&gt;&lt;wsp:rsid wsp:val=&quot;00B574CE&quot;/&gt;&lt;wsp:rsid wsp:val=&quot;00B60350&quot;/&gt;&lt;wsp:rsid wsp:val=&quot;00B60F2C&quot;/&gt;&lt;wsp:rsid wsp:val=&quot;00B614CB&quot;/&gt;&lt;wsp:rsid wsp:val=&quot;00B6236F&quot;/&gt;&lt;wsp:rsid wsp:val=&quot;00B725EB&quot;/&gt;&lt;wsp:rsid wsp:val=&quot;00B75C00&quot;/&gt;&lt;wsp:rsid wsp:val=&quot;00B85C85&quot;/&gt;&lt;wsp:rsid wsp:val=&quot;00B877B8&quot;/&gt;&lt;wsp:rsid wsp:val=&quot;00B96068&quot;/&gt;&lt;wsp:rsid wsp:val=&quot;00BA1F4C&quot;/&gt;&lt;wsp:rsid wsp:val=&quot;00BA2CB8&quot;/&gt;&lt;wsp:rsid wsp:val=&quot;00BA4B27&quot;/&gt;&lt;wsp:rsid wsp:val=&quot;00BA7DE1&quot;/&gt;&lt;wsp:rsid wsp:val=&quot;00BB0F44&quot;/&gt;&lt;wsp:rsid wsp:val=&quot;00BB3AA5&quot;/&gt;&lt;wsp:rsid wsp:val=&quot;00BC03E9&quot;/&gt;&lt;wsp:rsid wsp:val=&quot;00BC6029&quot;/&gt;&lt;wsp:rsid wsp:val=&quot;00BD7149&quot;/&gt;&lt;wsp:rsid wsp:val=&quot;00BE1443&quot;/&gt;&lt;wsp:rsid wsp:val=&quot;00BE1990&quot;/&gt;&lt;wsp:rsid wsp:val=&quot;00BE23D5&quot;/&gt;&lt;wsp:rsid wsp:val=&quot;00BF0062&quot;/&gt;&lt;wsp:rsid wsp:val=&quot;00C02818&quot;/&gt;&lt;wsp:rsid wsp:val=&quot;00C11695&quot;/&gt;&lt;wsp:rsid wsp:val=&quot;00C165EF&quot;/&gt;&lt;wsp:rsid wsp:val=&quot;00C20BBD&quot;/&gt;&lt;wsp:rsid wsp:val=&quot;00C20D2C&quot;/&gt;&lt;wsp:rsid wsp:val=&quot;00C372B8&quot;/&gt;&lt;wsp:rsid wsp:val=&quot;00C40493&quot;/&gt;&lt;wsp:rsid wsp:val=&quot;00C435F2&quot;/&gt;&lt;wsp:rsid wsp:val=&quot;00C446FA&quot;/&gt;&lt;wsp:rsid wsp:val=&quot;00C46AB7&quot;/&gt;&lt;wsp:rsid wsp:val=&quot;00C47084&quot;/&gt;&lt;wsp:rsid wsp:val=&quot;00C47155&quot;/&gt;&lt;wsp:rsid wsp:val=&quot;00C54CBA&quot;/&gt;&lt;wsp:rsid wsp:val=&quot;00C650DD&quot;/&gt;&lt;wsp:rsid wsp:val=&quot;00C714A9&quot;/&gt;&lt;wsp:rsid wsp:val=&quot;00C7366E&quot;/&gt;&lt;wsp:rsid wsp:val=&quot;00C8717E&quot;/&gt;&lt;wsp:rsid wsp:val=&quot;00C93B32&quot;/&gt;&lt;wsp:rsid wsp:val=&quot;00CB61CC&quot;/&gt;&lt;wsp:rsid wsp:val=&quot;00CC1BA4&quot;/&gt;&lt;wsp:rsid wsp:val=&quot;00CC36DA&quot;/&gt;&lt;wsp:rsid wsp:val=&quot;00CC664E&quot;/&gt;&lt;wsp:rsid wsp:val=&quot;00CC75E7&quot;/&gt;&lt;wsp:rsid wsp:val=&quot;00CD0591&quot;/&gt;&lt;wsp:rsid wsp:val=&quot;00CD2517&quot;/&gt;&lt;wsp:rsid wsp:val=&quot;00CD2B80&quot;/&gt;&lt;wsp:rsid wsp:val=&quot;00CD7723&quot;/&gt;&lt;wsp:rsid wsp:val=&quot;00CF6702&quot;/&gt;&lt;wsp:rsid wsp:val=&quot;00D028D3&quot;/&gt;&lt;wsp:rsid wsp:val=&quot;00D070FD&quot;/&gt;&lt;wsp:rsid wsp:val=&quot;00D11841&quot;/&gt;&lt;wsp:rsid wsp:val=&quot;00D13F40&quot;/&gt;&lt;wsp:rsid wsp:val=&quot;00D21DFB&quot;/&gt;&lt;wsp:rsid wsp:val=&quot;00D21E1C&quot;/&gt;&lt;wsp:rsid wsp:val=&quot;00D24114&quot;/&gt;&lt;wsp:rsid wsp:val=&quot;00D26B32&quot;/&gt;&lt;wsp:rsid wsp:val=&quot;00D326DE&quot;/&gt;&lt;wsp:rsid wsp:val=&quot;00D34FE3&quot;/&gt;&lt;wsp:rsid wsp:val=&quot;00D4026E&quot;/&gt;&lt;wsp:rsid wsp:val=&quot;00D443A1&quot;/&gt;&lt;wsp:rsid wsp:val=&quot;00D445BE&quot;/&gt;&lt;wsp:rsid wsp:val=&quot;00D51306&quot;/&gt;&lt;wsp:rsid wsp:val=&quot;00D52A38&quot;/&gt;&lt;wsp:rsid wsp:val=&quot;00D57661&quot;/&gt;&lt;wsp:rsid wsp:val=&quot;00D63DFB&quot;/&gt;&lt;wsp:rsid wsp:val=&quot;00D67603&quot;/&gt;&lt;wsp:rsid wsp:val=&quot;00D70552&quot;/&gt;&lt;wsp:rsid wsp:val=&quot;00D93A03&quot;/&gt;&lt;wsp:rsid wsp:val=&quot;00D962EF&quot;/&gt;&lt;wsp:rsid wsp:val=&quot;00D96E9E&quot;/&gt;&lt;wsp:rsid wsp:val=&quot;00D972CC&quot;/&gt;&lt;wsp:rsid wsp:val=&quot;00D97DEB&quot;/&gt;&lt;wsp:rsid wsp:val=&quot;00DA1FD8&quot;/&gt;&lt;wsp:rsid wsp:val=&quot;00DA401F&quot;/&gt;&lt;wsp:rsid wsp:val=&quot;00DA48C1&quot;/&gt;&lt;wsp:rsid wsp:val=&quot;00DA7838&quot;/&gt;&lt;wsp:rsid wsp:val=&quot;00DA7B7D&quot;/&gt;&lt;wsp:rsid wsp:val=&quot;00DB73B5&quot;/&gt;&lt;wsp:rsid wsp:val=&quot;00DC100A&quot;/&gt;&lt;wsp:rsid wsp:val=&quot;00DC5F7A&quot;/&gt;&lt;wsp:rsid wsp:val=&quot;00DC7FF1&quot;/&gt;&lt;wsp:rsid wsp:val=&quot;00DD2B25&quot;/&gt;&lt;wsp:rsid wsp:val=&quot;00DE10FA&quot;/&gt;&lt;wsp:rsid wsp:val=&quot;00DE6908&quot;/&gt;&lt;wsp:rsid wsp:val=&quot;00DF1EA9&quot;/&gt;&lt;wsp:rsid wsp:val=&quot;00DF6C13&quot;/&gt;&lt;wsp:rsid wsp:val=&quot;00E00102&quot;/&gt;&lt;wsp:rsid wsp:val=&quot;00E00787&quot;/&gt;&lt;wsp:rsid wsp:val=&quot;00E063A5&quot;/&gt;&lt;wsp:rsid wsp:val=&quot;00E15F21&quot;/&gt;&lt;wsp:rsid wsp:val=&quot;00E20FA8&quot;/&gt;&lt;wsp:rsid wsp:val=&quot;00E2192E&quot;/&gt;&lt;wsp:rsid wsp:val=&quot;00E27E79&quot;/&gt;&lt;wsp:rsid wsp:val=&quot;00E342D1&quot;/&gt;&lt;wsp:rsid wsp:val=&quot;00E43F81&quot;/&gt;&lt;wsp:rsid wsp:val=&quot;00E46595&quot;/&gt;&lt;wsp:rsid wsp:val=&quot;00E4782D&quot;/&gt;&lt;wsp:rsid wsp:val=&quot;00E566D5&quot;/&gt;&lt;wsp:rsid wsp:val=&quot;00E64666&quot;/&gt;&lt;wsp:rsid wsp:val=&quot;00E65D82&quot;/&gt;&lt;wsp:rsid wsp:val=&quot;00E7640C&quot;/&gt;&lt;wsp:rsid wsp:val=&quot;00E8012D&quot;/&gt;&lt;wsp:rsid wsp:val=&quot;00E93039&quot;/&gt;&lt;wsp:rsid wsp:val=&quot;00E93FDD&quot;/&gt;&lt;wsp:rsid wsp:val=&quot;00E94434&quot;/&gt;&lt;wsp:rsid wsp:val=&quot;00E959DC&quot;/&gt;&lt;wsp:rsid wsp:val=&quot;00EA72C8&quot;/&gt;&lt;wsp:rsid wsp:val=&quot;00EB005D&quot;/&gt;&lt;wsp:rsid wsp:val=&quot;00EB5214&quot;/&gt;&lt;wsp:rsid wsp:val=&quot;00EB5C2D&quot;/&gt;&lt;wsp:rsid wsp:val=&quot;00EC1304&quot;/&gt;&lt;wsp:rsid wsp:val=&quot;00EC2FD3&quot;/&gt;&lt;wsp:rsid wsp:val=&quot;00EC5F71&quot;/&gt;&lt;wsp:rsid wsp:val=&quot;00ED1103&quot;/&gt;&lt;wsp:rsid wsp:val=&quot;00ED1CF3&quot;/&gt;&lt;wsp:rsid wsp:val=&quot;00ED7703&quot;/&gt;&lt;wsp:rsid wsp:val=&quot;00ED7FD9&quot;/&gt;&lt;wsp:rsid wsp:val=&quot;00EE0781&quot;/&gt;&lt;wsp:rsid wsp:val=&quot;00EE3337&quot;/&gt;&lt;wsp:rsid wsp:val=&quot;00F17BFC&quot;/&gt;&lt;wsp:rsid wsp:val=&quot;00F3131B&quot;/&gt;&lt;wsp:rsid wsp:val=&quot;00F315B6&quot;/&gt;&lt;wsp:rsid wsp:val=&quot;00F43109&quot;/&gt;&lt;wsp:rsid wsp:val=&quot;00F5321E&quot;/&gt;&lt;wsp:rsid wsp:val=&quot;00F5487B&quot;/&gt;&lt;wsp:rsid wsp:val=&quot;00F54BC4&quot;/&gt;&lt;wsp:rsid wsp:val=&quot;00F56155&quot;/&gt;&lt;wsp:rsid wsp:val=&quot;00F5796B&quot;/&gt;&lt;wsp:rsid wsp:val=&quot;00F61B55&quot;/&gt;&lt;wsp:rsid wsp:val=&quot;00F63E08&quot;/&gt;&lt;wsp:rsid wsp:val=&quot;00F652EC&quot;/&gt;&lt;wsp:rsid wsp:val=&quot;00F714E3&quot;/&gt;&lt;wsp:rsid wsp:val=&quot;00F90415&quot;/&gt;&lt;wsp:rsid wsp:val=&quot;00F933D4&quot;/&gt;&lt;wsp:rsid wsp:val=&quot;00FA6999&quot;/&gt;&lt;wsp:rsid wsp:val=&quot;00FB25EF&quot;/&gt;&lt;wsp:rsid wsp:val=&quot;00FC6B2C&quot;/&gt;&lt;wsp:rsid wsp:val=&quot;00FC7C45&quot;/&gt;&lt;wsp:rsid wsp:val=&quot;00FD25F0&quot;/&gt;&lt;wsp:rsid wsp:val=&quot;00FD3F21&quot;/&gt;&lt;wsp:rsid wsp:val=&quot;00FD639E&quot;/&gt;&lt;wsp:rsid wsp:val=&quot;00FD646C&quot;/&gt;&lt;wsp:rsid wsp:val=&quot;00FE1BFA&quot;/&gt;&lt;wsp:rsid wsp:val=&quot;00FF6ECE&quot;/&gt;&lt;/wsp:rsids&gt;&lt;/w:docPr&gt;&lt;w:body&gt;&lt;wx:sect&gt;&lt;w:p wsp:rsidR=&quot;00000000&quot; wsp:rsidRPr=&quot;00ED1103&quot; wsp:rsidRDefault=&quot;00ED1103&quot; wsp:rsidP=&quot;00ED1103&quot;&gt;&lt;m:oMathPara&gt;&lt;m:oMathParaPr&gt;&lt;m:jc m:val=&quot;left&quot;/&gt;&lt;/m:oMathParaPr&gt;&lt;m:oMath&gt;&lt;m:r&gt;&lt;w:rPr&gt;&lt;w:rFonts w:ascii=&quot;Cambria Math&quot; w:h-ansi=&quot;Cambria Math&quot;/&gt;&lt;wx:font wx:val=&quot;Cambria Math&quot;/&gt;&lt;w:i/&gt;&lt;w:lang w:val=&quot;EN-US&quot;/&gt;&lt;/w:rPr&gt;&lt;m:t&gt;x=-5,-4,вЂ¦, 4, 5&lt;/m:t&gt;&lt;/m:r&gt;&lt;/m:oMath&gt;&lt;/m:oMathPara&gt;&lt;/w:p&gt;&lt;w:sectPr wsp:rsidR=&quot;00000000&quot; wsp:rsidRPr=&quot;00ED1103&quot;&gt;&lt;w:pgSz w:w=&quot;12240&quot; w:h=&quot;15840&quot;/&gt;&lt;w:pgMar w:top=&quot;1134&quot; w:right=&quot;850&quot; w:bottom=&quot;1134&quot; w:left=&quot;1701&quot; w:header=&quot;720&quot; w:footer=&quot;720&quot; w:gutter=&quot;0&quot;/&gt;&lt;w:cols w:space=&quot;720&quot;/&gt;&lt;/w:sectPr&gt;&lt;/wx:sect&gt;&lt;/w:body&gt;&lt;/w:wordDocument&gt;">
+                <v:shape id="_x0000_i1030" type="#_x0000_t75" style="width:112.2pt;height:18.7pt" equationxml="&lt;?xml version=&quot;1.0&quot; encoding=&quot;UTF-8&quot; standalone=&quot;yes&quot;?&gt;&#10;&lt;?mso-application progid=&quot;Word.Document&quot;?&gt;&#10;&lt;w:wordDocument xmlns:aml=&quot;http://schemas.microsoft.com/aml/2001/core&quot; xmlns:wpc=&quot;http://schemas.microsoft.com/office/word/2010/wordprocessingCanvas&quot; xmlns:dt=&quot;uuid:C2F41010-65B3-11d1-A29F-00AA00C14882&quot; xmlns:mc=&quot;http://schemas.openxmlformats.org/markup-compatibility/2006&quot; xmlns:o=&quot;urn:schemas-microsoft-com:office:office&quot; xmlns:m=&quot;http://schemas.openxmlformats.org/officeDocument/2006/math&quot; xmlns:v=&quot;urn:schemas-microsoft-com:vml&quot; xmlns:w10=&quot;urn:schemas-microsoft-com:office:word&quot; xmlns:w=&quot;http://schemas.microsoft.com/office/word/2003/wordml&quot; xmlns:wx=&quot;http://schemas.microsoft.com/office/word/2003/auxHint&quot; xmlns:wne=&quot;http://schemas.microsoft.com/office/word/2006/wordml&quot; xmlns:wsp=&quot;http://schemas.microsoft.com/office/word/2003/wordml/sp2&quot; xmlns:sl=&quot;http://schemas.microsoft.com/schemaLibrary/2003/core&quot; w:macrosPresent=&quot;no&quot; w:embeddedObjPresent=&quot;no&quot; w:ocxPresent=&quot;no&quot; xml:space=&quot;preserve&quot;&gt;&lt;w:ignoreSubtree w:val=&quot;http://schemas.microsoft.com/office/word/2003/wordml/sp2&quot;/&gt;&lt;o:DocumentProperties&gt;&lt;o:Version&gt;15&lt;/o:Version&gt;&lt;/o:DocumentProperties&gt;&lt;w:docPr&gt;&lt;w:view w:val=&quot;print&quot;/&gt;&lt;w:zoom w:percent=&quot;100&quot;/&gt;&lt;w:doNotEmbedSystemFonts/&gt;&lt;w:activeWritingStyle w:lang=&quot;RU&quot; w:vendorID=&quot;64&quot; w:dllVersion=&quot;131078&quot; w:nlCheck=&quot;on&quot; w:optionSet=&quot;0&quot;/&gt;&lt;w:activeWritingStyle w:lang=&quot;EN-US&quot; w:vendorID=&quot;64&quot; w:dllVersion=&quot;131078&quot; w:nlCheck=&quot;on&quot; w:optionSet=&quot;1&quot;/&gt;&lt;w:defaultTabStop w:val=&quot;709&quot;/&gt;&lt;w:punctuationKerning/&gt;&lt;w:characterSpacingControl w:val=&quot;DontCompress&quot;/&gt;&lt;w:optimizeForBrowser/&gt;&lt;w:relyOnVML/&gt;&lt;w:allowPNG/&gt;&lt;w:targetScreenSz w:val=&quot;800x600&quot;/&gt;&lt;w:validateAgainstSchema/&gt;&lt;w:saveInvalidXML w:val=&quot;off&quot;/&gt;&lt;w:ignoreMixedContent w:val=&quot;off&quot;/&gt;&lt;w:alwaysShowPlaceholderText w:val=&quot;off&quot;/&gt;&lt;w:compat&gt;&lt;w:breakWrappedTables/&gt;&lt;w:snapToGridInCell/&gt;&lt;w:wrapTextWithPunct/&gt;&lt;w:useAsianBreakRules/&gt;&lt;w:dontGrowAutofit/&gt;&lt;/w:compat&gt;&lt;wsp:rsids&gt;&lt;wsp:rsidRoot wsp:val=&quot;00F17BFC&quot;/&gt;&lt;wsp:rsid wsp:val=&quot;000015FE&quot;/&gt;&lt;wsp:rsid wsp:val=&quot;000020AD&quot;/&gt;&lt;wsp:rsid wsp:val=&quot;0000523D&quot;/&gt;&lt;wsp:rsid wsp:val=&quot;000130FB&quot;/&gt;&lt;wsp:rsid wsp:val=&quot;0001367F&quot;/&gt;&lt;wsp:rsid wsp:val=&quot;000155E8&quot;/&gt;&lt;wsp:rsid wsp:val=&quot;00025215&quot;/&gt;&lt;wsp:rsid wsp:val=&quot;000253B2&quot;/&gt;&lt;wsp:rsid wsp:val=&quot;00031C8A&quot;/&gt;&lt;wsp:rsid wsp:val=&quot;000363F4&quot;/&gt;&lt;wsp:rsid wsp:val=&quot;00037091&quot;/&gt;&lt;wsp:rsid wsp:val=&quot;00053D23&quot;/&gt;&lt;wsp:rsid wsp:val=&quot;00055BF9&quot;/&gt;&lt;wsp:rsid wsp:val=&quot;00071A86&quot;/&gt;&lt;wsp:rsid wsp:val=&quot;00075412&quot;/&gt;&lt;wsp:rsid wsp:val=&quot;00082343&quot;/&gt;&lt;wsp:rsid wsp:val=&quot;00086438&quot;/&gt;&lt;wsp:rsid wsp:val=&quot;0009597F&quot;/&gt;&lt;wsp:rsid wsp:val=&quot;00096739&quot;/&gt;&lt;wsp:rsid wsp:val=&quot;0009753E&quot;/&gt;&lt;wsp:rsid wsp:val=&quot;000A5F0E&quot;/&gt;&lt;wsp:rsid wsp:val=&quot;000A76C7&quot;/&gt;&lt;wsp:rsid wsp:val=&quot;000B0199&quot;/&gt;&lt;wsp:rsid wsp:val=&quot;000C133D&quot;/&gt;&lt;wsp:rsid wsp:val=&quot;000D1709&quot;/&gt;&lt;wsp:rsid wsp:val=&quot;000F1F4B&quot;/&gt;&lt;wsp:rsid wsp:val=&quot;000F653B&quot;/&gt;&lt;wsp:rsid wsp:val=&quot;00104B0D&quot;/&gt;&lt;wsp:rsid wsp:val=&quot;00113BAD&quot;/&gt;&lt;wsp:rsid wsp:val=&quot;00121FD3&quot;/&gt;&lt;wsp:rsid wsp:val=&quot;00122098&quot;/&gt;&lt;wsp:rsid wsp:val=&quot;00126A68&quot;/&gt;&lt;wsp:rsid wsp:val=&quot;00151066&quot;/&gt;&lt;wsp:rsid wsp:val=&quot;00152BCB&quot;/&gt;&lt;wsp:rsid wsp:val=&quot;00155363&quot;/&gt;&lt;wsp:rsid wsp:val=&quot;00156CA5&quot;/&gt;&lt;wsp:rsid wsp:val=&quot;00157F33&quot;/&gt;&lt;wsp:rsid wsp:val=&quot;0016527B&quot;/&gt;&lt;wsp:rsid wsp:val=&quot;00166C15&quot;/&gt;&lt;wsp:rsid wsp:val=&quot;0017747D&quot;/&gt;&lt;wsp:rsid wsp:val=&quot;00183260&quot;/&gt;&lt;wsp:rsid wsp:val=&quot;0018679A&quot;/&gt;&lt;wsp:rsid wsp:val=&quot;00187CE8&quot;/&gt;&lt;wsp:rsid wsp:val=&quot;001A656E&quot;/&gt;&lt;wsp:rsid wsp:val=&quot;001B3255&quot;/&gt;&lt;wsp:rsid wsp:val=&quot;001B39CF&quot;/&gt;&lt;wsp:rsid wsp:val=&quot;001B78BD&quot;/&gt;&lt;wsp:rsid wsp:val=&quot;001C75D0&quot;/&gt;&lt;wsp:rsid wsp:val=&quot;001D4708&quot;/&gt;&lt;wsp:rsid wsp:val=&quot;001D7D00&quot;/&gt;&lt;wsp:rsid wsp:val=&quot;001E58CE&quot;/&gt;&lt;wsp:rsid wsp:val=&quot;001F7BCF&quot;/&gt;&lt;wsp:rsid wsp:val=&quot;002011F0&quot;/&gt;&lt;wsp:rsid wsp:val=&quot;0021089B&quot;/&gt;&lt;wsp:rsid wsp:val=&quot;00211273&quot;/&gt;&lt;wsp:rsid wsp:val=&quot;002216B9&quot;/&gt;&lt;wsp:rsid wsp:val=&quot;00245440&quot;/&gt;&lt;wsp:rsid wsp:val=&quot;002502C0&quot;/&gt;&lt;wsp:rsid wsp:val=&quot;00250448&quot;/&gt;&lt;wsp:rsid wsp:val=&quot;002505E1&quot;/&gt;&lt;wsp:rsid wsp:val=&quot;002609F1&quot;/&gt;&lt;wsp:rsid wsp:val=&quot;00261B8C&quot;/&gt;&lt;wsp:rsid wsp:val=&quot;00262BFB&quot;/&gt;&lt;wsp:rsid wsp:val=&quot;00263DCD&quot;/&gt;&lt;wsp:rsid wsp:val=&quot;00265B61&quot;/&gt;&lt;wsp:rsid wsp:val=&quot;0027142D&quot;/&gt;&lt;wsp:rsid wsp:val=&quot;00280FE4&quot;/&gt;&lt;wsp:rsid wsp:val=&quot;00281B34&quot;/&gt;&lt;wsp:rsid wsp:val=&quot;00283182&quot;/&gt;&lt;wsp:rsid wsp:val=&quot;00285CE0&quot;/&gt;&lt;wsp:rsid wsp:val=&quot;002877F1&quot;/&gt;&lt;wsp:rsid wsp:val=&quot;002A20DC&quot;/&gt;&lt;wsp:rsid wsp:val=&quot;002A2337&quot;/&gt;&lt;wsp:rsid wsp:val=&quot;002A4655&quot;/&gt;&lt;wsp:rsid wsp:val=&quot;002A5086&quot;/&gt;&lt;wsp:rsid wsp:val=&quot;002A58BB&quot;/&gt;&lt;wsp:rsid wsp:val=&quot;002B0635&quot;/&gt;&lt;wsp:rsid wsp:val=&quot;002B10C4&quot;/&gt;&lt;wsp:rsid wsp:val=&quot;002B16ED&quot;/&gt;&lt;wsp:rsid wsp:val=&quot;002B5E09&quot;/&gt;&lt;wsp:rsid wsp:val=&quot;002C167F&quot;/&gt;&lt;wsp:rsid wsp:val=&quot;002C660C&quot;/&gt;&lt;wsp:rsid wsp:val=&quot;002C6629&quot;/&gt;&lt;wsp:rsid wsp:val=&quot;002D1FCC&quot;/&gt;&lt;wsp:rsid wsp:val=&quot;002E0E6E&quot;/&gt;&lt;wsp:rsid wsp:val=&quot;003003E6&quot;/&gt;&lt;wsp:rsid wsp:val=&quot;0030769D&quot;/&gt;&lt;wsp:rsid wsp:val=&quot;003107E9&quot;/&gt;&lt;wsp:rsid wsp:val=&quot;00313B72&quot;/&gt;&lt;wsp:rsid wsp:val=&quot;00314B92&quot;/&gt;&lt;wsp:rsid wsp:val=&quot;00317A20&quot;/&gt;&lt;wsp:rsid wsp:val=&quot;00335A54&quot;/&gt;&lt;wsp:rsid wsp:val=&quot;00335D79&quot;/&gt;&lt;wsp:rsid wsp:val=&quot;00336CFE&quot;/&gt;&lt;wsp:rsid wsp:val=&quot;00337C4C&quot;/&gt;&lt;wsp:rsid wsp:val=&quot;0034103F&quot;/&gt;&lt;wsp:rsid wsp:val=&quot;00341D31&quot;/&gt;&lt;wsp:rsid wsp:val=&quot;0034650A&quot;/&gt;&lt;wsp:rsid wsp:val=&quot;00346A56&quot;/&gt;&lt;wsp:rsid wsp:val=&quot;003510C4&quot;/&gt;&lt;wsp:rsid wsp:val=&quot;00355841&quot;/&gt;&lt;wsp:rsid wsp:val=&quot;00355C8B&quot;/&gt;&lt;wsp:rsid wsp:val=&quot;00356C58&quot;/&gt;&lt;wsp:rsid wsp:val=&quot;00360561&quot;/&gt;&lt;wsp:rsid wsp:val=&quot;003749ED&quot;/&gt;&lt;wsp:rsid wsp:val=&quot;00376926&quot;/&gt;&lt;wsp:rsid wsp:val=&quot;00377515&quot;/&gt;&lt;wsp:rsid wsp:val=&quot;00377DA6&quot;/&gt;&lt;wsp:rsid wsp:val=&quot;0038142C&quot;/&gt;&lt;wsp:rsid wsp:val=&quot;00394CAE&quot;/&gt;&lt;wsp:rsid wsp:val=&quot;003A1C63&quot;/&gt;&lt;wsp:rsid wsp:val=&quot;003A529D&quot;/&gt;&lt;wsp:rsid wsp:val=&quot;003A639A&quot;/&gt;&lt;wsp:rsid wsp:val=&quot;003A7393&quot;/&gt;&lt;wsp:rsid wsp:val=&quot;003B0CD6&quot;/&gt;&lt;wsp:rsid wsp:val=&quot;003B56AF&quot;/&gt;&lt;wsp:rsid wsp:val=&quot;003C7EA6&quot;/&gt;&lt;wsp:rsid wsp:val=&quot;003D0C0A&quot;/&gt;&lt;wsp:rsid wsp:val=&quot;003D5BF9&quot;/&gt;&lt;wsp:rsid wsp:val=&quot;003E399C&quot;/&gt;&lt;wsp:rsid wsp:val=&quot;003F0F8F&quot;/&gt;&lt;wsp:rsid wsp:val=&quot;003F10D2&quot;/&gt;&lt;wsp:rsid wsp:val=&quot;003F3451&quot;/&gt;&lt;wsp:rsid wsp:val=&quot;003F42B0&quot;/&gt;&lt;wsp:rsid wsp:val=&quot;003F5570&quot;/&gt;&lt;wsp:rsid wsp:val=&quot;003F5F74&quot;/&gt;&lt;wsp:rsid wsp:val=&quot;00401534&quot;/&gt;&lt;wsp:rsid wsp:val=&quot;00423B98&quot;/&gt;&lt;wsp:rsid wsp:val=&quot;004259C3&quot;/&gt;&lt;wsp:rsid wsp:val=&quot;00426790&quot;/&gt;&lt;wsp:rsid wsp:val=&quot;00430592&quot;/&gt;&lt;wsp:rsid wsp:val=&quot;004445EE&quot;/&gt;&lt;wsp:rsid wsp:val=&quot;00444CF3&quot;/&gt;&lt;wsp:rsid wsp:val=&quot;0044653F&quot;/&gt;&lt;wsp:rsid wsp:val=&quot;00452126&quot;/&gt;&lt;wsp:rsid wsp:val=&quot;00453488&quot;/&gt;&lt;wsp:rsid wsp:val=&quot;004559C1&quot;/&gt;&lt;wsp:rsid wsp:val=&quot;0045713C&quot;/&gt;&lt;wsp:rsid wsp:val=&quot;00466BD5&quot;/&gt;&lt;wsp:rsid wsp:val=&quot;00466CCB&quot;/&gt;&lt;wsp:rsid wsp:val=&quot;00470CB9&quot;/&gt;&lt;wsp:rsid wsp:val=&quot;00472FDB&quot;/&gt;&lt;wsp:rsid wsp:val=&quot;004759E5&quot;/&gt;&lt;wsp:rsid wsp:val=&quot;00475FFF&quot;/&gt;&lt;wsp:rsid wsp:val=&quot;00477023&quot;/&gt;&lt;wsp:rsid wsp:val=&quot;00481F6A&quot;/&gt;&lt;wsp:rsid wsp:val=&quot;00485A31&quot;/&gt;&lt;wsp:rsid wsp:val=&quot;004963F1&quot;/&gt;&lt;wsp:rsid wsp:val=&quot;004B0CC3&quot;/&gt;&lt;wsp:rsid wsp:val=&quot;004B38E0&quot;/&gt;&lt;wsp:rsid wsp:val=&quot;004C52E9&quot;/&gt;&lt;wsp:rsid wsp:val=&quot;004D6B38&quot;/&gt;&lt;wsp:rsid wsp:val=&quot;004D7D2F&quot;/&gt;&lt;wsp:rsid wsp:val=&quot;004E1CCC&quot;/&gt;&lt;wsp:rsid wsp:val=&quot;004E4469&quot;/&gt;&lt;wsp:rsid wsp:val=&quot;004F088A&quot;/&gt;&lt;wsp:rsid wsp:val=&quot;004F220F&quot;/&gt;&lt;wsp:rsid wsp:val=&quot;004F4438&quot;/&gt;&lt;wsp:rsid wsp:val=&quot;005030A0&quot;/&gt;&lt;wsp:rsid wsp:val=&quot;00505CF2&quot;/&gt;&lt;wsp:rsid wsp:val=&quot;005060C1&quot;/&gt;&lt;wsp:rsid wsp:val=&quot;00507371&quot;/&gt;&lt;wsp:rsid wsp:val=&quot;00521F7C&quot;/&gt;&lt;wsp:rsid wsp:val=&quot;00523A61&quot;/&gt;&lt;wsp:rsid wsp:val=&quot;005251E9&quot;/&gt;&lt;wsp:rsid wsp:val=&quot;005275BF&quot;/&gt;&lt;wsp:rsid wsp:val=&quot;00540A04&quot;/&gt;&lt;wsp:rsid wsp:val=&quot;005444D2&quot;/&gt;&lt;wsp:rsid wsp:val=&quot;00550CA4&quot;/&gt;&lt;wsp:rsid wsp:val=&quot;00552AC9&quot;/&gt;&lt;wsp:rsid wsp:val=&quot;00553B46&quot;/&gt;&lt;wsp:rsid wsp:val=&quot;005619DB&quot;/&gt;&lt;wsp:rsid wsp:val=&quot;0056618B&quot;/&gt;&lt;wsp:rsid wsp:val=&quot;00576F73&quot;/&gt;&lt;wsp:rsid wsp:val=&quot;005913E4&quot;/&gt;&lt;wsp:rsid wsp:val=&quot;00593EE0&quot;/&gt;&lt;wsp:rsid wsp:val=&quot;0059682E&quot;/&gt;&lt;wsp:rsid wsp:val=&quot;005974B2&quot;/&gt;&lt;wsp:rsid wsp:val=&quot;005A646F&quot;/&gt;&lt;wsp:rsid wsp:val=&quot;005B016B&quot;/&gt;&lt;wsp:rsid wsp:val=&quot;005B2FE8&quot;/&gt;&lt;wsp:rsid wsp:val=&quot;005C21CD&quot;/&gt;&lt;wsp:rsid wsp:val=&quot;005C3AB7&quot;/&gt;&lt;wsp:rsid wsp:val=&quot;005C3D63&quot;/&gt;&lt;wsp:rsid wsp:val=&quot;005C7C31&quot;/&gt;&lt;wsp:rsid wsp:val=&quot;005D27CC&quot;/&gt;&lt;wsp:rsid wsp:val=&quot;005D34FE&quot;/&gt;&lt;wsp:rsid wsp:val=&quot;005D4C1A&quot;/&gt;&lt;wsp:rsid wsp:val=&quot;005D6E0B&quot;/&gt;&lt;wsp:rsid wsp:val=&quot;005D73C4&quot;/&gt;&lt;wsp:rsid wsp:val=&quot;005E1677&quot;/&gt;&lt;wsp:rsid wsp:val=&quot;005E5F3C&quot;/&gt;&lt;wsp:rsid wsp:val=&quot;005E756A&quot;/&gt;&lt;wsp:rsid wsp:val=&quot;005F086A&quot;/&gt;&lt;wsp:rsid wsp:val=&quot;005F47EF&quot;/&gt;&lt;wsp:rsid wsp:val=&quot;006050B7&quot;/&gt;&lt;wsp:rsid wsp:val=&quot;006100BB&quot;/&gt;&lt;wsp:rsid wsp:val=&quot;00610BBB&quot;/&gt;&lt;wsp:rsid wsp:val=&quot;006149CB&quot;/&gt;&lt;wsp:rsid wsp:val=&quot;00616977&quot;/&gt;&lt;wsp:rsid wsp:val=&quot;00620374&quot;/&gt;&lt;wsp:rsid wsp:val=&quot;006267E5&quot;/&gt;&lt;wsp:rsid wsp:val=&quot;00627960&quot;/&gt;&lt;wsp:rsid wsp:val=&quot;00630354&quot;/&gt;&lt;wsp:rsid wsp:val=&quot;00630A7F&quot;/&gt;&lt;wsp:rsid wsp:val=&quot;006348A2&quot;/&gt;&lt;wsp:rsid wsp:val=&quot;00660484&quot;/&gt;&lt;wsp:rsid wsp:val=&quot;0066696E&quot;/&gt;&lt;wsp:rsid wsp:val=&quot;00672148&quot;/&gt;&lt;wsp:rsid wsp:val=&quot;00674F02&quot;/&gt;&lt;wsp:rsid wsp:val=&quot;00683589&quot;/&gt;&lt;wsp:rsid wsp:val=&quot;00692F2D&quot;/&gt;&lt;wsp:rsid wsp:val=&quot;00695DB3&quot;/&gt;&lt;wsp:rsid wsp:val=&quot;00696A4B&quot;/&gt;&lt;wsp:rsid wsp:val=&quot;006D4B8B&quot;/&gt;&lt;wsp:rsid wsp:val=&quot;006D5F14&quot;/&gt;&lt;wsp:rsid wsp:val=&quot;0070086F&quot;/&gt;&lt;wsp:rsid wsp:val=&quot;00705634&quot;/&gt;&lt;wsp:rsid wsp:val=&quot;007067BA&quot;/&gt;&lt;wsp:rsid wsp:val=&quot;00714F33&quot;/&gt;&lt;wsp:rsid wsp:val=&quot;0071679F&quot;/&gt;&lt;wsp:rsid wsp:val=&quot;00717504&quot;/&gt;&lt;wsp:rsid wsp:val=&quot;007231F6&quot;/&gt;&lt;wsp:rsid wsp:val=&quot;00733B95&quot;/&gt;&lt;wsp:rsid wsp:val=&quot;0073621B&quot;/&gt;&lt;wsp:rsid wsp:val=&quot;007424F3&quot;/&gt;&lt;wsp:rsid wsp:val=&quot;00742C3E&quot;/&gt;&lt;wsp:rsid wsp:val=&quot;00745A66&quot;/&gt;&lt;wsp:rsid wsp:val=&quot;00746ED1&quot;/&gt;&lt;wsp:rsid wsp:val=&quot;007502C5&quot;/&gt;&lt;wsp:rsid wsp:val=&quot;0075623B&quot;/&gt;&lt;wsp:rsid wsp:val=&quot;00762280&quot;/&gt;&lt;wsp:rsid wsp:val=&quot;007646E2&quot;/&gt;&lt;wsp:rsid wsp:val=&quot;0077264F&quot;/&gt;&lt;wsp:rsid wsp:val=&quot;007B06BB&quot;/&gt;&lt;wsp:rsid wsp:val=&quot;007B125F&quot;/&gt;&lt;wsp:rsid wsp:val=&quot;007B1270&quot;/&gt;&lt;wsp:rsid wsp:val=&quot;007B359A&quot;/&gt;&lt;wsp:rsid wsp:val=&quot;007B5E01&quot;/&gt;&lt;wsp:rsid wsp:val=&quot;007C2D18&quot;/&gt;&lt;wsp:rsid wsp:val=&quot;007C5AC0&quot;/&gt;&lt;wsp:rsid wsp:val=&quot;007D18FC&quot;/&gt;&lt;wsp:rsid wsp:val=&quot;007E4570&quot;/&gt;&lt;wsp:rsid wsp:val=&quot;007F3E0A&quot;/&gt;&lt;wsp:rsid wsp:val=&quot;007F4553&quot;/&gt;&lt;wsp:rsid wsp:val=&quot;00803D40&quot;/&gt;&lt;wsp:rsid wsp:val=&quot;008041CD&quot;/&gt;&lt;wsp:rsid wsp:val=&quot;008106D5&quot;/&gt;&lt;wsp:rsid wsp:val=&quot;00812A2E&quot;/&gt;&lt;wsp:rsid wsp:val=&quot;00814F89&quot;/&gt;&lt;wsp:rsid wsp:val=&quot;00826210&quot;/&gt;&lt;wsp:rsid wsp:val=&quot;0082739F&quot;/&gt;&lt;wsp:rsid wsp:val=&quot;0082757B&quot;/&gt;&lt;wsp:rsid wsp:val=&quot;008321BC&quot;/&gt;&lt;wsp:rsid wsp:val=&quot;0084149E&quot;/&gt;&lt;wsp:rsid wsp:val=&quot;008461BB&quot;/&gt;&lt;wsp:rsid wsp:val=&quot;00867297&quot;/&gt;&lt;wsp:rsid wsp:val=&quot;00873C69&quot;/&gt;&lt;wsp:rsid wsp:val=&quot;008740F9&quot;/&gt;&lt;wsp:rsid wsp:val=&quot;00874DAC&quot;/&gt;&lt;wsp:rsid wsp:val=&quot;008943CF&quot;/&gt;&lt;wsp:rsid wsp:val=&quot;00897827&quot;/&gt;&lt;wsp:rsid wsp:val=&quot;008B29B1&quot;/&gt;&lt;wsp:rsid wsp:val=&quot;008B4ADC&quot;/&gt;&lt;wsp:rsid wsp:val=&quot;008B7E6A&quot;/&gt;&lt;wsp:rsid wsp:val=&quot;008C0502&quot;/&gt;&lt;wsp:rsid wsp:val=&quot;008C1D49&quot;/&gt;&lt;wsp:rsid wsp:val=&quot;008D1EE9&quot;/&gt;&lt;wsp:rsid wsp:val=&quot;008D210D&quot;/&gt;&lt;wsp:rsid wsp:val=&quot;008E1E3C&quot;/&gt;&lt;wsp:rsid wsp:val=&quot;008E409E&quot;/&gt;&lt;wsp:rsid wsp:val=&quot;008E680D&quot;/&gt;&lt;wsp:rsid wsp:val=&quot;008E76C6&quot;/&gt;&lt;wsp:rsid wsp:val=&quot;008F20B2&quot;/&gt;&lt;wsp:rsid wsp:val=&quot;008F3070&quot;/&gt;&lt;wsp:rsid wsp:val=&quot;008F7AD3&quot;/&gt;&lt;wsp:rsid wsp:val=&quot;00911087&quot;/&gt;&lt;wsp:rsid wsp:val=&quot;00912471&quot;/&gt;&lt;wsp:rsid wsp:val=&quot;009124C6&quot;/&gt;&lt;wsp:rsid wsp:val=&quot;00914211&quot;/&gt;&lt;wsp:rsid wsp:val=&quot;00916A02&quot;/&gt;&lt;wsp:rsid wsp:val=&quot;00922BCD&quot;/&gt;&lt;wsp:rsid wsp:val=&quot;009246E7&quot;/&gt;&lt;wsp:rsid wsp:val=&quot;00931851&quot;/&gt;&lt;wsp:rsid wsp:val=&quot;00940DC3&quot;/&gt;&lt;wsp:rsid wsp:val=&quot;00944B78&quot;/&gt;&lt;wsp:rsid wsp:val=&quot;00944DD2&quot;/&gt;&lt;wsp:rsid wsp:val=&quot;0094502F&quot;/&gt;&lt;wsp:rsid wsp:val=&quot;009521B0&quot;/&gt;&lt;wsp:rsid wsp:val=&quot;00964FDA&quot;/&gt;&lt;wsp:rsid wsp:val=&quot;00967E9E&quot;/&gt;&lt;wsp:rsid wsp:val=&quot;0098119B&quot;/&gt;&lt;wsp:rsid wsp:val=&quot;009828EF&quot;/&gt;&lt;wsp:rsid wsp:val=&quot;009943D5&quot;/&gt;&lt;wsp:rsid wsp:val=&quot;009A5231&quot;/&gt;&lt;wsp:rsid wsp:val=&quot;009A60FF&quot;/&gt;&lt;wsp:rsid wsp:val=&quot;009B6115&quot;/&gt;&lt;wsp:rsid wsp:val=&quot;009B783B&quot;/&gt;&lt;wsp:rsid wsp:val=&quot;009C16FE&quot;/&gt;&lt;wsp:rsid wsp:val=&quot;009C1ED3&quot;/&gt;&lt;wsp:rsid wsp:val=&quot;009D0F4C&quot;/&gt;&lt;wsp:rsid wsp:val=&quot;009D596F&quot;/&gt;&lt;wsp:rsid wsp:val=&quot;009E22C6&quot;/&gt;&lt;wsp:rsid wsp:val=&quot;009F1D97&quot;/&gt;&lt;wsp:rsid wsp:val=&quot;009F3FC2&quot;/&gt;&lt;wsp:rsid wsp:val=&quot;009F67C3&quot;/&gt;&lt;wsp:rsid wsp:val=&quot;009F7EC0&quot;/&gt;&lt;wsp:rsid wsp:val=&quot;00A174F4&quot;/&gt;&lt;wsp:rsid wsp:val=&quot;00A3232E&quot;/&gt;&lt;wsp:rsid wsp:val=&quot;00A36A98&quot;/&gt;&lt;wsp:rsid wsp:val=&quot;00A409EE&quot;/&gt;&lt;wsp:rsid wsp:val=&quot;00A417AE&quot;/&gt;&lt;wsp:rsid wsp:val=&quot;00A47657&quot;/&gt;&lt;wsp:rsid wsp:val=&quot;00A52B15&quot;/&gt;&lt;wsp:rsid wsp:val=&quot;00A57D23&quot;/&gt;&lt;wsp:rsid wsp:val=&quot;00A6067B&quot;/&gt;&lt;wsp:rsid wsp:val=&quot;00A62E66&quot;/&gt;&lt;wsp:rsid wsp:val=&quot;00A71B83&quot;/&gt;&lt;wsp:rsid wsp:val=&quot;00A76388&quot;/&gt;&lt;wsp:rsid wsp:val=&quot;00A7745F&quot;/&gt;&lt;wsp:rsid wsp:val=&quot;00A84F2E&quot;/&gt;&lt;wsp:rsid wsp:val=&quot;00A8792B&quot;/&gt;&lt;wsp:rsid wsp:val=&quot;00A941B4&quot;/&gt;&lt;wsp:rsid wsp:val=&quot;00A97DDB&quot;/&gt;&lt;wsp:rsid wsp:val=&quot;00AA732A&quot;/&gt;&lt;wsp:rsid wsp:val=&quot;00AC2974&quot;/&gt;&lt;wsp:rsid wsp:val=&quot;00AC2D1E&quot;/&gt;&lt;wsp:rsid wsp:val=&quot;00AC61BE&quot;/&gt;&lt;wsp:rsid wsp:val=&quot;00AC66F4&quot;/&gt;&lt;wsp:rsid wsp:val=&quot;00AE01D6&quot;/&gt;&lt;wsp:rsid wsp:val=&quot;00AE3B5F&quot;/&gt;&lt;wsp:rsid wsp:val=&quot;00AE5FAA&quot;/&gt;&lt;wsp:rsid wsp:val=&quot;00AF7B8C&quot;/&gt;&lt;wsp:rsid wsp:val=&quot;00B01D04&quot;/&gt;&lt;wsp:rsid wsp:val=&quot;00B01E8D&quot;/&gt;&lt;wsp:rsid wsp:val=&quot;00B05E9F&quot;/&gt;&lt;wsp:rsid wsp:val=&quot;00B10924&quot;/&gt;&lt;wsp:rsid wsp:val=&quot;00B1280F&quot;/&gt;&lt;wsp:rsid wsp:val=&quot;00B13497&quot;/&gt;&lt;wsp:rsid wsp:val=&quot;00B21005&quot;/&gt;&lt;wsp:rsid wsp:val=&quot;00B24A79&quot;/&gt;&lt;wsp:rsid wsp:val=&quot;00B349C7&quot;/&gt;&lt;wsp:rsid wsp:val=&quot;00B40640&quot;/&gt;&lt;wsp:rsid wsp:val=&quot;00B42704&quot;/&gt;&lt;wsp:rsid wsp:val=&quot;00B47538&quot;/&gt;&lt;wsp:rsid wsp:val=&quot;00B47FDB&quot;/&gt;&lt;wsp:rsid wsp:val=&quot;00B50C83&quot;/&gt;&lt;wsp:rsid wsp:val=&quot;00B51C18&quot;/&gt;&lt;wsp:rsid wsp:val=&quot;00B574CE&quot;/&gt;&lt;wsp:rsid wsp:val=&quot;00B60350&quot;/&gt;&lt;wsp:rsid wsp:val=&quot;00B60F2C&quot;/&gt;&lt;wsp:rsid wsp:val=&quot;00B614CB&quot;/&gt;&lt;wsp:rsid wsp:val=&quot;00B6236F&quot;/&gt;&lt;wsp:rsid wsp:val=&quot;00B725EB&quot;/&gt;&lt;wsp:rsid wsp:val=&quot;00B75C00&quot;/&gt;&lt;wsp:rsid wsp:val=&quot;00B85C85&quot;/&gt;&lt;wsp:rsid wsp:val=&quot;00B877B8&quot;/&gt;&lt;wsp:rsid wsp:val=&quot;00B96068&quot;/&gt;&lt;wsp:rsid wsp:val=&quot;00BA1F4C&quot;/&gt;&lt;wsp:rsid wsp:val=&quot;00BA2CB8&quot;/&gt;&lt;wsp:rsid wsp:val=&quot;00BA4B27&quot;/&gt;&lt;wsp:rsid wsp:val=&quot;00BA7DE1&quot;/&gt;&lt;wsp:rsid wsp:val=&quot;00BB0F44&quot;/&gt;&lt;wsp:rsid wsp:val=&quot;00BB3AA5&quot;/&gt;&lt;wsp:rsid wsp:val=&quot;00BC03E9&quot;/&gt;&lt;wsp:rsid wsp:val=&quot;00BC6029&quot;/&gt;&lt;wsp:rsid wsp:val=&quot;00BD7149&quot;/&gt;&lt;wsp:rsid wsp:val=&quot;00BE1443&quot;/&gt;&lt;wsp:rsid wsp:val=&quot;00BE1990&quot;/&gt;&lt;wsp:rsid wsp:val=&quot;00BE23D5&quot;/&gt;&lt;wsp:rsid wsp:val=&quot;00BF0062&quot;/&gt;&lt;wsp:rsid wsp:val=&quot;00C02818&quot;/&gt;&lt;wsp:rsid wsp:val=&quot;00C11695&quot;/&gt;&lt;wsp:rsid wsp:val=&quot;00C165EF&quot;/&gt;&lt;wsp:rsid wsp:val=&quot;00C20BBD&quot;/&gt;&lt;wsp:rsid wsp:val=&quot;00C20D2C&quot;/&gt;&lt;wsp:rsid wsp:val=&quot;00C372B8&quot;/&gt;&lt;wsp:rsid wsp:val=&quot;00C40493&quot;/&gt;&lt;wsp:rsid wsp:val=&quot;00C435F2&quot;/&gt;&lt;wsp:rsid wsp:val=&quot;00C446FA&quot;/&gt;&lt;wsp:rsid wsp:val=&quot;00C46AB7&quot;/&gt;&lt;wsp:rsid wsp:val=&quot;00C47084&quot;/&gt;&lt;wsp:rsid wsp:val=&quot;00C47155&quot;/&gt;&lt;wsp:rsid wsp:val=&quot;00C54CBA&quot;/&gt;&lt;wsp:rsid wsp:val=&quot;00C650DD&quot;/&gt;&lt;wsp:rsid wsp:val=&quot;00C714A9&quot;/&gt;&lt;wsp:rsid wsp:val=&quot;00C7366E&quot;/&gt;&lt;wsp:rsid wsp:val=&quot;00C8717E&quot;/&gt;&lt;wsp:rsid wsp:val=&quot;00C93B32&quot;/&gt;&lt;wsp:rsid wsp:val=&quot;00CB61CC&quot;/&gt;&lt;wsp:rsid wsp:val=&quot;00CC1BA4&quot;/&gt;&lt;wsp:rsid wsp:val=&quot;00CC36DA&quot;/&gt;&lt;wsp:rsid wsp:val=&quot;00CC664E&quot;/&gt;&lt;wsp:rsid wsp:val=&quot;00CC75E7&quot;/&gt;&lt;wsp:rsid wsp:val=&quot;00CD0591&quot;/&gt;&lt;wsp:rsid wsp:val=&quot;00CD2517&quot;/&gt;&lt;wsp:rsid wsp:val=&quot;00CD2B80&quot;/&gt;&lt;wsp:rsid wsp:val=&quot;00CD7723&quot;/&gt;&lt;wsp:rsid wsp:val=&quot;00CF6702&quot;/&gt;&lt;wsp:rsid wsp:val=&quot;00D028D3&quot;/&gt;&lt;wsp:rsid wsp:val=&quot;00D070FD&quot;/&gt;&lt;wsp:rsid wsp:val=&quot;00D11841&quot;/&gt;&lt;wsp:rsid wsp:val=&quot;00D13F40&quot;/&gt;&lt;wsp:rsid wsp:val=&quot;00D21DFB&quot;/&gt;&lt;wsp:rsid wsp:val=&quot;00D21E1C&quot;/&gt;&lt;wsp:rsid wsp:val=&quot;00D24114&quot;/&gt;&lt;wsp:rsid wsp:val=&quot;00D26B32&quot;/&gt;&lt;wsp:rsid wsp:val=&quot;00D326DE&quot;/&gt;&lt;wsp:rsid wsp:val=&quot;00D34FE3&quot;/&gt;&lt;wsp:rsid wsp:val=&quot;00D4026E&quot;/&gt;&lt;wsp:rsid wsp:val=&quot;00D443A1&quot;/&gt;&lt;wsp:rsid wsp:val=&quot;00D445BE&quot;/&gt;&lt;wsp:rsid wsp:val=&quot;00D51306&quot;/&gt;&lt;wsp:rsid wsp:val=&quot;00D52A38&quot;/&gt;&lt;wsp:rsid wsp:val=&quot;00D57661&quot;/&gt;&lt;wsp:rsid wsp:val=&quot;00D63DFB&quot;/&gt;&lt;wsp:rsid wsp:val=&quot;00D67603&quot;/&gt;&lt;wsp:rsid wsp:val=&quot;00D70552&quot;/&gt;&lt;wsp:rsid wsp:val=&quot;00D93A03&quot;/&gt;&lt;wsp:rsid wsp:val=&quot;00D962EF&quot;/&gt;&lt;wsp:rsid wsp:val=&quot;00D96E9E&quot;/&gt;&lt;wsp:rsid wsp:val=&quot;00D972CC&quot;/&gt;&lt;wsp:rsid wsp:val=&quot;00D97DEB&quot;/&gt;&lt;wsp:rsid wsp:val=&quot;00DA1FD8&quot;/&gt;&lt;wsp:rsid wsp:val=&quot;00DA401F&quot;/&gt;&lt;wsp:rsid wsp:val=&quot;00DA48C1&quot;/&gt;&lt;wsp:rsid wsp:val=&quot;00DA7838&quot;/&gt;&lt;wsp:rsid wsp:val=&quot;00DA7B7D&quot;/&gt;&lt;wsp:rsid wsp:val=&quot;00DB73B5&quot;/&gt;&lt;wsp:rsid wsp:val=&quot;00DC100A&quot;/&gt;&lt;wsp:rsid wsp:val=&quot;00DC5F7A&quot;/&gt;&lt;wsp:rsid wsp:val=&quot;00DC7FF1&quot;/&gt;&lt;wsp:rsid wsp:val=&quot;00DD2B25&quot;/&gt;&lt;wsp:rsid wsp:val=&quot;00DE10FA&quot;/&gt;&lt;wsp:rsid wsp:val=&quot;00DE6908&quot;/&gt;&lt;wsp:rsid wsp:val=&quot;00DF1EA9&quot;/&gt;&lt;wsp:rsid wsp:val=&quot;00DF6C13&quot;/&gt;&lt;wsp:rsid wsp:val=&quot;00E00102&quot;/&gt;&lt;wsp:rsid wsp:val=&quot;00E00787&quot;/&gt;&lt;wsp:rsid wsp:val=&quot;00E063A5&quot;/&gt;&lt;wsp:rsid wsp:val=&quot;00E15F21&quot;/&gt;&lt;wsp:rsid wsp:val=&quot;00E20FA8&quot;/&gt;&lt;wsp:rsid wsp:val=&quot;00E2192E&quot;/&gt;&lt;wsp:rsid wsp:val=&quot;00E27E79&quot;/&gt;&lt;wsp:rsid wsp:val=&quot;00E342D1&quot;/&gt;&lt;wsp:rsid wsp:val=&quot;00E43F81&quot;/&gt;&lt;wsp:rsid wsp:val=&quot;00E46595&quot;/&gt;&lt;wsp:rsid wsp:val=&quot;00E4782D&quot;/&gt;&lt;wsp:rsid wsp:val=&quot;00E566D5&quot;/&gt;&lt;wsp:rsid wsp:val=&quot;00E64666&quot;/&gt;&lt;wsp:rsid wsp:val=&quot;00E65D82&quot;/&gt;&lt;wsp:rsid wsp:val=&quot;00E7640C&quot;/&gt;&lt;wsp:rsid wsp:val=&quot;00E8012D&quot;/&gt;&lt;wsp:rsid wsp:val=&quot;00E93039&quot;/&gt;&lt;wsp:rsid wsp:val=&quot;00E93FDD&quot;/&gt;&lt;wsp:rsid wsp:val=&quot;00E94434&quot;/&gt;&lt;wsp:rsid wsp:val=&quot;00E959DC&quot;/&gt;&lt;wsp:rsid wsp:val=&quot;00EA72C8&quot;/&gt;&lt;wsp:rsid wsp:val=&quot;00EB005D&quot;/&gt;&lt;wsp:rsid wsp:val=&quot;00EB5214&quot;/&gt;&lt;wsp:rsid wsp:val=&quot;00EB5C2D&quot;/&gt;&lt;wsp:rsid wsp:val=&quot;00EC1304&quot;/&gt;&lt;wsp:rsid wsp:val=&quot;00EC2FD3&quot;/&gt;&lt;wsp:rsid wsp:val=&quot;00EC5F71&quot;/&gt;&lt;wsp:rsid wsp:val=&quot;00ED1103&quot;/&gt;&lt;wsp:rsid wsp:val=&quot;00ED1CF3&quot;/&gt;&lt;wsp:rsid wsp:val=&quot;00ED7703&quot;/&gt;&lt;wsp:rsid wsp:val=&quot;00ED7FD9&quot;/&gt;&lt;wsp:rsid wsp:val=&quot;00EE0781&quot;/&gt;&lt;wsp:rsid wsp:val=&quot;00EE3337&quot;/&gt;&lt;wsp:rsid wsp:val=&quot;00F17BFC&quot;/&gt;&lt;wsp:rsid wsp:val=&quot;00F3131B&quot;/&gt;&lt;wsp:rsid wsp:val=&quot;00F315B6&quot;/&gt;&lt;wsp:rsid wsp:val=&quot;00F43109&quot;/&gt;&lt;wsp:rsid wsp:val=&quot;00F5321E&quot;/&gt;&lt;wsp:rsid wsp:val=&quot;00F5487B&quot;/&gt;&lt;wsp:rsid wsp:val=&quot;00F54BC4&quot;/&gt;&lt;wsp:rsid wsp:val=&quot;00F56155&quot;/&gt;&lt;wsp:rsid wsp:val=&quot;00F5796B&quot;/&gt;&lt;wsp:rsid wsp:val=&quot;00F61B55&quot;/&gt;&lt;wsp:rsid wsp:val=&quot;00F63E08&quot;/&gt;&lt;wsp:rsid wsp:val=&quot;00F652EC&quot;/&gt;&lt;wsp:rsid wsp:val=&quot;00F714E3&quot;/&gt;&lt;wsp:rsid wsp:val=&quot;00F90415&quot;/&gt;&lt;wsp:rsid wsp:val=&quot;00F933D4&quot;/&gt;&lt;wsp:rsid wsp:val=&quot;00FA6999&quot;/&gt;&lt;wsp:rsid wsp:val=&quot;00FB25EF&quot;/&gt;&lt;wsp:rsid wsp:val=&quot;00FC6B2C&quot;/&gt;&lt;wsp:rsid wsp:val=&quot;00FC7C45&quot;/&gt;&lt;wsp:rsid wsp:val=&quot;00FD25F0&quot;/&gt;&lt;wsp:rsid wsp:val=&quot;00FD3F21&quot;/&gt;&lt;wsp:rsid wsp:val=&quot;00FD639E&quot;/&gt;&lt;wsp:rsid wsp:val=&quot;00FD646C&quot;/&gt;&lt;wsp:rsid wsp:val=&quot;00FE1BFA&quot;/&gt;&lt;wsp:rsid wsp:val=&quot;00FF6ECE&quot;/&gt;&lt;/wsp:rsids&gt;&lt;/w:docPr&gt;&lt;w:body&gt;&lt;wx:sect&gt;&lt;w:p wsp:rsidR=&quot;00000000&quot; wsp:rsidRPr=&quot;00ED1103&quot; wsp:rsidRDefault=&quot;00ED1103&quot; wsp:rsidP=&quot;00ED1103&quot;&gt;&lt;m:oMathPara&gt;&lt;m:oMathParaPr&gt;&lt;m:jc m:val=&quot;left&quot;/&gt;&lt;/m:oMathParaPr&gt;&lt;m:oMath&gt;&lt;m:r&gt;&lt;w:rPr&gt;&lt;w:rFonts w:ascii=&quot;Cambria Math&quot; w:h-ansi=&quot;Cambria Math&quot;/&gt;&lt;wx:font wx:val=&quot;Cambria Math&quot;/&gt;&lt;w:i/&gt;&lt;w:lang w:val=&quot;EN-US&quot;/&gt;&lt;/w:rPr&gt;&lt;m:t&gt;x=-5,-4,вЂ¦, 4, 5&lt;/m:t&gt;&lt;/m:r&gt;&lt;/m:oMath&gt;&lt;/m:oMathPara&gt;&lt;/w:p&gt;&lt;w:sectPr wsp:rsidR=&quot;00000000&quot; wsp:rsidRPr=&quot;00ED1103&quot;&gt;&lt;w:pgSz w:w=&quot;12240&quot; w:h=&quot;15840&quot;/&gt;&lt;w:pgMar w:top=&quot;1134&quot; w:right=&quot;850&quot; w:bottom=&quot;1134&quot; w:left=&quot;1701&quot; w:header=&quot;720&quot; w:footer=&quot;720&quot; w:gutter=&quot;0&quot;/&gt;&lt;w:cols w:space=&quot;720&quot;/&gt;&lt;/w:sectPr&gt;&lt;/wx:sect&gt;&lt;/w:body&gt;&lt;/w:wordDocument&gt;">
                   <v:imagedata r:id="rId13" o:title="" chromakey="white"/>
                 </v:shape>
               </w:pict>
@@ -26492,7 +26236,7 @@
             </w:pPr>
             <w:r>
               <w:pict>
-                <v:shape id="_x0000_i1032" type="#_x0000_t75" style="width:74.35pt;height:18.7pt" equationxml="&lt;?xml version=&quot;1.0&quot; encoding=&quot;UTF-8&quot; standalone=&quot;yes&quot;?&gt;&#10;&lt;?mso-application progid=&quot;Word.Document&quot;?&gt;&#10;&lt;w:wordDocument xmlns:aml=&quot;http://schemas.microsoft.com/aml/2001/core&quot; xmlns:wpc=&quot;http://schemas.microsoft.com/office/word/2010/wordprocessingCanvas&quot; xmlns:dt=&quot;uuid:C2F41010-65B3-11d1-A29F-00AA00C14882&quot; xmlns:mc=&quot;http://schemas.openxmlformats.org/markup-compatibility/2006&quot; xmlns:o=&quot;urn:schemas-microsoft-com:office:office&quot; xmlns:m=&quot;http://schemas.openxmlformats.org/officeDocument/2006/math&quot; xmlns:v=&quot;urn:schemas-microsoft-com:vml&quot; xmlns:w10=&quot;urn:schemas-microsoft-com:office:word&quot; xmlns:w=&quot;http://schemas.microsoft.com/office/word/2003/wordml&quot; xmlns:wx=&quot;http://schemas.microsoft.com/office/word/2003/auxHint&quot; xmlns:wne=&quot;http://schemas.microsoft.com/office/word/2006/wordml&quot; xmlns:wsp=&quot;http://schemas.microsoft.com/office/word/2003/wordml/sp2&quot; xmlns:sl=&quot;http://schemas.microsoft.com/schemaLibrary/2003/core&quot; w:macrosPresent=&quot;no&quot; w:embeddedObjPresent=&quot;no&quot; w:ocxPresent=&quot;no&quot; xml:space=&quot;preserve&quot;&gt;&lt;w:ignoreSubtree w:val=&quot;http://schemas.microsoft.com/office/word/2003/wordml/sp2&quot;/&gt;&lt;o:DocumentProperties&gt;&lt;o:Version&gt;15&lt;/o:Version&gt;&lt;/o:DocumentProperties&gt;&lt;w:docPr&gt;&lt;w:view w:val=&quot;print&quot;/&gt;&lt;w:zoom w:percent=&quot;100&quot;/&gt;&lt;w:doNotEmbedSystemFonts/&gt;&lt;w:activeWritingStyle w:lang=&quot;RU&quot; w:vendorID=&quot;64&quot; w:dllVersion=&quot;131078&quot; w:nlCheck=&quot;on&quot; w:optionSet=&quot;0&quot;/&gt;&lt;w:activeWritingStyle w:lang=&quot;EN-US&quot; w:vendorID=&quot;64&quot; w:dllVersion=&quot;131078&quot; w:nlCheck=&quot;on&quot; w:optionSet=&quot;1&quot;/&gt;&lt;w:defaultTabStop w:val=&quot;709&quot;/&gt;&lt;w:punctuationKerning/&gt;&lt;w:characterSpacingControl w:val=&quot;DontCompress&quot;/&gt;&lt;w:optimizeForBrowser/&gt;&lt;w:relyOnVML/&gt;&lt;w:allowPNG/&gt;&lt;w:targetScreenSz w:val=&quot;800x600&quot;/&gt;&lt;w:validateAgainstSchema/&gt;&lt;w:saveInvalidXML w:val=&quot;off&quot;/&gt;&lt;w:ignoreMixedContent w:val=&quot;off&quot;/&gt;&lt;w:alwaysShowPlaceholderText w:val=&quot;off&quot;/&gt;&lt;w:compat&gt;&lt;w:breakWrappedTables/&gt;&lt;w:snapToGridInCell/&gt;&lt;w:wrapTextWithPunct/&gt;&lt;w:useAsianBreakRules/&gt;&lt;w:dontGrowAutofit/&gt;&lt;/w:compat&gt;&lt;wsp:rsids&gt;&lt;wsp:rsidRoot wsp:val=&quot;00F17BFC&quot;/&gt;&lt;wsp:rsid wsp:val=&quot;000015FE&quot;/&gt;&lt;wsp:rsid wsp:val=&quot;000020AD&quot;/&gt;&lt;wsp:rsid wsp:val=&quot;0000523D&quot;/&gt;&lt;wsp:rsid wsp:val=&quot;000130FB&quot;/&gt;&lt;wsp:rsid wsp:val=&quot;0001367F&quot;/&gt;&lt;wsp:rsid wsp:val=&quot;000155E8&quot;/&gt;&lt;wsp:rsid wsp:val=&quot;00025215&quot;/&gt;&lt;wsp:rsid wsp:val=&quot;000253B2&quot;/&gt;&lt;wsp:rsid wsp:val=&quot;00031C8A&quot;/&gt;&lt;wsp:rsid wsp:val=&quot;000363F4&quot;/&gt;&lt;wsp:rsid wsp:val=&quot;00037091&quot;/&gt;&lt;wsp:rsid wsp:val=&quot;00053D23&quot;/&gt;&lt;wsp:rsid wsp:val=&quot;00055BF9&quot;/&gt;&lt;wsp:rsid wsp:val=&quot;00071A86&quot;/&gt;&lt;wsp:rsid wsp:val=&quot;00075412&quot;/&gt;&lt;wsp:rsid wsp:val=&quot;00082343&quot;/&gt;&lt;wsp:rsid wsp:val=&quot;00086438&quot;/&gt;&lt;wsp:rsid wsp:val=&quot;0009597F&quot;/&gt;&lt;wsp:rsid wsp:val=&quot;00096739&quot;/&gt;&lt;wsp:rsid wsp:val=&quot;0009753E&quot;/&gt;&lt;wsp:rsid wsp:val=&quot;000A5F0E&quot;/&gt;&lt;wsp:rsid wsp:val=&quot;000A76C7&quot;/&gt;&lt;wsp:rsid wsp:val=&quot;000B0199&quot;/&gt;&lt;wsp:rsid wsp:val=&quot;000C133D&quot;/&gt;&lt;wsp:rsid wsp:val=&quot;000D1709&quot;/&gt;&lt;wsp:rsid wsp:val=&quot;000F1F4B&quot;/&gt;&lt;wsp:rsid wsp:val=&quot;000F653B&quot;/&gt;&lt;wsp:rsid wsp:val=&quot;00104B0D&quot;/&gt;&lt;wsp:rsid wsp:val=&quot;00113BAD&quot;/&gt;&lt;wsp:rsid wsp:val=&quot;00121FD3&quot;/&gt;&lt;wsp:rsid wsp:val=&quot;00122098&quot;/&gt;&lt;wsp:rsid wsp:val=&quot;00126A68&quot;/&gt;&lt;wsp:rsid wsp:val=&quot;00151066&quot;/&gt;&lt;wsp:rsid wsp:val=&quot;00152BCB&quot;/&gt;&lt;wsp:rsid wsp:val=&quot;00155363&quot;/&gt;&lt;wsp:rsid wsp:val=&quot;00156CA5&quot;/&gt;&lt;wsp:rsid wsp:val=&quot;00157F33&quot;/&gt;&lt;wsp:rsid wsp:val=&quot;0016527B&quot;/&gt;&lt;wsp:rsid wsp:val=&quot;00166C15&quot;/&gt;&lt;wsp:rsid wsp:val=&quot;0017747D&quot;/&gt;&lt;wsp:rsid wsp:val=&quot;00183260&quot;/&gt;&lt;wsp:rsid wsp:val=&quot;0018679A&quot;/&gt;&lt;wsp:rsid wsp:val=&quot;00187CE8&quot;/&gt;&lt;wsp:rsid wsp:val=&quot;001A656E&quot;/&gt;&lt;wsp:rsid wsp:val=&quot;001B3255&quot;/&gt;&lt;wsp:rsid wsp:val=&quot;001B39CF&quot;/&gt;&lt;wsp:rsid wsp:val=&quot;001B78BD&quot;/&gt;&lt;wsp:rsid wsp:val=&quot;001C75D0&quot;/&gt;&lt;wsp:rsid wsp:val=&quot;001D4708&quot;/&gt;&lt;wsp:rsid wsp:val=&quot;001D7D00&quot;/&gt;&lt;wsp:rsid wsp:val=&quot;001E58CE&quot;/&gt;&lt;wsp:rsid wsp:val=&quot;001F7BCF&quot;/&gt;&lt;wsp:rsid wsp:val=&quot;002011F0&quot;/&gt;&lt;wsp:rsid wsp:val=&quot;0021089B&quot;/&gt;&lt;wsp:rsid wsp:val=&quot;00211273&quot;/&gt;&lt;wsp:rsid wsp:val=&quot;002216B9&quot;/&gt;&lt;wsp:rsid wsp:val=&quot;00245440&quot;/&gt;&lt;wsp:rsid wsp:val=&quot;002502C0&quot;/&gt;&lt;wsp:rsid wsp:val=&quot;00250448&quot;/&gt;&lt;wsp:rsid wsp:val=&quot;002505E1&quot;/&gt;&lt;wsp:rsid wsp:val=&quot;002609F1&quot;/&gt;&lt;wsp:rsid wsp:val=&quot;00261B8C&quot;/&gt;&lt;wsp:rsid wsp:val=&quot;00262BFB&quot;/&gt;&lt;wsp:rsid wsp:val=&quot;00263DCD&quot;/&gt;&lt;wsp:rsid wsp:val=&quot;00265B61&quot;/&gt;&lt;wsp:rsid wsp:val=&quot;0027142D&quot;/&gt;&lt;wsp:rsid wsp:val=&quot;00280FE4&quot;/&gt;&lt;wsp:rsid wsp:val=&quot;00281B34&quot;/&gt;&lt;wsp:rsid wsp:val=&quot;00283182&quot;/&gt;&lt;wsp:rsid wsp:val=&quot;00285CE0&quot;/&gt;&lt;wsp:rsid wsp:val=&quot;002877F1&quot;/&gt;&lt;wsp:rsid wsp:val=&quot;002A20DC&quot;/&gt;&lt;wsp:rsid wsp:val=&quot;002A2337&quot;/&gt;&lt;wsp:rsid wsp:val=&quot;002A4655&quot;/&gt;&lt;wsp:rsid wsp:val=&quot;002A5086&quot;/&gt;&lt;wsp:rsid wsp:val=&quot;002A58BB&quot;/&gt;&lt;wsp:rsid wsp:val=&quot;002B0635&quot;/&gt;&lt;wsp:rsid wsp:val=&quot;002B10C4&quot;/&gt;&lt;wsp:rsid wsp:val=&quot;002B16ED&quot;/&gt;&lt;wsp:rsid wsp:val=&quot;002B5E09&quot;/&gt;&lt;wsp:rsid wsp:val=&quot;002C167F&quot;/&gt;&lt;wsp:rsid wsp:val=&quot;002C660C&quot;/&gt;&lt;wsp:rsid wsp:val=&quot;002C6629&quot;/&gt;&lt;wsp:rsid wsp:val=&quot;002D1FCC&quot;/&gt;&lt;wsp:rsid wsp:val=&quot;002E0E6E&quot;/&gt;&lt;wsp:rsid wsp:val=&quot;003003E6&quot;/&gt;&lt;wsp:rsid wsp:val=&quot;0030769D&quot;/&gt;&lt;wsp:rsid wsp:val=&quot;003107E9&quot;/&gt;&lt;wsp:rsid wsp:val=&quot;00313B72&quot;/&gt;&lt;wsp:rsid wsp:val=&quot;00314B92&quot;/&gt;&lt;wsp:rsid wsp:val=&quot;00317A20&quot;/&gt;&lt;wsp:rsid wsp:val=&quot;00335A54&quot;/&gt;&lt;wsp:rsid wsp:val=&quot;00335D79&quot;/&gt;&lt;wsp:rsid wsp:val=&quot;00336CFE&quot;/&gt;&lt;wsp:rsid wsp:val=&quot;00337C4C&quot;/&gt;&lt;wsp:rsid wsp:val=&quot;0034103F&quot;/&gt;&lt;wsp:rsid wsp:val=&quot;00341D31&quot;/&gt;&lt;wsp:rsid wsp:val=&quot;0034650A&quot;/&gt;&lt;wsp:rsid wsp:val=&quot;00346A56&quot;/&gt;&lt;wsp:rsid wsp:val=&quot;003510C4&quot;/&gt;&lt;wsp:rsid wsp:val=&quot;00355841&quot;/&gt;&lt;wsp:rsid wsp:val=&quot;00355C8B&quot;/&gt;&lt;wsp:rsid wsp:val=&quot;00356C58&quot;/&gt;&lt;wsp:rsid wsp:val=&quot;00360561&quot;/&gt;&lt;wsp:rsid wsp:val=&quot;003749ED&quot;/&gt;&lt;wsp:rsid wsp:val=&quot;00376926&quot;/&gt;&lt;wsp:rsid wsp:val=&quot;00377515&quot;/&gt;&lt;wsp:rsid wsp:val=&quot;00377DA6&quot;/&gt;&lt;wsp:rsid wsp:val=&quot;0038142C&quot;/&gt;&lt;wsp:rsid wsp:val=&quot;00394CAE&quot;/&gt;&lt;wsp:rsid wsp:val=&quot;003A1C63&quot;/&gt;&lt;wsp:rsid wsp:val=&quot;003A529D&quot;/&gt;&lt;wsp:rsid wsp:val=&quot;003A639A&quot;/&gt;&lt;wsp:rsid wsp:val=&quot;003A7393&quot;/&gt;&lt;wsp:rsid wsp:val=&quot;003B0CD6&quot;/&gt;&lt;wsp:rsid wsp:val=&quot;003B56AF&quot;/&gt;&lt;wsp:rsid wsp:val=&quot;003C7EA6&quot;/&gt;&lt;wsp:rsid wsp:val=&quot;003D0C0A&quot;/&gt;&lt;wsp:rsid wsp:val=&quot;003D5BF9&quot;/&gt;&lt;wsp:rsid wsp:val=&quot;003E399C&quot;/&gt;&lt;wsp:rsid wsp:val=&quot;003F0F8F&quot;/&gt;&lt;wsp:rsid wsp:val=&quot;003F10D2&quot;/&gt;&lt;wsp:rsid wsp:val=&quot;003F3451&quot;/&gt;&lt;wsp:rsid wsp:val=&quot;003F42B0&quot;/&gt;&lt;wsp:rsid wsp:val=&quot;003F5570&quot;/&gt;&lt;wsp:rsid wsp:val=&quot;003F5F74&quot;/&gt;&lt;wsp:rsid wsp:val=&quot;00401534&quot;/&gt;&lt;wsp:rsid wsp:val=&quot;00423B98&quot;/&gt;&lt;wsp:rsid wsp:val=&quot;004259C3&quot;/&gt;&lt;wsp:rsid wsp:val=&quot;00426790&quot;/&gt;&lt;wsp:rsid wsp:val=&quot;00430592&quot;/&gt;&lt;wsp:rsid wsp:val=&quot;004445EE&quot;/&gt;&lt;wsp:rsid wsp:val=&quot;00444CF3&quot;/&gt;&lt;wsp:rsid wsp:val=&quot;0044653F&quot;/&gt;&lt;wsp:rsid wsp:val=&quot;00452126&quot;/&gt;&lt;wsp:rsid wsp:val=&quot;00453488&quot;/&gt;&lt;wsp:rsid wsp:val=&quot;004559C1&quot;/&gt;&lt;wsp:rsid wsp:val=&quot;0045713C&quot;/&gt;&lt;wsp:rsid wsp:val=&quot;00466BD5&quot;/&gt;&lt;wsp:rsid wsp:val=&quot;00466CCB&quot;/&gt;&lt;wsp:rsid wsp:val=&quot;00470CB9&quot;/&gt;&lt;wsp:rsid wsp:val=&quot;00472FDB&quot;/&gt;&lt;wsp:rsid wsp:val=&quot;004759E5&quot;/&gt;&lt;wsp:rsid wsp:val=&quot;00475FFF&quot;/&gt;&lt;wsp:rsid wsp:val=&quot;00477023&quot;/&gt;&lt;wsp:rsid wsp:val=&quot;00481F6A&quot;/&gt;&lt;wsp:rsid wsp:val=&quot;00485A31&quot;/&gt;&lt;wsp:rsid wsp:val=&quot;004963F1&quot;/&gt;&lt;wsp:rsid wsp:val=&quot;004B0CC3&quot;/&gt;&lt;wsp:rsid wsp:val=&quot;004B38E0&quot;/&gt;&lt;wsp:rsid wsp:val=&quot;004C52E9&quot;/&gt;&lt;wsp:rsid wsp:val=&quot;004D6B38&quot;/&gt;&lt;wsp:rsid wsp:val=&quot;004D7D2F&quot;/&gt;&lt;wsp:rsid wsp:val=&quot;004E1CCC&quot;/&gt;&lt;wsp:rsid wsp:val=&quot;004E4469&quot;/&gt;&lt;wsp:rsid wsp:val=&quot;004F088A&quot;/&gt;&lt;wsp:rsid wsp:val=&quot;004F220F&quot;/&gt;&lt;wsp:rsid wsp:val=&quot;004F4438&quot;/&gt;&lt;wsp:rsid wsp:val=&quot;005030A0&quot;/&gt;&lt;wsp:rsid wsp:val=&quot;00505CF2&quot;/&gt;&lt;wsp:rsid wsp:val=&quot;005060C1&quot;/&gt;&lt;wsp:rsid wsp:val=&quot;00507371&quot;/&gt;&lt;wsp:rsid wsp:val=&quot;00521F7C&quot;/&gt;&lt;wsp:rsid wsp:val=&quot;00523A61&quot;/&gt;&lt;wsp:rsid wsp:val=&quot;005251E9&quot;/&gt;&lt;wsp:rsid wsp:val=&quot;005275BF&quot;/&gt;&lt;wsp:rsid wsp:val=&quot;00540A04&quot;/&gt;&lt;wsp:rsid wsp:val=&quot;005444D2&quot;/&gt;&lt;wsp:rsid wsp:val=&quot;00550CA4&quot;/&gt;&lt;wsp:rsid wsp:val=&quot;00552AC9&quot;/&gt;&lt;wsp:rsid wsp:val=&quot;00553B46&quot;/&gt;&lt;wsp:rsid wsp:val=&quot;005619DB&quot;/&gt;&lt;wsp:rsid wsp:val=&quot;0056618B&quot;/&gt;&lt;wsp:rsid wsp:val=&quot;00576F73&quot;/&gt;&lt;wsp:rsid wsp:val=&quot;005913E4&quot;/&gt;&lt;wsp:rsid wsp:val=&quot;00593EE0&quot;/&gt;&lt;wsp:rsid wsp:val=&quot;0059682E&quot;/&gt;&lt;wsp:rsid wsp:val=&quot;005974B2&quot;/&gt;&lt;wsp:rsid wsp:val=&quot;005A646F&quot;/&gt;&lt;wsp:rsid wsp:val=&quot;005B016B&quot;/&gt;&lt;wsp:rsid wsp:val=&quot;005B2FE8&quot;/&gt;&lt;wsp:rsid wsp:val=&quot;005C21CD&quot;/&gt;&lt;wsp:rsid wsp:val=&quot;005C3AB7&quot;/&gt;&lt;wsp:rsid wsp:val=&quot;005C3D63&quot;/&gt;&lt;wsp:rsid wsp:val=&quot;005C7C31&quot;/&gt;&lt;wsp:rsid wsp:val=&quot;005D27CC&quot;/&gt;&lt;wsp:rsid wsp:val=&quot;005D34FE&quot;/&gt;&lt;wsp:rsid wsp:val=&quot;005D4C1A&quot;/&gt;&lt;wsp:rsid wsp:val=&quot;005D6E0B&quot;/&gt;&lt;wsp:rsid wsp:val=&quot;005D73C4&quot;/&gt;&lt;wsp:rsid wsp:val=&quot;005E1677&quot;/&gt;&lt;wsp:rsid wsp:val=&quot;005E5F3C&quot;/&gt;&lt;wsp:rsid wsp:val=&quot;005E756A&quot;/&gt;&lt;wsp:rsid wsp:val=&quot;005F086A&quot;/&gt;&lt;wsp:rsid wsp:val=&quot;005F47EF&quot;/&gt;&lt;wsp:rsid wsp:val=&quot;006050B7&quot;/&gt;&lt;wsp:rsid wsp:val=&quot;006100BB&quot;/&gt;&lt;wsp:rsid wsp:val=&quot;00610BBB&quot;/&gt;&lt;wsp:rsid wsp:val=&quot;006149CB&quot;/&gt;&lt;wsp:rsid wsp:val=&quot;00616977&quot;/&gt;&lt;wsp:rsid wsp:val=&quot;00620374&quot;/&gt;&lt;wsp:rsid wsp:val=&quot;006267E5&quot;/&gt;&lt;wsp:rsid wsp:val=&quot;00627960&quot;/&gt;&lt;wsp:rsid wsp:val=&quot;00630354&quot;/&gt;&lt;wsp:rsid wsp:val=&quot;00630A7F&quot;/&gt;&lt;wsp:rsid wsp:val=&quot;006348A2&quot;/&gt;&lt;wsp:rsid wsp:val=&quot;00660484&quot;/&gt;&lt;wsp:rsid wsp:val=&quot;0066696E&quot;/&gt;&lt;wsp:rsid wsp:val=&quot;00672148&quot;/&gt;&lt;wsp:rsid wsp:val=&quot;00674F02&quot;/&gt;&lt;wsp:rsid wsp:val=&quot;00683589&quot;/&gt;&lt;wsp:rsid wsp:val=&quot;00692F2D&quot;/&gt;&lt;wsp:rsid wsp:val=&quot;00695DB3&quot;/&gt;&lt;wsp:rsid wsp:val=&quot;00696A4B&quot;/&gt;&lt;wsp:rsid wsp:val=&quot;006D4B8B&quot;/&gt;&lt;wsp:rsid wsp:val=&quot;006D5F14&quot;/&gt;&lt;wsp:rsid wsp:val=&quot;0070086F&quot;/&gt;&lt;wsp:rsid wsp:val=&quot;00705634&quot;/&gt;&lt;wsp:rsid wsp:val=&quot;007067BA&quot;/&gt;&lt;wsp:rsid wsp:val=&quot;00714F33&quot;/&gt;&lt;wsp:rsid wsp:val=&quot;0071679F&quot;/&gt;&lt;wsp:rsid wsp:val=&quot;00717504&quot;/&gt;&lt;wsp:rsid wsp:val=&quot;007231F6&quot;/&gt;&lt;wsp:rsid wsp:val=&quot;00733B95&quot;/&gt;&lt;wsp:rsid wsp:val=&quot;0073621B&quot;/&gt;&lt;wsp:rsid wsp:val=&quot;007424F3&quot;/&gt;&lt;wsp:rsid wsp:val=&quot;00742C3E&quot;/&gt;&lt;wsp:rsid wsp:val=&quot;00745A66&quot;/&gt;&lt;wsp:rsid wsp:val=&quot;00746ED1&quot;/&gt;&lt;wsp:rsid wsp:val=&quot;007502C5&quot;/&gt;&lt;wsp:rsid wsp:val=&quot;0075623B&quot;/&gt;&lt;wsp:rsid wsp:val=&quot;00762280&quot;/&gt;&lt;wsp:rsid wsp:val=&quot;007646E2&quot;/&gt;&lt;wsp:rsid wsp:val=&quot;0077264F&quot;/&gt;&lt;wsp:rsid wsp:val=&quot;007B06BB&quot;/&gt;&lt;wsp:rsid wsp:val=&quot;007B125F&quot;/&gt;&lt;wsp:rsid wsp:val=&quot;007B1270&quot;/&gt;&lt;wsp:rsid wsp:val=&quot;007B359A&quot;/&gt;&lt;wsp:rsid wsp:val=&quot;007B5E01&quot;/&gt;&lt;wsp:rsid wsp:val=&quot;007C2D18&quot;/&gt;&lt;wsp:rsid wsp:val=&quot;007C5AC0&quot;/&gt;&lt;wsp:rsid wsp:val=&quot;007D18FC&quot;/&gt;&lt;wsp:rsid wsp:val=&quot;007E4570&quot;/&gt;&lt;wsp:rsid wsp:val=&quot;007F3E0A&quot;/&gt;&lt;wsp:rsid wsp:val=&quot;007F4553&quot;/&gt;&lt;wsp:rsid wsp:val=&quot;00803D40&quot;/&gt;&lt;wsp:rsid wsp:val=&quot;008041CD&quot;/&gt;&lt;wsp:rsid wsp:val=&quot;008106D5&quot;/&gt;&lt;wsp:rsid wsp:val=&quot;00812A2E&quot;/&gt;&lt;wsp:rsid wsp:val=&quot;00814F89&quot;/&gt;&lt;wsp:rsid wsp:val=&quot;00826210&quot;/&gt;&lt;wsp:rsid wsp:val=&quot;0082739F&quot;/&gt;&lt;wsp:rsid wsp:val=&quot;0082757B&quot;/&gt;&lt;wsp:rsid wsp:val=&quot;008321BC&quot;/&gt;&lt;wsp:rsid wsp:val=&quot;0084149E&quot;/&gt;&lt;wsp:rsid wsp:val=&quot;008461BB&quot;/&gt;&lt;wsp:rsid wsp:val=&quot;00867297&quot;/&gt;&lt;wsp:rsid wsp:val=&quot;00873C69&quot;/&gt;&lt;wsp:rsid wsp:val=&quot;008740F9&quot;/&gt;&lt;wsp:rsid wsp:val=&quot;00874DAC&quot;/&gt;&lt;wsp:rsid wsp:val=&quot;008943CF&quot;/&gt;&lt;wsp:rsid wsp:val=&quot;00897827&quot;/&gt;&lt;wsp:rsid wsp:val=&quot;008B29B1&quot;/&gt;&lt;wsp:rsid wsp:val=&quot;008B4ADC&quot;/&gt;&lt;wsp:rsid wsp:val=&quot;008B7E6A&quot;/&gt;&lt;wsp:rsid wsp:val=&quot;008C0502&quot;/&gt;&lt;wsp:rsid wsp:val=&quot;008C1D49&quot;/&gt;&lt;wsp:rsid wsp:val=&quot;008D1EE9&quot;/&gt;&lt;wsp:rsid wsp:val=&quot;008D210D&quot;/&gt;&lt;wsp:rsid wsp:val=&quot;008E1E3C&quot;/&gt;&lt;wsp:rsid wsp:val=&quot;008E409E&quot;/&gt;&lt;wsp:rsid wsp:val=&quot;008E680D&quot;/&gt;&lt;wsp:rsid wsp:val=&quot;008E76C6&quot;/&gt;&lt;wsp:rsid wsp:val=&quot;008F20B2&quot;/&gt;&lt;wsp:rsid wsp:val=&quot;008F3070&quot;/&gt;&lt;wsp:rsid wsp:val=&quot;008F7AD3&quot;/&gt;&lt;wsp:rsid wsp:val=&quot;00911087&quot;/&gt;&lt;wsp:rsid wsp:val=&quot;00912471&quot;/&gt;&lt;wsp:rsid wsp:val=&quot;009124C6&quot;/&gt;&lt;wsp:rsid wsp:val=&quot;00914211&quot;/&gt;&lt;wsp:rsid wsp:val=&quot;00916A02&quot;/&gt;&lt;wsp:rsid wsp:val=&quot;00922BCD&quot;/&gt;&lt;wsp:rsid wsp:val=&quot;009246E7&quot;/&gt;&lt;wsp:rsid wsp:val=&quot;00931851&quot;/&gt;&lt;wsp:rsid wsp:val=&quot;00940DC3&quot;/&gt;&lt;wsp:rsid wsp:val=&quot;00944B78&quot;/&gt;&lt;wsp:rsid wsp:val=&quot;00944DD2&quot;/&gt;&lt;wsp:rsid wsp:val=&quot;0094502F&quot;/&gt;&lt;wsp:rsid wsp:val=&quot;009521B0&quot;/&gt;&lt;wsp:rsid wsp:val=&quot;00964FDA&quot;/&gt;&lt;wsp:rsid wsp:val=&quot;00967E9E&quot;/&gt;&lt;wsp:rsid wsp:val=&quot;0098119B&quot;/&gt;&lt;wsp:rsid wsp:val=&quot;009828EF&quot;/&gt;&lt;wsp:rsid wsp:val=&quot;009943D5&quot;/&gt;&lt;wsp:rsid wsp:val=&quot;009A5231&quot;/&gt;&lt;wsp:rsid wsp:val=&quot;009A60FF&quot;/&gt;&lt;wsp:rsid wsp:val=&quot;009B6115&quot;/&gt;&lt;wsp:rsid wsp:val=&quot;009B783B&quot;/&gt;&lt;wsp:rsid wsp:val=&quot;009C16FE&quot;/&gt;&lt;wsp:rsid wsp:val=&quot;009C1ED3&quot;/&gt;&lt;wsp:rsid wsp:val=&quot;009D0F4C&quot;/&gt;&lt;wsp:rsid wsp:val=&quot;009D596F&quot;/&gt;&lt;wsp:rsid wsp:val=&quot;009E22C6&quot;/&gt;&lt;wsp:rsid wsp:val=&quot;009F1D97&quot;/&gt;&lt;wsp:rsid wsp:val=&quot;009F3FC2&quot;/&gt;&lt;wsp:rsid wsp:val=&quot;009F67C3&quot;/&gt;&lt;wsp:rsid wsp:val=&quot;009F7EC0&quot;/&gt;&lt;wsp:rsid wsp:val=&quot;00A174F4&quot;/&gt;&lt;wsp:rsid wsp:val=&quot;00A3232E&quot;/&gt;&lt;wsp:rsid wsp:val=&quot;00A36A98&quot;/&gt;&lt;wsp:rsid wsp:val=&quot;00A409EE&quot;/&gt;&lt;wsp:rsid wsp:val=&quot;00A417AE&quot;/&gt;&lt;wsp:rsid wsp:val=&quot;00A4368C&quot;/&gt;&lt;wsp:rsid wsp:val=&quot;00A47657&quot;/&gt;&lt;wsp:rsid wsp:val=&quot;00A52B15&quot;/&gt;&lt;wsp:rsid wsp:val=&quot;00A57D23&quot;/&gt;&lt;wsp:rsid wsp:val=&quot;00A6067B&quot;/&gt;&lt;wsp:rsid wsp:val=&quot;00A62E66&quot;/&gt;&lt;wsp:rsid wsp:val=&quot;00A71B83&quot;/&gt;&lt;wsp:rsid wsp:val=&quot;00A76388&quot;/&gt;&lt;wsp:rsid wsp:val=&quot;00A7745F&quot;/&gt;&lt;wsp:rsid wsp:val=&quot;00A84F2E&quot;/&gt;&lt;wsp:rsid wsp:val=&quot;00A8792B&quot;/&gt;&lt;wsp:rsid wsp:val=&quot;00A941B4&quot;/&gt;&lt;wsp:rsid wsp:val=&quot;00A97DDB&quot;/&gt;&lt;wsp:rsid wsp:val=&quot;00AA732A&quot;/&gt;&lt;wsp:rsid wsp:val=&quot;00AC2974&quot;/&gt;&lt;wsp:rsid wsp:val=&quot;00AC2D1E&quot;/&gt;&lt;wsp:rsid wsp:val=&quot;00AC61BE&quot;/&gt;&lt;wsp:rsid wsp:val=&quot;00AC66F4&quot;/&gt;&lt;wsp:rsid wsp:val=&quot;00AE01D6&quot;/&gt;&lt;wsp:rsid wsp:val=&quot;00AE3B5F&quot;/&gt;&lt;wsp:rsid wsp:val=&quot;00AE5FAA&quot;/&gt;&lt;wsp:rsid wsp:val=&quot;00AF7B8C&quot;/&gt;&lt;wsp:rsid wsp:val=&quot;00B01D04&quot;/&gt;&lt;wsp:rsid wsp:val=&quot;00B01E8D&quot;/&gt;&lt;wsp:rsid wsp:val=&quot;00B05E9F&quot;/&gt;&lt;wsp:rsid wsp:val=&quot;00B10924&quot;/&gt;&lt;wsp:rsid wsp:val=&quot;00B1280F&quot;/&gt;&lt;wsp:rsid wsp:val=&quot;00B13497&quot;/&gt;&lt;wsp:rsid wsp:val=&quot;00B21005&quot;/&gt;&lt;wsp:rsid wsp:val=&quot;00B24A79&quot;/&gt;&lt;wsp:rsid wsp:val=&quot;00B349C7&quot;/&gt;&lt;wsp:rsid wsp:val=&quot;00B40640&quot;/&gt;&lt;wsp:rsid wsp:val=&quot;00B42704&quot;/&gt;&lt;wsp:rsid wsp:val=&quot;00B47538&quot;/&gt;&lt;wsp:rsid wsp:val=&quot;00B47FDB&quot;/&gt;&lt;wsp:rsid wsp:val=&quot;00B50C83&quot;/&gt;&lt;wsp:rsid wsp:val=&quot;00B51C18&quot;/&gt;&lt;wsp:rsid wsp:val=&quot;00B574CE&quot;/&gt;&lt;wsp:rsid wsp:val=&quot;00B60350&quot;/&gt;&lt;wsp:rsid wsp:val=&quot;00B60F2C&quot;/&gt;&lt;wsp:rsid wsp:val=&quot;00B614CB&quot;/&gt;&lt;wsp:rsid wsp:val=&quot;00B6236F&quot;/&gt;&lt;wsp:rsid wsp:val=&quot;00B725EB&quot;/&gt;&lt;wsp:rsid wsp:val=&quot;00B75C00&quot;/&gt;&lt;wsp:rsid wsp:val=&quot;00B85C85&quot;/&gt;&lt;wsp:rsid wsp:val=&quot;00B877B8&quot;/&gt;&lt;wsp:rsid wsp:val=&quot;00B96068&quot;/&gt;&lt;wsp:rsid wsp:val=&quot;00BA1F4C&quot;/&gt;&lt;wsp:rsid wsp:val=&quot;00BA2CB8&quot;/&gt;&lt;wsp:rsid wsp:val=&quot;00BA4B27&quot;/&gt;&lt;wsp:rsid wsp:val=&quot;00BA7DE1&quot;/&gt;&lt;wsp:rsid wsp:val=&quot;00BB0F44&quot;/&gt;&lt;wsp:rsid wsp:val=&quot;00BB3AA5&quot;/&gt;&lt;wsp:rsid wsp:val=&quot;00BC03E9&quot;/&gt;&lt;wsp:rsid wsp:val=&quot;00BC6029&quot;/&gt;&lt;wsp:rsid wsp:val=&quot;00BD7149&quot;/&gt;&lt;wsp:rsid wsp:val=&quot;00BE1443&quot;/&gt;&lt;wsp:rsid wsp:val=&quot;00BE1990&quot;/&gt;&lt;wsp:rsid wsp:val=&quot;00BE23D5&quot;/&gt;&lt;wsp:rsid wsp:val=&quot;00BF0062&quot;/&gt;&lt;wsp:rsid wsp:val=&quot;00C02818&quot;/&gt;&lt;wsp:rsid wsp:val=&quot;00C11695&quot;/&gt;&lt;wsp:rsid wsp:val=&quot;00C165EF&quot;/&gt;&lt;wsp:rsid wsp:val=&quot;00C20BBD&quot;/&gt;&lt;wsp:rsid wsp:val=&quot;00C20D2C&quot;/&gt;&lt;wsp:rsid wsp:val=&quot;00C372B8&quot;/&gt;&lt;wsp:rsid wsp:val=&quot;00C40493&quot;/&gt;&lt;wsp:rsid wsp:val=&quot;00C435F2&quot;/&gt;&lt;wsp:rsid wsp:val=&quot;00C446FA&quot;/&gt;&lt;wsp:rsid wsp:val=&quot;00C46AB7&quot;/&gt;&lt;wsp:rsid wsp:val=&quot;00C47084&quot;/&gt;&lt;wsp:rsid wsp:val=&quot;00C47155&quot;/&gt;&lt;wsp:rsid wsp:val=&quot;00C54CBA&quot;/&gt;&lt;wsp:rsid wsp:val=&quot;00C650DD&quot;/&gt;&lt;wsp:rsid wsp:val=&quot;00C714A9&quot;/&gt;&lt;wsp:rsid wsp:val=&quot;00C7366E&quot;/&gt;&lt;wsp:rsid wsp:val=&quot;00C8717E&quot;/&gt;&lt;wsp:rsid wsp:val=&quot;00C93B32&quot;/&gt;&lt;wsp:rsid wsp:val=&quot;00CB61CC&quot;/&gt;&lt;wsp:rsid wsp:val=&quot;00CC1BA4&quot;/&gt;&lt;wsp:rsid wsp:val=&quot;00CC36DA&quot;/&gt;&lt;wsp:rsid wsp:val=&quot;00CC664E&quot;/&gt;&lt;wsp:rsid wsp:val=&quot;00CC75E7&quot;/&gt;&lt;wsp:rsid wsp:val=&quot;00CD0591&quot;/&gt;&lt;wsp:rsid wsp:val=&quot;00CD2517&quot;/&gt;&lt;wsp:rsid wsp:val=&quot;00CD2B80&quot;/&gt;&lt;wsp:rsid wsp:val=&quot;00CD7723&quot;/&gt;&lt;wsp:rsid wsp:val=&quot;00CF6702&quot;/&gt;&lt;wsp:rsid wsp:val=&quot;00D028D3&quot;/&gt;&lt;wsp:rsid wsp:val=&quot;00D070FD&quot;/&gt;&lt;wsp:rsid wsp:val=&quot;00D11841&quot;/&gt;&lt;wsp:rsid wsp:val=&quot;00D13F40&quot;/&gt;&lt;wsp:rsid wsp:val=&quot;00D21DFB&quot;/&gt;&lt;wsp:rsid wsp:val=&quot;00D21E1C&quot;/&gt;&lt;wsp:rsid wsp:val=&quot;00D24114&quot;/&gt;&lt;wsp:rsid wsp:val=&quot;00D26B32&quot;/&gt;&lt;wsp:rsid wsp:val=&quot;00D326DE&quot;/&gt;&lt;wsp:rsid wsp:val=&quot;00D34FE3&quot;/&gt;&lt;wsp:rsid wsp:val=&quot;00D4026E&quot;/&gt;&lt;wsp:rsid wsp:val=&quot;00D443A1&quot;/&gt;&lt;wsp:rsid wsp:val=&quot;00D445BE&quot;/&gt;&lt;wsp:rsid wsp:val=&quot;00D51306&quot;/&gt;&lt;wsp:rsid wsp:val=&quot;00D52A38&quot;/&gt;&lt;wsp:rsid wsp:val=&quot;00D57661&quot;/&gt;&lt;wsp:rsid wsp:val=&quot;00D63DFB&quot;/&gt;&lt;wsp:rsid wsp:val=&quot;00D67603&quot;/&gt;&lt;wsp:rsid wsp:val=&quot;00D70552&quot;/&gt;&lt;wsp:rsid wsp:val=&quot;00D93A03&quot;/&gt;&lt;wsp:rsid wsp:val=&quot;00D962EF&quot;/&gt;&lt;wsp:rsid wsp:val=&quot;00D96E9E&quot;/&gt;&lt;wsp:rsid wsp:val=&quot;00D972CC&quot;/&gt;&lt;wsp:rsid wsp:val=&quot;00D97DEB&quot;/&gt;&lt;wsp:rsid wsp:val=&quot;00DA1FD8&quot;/&gt;&lt;wsp:rsid wsp:val=&quot;00DA401F&quot;/&gt;&lt;wsp:rsid wsp:val=&quot;00DA48C1&quot;/&gt;&lt;wsp:rsid wsp:val=&quot;00DA7838&quot;/&gt;&lt;wsp:rsid wsp:val=&quot;00DA7B7D&quot;/&gt;&lt;wsp:rsid wsp:val=&quot;00DB73B5&quot;/&gt;&lt;wsp:rsid wsp:val=&quot;00DC100A&quot;/&gt;&lt;wsp:rsid wsp:val=&quot;00DC5F7A&quot;/&gt;&lt;wsp:rsid wsp:val=&quot;00DC7FF1&quot;/&gt;&lt;wsp:rsid wsp:val=&quot;00DD2B25&quot;/&gt;&lt;wsp:rsid wsp:val=&quot;00DE10FA&quot;/&gt;&lt;wsp:rsid wsp:val=&quot;00DE6908&quot;/&gt;&lt;wsp:rsid wsp:val=&quot;00DF1EA9&quot;/&gt;&lt;wsp:rsid wsp:val=&quot;00DF6C13&quot;/&gt;&lt;wsp:rsid wsp:val=&quot;00E00102&quot;/&gt;&lt;wsp:rsid wsp:val=&quot;00E00787&quot;/&gt;&lt;wsp:rsid wsp:val=&quot;00E063A5&quot;/&gt;&lt;wsp:rsid wsp:val=&quot;00E15F21&quot;/&gt;&lt;wsp:rsid wsp:val=&quot;00E20FA8&quot;/&gt;&lt;wsp:rsid wsp:val=&quot;00E2192E&quot;/&gt;&lt;wsp:rsid wsp:val=&quot;00E27E79&quot;/&gt;&lt;wsp:rsid wsp:val=&quot;00E342D1&quot;/&gt;&lt;wsp:rsid wsp:val=&quot;00E43F81&quot;/&gt;&lt;wsp:rsid wsp:val=&quot;00E46595&quot;/&gt;&lt;wsp:rsid wsp:val=&quot;00E4782D&quot;/&gt;&lt;wsp:rsid wsp:val=&quot;00E566D5&quot;/&gt;&lt;wsp:rsid wsp:val=&quot;00E64666&quot;/&gt;&lt;wsp:rsid wsp:val=&quot;00E65D82&quot;/&gt;&lt;wsp:rsid wsp:val=&quot;00E7640C&quot;/&gt;&lt;wsp:rsid wsp:val=&quot;00E8012D&quot;/&gt;&lt;wsp:rsid wsp:val=&quot;00E93039&quot;/&gt;&lt;wsp:rsid wsp:val=&quot;00E93FDD&quot;/&gt;&lt;wsp:rsid wsp:val=&quot;00E94434&quot;/&gt;&lt;wsp:rsid wsp:val=&quot;00E959DC&quot;/&gt;&lt;wsp:rsid wsp:val=&quot;00EA72C8&quot;/&gt;&lt;wsp:rsid wsp:val=&quot;00EB005D&quot;/&gt;&lt;wsp:rsid wsp:val=&quot;00EB5214&quot;/&gt;&lt;wsp:rsid wsp:val=&quot;00EB5C2D&quot;/&gt;&lt;wsp:rsid wsp:val=&quot;00EC1304&quot;/&gt;&lt;wsp:rsid wsp:val=&quot;00EC2FD3&quot;/&gt;&lt;wsp:rsid wsp:val=&quot;00EC5F71&quot;/&gt;&lt;wsp:rsid wsp:val=&quot;00ED1CF3&quot;/&gt;&lt;wsp:rsid wsp:val=&quot;00ED7703&quot;/&gt;&lt;wsp:rsid wsp:val=&quot;00ED7FD9&quot;/&gt;&lt;wsp:rsid wsp:val=&quot;00EE0781&quot;/&gt;&lt;wsp:rsid wsp:val=&quot;00EE3337&quot;/&gt;&lt;wsp:rsid wsp:val=&quot;00F17BFC&quot;/&gt;&lt;wsp:rsid wsp:val=&quot;00F3131B&quot;/&gt;&lt;wsp:rsid wsp:val=&quot;00F315B6&quot;/&gt;&lt;wsp:rsid wsp:val=&quot;00F43109&quot;/&gt;&lt;wsp:rsid wsp:val=&quot;00F5321E&quot;/&gt;&lt;wsp:rsid wsp:val=&quot;00F5487B&quot;/&gt;&lt;wsp:rsid wsp:val=&quot;00F54BC4&quot;/&gt;&lt;wsp:rsid wsp:val=&quot;00F56155&quot;/&gt;&lt;wsp:rsid wsp:val=&quot;00F5796B&quot;/&gt;&lt;wsp:rsid wsp:val=&quot;00F61B55&quot;/&gt;&lt;wsp:rsid wsp:val=&quot;00F63E08&quot;/&gt;&lt;wsp:rsid wsp:val=&quot;00F652EC&quot;/&gt;&lt;wsp:rsid wsp:val=&quot;00F714E3&quot;/&gt;&lt;wsp:rsid wsp:val=&quot;00F90415&quot;/&gt;&lt;wsp:rsid wsp:val=&quot;00F933D4&quot;/&gt;&lt;wsp:rsid wsp:val=&quot;00FA6999&quot;/&gt;&lt;wsp:rsid wsp:val=&quot;00FB25EF&quot;/&gt;&lt;wsp:rsid wsp:val=&quot;00FC6B2C&quot;/&gt;&lt;wsp:rsid wsp:val=&quot;00FC7C45&quot;/&gt;&lt;wsp:rsid wsp:val=&quot;00FD25F0&quot;/&gt;&lt;wsp:rsid wsp:val=&quot;00FD3F21&quot;/&gt;&lt;wsp:rsid wsp:val=&quot;00FD639E&quot;/&gt;&lt;wsp:rsid wsp:val=&quot;00FD646C&quot;/&gt;&lt;wsp:rsid wsp:val=&quot;00FE1BFA&quot;/&gt;&lt;wsp:rsid wsp:val=&quot;00FF6ECE&quot;/&gt;&lt;/wsp:rsids&gt;&lt;/w:docPr&gt;&lt;w:body&gt;&lt;wx:sect&gt;&lt;w:p wsp:rsidR=&quot;00000000&quot; wsp:rsidRPr=&quot;00A4368C&quot; wsp:rsidRDefault=&quot;00A4368C&quot; wsp:rsidP=&quot;00A4368C&quot;&gt;&lt;m:oMathPara&gt;&lt;m:oMathParaPr&gt;&lt;m:jc m:val=&quot;left&quot;/&gt;&lt;/m:oMathParaPr&gt;&lt;m:oMath&gt;&lt;m:r&gt;&lt;w:rPr&gt;&lt;w:rFonts w:ascii=&quot;Cambria Math&quot; w:h-ansi=&quot;Cambria Math&quot;/&gt;&lt;wx:font wx:val=&quot;Cambria Math&quot;/&gt;&lt;w:i/&gt;&lt;w:lang w:val=&quot;EN-US&quot;/&gt;&lt;/w:rPr&gt;&lt;m:t&gt;xв€€N, yв€€R&lt;/m:t&gt;&lt;/m:r&gt;&lt;/m:oMath&gt;&lt;/m:oMathPara&gt;&lt;/w:p&gt;&lt;w:sectPr wsp:rsidR=&quot;00000000&quot; wsp:rsidRPr=&quot;00A4368C&quot;&gt;&lt;w:pgSz w:w=&quot;12240&quot; w:h=&quot;15840&quot;/&gt;&lt;w:pgMar w:top=&quot;1134&quot; w:right=&quot;850&quot; w:bottom=&quot;1134&quot; w:left=&quot;1701&quot; w:header=&quot;720&quot; w:footer=&quot;720&quot; w:gutter=&quot;0&quot;/&gt;&lt;w:cols w:space=&quot;720&quot;/&gt;&lt;/w:sectPr&gt;&lt;/wx:sect&gt;&lt;/w:body&gt;&lt;/w:wordDocument&gt;">
+                <v:shape id="_x0000_i1032" type="#_x0000_t75" style="width:73.85pt;height:18.7pt" equationxml="&lt;?xml version=&quot;1.0&quot; encoding=&quot;UTF-8&quot; standalone=&quot;yes&quot;?&gt;&#10;&lt;?mso-application progid=&quot;Word.Document&quot;?&gt;&#10;&lt;w:wordDocument xmlns:aml=&quot;http://schemas.microsoft.com/aml/2001/core&quot; xmlns:wpc=&quot;http://schemas.microsoft.com/office/word/2010/wordprocessingCanvas&quot; xmlns:dt=&quot;uuid:C2F41010-65B3-11d1-A29F-00AA00C14882&quot; xmlns:mc=&quot;http://schemas.openxmlformats.org/markup-compatibility/2006&quot; xmlns:o=&quot;urn:schemas-microsoft-com:office:office&quot; xmlns:m=&quot;http://schemas.openxmlformats.org/officeDocument/2006/math&quot; xmlns:v=&quot;urn:schemas-microsoft-com:vml&quot; xmlns:w10=&quot;urn:schemas-microsoft-com:office:word&quot; xmlns:w=&quot;http://schemas.microsoft.com/office/word/2003/wordml&quot; xmlns:wx=&quot;http://schemas.microsoft.com/office/word/2003/auxHint&quot; xmlns:wne=&quot;http://schemas.microsoft.com/office/word/2006/wordml&quot; xmlns:wsp=&quot;http://schemas.microsoft.com/office/word/2003/wordml/sp2&quot; xmlns:sl=&quot;http://schemas.microsoft.com/schemaLibrary/2003/core&quot; w:macrosPresent=&quot;no&quot; w:embeddedObjPresent=&quot;no&quot; w:ocxPresent=&quot;no&quot; xml:space=&quot;preserve&quot;&gt;&lt;w:ignoreSubtree w:val=&quot;http://schemas.microsoft.com/office/word/2003/wordml/sp2&quot;/&gt;&lt;o:DocumentProperties&gt;&lt;o:Version&gt;15&lt;/o:Version&gt;&lt;/o:DocumentProperties&gt;&lt;w:docPr&gt;&lt;w:view w:val=&quot;print&quot;/&gt;&lt;w:zoom w:percent=&quot;100&quot;/&gt;&lt;w:doNotEmbedSystemFonts/&gt;&lt;w:activeWritingStyle w:lang=&quot;RU&quot; w:vendorID=&quot;64&quot; w:dllVersion=&quot;131078&quot; w:nlCheck=&quot;on&quot; w:optionSet=&quot;0&quot;/&gt;&lt;w:activeWritingStyle w:lang=&quot;EN-US&quot; w:vendorID=&quot;64&quot; w:dllVersion=&quot;131078&quot; w:nlCheck=&quot;on&quot; w:optionSet=&quot;1&quot;/&gt;&lt;w:defaultTabStop w:val=&quot;709&quot;/&gt;&lt;w:punctuationKerning/&gt;&lt;w:characterSpacingControl w:val=&quot;DontCompress&quot;/&gt;&lt;w:optimizeForBrowser/&gt;&lt;w:relyOnVML/&gt;&lt;w:allowPNG/&gt;&lt;w:targetScreenSz w:val=&quot;800x600&quot;/&gt;&lt;w:validateAgainstSchema/&gt;&lt;w:saveInvalidXML w:val=&quot;off&quot;/&gt;&lt;w:ignoreMixedContent w:val=&quot;off&quot;/&gt;&lt;w:alwaysShowPlaceholderText w:val=&quot;off&quot;/&gt;&lt;w:compat&gt;&lt;w:breakWrappedTables/&gt;&lt;w:snapToGridInCell/&gt;&lt;w:wrapTextWithPunct/&gt;&lt;w:useAsianBreakRules/&gt;&lt;w:dontGrowAutofit/&gt;&lt;/w:compat&gt;&lt;wsp:rsids&gt;&lt;wsp:rsidRoot wsp:val=&quot;00F17BFC&quot;/&gt;&lt;wsp:rsid wsp:val=&quot;000015FE&quot;/&gt;&lt;wsp:rsid wsp:val=&quot;000020AD&quot;/&gt;&lt;wsp:rsid wsp:val=&quot;0000523D&quot;/&gt;&lt;wsp:rsid wsp:val=&quot;000130FB&quot;/&gt;&lt;wsp:rsid wsp:val=&quot;0001367F&quot;/&gt;&lt;wsp:rsid wsp:val=&quot;000155E8&quot;/&gt;&lt;wsp:rsid wsp:val=&quot;00025215&quot;/&gt;&lt;wsp:rsid wsp:val=&quot;000253B2&quot;/&gt;&lt;wsp:rsid wsp:val=&quot;00031C8A&quot;/&gt;&lt;wsp:rsid wsp:val=&quot;000363F4&quot;/&gt;&lt;wsp:rsid wsp:val=&quot;00037091&quot;/&gt;&lt;wsp:rsid wsp:val=&quot;00053D23&quot;/&gt;&lt;wsp:rsid wsp:val=&quot;00055BF9&quot;/&gt;&lt;wsp:rsid wsp:val=&quot;00071A86&quot;/&gt;&lt;wsp:rsid wsp:val=&quot;00075412&quot;/&gt;&lt;wsp:rsid wsp:val=&quot;00082343&quot;/&gt;&lt;wsp:rsid wsp:val=&quot;00086438&quot;/&gt;&lt;wsp:rsid wsp:val=&quot;0009597F&quot;/&gt;&lt;wsp:rsid wsp:val=&quot;00096739&quot;/&gt;&lt;wsp:rsid wsp:val=&quot;0009753E&quot;/&gt;&lt;wsp:rsid wsp:val=&quot;000A5F0E&quot;/&gt;&lt;wsp:rsid wsp:val=&quot;000A76C7&quot;/&gt;&lt;wsp:rsid wsp:val=&quot;000B0199&quot;/&gt;&lt;wsp:rsid wsp:val=&quot;000C133D&quot;/&gt;&lt;wsp:rsid wsp:val=&quot;000D1709&quot;/&gt;&lt;wsp:rsid wsp:val=&quot;000F1F4B&quot;/&gt;&lt;wsp:rsid wsp:val=&quot;000F653B&quot;/&gt;&lt;wsp:rsid wsp:val=&quot;00104B0D&quot;/&gt;&lt;wsp:rsid wsp:val=&quot;00113BAD&quot;/&gt;&lt;wsp:rsid wsp:val=&quot;00121FD3&quot;/&gt;&lt;wsp:rsid wsp:val=&quot;00122098&quot;/&gt;&lt;wsp:rsid wsp:val=&quot;00126A68&quot;/&gt;&lt;wsp:rsid wsp:val=&quot;00151066&quot;/&gt;&lt;wsp:rsid wsp:val=&quot;00152BCB&quot;/&gt;&lt;wsp:rsid wsp:val=&quot;00155363&quot;/&gt;&lt;wsp:rsid wsp:val=&quot;00156CA5&quot;/&gt;&lt;wsp:rsid wsp:val=&quot;00157F33&quot;/&gt;&lt;wsp:rsid wsp:val=&quot;0016527B&quot;/&gt;&lt;wsp:rsid wsp:val=&quot;00166C15&quot;/&gt;&lt;wsp:rsid wsp:val=&quot;0017747D&quot;/&gt;&lt;wsp:rsid wsp:val=&quot;00183260&quot;/&gt;&lt;wsp:rsid wsp:val=&quot;0018679A&quot;/&gt;&lt;wsp:rsid wsp:val=&quot;00187CE8&quot;/&gt;&lt;wsp:rsid wsp:val=&quot;001A656E&quot;/&gt;&lt;wsp:rsid wsp:val=&quot;001B3255&quot;/&gt;&lt;wsp:rsid wsp:val=&quot;001B39CF&quot;/&gt;&lt;wsp:rsid wsp:val=&quot;001B78BD&quot;/&gt;&lt;wsp:rsid wsp:val=&quot;001C75D0&quot;/&gt;&lt;wsp:rsid wsp:val=&quot;001D4708&quot;/&gt;&lt;wsp:rsid wsp:val=&quot;001D7D00&quot;/&gt;&lt;wsp:rsid wsp:val=&quot;001E58CE&quot;/&gt;&lt;wsp:rsid wsp:val=&quot;001F7BCF&quot;/&gt;&lt;wsp:rsid wsp:val=&quot;002011F0&quot;/&gt;&lt;wsp:rsid wsp:val=&quot;0021089B&quot;/&gt;&lt;wsp:rsid wsp:val=&quot;00211273&quot;/&gt;&lt;wsp:rsid wsp:val=&quot;002216B9&quot;/&gt;&lt;wsp:rsid wsp:val=&quot;00245440&quot;/&gt;&lt;wsp:rsid wsp:val=&quot;002502C0&quot;/&gt;&lt;wsp:rsid wsp:val=&quot;00250448&quot;/&gt;&lt;wsp:rsid wsp:val=&quot;002505E1&quot;/&gt;&lt;wsp:rsid wsp:val=&quot;002609F1&quot;/&gt;&lt;wsp:rsid wsp:val=&quot;00261B8C&quot;/&gt;&lt;wsp:rsid wsp:val=&quot;00262BFB&quot;/&gt;&lt;wsp:rsid wsp:val=&quot;00263DCD&quot;/&gt;&lt;wsp:rsid wsp:val=&quot;00265B61&quot;/&gt;&lt;wsp:rsid wsp:val=&quot;0027142D&quot;/&gt;&lt;wsp:rsid wsp:val=&quot;00280FE4&quot;/&gt;&lt;wsp:rsid wsp:val=&quot;00281B34&quot;/&gt;&lt;wsp:rsid wsp:val=&quot;00283182&quot;/&gt;&lt;wsp:rsid wsp:val=&quot;00285CE0&quot;/&gt;&lt;wsp:rsid wsp:val=&quot;002877F1&quot;/&gt;&lt;wsp:rsid wsp:val=&quot;002A20DC&quot;/&gt;&lt;wsp:rsid wsp:val=&quot;002A2337&quot;/&gt;&lt;wsp:rsid wsp:val=&quot;002A4655&quot;/&gt;&lt;wsp:rsid wsp:val=&quot;002A5086&quot;/&gt;&lt;wsp:rsid wsp:val=&quot;002A58BB&quot;/&gt;&lt;wsp:rsid wsp:val=&quot;002B0635&quot;/&gt;&lt;wsp:rsid wsp:val=&quot;002B10C4&quot;/&gt;&lt;wsp:rsid wsp:val=&quot;002B16ED&quot;/&gt;&lt;wsp:rsid wsp:val=&quot;002B5E09&quot;/&gt;&lt;wsp:rsid wsp:val=&quot;002C167F&quot;/&gt;&lt;wsp:rsid wsp:val=&quot;002C660C&quot;/&gt;&lt;wsp:rsid wsp:val=&quot;002C6629&quot;/&gt;&lt;wsp:rsid wsp:val=&quot;002D1FCC&quot;/&gt;&lt;wsp:rsid wsp:val=&quot;002E0E6E&quot;/&gt;&lt;wsp:rsid wsp:val=&quot;003003E6&quot;/&gt;&lt;wsp:rsid wsp:val=&quot;0030769D&quot;/&gt;&lt;wsp:rsid wsp:val=&quot;003107E9&quot;/&gt;&lt;wsp:rsid wsp:val=&quot;00313B72&quot;/&gt;&lt;wsp:rsid wsp:val=&quot;00314B92&quot;/&gt;&lt;wsp:rsid wsp:val=&quot;00317A20&quot;/&gt;&lt;wsp:rsid wsp:val=&quot;00335A54&quot;/&gt;&lt;wsp:rsid wsp:val=&quot;00335D79&quot;/&gt;&lt;wsp:rsid wsp:val=&quot;00336CFE&quot;/&gt;&lt;wsp:rsid wsp:val=&quot;00337C4C&quot;/&gt;&lt;wsp:rsid wsp:val=&quot;0034103F&quot;/&gt;&lt;wsp:rsid wsp:val=&quot;00341D31&quot;/&gt;&lt;wsp:rsid wsp:val=&quot;0034650A&quot;/&gt;&lt;wsp:rsid wsp:val=&quot;00346A56&quot;/&gt;&lt;wsp:rsid wsp:val=&quot;003510C4&quot;/&gt;&lt;wsp:rsid wsp:val=&quot;00355841&quot;/&gt;&lt;wsp:rsid wsp:val=&quot;00355C8B&quot;/&gt;&lt;wsp:rsid wsp:val=&quot;00356C58&quot;/&gt;&lt;wsp:rsid wsp:val=&quot;00360561&quot;/&gt;&lt;wsp:rsid wsp:val=&quot;003749ED&quot;/&gt;&lt;wsp:rsid wsp:val=&quot;00376926&quot;/&gt;&lt;wsp:rsid wsp:val=&quot;00377515&quot;/&gt;&lt;wsp:rsid wsp:val=&quot;00377DA6&quot;/&gt;&lt;wsp:rsid wsp:val=&quot;0038142C&quot;/&gt;&lt;wsp:rsid wsp:val=&quot;00394CAE&quot;/&gt;&lt;wsp:rsid wsp:val=&quot;003A1C63&quot;/&gt;&lt;wsp:rsid wsp:val=&quot;003A529D&quot;/&gt;&lt;wsp:rsid wsp:val=&quot;003A639A&quot;/&gt;&lt;wsp:rsid wsp:val=&quot;003A7393&quot;/&gt;&lt;wsp:rsid wsp:val=&quot;003B0CD6&quot;/&gt;&lt;wsp:rsid wsp:val=&quot;003B56AF&quot;/&gt;&lt;wsp:rsid wsp:val=&quot;003C7EA6&quot;/&gt;&lt;wsp:rsid wsp:val=&quot;003D0C0A&quot;/&gt;&lt;wsp:rsid wsp:val=&quot;003D5BF9&quot;/&gt;&lt;wsp:rsid wsp:val=&quot;003E399C&quot;/&gt;&lt;wsp:rsid wsp:val=&quot;003F0F8F&quot;/&gt;&lt;wsp:rsid wsp:val=&quot;003F10D2&quot;/&gt;&lt;wsp:rsid wsp:val=&quot;003F3451&quot;/&gt;&lt;wsp:rsid wsp:val=&quot;003F42B0&quot;/&gt;&lt;wsp:rsid wsp:val=&quot;003F5570&quot;/&gt;&lt;wsp:rsid wsp:val=&quot;003F5F74&quot;/&gt;&lt;wsp:rsid wsp:val=&quot;00401534&quot;/&gt;&lt;wsp:rsid wsp:val=&quot;00423B98&quot;/&gt;&lt;wsp:rsid wsp:val=&quot;004259C3&quot;/&gt;&lt;wsp:rsid wsp:val=&quot;00426790&quot;/&gt;&lt;wsp:rsid wsp:val=&quot;00430592&quot;/&gt;&lt;wsp:rsid wsp:val=&quot;004445EE&quot;/&gt;&lt;wsp:rsid wsp:val=&quot;00444CF3&quot;/&gt;&lt;wsp:rsid wsp:val=&quot;0044653F&quot;/&gt;&lt;wsp:rsid wsp:val=&quot;00452126&quot;/&gt;&lt;wsp:rsid wsp:val=&quot;00453488&quot;/&gt;&lt;wsp:rsid wsp:val=&quot;004559C1&quot;/&gt;&lt;wsp:rsid wsp:val=&quot;0045713C&quot;/&gt;&lt;wsp:rsid wsp:val=&quot;00466BD5&quot;/&gt;&lt;wsp:rsid wsp:val=&quot;00466CCB&quot;/&gt;&lt;wsp:rsid wsp:val=&quot;00470CB9&quot;/&gt;&lt;wsp:rsid wsp:val=&quot;00472FDB&quot;/&gt;&lt;wsp:rsid wsp:val=&quot;004759E5&quot;/&gt;&lt;wsp:rsid wsp:val=&quot;00475FFF&quot;/&gt;&lt;wsp:rsid wsp:val=&quot;00477023&quot;/&gt;&lt;wsp:rsid wsp:val=&quot;00481F6A&quot;/&gt;&lt;wsp:rsid wsp:val=&quot;00485A31&quot;/&gt;&lt;wsp:rsid wsp:val=&quot;004963F1&quot;/&gt;&lt;wsp:rsid wsp:val=&quot;004B0CC3&quot;/&gt;&lt;wsp:rsid wsp:val=&quot;004B38E0&quot;/&gt;&lt;wsp:rsid wsp:val=&quot;004C52E9&quot;/&gt;&lt;wsp:rsid wsp:val=&quot;004D6B38&quot;/&gt;&lt;wsp:rsid wsp:val=&quot;004D7D2F&quot;/&gt;&lt;wsp:rsid wsp:val=&quot;004E1CCC&quot;/&gt;&lt;wsp:rsid wsp:val=&quot;004E4469&quot;/&gt;&lt;wsp:rsid wsp:val=&quot;004F088A&quot;/&gt;&lt;wsp:rsid wsp:val=&quot;004F220F&quot;/&gt;&lt;wsp:rsid wsp:val=&quot;004F4438&quot;/&gt;&lt;wsp:rsid wsp:val=&quot;005030A0&quot;/&gt;&lt;wsp:rsid wsp:val=&quot;00505CF2&quot;/&gt;&lt;wsp:rsid wsp:val=&quot;005060C1&quot;/&gt;&lt;wsp:rsid wsp:val=&quot;00507371&quot;/&gt;&lt;wsp:rsid wsp:val=&quot;00521F7C&quot;/&gt;&lt;wsp:rsid wsp:val=&quot;00523A61&quot;/&gt;&lt;wsp:rsid wsp:val=&quot;005251E9&quot;/&gt;&lt;wsp:rsid wsp:val=&quot;005275BF&quot;/&gt;&lt;wsp:rsid wsp:val=&quot;00540A04&quot;/&gt;&lt;wsp:rsid wsp:val=&quot;005444D2&quot;/&gt;&lt;wsp:rsid wsp:val=&quot;00550CA4&quot;/&gt;&lt;wsp:rsid wsp:val=&quot;00552AC9&quot;/&gt;&lt;wsp:rsid wsp:val=&quot;00553B46&quot;/&gt;&lt;wsp:rsid wsp:val=&quot;005619DB&quot;/&gt;&lt;wsp:rsid wsp:val=&quot;0056618B&quot;/&gt;&lt;wsp:rsid wsp:val=&quot;00576F73&quot;/&gt;&lt;wsp:rsid wsp:val=&quot;005913E4&quot;/&gt;&lt;wsp:rsid wsp:val=&quot;00593EE0&quot;/&gt;&lt;wsp:rsid wsp:val=&quot;0059682E&quot;/&gt;&lt;wsp:rsid wsp:val=&quot;005974B2&quot;/&gt;&lt;wsp:rsid wsp:val=&quot;005A646F&quot;/&gt;&lt;wsp:rsid wsp:val=&quot;005B016B&quot;/&gt;&lt;wsp:rsid wsp:val=&quot;005B2FE8&quot;/&gt;&lt;wsp:rsid wsp:val=&quot;005C21CD&quot;/&gt;&lt;wsp:rsid wsp:val=&quot;005C3AB7&quot;/&gt;&lt;wsp:rsid wsp:val=&quot;005C3D63&quot;/&gt;&lt;wsp:rsid wsp:val=&quot;005C7C31&quot;/&gt;&lt;wsp:rsid wsp:val=&quot;005D27CC&quot;/&gt;&lt;wsp:rsid wsp:val=&quot;005D34FE&quot;/&gt;&lt;wsp:rsid wsp:val=&quot;005D4C1A&quot;/&gt;&lt;wsp:rsid wsp:val=&quot;005D6E0B&quot;/&gt;&lt;wsp:rsid wsp:val=&quot;005D73C4&quot;/&gt;&lt;wsp:rsid wsp:val=&quot;005E1677&quot;/&gt;&lt;wsp:rsid wsp:val=&quot;005E5F3C&quot;/&gt;&lt;wsp:rsid wsp:val=&quot;005E756A&quot;/&gt;&lt;wsp:rsid wsp:val=&quot;005F086A&quot;/&gt;&lt;wsp:rsid wsp:val=&quot;005F47EF&quot;/&gt;&lt;wsp:rsid wsp:val=&quot;006050B7&quot;/&gt;&lt;wsp:rsid wsp:val=&quot;006100BB&quot;/&gt;&lt;wsp:rsid wsp:val=&quot;00610BBB&quot;/&gt;&lt;wsp:rsid wsp:val=&quot;006149CB&quot;/&gt;&lt;wsp:rsid wsp:val=&quot;00616977&quot;/&gt;&lt;wsp:rsid wsp:val=&quot;00620374&quot;/&gt;&lt;wsp:rsid wsp:val=&quot;006267E5&quot;/&gt;&lt;wsp:rsid wsp:val=&quot;00627960&quot;/&gt;&lt;wsp:rsid wsp:val=&quot;00630354&quot;/&gt;&lt;wsp:rsid wsp:val=&quot;00630A7F&quot;/&gt;&lt;wsp:rsid wsp:val=&quot;006348A2&quot;/&gt;&lt;wsp:rsid wsp:val=&quot;00660484&quot;/&gt;&lt;wsp:rsid wsp:val=&quot;0066696E&quot;/&gt;&lt;wsp:rsid wsp:val=&quot;00672148&quot;/&gt;&lt;wsp:rsid wsp:val=&quot;00674F02&quot;/&gt;&lt;wsp:rsid wsp:val=&quot;00683589&quot;/&gt;&lt;wsp:rsid wsp:val=&quot;00692F2D&quot;/&gt;&lt;wsp:rsid wsp:val=&quot;00695DB3&quot;/&gt;&lt;wsp:rsid wsp:val=&quot;00696A4B&quot;/&gt;&lt;wsp:rsid wsp:val=&quot;006D4B8B&quot;/&gt;&lt;wsp:rsid wsp:val=&quot;006D5F14&quot;/&gt;&lt;wsp:rsid wsp:val=&quot;0070086F&quot;/&gt;&lt;wsp:rsid wsp:val=&quot;00705634&quot;/&gt;&lt;wsp:rsid wsp:val=&quot;007067BA&quot;/&gt;&lt;wsp:rsid wsp:val=&quot;00714F33&quot;/&gt;&lt;wsp:rsid wsp:val=&quot;0071679F&quot;/&gt;&lt;wsp:rsid wsp:val=&quot;00717504&quot;/&gt;&lt;wsp:rsid wsp:val=&quot;007231F6&quot;/&gt;&lt;wsp:rsid wsp:val=&quot;00733B95&quot;/&gt;&lt;wsp:rsid wsp:val=&quot;0073621B&quot;/&gt;&lt;wsp:rsid wsp:val=&quot;007424F3&quot;/&gt;&lt;wsp:rsid wsp:val=&quot;00742C3E&quot;/&gt;&lt;wsp:rsid wsp:val=&quot;00745A66&quot;/&gt;&lt;wsp:rsid wsp:val=&quot;00746ED1&quot;/&gt;&lt;wsp:rsid wsp:val=&quot;007502C5&quot;/&gt;&lt;wsp:rsid wsp:val=&quot;0075623B&quot;/&gt;&lt;wsp:rsid wsp:val=&quot;00762280&quot;/&gt;&lt;wsp:rsid wsp:val=&quot;007646E2&quot;/&gt;&lt;wsp:rsid wsp:val=&quot;0077264F&quot;/&gt;&lt;wsp:rsid wsp:val=&quot;007B06BB&quot;/&gt;&lt;wsp:rsid wsp:val=&quot;007B125F&quot;/&gt;&lt;wsp:rsid wsp:val=&quot;007B1270&quot;/&gt;&lt;wsp:rsid wsp:val=&quot;007B359A&quot;/&gt;&lt;wsp:rsid wsp:val=&quot;007B5E01&quot;/&gt;&lt;wsp:rsid wsp:val=&quot;007C2D18&quot;/&gt;&lt;wsp:rsid wsp:val=&quot;007C5AC0&quot;/&gt;&lt;wsp:rsid wsp:val=&quot;007D18FC&quot;/&gt;&lt;wsp:rsid wsp:val=&quot;007E4570&quot;/&gt;&lt;wsp:rsid wsp:val=&quot;007F3E0A&quot;/&gt;&lt;wsp:rsid wsp:val=&quot;007F4553&quot;/&gt;&lt;wsp:rsid wsp:val=&quot;00803D40&quot;/&gt;&lt;wsp:rsid wsp:val=&quot;008041CD&quot;/&gt;&lt;wsp:rsid wsp:val=&quot;008106D5&quot;/&gt;&lt;wsp:rsid wsp:val=&quot;00812A2E&quot;/&gt;&lt;wsp:rsid wsp:val=&quot;00814F89&quot;/&gt;&lt;wsp:rsid wsp:val=&quot;00826210&quot;/&gt;&lt;wsp:rsid wsp:val=&quot;0082739F&quot;/&gt;&lt;wsp:rsid wsp:val=&quot;0082757B&quot;/&gt;&lt;wsp:rsid wsp:val=&quot;008321BC&quot;/&gt;&lt;wsp:rsid wsp:val=&quot;0084149E&quot;/&gt;&lt;wsp:rsid wsp:val=&quot;008461BB&quot;/&gt;&lt;wsp:rsid wsp:val=&quot;00867297&quot;/&gt;&lt;wsp:rsid wsp:val=&quot;00873C69&quot;/&gt;&lt;wsp:rsid wsp:val=&quot;008740F9&quot;/&gt;&lt;wsp:rsid wsp:val=&quot;00874DAC&quot;/&gt;&lt;wsp:rsid wsp:val=&quot;008943CF&quot;/&gt;&lt;wsp:rsid wsp:val=&quot;00897827&quot;/&gt;&lt;wsp:rsid wsp:val=&quot;008B29B1&quot;/&gt;&lt;wsp:rsid wsp:val=&quot;008B4ADC&quot;/&gt;&lt;wsp:rsid wsp:val=&quot;008B7E6A&quot;/&gt;&lt;wsp:rsid wsp:val=&quot;008C0502&quot;/&gt;&lt;wsp:rsid wsp:val=&quot;008C1D49&quot;/&gt;&lt;wsp:rsid wsp:val=&quot;008D1EE9&quot;/&gt;&lt;wsp:rsid wsp:val=&quot;008D210D&quot;/&gt;&lt;wsp:rsid wsp:val=&quot;008E1E3C&quot;/&gt;&lt;wsp:rsid wsp:val=&quot;008E409E&quot;/&gt;&lt;wsp:rsid wsp:val=&quot;008E680D&quot;/&gt;&lt;wsp:rsid wsp:val=&quot;008E76C6&quot;/&gt;&lt;wsp:rsid wsp:val=&quot;008F20B2&quot;/&gt;&lt;wsp:rsid wsp:val=&quot;008F3070&quot;/&gt;&lt;wsp:rsid wsp:val=&quot;008F7AD3&quot;/&gt;&lt;wsp:rsid wsp:val=&quot;00911087&quot;/&gt;&lt;wsp:rsid wsp:val=&quot;00912471&quot;/&gt;&lt;wsp:rsid wsp:val=&quot;009124C6&quot;/&gt;&lt;wsp:rsid wsp:val=&quot;00914211&quot;/&gt;&lt;wsp:rsid wsp:val=&quot;00916A02&quot;/&gt;&lt;wsp:rsid wsp:val=&quot;00922BCD&quot;/&gt;&lt;wsp:rsid wsp:val=&quot;009246E7&quot;/&gt;&lt;wsp:rsid wsp:val=&quot;00931851&quot;/&gt;&lt;wsp:rsid wsp:val=&quot;00940DC3&quot;/&gt;&lt;wsp:rsid wsp:val=&quot;00944B78&quot;/&gt;&lt;wsp:rsid wsp:val=&quot;00944DD2&quot;/&gt;&lt;wsp:rsid wsp:val=&quot;0094502F&quot;/&gt;&lt;wsp:rsid wsp:val=&quot;009521B0&quot;/&gt;&lt;wsp:rsid wsp:val=&quot;00964FDA&quot;/&gt;&lt;wsp:rsid wsp:val=&quot;00967E9E&quot;/&gt;&lt;wsp:rsid wsp:val=&quot;0098119B&quot;/&gt;&lt;wsp:rsid wsp:val=&quot;009828EF&quot;/&gt;&lt;wsp:rsid wsp:val=&quot;009943D5&quot;/&gt;&lt;wsp:rsid wsp:val=&quot;009A5231&quot;/&gt;&lt;wsp:rsid wsp:val=&quot;009A60FF&quot;/&gt;&lt;wsp:rsid wsp:val=&quot;009B6115&quot;/&gt;&lt;wsp:rsid wsp:val=&quot;009B783B&quot;/&gt;&lt;wsp:rsid wsp:val=&quot;009C16FE&quot;/&gt;&lt;wsp:rsid wsp:val=&quot;009C1ED3&quot;/&gt;&lt;wsp:rsid wsp:val=&quot;009D0F4C&quot;/&gt;&lt;wsp:rsid wsp:val=&quot;009D596F&quot;/&gt;&lt;wsp:rsid wsp:val=&quot;009E22C6&quot;/&gt;&lt;wsp:rsid wsp:val=&quot;009F1D97&quot;/&gt;&lt;wsp:rsid wsp:val=&quot;009F3FC2&quot;/&gt;&lt;wsp:rsid wsp:val=&quot;009F67C3&quot;/&gt;&lt;wsp:rsid wsp:val=&quot;009F7EC0&quot;/&gt;&lt;wsp:rsid wsp:val=&quot;00A174F4&quot;/&gt;&lt;wsp:rsid wsp:val=&quot;00A3232E&quot;/&gt;&lt;wsp:rsid wsp:val=&quot;00A36A98&quot;/&gt;&lt;wsp:rsid wsp:val=&quot;00A409EE&quot;/&gt;&lt;wsp:rsid wsp:val=&quot;00A417AE&quot;/&gt;&lt;wsp:rsid wsp:val=&quot;00A4368C&quot;/&gt;&lt;wsp:rsid wsp:val=&quot;00A47657&quot;/&gt;&lt;wsp:rsid wsp:val=&quot;00A52B15&quot;/&gt;&lt;wsp:rsid wsp:val=&quot;00A57D23&quot;/&gt;&lt;wsp:rsid wsp:val=&quot;00A6067B&quot;/&gt;&lt;wsp:rsid wsp:val=&quot;00A62E66&quot;/&gt;&lt;wsp:rsid wsp:val=&quot;00A71B83&quot;/&gt;&lt;wsp:rsid wsp:val=&quot;00A76388&quot;/&gt;&lt;wsp:rsid wsp:val=&quot;00A7745F&quot;/&gt;&lt;wsp:rsid wsp:val=&quot;00A84F2E&quot;/&gt;&lt;wsp:rsid wsp:val=&quot;00A8792B&quot;/&gt;&lt;wsp:rsid wsp:val=&quot;00A941B4&quot;/&gt;&lt;wsp:rsid wsp:val=&quot;00A97DDB&quot;/&gt;&lt;wsp:rsid wsp:val=&quot;00AA732A&quot;/&gt;&lt;wsp:rsid wsp:val=&quot;00AC2974&quot;/&gt;&lt;wsp:rsid wsp:val=&quot;00AC2D1E&quot;/&gt;&lt;wsp:rsid wsp:val=&quot;00AC61BE&quot;/&gt;&lt;wsp:rsid wsp:val=&quot;00AC66F4&quot;/&gt;&lt;wsp:rsid wsp:val=&quot;00AE01D6&quot;/&gt;&lt;wsp:rsid wsp:val=&quot;00AE3B5F&quot;/&gt;&lt;wsp:rsid wsp:val=&quot;00AE5FAA&quot;/&gt;&lt;wsp:rsid wsp:val=&quot;00AF7B8C&quot;/&gt;&lt;wsp:rsid wsp:val=&quot;00B01D04&quot;/&gt;&lt;wsp:rsid wsp:val=&quot;00B01E8D&quot;/&gt;&lt;wsp:rsid wsp:val=&quot;00B05E9F&quot;/&gt;&lt;wsp:rsid wsp:val=&quot;00B10924&quot;/&gt;&lt;wsp:rsid wsp:val=&quot;00B1280F&quot;/&gt;&lt;wsp:rsid wsp:val=&quot;00B13497&quot;/&gt;&lt;wsp:rsid wsp:val=&quot;00B21005&quot;/&gt;&lt;wsp:rsid wsp:val=&quot;00B24A79&quot;/&gt;&lt;wsp:rsid wsp:val=&quot;00B349C7&quot;/&gt;&lt;wsp:rsid wsp:val=&quot;00B40640&quot;/&gt;&lt;wsp:rsid wsp:val=&quot;00B42704&quot;/&gt;&lt;wsp:rsid wsp:val=&quot;00B47538&quot;/&gt;&lt;wsp:rsid wsp:val=&quot;00B47FDB&quot;/&gt;&lt;wsp:rsid wsp:val=&quot;00B50C83&quot;/&gt;&lt;wsp:rsid wsp:val=&quot;00B51C18&quot;/&gt;&lt;wsp:rsid wsp:val=&quot;00B574CE&quot;/&gt;&lt;wsp:rsid wsp:val=&quot;00B60350&quot;/&gt;&lt;wsp:rsid wsp:val=&quot;00B60F2C&quot;/&gt;&lt;wsp:rsid wsp:val=&quot;00B614CB&quot;/&gt;&lt;wsp:rsid wsp:val=&quot;00B6236F&quot;/&gt;&lt;wsp:rsid wsp:val=&quot;00B725EB&quot;/&gt;&lt;wsp:rsid wsp:val=&quot;00B75C00&quot;/&gt;&lt;wsp:rsid wsp:val=&quot;00B85C85&quot;/&gt;&lt;wsp:rsid wsp:val=&quot;00B877B8&quot;/&gt;&lt;wsp:rsid wsp:val=&quot;00B96068&quot;/&gt;&lt;wsp:rsid wsp:val=&quot;00BA1F4C&quot;/&gt;&lt;wsp:rsid wsp:val=&quot;00BA2CB8&quot;/&gt;&lt;wsp:rsid wsp:val=&quot;00BA4B27&quot;/&gt;&lt;wsp:rsid wsp:val=&quot;00BA7DE1&quot;/&gt;&lt;wsp:rsid wsp:val=&quot;00BB0F44&quot;/&gt;&lt;wsp:rsid wsp:val=&quot;00BB3AA5&quot;/&gt;&lt;wsp:rsid wsp:val=&quot;00BC03E9&quot;/&gt;&lt;wsp:rsid wsp:val=&quot;00BC6029&quot;/&gt;&lt;wsp:rsid wsp:val=&quot;00BD7149&quot;/&gt;&lt;wsp:rsid wsp:val=&quot;00BE1443&quot;/&gt;&lt;wsp:rsid wsp:val=&quot;00BE1990&quot;/&gt;&lt;wsp:rsid wsp:val=&quot;00BE23D5&quot;/&gt;&lt;wsp:rsid wsp:val=&quot;00BF0062&quot;/&gt;&lt;wsp:rsid wsp:val=&quot;00C02818&quot;/&gt;&lt;wsp:rsid wsp:val=&quot;00C11695&quot;/&gt;&lt;wsp:rsid wsp:val=&quot;00C165EF&quot;/&gt;&lt;wsp:rsid wsp:val=&quot;00C20BBD&quot;/&gt;&lt;wsp:rsid wsp:val=&quot;00C20D2C&quot;/&gt;&lt;wsp:rsid wsp:val=&quot;00C372B8&quot;/&gt;&lt;wsp:rsid wsp:val=&quot;00C40493&quot;/&gt;&lt;wsp:rsid wsp:val=&quot;00C435F2&quot;/&gt;&lt;wsp:rsid wsp:val=&quot;00C446FA&quot;/&gt;&lt;wsp:rsid wsp:val=&quot;00C46AB7&quot;/&gt;&lt;wsp:rsid wsp:val=&quot;00C47084&quot;/&gt;&lt;wsp:rsid wsp:val=&quot;00C47155&quot;/&gt;&lt;wsp:rsid wsp:val=&quot;00C54CBA&quot;/&gt;&lt;wsp:rsid wsp:val=&quot;00C650DD&quot;/&gt;&lt;wsp:rsid wsp:val=&quot;00C714A9&quot;/&gt;&lt;wsp:rsid wsp:val=&quot;00C7366E&quot;/&gt;&lt;wsp:rsid wsp:val=&quot;00C8717E&quot;/&gt;&lt;wsp:rsid wsp:val=&quot;00C93B32&quot;/&gt;&lt;wsp:rsid wsp:val=&quot;00CB61CC&quot;/&gt;&lt;wsp:rsid wsp:val=&quot;00CC1BA4&quot;/&gt;&lt;wsp:rsid wsp:val=&quot;00CC36DA&quot;/&gt;&lt;wsp:rsid wsp:val=&quot;00CC664E&quot;/&gt;&lt;wsp:rsid wsp:val=&quot;00CC75E7&quot;/&gt;&lt;wsp:rsid wsp:val=&quot;00CD0591&quot;/&gt;&lt;wsp:rsid wsp:val=&quot;00CD2517&quot;/&gt;&lt;wsp:rsid wsp:val=&quot;00CD2B80&quot;/&gt;&lt;wsp:rsid wsp:val=&quot;00CD7723&quot;/&gt;&lt;wsp:rsid wsp:val=&quot;00CF6702&quot;/&gt;&lt;wsp:rsid wsp:val=&quot;00D028D3&quot;/&gt;&lt;wsp:rsid wsp:val=&quot;00D070FD&quot;/&gt;&lt;wsp:rsid wsp:val=&quot;00D11841&quot;/&gt;&lt;wsp:rsid wsp:val=&quot;00D13F40&quot;/&gt;&lt;wsp:rsid wsp:val=&quot;00D21DFB&quot;/&gt;&lt;wsp:rsid wsp:val=&quot;00D21E1C&quot;/&gt;&lt;wsp:rsid wsp:val=&quot;00D24114&quot;/&gt;&lt;wsp:rsid wsp:val=&quot;00D26B32&quot;/&gt;&lt;wsp:rsid wsp:val=&quot;00D326DE&quot;/&gt;&lt;wsp:rsid wsp:val=&quot;00D34FE3&quot;/&gt;&lt;wsp:rsid wsp:val=&quot;00D4026E&quot;/&gt;&lt;wsp:rsid wsp:val=&quot;00D443A1&quot;/&gt;&lt;wsp:rsid wsp:val=&quot;00D445BE&quot;/&gt;&lt;wsp:rsid wsp:val=&quot;00D51306&quot;/&gt;&lt;wsp:rsid wsp:val=&quot;00D52A38&quot;/&gt;&lt;wsp:rsid wsp:val=&quot;00D57661&quot;/&gt;&lt;wsp:rsid wsp:val=&quot;00D63DFB&quot;/&gt;&lt;wsp:rsid wsp:val=&quot;00D67603&quot;/&gt;&lt;wsp:rsid wsp:val=&quot;00D70552&quot;/&gt;&lt;wsp:rsid wsp:val=&quot;00D93A03&quot;/&gt;&lt;wsp:rsid wsp:val=&quot;00D962EF&quot;/&gt;&lt;wsp:rsid wsp:val=&quot;00D96E9E&quot;/&gt;&lt;wsp:rsid wsp:val=&quot;00D972CC&quot;/&gt;&lt;wsp:rsid wsp:val=&quot;00D97DEB&quot;/&gt;&lt;wsp:rsid wsp:val=&quot;00DA1FD8&quot;/&gt;&lt;wsp:rsid wsp:val=&quot;00DA401F&quot;/&gt;&lt;wsp:rsid wsp:val=&quot;00DA48C1&quot;/&gt;&lt;wsp:rsid wsp:val=&quot;00DA7838&quot;/&gt;&lt;wsp:rsid wsp:val=&quot;00DA7B7D&quot;/&gt;&lt;wsp:rsid wsp:val=&quot;00DB73B5&quot;/&gt;&lt;wsp:rsid wsp:val=&quot;00DC100A&quot;/&gt;&lt;wsp:rsid wsp:val=&quot;00DC5F7A&quot;/&gt;&lt;wsp:rsid wsp:val=&quot;00DC7FF1&quot;/&gt;&lt;wsp:rsid wsp:val=&quot;00DD2B25&quot;/&gt;&lt;wsp:rsid wsp:val=&quot;00DE10FA&quot;/&gt;&lt;wsp:rsid wsp:val=&quot;00DE6908&quot;/&gt;&lt;wsp:rsid wsp:val=&quot;00DF1EA9&quot;/&gt;&lt;wsp:rsid wsp:val=&quot;00DF6C13&quot;/&gt;&lt;wsp:rsid wsp:val=&quot;00E00102&quot;/&gt;&lt;wsp:rsid wsp:val=&quot;00E00787&quot;/&gt;&lt;wsp:rsid wsp:val=&quot;00E063A5&quot;/&gt;&lt;wsp:rsid wsp:val=&quot;00E15F21&quot;/&gt;&lt;wsp:rsid wsp:val=&quot;00E20FA8&quot;/&gt;&lt;wsp:rsid wsp:val=&quot;00E2192E&quot;/&gt;&lt;wsp:rsid wsp:val=&quot;00E27E79&quot;/&gt;&lt;wsp:rsid wsp:val=&quot;00E342D1&quot;/&gt;&lt;wsp:rsid wsp:val=&quot;00E43F81&quot;/&gt;&lt;wsp:rsid wsp:val=&quot;00E46595&quot;/&gt;&lt;wsp:rsid wsp:val=&quot;00E4782D&quot;/&gt;&lt;wsp:rsid wsp:val=&quot;00E566D5&quot;/&gt;&lt;wsp:rsid wsp:val=&quot;00E64666&quot;/&gt;&lt;wsp:rsid wsp:val=&quot;00E65D82&quot;/&gt;&lt;wsp:rsid wsp:val=&quot;00E7640C&quot;/&gt;&lt;wsp:rsid wsp:val=&quot;00E8012D&quot;/&gt;&lt;wsp:rsid wsp:val=&quot;00E93039&quot;/&gt;&lt;wsp:rsid wsp:val=&quot;00E93FDD&quot;/&gt;&lt;wsp:rsid wsp:val=&quot;00E94434&quot;/&gt;&lt;wsp:rsid wsp:val=&quot;00E959DC&quot;/&gt;&lt;wsp:rsid wsp:val=&quot;00EA72C8&quot;/&gt;&lt;wsp:rsid wsp:val=&quot;00EB005D&quot;/&gt;&lt;wsp:rsid wsp:val=&quot;00EB5214&quot;/&gt;&lt;wsp:rsid wsp:val=&quot;00EB5C2D&quot;/&gt;&lt;wsp:rsid wsp:val=&quot;00EC1304&quot;/&gt;&lt;wsp:rsid wsp:val=&quot;00EC2FD3&quot;/&gt;&lt;wsp:rsid wsp:val=&quot;00EC5F71&quot;/&gt;&lt;wsp:rsid wsp:val=&quot;00ED1CF3&quot;/&gt;&lt;wsp:rsid wsp:val=&quot;00ED7703&quot;/&gt;&lt;wsp:rsid wsp:val=&quot;00ED7FD9&quot;/&gt;&lt;wsp:rsid wsp:val=&quot;00EE0781&quot;/&gt;&lt;wsp:rsid wsp:val=&quot;00EE3337&quot;/&gt;&lt;wsp:rsid wsp:val=&quot;00F17BFC&quot;/&gt;&lt;wsp:rsid wsp:val=&quot;00F3131B&quot;/&gt;&lt;wsp:rsid wsp:val=&quot;00F315B6&quot;/&gt;&lt;wsp:rsid wsp:val=&quot;00F43109&quot;/&gt;&lt;wsp:rsid wsp:val=&quot;00F5321E&quot;/&gt;&lt;wsp:rsid wsp:val=&quot;00F5487B&quot;/&gt;&lt;wsp:rsid wsp:val=&quot;00F54BC4&quot;/&gt;&lt;wsp:rsid wsp:val=&quot;00F56155&quot;/&gt;&lt;wsp:rsid wsp:val=&quot;00F5796B&quot;/&gt;&lt;wsp:rsid wsp:val=&quot;00F61B55&quot;/&gt;&lt;wsp:rsid wsp:val=&quot;00F63E08&quot;/&gt;&lt;wsp:rsid wsp:val=&quot;00F652EC&quot;/&gt;&lt;wsp:rsid wsp:val=&quot;00F714E3&quot;/&gt;&lt;wsp:rsid wsp:val=&quot;00F90415&quot;/&gt;&lt;wsp:rsid wsp:val=&quot;00F933D4&quot;/&gt;&lt;wsp:rsid wsp:val=&quot;00FA6999&quot;/&gt;&lt;wsp:rsid wsp:val=&quot;00FB25EF&quot;/&gt;&lt;wsp:rsid wsp:val=&quot;00FC6B2C&quot;/&gt;&lt;wsp:rsid wsp:val=&quot;00FC7C45&quot;/&gt;&lt;wsp:rsid wsp:val=&quot;00FD25F0&quot;/&gt;&lt;wsp:rsid wsp:val=&quot;00FD3F21&quot;/&gt;&lt;wsp:rsid wsp:val=&quot;00FD639E&quot;/&gt;&lt;wsp:rsid wsp:val=&quot;00FD646C&quot;/&gt;&lt;wsp:rsid wsp:val=&quot;00FE1BFA&quot;/&gt;&lt;wsp:rsid wsp:val=&quot;00FF6ECE&quot;/&gt;&lt;/wsp:rsids&gt;&lt;/w:docPr&gt;&lt;w:body&gt;&lt;wx:sect&gt;&lt;w:p wsp:rsidR=&quot;00000000&quot; wsp:rsidRPr=&quot;00A4368C&quot; wsp:rsidRDefault=&quot;00A4368C&quot; wsp:rsidP=&quot;00A4368C&quot;&gt;&lt;m:oMathPara&gt;&lt;m:oMathParaPr&gt;&lt;m:jc m:val=&quot;left&quot;/&gt;&lt;/m:oMathParaPr&gt;&lt;m:oMath&gt;&lt;m:r&gt;&lt;w:rPr&gt;&lt;w:rFonts w:ascii=&quot;Cambria Math&quot; w:h-ansi=&quot;Cambria Math&quot;/&gt;&lt;wx:font wx:val=&quot;Cambria Math&quot;/&gt;&lt;w:i/&gt;&lt;w:lang w:val=&quot;EN-US&quot;/&gt;&lt;/w:rPr&gt;&lt;m:t&gt;xв€€N, yв€€R&lt;/m:t&gt;&lt;/m:r&gt;&lt;/m:oMath&gt;&lt;/m:oMathPara&gt;&lt;/w:p&gt;&lt;w:sectPr wsp:rsidR=&quot;00000000&quot; wsp:rsidRPr=&quot;00A4368C&quot;&gt;&lt;w:pgSz w:w=&quot;12240&quot; w:h=&quot;15840&quot;/&gt;&lt;w:pgMar w:top=&quot;1134&quot; w:right=&quot;850&quot; w:bottom=&quot;1134&quot; w:left=&quot;1701&quot; w:header=&quot;720&quot; w:footer=&quot;720&quot; w:gutter=&quot;0&quot;/&gt;&lt;w:cols w:space=&quot;720&quot;/&gt;&lt;/w:sectPr&gt;&lt;/wx:sect&gt;&lt;/w:body&gt;&lt;/w:wordDocument&gt;">
                   <v:imagedata r:id="rId11" o:title="" chromakey="white"/>
                 </v:shape>
               </w:pict>
@@ -26657,6 +26401,7 @@
           <w:szCs w:val="28"/>
           <w:lang w:eastAsia="ru-RU"/>
         </w:rPr>
+        <w:lastRenderedPageBreak/>
         <w:t>Постройте и обучите</w:t>
       </w:r>
       <w:r>
@@ -26906,17 +26651,12 @@
         </w:rPr>
       </w:pPr>
       <w:r>
-        <w:rPr>
-          <w:noProof/>
-        </w:rPr>
-      </w:r>
-      <w:r>
         <w:pict>
           <v:shapetype id="_x0000_t202" coordsize="21600,21600" o:spt="202" path="m,l,21600r21600,l21600,xe">
             <v:stroke joinstyle="miter"/>
             <v:path gradientshapeok="t" o:connecttype="rect"/>
           </v:shapetype>
-          <v:shape id="TextBox 1" o:spid="_x0000_s1026" type="#_x0000_t202" style="width:143.3pt;height:31.2pt;visibility:visible;mso-wrap-style:none;mso-position-horizontal-relative:char;mso-position-vertical-relative:line" o:gfxdata="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" filled="f" stroked="f">
+          <v:shape id="TextBox 1" o:spid="_x0000_s1033" type="#_x0000_t202" style="width:143.3pt;height:31.2pt;visibility:visible;mso-wrap-style:none;mso-left-percent:-10001;mso-top-percent:-10001;mso-position-horizontal:absolute;mso-position-horizontal-relative:char;mso-position-vertical:absolute;mso-position-vertical-relative:line;mso-left-percent:-10001;mso-top-percent:-10001" filled="f" stroked="f">
             <v:textbox style="mso-fit-shape-to-text:t" inset="0,0,0,0">
               <w:txbxContent>
                 <w:p>
@@ -27076,7 +26816,7 @@
           <w:position w:val="-11"/>
         </w:rPr>
         <w:pict>
-          <v:shape id="_x0000_i1035" type="#_x0000_t75" style="width:6.55pt;height:18.7pt" equationxml="&lt;?xml version=&quot;1.0&quot; encoding=&quot;UTF-8&quot; standalone=&quot;yes&quot;?&gt;&#10;&lt;?mso-application progid=&quot;Word.Document&quot;?&gt;&#10;&lt;w:wordDocument xmlns:aml=&quot;http://schemas.microsoft.com/aml/2001/core&quot; xmlns:wpc=&quot;http://schemas.microsoft.com/office/word/2010/wordprocessingCanvas&quot; xmlns:dt=&quot;uuid:C2F41010-65B3-11d1-A29F-00AA00C14882&quot; xmlns:mc=&quot;http://schemas.openxmlformats.org/markup-compatibility/2006&quot; xmlns:o=&quot;urn:schemas-microsoft-com:office:office&quot; xmlns:m=&quot;http://schemas.openxmlformats.org/officeDocument/2006/math&quot; xmlns:v=&quot;urn:schemas-microsoft-com:vml&quot; xmlns:w10=&quot;urn:schemas-microsoft-com:office:word&quot; xmlns:w=&quot;http://schemas.microsoft.com/office/word/2003/wordml&quot; xmlns:wx=&quot;http://schemas.microsoft.com/office/word/2003/auxHint&quot; xmlns:wne=&quot;http://schemas.microsoft.com/office/word/2006/wordml&quot; xmlns:wsp=&quot;http://schemas.microsoft.com/office/word/2003/wordml/sp2&quot; xmlns:sl=&quot;http://schemas.microsoft.com/schemaLibrary/2003/core&quot; w:macrosPresent=&quot;no&quot; w:embeddedObjPresent=&quot;no&quot; w:ocxPresent=&quot;no&quot; xml:space=&quot;preserve&quot;&gt;&lt;w:ignoreSubtree w:val=&quot;http://schemas.microsoft.com/office/word/2003/wordml/sp2&quot;/&gt;&lt;o:DocumentProperties&gt;&lt;o:Version&gt;15&lt;/o:Version&gt;&lt;/o:DocumentProperties&gt;&lt;w:docPr&gt;&lt;w:view w:val=&quot;print&quot;/&gt;&lt;w:zoom w:percent=&quot;100&quot;/&gt;&lt;w:doNotEmbedSystemFonts/&gt;&lt;w:activeWritingStyle w:lang=&quot;RU&quot; w:vendorID=&quot;64&quot; w:dllVersion=&quot;131078&quot; w:nlCheck=&quot;on&quot; w:optionSet=&quot;0&quot;/&gt;&lt;w:activeWritingStyle w:lang=&quot;EN-US&quot; w:vendorID=&quot;64&quot; w:dllVersion=&quot;131078&quot; w:nlCheck=&quot;on&quot; w:optionSet=&quot;1&quot;/&gt;&lt;w:defaultTabStop w:val=&quot;709&quot;/&gt;&lt;w:punctuationKerning/&gt;&lt;w:characterSpacingControl w:val=&quot;DontCompress&quot;/&gt;&lt;w:optimizeForBrowser/&gt;&lt;w:relyOnVML/&gt;&lt;w:allowPNG/&gt;&lt;w:targetScreenSz w:val=&quot;800x600&quot;/&gt;&lt;w:validateAgainstSchema/&gt;&lt;w:saveInvalidXML w:val=&quot;off&quot;/&gt;&lt;w:ignoreMixedContent w:val=&quot;off&quot;/&gt;&lt;w:alwaysShowPlaceholderText w:val=&quot;off&quot;/&gt;&lt;w:compat&gt;&lt;w:breakWrappedTables/&gt;&lt;w:snapToGridInCell/&gt;&lt;w:wrapTextWithPunct/&gt;&lt;w:useAsianBreakRules/&gt;&lt;w:dontGrowAutofit/&gt;&lt;/w:compat&gt;&lt;wsp:rsids&gt;&lt;wsp:rsidRoot wsp:val=&quot;00F17BFC&quot;/&gt;&lt;wsp:rsid wsp:val=&quot;000015FE&quot;/&gt;&lt;wsp:rsid wsp:val=&quot;000020AD&quot;/&gt;&lt;wsp:rsid wsp:val=&quot;0000523D&quot;/&gt;&lt;wsp:rsid wsp:val=&quot;000130FB&quot;/&gt;&lt;wsp:rsid wsp:val=&quot;0001367F&quot;/&gt;&lt;wsp:rsid wsp:val=&quot;000155E8&quot;/&gt;&lt;wsp:rsid wsp:val=&quot;00025215&quot;/&gt;&lt;wsp:rsid wsp:val=&quot;000253B2&quot;/&gt;&lt;wsp:rsid wsp:val=&quot;00031C8A&quot;/&gt;&lt;wsp:rsid wsp:val=&quot;000363F4&quot;/&gt;&lt;wsp:rsid wsp:val=&quot;00037091&quot;/&gt;&lt;wsp:rsid wsp:val=&quot;00053D23&quot;/&gt;&lt;wsp:rsid wsp:val=&quot;00055BF9&quot;/&gt;&lt;wsp:rsid wsp:val=&quot;00071A86&quot;/&gt;&lt;wsp:rsid wsp:val=&quot;00075412&quot;/&gt;&lt;wsp:rsid wsp:val=&quot;00082343&quot;/&gt;&lt;wsp:rsid wsp:val=&quot;00086438&quot;/&gt;&lt;wsp:rsid wsp:val=&quot;0009597F&quot;/&gt;&lt;wsp:rsid wsp:val=&quot;00096739&quot;/&gt;&lt;wsp:rsid wsp:val=&quot;0009753E&quot;/&gt;&lt;wsp:rsid wsp:val=&quot;000A5F0E&quot;/&gt;&lt;wsp:rsid wsp:val=&quot;000A76C7&quot;/&gt;&lt;wsp:rsid wsp:val=&quot;000B0199&quot;/&gt;&lt;wsp:rsid wsp:val=&quot;000C133D&quot;/&gt;&lt;wsp:rsid wsp:val=&quot;000D1709&quot;/&gt;&lt;wsp:rsid wsp:val=&quot;000F1F4B&quot;/&gt;&lt;wsp:rsid wsp:val=&quot;000F653B&quot;/&gt;&lt;wsp:rsid wsp:val=&quot;00104B0D&quot;/&gt;&lt;wsp:rsid wsp:val=&quot;00113BAD&quot;/&gt;&lt;wsp:rsid wsp:val=&quot;00121FD3&quot;/&gt;&lt;wsp:rsid wsp:val=&quot;00122098&quot;/&gt;&lt;wsp:rsid wsp:val=&quot;00126A68&quot;/&gt;&lt;wsp:rsid wsp:val=&quot;00151066&quot;/&gt;&lt;wsp:rsid wsp:val=&quot;00152BCB&quot;/&gt;&lt;wsp:rsid wsp:val=&quot;00155363&quot;/&gt;&lt;wsp:rsid wsp:val=&quot;00156CA5&quot;/&gt;&lt;wsp:rsid wsp:val=&quot;00157F33&quot;/&gt;&lt;wsp:rsid wsp:val=&quot;0016527B&quot;/&gt;&lt;wsp:rsid wsp:val=&quot;00166C15&quot;/&gt;&lt;wsp:rsid wsp:val=&quot;0017747D&quot;/&gt;&lt;wsp:rsid wsp:val=&quot;00183260&quot;/&gt;&lt;wsp:rsid wsp:val=&quot;0018679A&quot;/&gt;&lt;wsp:rsid wsp:val=&quot;00187CE8&quot;/&gt;&lt;wsp:rsid wsp:val=&quot;001A656E&quot;/&gt;&lt;wsp:rsid wsp:val=&quot;001B3255&quot;/&gt;&lt;wsp:rsid wsp:val=&quot;001B39CF&quot;/&gt;&lt;wsp:rsid wsp:val=&quot;001B78BD&quot;/&gt;&lt;wsp:rsid wsp:val=&quot;001C75D0&quot;/&gt;&lt;wsp:rsid wsp:val=&quot;001D4708&quot;/&gt;&lt;wsp:rsid wsp:val=&quot;001D7D00&quot;/&gt;&lt;wsp:rsid wsp:val=&quot;001E58CE&quot;/&gt;&lt;wsp:rsid wsp:val=&quot;001F7BCF&quot;/&gt;&lt;wsp:rsid wsp:val=&quot;002011F0&quot;/&gt;&lt;wsp:rsid wsp:val=&quot;0021089B&quot;/&gt;&lt;wsp:rsid wsp:val=&quot;00211273&quot;/&gt;&lt;wsp:rsid wsp:val=&quot;002216B9&quot;/&gt;&lt;wsp:rsid wsp:val=&quot;00245440&quot;/&gt;&lt;wsp:rsid wsp:val=&quot;002502C0&quot;/&gt;&lt;wsp:rsid wsp:val=&quot;00250448&quot;/&gt;&lt;wsp:rsid wsp:val=&quot;002505E1&quot;/&gt;&lt;wsp:rsid wsp:val=&quot;002609F1&quot;/&gt;&lt;wsp:rsid wsp:val=&quot;00261B8C&quot;/&gt;&lt;wsp:rsid wsp:val=&quot;00262BFB&quot;/&gt;&lt;wsp:rsid wsp:val=&quot;00263DCD&quot;/&gt;&lt;wsp:rsid wsp:val=&quot;00265B61&quot;/&gt;&lt;wsp:rsid wsp:val=&quot;0027142D&quot;/&gt;&lt;wsp:rsid wsp:val=&quot;00280FE4&quot;/&gt;&lt;wsp:rsid wsp:val=&quot;00281B34&quot;/&gt;&lt;wsp:rsid wsp:val=&quot;00283182&quot;/&gt;&lt;wsp:rsid wsp:val=&quot;00285CE0&quot;/&gt;&lt;wsp:rsid wsp:val=&quot;002877F1&quot;/&gt;&lt;wsp:rsid wsp:val=&quot;002A20DC&quot;/&gt;&lt;wsp:rsid wsp:val=&quot;002A2337&quot;/&gt;&lt;wsp:rsid wsp:val=&quot;002A4655&quot;/&gt;&lt;wsp:rsid wsp:val=&quot;002A5086&quot;/&gt;&lt;wsp:rsid wsp:val=&quot;002A58BB&quot;/&gt;&lt;wsp:rsid wsp:val=&quot;002B0635&quot;/&gt;&lt;wsp:rsid wsp:val=&quot;002B10C4&quot;/&gt;&lt;wsp:rsid wsp:val=&quot;002B16ED&quot;/&gt;&lt;wsp:rsid wsp:val=&quot;002B5E09&quot;/&gt;&lt;wsp:rsid wsp:val=&quot;002C167F&quot;/&gt;&lt;wsp:rsid wsp:val=&quot;002C660C&quot;/&gt;&lt;wsp:rsid wsp:val=&quot;002C6629&quot;/&gt;&lt;wsp:rsid wsp:val=&quot;002D1FCC&quot;/&gt;&lt;wsp:rsid wsp:val=&quot;002E0E6E&quot;/&gt;&lt;wsp:rsid wsp:val=&quot;003003E6&quot;/&gt;&lt;wsp:rsid wsp:val=&quot;0030769D&quot;/&gt;&lt;wsp:rsid wsp:val=&quot;003107E9&quot;/&gt;&lt;wsp:rsid wsp:val=&quot;00313B72&quot;/&gt;&lt;wsp:rsid wsp:val=&quot;00314B92&quot;/&gt;&lt;wsp:rsid wsp:val=&quot;00317A20&quot;/&gt;&lt;wsp:rsid wsp:val=&quot;00335A54&quot;/&gt;&lt;wsp:rsid wsp:val=&quot;00335D79&quot;/&gt;&lt;wsp:rsid wsp:val=&quot;00336CFE&quot;/&gt;&lt;wsp:rsid wsp:val=&quot;00337C4C&quot;/&gt;&lt;wsp:rsid wsp:val=&quot;0034103F&quot;/&gt;&lt;wsp:rsid wsp:val=&quot;00341D31&quot;/&gt;&lt;wsp:rsid wsp:val=&quot;0034650A&quot;/&gt;&lt;wsp:rsid wsp:val=&quot;00346A56&quot;/&gt;&lt;wsp:rsid wsp:val=&quot;003510C4&quot;/&gt;&lt;wsp:rsid wsp:val=&quot;00355841&quot;/&gt;&lt;wsp:rsid wsp:val=&quot;00355C8B&quot;/&gt;&lt;wsp:rsid wsp:val=&quot;00356C58&quot;/&gt;&lt;wsp:rsid wsp:val=&quot;00360561&quot;/&gt;&lt;wsp:rsid wsp:val=&quot;003749ED&quot;/&gt;&lt;wsp:rsid wsp:val=&quot;00376926&quot;/&gt;&lt;wsp:rsid wsp:val=&quot;00377515&quot;/&gt;&lt;wsp:rsid wsp:val=&quot;00377DA6&quot;/&gt;&lt;wsp:rsid wsp:val=&quot;0038142C&quot;/&gt;&lt;wsp:rsid wsp:val=&quot;00394CAE&quot;/&gt;&lt;wsp:rsid wsp:val=&quot;003A1C63&quot;/&gt;&lt;wsp:rsid wsp:val=&quot;003A529D&quot;/&gt;&lt;wsp:rsid wsp:val=&quot;003A639A&quot;/&gt;&lt;wsp:rsid wsp:val=&quot;003A7393&quot;/&gt;&lt;wsp:rsid wsp:val=&quot;003B0CD6&quot;/&gt;&lt;wsp:rsid wsp:val=&quot;003B56AF&quot;/&gt;&lt;wsp:rsid wsp:val=&quot;003C7EA6&quot;/&gt;&lt;wsp:rsid wsp:val=&quot;003D0C0A&quot;/&gt;&lt;wsp:rsid wsp:val=&quot;003D5BF9&quot;/&gt;&lt;wsp:rsid wsp:val=&quot;003E399C&quot;/&gt;&lt;wsp:rsid wsp:val=&quot;003F0F8F&quot;/&gt;&lt;wsp:rsid wsp:val=&quot;003F10D2&quot;/&gt;&lt;wsp:rsid wsp:val=&quot;003F3451&quot;/&gt;&lt;wsp:rsid wsp:val=&quot;003F42B0&quot;/&gt;&lt;wsp:rsid wsp:val=&quot;003F5570&quot;/&gt;&lt;wsp:rsid wsp:val=&quot;003F5F74&quot;/&gt;&lt;wsp:rsid wsp:val=&quot;00401534&quot;/&gt;&lt;wsp:rsid wsp:val=&quot;00423B98&quot;/&gt;&lt;wsp:rsid wsp:val=&quot;004259C3&quot;/&gt;&lt;wsp:rsid wsp:val=&quot;00426790&quot;/&gt;&lt;wsp:rsid wsp:val=&quot;00430592&quot;/&gt;&lt;wsp:rsid wsp:val=&quot;004445EE&quot;/&gt;&lt;wsp:rsid wsp:val=&quot;00444CF3&quot;/&gt;&lt;wsp:rsid wsp:val=&quot;0044653F&quot;/&gt;&lt;wsp:rsid wsp:val=&quot;00452126&quot;/&gt;&lt;wsp:rsid wsp:val=&quot;00453488&quot;/&gt;&lt;wsp:rsid wsp:val=&quot;004559C1&quot;/&gt;&lt;wsp:rsid wsp:val=&quot;0045713C&quot;/&gt;&lt;wsp:rsid wsp:val=&quot;00466BD5&quot;/&gt;&lt;wsp:rsid wsp:val=&quot;00466CCB&quot;/&gt;&lt;wsp:rsid wsp:val=&quot;00467C2D&quot;/&gt;&lt;wsp:rsid wsp:val=&quot;00470CB9&quot;/&gt;&lt;wsp:rsid wsp:val=&quot;00472FDB&quot;/&gt;&lt;wsp:rsid wsp:val=&quot;004759E5&quot;/&gt;&lt;wsp:rsid wsp:val=&quot;00475FFF&quot;/&gt;&lt;wsp:rsid wsp:val=&quot;00477023&quot;/&gt;&lt;wsp:rsid wsp:val=&quot;00481F6A&quot;/&gt;&lt;wsp:rsid wsp:val=&quot;00485A31&quot;/&gt;&lt;wsp:rsid wsp:val=&quot;004963F1&quot;/&gt;&lt;wsp:rsid wsp:val=&quot;004B0CC3&quot;/&gt;&lt;wsp:rsid wsp:val=&quot;004B38E0&quot;/&gt;&lt;wsp:rsid wsp:val=&quot;004C52E9&quot;/&gt;&lt;wsp:rsid wsp:val=&quot;004D6B38&quot;/&gt;&lt;wsp:rsid wsp:val=&quot;004D7D2F&quot;/&gt;&lt;wsp:rsid wsp:val=&quot;004E1CCC&quot;/&gt;&lt;wsp:rsid wsp:val=&quot;004E4469&quot;/&gt;&lt;wsp:rsid wsp:val=&quot;004F088A&quot;/&gt;&lt;wsp:rsid wsp:val=&quot;004F220F&quot;/&gt;&lt;wsp:rsid wsp:val=&quot;004F4438&quot;/&gt;&lt;wsp:rsid wsp:val=&quot;005030A0&quot;/&gt;&lt;wsp:rsid wsp:val=&quot;00505CF2&quot;/&gt;&lt;wsp:rsid wsp:val=&quot;005060C1&quot;/&gt;&lt;wsp:rsid wsp:val=&quot;00507371&quot;/&gt;&lt;wsp:rsid wsp:val=&quot;00521F7C&quot;/&gt;&lt;wsp:rsid wsp:val=&quot;00523A61&quot;/&gt;&lt;wsp:rsid wsp:val=&quot;005251E9&quot;/&gt;&lt;wsp:rsid wsp:val=&quot;005275BF&quot;/&gt;&lt;wsp:rsid wsp:val=&quot;00540A04&quot;/&gt;&lt;wsp:rsid wsp:val=&quot;005444D2&quot;/&gt;&lt;wsp:rsid wsp:val=&quot;00550CA4&quot;/&gt;&lt;wsp:rsid wsp:val=&quot;00552AC9&quot;/&gt;&lt;wsp:rsid wsp:val=&quot;00553B46&quot;/&gt;&lt;wsp:rsid wsp:val=&quot;005619DB&quot;/&gt;&lt;wsp:rsid wsp:val=&quot;0056618B&quot;/&gt;&lt;wsp:rsid wsp:val=&quot;00576F73&quot;/&gt;&lt;wsp:rsid wsp:val=&quot;005913E4&quot;/&gt;&lt;wsp:rsid wsp:val=&quot;00593EE0&quot;/&gt;&lt;wsp:rsid wsp:val=&quot;0059682E&quot;/&gt;&lt;wsp:rsid wsp:val=&quot;005974B2&quot;/&gt;&lt;wsp:rsid wsp:val=&quot;005A646F&quot;/&gt;&lt;wsp:rsid wsp:val=&quot;005B016B&quot;/&gt;&lt;wsp:rsid wsp:val=&quot;005B2FE8&quot;/&gt;&lt;wsp:rsid wsp:val=&quot;005C21CD&quot;/&gt;&lt;wsp:rsid wsp:val=&quot;005C3AB7&quot;/&gt;&lt;wsp:rsid wsp:val=&quot;005C3D63&quot;/&gt;&lt;wsp:rsid wsp:val=&quot;005C7C31&quot;/&gt;&lt;wsp:rsid wsp:val=&quot;005D27CC&quot;/&gt;&lt;wsp:rsid wsp:val=&quot;005D34FE&quot;/&gt;&lt;wsp:rsid wsp:val=&quot;005D4C1A&quot;/&gt;&lt;wsp:rsid wsp:val=&quot;005D6E0B&quot;/&gt;&lt;wsp:rsid wsp:val=&quot;005D73C4&quot;/&gt;&lt;wsp:rsid wsp:val=&quot;005E1677&quot;/&gt;&lt;wsp:rsid wsp:val=&quot;005E5F3C&quot;/&gt;&lt;wsp:rsid wsp:val=&quot;005E756A&quot;/&gt;&lt;wsp:rsid wsp:val=&quot;005F086A&quot;/&gt;&lt;wsp:rsid wsp:val=&quot;005F47EF&quot;/&gt;&lt;wsp:rsid wsp:val=&quot;006050B7&quot;/&gt;&lt;wsp:rsid wsp:val=&quot;006100BB&quot;/&gt;&lt;wsp:rsid wsp:val=&quot;00610BBB&quot;/&gt;&lt;wsp:rsid wsp:val=&quot;006149CB&quot;/&gt;&lt;wsp:rsid wsp:val=&quot;00616977&quot;/&gt;&lt;wsp:rsid wsp:val=&quot;00620374&quot;/&gt;&lt;wsp:rsid wsp:val=&quot;006267E5&quot;/&gt;&lt;wsp:rsid wsp:val=&quot;00627960&quot;/&gt;&lt;wsp:rsid wsp:val=&quot;00630354&quot;/&gt;&lt;wsp:rsid wsp:val=&quot;00630A7F&quot;/&gt;&lt;wsp:rsid wsp:val=&quot;006348A2&quot;/&gt;&lt;wsp:rsid wsp:val=&quot;00660484&quot;/&gt;&lt;wsp:rsid wsp:val=&quot;00666925&quot;/&gt;&lt;wsp:rsid wsp:val=&quot;0066696E&quot;/&gt;&lt;wsp:rsid wsp:val=&quot;00672148&quot;/&gt;&lt;wsp:rsid wsp:val=&quot;00674F02&quot;/&gt;&lt;wsp:rsid wsp:val=&quot;00683589&quot;/&gt;&lt;wsp:rsid wsp:val=&quot;00692F2D&quot;/&gt;&lt;wsp:rsid wsp:val=&quot;00695DB3&quot;/&gt;&lt;wsp:rsid wsp:val=&quot;00696A4B&quot;/&gt;&lt;wsp:rsid wsp:val=&quot;006D4B8B&quot;/&gt;&lt;wsp:rsid wsp:val=&quot;006D5F14&quot;/&gt;&lt;wsp:rsid wsp:val=&quot;0070086F&quot;/&gt;&lt;wsp:rsid wsp:val=&quot;00705634&quot;/&gt;&lt;wsp:rsid wsp:val=&quot;007067BA&quot;/&gt;&lt;wsp:rsid wsp:val=&quot;00714F33&quot;/&gt;&lt;wsp:rsid wsp:val=&quot;0071679F&quot;/&gt;&lt;wsp:rsid wsp:val=&quot;00717504&quot;/&gt;&lt;wsp:rsid wsp:val=&quot;007231F6&quot;/&gt;&lt;wsp:rsid wsp:val=&quot;00733B95&quot;/&gt;&lt;wsp:rsid wsp:val=&quot;0073621B&quot;/&gt;&lt;wsp:rsid wsp:val=&quot;007424F3&quot;/&gt;&lt;wsp:rsid wsp:val=&quot;00742C3E&quot;/&gt;&lt;wsp:rsid wsp:val=&quot;00745A66&quot;/&gt;&lt;wsp:rsid wsp:val=&quot;00746ED1&quot;/&gt;&lt;wsp:rsid wsp:val=&quot;007502C5&quot;/&gt;&lt;wsp:rsid wsp:val=&quot;0075623B&quot;/&gt;&lt;wsp:rsid wsp:val=&quot;00762280&quot;/&gt;&lt;wsp:rsid wsp:val=&quot;007646E2&quot;/&gt;&lt;wsp:rsid wsp:val=&quot;0077264F&quot;/&gt;&lt;wsp:rsid wsp:val=&quot;007B06BB&quot;/&gt;&lt;wsp:rsid wsp:val=&quot;007B125F&quot;/&gt;&lt;wsp:rsid wsp:val=&quot;007B1270&quot;/&gt;&lt;wsp:rsid wsp:val=&quot;007B359A&quot;/&gt;&lt;wsp:rsid wsp:val=&quot;007B5E01&quot;/&gt;&lt;wsp:rsid wsp:val=&quot;007C2D18&quot;/&gt;&lt;wsp:rsid wsp:val=&quot;007C5AC0&quot;/&gt;&lt;wsp:rsid wsp:val=&quot;007D18FC&quot;/&gt;&lt;wsp:rsid wsp:val=&quot;007E4570&quot;/&gt;&lt;wsp:rsid wsp:val=&quot;007F3E0A&quot;/&gt;&lt;wsp:rsid wsp:val=&quot;007F4553&quot;/&gt;&lt;wsp:rsid wsp:val=&quot;00803D40&quot;/&gt;&lt;wsp:rsid wsp:val=&quot;008041CD&quot;/&gt;&lt;wsp:rsid wsp:val=&quot;008106D5&quot;/&gt;&lt;wsp:rsid wsp:val=&quot;00812A2E&quot;/&gt;&lt;wsp:rsid wsp:val=&quot;00814F89&quot;/&gt;&lt;wsp:rsid wsp:val=&quot;00826210&quot;/&gt;&lt;wsp:rsid wsp:val=&quot;0082739F&quot;/&gt;&lt;wsp:rsid wsp:val=&quot;0082757B&quot;/&gt;&lt;wsp:rsid wsp:val=&quot;008321BC&quot;/&gt;&lt;wsp:rsid wsp:val=&quot;0084149E&quot;/&gt;&lt;wsp:rsid wsp:val=&quot;008461BB&quot;/&gt;&lt;wsp:rsid wsp:val=&quot;00867297&quot;/&gt;&lt;wsp:rsid wsp:val=&quot;00873C69&quot;/&gt;&lt;wsp:rsid wsp:val=&quot;008740F9&quot;/&gt;&lt;wsp:rsid wsp:val=&quot;00874DAC&quot;/&gt;&lt;wsp:rsid wsp:val=&quot;008943CF&quot;/&gt;&lt;wsp:rsid wsp:val=&quot;00897827&quot;/&gt;&lt;wsp:rsid wsp:val=&quot;008B29B1&quot;/&gt;&lt;wsp:rsid wsp:val=&quot;008B4ADC&quot;/&gt;&lt;wsp:rsid wsp:val=&quot;008B7E6A&quot;/&gt;&lt;wsp:rsid wsp:val=&quot;008C0502&quot;/&gt;&lt;wsp:rsid wsp:val=&quot;008C1D49&quot;/&gt;&lt;wsp:rsid wsp:val=&quot;008D1EE9&quot;/&gt;&lt;wsp:rsid wsp:val=&quot;008D210D&quot;/&gt;&lt;wsp:rsid wsp:val=&quot;008E1E3C&quot;/&gt;&lt;wsp:rsid wsp:val=&quot;008E409E&quot;/&gt;&lt;wsp:rsid wsp:val=&quot;008E680D&quot;/&gt;&lt;wsp:rsid wsp:val=&quot;008E76C6&quot;/&gt;&lt;wsp:rsid wsp:val=&quot;008F20B2&quot;/&gt;&lt;wsp:rsid wsp:val=&quot;008F3070&quot;/&gt;&lt;wsp:rsid wsp:val=&quot;008F7AD3&quot;/&gt;&lt;wsp:rsid wsp:val=&quot;00911087&quot;/&gt;&lt;wsp:rsid wsp:val=&quot;00912471&quot;/&gt;&lt;wsp:rsid wsp:val=&quot;009124C6&quot;/&gt;&lt;wsp:rsid wsp:val=&quot;00914211&quot;/&gt;&lt;wsp:rsid wsp:val=&quot;00916A02&quot;/&gt;&lt;wsp:rsid wsp:val=&quot;00922BCD&quot;/&gt;&lt;wsp:rsid wsp:val=&quot;009246E7&quot;/&gt;&lt;wsp:rsid wsp:val=&quot;00931851&quot;/&gt;&lt;wsp:rsid wsp:val=&quot;00940DC3&quot;/&gt;&lt;wsp:rsid wsp:val=&quot;00944B78&quot;/&gt;&lt;wsp:rsid wsp:val=&quot;00944DD2&quot;/&gt;&lt;wsp:rsid wsp:val=&quot;0094502F&quot;/&gt;&lt;wsp:rsid wsp:val=&quot;009521B0&quot;/&gt;&lt;wsp:rsid wsp:val=&quot;00964FDA&quot;/&gt;&lt;wsp:rsid wsp:val=&quot;00967E9E&quot;/&gt;&lt;wsp:rsid wsp:val=&quot;0098119B&quot;/&gt;&lt;wsp:rsid wsp:val=&quot;009828EF&quot;/&gt;&lt;wsp:rsid wsp:val=&quot;009943D5&quot;/&gt;&lt;wsp:rsid wsp:val=&quot;009A5231&quot;/&gt;&lt;wsp:rsid wsp:val=&quot;009A60FF&quot;/&gt;&lt;wsp:rsid wsp:val=&quot;009B6115&quot;/&gt;&lt;wsp:rsid wsp:val=&quot;009B783B&quot;/&gt;&lt;wsp:rsid wsp:val=&quot;009C16FE&quot;/&gt;&lt;wsp:rsid wsp:val=&quot;009C1ED3&quot;/&gt;&lt;wsp:rsid wsp:val=&quot;009D0F4C&quot;/&gt;&lt;wsp:rsid wsp:val=&quot;009D596F&quot;/&gt;&lt;wsp:rsid wsp:val=&quot;009E22C6&quot;/&gt;&lt;wsp:rsid wsp:val=&quot;009F1D97&quot;/&gt;&lt;wsp:rsid wsp:val=&quot;009F3FC2&quot;/&gt;&lt;wsp:rsid wsp:val=&quot;009F67C3&quot;/&gt;&lt;wsp:rsid wsp:val=&quot;009F7EC0&quot;/&gt;&lt;wsp:rsid wsp:val=&quot;00A174F4&quot;/&gt;&lt;wsp:rsid wsp:val=&quot;00A3232E&quot;/&gt;&lt;wsp:rsid wsp:val=&quot;00A36A98&quot;/&gt;&lt;wsp:rsid wsp:val=&quot;00A409EE&quot;/&gt;&lt;wsp:rsid wsp:val=&quot;00A417AE&quot;/&gt;&lt;wsp:rsid wsp:val=&quot;00A47657&quot;/&gt;&lt;wsp:rsid wsp:val=&quot;00A52B15&quot;/&gt;&lt;wsp:rsid wsp:val=&quot;00A57D23&quot;/&gt;&lt;wsp:rsid wsp:val=&quot;00A6067B&quot;/&gt;&lt;wsp:rsid wsp:val=&quot;00A62E66&quot;/&gt;&lt;wsp:rsid wsp:val=&quot;00A71B83&quot;/&gt;&lt;wsp:rsid wsp:val=&quot;00A76388&quot;/&gt;&lt;wsp:rsid wsp:val=&quot;00A7745F&quot;/&gt;&lt;wsp:rsid wsp:val=&quot;00A84F2E&quot;/&gt;&lt;wsp:rsid wsp:val=&quot;00A8792B&quot;/&gt;&lt;wsp:rsid wsp:val=&quot;00A941B4&quot;/&gt;&lt;wsp:rsid wsp:val=&quot;00A97DDB&quot;/&gt;&lt;wsp:rsid wsp:val=&quot;00AA732A&quot;/&gt;&lt;wsp:rsid wsp:val=&quot;00AC2974&quot;/&gt;&lt;wsp:rsid wsp:val=&quot;00AC2D1E&quot;/&gt;&lt;wsp:rsid wsp:val=&quot;00AC61BE&quot;/&gt;&lt;wsp:rsid wsp:val=&quot;00AC66F4&quot;/&gt;&lt;wsp:rsid wsp:val=&quot;00AE01D6&quot;/&gt;&lt;wsp:rsid wsp:val=&quot;00AE3B5F&quot;/&gt;&lt;wsp:rsid wsp:val=&quot;00AE5FAA&quot;/&gt;&lt;wsp:rsid wsp:val=&quot;00AF7B8C&quot;/&gt;&lt;wsp:rsid wsp:val=&quot;00B01D04&quot;/&gt;&lt;wsp:rsid wsp:val=&quot;00B01E8D&quot;/&gt;&lt;wsp:rsid wsp:val=&quot;00B05E9F&quot;/&gt;&lt;wsp:rsid wsp:val=&quot;00B10924&quot;/&gt;&lt;wsp:rsid wsp:val=&quot;00B1280F&quot;/&gt;&lt;wsp:rsid wsp:val=&quot;00B13497&quot;/&gt;&lt;wsp:rsid wsp:val=&quot;00B21005&quot;/&gt;&lt;wsp:rsid wsp:val=&quot;00B24A79&quot;/&gt;&lt;wsp:rsid wsp:val=&quot;00B349C7&quot;/&gt;&lt;wsp:rsid wsp:val=&quot;00B40640&quot;/&gt;&lt;wsp:rsid wsp:val=&quot;00B42704&quot;/&gt;&lt;wsp:rsid wsp:val=&quot;00B47538&quot;/&gt;&lt;wsp:rsid wsp:val=&quot;00B47FDB&quot;/&gt;&lt;wsp:rsid wsp:val=&quot;00B50C83&quot;/&gt;&lt;wsp:rsid wsp:val=&quot;00B51C18&quot;/&gt;&lt;wsp:rsid wsp:val=&quot;00B574CE&quot;/&gt;&lt;wsp:rsid wsp:val=&quot;00B60350&quot;/&gt;&lt;wsp:rsid wsp:val=&quot;00B60F2C&quot;/&gt;&lt;wsp:rsid wsp:val=&quot;00B614CB&quot;/&gt;&lt;wsp:rsid wsp:val=&quot;00B6236F&quot;/&gt;&lt;wsp:rsid wsp:val=&quot;00B725EB&quot;/&gt;&lt;wsp:rsid wsp:val=&quot;00B75C00&quot;/&gt;&lt;wsp:rsid wsp:val=&quot;00B85C85&quot;/&gt;&lt;wsp:rsid wsp:val=&quot;00B877B8&quot;/&gt;&lt;wsp:rsid wsp:val=&quot;00B96068&quot;/&gt;&lt;wsp:rsid wsp:val=&quot;00BA1F4C&quot;/&gt;&lt;wsp:rsid wsp:val=&quot;00BA2CB8&quot;/&gt;&lt;wsp:rsid wsp:val=&quot;00BA4B27&quot;/&gt;&lt;wsp:rsid wsp:val=&quot;00BA7DE1&quot;/&gt;&lt;wsp:rsid wsp:val=&quot;00BB0F44&quot;/&gt;&lt;wsp:rsid wsp:val=&quot;00BB3AA5&quot;/&gt;&lt;wsp:rsid wsp:val=&quot;00BC03E9&quot;/&gt;&lt;wsp:rsid wsp:val=&quot;00BC6029&quot;/&gt;&lt;wsp:rsid wsp:val=&quot;00BD7149&quot;/&gt;&lt;wsp:rsid wsp:val=&quot;00BE1443&quot;/&gt;&lt;wsp:rsid wsp:val=&quot;00BE1990&quot;/&gt;&lt;wsp:rsid wsp:val=&quot;00BE23D5&quot;/&gt;&lt;wsp:rsid wsp:val=&quot;00BF0062&quot;/&gt;&lt;wsp:rsid wsp:val=&quot;00C02818&quot;/&gt;&lt;wsp:rsid wsp:val=&quot;00C11695&quot;/&gt;&lt;wsp:rsid wsp:val=&quot;00C165EF&quot;/&gt;&lt;wsp:rsid wsp:val=&quot;00C20BBD&quot;/&gt;&lt;wsp:rsid wsp:val=&quot;00C20D2C&quot;/&gt;&lt;wsp:rsid wsp:val=&quot;00C372B8&quot;/&gt;&lt;wsp:rsid wsp:val=&quot;00C40493&quot;/&gt;&lt;wsp:rsid wsp:val=&quot;00C435F2&quot;/&gt;&lt;wsp:rsid wsp:val=&quot;00C446FA&quot;/&gt;&lt;wsp:rsid wsp:val=&quot;00C46AB7&quot;/&gt;&lt;wsp:rsid wsp:val=&quot;00C47084&quot;/&gt;&lt;wsp:rsid wsp:val=&quot;00C47155&quot;/&gt;&lt;wsp:rsid wsp:val=&quot;00C54CBA&quot;/&gt;&lt;wsp:rsid wsp:val=&quot;00C650DD&quot;/&gt;&lt;wsp:rsid wsp:val=&quot;00C714A9&quot;/&gt;&lt;wsp:rsid wsp:val=&quot;00C7366E&quot;/&gt;&lt;wsp:rsid wsp:val=&quot;00C8717E&quot;/&gt;&lt;wsp:rsid wsp:val=&quot;00C93B32&quot;/&gt;&lt;wsp:rsid wsp:val=&quot;00CB61CC&quot;/&gt;&lt;wsp:rsid wsp:val=&quot;00CC1BA4&quot;/&gt;&lt;wsp:rsid wsp:val=&quot;00CC36DA&quot;/&gt;&lt;wsp:rsid wsp:val=&quot;00CC664E&quot;/&gt;&lt;wsp:rsid wsp:val=&quot;00CC75E7&quot;/&gt;&lt;wsp:rsid wsp:val=&quot;00CD0591&quot;/&gt;&lt;wsp:rsid wsp:val=&quot;00CD2517&quot;/&gt;&lt;wsp:rsid wsp:val=&quot;00CD2B80&quot;/&gt;&lt;wsp:rsid wsp:val=&quot;00CD7723&quot;/&gt;&lt;wsp:rsid wsp:val=&quot;00CF6702&quot;/&gt;&lt;wsp:rsid wsp:val=&quot;00D028D3&quot;/&gt;&lt;wsp:rsid wsp:val=&quot;00D070FD&quot;/&gt;&lt;wsp:rsid wsp:val=&quot;00D11841&quot;/&gt;&lt;wsp:rsid wsp:val=&quot;00D13F40&quot;/&gt;&lt;wsp:rsid wsp:val=&quot;00D21DFB&quot;/&gt;&lt;wsp:rsid wsp:val=&quot;00D21E1C&quot;/&gt;&lt;wsp:rsid wsp:val=&quot;00D24114&quot;/&gt;&lt;wsp:rsid wsp:val=&quot;00D26B32&quot;/&gt;&lt;wsp:rsid wsp:val=&quot;00D326DE&quot;/&gt;&lt;wsp:rsid wsp:val=&quot;00D34FE3&quot;/&gt;&lt;wsp:rsid wsp:val=&quot;00D4026E&quot;/&gt;&lt;wsp:rsid wsp:val=&quot;00D443A1&quot;/&gt;&lt;wsp:rsid wsp:val=&quot;00D445BE&quot;/&gt;&lt;wsp:rsid wsp:val=&quot;00D51306&quot;/&gt;&lt;wsp:rsid wsp:val=&quot;00D52A38&quot;/&gt;&lt;wsp:rsid wsp:val=&quot;00D57661&quot;/&gt;&lt;wsp:rsid wsp:val=&quot;00D63DFB&quot;/&gt;&lt;wsp:rsid wsp:val=&quot;00D67603&quot;/&gt;&lt;wsp:rsid wsp:val=&quot;00D70552&quot;/&gt;&lt;wsp:rsid wsp:val=&quot;00D93A03&quot;/&gt;&lt;wsp:rsid wsp:val=&quot;00D962EF&quot;/&gt;&lt;wsp:rsid wsp:val=&quot;00D96E9E&quot;/&gt;&lt;wsp:rsid wsp:val=&quot;00D972CC&quot;/&gt;&lt;wsp:rsid wsp:val=&quot;00D97DEB&quot;/&gt;&lt;wsp:rsid wsp:val=&quot;00DA1FD8&quot;/&gt;&lt;wsp:rsid wsp:val=&quot;00DA401F&quot;/&gt;&lt;wsp:rsid wsp:val=&quot;00DA48C1&quot;/&gt;&lt;wsp:rsid wsp:val=&quot;00DA7838&quot;/&gt;&lt;wsp:rsid wsp:val=&quot;00DA7B7D&quot;/&gt;&lt;wsp:rsid wsp:val=&quot;00DB73B5&quot;/&gt;&lt;wsp:rsid wsp:val=&quot;00DC100A&quot;/&gt;&lt;wsp:rsid wsp:val=&quot;00DC5F7A&quot;/&gt;&lt;wsp:rsid wsp:val=&quot;00DC7FF1&quot;/&gt;&lt;wsp:rsid wsp:val=&quot;00DD2B25&quot;/&gt;&lt;wsp:rsid wsp:val=&quot;00DE10FA&quot;/&gt;&lt;wsp:rsid wsp:val=&quot;00DE6908&quot;/&gt;&lt;wsp:rsid wsp:val=&quot;00DF1EA9&quot;/&gt;&lt;wsp:rsid wsp:val=&quot;00DF6C13&quot;/&gt;&lt;wsp:rsid wsp:val=&quot;00E00102&quot;/&gt;&lt;wsp:rsid wsp:val=&quot;00E00787&quot;/&gt;&lt;wsp:rsid wsp:val=&quot;00E063A5&quot;/&gt;&lt;wsp:rsid wsp:val=&quot;00E15F21&quot;/&gt;&lt;wsp:rsid wsp:val=&quot;00E20FA8&quot;/&gt;&lt;wsp:rsid wsp:val=&quot;00E2192E&quot;/&gt;&lt;wsp:rsid wsp:val=&quot;00E27E79&quot;/&gt;&lt;wsp:rsid wsp:val=&quot;00E342D1&quot;/&gt;&lt;wsp:rsid wsp:val=&quot;00E43F81&quot;/&gt;&lt;wsp:rsid wsp:val=&quot;00E46595&quot;/&gt;&lt;wsp:rsid wsp:val=&quot;00E4782D&quot;/&gt;&lt;wsp:rsid wsp:val=&quot;00E566D5&quot;/&gt;&lt;wsp:rsid wsp:val=&quot;00E64666&quot;/&gt;&lt;wsp:rsid wsp:val=&quot;00E65D82&quot;/&gt;&lt;wsp:rsid wsp:val=&quot;00E7640C&quot;/&gt;&lt;wsp:rsid wsp:val=&quot;00E8012D&quot;/&gt;&lt;wsp:rsid wsp:val=&quot;00E93039&quot;/&gt;&lt;wsp:rsid wsp:val=&quot;00E93FDD&quot;/&gt;&lt;wsp:rsid wsp:val=&quot;00E94434&quot;/&gt;&lt;wsp:rsid wsp:val=&quot;00E959DC&quot;/&gt;&lt;wsp:rsid wsp:val=&quot;00EA72C8&quot;/&gt;&lt;wsp:rsid wsp:val=&quot;00EB005D&quot;/&gt;&lt;wsp:rsid wsp:val=&quot;00EB5214&quot;/&gt;&lt;wsp:rsid wsp:val=&quot;00EB5C2D&quot;/&gt;&lt;wsp:rsid wsp:val=&quot;00EC1304&quot;/&gt;&lt;wsp:rsid wsp:val=&quot;00EC2FD3&quot;/&gt;&lt;wsp:rsid wsp:val=&quot;00EC5F71&quot;/&gt;&lt;wsp:rsid wsp:val=&quot;00ED1CF3&quot;/&gt;&lt;wsp:rsid wsp:val=&quot;00ED7703&quot;/&gt;&lt;wsp:rsid wsp:val=&quot;00ED7FD9&quot;/&gt;&lt;wsp:rsid wsp:val=&quot;00EE0781&quot;/&gt;&lt;wsp:rsid wsp:val=&quot;00EE3337&quot;/&gt;&lt;wsp:rsid wsp:val=&quot;00F17BFC&quot;/&gt;&lt;wsp:rsid wsp:val=&quot;00F3131B&quot;/&gt;&lt;wsp:rsid wsp:val=&quot;00F315B6&quot;/&gt;&lt;wsp:rsid wsp:val=&quot;00F43109&quot;/&gt;&lt;wsp:rsid wsp:val=&quot;00F5321E&quot;/&gt;&lt;wsp:rsid wsp:val=&quot;00F5487B&quot;/&gt;&lt;wsp:rsid wsp:val=&quot;00F54BC4&quot;/&gt;&lt;wsp:rsid wsp:val=&quot;00F56155&quot;/&gt;&lt;wsp:rsid wsp:val=&quot;00F5796B&quot;/&gt;&lt;wsp:rsid wsp:val=&quot;00F61B55&quot;/&gt;&lt;wsp:rsid wsp:val=&quot;00F63E08&quot;/&gt;&lt;wsp:rsid wsp:val=&quot;00F652EC&quot;/&gt;&lt;wsp:rsid wsp:val=&quot;00F714E3&quot;/&gt;&lt;wsp:rsid wsp:val=&quot;00F90415&quot;/&gt;&lt;wsp:rsid wsp:val=&quot;00F933D4&quot;/&gt;&lt;wsp:rsid wsp:val=&quot;00FA6999&quot;/&gt;&lt;wsp:rsid wsp:val=&quot;00FB25EF&quot;/&gt;&lt;wsp:rsid wsp:val=&quot;00FC6B2C&quot;/&gt;&lt;wsp:rsid wsp:val=&quot;00FC7C45&quot;/&gt;&lt;wsp:rsid wsp:val=&quot;00FD25F0&quot;/&gt;&lt;wsp:rsid wsp:val=&quot;00FD3F21&quot;/&gt;&lt;wsp:rsid wsp:val=&quot;00FD639E&quot;/&gt;&lt;wsp:rsid wsp:val=&quot;00FD646C&quot;/&gt;&lt;wsp:rsid wsp:val=&quot;00FE1BFA&quot;/&gt;&lt;wsp:rsid wsp:val=&quot;00FF6ECE&quot;/&gt;&lt;/wsp:rsids&gt;&lt;/w:docPr&gt;&lt;w:body&gt;&lt;wx:sect&gt;&lt;w:p wsp:rsidR=&quot;00000000&quot; wsp:rsidRDefault=&quot;00467C2D&quot; wsp:rsidP=&quot;00467C2D&quot;&gt;&lt;m:oMathPara&gt;&lt;m:oMath&gt;&lt;m:r&gt;&lt;m:rPr&gt;&lt;m:nor/&gt;&lt;/m:rPr&gt;&lt;w:rPr&gt;&lt;w:color w:val=&quot;262626&quot;/&gt;&lt;w:kern w:val=&quot;24&quot;/&gt;&lt;w:sz-cs w:val=&quot;28&quot;/&gt;&lt;w:lang w:val=&quot;EN-US&quot;/&gt;&lt;/w:rPr&gt;&lt;m:t&gt;x&lt;/m:t&gt;&lt;/m:r&gt;&lt;/m:oMath&gt;&lt;/m:oMathPara&gt;&lt;/w:p&gt;&lt;w:sectPr wsp:rsidR=&quot;00000000&quot;&gt;&lt;w:pgSz w:w=&quot;12240&quot; w:h=&quot;15840&quot;/&gt;&lt;w:pgMar w:top=&quot;1134&quot; w:right=&quot;850&quot; w:bottom=&quot;1134&quot; w:left=&quot;1701&quot; w:header=&quot;720&quot; w:footer=&quot;720&quot; w:gutter=&quot;0&quot;/&gt;&lt;w:cols w:space=&quot;720&quot;/&gt;&lt;/w:sectPr&gt;&lt;/wx:sect&gt;&lt;/w:body&gt;&lt;/w:wordDocument&gt;">
+          <v:shape id="_x0000_i1036" type="#_x0000_t75" style="width:6.55pt;height:18.7pt" equationxml="&lt;?xml version=&quot;1.0&quot; encoding=&quot;UTF-8&quot; standalone=&quot;yes&quot;?&gt;&#10;&lt;?mso-application progid=&quot;Word.Document&quot;?&gt;&#10;&lt;w:wordDocument xmlns:aml=&quot;http://schemas.microsoft.com/aml/2001/core&quot; xmlns:wpc=&quot;http://schemas.microsoft.com/office/word/2010/wordprocessingCanvas&quot; xmlns:dt=&quot;uuid:C2F41010-65B3-11d1-A29F-00AA00C14882&quot; xmlns:mc=&quot;http://schemas.openxmlformats.org/markup-compatibility/2006&quot; xmlns:o=&quot;urn:schemas-microsoft-com:office:office&quot; xmlns:m=&quot;http://schemas.openxmlformats.org/officeDocument/2006/math&quot; xmlns:v=&quot;urn:schemas-microsoft-com:vml&quot; xmlns:w10=&quot;urn:schemas-microsoft-com:office:word&quot; xmlns:w=&quot;http://schemas.microsoft.com/office/word/2003/wordml&quot; xmlns:wx=&quot;http://schemas.microsoft.com/office/word/2003/auxHint&quot; xmlns:wne=&quot;http://schemas.microsoft.com/office/word/2006/wordml&quot; xmlns:wsp=&quot;http://schemas.microsoft.com/office/word/2003/wordml/sp2&quot; xmlns:sl=&quot;http://schemas.microsoft.com/schemaLibrary/2003/core&quot; w:macrosPresent=&quot;no&quot; w:embeddedObjPresent=&quot;no&quot; w:ocxPresent=&quot;no&quot; xml:space=&quot;preserve&quot;&gt;&lt;w:ignoreSubtree w:val=&quot;http://schemas.microsoft.com/office/word/2003/wordml/sp2&quot;/&gt;&lt;o:DocumentProperties&gt;&lt;o:Version&gt;15&lt;/o:Version&gt;&lt;/o:DocumentProperties&gt;&lt;w:docPr&gt;&lt;w:view w:val=&quot;print&quot;/&gt;&lt;w:zoom w:percent=&quot;100&quot;/&gt;&lt;w:doNotEmbedSystemFonts/&gt;&lt;w:activeWritingStyle w:lang=&quot;RU&quot; w:vendorID=&quot;64&quot; w:dllVersion=&quot;131078&quot; w:nlCheck=&quot;on&quot; w:optionSet=&quot;0&quot;/&gt;&lt;w:activeWritingStyle w:lang=&quot;EN-US&quot; w:vendorID=&quot;64&quot; w:dllVersion=&quot;131078&quot; w:nlCheck=&quot;on&quot; w:optionSet=&quot;1&quot;/&gt;&lt;w:defaultTabStop w:val=&quot;709&quot;/&gt;&lt;w:punctuationKerning/&gt;&lt;w:characterSpacingControl w:val=&quot;DontCompress&quot;/&gt;&lt;w:optimizeForBrowser/&gt;&lt;w:relyOnVML/&gt;&lt;w:allowPNG/&gt;&lt;w:targetScreenSz w:val=&quot;800x600&quot;/&gt;&lt;w:validateAgainstSchema/&gt;&lt;w:saveInvalidXML w:val=&quot;off&quot;/&gt;&lt;w:ignoreMixedContent w:val=&quot;off&quot;/&gt;&lt;w:alwaysShowPlaceholderText w:val=&quot;off&quot;/&gt;&lt;w:compat&gt;&lt;w:breakWrappedTables/&gt;&lt;w:snapToGridInCell/&gt;&lt;w:wrapTextWithPunct/&gt;&lt;w:useAsianBreakRules/&gt;&lt;w:dontGrowAutofit/&gt;&lt;/w:compat&gt;&lt;wsp:rsids&gt;&lt;wsp:rsidRoot wsp:val=&quot;00F17BFC&quot;/&gt;&lt;wsp:rsid wsp:val=&quot;000015FE&quot;/&gt;&lt;wsp:rsid wsp:val=&quot;000020AD&quot;/&gt;&lt;wsp:rsid wsp:val=&quot;0000523D&quot;/&gt;&lt;wsp:rsid wsp:val=&quot;000130FB&quot;/&gt;&lt;wsp:rsid wsp:val=&quot;0001367F&quot;/&gt;&lt;wsp:rsid wsp:val=&quot;000155E8&quot;/&gt;&lt;wsp:rsid wsp:val=&quot;00025215&quot;/&gt;&lt;wsp:rsid wsp:val=&quot;000253B2&quot;/&gt;&lt;wsp:rsid wsp:val=&quot;00031C8A&quot;/&gt;&lt;wsp:rsid wsp:val=&quot;000363F4&quot;/&gt;&lt;wsp:rsid wsp:val=&quot;00037091&quot;/&gt;&lt;wsp:rsid wsp:val=&quot;00053D23&quot;/&gt;&lt;wsp:rsid wsp:val=&quot;00055BF9&quot;/&gt;&lt;wsp:rsid wsp:val=&quot;00071A86&quot;/&gt;&lt;wsp:rsid wsp:val=&quot;00075412&quot;/&gt;&lt;wsp:rsid wsp:val=&quot;00082343&quot;/&gt;&lt;wsp:rsid wsp:val=&quot;00086438&quot;/&gt;&lt;wsp:rsid wsp:val=&quot;0009597F&quot;/&gt;&lt;wsp:rsid wsp:val=&quot;00096739&quot;/&gt;&lt;wsp:rsid wsp:val=&quot;0009753E&quot;/&gt;&lt;wsp:rsid wsp:val=&quot;000A5F0E&quot;/&gt;&lt;wsp:rsid wsp:val=&quot;000A76C7&quot;/&gt;&lt;wsp:rsid wsp:val=&quot;000B0199&quot;/&gt;&lt;wsp:rsid wsp:val=&quot;000C133D&quot;/&gt;&lt;wsp:rsid wsp:val=&quot;000D1709&quot;/&gt;&lt;wsp:rsid wsp:val=&quot;000F1F4B&quot;/&gt;&lt;wsp:rsid wsp:val=&quot;000F653B&quot;/&gt;&lt;wsp:rsid wsp:val=&quot;00104B0D&quot;/&gt;&lt;wsp:rsid wsp:val=&quot;00113BAD&quot;/&gt;&lt;wsp:rsid wsp:val=&quot;00121FD3&quot;/&gt;&lt;wsp:rsid wsp:val=&quot;00122098&quot;/&gt;&lt;wsp:rsid wsp:val=&quot;00126A68&quot;/&gt;&lt;wsp:rsid wsp:val=&quot;00151066&quot;/&gt;&lt;wsp:rsid wsp:val=&quot;00152BCB&quot;/&gt;&lt;wsp:rsid wsp:val=&quot;00155363&quot;/&gt;&lt;wsp:rsid wsp:val=&quot;00156CA5&quot;/&gt;&lt;wsp:rsid wsp:val=&quot;00157F33&quot;/&gt;&lt;wsp:rsid wsp:val=&quot;0016527B&quot;/&gt;&lt;wsp:rsid wsp:val=&quot;00166C15&quot;/&gt;&lt;wsp:rsid wsp:val=&quot;0017747D&quot;/&gt;&lt;wsp:rsid wsp:val=&quot;00183260&quot;/&gt;&lt;wsp:rsid wsp:val=&quot;0018679A&quot;/&gt;&lt;wsp:rsid wsp:val=&quot;00187CE8&quot;/&gt;&lt;wsp:rsid wsp:val=&quot;001A656E&quot;/&gt;&lt;wsp:rsid wsp:val=&quot;001B3255&quot;/&gt;&lt;wsp:rsid wsp:val=&quot;001B39CF&quot;/&gt;&lt;wsp:rsid wsp:val=&quot;001B78BD&quot;/&gt;&lt;wsp:rsid wsp:val=&quot;001C75D0&quot;/&gt;&lt;wsp:rsid wsp:val=&quot;001D4708&quot;/&gt;&lt;wsp:rsid wsp:val=&quot;001D7D00&quot;/&gt;&lt;wsp:rsid wsp:val=&quot;001E58CE&quot;/&gt;&lt;wsp:rsid wsp:val=&quot;001F7BCF&quot;/&gt;&lt;wsp:rsid wsp:val=&quot;002011F0&quot;/&gt;&lt;wsp:rsid wsp:val=&quot;0021089B&quot;/&gt;&lt;wsp:rsid wsp:val=&quot;00211273&quot;/&gt;&lt;wsp:rsid wsp:val=&quot;002216B9&quot;/&gt;&lt;wsp:rsid wsp:val=&quot;00245440&quot;/&gt;&lt;wsp:rsid wsp:val=&quot;002502C0&quot;/&gt;&lt;wsp:rsid wsp:val=&quot;00250448&quot;/&gt;&lt;wsp:rsid wsp:val=&quot;002505E1&quot;/&gt;&lt;wsp:rsid wsp:val=&quot;002609F1&quot;/&gt;&lt;wsp:rsid wsp:val=&quot;00261B8C&quot;/&gt;&lt;wsp:rsid wsp:val=&quot;00262BFB&quot;/&gt;&lt;wsp:rsid wsp:val=&quot;00263DCD&quot;/&gt;&lt;wsp:rsid wsp:val=&quot;00265B61&quot;/&gt;&lt;wsp:rsid wsp:val=&quot;0027142D&quot;/&gt;&lt;wsp:rsid wsp:val=&quot;00280FE4&quot;/&gt;&lt;wsp:rsid wsp:val=&quot;00281B34&quot;/&gt;&lt;wsp:rsid wsp:val=&quot;00283182&quot;/&gt;&lt;wsp:rsid wsp:val=&quot;00285CE0&quot;/&gt;&lt;wsp:rsid wsp:val=&quot;002877F1&quot;/&gt;&lt;wsp:rsid wsp:val=&quot;002A20DC&quot;/&gt;&lt;wsp:rsid wsp:val=&quot;002A2337&quot;/&gt;&lt;wsp:rsid wsp:val=&quot;002A4655&quot;/&gt;&lt;wsp:rsid wsp:val=&quot;002A5086&quot;/&gt;&lt;wsp:rsid wsp:val=&quot;002A58BB&quot;/&gt;&lt;wsp:rsid wsp:val=&quot;002B0635&quot;/&gt;&lt;wsp:rsid wsp:val=&quot;002B10C4&quot;/&gt;&lt;wsp:rsid wsp:val=&quot;002B16ED&quot;/&gt;&lt;wsp:rsid wsp:val=&quot;002B5E09&quot;/&gt;&lt;wsp:rsid wsp:val=&quot;002C167F&quot;/&gt;&lt;wsp:rsid wsp:val=&quot;002C660C&quot;/&gt;&lt;wsp:rsid wsp:val=&quot;002C6629&quot;/&gt;&lt;wsp:rsid wsp:val=&quot;002D1FCC&quot;/&gt;&lt;wsp:rsid wsp:val=&quot;002E0E6E&quot;/&gt;&lt;wsp:rsid wsp:val=&quot;003003E6&quot;/&gt;&lt;wsp:rsid wsp:val=&quot;0030769D&quot;/&gt;&lt;wsp:rsid wsp:val=&quot;003107E9&quot;/&gt;&lt;wsp:rsid wsp:val=&quot;00313B72&quot;/&gt;&lt;wsp:rsid wsp:val=&quot;00314B92&quot;/&gt;&lt;wsp:rsid wsp:val=&quot;00317A20&quot;/&gt;&lt;wsp:rsid wsp:val=&quot;00335A54&quot;/&gt;&lt;wsp:rsid wsp:val=&quot;00335D79&quot;/&gt;&lt;wsp:rsid wsp:val=&quot;00336CFE&quot;/&gt;&lt;wsp:rsid wsp:val=&quot;00337C4C&quot;/&gt;&lt;wsp:rsid wsp:val=&quot;0034103F&quot;/&gt;&lt;wsp:rsid wsp:val=&quot;00341D31&quot;/&gt;&lt;wsp:rsid wsp:val=&quot;0034650A&quot;/&gt;&lt;wsp:rsid wsp:val=&quot;00346A56&quot;/&gt;&lt;wsp:rsid wsp:val=&quot;003510C4&quot;/&gt;&lt;wsp:rsid wsp:val=&quot;00355841&quot;/&gt;&lt;wsp:rsid wsp:val=&quot;00355C8B&quot;/&gt;&lt;wsp:rsid wsp:val=&quot;00356C58&quot;/&gt;&lt;wsp:rsid wsp:val=&quot;00360561&quot;/&gt;&lt;wsp:rsid wsp:val=&quot;003749ED&quot;/&gt;&lt;wsp:rsid wsp:val=&quot;00376926&quot;/&gt;&lt;wsp:rsid wsp:val=&quot;00377515&quot;/&gt;&lt;wsp:rsid wsp:val=&quot;00377DA6&quot;/&gt;&lt;wsp:rsid wsp:val=&quot;0038142C&quot;/&gt;&lt;wsp:rsid wsp:val=&quot;00394CAE&quot;/&gt;&lt;wsp:rsid wsp:val=&quot;003A1C63&quot;/&gt;&lt;wsp:rsid wsp:val=&quot;003A529D&quot;/&gt;&lt;wsp:rsid wsp:val=&quot;003A639A&quot;/&gt;&lt;wsp:rsid wsp:val=&quot;003A7393&quot;/&gt;&lt;wsp:rsid wsp:val=&quot;003B0CD6&quot;/&gt;&lt;wsp:rsid wsp:val=&quot;003B56AF&quot;/&gt;&lt;wsp:rsid wsp:val=&quot;003C7EA6&quot;/&gt;&lt;wsp:rsid wsp:val=&quot;003D0C0A&quot;/&gt;&lt;wsp:rsid wsp:val=&quot;003D5BF9&quot;/&gt;&lt;wsp:rsid wsp:val=&quot;003E399C&quot;/&gt;&lt;wsp:rsid wsp:val=&quot;003F0F8F&quot;/&gt;&lt;wsp:rsid wsp:val=&quot;003F10D2&quot;/&gt;&lt;wsp:rsid wsp:val=&quot;003F3451&quot;/&gt;&lt;wsp:rsid wsp:val=&quot;003F42B0&quot;/&gt;&lt;wsp:rsid wsp:val=&quot;003F5570&quot;/&gt;&lt;wsp:rsid wsp:val=&quot;003F5F74&quot;/&gt;&lt;wsp:rsid wsp:val=&quot;00401534&quot;/&gt;&lt;wsp:rsid wsp:val=&quot;00423B98&quot;/&gt;&lt;wsp:rsid wsp:val=&quot;004259C3&quot;/&gt;&lt;wsp:rsid wsp:val=&quot;00426790&quot;/&gt;&lt;wsp:rsid wsp:val=&quot;00430592&quot;/&gt;&lt;wsp:rsid wsp:val=&quot;004445EE&quot;/&gt;&lt;wsp:rsid wsp:val=&quot;00444CF3&quot;/&gt;&lt;wsp:rsid wsp:val=&quot;0044653F&quot;/&gt;&lt;wsp:rsid wsp:val=&quot;00452126&quot;/&gt;&lt;wsp:rsid wsp:val=&quot;00453488&quot;/&gt;&lt;wsp:rsid wsp:val=&quot;004559C1&quot;/&gt;&lt;wsp:rsid wsp:val=&quot;0045713C&quot;/&gt;&lt;wsp:rsid wsp:val=&quot;00466BD5&quot;/&gt;&lt;wsp:rsid wsp:val=&quot;00466CCB&quot;/&gt;&lt;wsp:rsid wsp:val=&quot;00467C2D&quot;/&gt;&lt;wsp:rsid wsp:val=&quot;00470CB9&quot;/&gt;&lt;wsp:rsid wsp:val=&quot;00472FDB&quot;/&gt;&lt;wsp:rsid wsp:val=&quot;004759E5&quot;/&gt;&lt;wsp:rsid wsp:val=&quot;00475FFF&quot;/&gt;&lt;wsp:rsid wsp:val=&quot;00477023&quot;/&gt;&lt;wsp:rsid wsp:val=&quot;00481F6A&quot;/&gt;&lt;wsp:rsid wsp:val=&quot;00485A31&quot;/&gt;&lt;wsp:rsid wsp:val=&quot;004963F1&quot;/&gt;&lt;wsp:rsid wsp:val=&quot;004B0CC3&quot;/&gt;&lt;wsp:rsid wsp:val=&quot;004B38E0&quot;/&gt;&lt;wsp:rsid wsp:val=&quot;004C52E9&quot;/&gt;&lt;wsp:rsid wsp:val=&quot;004D6B38&quot;/&gt;&lt;wsp:rsid wsp:val=&quot;004D7D2F&quot;/&gt;&lt;wsp:rsid wsp:val=&quot;004E1CCC&quot;/&gt;&lt;wsp:rsid wsp:val=&quot;004E4469&quot;/&gt;&lt;wsp:rsid wsp:val=&quot;004F088A&quot;/&gt;&lt;wsp:rsid wsp:val=&quot;004F220F&quot;/&gt;&lt;wsp:rsid wsp:val=&quot;004F4438&quot;/&gt;&lt;wsp:rsid wsp:val=&quot;005030A0&quot;/&gt;&lt;wsp:rsid wsp:val=&quot;00505CF2&quot;/&gt;&lt;wsp:rsid wsp:val=&quot;005060C1&quot;/&gt;&lt;wsp:rsid wsp:val=&quot;00507371&quot;/&gt;&lt;wsp:rsid wsp:val=&quot;00521F7C&quot;/&gt;&lt;wsp:rsid wsp:val=&quot;00523A61&quot;/&gt;&lt;wsp:rsid wsp:val=&quot;005251E9&quot;/&gt;&lt;wsp:rsid wsp:val=&quot;005275BF&quot;/&gt;&lt;wsp:rsid wsp:val=&quot;00540A04&quot;/&gt;&lt;wsp:rsid wsp:val=&quot;005444D2&quot;/&gt;&lt;wsp:rsid wsp:val=&quot;00550CA4&quot;/&gt;&lt;wsp:rsid wsp:val=&quot;00552AC9&quot;/&gt;&lt;wsp:rsid wsp:val=&quot;00553B46&quot;/&gt;&lt;wsp:rsid wsp:val=&quot;005619DB&quot;/&gt;&lt;wsp:rsid wsp:val=&quot;0056618B&quot;/&gt;&lt;wsp:rsid wsp:val=&quot;00576F73&quot;/&gt;&lt;wsp:rsid wsp:val=&quot;005913E4&quot;/&gt;&lt;wsp:rsid wsp:val=&quot;00593EE0&quot;/&gt;&lt;wsp:rsid wsp:val=&quot;0059682E&quot;/&gt;&lt;wsp:rsid wsp:val=&quot;005974B2&quot;/&gt;&lt;wsp:rsid wsp:val=&quot;005A646F&quot;/&gt;&lt;wsp:rsid wsp:val=&quot;005B016B&quot;/&gt;&lt;wsp:rsid wsp:val=&quot;005B2FE8&quot;/&gt;&lt;wsp:rsid wsp:val=&quot;005C21CD&quot;/&gt;&lt;wsp:rsid wsp:val=&quot;005C3AB7&quot;/&gt;&lt;wsp:rsid wsp:val=&quot;005C3D63&quot;/&gt;&lt;wsp:rsid wsp:val=&quot;005C7C31&quot;/&gt;&lt;wsp:rsid wsp:val=&quot;005D27CC&quot;/&gt;&lt;wsp:rsid wsp:val=&quot;005D34FE&quot;/&gt;&lt;wsp:rsid wsp:val=&quot;005D4C1A&quot;/&gt;&lt;wsp:rsid wsp:val=&quot;005D6E0B&quot;/&gt;&lt;wsp:rsid wsp:val=&quot;005D73C4&quot;/&gt;&lt;wsp:rsid wsp:val=&quot;005E1677&quot;/&gt;&lt;wsp:rsid wsp:val=&quot;005E5F3C&quot;/&gt;&lt;wsp:rsid wsp:val=&quot;005E756A&quot;/&gt;&lt;wsp:rsid wsp:val=&quot;005F086A&quot;/&gt;&lt;wsp:rsid wsp:val=&quot;005F47EF&quot;/&gt;&lt;wsp:rsid wsp:val=&quot;006050B7&quot;/&gt;&lt;wsp:rsid wsp:val=&quot;006100BB&quot;/&gt;&lt;wsp:rsid wsp:val=&quot;00610BBB&quot;/&gt;&lt;wsp:rsid wsp:val=&quot;006149CB&quot;/&gt;&lt;wsp:rsid wsp:val=&quot;00616977&quot;/&gt;&lt;wsp:rsid wsp:val=&quot;00620374&quot;/&gt;&lt;wsp:rsid wsp:val=&quot;006267E5&quot;/&gt;&lt;wsp:rsid wsp:val=&quot;00627960&quot;/&gt;&lt;wsp:rsid wsp:val=&quot;00630354&quot;/&gt;&lt;wsp:rsid wsp:val=&quot;00630A7F&quot;/&gt;&lt;wsp:rsid wsp:val=&quot;006348A2&quot;/&gt;&lt;wsp:rsid wsp:val=&quot;00660484&quot;/&gt;&lt;wsp:rsid wsp:val=&quot;00666925&quot;/&gt;&lt;wsp:rsid wsp:val=&quot;0066696E&quot;/&gt;&lt;wsp:rsid wsp:val=&quot;00672148&quot;/&gt;&lt;wsp:rsid wsp:val=&quot;00674F02&quot;/&gt;&lt;wsp:rsid wsp:val=&quot;00683589&quot;/&gt;&lt;wsp:rsid wsp:val=&quot;00692F2D&quot;/&gt;&lt;wsp:rsid wsp:val=&quot;00695DB3&quot;/&gt;&lt;wsp:rsid wsp:val=&quot;00696A4B&quot;/&gt;&lt;wsp:rsid wsp:val=&quot;006D4B8B&quot;/&gt;&lt;wsp:rsid wsp:val=&quot;006D5F14&quot;/&gt;&lt;wsp:rsid wsp:val=&quot;0070086F&quot;/&gt;&lt;wsp:rsid wsp:val=&quot;00705634&quot;/&gt;&lt;wsp:rsid wsp:val=&quot;007067BA&quot;/&gt;&lt;wsp:rsid wsp:val=&quot;00714F33&quot;/&gt;&lt;wsp:rsid wsp:val=&quot;0071679F&quot;/&gt;&lt;wsp:rsid wsp:val=&quot;00717504&quot;/&gt;&lt;wsp:rsid wsp:val=&quot;007231F6&quot;/&gt;&lt;wsp:rsid wsp:val=&quot;00733B95&quot;/&gt;&lt;wsp:rsid wsp:val=&quot;0073621B&quot;/&gt;&lt;wsp:rsid wsp:val=&quot;007424F3&quot;/&gt;&lt;wsp:rsid wsp:val=&quot;00742C3E&quot;/&gt;&lt;wsp:rsid wsp:val=&quot;00745A66&quot;/&gt;&lt;wsp:rsid wsp:val=&quot;00746ED1&quot;/&gt;&lt;wsp:rsid wsp:val=&quot;007502C5&quot;/&gt;&lt;wsp:rsid wsp:val=&quot;0075623B&quot;/&gt;&lt;wsp:rsid wsp:val=&quot;00762280&quot;/&gt;&lt;wsp:rsid wsp:val=&quot;007646E2&quot;/&gt;&lt;wsp:rsid wsp:val=&quot;0077264F&quot;/&gt;&lt;wsp:rsid wsp:val=&quot;007B06BB&quot;/&gt;&lt;wsp:rsid wsp:val=&quot;007B125F&quot;/&gt;&lt;wsp:rsid wsp:val=&quot;007B1270&quot;/&gt;&lt;wsp:rsid wsp:val=&quot;007B359A&quot;/&gt;&lt;wsp:rsid wsp:val=&quot;007B5E01&quot;/&gt;&lt;wsp:rsid wsp:val=&quot;007C2D18&quot;/&gt;&lt;wsp:rsid wsp:val=&quot;007C5AC0&quot;/&gt;&lt;wsp:rsid wsp:val=&quot;007D18FC&quot;/&gt;&lt;wsp:rsid wsp:val=&quot;007E4570&quot;/&gt;&lt;wsp:rsid wsp:val=&quot;007F3E0A&quot;/&gt;&lt;wsp:rsid wsp:val=&quot;007F4553&quot;/&gt;&lt;wsp:rsid wsp:val=&quot;00803D40&quot;/&gt;&lt;wsp:rsid wsp:val=&quot;008041CD&quot;/&gt;&lt;wsp:rsid wsp:val=&quot;008106D5&quot;/&gt;&lt;wsp:rsid wsp:val=&quot;00812A2E&quot;/&gt;&lt;wsp:rsid wsp:val=&quot;00814F89&quot;/&gt;&lt;wsp:rsid wsp:val=&quot;00826210&quot;/&gt;&lt;wsp:rsid wsp:val=&quot;0082739F&quot;/&gt;&lt;wsp:rsid wsp:val=&quot;0082757B&quot;/&gt;&lt;wsp:rsid wsp:val=&quot;008321BC&quot;/&gt;&lt;wsp:rsid wsp:val=&quot;0084149E&quot;/&gt;&lt;wsp:rsid wsp:val=&quot;008461BB&quot;/&gt;&lt;wsp:rsid wsp:val=&quot;00867297&quot;/&gt;&lt;wsp:rsid wsp:val=&quot;00873C69&quot;/&gt;&lt;wsp:rsid wsp:val=&quot;008740F9&quot;/&gt;&lt;wsp:rsid wsp:val=&quot;00874DAC&quot;/&gt;&lt;wsp:rsid wsp:val=&quot;008943CF&quot;/&gt;&lt;wsp:rsid wsp:val=&quot;00897827&quot;/&gt;&lt;wsp:rsid wsp:val=&quot;008B29B1&quot;/&gt;&lt;wsp:rsid wsp:val=&quot;008B4ADC&quot;/&gt;&lt;wsp:rsid wsp:val=&quot;008B7E6A&quot;/&gt;&lt;wsp:rsid wsp:val=&quot;008C0502&quot;/&gt;&lt;wsp:rsid wsp:val=&quot;008C1D49&quot;/&gt;&lt;wsp:rsid wsp:val=&quot;008D1EE9&quot;/&gt;&lt;wsp:rsid wsp:val=&quot;008D210D&quot;/&gt;&lt;wsp:rsid wsp:val=&quot;008E1E3C&quot;/&gt;&lt;wsp:rsid wsp:val=&quot;008E409E&quot;/&gt;&lt;wsp:rsid wsp:val=&quot;008E680D&quot;/&gt;&lt;wsp:rsid wsp:val=&quot;008E76C6&quot;/&gt;&lt;wsp:rsid wsp:val=&quot;008F20B2&quot;/&gt;&lt;wsp:rsid wsp:val=&quot;008F3070&quot;/&gt;&lt;wsp:rsid wsp:val=&quot;008F7AD3&quot;/&gt;&lt;wsp:rsid wsp:val=&quot;00911087&quot;/&gt;&lt;wsp:rsid wsp:val=&quot;00912471&quot;/&gt;&lt;wsp:rsid wsp:val=&quot;009124C6&quot;/&gt;&lt;wsp:rsid wsp:val=&quot;00914211&quot;/&gt;&lt;wsp:rsid wsp:val=&quot;00916A02&quot;/&gt;&lt;wsp:rsid wsp:val=&quot;00922BCD&quot;/&gt;&lt;wsp:rsid wsp:val=&quot;009246E7&quot;/&gt;&lt;wsp:rsid wsp:val=&quot;00931851&quot;/&gt;&lt;wsp:rsid wsp:val=&quot;00940DC3&quot;/&gt;&lt;wsp:rsid wsp:val=&quot;00944B78&quot;/&gt;&lt;wsp:rsid wsp:val=&quot;00944DD2&quot;/&gt;&lt;wsp:rsid wsp:val=&quot;0094502F&quot;/&gt;&lt;wsp:rsid wsp:val=&quot;009521B0&quot;/&gt;&lt;wsp:rsid wsp:val=&quot;00964FDA&quot;/&gt;&lt;wsp:rsid wsp:val=&quot;00967E9E&quot;/&gt;&lt;wsp:rsid wsp:val=&quot;0098119B&quot;/&gt;&lt;wsp:rsid wsp:val=&quot;009828EF&quot;/&gt;&lt;wsp:rsid wsp:val=&quot;009943D5&quot;/&gt;&lt;wsp:rsid wsp:val=&quot;009A5231&quot;/&gt;&lt;wsp:rsid wsp:val=&quot;009A60FF&quot;/&gt;&lt;wsp:rsid wsp:val=&quot;009B6115&quot;/&gt;&lt;wsp:rsid wsp:val=&quot;009B783B&quot;/&gt;&lt;wsp:rsid wsp:val=&quot;009C16FE&quot;/&gt;&lt;wsp:rsid wsp:val=&quot;009C1ED3&quot;/&gt;&lt;wsp:rsid wsp:val=&quot;009D0F4C&quot;/&gt;&lt;wsp:rsid wsp:val=&quot;009D596F&quot;/&gt;&lt;wsp:rsid wsp:val=&quot;009E22C6&quot;/&gt;&lt;wsp:rsid wsp:val=&quot;009F1D97&quot;/&gt;&lt;wsp:rsid wsp:val=&quot;009F3FC2&quot;/&gt;&lt;wsp:rsid wsp:val=&quot;009F67C3&quot;/&gt;&lt;wsp:rsid wsp:val=&quot;009F7EC0&quot;/&gt;&lt;wsp:rsid wsp:val=&quot;00A174F4&quot;/&gt;&lt;wsp:rsid wsp:val=&quot;00A3232E&quot;/&gt;&lt;wsp:rsid wsp:val=&quot;00A36A98&quot;/&gt;&lt;wsp:rsid wsp:val=&quot;00A409EE&quot;/&gt;&lt;wsp:rsid wsp:val=&quot;00A417AE&quot;/&gt;&lt;wsp:rsid wsp:val=&quot;00A47657&quot;/&gt;&lt;wsp:rsid wsp:val=&quot;00A52B15&quot;/&gt;&lt;wsp:rsid wsp:val=&quot;00A57D23&quot;/&gt;&lt;wsp:rsid wsp:val=&quot;00A6067B&quot;/&gt;&lt;wsp:rsid wsp:val=&quot;00A62E66&quot;/&gt;&lt;wsp:rsid wsp:val=&quot;00A71B83&quot;/&gt;&lt;wsp:rsid wsp:val=&quot;00A76388&quot;/&gt;&lt;wsp:rsid wsp:val=&quot;00A7745F&quot;/&gt;&lt;wsp:rsid wsp:val=&quot;00A84F2E&quot;/&gt;&lt;wsp:rsid wsp:val=&quot;00A8792B&quot;/&gt;&lt;wsp:rsid wsp:val=&quot;00A941B4&quot;/&gt;&lt;wsp:rsid wsp:val=&quot;00A97DDB&quot;/&gt;&lt;wsp:rsid wsp:val=&quot;00AA732A&quot;/&gt;&lt;wsp:rsid wsp:val=&quot;00AC2974&quot;/&gt;&lt;wsp:rsid wsp:val=&quot;00AC2D1E&quot;/&gt;&lt;wsp:rsid wsp:val=&quot;00AC61BE&quot;/&gt;&lt;wsp:rsid wsp:val=&quot;00AC66F4&quot;/&gt;&lt;wsp:rsid wsp:val=&quot;00AE01D6&quot;/&gt;&lt;wsp:rsid wsp:val=&quot;00AE3B5F&quot;/&gt;&lt;wsp:rsid wsp:val=&quot;00AE5FAA&quot;/&gt;&lt;wsp:rsid wsp:val=&quot;00AF7B8C&quot;/&gt;&lt;wsp:rsid wsp:val=&quot;00B01D04&quot;/&gt;&lt;wsp:rsid wsp:val=&quot;00B01E8D&quot;/&gt;&lt;wsp:rsid wsp:val=&quot;00B05E9F&quot;/&gt;&lt;wsp:rsid wsp:val=&quot;00B10924&quot;/&gt;&lt;wsp:rsid wsp:val=&quot;00B1280F&quot;/&gt;&lt;wsp:rsid wsp:val=&quot;00B13497&quot;/&gt;&lt;wsp:rsid wsp:val=&quot;00B21005&quot;/&gt;&lt;wsp:rsid wsp:val=&quot;00B24A79&quot;/&gt;&lt;wsp:rsid wsp:val=&quot;00B349C7&quot;/&gt;&lt;wsp:rsid wsp:val=&quot;00B40640&quot;/&gt;&lt;wsp:rsid wsp:val=&quot;00B42704&quot;/&gt;&lt;wsp:rsid wsp:val=&quot;00B47538&quot;/&gt;&lt;wsp:rsid wsp:val=&quot;00B47FDB&quot;/&gt;&lt;wsp:rsid wsp:val=&quot;00B50C83&quot;/&gt;&lt;wsp:rsid wsp:val=&quot;00B51C18&quot;/&gt;&lt;wsp:rsid wsp:val=&quot;00B574CE&quot;/&gt;&lt;wsp:rsid wsp:val=&quot;00B60350&quot;/&gt;&lt;wsp:rsid wsp:val=&quot;00B60F2C&quot;/&gt;&lt;wsp:rsid wsp:val=&quot;00B614CB&quot;/&gt;&lt;wsp:rsid wsp:val=&quot;00B6236F&quot;/&gt;&lt;wsp:rsid wsp:val=&quot;00B725EB&quot;/&gt;&lt;wsp:rsid wsp:val=&quot;00B75C00&quot;/&gt;&lt;wsp:rsid wsp:val=&quot;00B85C85&quot;/&gt;&lt;wsp:rsid wsp:val=&quot;00B877B8&quot;/&gt;&lt;wsp:rsid wsp:val=&quot;00B96068&quot;/&gt;&lt;wsp:rsid wsp:val=&quot;00BA1F4C&quot;/&gt;&lt;wsp:rsid wsp:val=&quot;00BA2CB8&quot;/&gt;&lt;wsp:rsid wsp:val=&quot;00BA4B27&quot;/&gt;&lt;wsp:rsid wsp:val=&quot;00BA7DE1&quot;/&gt;&lt;wsp:rsid wsp:val=&quot;00BB0F44&quot;/&gt;&lt;wsp:rsid wsp:val=&quot;00BB3AA5&quot;/&gt;&lt;wsp:rsid wsp:val=&quot;00BC03E9&quot;/&gt;&lt;wsp:rsid wsp:val=&quot;00BC6029&quot;/&gt;&lt;wsp:rsid wsp:val=&quot;00BD7149&quot;/&gt;&lt;wsp:rsid wsp:val=&quot;00BE1443&quot;/&gt;&lt;wsp:rsid wsp:val=&quot;00BE1990&quot;/&gt;&lt;wsp:rsid wsp:val=&quot;00BE23D5&quot;/&gt;&lt;wsp:rsid wsp:val=&quot;00BF0062&quot;/&gt;&lt;wsp:rsid wsp:val=&quot;00C02818&quot;/&gt;&lt;wsp:rsid wsp:val=&quot;00C11695&quot;/&gt;&lt;wsp:rsid wsp:val=&quot;00C165EF&quot;/&gt;&lt;wsp:rsid wsp:val=&quot;00C20BBD&quot;/&gt;&lt;wsp:rsid wsp:val=&quot;00C20D2C&quot;/&gt;&lt;wsp:rsid wsp:val=&quot;00C372B8&quot;/&gt;&lt;wsp:rsid wsp:val=&quot;00C40493&quot;/&gt;&lt;wsp:rsid wsp:val=&quot;00C435F2&quot;/&gt;&lt;wsp:rsid wsp:val=&quot;00C446FA&quot;/&gt;&lt;wsp:rsid wsp:val=&quot;00C46AB7&quot;/&gt;&lt;wsp:rsid wsp:val=&quot;00C47084&quot;/&gt;&lt;wsp:rsid wsp:val=&quot;00C47155&quot;/&gt;&lt;wsp:rsid wsp:val=&quot;00C54CBA&quot;/&gt;&lt;wsp:rsid wsp:val=&quot;00C650DD&quot;/&gt;&lt;wsp:rsid wsp:val=&quot;00C714A9&quot;/&gt;&lt;wsp:rsid wsp:val=&quot;00C7366E&quot;/&gt;&lt;wsp:rsid wsp:val=&quot;00C8717E&quot;/&gt;&lt;wsp:rsid wsp:val=&quot;00C93B32&quot;/&gt;&lt;wsp:rsid wsp:val=&quot;00CB61CC&quot;/&gt;&lt;wsp:rsid wsp:val=&quot;00CC1BA4&quot;/&gt;&lt;wsp:rsid wsp:val=&quot;00CC36DA&quot;/&gt;&lt;wsp:rsid wsp:val=&quot;00CC664E&quot;/&gt;&lt;wsp:rsid wsp:val=&quot;00CC75E7&quot;/&gt;&lt;wsp:rsid wsp:val=&quot;00CD0591&quot;/&gt;&lt;wsp:rsid wsp:val=&quot;00CD2517&quot;/&gt;&lt;wsp:rsid wsp:val=&quot;00CD2B80&quot;/&gt;&lt;wsp:rsid wsp:val=&quot;00CD7723&quot;/&gt;&lt;wsp:rsid wsp:val=&quot;00CF6702&quot;/&gt;&lt;wsp:rsid wsp:val=&quot;00D028D3&quot;/&gt;&lt;wsp:rsid wsp:val=&quot;00D070FD&quot;/&gt;&lt;wsp:rsid wsp:val=&quot;00D11841&quot;/&gt;&lt;wsp:rsid wsp:val=&quot;00D13F40&quot;/&gt;&lt;wsp:rsid wsp:val=&quot;00D21DFB&quot;/&gt;&lt;wsp:rsid wsp:val=&quot;00D21E1C&quot;/&gt;&lt;wsp:rsid wsp:val=&quot;00D24114&quot;/&gt;&lt;wsp:rsid wsp:val=&quot;00D26B32&quot;/&gt;&lt;wsp:rsid wsp:val=&quot;00D326DE&quot;/&gt;&lt;wsp:rsid wsp:val=&quot;00D34FE3&quot;/&gt;&lt;wsp:rsid wsp:val=&quot;00D4026E&quot;/&gt;&lt;wsp:rsid wsp:val=&quot;00D443A1&quot;/&gt;&lt;wsp:rsid wsp:val=&quot;00D445BE&quot;/&gt;&lt;wsp:rsid wsp:val=&quot;00D51306&quot;/&gt;&lt;wsp:rsid wsp:val=&quot;00D52A38&quot;/&gt;&lt;wsp:rsid wsp:val=&quot;00D57661&quot;/&gt;&lt;wsp:rsid wsp:val=&quot;00D63DFB&quot;/&gt;&lt;wsp:rsid wsp:val=&quot;00D67603&quot;/&gt;&lt;wsp:rsid wsp:val=&quot;00D70552&quot;/&gt;&lt;wsp:rsid wsp:val=&quot;00D93A03&quot;/&gt;&lt;wsp:rsid wsp:val=&quot;00D962EF&quot;/&gt;&lt;wsp:rsid wsp:val=&quot;00D96E9E&quot;/&gt;&lt;wsp:rsid wsp:val=&quot;00D972CC&quot;/&gt;&lt;wsp:rsid wsp:val=&quot;00D97DEB&quot;/&gt;&lt;wsp:rsid wsp:val=&quot;00DA1FD8&quot;/&gt;&lt;wsp:rsid wsp:val=&quot;00DA401F&quot;/&gt;&lt;wsp:rsid wsp:val=&quot;00DA48C1&quot;/&gt;&lt;wsp:rsid wsp:val=&quot;00DA7838&quot;/&gt;&lt;wsp:rsid wsp:val=&quot;00DA7B7D&quot;/&gt;&lt;wsp:rsid wsp:val=&quot;00DB73B5&quot;/&gt;&lt;wsp:rsid wsp:val=&quot;00DC100A&quot;/&gt;&lt;wsp:rsid wsp:val=&quot;00DC5F7A&quot;/&gt;&lt;wsp:rsid wsp:val=&quot;00DC7FF1&quot;/&gt;&lt;wsp:rsid wsp:val=&quot;00DD2B25&quot;/&gt;&lt;wsp:rsid wsp:val=&quot;00DE10FA&quot;/&gt;&lt;wsp:rsid wsp:val=&quot;00DE6908&quot;/&gt;&lt;wsp:rsid wsp:val=&quot;00DF1EA9&quot;/&gt;&lt;wsp:rsid wsp:val=&quot;00DF6C13&quot;/&gt;&lt;wsp:rsid wsp:val=&quot;00E00102&quot;/&gt;&lt;wsp:rsid wsp:val=&quot;00E00787&quot;/&gt;&lt;wsp:rsid wsp:val=&quot;00E063A5&quot;/&gt;&lt;wsp:rsid wsp:val=&quot;00E15F21&quot;/&gt;&lt;wsp:rsid wsp:val=&quot;00E20FA8&quot;/&gt;&lt;wsp:rsid wsp:val=&quot;00E2192E&quot;/&gt;&lt;wsp:rsid wsp:val=&quot;00E27E79&quot;/&gt;&lt;wsp:rsid wsp:val=&quot;00E342D1&quot;/&gt;&lt;wsp:rsid wsp:val=&quot;00E43F81&quot;/&gt;&lt;wsp:rsid wsp:val=&quot;00E46595&quot;/&gt;&lt;wsp:rsid wsp:val=&quot;00E4782D&quot;/&gt;&lt;wsp:rsid wsp:val=&quot;00E566D5&quot;/&gt;&lt;wsp:rsid wsp:val=&quot;00E64666&quot;/&gt;&lt;wsp:rsid wsp:val=&quot;00E65D82&quot;/&gt;&lt;wsp:rsid wsp:val=&quot;00E7640C&quot;/&gt;&lt;wsp:rsid wsp:val=&quot;00E8012D&quot;/&gt;&lt;wsp:rsid wsp:val=&quot;00E93039&quot;/&gt;&lt;wsp:rsid wsp:val=&quot;00E93FDD&quot;/&gt;&lt;wsp:rsid wsp:val=&quot;00E94434&quot;/&gt;&lt;wsp:rsid wsp:val=&quot;00E959DC&quot;/&gt;&lt;wsp:rsid wsp:val=&quot;00EA72C8&quot;/&gt;&lt;wsp:rsid wsp:val=&quot;00EB005D&quot;/&gt;&lt;wsp:rsid wsp:val=&quot;00EB5214&quot;/&gt;&lt;wsp:rsid wsp:val=&quot;00EB5C2D&quot;/&gt;&lt;wsp:rsid wsp:val=&quot;00EC1304&quot;/&gt;&lt;wsp:rsid wsp:val=&quot;00EC2FD3&quot;/&gt;&lt;wsp:rsid wsp:val=&quot;00EC5F71&quot;/&gt;&lt;wsp:rsid wsp:val=&quot;00ED1CF3&quot;/&gt;&lt;wsp:rsid wsp:val=&quot;00ED7703&quot;/&gt;&lt;wsp:rsid wsp:val=&quot;00ED7FD9&quot;/&gt;&lt;wsp:rsid wsp:val=&quot;00EE0781&quot;/&gt;&lt;wsp:rsid wsp:val=&quot;00EE3337&quot;/&gt;&lt;wsp:rsid wsp:val=&quot;00F17BFC&quot;/&gt;&lt;wsp:rsid wsp:val=&quot;00F3131B&quot;/&gt;&lt;wsp:rsid wsp:val=&quot;00F315B6&quot;/&gt;&lt;wsp:rsid wsp:val=&quot;00F43109&quot;/&gt;&lt;wsp:rsid wsp:val=&quot;00F5321E&quot;/&gt;&lt;wsp:rsid wsp:val=&quot;00F5487B&quot;/&gt;&lt;wsp:rsid wsp:val=&quot;00F54BC4&quot;/&gt;&lt;wsp:rsid wsp:val=&quot;00F56155&quot;/&gt;&lt;wsp:rsid wsp:val=&quot;00F5796B&quot;/&gt;&lt;wsp:rsid wsp:val=&quot;00F61B55&quot;/&gt;&lt;wsp:rsid wsp:val=&quot;00F63E08&quot;/&gt;&lt;wsp:rsid wsp:val=&quot;00F652EC&quot;/&gt;&lt;wsp:rsid wsp:val=&quot;00F714E3&quot;/&gt;&lt;wsp:rsid wsp:val=&quot;00F90415&quot;/&gt;&lt;wsp:rsid wsp:val=&quot;00F933D4&quot;/&gt;&lt;wsp:rsid wsp:val=&quot;00FA6999&quot;/&gt;&lt;wsp:rsid wsp:val=&quot;00FB25EF&quot;/&gt;&lt;wsp:rsid wsp:val=&quot;00FC6B2C&quot;/&gt;&lt;wsp:rsid wsp:val=&quot;00FC7C45&quot;/&gt;&lt;wsp:rsid wsp:val=&quot;00FD25F0&quot;/&gt;&lt;wsp:rsid wsp:val=&quot;00FD3F21&quot;/&gt;&lt;wsp:rsid wsp:val=&quot;00FD639E&quot;/&gt;&lt;wsp:rsid wsp:val=&quot;00FD646C&quot;/&gt;&lt;wsp:rsid wsp:val=&quot;00FE1BFA&quot;/&gt;&lt;wsp:rsid wsp:val=&quot;00FF6ECE&quot;/&gt;&lt;/wsp:rsids&gt;&lt;/w:docPr&gt;&lt;w:body&gt;&lt;wx:sect&gt;&lt;w:p wsp:rsidR=&quot;00000000&quot; wsp:rsidRDefault=&quot;00467C2D&quot; wsp:rsidP=&quot;00467C2D&quot;&gt;&lt;m:oMathPara&gt;&lt;m:oMath&gt;&lt;m:r&gt;&lt;m:rPr&gt;&lt;m:nor/&gt;&lt;/m:rPr&gt;&lt;w:rPr&gt;&lt;w:color w:val=&quot;262626&quot;/&gt;&lt;w:kern w:val=&quot;24&quot;/&gt;&lt;w:sz-cs w:val=&quot;28&quot;/&gt;&lt;w:lang w:val=&quot;EN-US&quot;/&gt;&lt;/w:rPr&gt;&lt;m:t&gt;x&lt;/m:t&gt;&lt;/m:r&gt;&lt;/m:oMath&gt;&lt;/m:oMathPara&gt;&lt;/w:p&gt;&lt;w:sectPr wsp:rsidR=&quot;00000000&quot;&gt;&lt;w:pgSz w:w=&quot;12240&quot; w:h=&quot;15840&quot;/&gt;&lt;w:pgMar w:top=&quot;1134&quot; w:right=&quot;850&quot; w:bottom=&quot;1134&quot; w:left=&quot;1701&quot; w:header=&quot;720&quot; w:footer=&quot;720&quot; w:gutter=&quot;0&quot;/&gt;&lt;w:cols w:space=&quot;720&quot;/&gt;&lt;/w:sectPr&gt;&lt;/wx:sect&gt;&lt;/w:body&gt;&lt;/w:wordDocument&gt;">
             <v:imagedata r:id="rId16" o:title="" chromakey="white"/>
           </v:shape>
         </w:pict>
@@ -27104,7 +26844,7 @@
           <w:position w:val="-11"/>
         </w:rPr>
         <w:pict>
-          <v:shape id="_x0000_i1036" type="#_x0000_t75" style="width:6.55pt;height:18.7pt" equationxml="&lt;?xml version=&quot;1.0&quot; encoding=&quot;UTF-8&quot; standalone=&quot;yes&quot;?&gt;&#10;&lt;?mso-application progid=&quot;Word.Document&quot;?&gt;&#10;&lt;w:wordDocument xmlns:aml=&quot;http://schemas.microsoft.com/aml/2001/core&quot; xmlns:wpc=&quot;http://schemas.microsoft.com/office/word/2010/wordprocessingCanvas&quot; xmlns:dt=&quot;uuid:C2F41010-65B3-11d1-A29F-00AA00C14882&quot; xmlns:mc=&quot;http://schemas.openxmlformats.org/markup-compatibility/2006&quot; xmlns:o=&quot;urn:schemas-microsoft-com:office:office&quot; xmlns:m=&quot;http://schemas.openxmlformats.org/officeDocument/2006/math&quot; xmlns:v=&quot;urn:schemas-microsoft-com:vml&quot; xmlns:w10=&quot;urn:schemas-microsoft-com:office:word&quot; xmlns:w=&quot;http://schemas.microsoft.com/office/word/2003/wordml&quot; xmlns:wx=&quot;http://schemas.microsoft.com/office/word/2003/auxHint&quot; xmlns:wne=&quot;http://schemas.microsoft.com/office/word/2006/wordml&quot; xmlns:wsp=&quot;http://schemas.microsoft.com/office/word/2003/wordml/sp2&quot; xmlns:sl=&quot;http://schemas.microsoft.com/schemaLibrary/2003/core&quot; w:macrosPresent=&quot;no&quot; w:embeddedObjPresent=&quot;no&quot; w:ocxPresent=&quot;no&quot; xml:space=&quot;preserve&quot;&gt;&lt;w:ignoreSubtree w:val=&quot;http://schemas.microsoft.com/office/word/2003/wordml/sp2&quot;/&gt;&lt;o:DocumentProperties&gt;&lt;o:Version&gt;15&lt;/o:Version&gt;&lt;/o:DocumentProperties&gt;&lt;w:docPr&gt;&lt;w:view w:val=&quot;print&quot;/&gt;&lt;w:zoom w:percent=&quot;100&quot;/&gt;&lt;w:doNotEmbedSystemFonts/&gt;&lt;w:activeWritingStyle w:lang=&quot;RU&quot; w:vendorID=&quot;64&quot; w:dllVersion=&quot;131078&quot; w:nlCheck=&quot;on&quot; w:optionSet=&quot;0&quot;/&gt;&lt;w:activeWritingStyle w:lang=&quot;EN-US&quot; w:vendorID=&quot;64&quot; w:dllVersion=&quot;131078&quot; w:nlCheck=&quot;on&quot; w:optionSet=&quot;1&quot;/&gt;&lt;w:defaultTabStop w:val=&quot;709&quot;/&gt;&lt;w:punctuationKerning/&gt;&lt;w:characterSpacingControl w:val=&quot;DontCompress&quot;/&gt;&lt;w:optimizeForBrowser/&gt;&lt;w:relyOnVML/&gt;&lt;w:allowPNG/&gt;&lt;w:targetScreenSz w:val=&quot;800x600&quot;/&gt;&lt;w:validateAgainstSchema/&gt;&lt;w:saveInvalidXML w:val=&quot;off&quot;/&gt;&lt;w:ignoreMixedContent w:val=&quot;off&quot;/&gt;&lt;w:alwaysShowPlaceholderText w:val=&quot;off&quot;/&gt;&lt;w:compat&gt;&lt;w:breakWrappedTables/&gt;&lt;w:snapToGridInCell/&gt;&lt;w:wrapTextWithPunct/&gt;&lt;w:useAsianBreakRules/&gt;&lt;w:dontGrowAutofit/&gt;&lt;/w:compat&gt;&lt;wsp:rsids&gt;&lt;wsp:rsidRoot wsp:val=&quot;00F17BFC&quot;/&gt;&lt;wsp:rsid wsp:val=&quot;000015FE&quot;/&gt;&lt;wsp:rsid wsp:val=&quot;000020AD&quot;/&gt;&lt;wsp:rsid wsp:val=&quot;0000523D&quot;/&gt;&lt;wsp:rsid wsp:val=&quot;000130FB&quot;/&gt;&lt;wsp:rsid wsp:val=&quot;0001367F&quot;/&gt;&lt;wsp:rsid wsp:val=&quot;000155E8&quot;/&gt;&lt;wsp:rsid wsp:val=&quot;00025215&quot;/&gt;&lt;wsp:rsid wsp:val=&quot;000253B2&quot;/&gt;&lt;wsp:rsid wsp:val=&quot;00031C8A&quot;/&gt;&lt;wsp:rsid wsp:val=&quot;000363F4&quot;/&gt;&lt;wsp:rsid wsp:val=&quot;00037091&quot;/&gt;&lt;wsp:rsid wsp:val=&quot;00053D23&quot;/&gt;&lt;wsp:rsid wsp:val=&quot;00055BF9&quot;/&gt;&lt;wsp:rsid wsp:val=&quot;00071A86&quot;/&gt;&lt;wsp:rsid wsp:val=&quot;00075412&quot;/&gt;&lt;wsp:rsid wsp:val=&quot;00082343&quot;/&gt;&lt;wsp:rsid wsp:val=&quot;00086438&quot;/&gt;&lt;wsp:rsid wsp:val=&quot;0009597F&quot;/&gt;&lt;wsp:rsid wsp:val=&quot;00096739&quot;/&gt;&lt;wsp:rsid wsp:val=&quot;0009753E&quot;/&gt;&lt;wsp:rsid wsp:val=&quot;000A5F0E&quot;/&gt;&lt;wsp:rsid wsp:val=&quot;000A76C7&quot;/&gt;&lt;wsp:rsid wsp:val=&quot;000B0199&quot;/&gt;&lt;wsp:rsid wsp:val=&quot;000C133D&quot;/&gt;&lt;wsp:rsid wsp:val=&quot;000D1709&quot;/&gt;&lt;wsp:rsid wsp:val=&quot;000F1F4B&quot;/&gt;&lt;wsp:rsid wsp:val=&quot;000F653B&quot;/&gt;&lt;wsp:rsid wsp:val=&quot;00104B0D&quot;/&gt;&lt;wsp:rsid wsp:val=&quot;00113BAD&quot;/&gt;&lt;wsp:rsid wsp:val=&quot;00121FD3&quot;/&gt;&lt;wsp:rsid wsp:val=&quot;00122098&quot;/&gt;&lt;wsp:rsid wsp:val=&quot;00126A68&quot;/&gt;&lt;wsp:rsid wsp:val=&quot;00151066&quot;/&gt;&lt;wsp:rsid wsp:val=&quot;00152BCB&quot;/&gt;&lt;wsp:rsid wsp:val=&quot;00155363&quot;/&gt;&lt;wsp:rsid wsp:val=&quot;00156CA5&quot;/&gt;&lt;wsp:rsid wsp:val=&quot;00157F33&quot;/&gt;&lt;wsp:rsid wsp:val=&quot;0016527B&quot;/&gt;&lt;wsp:rsid wsp:val=&quot;00166C15&quot;/&gt;&lt;wsp:rsid wsp:val=&quot;0017747D&quot;/&gt;&lt;wsp:rsid wsp:val=&quot;00183260&quot;/&gt;&lt;wsp:rsid wsp:val=&quot;0018679A&quot;/&gt;&lt;wsp:rsid wsp:val=&quot;00187CE8&quot;/&gt;&lt;wsp:rsid wsp:val=&quot;001A656E&quot;/&gt;&lt;wsp:rsid wsp:val=&quot;001B3255&quot;/&gt;&lt;wsp:rsid wsp:val=&quot;001B39CF&quot;/&gt;&lt;wsp:rsid wsp:val=&quot;001B78BD&quot;/&gt;&lt;wsp:rsid wsp:val=&quot;001C75D0&quot;/&gt;&lt;wsp:rsid wsp:val=&quot;001D4708&quot;/&gt;&lt;wsp:rsid wsp:val=&quot;001D7D00&quot;/&gt;&lt;wsp:rsid wsp:val=&quot;001E58CE&quot;/&gt;&lt;wsp:rsid wsp:val=&quot;001F7BCF&quot;/&gt;&lt;wsp:rsid wsp:val=&quot;002011F0&quot;/&gt;&lt;wsp:rsid wsp:val=&quot;0021089B&quot;/&gt;&lt;wsp:rsid wsp:val=&quot;00211273&quot;/&gt;&lt;wsp:rsid wsp:val=&quot;002216B9&quot;/&gt;&lt;wsp:rsid wsp:val=&quot;00245440&quot;/&gt;&lt;wsp:rsid wsp:val=&quot;002502C0&quot;/&gt;&lt;wsp:rsid wsp:val=&quot;00250448&quot;/&gt;&lt;wsp:rsid wsp:val=&quot;002505E1&quot;/&gt;&lt;wsp:rsid wsp:val=&quot;002609F1&quot;/&gt;&lt;wsp:rsid wsp:val=&quot;00261B8C&quot;/&gt;&lt;wsp:rsid wsp:val=&quot;00262BFB&quot;/&gt;&lt;wsp:rsid wsp:val=&quot;00263DCD&quot;/&gt;&lt;wsp:rsid wsp:val=&quot;00265B61&quot;/&gt;&lt;wsp:rsid wsp:val=&quot;0027142D&quot;/&gt;&lt;wsp:rsid wsp:val=&quot;00280FE4&quot;/&gt;&lt;wsp:rsid wsp:val=&quot;00281B34&quot;/&gt;&lt;wsp:rsid wsp:val=&quot;00283182&quot;/&gt;&lt;wsp:rsid wsp:val=&quot;00285CE0&quot;/&gt;&lt;wsp:rsid wsp:val=&quot;002877F1&quot;/&gt;&lt;wsp:rsid wsp:val=&quot;002A20DC&quot;/&gt;&lt;wsp:rsid wsp:val=&quot;002A2337&quot;/&gt;&lt;wsp:rsid wsp:val=&quot;002A4655&quot;/&gt;&lt;wsp:rsid wsp:val=&quot;002A5086&quot;/&gt;&lt;wsp:rsid wsp:val=&quot;002A58BB&quot;/&gt;&lt;wsp:rsid wsp:val=&quot;002B0635&quot;/&gt;&lt;wsp:rsid wsp:val=&quot;002B10C4&quot;/&gt;&lt;wsp:rsid wsp:val=&quot;002B16ED&quot;/&gt;&lt;wsp:rsid wsp:val=&quot;002B5E09&quot;/&gt;&lt;wsp:rsid wsp:val=&quot;002C167F&quot;/&gt;&lt;wsp:rsid wsp:val=&quot;002C660C&quot;/&gt;&lt;wsp:rsid wsp:val=&quot;002C6629&quot;/&gt;&lt;wsp:rsid wsp:val=&quot;002D1FCC&quot;/&gt;&lt;wsp:rsid wsp:val=&quot;002E0E6E&quot;/&gt;&lt;wsp:rsid wsp:val=&quot;003003E6&quot;/&gt;&lt;wsp:rsid wsp:val=&quot;0030769D&quot;/&gt;&lt;wsp:rsid wsp:val=&quot;003107E9&quot;/&gt;&lt;wsp:rsid wsp:val=&quot;00313B72&quot;/&gt;&lt;wsp:rsid wsp:val=&quot;00314B92&quot;/&gt;&lt;wsp:rsid wsp:val=&quot;00317A20&quot;/&gt;&lt;wsp:rsid wsp:val=&quot;00335A54&quot;/&gt;&lt;wsp:rsid wsp:val=&quot;00335D79&quot;/&gt;&lt;wsp:rsid wsp:val=&quot;00336CFE&quot;/&gt;&lt;wsp:rsid wsp:val=&quot;00337C4C&quot;/&gt;&lt;wsp:rsid wsp:val=&quot;0034103F&quot;/&gt;&lt;wsp:rsid wsp:val=&quot;00341D31&quot;/&gt;&lt;wsp:rsid wsp:val=&quot;0034650A&quot;/&gt;&lt;wsp:rsid wsp:val=&quot;00346A56&quot;/&gt;&lt;wsp:rsid wsp:val=&quot;003510C4&quot;/&gt;&lt;wsp:rsid wsp:val=&quot;00355841&quot;/&gt;&lt;wsp:rsid wsp:val=&quot;00355C8B&quot;/&gt;&lt;wsp:rsid wsp:val=&quot;00356C58&quot;/&gt;&lt;wsp:rsid wsp:val=&quot;00360561&quot;/&gt;&lt;wsp:rsid wsp:val=&quot;003749ED&quot;/&gt;&lt;wsp:rsid wsp:val=&quot;00376926&quot;/&gt;&lt;wsp:rsid wsp:val=&quot;00377515&quot;/&gt;&lt;wsp:rsid wsp:val=&quot;00377DA6&quot;/&gt;&lt;wsp:rsid wsp:val=&quot;0038142C&quot;/&gt;&lt;wsp:rsid wsp:val=&quot;00394CAE&quot;/&gt;&lt;wsp:rsid wsp:val=&quot;003A1C63&quot;/&gt;&lt;wsp:rsid wsp:val=&quot;003A529D&quot;/&gt;&lt;wsp:rsid wsp:val=&quot;003A639A&quot;/&gt;&lt;wsp:rsid wsp:val=&quot;003A7393&quot;/&gt;&lt;wsp:rsid wsp:val=&quot;003B0CD6&quot;/&gt;&lt;wsp:rsid wsp:val=&quot;003B56AF&quot;/&gt;&lt;wsp:rsid wsp:val=&quot;003C7EA6&quot;/&gt;&lt;wsp:rsid wsp:val=&quot;003D0C0A&quot;/&gt;&lt;wsp:rsid wsp:val=&quot;003D5BF9&quot;/&gt;&lt;wsp:rsid wsp:val=&quot;003E399C&quot;/&gt;&lt;wsp:rsid wsp:val=&quot;003F0F8F&quot;/&gt;&lt;wsp:rsid wsp:val=&quot;003F10D2&quot;/&gt;&lt;wsp:rsid wsp:val=&quot;003F3451&quot;/&gt;&lt;wsp:rsid wsp:val=&quot;003F42B0&quot;/&gt;&lt;wsp:rsid wsp:val=&quot;003F5570&quot;/&gt;&lt;wsp:rsid wsp:val=&quot;003F5F74&quot;/&gt;&lt;wsp:rsid wsp:val=&quot;00401534&quot;/&gt;&lt;wsp:rsid wsp:val=&quot;00423B98&quot;/&gt;&lt;wsp:rsid wsp:val=&quot;004259C3&quot;/&gt;&lt;wsp:rsid wsp:val=&quot;00426790&quot;/&gt;&lt;wsp:rsid wsp:val=&quot;00430592&quot;/&gt;&lt;wsp:rsid wsp:val=&quot;004445EE&quot;/&gt;&lt;wsp:rsid wsp:val=&quot;00444CF3&quot;/&gt;&lt;wsp:rsid wsp:val=&quot;0044653F&quot;/&gt;&lt;wsp:rsid wsp:val=&quot;00452126&quot;/&gt;&lt;wsp:rsid wsp:val=&quot;00453488&quot;/&gt;&lt;wsp:rsid wsp:val=&quot;004559C1&quot;/&gt;&lt;wsp:rsid wsp:val=&quot;0045713C&quot;/&gt;&lt;wsp:rsid wsp:val=&quot;00466BD5&quot;/&gt;&lt;wsp:rsid wsp:val=&quot;00466CCB&quot;/&gt;&lt;wsp:rsid wsp:val=&quot;00467C2D&quot;/&gt;&lt;wsp:rsid wsp:val=&quot;00470CB9&quot;/&gt;&lt;wsp:rsid wsp:val=&quot;00472FDB&quot;/&gt;&lt;wsp:rsid wsp:val=&quot;004759E5&quot;/&gt;&lt;wsp:rsid wsp:val=&quot;00475FFF&quot;/&gt;&lt;wsp:rsid wsp:val=&quot;00477023&quot;/&gt;&lt;wsp:rsid wsp:val=&quot;00481F6A&quot;/&gt;&lt;wsp:rsid wsp:val=&quot;00485A31&quot;/&gt;&lt;wsp:rsid wsp:val=&quot;004963F1&quot;/&gt;&lt;wsp:rsid wsp:val=&quot;004B0CC3&quot;/&gt;&lt;wsp:rsid wsp:val=&quot;004B38E0&quot;/&gt;&lt;wsp:rsid wsp:val=&quot;004C52E9&quot;/&gt;&lt;wsp:rsid wsp:val=&quot;004D6B38&quot;/&gt;&lt;wsp:rsid wsp:val=&quot;004D7D2F&quot;/&gt;&lt;wsp:rsid wsp:val=&quot;004E1CCC&quot;/&gt;&lt;wsp:rsid wsp:val=&quot;004E4469&quot;/&gt;&lt;wsp:rsid wsp:val=&quot;004F088A&quot;/&gt;&lt;wsp:rsid wsp:val=&quot;004F220F&quot;/&gt;&lt;wsp:rsid wsp:val=&quot;004F4438&quot;/&gt;&lt;wsp:rsid wsp:val=&quot;005030A0&quot;/&gt;&lt;wsp:rsid wsp:val=&quot;00505CF2&quot;/&gt;&lt;wsp:rsid wsp:val=&quot;005060C1&quot;/&gt;&lt;wsp:rsid wsp:val=&quot;00507371&quot;/&gt;&lt;wsp:rsid wsp:val=&quot;00521F7C&quot;/&gt;&lt;wsp:rsid wsp:val=&quot;00523A61&quot;/&gt;&lt;wsp:rsid wsp:val=&quot;005251E9&quot;/&gt;&lt;wsp:rsid wsp:val=&quot;005275BF&quot;/&gt;&lt;wsp:rsid wsp:val=&quot;00540A04&quot;/&gt;&lt;wsp:rsid wsp:val=&quot;005444D2&quot;/&gt;&lt;wsp:rsid wsp:val=&quot;00550CA4&quot;/&gt;&lt;wsp:rsid wsp:val=&quot;00552AC9&quot;/&gt;&lt;wsp:rsid wsp:val=&quot;00553B46&quot;/&gt;&lt;wsp:rsid wsp:val=&quot;005619DB&quot;/&gt;&lt;wsp:rsid wsp:val=&quot;0056618B&quot;/&gt;&lt;wsp:rsid wsp:val=&quot;00576F73&quot;/&gt;&lt;wsp:rsid wsp:val=&quot;005913E4&quot;/&gt;&lt;wsp:rsid wsp:val=&quot;00593EE0&quot;/&gt;&lt;wsp:rsid wsp:val=&quot;0059682E&quot;/&gt;&lt;wsp:rsid wsp:val=&quot;005974B2&quot;/&gt;&lt;wsp:rsid wsp:val=&quot;005A646F&quot;/&gt;&lt;wsp:rsid wsp:val=&quot;005B016B&quot;/&gt;&lt;wsp:rsid wsp:val=&quot;005B2FE8&quot;/&gt;&lt;wsp:rsid wsp:val=&quot;005C21CD&quot;/&gt;&lt;wsp:rsid wsp:val=&quot;005C3AB7&quot;/&gt;&lt;wsp:rsid wsp:val=&quot;005C3D63&quot;/&gt;&lt;wsp:rsid wsp:val=&quot;005C7C31&quot;/&gt;&lt;wsp:rsid wsp:val=&quot;005D27CC&quot;/&gt;&lt;wsp:rsid wsp:val=&quot;005D34FE&quot;/&gt;&lt;wsp:rsid wsp:val=&quot;005D4C1A&quot;/&gt;&lt;wsp:rsid wsp:val=&quot;005D6E0B&quot;/&gt;&lt;wsp:rsid wsp:val=&quot;005D73C4&quot;/&gt;&lt;wsp:rsid wsp:val=&quot;005E1677&quot;/&gt;&lt;wsp:rsid wsp:val=&quot;005E5F3C&quot;/&gt;&lt;wsp:rsid wsp:val=&quot;005E756A&quot;/&gt;&lt;wsp:rsid wsp:val=&quot;005F086A&quot;/&gt;&lt;wsp:rsid wsp:val=&quot;005F47EF&quot;/&gt;&lt;wsp:rsid wsp:val=&quot;006050B7&quot;/&gt;&lt;wsp:rsid wsp:val=&quot;006100BB&quot;/&gt;&lt;wsp:rsid wsp:val=&quot;00610BBB&quot;/&gt;&lt;wsp:rsid wsp:val=&quot;006149CB&quot;/&gt;&lt;wsp:rsid wsp:val=&quot;00616977&quot;/&gt;&lt;wsp:rsid wsp:val=&quot;00620374&quot;/&gt;&lt;wsp:rsid wsp:val=&quot;006267E5&quot;/&gt;&lt;wsp:rsid wsp:val=&quot;00627960&quot;/&gt;&lt;wsp:rsid wsp:val=&quot;00630354&quot;/&gt;&lt;wsp:rsid wsp:val=&quot;00630A7F&quot;/&gt;&lt;wsp:rsid wsp:val=&quot;006348A2&quot;/&gt;&lt;wsp:rsid wsp:val=&quot;00660484&quot;/&gt;&lt;wsp:rsid wsp:val=&quot;00666925&quot;/&gt;&lt;wsp:rsid wsp:val=&quot;0066696E&quot;/&gt;&lt;wsp:rsid wsp:val=&quot;00672148&quot;/&gt;&lt;wsp:rsid wsp:val=&quot;00674F02&quot;/&gt;&lt;wsp:rsid wsp:val=&quot;00683589&quot;/&gt;&lt;wsp:rsid wsp:val=&quot;00692F2D&quot;/&gt;&lt;wsp:rsid wsp:val=&quot;00695DB3&quot;/&gt;&lt;wsp:rsid wsp:val=&quot;00696A4B&quot;/&gt;&lt;wsp:rsid wsp:val=&quot;006D4B8B&quot;/&gt;&lt;wsp:rsid wsp:val=&quot;006D5F14&quot;/&gt;&lt;wsp:rsid wsp:val=&quot;0070086F&quot;/&gt;&lt;wsp:rsid wsp:val=&quot;00705634&quot;/&gt;&lt;wsp:rsid wsp:val=&quot;007067BA&quot;/&gt;&lt;wsp:rsid wsp:val=&quot;00714F33&quot;/&gt;&lt;wsp:rsid wsp:val=&quot;0071679F&quot;/&gt;&lt;wsp:rsid wsp:val=&quot;00717504&quot;/&gt;&lt;wsp:rsid wsp:val=&quot;007231F6&quot;/&gt;&lt;wsp:rsid wsp:val=&quot;00733B95&quot;/&gt;&lt;wsp:rsid wsp:val=&quot;0073621B&quot;/&gt;&lt;wsp:rsid wsp:val=&quot;007424F3&quot;/&gt;&lt;wsp:rsid wsp:val=&quot;00742C3E&quot;/&gt;&lt;wsp:rsid wsp:val=&quot;00745A66&quot;/&gt;&lt;wsp:rsid wsp:val=&quot;00746ED1&quot;/&gt;&lt;wsp:rsid wsp:val=&quot;007502C5&quot;/&gt;&lt;wsp:rsid wsp:val=&quot;0075623B&quot;/&gt;&lt;wsp:rsid wsp:val=&quot;00762280&quot;/&gt;&lt;wsp:rsid wsp:val=&quot;007646E2&quot;/&gt;&lt;wsp:rsid wsp:val=&quot;0077264F&quot;/&gt;&lt;wsp:rsid wsp:val=&quot;007B06BB&quot;/&gt;&lt;wsp:rsid wsp:val=&quot;007B125F&quot;/&gt;&lt;wsp:rsid wsp:val=&quot;007B1270&quot;/&gt;&lt;wsp:rsid wsp:val=&quot;007B359A&quot;/&gt;&lt;wsp:rsid wsp:val=&quot;007B5E01&quot;/&gt;&lt;wsp:rsid wsp:val=&quot;007C2D18&quot;/&gt;&lt;wsp:rsid wsp:val=&quot;007C5AC0&quot;/&gt;&lt;wsp:rsid wsp:val=&quot;007D18FC&quot;/&gt;&lt;wsp:rsid wsp:val=&quot;007E4570&quot;/&gt;&lt;wsp:rsid wsp:val=&quot;007F3E0A&quot;/&gt;&lt;wsp:rsid wsp:val=&quot;007F4553&quot;/&gt;&lt;wsp:rsid wsp:val=&quot;00803D40&quot;/&gt;&lt;wsp:rsid wsp:val=&quot;008041CD&quot;/&gt;&lt;wsp:rsid wsp:val=&quot;008106D5&quot;/&gt;&lt;wsp:rsid wsp:val=&quot;00812A2E&quot;/&gt;&lt;wsp:rsid wsp:val=&quot;00814F89&quot;/&gt;&lt;wsp:rsid wsp:val=&quot;00826210&quot;/&gt;&lt;wsp:rsid wsp:val=&quot;0082739F&quot;/&gt;&lt;wsp:rsid wsp:val=&quot;0082757B&quot;/&gt;&lt;wsp:rsid wsp:val=&quot;008321BC&quot;/&gt;&lt;wsp:rsid wsp:val=&quot;0084149E&quot;/&gt;&lt;wsp:rsid wsp:val=&quot;008461BB&quot;/&gt;&lt;wsp:rsid wsp:val=&quot;00867297&quot;/&gt;&lt;wsp:rsid wsp:val=&quot;00873C69&quot;/&gt;&lt;wsp:rsid wsp:val=&quot;008740F9&quot;/&gt;&lt;wsp:rsid wsp:val=&quot;00874DAC&quot;/&gt;&lt;wsp:rsid wsp:val=&quot;008943CF&quot;/&gt;&lt;wsp:rsid wsp:val=&quot;00897827&quot;/&gt;&lt;wsp:rsid wsp:val=&quot;008B29B1&quot;/&gt;&lt;wsp:rsid wsp:val=&quot;008B4ADC&quot;/&gt;&lt;wsp:rsid wsp:val=&quot;008B7E6A&quot;/&gt;&lt;wsp:rsid wsp:val=&quot;008C0502&quot;/&gt;&lt;wsp:rsid wsp:val=&quot;008C1D49&quot;/&gt;&lt;wsp:rsid wsp:val=&quot;008D1EE9&quot;/&gt;&lt;wsp:rsid wsp:val=&quot;008D210D&quot;/&gt;&lt;wsp:rsid wsp:val=&quot;008E1E3C&quot;/&gt;&lt;wsp:rsid wsp:val=&quot;008E409E&quot;/&gt;&lt;wsp:rsid wsp:val=&quot;008E680D&quot;/&gt;&lt;wsp:rsid wsp:val=&quot;008E76C6&quot;/&gt;&lt;wsp:rsid wsp:val=&quot;008F20B2&quot;/&gt;&lt;wsp:rsid wsp:val=&quot;008F3070&quot;/&gt;&lt;wsp:rsid wsp:val=&quot;008F7AD3&quot;/&gt;&lt;wsp:rsid wsp:val=&quot;00911087&quot;/&gt;&lt;wsp:rsid wsp:val=&quot;00912471&quot;/&gt;&lt;wsp:rsid wsp:val=&quot;009124C6&quot;/&gt;&lt;wsp:rsid wsp:val=&quot;00914211&quot;/&gt;&lt;wsp:rsid wsp:val=&quot;00916A02&quot;/&gt;&lt;wsp:rsid wsp:val=&quot;00922BCD&quot;/&gt;&lt;wsp:rsid wsp:val=&quot;009246E7&quot;/&gt;&lt;wsp:rsid wsp:val=&quot;00931851&quot;/&gt;&lt;wsp:rsid wsp:val=&quot;00940DC3&quot;/&gt;&lt;wsp:rsid wsp:val=&quot;00944B78&quot;/&gt;&lt;wsp:rsid wsp:val=&quot;00944DD2&quot;/&gt;&lt;wsp:rsid wsp:val=&quot;0094502F&quot;/&gt;&lt;wsp:rsid wsp:val=&quot;009521B0&quot;/&gt;&lt;wsp:rsid wsp:val=&quot;00964FDA&quot;/&gt;&lt;wsp:rsid wsp:val=&quot;00967E9E&quot;/&gt;&lt;wsp:rsid wsp:val=&quot;0098119B&quot;/&gt;&lt;wsp:rsid wsp:val=&quot;009828EF&quot;/&gt;&lt;wsp:rsid wsp:val=&quot;009943D5&quot;/&gt;&lt;wsp:rsid wsp:val=&quot;009A5231&quot;/&gt;&lt;wsp:rsid wsp:val=&quot;009A60FF&quot;/&gt;&lt;wsp:rsid wsp:val=&quot;009B6115&quot;/&gt;&lt;wsp:rsid wsp:val=&quot;009B783B&quot;/&gt;&lt;wsp:rsid wsp:val=&quot;009C16FE&quot;/&gt;&lt;wsp:rsid wsp:val=&quot;009C1ED3&quot;/&gt;&lt;wsp:rsid wsp:val=&quot;009D0F4C&quot;/&gt;&lt;wsp:rsid wsp:val=&quot;009D596F&quot;/&gt;&lt;wsp:rsid wsp:val=&quot;009E22C6&quot;/&gt;&lt;wsp:rsid wsp:val=&quot;009F1D97&quot;/&gt;&lt;wsp:rsid wsp:val=&quot;009F3FC2&quot;/&gt;&lt;wsp:rsid wsp:val=&quot;009F67C3&quot;/&gt;&lt;wsp:rsid wsp:val=&quot;009F7EC0&quot;/&gt;&lt;wsp:rsid wsp:val=&quot;00A174F4&quot;/&gt;&lt;wsp:rsid wsp:val=&quot;00A3232E&quot;/&gt;&lt;wsp:rsid wsp:val=&quot;00A36A98&quot;/&gt;&lt;wsp:rsid wsp:val=&quot;00A409EE&quot;/&gt;&lt;wsp:rsid wsp:val=&quot;00A417AE&quot;/&gt;&lt;wsp:rsid wsp:val=&quot;00A47657&quot;/&gt;&lt;wsp:rsid wsp:val=&quot;00A52B15&quot;/&gt;&lt;wsp:rsid wsp:val=&quot;00A57D23&quot;/&gt;&lt;wsp:rsid wsp:val=&quot;00A6067B&quot;/&gt;&lt;wsp:rsid wsp:val=&quot;00A62E66&quot;/&gt;&lt;wsp:rsid wsp:val=&quot;00A71B83&quot;/&gt;&lt;wsp:rsid wsp:val=&quot;00A76388&quot;/&gt;&lt;wsp:rsid wsp:val=&quot;00A7745F&quot;/&gt;&lt;wsp:rsid wsp:val=&quot;00A84F2E&quot;/&gt;&lt;wsp:rsid wsp:val=&quot;00A8792B&quot;/&gt;&lt;wsp:rsid wsp:val=&quot;00A941B4&quot;/&gt;&lt;wsp:rsid wsp:val=&quot;00A97DDB&quot;/&gt;&lt;wsp:rsid wsp:val=&quot;00AA732A&quot;/&gt;&lt;wsp:rsid wsp:val=&quot;00AC2974&quot;/&gt;&lt;wsp:rsid wsp:val=&quot;00AC2D1E&quot;/&gt;&lt;wsp:rsid wsp:val=&quot;00AC61BE&quot;/&gt;&lt;wsp:rsid wsp:val=&quot;00AC66F4&quot;/&gt;&lt;wsp:rsid wsp:val=&quot;00AE01D6&quot;/&gt;&lt;wsp:rsid wsp:val=&quot;00AE3B5F&quot;/&gt;&lt;wsp:rsid wsp:val=&quot;00AE5FAA&quot;/&gt;&lt;wsp:rsid wsp:val=&quot;00AF7B8C&quot;/&gt;&lt;wsp:rsid wsp:val=&quot;00B01D04&quot;/&gt;&lt;wsp:rsid wsp:val=&quot;00B01E8D&quot;/&gt;&lt;wsp:rsid wsp:val=&quot;00B05E9F&quot;/&gt;&lt;wsp:rsid wsp:val=&quot;00B10924&quot;/&gt;&lt;wsp:rsid wsp:val=&quot;00B1280F&quot;/&gt;&lt;wsp:rsid wsp:val=&quot;00B13497&quot;/&gt;&lt;wsp:rsid wsp:val=&quot;00B21005&quot;/&gt;&lt;wsp:rsid wsp:val=&quot;00B24A79&quot;/&gt;&lt;wsp:rsid wsp:val=&quot;00B349C7&quot;/&gt;&lt;wsp:rsid wsp:val=&quot;00B40640&quot;/&gt;&lt;wsp:rsid wsp:val=&quot;00B42704&quot;/&gt;&lt;wsp:rsid wsp:val=&quot;00B47538&quot;/&gt;&lt;wsp:rsid wsp:val=&quot;00B47FDB&quot;/&gt;&lt;wsp:rsid wsp:val=&quot;00B50C83&quot;/&gt;&lt;wsp:rsid wsp:val=&quot;00B51C18&quot;/&gt;&lt;wsp:rsid wsp:val=&quot;00B574CE&quot;/&gt;&lt;wsp:rsid wsp:val=&quot;00B60350&quot;/&gt;&lt;wsp:rsid wsp:val=&quot;00B60F2C&quot;/&gt;&lt;wsp:rsid wsp:val=&quot;00B614CB&quot;/&gt;&lt;wsp:rsid wsp:val=&quot;00B6236F&quot;/&gt;&lt;wsp:rsid wsp:val=&quot;00B725EB&quot;/&gt;&lt;wsp:rsid wsp:val=&quot;00B75C00&quot;/&gt;&lt;wsp:rsid wsp:val=&quot;00B85C85&quot;/&gt;&lt;wsp:rsid wsp:val=&quot;00B877B8&quot;/&gt;&lt;wsp:rsid wsp:val=&quot;00B96068&quot;/&gt;&lt;wsp:rsid wsp:val=&quot;00BA1F4C&quot;/&gt;&lt;wsp:rsid wsp:val=&quot;00BA2CB8&quot;/&gt;&lt;wsp:rsid wsp:val=&quot;00BA4B27&quot;/&gt;&lt;wsp:rsid wsp:val=&quot;00BA7DE1&quot;/&gt;&lt;wsp:rsid wsp:val=&quot;00BB0F44&quot;/&gt;&lt;wsp:rsid wsp:val=&quot;00BB3AA5&quot;/&gt;&lt;wsp:rsid wsp:val=&quot;00BC03E9&quot;/&gt;&lt;wsp:rsid wsp:val=&quot;00BC6029&quot;/&gt;&lt;wsp:rsid wsp:val=&quot;00BD7149&quot;/&gt;&lt;wsp:rsid wsp:val=&quot;00BE1443&quot;/&gt;&lt;wsp:rsid wsp:val=&quot;00BE1990&quot;/&gt;&lt;wsp:rsid wsp:val=&quot;00BE23D5&quot;/&gt;&lt;wsp:rsid wsp:val=&quot;00BF0062&quot;/&gt;&lt;wsp:rsid wsp:val=&quot;00C02818&quot;/&gt;&lt;wsp:rsid wsp:val=&quot;00C11695&quot;/&gt;&lt;wsp:rsid wsp:val=&quot;00C165EF&quot;/&gt;&lt;wsp:rsid wsp:val=&quot;00C20BBD&quot;/&gt;&lt;wsp:rsid wsp:val=&quot;00C20D2C&quot;/&gt;&lt;wsp:rsid wsp:val=&quot;00C372B8&quot;/&gt;&lt;wsp:rsid wsp:val=&quot;00C40493&quot;/&gt;&lt;wsp:rsid wsp:val=&quot;00C435F2&quot;/&gt;&lt;wsp:rsid wsp:val=&quot;00C446FA&quot;/&gt;&lt;wsp:rsid wsp:val=&quot;00C46AB7&quot;/&gt;&lt;wsp:rsid wsp:val=&quot;00C47084&quot;/&gt;&lt;wsp:rsid wsp:val=&quot;00C47155&quot;/&gt;&lt;wsp:rsid wsp:val=&quot;00C54CBA&quot;/&gt;&lt;wsp:rsid wsp:val=&quot;00C650DD&quot;/&gt;&lt;wsp:rsid wsp:val=&quot;00C714A9&quot;/&gt;&lt;wsp:rsid wsp:val=&quot;00C7366E&quot;/&gt;&lt;wsp:rsid wsp:val=&quot;00C8717E&quot;/&gt;&lt;wsp:rsid wsp:val=&quot;00C93B32&quot;/&gt;&lt;wsp:rsid wsp:val=&quot;00CB61CC&quot;/&gt;&lt;wsp:rsid wsp:val=&quot;00CC1BA4&quot;/&gt;&lt;wsp:rsid wsp:val=&quot;00CC36DA&quot;/&gt;&lt;wsp:rsid wsp:val=&quot;00CC664E&quot;/&gt;&lt;wsp:rsid wsp:val=&quot;00CC75E7&quot;/&gt;&lt;wsp:rsid wsp:val=&quot;00CD0591&quot;/&gt;&lt;wsp:rsid wsp:val=&quot;00CD2517&quot;/&gt;&lt;wsp:rsid wsp:val=&quot;00CD2B80&quot;/&gt;&lt;wsp:rsid wsp:val=&quot;00CD7723&quot;/&gt;&lt;wsp:rsid wsp:val=&quot;00CF6702&quot;/&gt;&lt;wsp:rsid wsp:val=&quot;00D028D3&quot;/&gt;&lt;wsp:rsid wsp:val=&quot;00D070FD&quot;/&gt;&lt;wsp:rsid wsp:val=&quot;00D11841&quot;/&gt;&lt;wsp:rsid wsp:val=&quot;00D13F40&quot;/&gt;&lt;wsp:rsid wsp:val=&quot;00D21DFB&quot;/&gt;&lt;wsp:rsid wsp:val=&quot;00D21E1C&quot;/&gt;&lt;wsp:rsid wsp:val=&quot;00D24114&quot;/&gt;&lt;wsp:rsid wsp:val=&quot;00D26B32&quot;/&gt;&lt;wsp:rsid wsp:val=&quot;00D326DE&quot;/&gt;&lt;wsp:rsid wsp:val=&quot;00D34FE3&quot;/&gt;&lt;wsp:rsid wsp:val=&quot;00D4026E&quot;/&gt;&lt;wsp:rsid wsp:val=&quot;00D443A1&quot;/&gt;&lt;wsp:rsid wsp:val=&quot;00D445BE&quot;/&gt;&lt;wsp:rsid wsp:val=&quot;00D51306&quot;/&gt;&lt;wsp:rsid wsp:val=&quot;00D52A38&quot;/&gt;&lt;wsp:rsid wsp:val=&quot;00D57661&quot;/&gt;&lt;wsp:rsid wsp:val=&quot;00D63DFB&quot;/&gt;&lt;wsp:rsid wsp:val=&quot;00D67603&quot;/&gt;&lt;wsp:rsid wsp:val=&quot;00D70552&quot;/&gt;&lt;wsp:rsid wsp:val=&quot;00D93A03&quot;/&gt;&lt;wsp:rsid wsp:val=&quot;00D962EF&quot;/&gt;&lt;wsp:rsid wsp:val=&quot;00D96E9E&quot;/&gt;&lt;wsp:rsid wsp:val=&quot;00D972CC&quot;/&gt;&lt;wsp:rsid wsp:val=&quot;00D97DEB&quot;/&gt;&lt;wsp:rsid wsp:val=&quot;00DA1FD8&quot;/&gt;&lt;wsp:rsid wsp:val=&quot;00DA401F&quot;/&gt;&lt;wsp:rsid wsp:val=&quot;00DA48C1&quot;/&gt;&lt;wsp:rsid wsp:val=&quot;00DA7838&quot;/&gt;&lt;wsp:rsid wsp:val=&quot;00DA7B7D&quot;/&gt;&lt;wsp:rsid wsp:val=&quot;00DB73B5&quot;/&gt;&lt;wsp:rsid wsp:val=&quot;00DC100A&quot;/&gt;&lt;wsp:rsid wsp:val=&quot;00DC5F7A&quot;/&gt;&lt;wsp:rsid wsp:val=&quot;00DC7FF1&quot;/&gt;&lt;wsp:rsid wsp:val=&quot;00DD2B25&quot;/&gt;&lt;wsp:rsid wsp:val=&quot;00DE10FA&quot;/&gt;&lt;wsp:rsid wsp:val=&quot;00DE6908&quot;/&gt;&lt;wsp:rsid wsp:val=&quot;00DF1EA9&quot;/&gt;&lt;wsp:rsid wsp:val=&quot;00DF6C13&quot;/&gt;&lt;wsp:rsid wsp:val=&quot;00E00102&quot;/&gt;&lt;wsp:rsid wsp:val=&quot;00E00787&quot;/&gt;&lt;wsp:rsid wsp:val=&quot;00E063A5&quot;/&gt;&lt;wsp:rsid wsp:val=&quot;00E15F21&quot;/&gt;&lt;wsp:rsid wsp:val=&quot;00E20FA8&quot;/&gt;&lt;wsp:rsid wsp:val=&quot;00E2192E&quot;/&gt;&lt;wsp:rsid wsp:val=&quot;00E27E79&quot;/&gt;&lt;wsp:rsid wsp:val=&quot;00E342D1&quot;/&gt;&lt;wsp:rsid wsp:val=&quot;00E43F81&quot;/&gt;&lt;wsp:rsid wsp:val=&quot;00E46595&quot;/&gt;&lt;wsp:rsid wsp:val=&quot;00E4782D&quot;/&gt;&lt;wsp:rsid wsp:val=&quot;00E566D5&quot;/&gt;&lt;wsp:rsid wsp:val=&quot;00E64666&quot;/&gt;&lt;wsp:rsid wsp:val=&quot;00E65D82&quot;/&gt;&lt;wsp:rsid wsp:val=&quot;00E7640C&quot;/&gt;&lt;wsp:rsid wsp:val=&quot;00E8012D&quot;/&gt;&lt;wsp:rsid wsp:val=&quot;00E93039&quot;/&gt;&lt;wsp:rsid wsp:val=&quot;00E93FDD&quot;/&gt;&lt;wsp:rsid wsp:val=&quot;00E94434&quot;/&gt;&lt;wsp:rsid wsp:val=&quot;00E959DC&quot;/&gt;&lt;wsp:rsid wsp:val=&quot;00EA72C8&quot;/&gt;&lt;wsp:rsid wsp:val=&quot;00EB005D&quot;/&gt;&lt;wsp:rsid wsp:val=&quot;00EB5214&quot;/&gt;&lt;wsp:rsid wsp:val=&quot;00EB5C2D&quot;/&gt;&lt;wsp:rsid wsp:val=&quot;00EC1304&quot;/&gt;&lt;wsp:rsid wsp:val=&quot;00EC2FD3&quot;/&gt;&lt;wsp:rsid wsp:val=&quot;00EC5F71&quot;/&gt;&lt;wsp:rsid wsp:val=&quot;00ED1CF3&quot;/&gt;&lt;wsp:rsid wsp:val=&quot;00ED7703&quot;/&gt;&lt;wsp:rsid wsp:val=&quot;00ED7FD9&quot;/&gt;&lt;wsp:rsid wsp:val=&quot;00EE0781&quot;/&gt;&lt;wsp:rsid wsp:val=&quot;00EE3337&quot;/&gt;&lt;wsp:rsid wsp:val=&quot;00F17BFC&quot;/&gt;&lt;wsp:rsid wsp:val=&quot;00F3131B&quot;/&gt;&lt;wsp:rsid wsp:val=&quot;00F315B6&quot;/&gt;&lt;wsp:rsid wsp:val=&quot;00F43109&quot;/&gt;&lt;wsp:rsid wsp:val=&quot;00F5321E&quot;/&gt;&lt;wsp:rsid wsp:val=&quot;00F5487B&quot;/&gt;&lt;wsp:rsid wsp:val=&quot;00F54BC4&quot;/&gt;&lt;wsp:rsid wsp:val=&quot;00F56155&quot;/&gt;&lt;wsp:rsid wsp:val=&quot;00F5796B&quot;/&gt;&lt;wsp:rsid wsp:val=&quot;00F61B55&quot;/&gt;&lt;wsp:rsid wsp:val=&quot;00F63E08&quot;/&gt;&lt;wsp:rsid wsp:val=&quot;00F652EC&quot;/&gt;&lt;wsp:rsid wsp:val=&quot;00F714E3&quot;/&gt;&lt;wsp:rsid wsp:val=&quot;00F90415&quot;/&gt;&lt;wsp:rsid wsp:val=&quot;00F933D4&quot;/&gt;&lt;wsp:rsid wsp:val=&quot;00FA6999&quot;/&gt;&lt;wsp:rsid wsp:val=&quot;00FB25EF&quot;/&gt;&lt;wsp:rsid wsp:val=&quot;00FC6B2C&quot;/&gt;&lt;wsp:rsid wsp:val=&quot;00FC7C45&quot;/&gt;&lt;wsp:rsid wsp:val=&quot;00FD25F0&quot;/&gt;&lt;wsp:rsid wsp:val=&quot;00FD3F21&quot;/&gt;&lt;wsp:rsid wsp:val=&quot;00FD639E&quot;/&gt;&lt;wsp:rsid wsp:val=&quot;00FD646C&quot;/&gt;&lt;wsp:rsid wsp:val=&quot;00FE1BFA&quot;/&gt;&lt;wsp:rsid wsp:val=&quot;00FF6ECE&quot;/&gt;&lt;/wsp:rsids&gt;&lt;/w:docPr&gt;&lt;w:body&gt;&lt;wx:sect&gt;&lt;w:p wsp:rsidR=&quot;00000000&quot; wsp:rsidRDefault=&quot;00467C2D&quot; wsp:rsidP=&quot;00467C2D&quot;&gt;&lt;m:oMathPara&gt;&lt;m:oMath&gt;&lt;m:r&gt;&lt;m:rPr&gt;&lt;m:nor/&gt;&lt;/m:rPr&gt;&lt;w:rPr&gt;&lt;w:color w:val=&quot;262626&quot;/&gt;&lt;w:kern w:val=&quot;24&quot;/&gt;&lt;w:sz-cs w:val=&quot;28&quot;/&gt;&lt;w:lang w:val=&quot;EN-US&quot;/&gt;&lt;/w:rPr&gt;&lt;m:t&gt;x&lt;/m:t&gt;&lt;/m:r&gt;&lt;/m:oMath&gt;&lt;/m:oMathPara&gt;&lt;/w:p&gt;&lt;w:sectPr wsp:rsidR=&quot;00000000&quot;&gt;&lt;w:pgSz w:w=&quot;12240&quot; w:h=&quot;15840&quot;/&gt;&lt;w:pgMar w:top=&quot;1134&quot; w:right=&quot;850&quot; w:bottom=&quot;1134&quot; w:left=&quot;1701&quot; w:header=&quot;720&quot; w:footer=&quot;720&quot; w:gutter=&quot;0&quot;/&gt;&lt;w:cols w:space=&quot;720&quot;/&gt;&lt;/w:sectPr&gt;&lt;/wx:sect&gt;&lt;/w:body&gt;&lt;/w:wordDocument&gt;">
+          <v:shape id="_x0000_i1037" type="#_x0000_t75" style="width:6.55pt;height:18.7pt" equationxml="&lt;?xml version=&quot;1.0&quot; encoding=&quot;UTF-8&quot; standalone=&quot;yes&quot;?&gt;&#10;&lt;?mso-application progid=&quot;Word.Document&quot;?&gt;&#10;&lt;w:wordDocument xmlns:aml=&quot;http://schemas.microsoft.com/aml/2001/core&quot; xmlns:wpc=&quot;http://schemas.microsoft.com/office/word/2010/wordprocessingCanvas&quot; xmlns:dt=&quot;uuid:C2F41010-65B3-11d1-A29F-00AA00C14882&quot; xmlns:mc=&quot;http://schemas.openxmlformats.org/markup-compatibility/2006&quot; xmlns:o=&quot;urn:schemas-microsoft-com:office:office&quot; xmlns:m=&quot;http://schemas.openxmlformats.org/officeDocument/2006/math&quot; xmlns:v=&quot;urn:schemas-microsoft-com:vml&quot; xmlns:w10=&quot;urn:schemas-microsoft-com:office:word&quot; xmlns:w=&quot;http://schemas.microsoft.com/office/word/2003/wordml&quot; xmlns:wx=&quot;http://schemas.microsoft.com/office/word/2003/auxHint&quot; xmlns:wne=&quot;http://schemas.microsoft.com/office/word/2006/wordml&quot; xmlns:wsp=&quot;http://schemas.microsoft.com/office/word/2003/wordml/sp2&quot; xmlns:sl=&quot;http://schemas.microsoft.com/schemaLibrary/2003/core&quot; w:macrosPresent=&quot;no&quot; w:embeddedObjPresent=&quot;no&quot; w:ocxPresent=&quot;no&quot; xml:space=&quot;preserve&quot;&gt;&lt;w:ignoreSubtree w:val=&quot;http://schemas.microsoft.com/office/word/2003/wordml/sp2&quot;/&gt;&lt;o:DocumentProperties&gt;&lt;o:Version&gt;15&lt;/o:Version&gt;&lt;/o:DocumentProperties&gt;&lt;w:docPr&gt;&lt;w:view w:val=&quot;print&quot;/&gt;&lt;w:zoom w:percent=&quot;100&quot;/&gt;&lt;w:doNotEmbedSystemFonts/&gt;&lt;w:activeWritingStyle w:lang=&quot;RU&quot; w:vendorID=&quot;64&quot; w:dllVersion=&quot;131078&quot; w:nlCheck=&quot;on&quot; w:optionSet=&quot;0&quot;/&gt;&lt;w:activeWritingStyle w:lang=&quot;EN-US&quot; w:vendorID=&quot;64&quot; w:dllVersion=&quot;131078&quot; w:nlCheck=&quot;on&quot; w:optionSet=&quot;1&quot;/&gt;&lt;w:defaultTabStop w:val=&quot;709&quot;/&gt;&lt;w:punctuationKerning/&gt;&lt;w:characterSpacingControl w:val=&quot;DontCompress&quot;/&gt;&lt;w:optimizeForBrowser/&gt;&lt;w:relyOnVML/&gt;&lt;w:allowPNG/&gt;&lt;w:targetScreenSz w:val=&quot;800x600&quot;/&gt;&lt;w:validateAgainstSchema/&gt;&lt;w:saveInvalidXML w:val=&quot;off&quot;/&gt;&lt;w:ignoreMixedContent w:val=&quot;off&quot;/&gt;&lt;w:alwaysShowPlaceholderText w:val=&quot;off&quot;/&gt;&lt;w:compat&gt;&lt;w:breakWrappedTables/&gt;&lt;w:snapToGridInCell/&gt;&lt;w:wrapTextWithPunct/&gt;&lt;w:useAsianBreakRules/&gt;&lt;w:dontGrowAutofit/&gt;&lt;/w:compat&gt;&lt;wsp:rsids&gt;&lt;wsp:rsidRoot wsp:val=&quot;00F17BFC&quot;/&gt;&lt;wsp:rsid wsp:val=&quot;000015FE&quot;/&gt;&lt;wsp:rsid wsp:val=&quot;000020AD&quot;/&gt;&lt;wsp:rsid wsp:val=&quot;0000523D&quot;/&gt;&lt;wsp:rsid wsp:val=&quot;000130FB&quot;/&gt;&lt;wsp:rsid wsp:val=&quot;0001367F&quot;/&gt;&lt;wsp:rsid wsp:val=&quot;000155E8&quot;/&gt;&lt;wsp:rsid wsp:val=&quot;00025215&quot;/&gt;&lt;wsp:rsid wsp:val=&quot;000253B2&quot;/&gt;&lt;wsp:rsid wsp:val=&quot;00031C8A&quot;/&gt;&lt;wsp:rsid wsp:val=&quot;000363F4&quot;/&gt;&lt;wsp:rsid wsp:val=&quot;00037091&quot;/&gt;&lt;wsp:rsid wsp:val=&quot;00053D23&quot;/&gt;&lt;wsp:rsid wsp:val=&quot;00055BF9&quot;/&gt;&lt;wsp:rsid wsp:val=&quot;00071A86&quot;/&gt;&lt;wsp:rsid wsp:val=&quot;00075412&quot;/&gt;&lt;wsp:rsid wsp:val=&quot;00082343&quot;/&gt;&lt;wsp:rsid wsp:val=&quot;00086438&quot;/&gt;&lt;wsp:rsid wsp:val=&quot;0009597F&quot;/&gt;&lt;wsp:rsid wsp:val=&quot;00096739&quot;/&gt;&lt;wsp:rsid wsp:val=&quot;0009753E&quot;/&gt;&lt;wsp:rsid wsp:val=&quot;000A5F0E&quot;/&gt;&lt;wsp:rsid wsp:val=&quot;000A76C7&quot;/&gt;&lt;wsp:rsid wsp:val=&quot;000B0199&quot;/&gt;&lt;wsp:rsid wsp:val=&quot;000C133D&quot;/&gt;&lt;wsp:rsid wsp:val=&quot;000D1709&quot;/&gt;&lt;wsp:rsid wsp:val=&quot;000F1F4B&quot;/&gt;&lt;wsp:rsid wsp:val=&quot;000F653B&quot;/&gt;&lt;wsp:rsid wsp:val=&quot;00104B0D&quot;/&gt;&lt;wsp:rsid wsp:val=&quot;00113BAD&quot;/&gt;&lt;wsp:rsid wsp:val=&quot;00121FD3&quot;/&gt;&lt;wsp:rsid wsp:val=&quot;00122098&quot;/&gt;&lt;wsp:rsid wsp:val=&quot;00126A68&quot;/&gt;&lt;wsp:rsid wsp:val=&quot;00151066&quot;/&gt;&lt;wsp:rsid wsp:val=&quot;00152BCB&quot;/&gt;&lt;wsp:rsid wsp:val=&quot;00155363&quot;/&gt;&lt;wsp:rsid wsp:val=&quot;00156CA5&quot;/&gt;&lt;wsp:rsid wsp:val=&quot;00157F33&quot;/&gt;&lt;wsp:rsid wsp:val=&quot;0016527B&quot;/&gt;&lt;wsp:rsid wsp:val=&quot;00166C15&quot;/&gt;&lt;wsp:rsid wsp:val=&quot;0017747D&quot;/&gt;&lt;wsp:rsid wsp:val=&quot;00183260&quot;/&gt;&lt;wsp:rsid wsp:val=&quot;0018679A&quot;/&gt;&lt;wsp:rsid wsp:val=&quot;00187CE8&quot;/&gt;&lt;wsp:rsid wsp:val=&quot;001A656E&quot;/&gt;&lt;wsp:rsid wsp:val=&quot;001B3255&quot;/&gt;&lt;wsp:rsid wsp:val=&quot;001B39CF&quot;/&gt;&lt;wsp:rsid wsp:val=&quot;001B78BD&quot;/&gt;&lt;wsp:rsid wsp:val=&quot;001C75D0&quot;/&gt;&lt;wsp:rsid wsp:val=&quot;001D4708&quot;/&gt;&lt;wsp:rsid wsp:val=&quot;001D7D00&quot;/&gt;&lt;wsp:rsid wsp:val=&quot;001E58CE&quot;/&gt;&lt;wsp:rsid wsp:val=&quot;001F7BCF&quot;/&gt;&lt;wsp:rsid wsp:val=&quot;002011F0&quot;/&gt;&lt;wsp:rsid wsp:val=&quot;0021089B&quot;/&gt;&lt;wsp:rsid wsp:val=&quot;00211273&quot;/&gt;&lt;wsp:rsid wsp:val=&quot;002216B9&quot;/&gt;&lt;wsp:rsid wsp:val=&quot;00245440&quot;/&gt;&lt;wsp:rsid wsp:val=&quot;002502C0&quot;/&gt;&lt;wsp:rsid wsp:val=&quot;00250448&quot;/&gt;&lt;wsp:rsid wsp:val=&quot;002505E1&quot;/&gt;&lt;wsp:rsid wsp:val=&quot;002609F1&quot;/&gt;&lt;wsp:rsid wsp:val=&quot;00261B8C&quot;/&gt;&lt;wsp:rsid wsp:val=&quot;00262BFB&quot;/&gt;&lt;wsp:rsid wsp:val=&quot;00263DCD&quot;/&gt;&lt;wsp:rsid wsp:val=&quot;00265B61&quot;/&gt;&lt;wsp:rsid wsp:val=&quot;0027142D&quot;/&gt;&lt;wsp:rsid wsp:val=&quot;00280FE4&quot;/&gt;&lt;wsp:rsid wsp:val=&quot;00281B34&quot;/&gt;&lt;wsp:rsid wsp:val=&quot;00283182&quot;/&gt;&lt;wsp:rsid wsp:val=&quot;00285CE0&quot;/&gt;&lt;wsp:rsid wsp:val=&quot;002877F1&quot;/&gt;&lt;wsp:rsid wsp:val=&quot;002A20DC&quot;/&gt;&lt;wsp:rsid wsp:val=&quot;002A2337&quot;/&gt;&lt;wsp:rsid wsp:val=&quot;002A4655&quot;/&gt;&lt;wsp:rsid wsp:val=&quot;002A5086&quot;/&gt;&lt;wsp:rsid wsp:val=&quot;002A58BB&quot;/&gt;&lt;wsp:rsid wsp:val=&quot;002B0635&quot;/&gt;&lt;wsp:rsid wsp:val=&quot;002B10C4&quot;/&gt;&lt;wsp:rsid wsp:val=&quot;002B16ED&quot;/&gt;&lt;wsp:rsid wsp:val=&quot;002B5E09&quot;/&gt;&lt;wsp:rsid wsp:val=&quot;002C167F&quot;/&gt;&lt;wsp:rsid wsp:val=&quot;002C660C&quot;/&gt;&lt;wsp:rsid wsp:val=&quot;002C6629&quot;/&gt;&lt;wsp:rsid wsp:val=&quot;002D1FCC&quot;/&gt;&lt;wsp:rsid wsp:val=&quot;002E0E6E&quot;/&gt;&lt;wsp:rsid wsp:val=&quot;003003E6&quot;/&gt;&lt;wsp:rsid wsp:val=&quot;0030769D&quot;/&gt;&lt;wsp:rsid wsp:val=&quot;003107E9&quot;/&gt;&lt;wsp:rsid wsp:val=&quot;00313B72&quot;/&gt;&lt;wsp:rsid wsp:val=&quot;00314B92&quot;/&gt;&lt;wsp:rsid wsp:val=&quot;00317A20&quot;/&gt;&lt;wsp:rsid wsp:val=&quot;00335A54&quot;/&gt;&lt;wsp:rsid wsp:val=&quot;00335D79&quot;/&gt;&lt;wsp:rsid wsp:val=&quot;00336CFE&quot;/&gt;&lt;wsp:rsid wsp:val=&quot;00337C4C&quot;/&gt;&lt;wsp:rsid wsp:val=&quot;0034103F&quot;/&gt;&lt;wsp:rsid wsp:val=&quot;00341D31&quot;/&gt;&lt;wsp:rsid wsp:val=&quot;0034650A&quot;/&gt;&lt;wsp:rsid wsp:val=&quot;00346A56&quot;/&gt;&lt;wsp:rsid wsp:val=&quot;003510C4&quot;/&gt;&lt;wsp:rsid wsp:val=&quot;00355841&quot;/&gt;&lt;wsp:rsid wsp:val=&quot;00355C8B&quot;/&gt;&lt;wsp:rsid wsp:val=&quot;00356C58&quot;/&gt;&lt;wsp:rsid wsp:val=&quot;00360561&quot;/&gt;&lt;wsp:rsid wsp:val=&quot;003749ED&quot;/&gt;&lt;wsp:rsid wsp:val=&quot;00376926&quot;/&gt;&lt;wsp:rsid wsp:val=&quot;00377515&quot;/&gt;&lt;wsp:rsid wsp:val=&quot;00377DA6&quot;/&gt;&lt;wsp:rsid wsp:val=&quot;0038142C&quot;/&gt;&lt;wsp:rsid wsp:val=&quot;00394CAE&quot;/&gt;&lt;wsp:rsid wsp:val=&quot;003A1C63&quot;/&gt;&lt;wsp:rsid wsp:val=&quot;003A529D&quot;/&gt;&lt;wsp:rsid wsp:val=&quot;003A639A&quot;/&gt;&lt;wsp:rsid wsp:val=&quot;003A7393&quot;/&gt;&lt;wsp:rsid wsp:val=&quot;003B0CD6&quot;/&gt;&lt;wsp:rsid wsp:val=&quot;003B56AF&quot;/&gt;&lt;wsp:rsid wsp:val=&quot;003C7EA6&quot;/&gt;&lt;wsp:rsid wsp:val=&quot;003D0C0A&quot;/&gt;&lt;wsp:rsid wsp:val=&quot;003D5BF9&quot;/&gt;&lt;wsp:rsid wsp:val=&quot;003E399C&quot;/&gt;&lt;wsp:rsid wsp:val=&quot;003F0F8F&quot;/&gt;&lt;wsp:rsid wsp:val=&quot;003F10D2&quot;/&gt;&lt;wsp:rsid wsp:val=&quot;003F3451&quot;/&gt;&lt;wsp:rsid wsp:val=&quot;003F42B0&quot;/&gt;&lt;wsp:rsid wsp:val=&quot;003F5570&quot;/&gt;&lt;wsp:rsid wsp:val=&quot;003F5F74&quot;/&gt;&lt;wsp:rsid wsp:val=&quot;00401534&quot;/&gt;&lt;wsp:rsid wsp:val=&quot;00423B98&quot;/&gt;&lt;wsp:rsid wsp:val=&quot;004259C3&quot;/&gt;&lt;wsp:rsid wsp:val=&quot;00426790&quot;/&gt;&lt;wsp:rsid wsp:val=&quot;00430592&quot;/&gt;&lt;wsp:rsid wsp:val=&quot;004445EE&quot;/&gt;&lt;wsp:rsid wsp:val=&quot;00444CF3&quot;/&gt;&lt;wsp:rsid wsp:val=&quot;0044653F&quot;/&gt;&lt;wsp:rsid wsp:val=&quot;00452126&quot;/&gt;&lt;wsp:rsid wsp:val=&quot;00453488&quot;/&gt;&lt;wsp:rsid wsp:val=&quot;004559C1&quot;/&gt;&lt;wsp:rsid wsp:val=&quot;0045713C&quot;/&gt;&lt;wsp:rsid wsp:val=&quot;00466BD5&quot;/&gt;&lt;wsp:rsid wsp:val=&quot;00466CCB&quot;/&gt;&lt;wsp:rsid wsp:val=&quot;00467C2D&quot;/&gt;&lt;wsp:rsid wsp:val=&quot;00470CB9&quot;/&gt;&lt;wsp:rsid wsp:val=&quot;00472FDB&quot;/&gt;&lt;wsp:rsid wsp:val=&quot;004759E5&quot;/&gt;&lt;wsp:rsid wsp:val=&quot;00475FFF&quot;/&gt;&lt;wsp:rsid wsp:val=&quot;00477023&quot;/&gt;&lt;wsp:rsid wsp:val=&quot;00481F6A&quot;/&gt;&lt;wsp:rsid wsp:val=&quot;00485A31&quot;/&gt;&lt;wsp:rsid wsp:val=&quot;004963F1&quot;/&gt;&lt;wsp:rsid wsp:val=&quot;004B0CC3&quot;/&gt;&lt;wsp:rsid wsp:val=&quot;004B38E0&quot;/&gt;&lt;wsp:rsid wsp:val=&quot;004C52E9&quot;/&gt;&lt;wsp:rsid wsp:val=&quot;004D6B38&quot;/&gt;&lt;wsp:rsid wsp:val=&quot;004D7D2F&quot;/&gt;&lt;wsp:rsid wsp:val=&quot;004E1CCC&quot;/&gt;&lt;wsp:rsid wsp:val=&quot;004E4469&quot;/&gt;&lt;wsp:rsid wsp:val=&quot;004F088A&quot;/&gt;&lt;wsp:rsid wsp:val=&quot;004F220F&quot;/&gt;&lt;wsp:rsid wsp:val=&quot;004F4438&quot;/&gt;&lt;wsp:rsid wsp:val=&quot;005030A0&quot;/&gt;&lt;wsp:rsid wsp:val=&quot;00505CF2&quot;/&gt;&lt;wsp:rsid wsp:val=&quot;005060C1&quot;/&gt;&lt;wsp:rsid wsp:val=&quot;00507371&quot;/&gt;&lt;wsp:rsid wsp:val=&quot;00521F7C&quot;/&gt;&lt;wsp:rsid wsp:val=&quot;00523A61&quot;/&gt;&lt;wsp:rsid wsp:val=&quot;005251E9&quot;/&gt;&lt;wsp:rsid wsp:val=&quot;005275BF&quot;/&gt;&lt;wsp:rsid wsp:val=&quot;00540A04&quot;/&gt;&lt;wsp:rsid wsp:val=&quot;005444D2&quot;/&gt;&lt;wsp:rsid wsp:val=&quot;00550CA4&quot;/&gt;&lt;wsp:rsid wsp:val=&quot;00552AC9&quot;/&gt;&lt;wsp:rsid wsp:val=&quot;00553B46&quot;/&gt;&lt;wsp:rsid wsp:val=&quot;005619DB&quot;/&gt;&lt;wsp:rsid wsp:val=&quot;0056618B&quot;/&gt;&lt;wsp:rsid wsp:val=&quot;00576F73&quot;/&gt;&lt;wsp:rsid wsp:val=&quot;005913E4&quot;/&gt;&lt;wsp:rsid wsp:val=&quot;00593EE0&quot;/&gt;&lt;wsp:rsid wsp:val=&quot;0059682E&quot;/&gt;&lt;wsp:rsid wsp:val=&quot;005974B2&quot;/&gt;&lt;wsp:rsid wsp:val=&quot;005A646F&quot;/&gt;&lt;wsp:rsid wsp:val=&quot;005B016B&quot;/&gt;&lt;wsp:rsid wsp:val=&quot;005B2FE8&quot;/&gt;&lt;wsp:rsid wsp:val=&quot;005C21CD&quot;/&gt;&lt;wsp:rsid wsp:val=&quot;005C3AB7&quot;/&gt;&lt;wsp:rsid wsp:val=&quot;005C3D63&quot;/&gt;&lt;wsp:rsid wsp:val=&quot;005C7C31&quot;/&gt;&lt;wsp:rsid wsp:val=&quot;005D27CC&quot;/&gt;&lt;wsp:rsid wsp:val=&quot;005D34FE&quot;/&gt;&lt;wsp:rsid wsp:val=&quot;005D4C1A&quot;/&gt;&lt;wsp:rsid wsp:val=&quot;005D6E0B&quot;/&gt;&lt;wsp:rsid wsp:val=&quot;005D73C4&quot;/&gt;&lt;wsp:rsid wsp:val=&quot;005E1677&quot;/&gt;&lt;wsp:rsid wsp:val=&quot;005E5F3C&quot;/&gt;&lt;wsp:rsid wsp:val=&quot;005E756A&quot;/&gt;&lt;wsp:rsid wsp:val=&quot;005F086A&quot;/&gt;&lt;wsp:rsid wsp:val=&quot;005F47EF&quot;/&gt;&lt;wsp:rsid wsp:val=&quot;006050B7&quot;/&gt;&lt;wsp:rsid wsp:val=&quot;006100BB&quot;/&gt;&lt;wsp:rsid wsp:val=&quot;00610BBB&quot;/&gt;&lt;wsp:rsid wsp:val=&quot;006149CB&quot;/&gt;&lt;wsp:rsid wsp:val=&quot;00616977&quot;/&gt;&lt;wsp:rsid wsp:val=&quot;00620374&quot;/&gt;&lt;wsp:rsid wsp:val=&quot;006267E5&quot;/&gt;&lt;wsp:rsid wsp:val=&quot;00627960&quot;/&gt;&lt;wsp:rsid wsp:val=&quot;00630354&quot;/&gt;&lt;wsp:rsid wsp:val=&quot;00630A7F&quot;/&gt;&lt;wsp:rsid wsp:val=&quot;006348A2&quot;/&gt;&lt;wsp:rsid wsp:val=&quot;00660484&quot;/&gt;&lt;wsp:rsid wsp:val=&quot;00666925&quot;/&gt;&lt;wsp:rsid wsp:val=&quot;0066696E&quot;/&gt;&lt;wsp:rsid wsp:val=&quot;00672148&quot;/&gt;&lt;wsp:rsid wsp:val=&quot;00674F02&quot;/&gt;&lt;wsp:rsid wsp:val=&quot;00683589&quot;/&gt;&lt;wsp:rsid wsp:val=&quot;00692F2D&quot;/&gt;&lt;wsp:rsid wsp:val=&quot;00695DB3&quot;/&gt;&lt;wsp:rsid wsp:val=&quot;00696A4B&quot;/&gt;&lt;wsp:rsid wsp:val=&quot;006D4B8B&quot;/&gt;&lt;wsp:rsid wsp:val=&quot;006D5F14&quot;/&gt;&lt;wsp:rsid wsp:val=&quot;0070086F&quot;/&gt;&lt;wsp:rsid wsp:val=&quot;00705634&quot;/&gt;&lt;wsp:rsid wsp:val=&quot;007067BA&quot;/&gt;&lt;wsp:rsid wsp:val=&quot;00714F33&quot;/&gt;&lt;wsp:rsid wsp:val=&quot;0071679F&quot;/&gt;&lt;wsp:rsid wsp:val=&quot;00717504&quot;/&gt;&lt;wsp:rsid wsp:val=&quot;007231F6&quot;/&gt;&lt;wsp:rsid wsp:val=&quot;00733B95&quot;/&gt;&lt;wsp:rsid wsp:val=&quot;0073621B&quot;/&gt;&lt;wsp:rsid wsp:val=&quot;007424F3&quot;/&gt;&lt;wsp:rsid wsp:val=&quot;00742C3E&quot;/&gt;&lt;wsp:rsid wsp:val=&quot;00745A66&quot;/&gt;&lt;wsp:rsid wsp:val=&quot;00746ED1&quot;/&gt;&lt;wsp:rsid wsp:val=&quot;007502C5&quot;/&gt;&lt;wsp:rsid wsp:val=&quot;0075623B&quot;/&gt;&lt;wsp:rsid wsp:val=&quot;00762280&quot;/&gt;&lt;wsp:rsid wsp:val=&quot;007646E2&quot;/&gt;&lt;wsp:rsid wsp:val=&quot;0077264F&quot;/&gt;&lt;wsp:rsid wsp:val=&quot;007B06BB&quot;/&gt;&lt;wsp:rsid wsp:val=&quot;007B125F&quot;/&gt;&lt;wsp:rsid wsp:val=&quot;007B1270&quot;/&gt;&lt;wsp:rsid wsp:val=&quot;007B359A&quot;/&gt;&lt;wsp:rsid wsp:val=&quot;007B5E01&quot;/&gt;&lt;wsp:rsid wsp:val=&quot;007C2D18&quot;/&gt;&lt;wsp:rsid wsp:val=&quot;007C5AC0&quot;/&gt;&lt;wsp:rsid wsp:val=&quot;007D18FC&quot;/&gt;&lt;wsp:rsid wsp:val=&quot;007E4570&quot;/&gt;&lt;wsp:rsid wsp:val=&quot;007F3E0A&quot;/&gt;&lt;wsp:rsid wsp:val=&quot;007F4553&quot;/&gt;&lt;wsp:rsid wsp:val=&quot;00803D40&quot;/&gt;&lt;wsp:rsid wsp:val=&quot;008041CD&quot;/&gt;&lt;wsp:rsid wsp:val=&quot;008106D5&quot;/&gt;&lt;wsp:rsid wsp:val=&quot;00812A2E&quot;/&gt;&lt;wsp:rsid wsp:val=&quot;00814F89&quot;/&gt;&lt;wsp:rsid wsp:val=&quot;00826210&quot;/&gt;&lt;wsp:rsid wsp:val=&quot;0082739F&quot;/&gt;&lt;wsp:rsid wsp:val=&quot;0082757B&quot;/&gt;&lt;wsp:rsid wsp:val=&quot;008321BC&quot;/&gt;&lt;wsp:rsid wsp:val=&quot;0084149E&quot;/&gt;&lt;wsp:rsid wsp:val=&quot;008461BB&quot;/&gt;&lt;wsp:rsid wsp:val=&quot;00867297&quot;/&gt;&lt;wsp:rsid wsp:val=&quot;00873C69&quot;/&gt;&lt;wsp:rsid wsp:val=&quot;008740F9&quot;/&gt;&lt;wsp:rsid wsp:val=&quot;00874DAC&quot;/&gt;&lt;wsp:rsid wsp:val=&quot;008943CF&quot;/&gt;&lt;wsp:rsid wsp:val=&quot;00897827&quot;/&gt;&lt;wsp:rsid wsp:val=&quot;008B29B1&quot;/&gt;&lt;wsp:rsid wsp:val=&quot;008B4ADC&quot;/&gt;&lt;wsp:rsid wsp:val=&quot;008B7E6A&quot;/&gt;&lt;wsp:rsid wsp:val=&quot;008C0502&quot;/&gt;&lt;wsp:rsid wsp:val=&quot;008C1D49&quot;/&gt;&lt;wsp:rsid wsp:val=&quot;008D1EE9&quot;/&gt;&lt;wsp:rsid wsp:val=&quot;008D210D&quot;/&gt;&lt;wsp:rsid wsp:val=&quot;008E1E3C&quot;/&gt;&lt;wsp:rsid wsp:val=&quot;008E409E&quot;/&gt;&lt;wsp:rsid wsp:val=&quot;008E680D&quot;/&gt;&lt;wsp:rsid wsp:val=&quot;008E76C6&quot;/&gt;&lt;wsp:rsid wsp:val=&quot;008F20B2&quot;/&gt;&lt;wsp:rsid wsp:val=&quot;008F3070&quot;/&gt;&lt;wsp:rsid wsp:val=&quot;008F7AD3&quot;/&gt;&lt;wsp:rsid wsp:val=&quot;00911087&quot;/&gt;&lt;wsp:rsid wsp:val=&quot;00912471&quot;/&gt;&lt;wsp:rsid wsp:val=&quot;009124C6&quot;/&gt;&lt;wsp:rsid wsp:val=&quot;00914211&quot;/&gt;&lt;wsp:rsid wsp:val=&quot;00916A02&quot;/&gt;&lt;wsp:rsid wsp:val=&quot;00922BCD&quot;/&gt;&lt;wsp:rsid wsp:val=&quot;009246E7&quot;/&gt;&lt;wsp:rsid wsp:val=&quot;00931851&quot;/&gt;&lt;wsp:rsid wsp:val=&quot;00940DC3&quot;/&gt;&lt;wsp:rsid wsp:val=&quot;00944B78&quot;/&gt;&lt;wsp:rsid wsp:val=&quot;00944DD2&quot;/&gt;&lt;wsp:rsid wsp:val=&quot;0094502F&quot;/&gt;&lt;wsp:rsid wsp:val=&quot;009521B0&quot;/&gt;&lt;wsp:rsid wsp:val=&quot;00964FDA&quot;/&gt;&lt;wsp:rsid wsp:val=&quot;00967E9E&quot;/&gt;&lt;wsp:rsid wsp:val=&quot;0098119B&quot;/&gt;&lt;wsp:rsid wsp:val=&quot;009828EF&quot;/&gt;&lt;wsp:rsid wsp:val=&quot;009943D5&quot;/&gt;&lt;wsp:rsid wsp:val=&quot;009A5231&quot;/&gt;&lt;wsp:rsid wsp:val=&quot;009A60FF&quot;/&gt;&lt;wsp:rsid wsp:val=&quot;009B6115&quot;/&gt;&lt;wsp:rsid wsp:val=&quot;009B783B&quot;/&gt;&lt;wsp:rsid wsp:val=&quot;009C16FE&quot;/&gt;&lt;wsp:rsid wsp:val=&quot;009C1ED3&quot;/&gt;&lt;wsp:rsid wsp:val=&quot;009D0F4C&quot;/&gt;&lt;wsp:rsid wsp:val=&quot;009D596F&quot;/&gt;&lt;wsp:rsid wsp:val=&quot;009E22C6&quot;/&gt;&lt;wsp:rsid wsp:val=&quot;009F1D97&quot;/&gt;&lt;wsp:rsid wsp:val=&quot;009F3FC2&quot;/&gt;&lt;wsp:rsid wsp:val=&quot;009F67C3&quot;/&gt;&lt;wsp:rsid wsp:val=&quot;009F7EC0&quot;/&gt;&lt;wsp:rsid wsp:val=&quot;00A174F4&quot;/&gt;&lt;wsp:rsid wsp:val=&quot;00A3232E&quot;/&gt;&lt;wsp:rsid wsp:val=&quot;00A36A98&quot;/&gt;&lt;wsp:rsid wsp:val=&quot;00A409EE&quot;/&gt;&lt;wsp:rsid wsp:val=&quot;00A417AE&quot;/&gt;&lt;wsp:rsid wsp:val=&quot;00A47657&quot;/&gt;&lt;wsp:rsid wsp:val=&quot;00A52B15&quot;/&gt;&lt;wsp:rsid wsp:val=&quot;00A57D23&quot;/&gt;&lt;wsp:rsid wsp:val=&quot;00A6067B&quot;/&gt;&lt;wsp:rsid wsp:val=&quot;00A62E66&quot;/&gt;&lt;wsp:rsid wsp:val=&quot;00A71B83&quot;/&gt;&lt;wsp:rsid wsp:val=&quot;00A76388&quot;/&gt;&lt;wsp:rsid wsp:val=&quot;00A7745F&quot;/&gt;&lt;wsp:rsid wsp:val=&quot;00A84F2E&quot;/&gt;&lt;wsp:rsid wsp:val=&quot;00A8792B&quot;/&gt;&lt;wsp:rsid wsp:val=&quot;00A941B4&quot;/&gt;&lt;wsp:rsid wsp:val=&quot;00A97DDB&quot;/&gt;&lt;wsp:rsid wsp:val=&quot;00AA732A&quot;/&gt;&lt;wsp:rsid wsp:val=&quot;00AC2974&quot;/&gt;&lt;wsp:rsid wsp:val=&quot;00AC2D1E&quot;/&gt;&lt;wsp:rsid wsp:val=&quot;00AC61BE&quot;/&gt;&lt;wsp:rsid wsp:val=&quot;00AC66F4&quot;/&gt;&lt;wsp:rsid wsp:val=&quot;00AE01D6&quot;/&gt;&lt;wsp:rsid wsp:val=&quot;00AE3B5F&quot;/&gt;&lt;wsp:rsid wsp:val=&quot;00AE5FAA&quot;/&gt;&lt;wsp:rsid wsp:val=&quot;00AF7B8C&quot;/&gt;&lt;wsp:rsid wsp:val=&quot;00B01D04&quot;/&gt;&lt;wsp:rsid wsp:val=&quot;00B01E8D&quot;/&gt;&lt;wsp:rsid wsp:val=&quot;00B05E9F&quot;/&gt;&lt;wsp:rsid wsp:val=&quot;00B10924&quot;/&gt;&lt;wsp:rsid wsp:val=&quot;00B1280F&quot;/&gt;&lt;wsp:rsid wsp:val=&quot;00B13497&quot;/&gt;&lt;wsp:rsid wsp:val=&quot;00B21005&quot;/&gt;&lt;wsp:rsid wsp:val=&quot;00B24A79&quot;/&gt;&lt;wsp:rsid wsp:val=&quot;00B349C7&quot;/&gt;&lt;wsp:rsid wsp:val=&quot;00B40640&quot;/&gt;&lt;wsp:rsid wsp:val=&quot;00B42704&quot;/&gt;&lt;wsp:rsid wsp:val=&quot;00B47538&quot;/&gt;&lt;wsp:rsid wsp:val=&quot;00B47FDB&quot;/&gt;&lt;wsp:rsid wsp:val=&quot;00B50C83&quot;/&gt;&lt;wsp:rsid wsp:val=&quot;00B51C18&quot;/&gt;&lt;wsp:rsid wsp:val=&quot;00B574CE&quot;/&gt;&lt;wsp:rsid wsp:val=&quot;00B60350&quot;/&gt;&lt;wsp:rsid wsp:val=&quot;00B60F2C&quot;/&gt;&lt;wsp:rsid wsp:val=&quot;00B614CB&quot;/&gt;&lt;wsp:rsid wsp:val=&quot;00B6236F&quot;/&gt;&lt;wsp:rsid wsp:val=&quot;00B725EB&quot;/&gt;&lt;wsp:rsid wsp:val=&quot;00B75C00&quot;/&gt;&lt;wsp:rsid wsp:val=&quot;00B85C85&quot;/&gt;&lt;wsp:rsid wsp:val=&quot;00B877B8&quot;/&gt;&lt;wsp:rsid wsp:val=&quot;00B96068&quot;/&gt;&lt;wsp:rsid wsp:val=&quot;00BA1F4C&quot;/&gt;&lt;wsp:rsid wsp:val=&quot;00BA2CB8&quot;/&gt;&lt;wsp:rsid wsp:val=&quot;00BA4B27&quot;/&gt;&lt;wsp:rsid wsp:val=&quot;00BA7DE1&quot;/&gt;&lt;wsp:rsid wsp:val=&quot;00BB0F44&quot;/&gt;&lt;wsp:rsid wsp:val=&quot;00BB3AA5&quot;/&gt;&lt;wsp:rsid wsp:val=&quot;00BC03E9&quot;/&gt;&lt;wsp:rsid wsp:val=&quot;00BC6029&quot;/&gt;&lt;wsp:rsid wsp:val=&quot;00BD7149&quot;/&gt;&lt;wsp:rsid wsp:val=&quot;00BE1443&quot;/&gt;&lt;wsp:rsid wsp:val=&quot;00BE1990&quot;/&gt;&lt;wsp:rsid wsp:val=&quot;00BE23D5&quot;/&gt;&lt;wsp:rsid wsp:val=&quot;00BF0062&quot;/&gt;&lt;wsp:rsid wsp:val=&quot;00C02818&quot;/&gt;&lt;wsp:rsid wsp:val=&quot;00C11695&quot;/&gt;&lt;wsp:rsid wsp:val=&quot;00C165EF&quot;/&gt;&lt;wsp:rsid wsp:val=&quot;00C20BBD&quot;/&gt;&lt;wsp:rsid wsp:val=&quot;00C20D2C&quot;/&gt;&lt;wsp:rsid wsp:val=&quot;00C372B8&quot;/&gt;&lt;wsp:rsid wsp:val=&quot;00C40493&quot;/&gt;&lt;wsp:rsid wsp:val=&quot;00C435F2&quot;/&gt;&lt;wsp:rsid wsp:val=&quot;00C446FA&quot;/&gt;&lt;wsp:rsid wsp:val=&quot;00C46AB7&quot;/&gt;&lt;wsp:rsid wsp:val=&quot;00C47084&quot;/&gt;&lt;wsp:rsid wsp:val=&quot;00C47155&quot;/&gt;&lt;wsp:rsid wsp:val=&quot;00C54CBA&quot;/&gt;&lt;wsp:rsid wsp:val=&quot;00C650DD&quot;/&gt;&lt;wsp:rsid wsp:val=&quot;00C714A9&quot;/&gt;&lt;wsp:rsid wsp:val=&quot;00C7366E&quot;/&gt;&lt;wsp:rsid wsp:val=&quot;00C8717E&quot;/&gt;&lt;wsp:rsid wsp:val=&quot;00C93B32&quot;/&gt;&lt;wsp:rsid wsp:val=&quot;00CB61CC&quot;/&gt;&lt;wsp:rsid wsp:val=&quot;00CC1BA4&quot;/&gt;&lt;wsp:rsid wsp:val=&quot;00CC36DA&quot;/&gt;&lt;wsp:rsid wsp:val=&quot;00CC664E&quot;/&gt;&lt;wsp:rsid wsp:val=&quot;00CC75E7&quot;/&gt;&lt;wsp:rsid wsp:val=&quot;00CD0591&quot;/&gt;&lt;wsp:rsid wsp:val=&quot;00CD2517&quot;/&gt;&lt;wsp:rsid wsp:val=&quot;00CD2B80&quot;/&gt;&lt;wsp:rsid wsp:val=&quot;00CD7723&quot;/&gt;&lt;wsp:rsid wsp:val=&quot;00CF6702&quot;/&gt;&lt;wsp:rsid wsp:val=&quot;00D028D3&quot;/&gt;&lt;wsp:rsid wsp:val=&quot;00D070FD&quot;/&gt;&lt;wsp:rsid wsp:val=&quot;00D11841&quot;/&gt;&lt;wsp:rsid wsp:val=&quot;00D13F40&quot;/&gt;&lt;wsp:rsid wsp:val=&quot;00D21DFB&quot;/&gt;&lt;wsp:rsid wsp:val=&quot;00D21E1C&quot;/&gt;&lt;wsp:rsid wsp:val=&quot;00D24114&quot;/&gt;&lt;wsp:rsid wsp:val=&quot;00D26B32&quot;/&gt;&lt;wsp:rsid wsp:val=&quot;00D326DE&quot;/&gt;&lt;wsp:rsid wsp:val=&quot;00D34FE3&quot;/&gt;&lt;wsp:rsid wsp:val=&quot;00D4026E&quot;/&gt;&lt;wsp:rsid wsp:val=&quot;00D443A1&quot;/&gt;&lt;wsp:rsid wsp:val=&quot;00D445BE&quot;/&gt;&lt;wsp:rsid wsp:val=&quot;00D51306&quot;/&gt;&lt;wsp:rsid wsp:val=&quot;00D52A38&quot;/&gt;&lt;wsp:rsid wsp:val=&quot;00D57661&quot;/&gt;&lt;wsp:rsid wsp:val=&quot;00D63DFB&quot;/&gt;&lt;wsp:rsid wsp:val=&quot;00D67603&quot;/&gt;&lt;wsp:rsid wsp:val=&quot;00D70552&quot;/&gt;&lt;wsp:rsid wsp:val=&quot;00D93A03&quot;/&gt;&lt;wsp:rsid wsp:val=&quot;00D962EF&quot;/&gt;&lt;wsp:rsid wsp:val=&quot;00D96E9E&quot;/&gt;&lt;wsp:rsid wsp:val=&quot;00D972CC&quot;/&gt;&lt;wsp:rsid wsp:val=&quot;00D97DEB&quot;/&gt;&lt;wsp:rsid wsp:val=&quot;00DA1FD8&quot;/&gt;&lt;wsp:rsid wsp:val=&quot;00DA401F&quot;/&gt;&lt;wsp:rsid wsp:val=&quot;00DA48C1&quot;/&gt;&lt;wsp:rsid wsp:val=&quot;00DA7838&quot;/&gt;&lt;wsp:rsid wsp:val=&quot;00DA7B7D&quot;/&gt;&lt;wsp:rsid wsp:val=&quot;00DB73B5&quot;/&gt;&lt;wsp:rsid wsp:val=&quot;00DC100A&quot;/&gt;&lt;wsp:rsid wsp:val=&quot;00DC5F7A&quot;/&gt;&lt;wsp:rsid wsp:val=&quot;00DC7FF1&quot;/&gt;&lt;wsp:rsid wsp:val=&quot;00DD2B25&quot;/&gt;&lt;wsp:rsid wsp:val=&quot;00DE10FA&quot;/&gt;&lt;wsp:rsid wsp:val=&quot;00DE6908&quot;/&gt;&lt;wsp:rsid wsp:val=&quot;00DF1EA9&quot;/&gt;&lt;wsp:rsid wsp:val=&quot;00DF6C13&quot;/&gt;&lt;wsp:rsid wsp:val=&quot;00E00102&quot;/&gt;&lt;wsp:rsid wsp:val=&quot;00E00787&quot;/&gt;&lt;wsp:rsid wsp:val=&quot;00E063A5&quot;/&gt;&lt;wsp:rsid wsp:val=&quot;00E15F21&quot;/&gt;&lt;wsp:rsid wsp:val=&quot;00E20FA8&quot;/&gt;&lt;wsp:rsid wsp:val=&quot;00E2192E&quot;/&gt;&lt;wsp:rsid wsp:val=&quot;00E27E79&quot;/&gt;&lt;wsp:rsid wsp:val=&quot;00E342D1&quot;/&gt;&lt;wsp:rsid wsp:val=&quot;00E43F81&quot;/&gt;&lt;wsp:rsid wsp:val=&quot;00E46595&quot;/&gt;&lt;wsp:rsid wsp:val=&quot;00E4782D&quot;/&gt;&lt;wsp:rsid wsp:val=&quot;00E566D5&quot;/&gt;&lt;wsp:rsid wsp:val=&quot;00E64666&quot;/&gt;&lt;wsp:rsid wsp:val=&quot;00E65D82&quot;/&gt;&lt;wsp:rsid wsp:val=&quot;00E7640C&quot;/&gt;&lt;wsp:rsid wsp:val=&quot;00E8012D&quot;/&gt;&lt;wsp:rsid wsp:val=&quot;00E93039&quot;/&gt;&lt;wsp:rsid wsp:val=&quot;00E93FDD&quot;/&gt;&lt;wsp:rsid wsp:val=&quot;00E94434&quot;/&gt;&lt;wsp:rsid wsp:val=&quot;00E959DC&quot;/&gt;&lt;wsp:rsid wsp:val=&quot;00EA72C8&quot;/&gt;&lt;wsp:rsid wsp:val=&quot;00EB005D&quot;/&gt;&lt;wsp:rsid wsp:val=&quot;00EB5214&quot;/&gt;&lt;wsp:rsid wsp:val=&quot;00EB5C2D&quot;/&gt;&lt;wsp:rsid wsp:val=&quot;00EC1304&quot;/&gt;&lt;wsp:rsid wsp:val=&quot;00EC2FD3&quot;/&gt;&lt;wsp:rsid wsp:val=&quot;00EC5F71&quot;/&gt;&lt;wsp:rsid wsp:val=&quot;00ED1CF3&quot;/&gt;&lt;wsp:rsid wsp:val=&quot;00ED7703&quot;/&gt;&lt;wsp:rsid wsp:val=&quot;00ED7FD9&quot;/&gt;&lt;wsp:rsid wsp:val=&quot;00EE0781&quot;/&gt;&lt;wsp:rsid wsp:val=&quot;00EE3337&quot;/&gt;&lt;wsp:rsid wsp:val=&quot;00F17BFC&quot;/&gt;&lt;wsp:rsid wsp:val=&quot;00F3131B&quot;/&gt;&lt;wsp:rsid wsp:val=&quot;00F315B6&quot;/&gt;&lt;wsp:rsid wsp:val=&quot;00F43109&quot;/&gt;&lt;wsp:rsid wsp:val=&quot;00F5321E&quot;/&gt;&lt;wsp:rsid wsp:val=&quot;00F5487B&quot;/&gt;&lt;wsp:rsid wsp:val=&quot;00F54BC4&quot;/&gt;&lt;wsp:rsid wsp:val=&quot;00F56155&quot;/&gt;&lt;wsp:rsid wsp:val=&quot;00F5796B&quot;/&gt;&lt;wsp:rsid wsp:val=&quot;00F61B55&quot;/&gt;&lt;wsp:rsid wsp:val=&quot;00F63E08&quot;/&gt;&lt;wsp:rsid wsp:val=&quot;00F652EC&quot;/&gt;&lt;wsp:rsid wsp:val=&quot;00F714E3&quot;/&gt;&lt;wsp:rsid wsp:val=&quot;00F90415&quot;/&gt;&lt;wsp:rsid wsp:val=&quot;00F933D4&quot;/&gt;&lt;wsp:rsid wsp:val=&quot;00FA6999&quot;/&gt;&lt;wsp:rsid wsp:val=&quot;00FB25EF&quot;/&gt;&lt;wsp:rsid wsp:val=&quot;00FC6B2C&quot;/&gt;&lt;wsp:rsid wsp:val=&quot;00FC7C45&quot;/&gt;&lt;wsp:rsid wsp:val=&quot;00FD25F0&quot;/&gt;&lt;wsp:rsid wsp:val=&quot;00FD3F21&quot;/&gt;&lt;wsp:rsid wsp:val=&quot;00FD639E&quot;/&gt;&lt;wsp:rsid wsp:val=&quot;00FD646C&quot;/&gt;&lt;wsp:rsid wsp:val=&quot;00FE1BFA&quot;/&gt;&lt;wsp:rsid wsp:val=&quot;00FF6ECE&quot;/&gt;&lt;/wsp:rsids&gt;&lt;/w:docPr&gt;&lt;w:body&gt;&lt;wx:sect&gt;&lt;w:p wsp:rsidR=&quot;00000000&quot; wsp:rsidRDefault=&quot;00467C2D&quot; wsp:rsidP=&quot;00467C2D&quot;&gt;&lt;m:oMathPara&gt;&lt;m:oMath&gt;&lt;m:r&gt;&lt;m:rPr&gt;&lt;m:nor/&gt;&lt;/m:rPr&gt;&lt;w:rPr&gt;&lt;w:color w:val=&quot;262626&quot;/&gt;&lt;w:kern w:val=&quot;24&quot;/&gt;&lt;w:sz-cs w:val=&quot;28&quot;/&gt;&lt;w:lang w:val=&quot;EN-US&quot;/&gt;&lt;/w:rPr&gt;&lt;m:t&gt;x&lt;/m:t&gt;&lt;/m:r&gt;&lt;/m:oMath&gt;&lt;/m:oMathPara&gt;&lt;/w:p&gt;&lt;w:sectPr wsp:rsidR=&quot;00000000&quot;&gt;&lt;w:pgSz w:w=&quot;12240&quot; w:h=&quot;15840&quot;/&gt;&lt;w:pgMar w:top=&quot;1134&quot; w:right=&quot;850&quot; w:bottom=&quot;1134&quot; w:left=&quot;1701&quot; w:header=&quot;720&quot; w:footer=&quot;720&quot; w:gutter=&quot;0&quot;/&gt;&lt;w:cols w:space=&quot;720&quot;/&gt;&lt;/w:sectPr&gt;&lt;/wx:sect&gt;&lt;/w:body&gt;&lt;/w:wordDocument&gt;">
             <v:imagedata r:id="rId16" o:title="" chromakey="white"/>
           </v:shape>
         </w:pict>
@@ -27179,7 +26919,7 @@
           <w:lang w:eastAsia="ru-RU"/>
         </w:rPr>
         <w:pict>
-          <v:shape id="TextBox 16" o:spid="_x0000_s1027" type="#_x0000_t202" style="position:absolute;left:0;text-align:left;margin-left:177.75pt;margin-top:12.75pt;width:133.55pt;height:73.9pt;z-index:251657216;visibility:visible;mso-wrap-style:none" o:gfxdata="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" filled="f" stroked="f">
+          <v:shape id="TextBox 16" o:spid="_x0000_s1027" type="#_x0000_t202" style="position:absolute;left:0;text-align:left;margin-left:177.75pt;margin-top:12.75pt;width:133.55pt;height:73.9pt;z-index:2;visibility:visible;mso-wrap-style:none" o:gfxdata="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" filled="f" stroked="f">
             <v:textbox style="mso-fit-shape-to-text:t" inset="0,0,0,0">
               <w:txbxContent>
                 <w:p>
@@ -27195,7 +26935,7 @@
                   </w:pPr>
                   <w:r>
                     <w:pict>
-                      <v:shape id="_x0000_i1037" type="#_x0000_t75" style="width:133.7pt;height:61.7pt" equationxml="&lt;?xml version=&quot;1.0&quot; encoding=&quot;UTF-8&quot; standalone=&quot;yes&quot;?&gt;&#10;&lt;?mso-application progid=&quot;Word.Document&quot;?&gt;&#10;&lt;w:wordDocument xmlns:aml=&quot;http://schemas.microsoft.com/aml/2001/core&quot; xmlns:wpc=&quot;http://schemas.microsoft.com/office/word/2010/wordprocessingCanvas&quot; xmlns:dt=&quot;uuid:C2F41010-65B3-11d1-A29F-00AA00C14882&quot; xmlns:mc=&quot;http://schemas.openxmlformats.org/markup-compatibility/2006&quot; xmlns:o=&quot;urn:schemas-microsoft-com:office:office&quot; xmlns:m=&quot;http://schemas.openxmlformats.org/officeDocument/2006/math&quot; xmlns:v=&quot;urn:schemas-microsoft-com:vml&quot; xmlns:w10=&quot;urn:schemas-microsoft-com:office:word&quot; xmlns:w=&quot;http://schemas.microsoft.com/office/word/2003/wordml&quot; xmlns:wx=&quot;http://schemas.microsoft.com/office/word/2003/auxHint&quot; xmlns:wne=&quot;http://schemas.microsoft.com/office/word/2006/wordml&quot; xmlns:wsp=&quot;http://schemas.microsoft.com/office/word/2003/wordml/sp2&quot; xmlns:sl=&quot;http://schemas.microsoft.com/schemaLibrary/2003/core&quot; w:macrosPresent=&quot;no&quot; w:embeddedObjPresent=&quot;no&quot; w:ocxPresent=&quot;no&quot; xml:space=&quot;preserve&quot;&gt;&lt;w:ignoreSubtree w:val=&quot;http://schemas.microsoft.com/office/word/2003/wordml/sp2&quot;/&gt;&lt;o:DocumentProperties&gt;&lt;o:Version&gt;15&lt;/o:Version&gt;&lt;/o:DocumentProperties&gt;&lt;w:docPr&gt;&lt;w:view w:val=&quot;print&quot;/&gt;&lt;w:zoom w:percent=&quot;100&quot;/&gt;&lt;w:doNotEmbedSystemFonts/&gt;&lt;w:activeWritingStyle w:lang=&quot;RU&quot; w:vendorID=&quot;64&quot; w:dllVersion=&quot;131078&quot; w:nlCheck=&quot;on&quot; w:optionSet=&quot;0&quot;/&gt;&lt;w:activeWritingStyle w:lang=&quot;EN-US&quot; w:vendorID=&quot;64&quot; w:dllVersion=&quot;131078&quot; w:nlCheck=&quot;on&quot; w:optionSet=&quot;1&quot;/&gt;&lt;w:defaultTabStop w:val=&quot;709&quot;/&gt;&lt;w:punctuationKerning/&gt;&lt;w:characterSpacingControl w:val=&quot;DontCompress&quot;/&gt;&lt;w:optimizeForBrowser/&gt;&lt;w:relyOnVML/&gt;&lt;w:allowPNG/&gt;&lt;w:targetScreenSz w:val=&quot;800x600&quot;/&gt;&lt;w:validateAgainstSchema/&gt;&lt;w:saveInvalidXML w:val=&quot;off&quot;/&gt;&lt;w:ignoreMixedContent w:val=&quot;off&quot;/&gt;&lt;w:alwaysShowPlaceholderText w:val=&quot;off&quot;/&gt;&lt;w:compat&gt;&lt;w:breakWrappedTables/&gt;&lt;w:snapToGridInCell/&gt;&lt;w:wrapTextWithPunct/&gt;&lt;w:useAsianBreakRules/&gt;&lt;w:dontGrowAutofit/&gt;&lt;/w:compat&gt;&lt;wsp:rsids&gt;&lt;wsp:rsidRoot wsp:val=&quot;00F17BFC&quot;/&gt;&lt;wsp:rsid wsp:val=&quot;000015FE&quot;/&gt;&lt;wsp:rsid wsp:val=&quot;000020AD&quot;/&gt;&lt;wsp:rsid wsp:val=&quot;0000523D&quot;/&gt;&lt;wsp:rsid wsp:val=&quot;000130FB&quot;/&gt;&lt;wsp:rsid wsp:val=&quot;0001367F&quot;/&gt;&lt;wsp:rsid wsp:val=&quot;000155E8&quot;/&gt;&lt;wsp:rsid wsp:val=&quot;00025215&quot;/&gt;&lt;wsp:rsid wsp:val=&quot;000253B2&quot;/&gt;&lt;wsp:rsid wsp:val=&quot;00031C8A&quot;/&gt;&lt;wsp:rsid wsp:val=&quot;000363F4&quot;/&gt;&lt;wsp:rsid wsp:val=&quot;00037091&quot;/&gt;&lt;wsp:rsid wsp:val=&quot;00053D23&quot;/&gt;&lt;wsp:rsid wsp:val=&quot;00055BF9&quot;/&gt;&lt;wsp:rsid wsp:val=&quot;00071A86&quot;/&gt;&lt;wsp:rsid wsp:val=&quot;00075412&quot;/&gt;&lt;wsp:rsid wsp:val=&quot;00082343&quot;/&gt;&lt;wsp:rsid wsp:val=&quot;00086438&quot;/&gt;&lt;wsp:rsid wsp:val=&quot;0009597F&quot;/&gt;&lt;wsp:rsid wsp:val=&quot;00096739&quot;/&gt;&lt;wsp:rsid wsp:val=&quot;0009753E&quot;/&gt;&lt;wsp:rsid wsp:val=&quot;000A5F0E&quot;/&gt;&lt;wsp:rsid wsp:val=&quot;000A76C7&quot;/&gt;&lt;wsp:rsid wsp:val=&quot;000B0199&quot;/&gt;&lt;wsp:rsid wsp:val=&quot;000C133D&quot;/&gt;&lt;wsp:rsid wsp:val=&quot;000D1709&quot;/&gt;&lt;wsp:rsid wsp:val=&quot;000F1F4B&quot;/&gt;&lt;wsp:rsid wsp:val=&quot;000F653B&quot;/&gt;&lt;wsp:rsid wsp:val=&quot;00104B0D&quot;/&gt;&lt;wsp:rsid wsp:val=&quot;00113BAD&quot;/&gt;&lt;wsp:rsid wsp:val=&quot;00121FD3&quot;/&gt;&lt;wsp:rsid wsp:val=&quot;00122098&quot;/&gt;&lt;wsp:rsid wsp:val=&quot;00126A68&quot;/&gt;&lt;wsp:rsid wsp:val=&quot;00151066&quot;/&gt;&lt;wsp:rsid wsp:val=&quot;00152BCB&quot;/&gt;&lt;wsp:rsid wsp:val=&quot;00155363&quot;/&gt;&lt;wsp:rsid wsp:val=&quot;00156CA5&quot;/&gt;&lt;wsp:rsid wsp:val=&quot;00157F33&quot;/&gt;&lt;wsp:rsid wsp:val=&quot;0016527B&quot;/&gt;&lt;wsp:rsid wsp:val=&quot;00166C15&quot;/&gt;&lt;wsp:rsid wsp:val=&quot;0017747D&quot;/&gt;&lt;wsp:rsid wsp:val=&quot;00183260&quot;/&gt;&lt;wsp:rsid wsp:val=&quot;0018679A&quot;/&gt;&lt;wsp:rsid wsp:val=&quot;00187CE8&quot;/&gt;&lt;wsp:rsid wsp:val=&quot;001A656E&quot;/&gt;&lt;wsp:rsid wsp:val=&quot;001B3255&quot;/&gt;&lt;wsp:rsid wsp:val=&quot;001B39CF&quot;/&gt;&lt;wsp:rsid wsp:val=&quot;001B78BD&quot;/&gt;&lt;wsp:rsid wsp:val=&quot;001C75D0&quot;/&gt;&lt;wsp:rsid wsp:val=&quot;001D4708&quot;/&gt;&lt;wsp:rsid wsp:val=&quot;001D7D00&quot;/&gt;&lt;wsp:rsid wsp:val=&quot;001E58CE&quot;/&gt;&lt;wsp:rsid wsp:val=&quot;001F7BCF&quot;/&gt;&lt;wsp:rsid wsp:val=&quot;002011F0&quot;/&gt;&lt;wsp:rsid wsp:val=&quot;0021089B&quot;/&gt;&lt;wsp:rsid wsp:val=&quot;00211273&quot;/&gt;&lt;wsp:rsid wsp:val=&quot;002216B9&quot;/&gt;&lt;wsp:rsid wsp:val=&quot;00245440&quot;/&gt;&lt;wsp:rsid wsp:val=&quot;002502C0&quot;/&gt;&lt;wsp:rsid wsp:val=&quot;00250448&quot;/&gt;&lt;wsp:rsid wsp:val=&quot;002505E1&quot;/&gt;&lt;wsp:rsid wsp:val=&quot;002609F1&quot;/&gt;&lt;wsp:rsid wsp:val=&quot;00261B8C&quot;/&gt;&lt;wsp:rsid wsp:val=&quot;00262BFB&quot;/&gt;&lt;wsp:rsid wsp:val=&quot;00263DCD&quot;/&gt;&lt;wsp:rsid wsp:val=&quot;00265B61&quot;/&gt;&lt;wsp:rsid wsp:val=&quot;0027142D&quot;/&gt;&lt;wsp:rsid wsp:val=&quot;00280FE4&quot;/&gt;&lt;wsp:rsid wsp:val=&quot;00281B34&quot;/&gt;&lt;wsp:rsid wsp:val=&quot;00283182&quot;/&gt;&lt;wsp:rsid wsp:val=&quot;00285CE0&quot;/&gt;&lt;wsp:rsid wsp:val=&quot;002877F1&quot;/&gt;&lt;wsp:rsid wsp:val=&quot;002A20DC&quot;/&gt;&lt;wsp:rsid wsp:val=&quot;002A2337&quot;/&gt;&lt;wsp:rsid wsp:val=&quot;002A4655&quot;/&gt;&lt;wsp:rsid wsp:val=&quot;002A5086&quot;/&gt;&lt;wsp:rsid wsp:val=&quot;002A58BB&quot;/&gt;&lt;wsp:rsid wsp:val=&quot;002B0635&quot;/&gt;&lt;wsp:rsid wsp:val=&quot;002B10C4&quot;/&gt;&lt;wsp:rsid wsp:val=&quot;002B16ED&quot;/&gt;&lt;wsp:rsid wsp:val=&quot;002B5E09&quot;/&gt;&lt;wsp:rsid wsp:val=&quot;002C167F&quot;/&gt;&lt;wsp:rsid wsp:val=&quot;002C660C&quot;/&gt;&lt;wsp:rsid wsp:val=&quot;002C6629&quot;/&gt;&lt;wsp:rsid wsp:val=&quot;002D1FCC&quot;/&gt;&lt;wsp:rsid wsp:val=&quot;002E0E6E&quot;/&gt;&lt;wsp:rsid wsp:val=&quot;003003E6&quot;/&gt;&lt;wsp:rsid wsp:val=&quot;0030769D&quot;/&gt;&lt;wsp:rsid wsp:val=&quot;003107E9&quot;/&gt;&lt;wsp:rsid wsp:val=&quot;00313B72&quot;/&gt;&lt;wsp:rsid wsp:val=&quot;00314B92&quot;/&gt;&lt;wsp:rsid wsp:val=&quot;00317A20&quot;/&gt;&lt;wsp:rsid wsp:val=&quot;00335A54&quot;/&gt;&lt;wsp:rsid wsp:val=&quot;00335D79&quot;/&gt;&lt;wsp:rsid wsp:val=&quot;00336CFE&quot;/&gt;&lt;wsp:rsid wsp:val=&quot;00337C4C&quot;/&gt;&lt;wsp:rsid wsp:val=&quot;0034103F&quot;/&gt;&lt;wsp:rsid wsp:val=&quot;00341D31&quot;/&gt;&lt;wsp:rsid wsp:val=&quot;0034650A&quot;/&gt;&lt;wsp:rsid wsp:val=&quot;00346A56&quot;/&gt;&lt;wsp:rsid wsp:val=&quot;003510C4&quot;/&gt;&lt;wsp:rsid wsp:val=&quot;00355841&quot;/&gt;&lt;wsp:rsid wsp:val=&quot;00355C8B&quot;/&gt;&lt;wsp:rsid wsp:val=&quot;00356C58&quot;/&gt;&lt;wsp:rsid wsp:val=&quot;00360561&quot;/&gt;&lt;wsp:rsid wsp:val=&quot;003749ED&quot;/&gt;&lt;wsp:rsid wsp:val=&quot;00376926&quot;/&gt;&lt;wsp:rsid wsp:val=&quot;00377515&quot;/&gt;&lt;wsp:rsid wsp:val=&quot;00377DA6&quot;/&gt;&lt;wsp:rsid wsp:val=&quot;0038142C&quot;/&gt;&lt;wsp:rsid wsp:val=&quot;00394CAE&quot;/&gt;&lt;wsp:rsid wsp:val=&quot;003A1C63&quot;/&gt;&lt;wsp:rsid wsp:val=&quot;003A529D&quot;/&gt;&lt;wsp:rsid wsp:val=&quot;003A639A&quot;/&gt;&lt;wsp:rsid wsp:val=&quot;003A7393&quot;/&gt;&lt;wsp:rsid wsp:val=&quot;003B0CD6&quot;/&gt;&lt;wsp:rsid wsp:val=&quot;003B56AF&quot;/&gt;&lt;wsp:rsid wsp:val=&quot;003C7EA6&quot;/&gt;&lt;wsp:rsid wsp:val=&quot;003D0C0A&quot;/&gt;&lt;wsp:rsid wsp:val=&quot;003D5BF9&quot;/&gt;&lt;wsp:rsid wsp:val=&quot;003E399C&quot;/&gt;&lt;wsp:rsid wsp:val=&quot;003F0F8F&quot;/&gt;&lt;wsp:rsid wsp:val=&quot;003F10D2&quot;/&gt;&lt;wsp:rsid wsp:val=&quot;003F3451&quot;/&gt;&lt;wsp:rsid wsp:val=&quot;003F42B0&quot;/&gt;&lt;wsp:rsid wsp:val=&quot;003F5570&quot;/&gt;&lt;wsp:rsid wsp:val=&quot;003F5F74&quot;/&gt;&lt;wsp:rsid wsp:val=&quot;00401534&quot;/&gt;&lt;wsp:rsid wsp:val=&quot;00423B98&quot;/&gt;&lt;wsp:rsid wsp:val=&quot;004259C3&quot;/&gt;&lt;wsp:rsid wsp:val=&quot;00426790&quot;/&gt;&lt;wsp:rsid wsp:val=&quot;00430592&quot;/&gt;&lt;wsp:rsid wsp:val=&quot;004445EE&quot;/&gt;&lt;wsp:rsid wsp:val=&quot;00444CF3&quot;/&gt;&lt;wsp:rsid wsp:val=&quot;0044653F&quot;/&gt;&lt;wsp:rsid wsp:val=&quot;00452126&quot;/&gt;&lt;wsp:rsid wsp:val=&quot;00453488&quot;/&gt;&lt;wsp:rsid wsp:val=&quot;004559C1&quot;/&gt;&lt;wsp:rsid wsp:val=&quot;0045713C&quot;/&gt;&lt;wsp:rsid wsp:val=&quot;00466BD5&quot;/&gt;&lt;wsp:rsid wsp:val=&quot;00466CCB&quot;/&gt;&lt;wsp:rsid wsp:val=&quot;00470CB9&quot;/&gt;&lt;wsp:rsid wsp:val=&quot;00472FDB&quot;/&gt;&lt;wsp:rsid wsp:val=&quot;004759E5&quot;/&gt;&lt;wsp:rsid wsp:val=&quot;00475FFF&quot;/&gt;&lt;wsp:rsid wsp:val=&quot;00477023&quot;/&gt;&lt;wsp:rsid wsp:val=&quot;00481F6A&quot;/&gt;&lt;wsp:rsid wsp:val=&quot;00485A31&quot;/&gt;&lt;wsp:rsid wsp:val=&quot;004963F1&quot;/&gt;&lt;wsp:rsid wsp:val=&quot;004B0CC3&quot;/&gt;&lt;wsp:rsid wsp:val=&quot;004B38E0&quot;/&gt;&lt;wsp:rsid wsp:val=&quot;004C52E9&quot;/&gt;&lt;wsp:rsid wsp:val=&quot;004D6B38&quot;/&gt;&lt;wsp:rsid wsp:val=&quot;004D7D2F&quot;/&gt;&lt;wsp:rsid wsp:val=&quot;004E1CCC&quot;/&gt;&lt;wsp:rsid wsp:val=&quot;004E4469&quot;/&gt;&lt;wsp:rsid wsp:val=&quot;004F088A&quot;/&gt;&lt;wsp:rsid wsp:val=&quot;004F220F&quot;/&gt;&lt;wsp:rsid wsp:val=&quot;004F4438&quot;/&gt;&lt;wsp:rsid wsp:val=&quot;005030A0&quot;/&gt;&lt;wsp:rsid wsp:val=&quot;00505CF2&quot;/&gt;&lt;wsp:rsid wsp:val=&quot;005060C1&quot;/&gt;&lt;wsp:rsid wsp:val=&quot;00507371&quot;/&gt;&lt;wsp:rsid wsp:val=&quot;00521F7C&quot;/&gt;&lt;wsp:rsid wsp:val=&quot;00523A61&quot;/&gt;&lt;wsp:rsid wsp:val=&quot;005251E9&quot;/&gt;&lt;wsp:rsid wsp:val=&quot;005275BF&quot;/&gt;&lt;wsp:rsid wsp:val=&quot;00540A04&quot;/&gt;&lt;wsp:rsid wsp:val=&quot;005444D2&quot;/&gt;&lt;wsp:rsid wsp:val=&quot;00550CA4&quot;/&gt;&lt;wsp:rsid wsp:val=&quot;00552AC9&quot;/&gt;&lt;wsp:rsid wsp:val=&quot;00553B46&quot;/&gt;&lt;wsp:rsid wsp:val=&quot;005619DB&quot;/&gt;&lt;wsp:rsid wsp:val=&quot;0056618B&quot;/&gt;&lt;wsp:rsid wsp:val=&quot;00576F73&quot;/&gt;&lt;wsp:rsid wsp:val=&quot;005913E4&quot;/&gt;&lt;wsp:rsid wsp:val=&quot;00593EE0&quot;/&gt;&lt;wsp:rsid wsp:val=&quot;0059682E&quot;/&gt;&lt;wsp:rsid wsp:val=&quot;005974B2&quot;/&gt;&lt;wsp:rsid wsp:val=&quot;005A646F&quot;/&gt;&lt;wsp:rsid wsp:val=&quot;005B016B&quot;/&gt;&lt;wsp:rsid wsp:val=&quot;005B2FE8&quot;/&gt;&lt;wsp:rsid wsp:val=&quot;005C21CD&quot;/&gt;&lt;wsp:rsid wsp:val=&quot;005C3AB7&quot;/&gt;&lt;wsp:rsid wsp:val=&quot;005C3D63&quot;/&gt;&lt;wsp:rsid wsp:val=&quot;005C7C31&quot;/&gt;&lt;wsp:rsid wsp:val=&quot;005D27CC&quot;/&gt;&lt;wsp:rsid wsp:val=&quot;005D34FE&quot;/&gt;&lt;wsp:rsid wsp:val=&quot;005D4C1A&quot;/&gt;&lt;wsp:rsid wsp:val=&quot;005D6E0B&quot;/&gt;&lt;wsp:rsid wsp:val=&quot;005D73C4&quot;/&gt;&lt;wsp:rsid wsp:val=&quot;005E1677&quot;/&gt;&lt;wsp:rsid wsp:val=&quot;005E5F3C&quot;/&gt;&lt;wsp:rsid wsp:val=&quot;005E756A&quot;/&gt;&lt;wsp:rsid wsp:val=&quot;005F086A&quot;/&gt;&lt;wsp:rsid wsp:val=&quot;005F47EF&quot;/&gt;&lt;wsp:rsid wsp:val=&quot;006050B7&quot;/&gt;&lt;wsp:rsid wsp:val=&quot;006100BB&quot;/&gt;&lt;wsp:rsid wsp:val=&quot;00610BBB&quot;/&gt;&lt;wsp:rsid wsp:val=&quot;006149CB&quot;/&gt;&lt;wsp:rsid wsp:val=&quot;00616977&quot;/&gt;&lt;wsp:rsid wsp:val=&quot;00620374&quot;/&gt;&lt;wsp:rsid wsp:val=&quot;006267E5&quot;/&gt;&lt;wsp:rsid wsp:val=&quot;00627960&quot;/&gt;&lt;wsp:rsid wsp:val=&quot;00630354&quot;/&gt;&lt;wsp:rsid wsp:val=&quot;00630A7F&quot;/&gt;&lt;wsp:rsid wsp:val=&quot;006348A2&quot;/&gt;&lt;wsp:rsid wsp:val=&quot;00660484&quot;/&gt;&lt;wsp:rsid wsp:val=&quot;00666925&quot;/&gt;&lt;wsp:rsid wsp:val=&quot;0066696E&quot;/&gt;&lt;wsp:rsid wsp:val=&quot;00672148&quot;/&gt;&lt;wsp:rsid wsp:val=&quot;00674F02&quot;/&gt;&lt;wsp:rsid wsp:val=&quot;00683589&quot;/&gt;&lt;wsp:rsid wsp:val=&quot;00692F2D&quot;/&gt;&lt;wsp:rsid wsp:val=&quot;00695DB3&quot;/&gt;&lt;wsp:rsid wsp:val=&quot;00696A4B&quot;/&gt;&lt;wsp:rsid wsp:val=&quot;006D4B8B&quot;/&gt;&lt;wsp:rsid wsp:val=&quot;006D5F14&quot;/&gt;&lt;wsp:rsid wsp:val=&quot;0070086F&quot;/&gt;&lt;wsp:rsid wsp:val=&quot;00705634&quot;/&gt;&lt;wsp:rsid wsp:val=&quot;007067BA&quot;/&gt;&lt;wsp:rsid wsp:val=&quot;00714F33&quot;/&gt;&lt;wsp:rsid wsp:val=&quot;0071679F&quot;/&gt;&lt;wsp:rsid wsp:val=&quot;00717504&quot;/&gt;&lt;wsp:rsid wsp:val=&quot;007231F6&quot;/&gt;&lt;wsp:rsid wsp:val=&quot;00733B95&quot;/&gt;&lt;wsp:rsid wsp:val=&quot;0073621B&quot;/&gt;&lt;wsp:rsid wsp:val=&quot;007424F3&quot;/&gt;&lt;wsp:rsid wsp:val=&quot;00742C3E&quot;/&gt;&lt;wsp:rsid wsp:val=&quot;00745A66&quot;/&gt;&lt;wsp:rsid wsp:val=&quot;00746ED1&quot;/&gt;&lt;wsp:rsid wsp:val=&quot;007502C5&quot;/&gt;&lt;wsp:rsid wsp:val=&quot;0075623B&quot;/&gt;&lt;wsp:rsid wsp:val=&quot;00762280&quot;/&gt;&lt;wsp:rsid wsp:val=&quot;007646E2&quot;/&gt;&lt;wsp:rsid wsp:val=&quot;0077264F&quot;/&gt;&lt;wsp:rsid wsp:val=&quot;007B06BB&quot;/&gt;&lt;wsp:rsid wsp:val=&quot;007B125F&quot;/&gt;&lt;wsp:rsid wsp:val=&quot;007B1270&quot;/&gt;&lt;wsp:rsid wsp:val=&quot;007B359A&quot;/&gt;&lt;wsp:rsid wsp:val=&quot;007B5E01&quot;/&gt;&lt;wsp:rsid wsp:val=&quot;007C2D18&quot;/&gt;&lt;wsp:rsid wsp:val=&quot;007C5AC0&quot;/&gt;&lt;wsp:rsid wsp:val=&quot;007D18FC&quot;/&gt;&lt;wsp:rsid wsp:val=&quot;007E4570&quot;/&gt;&lt;wsp:rsid wsp:val=&quot;007F3E0A&quot;/&gt;&lt;wsp:rsid wsp:val=&quot;007F4553&quot;/&gt;&lt;wsp:rsid wsp:val=&quot;00803D40&quot;/&gt;&lt;wsp:rsid wsp:val=&quot;008041CD&quot;/&gt;&lt;wsp:rsid wsp:val=&quot;008106D5&quot;/&gt;&lt;wsp:rsid wsp:val=&quot;00812A2E&quot;/&gt;&lt;wsp:rsid wsp:val=&quot;00814F89&quot;/&gt;&lt;wsp:rsid wsp:val=&quot;00826210&quot;/&gt;&lt;wsp:rsid wsp:val=&quot;0082739F&quot;/&gt;&lt;wsp:rsid wsp:val=&quot;0082757B&quot;/&gt;&lt;wsp:rsid wsp:val=&quot;008321BC&quot;/&gt;&lt;wsp:rsid wsp:val=&quot;0084149E&quot;/&gt;&lt;wsp:rsid wsp:val=&quot;008461BB&quot;/&gt;&lt;wsp:rsid wsp:val=&quot;00867297&quot;/&gt;&lt;wsp:rsid wsp:val=&quot;00873C69&quot;/&gt;&lt;wsp:rsid wsp:val=&quot;008740F9&quot;/&gt;&lt;wsp:rsid wsp:val=&quot;00874DAC&quot;/&gt;&lt;wsp:rsid wsp:val=&quot;008943CF&quot;/&gt;&lt;wsp:rsid wsp:val=&quot;00897827&quot;/&gt;&lt;wsp:rsid wsp:val=&quot;008B29B1&quot;/&gt;&lt;wsp:rsid wsp:val=&quot;008B4ADC&quot;/&gt;&lt;wsp:rsid wsp:val=&quot;008B7E6A&quot;/&gt;&lt;wsp:rsid wsp:val=&quot;008C0502&quot;/&gt;&lt;wsp:rsid wsp:val=&quot;008C1D49&quot;/&gt;&lt;wsp:rsid wsp:val=&quot;008D1EE9&quot;/&gt;&lt;wsp:rsid wsp:val=&quot;008D210D&quot;/&gt;&lt;wsp:rsid wsp:val=&quot;008E1E3C&quot;/&gt;&lt;wsp:rsid wsp:val=&quot;008E409E&quot;/&gt;&lt;wsp:rsid wsp:val=&quot;008E680D&quot;/&gt;&lt;wsp:rsid wsp:val=&quot;008E76C6&quot;/&gt;&lt;wsp:rsid wsp:val=&quot;008F20B2&quot;/&gt;&lt;wsp:rsid wsp:val=&quot;008F3070&quot;/&gt;&lt;wsp:rsid wsp:val=&quot;008F7AD3&quot;/&gt;&lt;wsp:rsid wsp:val=&quot;00911087&quot;/&gt;&lt;wsp:rsid wsp:val=&quot;00912471&quot;/&gt;&lt;wsp:rsid wsp:val=&quot;009124C6&quot;/&gt;&lt;wsp:rsid wsp:val=&quot;00914211&quot;/&gt;&lt;wsp:rsid wsp:val=&quot;00916A02&quot;/&gt;&lt;wsp:rsid wsp:val=&quot;00922BCD&quot;/&gt;&lt;wsp:rsid wsp:val=&quot;009246E7&quot;/&gt;&lt;wsp:rsid wsp:val=&quot;00931851&quot;/&gt;&lt;wsp:rsid wsp:val=&quot;00940DC3&quot;/&gt;&lt;wsp:rsid wsp:val=&quot;00944B78&quot;/&gt;&lt;wsp:rsid wsp:val=&quot;00944DD2&quot;/&gt;&lt;wsp:rsid wsp:val=&quot;0094502F&quot;/&gt;&lt;wsp:rsid wsp:val=&quot;009521B0&quot;/&gt;&lt;wsp:rsid wsp:val=&quot;00964FDA&quot;/&gt;&lt;wsp:rsid wsp:val=&quot;00967E9E&quot;/&gt;&lt;wsp:rsid wsp:val=&quot;0098119B&quot;/&gt;&lt;wsp:rsid wsp:val=&quot;009828EF&quot;/&gt;&lt;wsp:rsid wsp:val=&quot;009943D5&quot;/&gt;&lt;wsp:rsid wsp:val=&quot;009A5231&quot;/&gt;&lt;wsp:rsid wsp:val=&quot;009A60FF&quot;/&gt;&lt;wsp:rsid wsp:val=&quot;009B6115&quot;/&gt;&lt;wsp:rsid wsp:val=&quot;009B783B&quot;/&gt;&lt;wsp:rsid wsp:val=&quot;009C16FE&quot;/&gt;&lt;wsp:rsid wsp:val=&quot;009C1ED3&quot;/&gt;&lt;wsp:rsid wsp:val=&quot;009D0F4C&quot;/&gt;&lt;wsp:rsid wsp:val=&quot;009D596F&quot;/&gt;&lt;wsp:rsid wsp:val=&quot;009E22C6&quot;/&gt;&lt;wsp:rsid wsp:val=&quot;009F1D97&quot;/&gt;&lt;wsp:rsid wsp:val=&quot;009F3FC2&quot;/&gt;&lt;wsp:rsid wsp:val=&quot;009F67C3&quot;/&gt;&lt;wsp:rsid wsp:val=&quot;009F7EC0&quot;/&gt;&lt;wsp:rsid wsp:val=&quot;00A174F4&quot;/&gt;&lt;wsp:rsid wsp:val=&quot;00A3232E&quot;/&gt;&lt;wsp:rsid wsp:val=&quot;00A36A98&quot;/&gt;&lt;wsp:rsid wsp:val=&quot;00A409EE&quot;/&gt;&lt;wsp:rsid wsp:val=&quot;00A417AE&quot;/&gt;&lt;wsp:rsid wsp:val=&quot;00A47657&quot;/&gt;&lt;wsp:rsid wsp:val=&quot;00A52B15&quot;/&gt;&lt;wsp:rsid wsp:val=&quot;00A57D23&quot;/&gt;&lt;wsp:rsid wsp:val=&quot;00A6067B&quot;/&gt;&lt;wsp:rsid wsp:val=&quot;00A62E66&quot;/&gt;&lt;wsp:rsid wsp:val=&quot;00A71B83&quot;/&gt;&lt;wsp:rsid wsp:val=&quot;00A76388&quot;/&gt;&lt;wsp:rsid wsp:val=&quot;00A7745F&quot;/&gt;&lt;wsp:rsid wsp:val=&quot;00A84F2E&quot;/&gt;&lt;wsp:rsid wsp:val=&quot;00A8792B&quot;/&gt;&lt;wsp:rsid wsp:val=&quot;00A941B4&quot;/&gt;&lt;wsp:rsid wsp:val=&quot;00A97DDB&quot;/&gt;&lt;wsp:rsid wsp:val=&quot;00AA732A&quot;/&gt;&lt;wsp:rsid wsp:val=&quot;00AC2974&quot;/&gt;&lt;wsp:rsid wsp:val=&quot;00AC2D1E&quot;/&gt;&lt;wsp:rsid wsp:val=&quot;00AC61BE&quot;/&gt;&lt;wsp:rsid wsp:val=&quot;00AC66F4&quot;/&gt;&lt;wsp:rsid wsp:val=&quot;00AE01D6&quot;/&gt;&lt;wsp:rsid wsp:val=&quot;00AE3B5F&quot;/&gt;&lt;wsp:rsid wsp:val=&quot;00AE5FAA&quot;/&gt;&lt;wsp:rsid wsp:val=&quot;00AF7B8C&quot;/&gt;&lt;wsp:rsid wsp:val=&quot;00B01D04&quot;/&gt;&lt;wsp:rsid wsp:val=&quot;00B01E8D&quot;/&gt;&lt;wsp:rsid wsp:val=&quot;00B05E9F&quot;/&gt;&lt;wsp:rsid wsp:val=&quot;00B10924&quot;/&gt;&lt;wsp:rsid wsp:val=&quot;00B1280F&quot;/&gt;&lt;wsp:rsid wsp:val=&quot;00B13497&quot;/&gt;&lt;wsp:rsid wsp:val=&quot;00B21005&quot;/&gt;&lt;wsp:rsid wsp:val=&quot;00B24A79&quot;/&gt;&lt;wsp:rsid wsp:val=&quot;00B349C7&quot;/&gt;&lt;wsp:rsid wsp:val=&quot;00B40640&quot;/&gt;&lt;wsp:rsid wsp:val=&quot;00B42704&quot;/&gt;&lt;wsp:rsid wsp:val=&quot;00B47538&quot;/&gt;&lt;wsp:rsid wsp:val=&quot;00B47FDB&quot;/&gt;&lt;wsp:rsid wsp:val=&quot;00B50C83&quot;/&gt;&lt;wsp:rsid wsp:val=&quot;00B51C18&quot;/&gt;&lt;wsp:rsid wsp:val=&quot;00B574CE&quot;/&gt;&lt;wsp:rsid wsp:val=&quot;00B60350&quot;/&gt;&lt;wsp:rsid wsp:val=&quot;00B60F2C&quot;/&gt;&lt;wsp:rsid wsp:val=&quot;00B614CB&quot;/&gt;&lt;wsp:rsid wsp:val=&quot;00B6236F&quot;/&gt;&lt;wsp:rsid wsp:val=&quot;00B725EB&quot;/&gt;&lt;wsp:rsid wsp:val=&quot;00B75C00&quot;/&gt;&lt;wsp:rsid wsp:val=&quot;00B85C85&quot;/&gt;&lt;wsp:rsid wsp:val=&quot;00B877B8&quot;/&gt;&lt;wsp:rsid wsp:val=&quot;00B96068&quot;/&gt;&lt;wsp:rsid wsp:val=&quot;00BA1F4C&quot;/&gt;&lt;wsp:rsid wsp:val=&quot;00BA2CB8&quot;/&gt;&lt;wsp:rsid wsp:val=&quot;00BA4B27&quot;/&gt;&lt;wsp:rsid wsp:val=&quot;00BA7DE1&quot;/&gt;&lt;wsp:rsid wsp:val=&quot;00BB0F44&quot;/&gt;&lt;wsp:rsid wsp:val=&quot;00BB3AA5&quot;/&gt;&lt;wsp:rsid wsp:val=&quot;00BC03E9&quot;/&gt;&lt;wsp:rsid wsp:val=&quot;00BC6029&quot;/&gt;&lt;wsp:rsid wsp:val=&quot;00BD7149&quot;/&gt;&lt;wsp:rsid wsp:val=&quot;00BE1443&quot;/&gt;&lt;wsp:rsid wsp:val=&quot;00BE1990&quot;/&gt;&lt;wsp:rsid wsp:val=&quot;00BE23D5&quot;/&gt;&lt;wsp:rsid wsp:val=&quot;00BF0062&quot;/&gt;&lt;wsp:rsid wsp:val=&quot;00BF7D57&quot;/&gt;&lt;wsp:rsid wsp:val=&quot;00C02818&quot;/&gt;&lt;wsp:rsid wsp:val=&quot;00C11695&quot;/&gt;&lt;wsp:rsid wsp:val=&quot;00C165EF&quot;/&gt;&lt;wsp:rsid wsp:val=&quot;00C20BBD&quot;/&gt;&lt;wsp:rsid wsp:val=&quot;00C20D2C&quot;/&gt;&lt;wsp:rsid wsp:val=&quot;00C372B8&quot;/&gt;&lt;wsp:rsid wsp:val=&quot;00C40493&quot;/&gt;&lt;wsp:rsid wsp:val=&quot;00C435F2&quot;/&gt;&lt;wsp:rsid wsp:val=&quot;00C446FA&quot;/&gt;&lt;wsp:rsid wsp:val=&quot;00C46AB7&quot;/&gt;&lt;wsp:rsid wsp:val=&quot;00C47084&quot;/&gt;&lt;wsp:rsid wsp:val=&quot;00C47155&quot;/&gt;&lt;wsp:rsid wsp:val=&quot;00C54CBA&quot;/&gt;&lt;wsp:rsid wsp:val=&quot;00C650DD&quot;/&gt;&lt;wsp:rsid wsp:val=&quot;00C714A9&quot;/&gt;&lt;wsp:rsid wsp:val=&quot;00C7366E&quot;/&gt;&lt;wsp:rsid wsp:val=&quot;00C8717E&quot;/&gt;&lt;wsp:rsid wsp:val=&quot;00C93B32&quot;/&gt;&lt;wsp:rsid wsp:val=&quot;00CB61CC&quot;/&gt;&lt;wsp:rsid wsp:val=&quot;00CC1BA4&quot;/&gt;&lt;wsp:rsid wsp:val=&quot;00CC36DA&quot;/&gt;&lt;wsp:rsid wsp:val=&quot;00CC664E&quot;/&gt;&lt;wsp:rsid wsp:val=&quot;00CC75E7&quot;/&gt;&lt;wsp:rsid wsp:val=&quot;00CD0591&quot;/&gt;&lt;wsp:rsid wsp:val=&quot;00CD2517&quot;/&gt;&lt;wsp:rsid wsp:val=&quot;00CD2B80&quot;/&gt;&lt;wsp:rsid wsp:val=&quot;00CD7723&quot;/&gt;&lt;wsp:rsid wsp:val=&quot;00CF6702&quot;/&gt;&lt;wsp:rsid wsp:val=&quot;00D028D3&quot;/&gt;&lt;wsp:rsid wsp:val=&quot;00D070FD&quot;/&gt;&lt;wsp:rsid wsp:val=&quot;00D11841&quot;/&gt;&lt;wsp:rsid wsp:val=&quot;00D13F40&quot;/&gt;&lt;wsp:rsid wsp:val=&quot;00D21DFB&quot;/&gt;&lt;wsp:rsid wsp:val=&quot;00D21E1C&quot;/&gt;&lt;wsp:rsid wsp:val=&quot;00D24114&quot;/&gt;&lt;wsp:rsid wsp:val=&quot;00D26B32&quot;/&gt;&lt;wsp:rsid wsp:val=&quot;00D326DE&quot;/&gt;&lt;wsp:rsid wsp:val=&quot;00D34FE3&quot;/&gt;&lt;wsp:rsid wsp:val=&quot;00D4026E&quot;/&gt;&lt;wsp:rsid wsp:val=&quot;00D443A1&quot;/&gt;&lt;wsp:rsid wsp:val=&quot;00D445BE&quot;/&gt;&lt;wsp:rsid wsp:val=&quot;00D51306&quot;/&gt;&lt;wsp:rsid wsp:val=&quot;00D52A38&quot;/&gt;&lt;wsp:rsid wsp:val=&quot;00D57661&quot;/&gt;&lt;wsp:rsid wsp:val=&quot;00D63DFB&quot;/&gt;&lt;wsp:rsid wsp:val=&quot;00D67603&quot;/&gt;&lt;wsp:rsid wsp:val=&quot;00D70552&quot;/&gt;&lt;wsp:rsid wsp:val=&quot;00D93A03&quot;/&gt;&lt;wsp:rsid wsp:val=&quot;00D962EF&quot;/&gt;&lt;wsp:rsid wsp:val=&quot;00D96E9E&quot;/&gt;&lt;wsp:rsid wsp:val=&quot;00D972CC&quot;/&gt;&lt;wsp:rsid wsp:val=&quot;00D97DEB&quot;/&gt;&lt;wsp:rsid wsp:val=&quot;00DA1FD8&quot;/&gt;&lt;wsp:rsid wsp:val=&quot;00DA401F&quot;/&gt;&lt;wsp:rsid wsp:val=&quot;00DA48C1&quot;/&gt;&lt;wsp:rsid wsp:val=&quot;00DA7838&quot;/&gt;&lt;wsp:rsid wsp:val=&quot;00DA7B7D&quot;/&gt;&lt;wsp:rsid wsp:val=&quot;00DB73B5&quot;/&gt;&lt;wsp:rsid wsp:val=&quot;00DC100A&quot;/&gt;&lt;wsp:rsid wsp:val=&quot;00DC5F7A&quot;/&gt;&lt;wsp:rsid wsp:val=&quot;00DC7FF1&quot;/&gt;&lt;wsp:rsid wsp:val=&quot;00DD2B25&quot;/&gt;&lt;wsp:rsid wsp:val=&quot;00DE10FA&quot;/&gt;&lt;wsp:rsid wsp:val=&quot;00DE6908&quot;/&gt;&lt;wsp:rsid wsp:val=&quot;00DF1EA9&quot;/&gt;&lt;wsp:rsid wsp:val=&quot;00DF6C13&quot;/&gt;&lt;wsp:rsid wsp:val=&quot;00E00102&quot;/&gt;&lt;wsp:rsid wsp:val=&quot;00E00787&quot;/&gt;&lt;wsp:rsid wsp:val=&quot;00E063A5&quot;/&gt;&lt;wsp:rsid wsp:val=&quot;00E15F21&quot;/&gt;&lt;wsp:rsid wsp:val=&quot;00E20FA8&quot;/&gt;&lt;wsp:rsid wsp:val=&quot;00E2192E&quot;/&gt;&lt;wsp:rsid wsp:val=&quot;00E27E79&quot;/&gt;&lt;wsp:rsid wsp:val=&quot;00E342D1&quot;/&gt;&lt;wsp:rsid wsp:val=&quot;00E43F81&quot;/&gt;&lt;wsp:rsid wsp:val=&quot;00E46595&quot;/&gt;&lt;wsp:rsid wsp:val=&quot;00E4782D&quot;/&gt;&lt;wsp:rsid wsp:val=&quot;00E566D5&quot;/&gt;&lt;wsp:rsid wsp:val=&quot;00E64666&quot;/&gt;&lt;wsp:rsid wsp:val=&quot;00E65D82&quot;/&gt;&lt;wsp:rsid wsp:val=&quot;00E7640C&quot;/&gt;&lt;wsp:rsid wsp:val=&quot;00E8012D&quot;/&gt;&lt;wsp:rsid wsp:val=&quot;00E93039&quot;/&gt;&lt;wsp:rsid wsp:val=&quot;00E93FDD&quot;/&gt;&lt;wsp:rsid wsp:val=&quot;00E94434&quot;/&gt;&lt;wsp:rsid wsp:val=&quot;00E959DC&quot;/&gt;&lt;wsp:rsid wsp:val=&quot;00EA72C8&quot;/&gt;&lt;wsp:rsid wsp:val=&quot;00EB005D&quot;/&gt;&lt;wsp:rsid wsp:val=&quot;00EB5214&quot;/&gt;&lt;wsp:rsid wsp:val=&quot;00EB5C2D&quot;/&gt;&lt;wsp:rsid wsp:val=&quot;00EC1304&quot;/&gt;&lt;wsp:rsid wsp:val=&quot;00EC2FD3&quot;/&gt;&lt;wsp:rsid wsp:val=&quot;00EC5F71&quot;/&gt;&lt;wsp:rsid wsp:val=&quot;00ED1CF3&quot;/&gt;&lt;wsp:rsid wsp:val=&quot;00ED7703&quot;/&gt;&lt;wsp:rsid wsp:val=&quot;00ED7FD9&quot;/&gt;&lt;wsp:rsid wsp:val=&quot;00EE0781&quot;/&gt;&lt;wsp:rsid wsp:val=&quot;00EE3337&quot;/&gt;&lt;wsp:rsid wsp:val=&quot;00F17BFC&quot;/&gt;&lt;wsp:rsid wsp:val=&quot;00F3131B&quot;/&gt;&lt;wsp:rsid wsp:val=&quot;00F315B6&quot;/&gt;&lt;wsp:rsid wsp:val=&quot;00F43109&quot;/&gt;&lt;wsp:rsid wsp:val=&quot;00F5321E&quot;/&gt;&lt;wsp:rsid wsp:val=&quot;00F5487B&quot;/&gt;&lt;wsp:rsid wsp:val=&quot;00F54BC4&quot;/&gt;&lt;wsp:rsid wsp:val=&quot;00F56155&quot;/&gt;&lt;wsp:rsid wsp:val=&quot;00F5796B&quot;/&gt;&lt;wsp:rsid wsp:val=&quot;00F61B55&quot;/&gt;&lt;wsp:rsid wsp:val=&quot;00F63E08&quot;/&gt;&lt;wsp:rsid wsp:val=&quot;00F652EC&quot;/&gt;&lt;wsp:rsid wsp:val=&quot;00F714E3&quot;/&gt;&lt;wsp:rsid wsp:val=&quot;00F90415&quot;/&gt;&lt;wsp:rsid wsp:val=&quot;00F933D4&quot;/&gt;&lt;wsp:rsid wsp:val=&quot;00FA6999&quot;/&gt;&lt;wsp:rsid wsp:val=&quot;00FB25EF&quot;/&gt;&lt;wsp:rsid wsp:val=&quot;00FC6B2C&quot;/&gt;&lt;wsp:rsid wsp:val=&quot;00FC7C45&quot;/&gt;&lt;wsp:rsid wsp:val=&quot;00FD25F0&quot;/&gt;&lt;wsp:rsid wsp:val=&quot;00FD3F21&quot;/&gt;&lt;wsp:rsid wsp:val=&quot;00FD639E&quot;/&gt;&lt;wsp:rsid wsp:val=&quot;00FD646C&quot;/&gt;&lt;wsp:rsid wsp:val=&quot;00FE1BFA&quot;/&gt;&lt;wsp:rsid wsp:val=&quot;00FF6ECE&quot;/&gt;&lt;/wsp:rsids&gt;&lt;/w:docPr&gt;&lt;w:body&gt;&lt;wx:sect&gt;&lt;w:p wsp:rsidR=&quot;00000000&quot; wsp:rsidRPr=&quot;00BF7D57&quot; wsp:rsidRDefault=&quot;00BF7D57&quot; wsp:rsidP=&quot;00BF7D57&quot;&gt;&lt;m:oMathPara&gt;&lt;m:oMathParaPr&gt;&lt;m:jc m:val=&quot;centerGroup&quot;/&gt;&lt;/m:oMathParaPr&gt;&lt;m:oMath&gt;&lt;m:d&gt;&lt;m:dPr&gt;&lt;m:begChr m:val=&quot;{&quot;/&gt;&lt;m:endChr m:val=&quot;&quot;/&gt;&lt;m:ctrlPr&gt;&lt;w:rPr&gt;&lt;w:rFonts w:ascii=&quot;Cambria Math&quot; w:fareast=&quot;Times New Roman&quot; w:h-ansi=&quot;Cambria Math&quot;/&gt;&lt;wx:font wx:val=&quot;Cambria Math&quot;/&gt;&lt;w:i/&gt;&lt;w:i-cs/&gt;&lt;w:color w:val=&quot;000000&quot;/&gt;&lt;w:kern w:val=&quot;24&quot;/&gt;&lt;w:sz-cs w:val=&quot;28&quot;/&gt;&lt;/w:rPr&gt;&lt;/m:ctrlPr&gt;&lt;/m:dPr&gt;&lt;m:e&gt;&lt;m:m&gt;&lt;m:mPr&gt;&lt;m:mcs&gt;&lt;m:mc&gt;&lt;m:mcPr&gt;&lt;m:count m:val=&quot;1&quot;/&gt;&lt;m:mcJc m:val=&quot;center&quot;/&gt;&lt;/m:mcPr&gt;&lt;/m:mc&gt;&lt;/m:mcs&gt;&lt;m:ctrlPr&gt;&lt;w:rPr&gt;&lt;w:rFonts w:ascii=&quot;Cambria Math&quot; w:fareast=&quot;Times New Roman&quot; w:h-ansi=&quot;Cambria Math&quot;/&gt;&lt;wx:font wx:val=&quot;Cambria Math&quot;/&gt;&lt;w:color w:val=&quot;000000&quot;/&gt;&lt;w:kern w:val=&quot;24&quot;/&gt;&lt;w:sz-cs w:val=&quot;28&quot;/&gt;&lt;/w:rPr&gt;&lt;/m:ctrlPr&gt;&lt;/m:mPr&gt;&lt;m:mr&gt;&lt;m:e&gt;&lt;m:r&gt;&lt;m:rPr&gt;&lt;m:nor/&gt;&lt;/m:rPr&gt;&lt;w:rPr&gt;&lt;w:color w:val=&quot;000000&quot;/&gt;&lt;w:kern w:val=&quot;24&quot;/&gt;&lt;w:sz-cs w:val=&quot;28&quot;/&gt;&lt;w:lang w:val=&quot;EN-US&quot;/&gt;&lt;/w:rPr&gt;&lt;m:t&gt;8xВ +В 12yВ +В 3zВ + &lt;/m:t&gt;&lt;/m:r&gt;&lt;m:r&gt;&lt;m:rPr&gt;&lt;m:nor/&gt;&lt;/m:rPr&gt;&lt;w:rPr&gt;&lt;w:rFonts w:ascii=&quot;Cambria Math&quot;/&gt;&lt;wx:font wx:val=&quot;Cambria Math&quot;/&gt;&lt;w:color w:val=&quot;000000&quot;/&gt;&lt;w:kern w:val=&quot;24&quot;/&gt;&lt;w:sz-cs w:val=&quot;28&quot;/&gt;&lt;w:lang w:val=&quot;EN-US&quot;/&gt;&lt;/w:rPr&gt;&lt;m:t&gt;a&lt;/m:t&gt;&lt;/m:r&gt;&lt;m:r&gt;&lt;m:rPr&gt;&lt;m:nor/&gt;&lt;/m:rPr&gt;&lt;w:rPr&gt;&lt;w:color w:val=&quot;000000&quot;/&gt;&lt;w:kern w:val=&quot;24&quot;/&gt;&lt;w:sz-cs w:val=&quot;28&quot;/&gt;&lt;w:lang w:val=&quot;EN-US&quot;/&gt;&lt;/w:rPr&gt;&lt;m:t&gt; =В 0В &lt;/m:t&gt;&lt;/m:r&gt;&lt;/m:e&gt;&lt;/m:mr&gt;&lt;m:mr&gt;&lt;m:e&gt;&lt;m:r&gt;&lt;m:rPr&gt;&lt;m:nor/&gt;&lt;/m:rPr&gt;&lt;w:rPr&gt;&lt;w:color w:val=&quot;000000&quot;/&gt;&lt;w:kern w:val=&quot;24&quot;/&gt;&lt;w:sz-cs w:val=&quot;28&quot;/&gt;&lt;w:lang w:val=&quot;EN-US&quot;/&gt;&lt;/w:rPr&gt;&lt;m:t&gt;В В xВ +В В y&lt;/m:t&gt;&lt;/m:r&gt;&lt;m:r&gt;&lt;m:rPr&gt;&lt;m:nor/&gt;&lt;/m:rPr&gt;&lt;w:rPr&gt;&lt;w:rFonts w:ascii=&quot;Cambria Math&quot;/&gt;&lt;wx:font wx:val=&quot;Cambria Math&quot;/&gt;&lt;w:color w:val=&quot;000000&quot;/&gt;&lt;w:kern w:val=&quot;24&quot;/&gt;&lt;w:sz-cs w:val=&quot;28&quot;/&gt;&lt;w:lang w:val=&quot;EN-US&quot;/&gt;&lt;/w:rPr&gt;&lt;m:t&gt; + b&lt;/m:t&gt;&lt;/m:r&gt;&lt;m:r&gt;&lt;m:rPr&gt;&lt;m:nor/&gt;&lt;/m:rPr&gt;&lt;w:rPr&gt;&lt;w:color w:val=&quot;000000&quot;/&gt;&lt;w:kern w:val=&quot;24&quot;/&gt;&lt;w:sz-cs w:val=&quot;28&quot;/&gt;&lt;w:lang w:val=&quot;EN-US&quot;/&gt;&lt;/w:rPr&gt;&lt;m:t&gt;В В =В &lt;/m:t&gt;&lt;/m:r&gt;&lt;m:r&gt;&lt;m:rPr&gt;&lt;m:nor/&gt;&lt;/m:rPr&gt;&lt;w:rPr&gt;&lt;w:rFonts w:ascii=&quot;Cambria Math&quot;/&gt;&lt;wx:font wx:val=&quot;Cambria Math&quot;/&gt;&lt;w:color w:val=&quot;000000&quot;/&gt;&lt;w:kern w:val=&quot;24&quot;/&gt;&lt;w:sz-cs w:val=&quot;28&quot;/&gt;&lt;w:lang w:val=&quot;EN-US&quot;/&gt;&lt;/w:rPr&gt;&lt;m:t&gt;0&lt;/m:t&gt;&lt;/m:r&gt;&lt;m:r&gt;&lt;m:rPr&gt;&lt;m:nor/&gt;&lt;/m:rPr&gt;&lt;w:rPr&gt;&lt;w:color w:val=&quot;000000&quot;/&gt;&lt;w:kern w:val=&quot;24&quot;/&gt;&lt;w:sz-cs w:val=&quot;28&quot;/&gt;&lt;w:lang w:val=&quot;EN-US&quot;/&gt;&lt;/w:rPr&gt;&lt;m:t&gt;В &lt;/m:t&gt;&lt;/m:r&gt;&lt;/m:e&gt;&lt;/m:mr&gt;&lt;m:mr&gt;&lt;m:e&gt;&lt;m:r&gt;&lt;m:rPr&gt;&lt;m:nor/&gt;&lt;/m:rPr&gt;&lt;w:rPr&gt;&lt;w:color w:val=&quot;262626&quot;/&gt;&lt;w:kern w:val=&quot;24&quot;/&gt;&lt;w:sz-cs w:val=&quot;28&quot;/&gt;&lt;w:lang w:val=&quot;EN-US&quot;/&gt;&lt;/w:rPr&gt;&lt;m:t&gt;xВ вЂ“В 3yВ +В 2zВ &lt;/m:t&gt;&lt;/m:r&gt;&lt;m:r&gt;&lt;m:rPr&gt;&lt;m:nor/&gt;&lt;/m:rPr&gt;&lt;w:rPr&gt;&lt;w:rFonts w:ascii=&quot;Cambria Math&quot;/&gt;&lt;wx:font wx:val=&quot;Cambria Math&quot;/&gt;&lt;w:color w:val=&quot;262626&quot;/&gt;&lt;w:kern w:val=&quot;24&quot;/&gt;&lt;w:sz-cs w:val=&quot;28&quot;/&gt;&lt;w:lang w:val=&quot;EN-US&quot;/&gt;&lt;/w:rPr&gt;&lt;m:t&gt;+ c &lt;/m:t&gt;&lt;/m:r&gt;&lt;m:r&gt;&lt;m:rPr&gt;&lt;m:nor/&gt;&lt;/m:rPr&gt;&lt;w:rPr&gt;&lt;w:color w:val=&quot;262626&quot;/&gt;&lt;w:kern w:val=&quot;24&quot;/&gt;&lt;w:sz-cs w:val=&quot;28&quot;/&gt;&lt;w:lang w:val=&quot;EN-US&quot;/&gt;&lt;/w:rPr&gt;&lt;m:t&gt;=В 0&lt;/m:t&gt;&lt;/m:r&gt;&lt;m:r&gt;&lt;m:rPr&gt;&lt;m:nor/&gt;&lt;/m:rPr&gt;&lt;w:rPr&gt;&lt;w:color w:val=&quot;000000&quot;/&gt;&lt;w:kern w:val=&quot;24&quot;/&gt;&lt;w:sz-cs w:val=&quot;28&quot;/&gt;&lt;w:lang w:val=&quot;EN-US&quot;/&gt;&lt;/w:rPr&gt;&lt;m:t&gt;В &lt;/m:t&gt;&lt;/m:r&gt;&lt;/m:e&gt;&lt;/m:mr&gt;&lt;/m:m&gt;&lt;/m:e&gt;&lt;/m:d&gt;&lt;/m:oMath&gt;&lt;/m:oMathPara&gt;&lt;/w:p&gt;&lt;w:sectPr wsp:rsidR=&quot;00000000&quot; wsp:rsidRPr=&quot;00BF7D57&quot;&gt;&lt;w:pgSz w:w=&quot;12240&quot; w:h=&quot;15840&quot;/&gt;&lt;w:pgMar w:top=&quot;1134&quot; w:right=&quot;850&quot; w:bottom=&quot;1134&quot; w:left=&quot;1701&quot; w:header=&quot;720&quot; w:footer=&quot;720&quot; w:gutter=&quot;0&quot;/&gt;&lt;w:cols w:space=&quot;720&quot;/&gt;&lt;/w:sectPr&gt;&lt;/wx:sect&gt;&lt;/w:body&gt;&lt;/w:wordDocument&gt;">
+                      <v:shape id="_x0000_i1039" type="#_x0000_t75" style="width:133.7pt;height:61.7pt" equationxml="&lt;?xml version=&quot;1.0&quot; encoding=&quot;UTF-8&quot; standalone=&quot;yes&quot;?&gt;&#10;&lt;?mso-application progid=&quot;Word.Document&quot;?&gt;&#10;&lt;w:wordDocument xmlns:aml=&quot;http://schemas.microsoft.com/aml/2001/core&quot; xmlns:wpc=&quot;http://schemas.microsoft.com/office/word/2010/wordprocessingCanvas&quot; xmlns:dt=&quot;uuid:C2F41010-65B3-11d1-A29F-00AA00C14882&quot; xmlns:mc=&quot;http://schemas.openxmlformats.org/markup-compatibility/2006&quot; xmlns:o=&quot;urn:schemas-microsoft-com:office:office&quot; xmlns:m=&quot;http://schemas.openxmlformats.org/officeDocument/2006/math&quot; xmlns:v=&quot;urn:schemas-microsoft-com:vml&quot; xmlns:w10=&quot;urn:schemas-microsoft-com:office:word&quot; xmlns:w=&quot;http://schemas.microsoft.com/office/word/2003/wordml&quot; xmlns:wx=&quot;http://schemas.microsoft.com/office/word/2003/auxHint&quot; xmlns:wne=&quot;http://schemas.microsoft.com/office/word/2006/wordml&quot; xmlns:wsp=&quot;http://schemas.microsoft.com/office/word/2003/wordml/sp2&quot; xmlns:sl=&quot;http://schemas.microsoft.com/schemaLibrary/2003/core&quot; w:macrosPresent=&quot;no&quot; w:embeddedObjPresent=&quot;no&quot; w:ocxPresent=&quot;no&quot; xml:space=&quot;preserve&quot;&gt;&lt;w:ignoreSubtree w:val=&quot;http://schemas.microsoft.com/office/word/2003/wordml/sp2&quot;/&gt;&lt;o:DocumentProperties&gt;&lt;o:Version&gt;15&lt;/o:Version&gt;&lt;/o:DocumentProperties&gt;&lt;w:docPr&gt;&lt;w:view w:val=&quot;print&quot;/&gt;&lt;w:zoom w:percent=&quot;100&quot;/&gt;&lt;w:doNotEmbedSystemFonts/&gt;&lt;w:activeWritingStyle w:lang=&quot;RU&quot; w:vendorID=&quot;64&quot; w:dllVersion=&quot;131078&quot; w:nlCheck=&quot;on&quot; w:optionSet=&quot;0&quot;/&gt;&lt;w:activeWritingStyle w:lang=&quot;EN-US&quot; w:vendorID=&quot;64&quot; w:dllVersion=&quot;131078&quot; w:nlCheck=&quot;on&quot; w:optionSet=&quot;1&quot;/&gt;&lt;w:defaultTabStop w:val=&quot;709&quot;/&gt;&lt;w:punctuationKerning/&gt;&lt;w:characterSpacingControl w:val=&quot;DontCompress&quot;/&gt;&lt;w:optimizeForBrowser/&gt;&lt;w:relyOnVML/&gt;&lt;w:allowPNG/&gt;&lt;w:targetScreenSz w:val=&quot;800x600&quot;/&gt;&lt;w:validateAgainstSchema/&gt;&lt;w:saveInvalidXML w:val=&quot;off&quot;/&gt;&lt;w:ignoreMixedContent w:val=&quot;off&quot;/&gt;&lt;w:alwaysShowPlaceholderText w:val=&quot;off&quot;/&gt;&lt;w:compat&gt;&lt;w:breakWrappedTables/&gt;&lt;w:snapToGridInCell/&gt;&lt;w:wrapTextWithPunct/&gt;&lt;w:useAsianBreakRules/&gt;&lt;w:dontGrowAutofit/&gt;&lt;/w:compat&gt;&lt;wsp:rsids&gt;&lt;wsp:rsidRoot wsp:val=&quot;00F17BFC&quot;/&gt;&lt;wsp:rsid wsp:val=&quot;000015FE&quot;/&gt;&lt;wsp:rsid wsp:val=&quot;000020AD&quot;/&gt;&lt;wsp:rsid wsp:val=&quot;0000523D&quot;/&gt;&lt;wsp:rsid wsp:val=&quot;000130FB&quot;/&gt;&lt;wsp:rsid wsp:val=&quot;0001367F&quot;/&gt;&lt;wsp:rsid wsp:val=&quot;000155E8&quot;/&gt;&lt;wsp:rsid wsp:val=&quot;00025215&quot;/&gt;&lt;wsp:rsid wsp:val=&quot;000253B2&quot;/&gt;&lt;wsp:rsid wsp:val=&quot;00031C8A&quot;/&gt;&lt;wsp:rsid wsp:val=&quot;000363F4&quot;/&gt;&lt;wsp:rsid wsp:val=&quot;00037091&quot;/&gt;&lt;wsp:rsid wsp:val=&quot;00053D23&quot;/&gt;&lt;wsp:rsid wsp:val=&quot;00055BF9&quot;/&gt;&lt;wsp:rsid wsp:val=&quot;00071A86&quot;/&gt;&lt;wsp:rsid wsp:val=&quot;00075412&quot;/&gt;&lt;wsp:rsid wsp:val=&quot;00082343&quot;/&gt;&lt;wsp:rsid wsp:val=&quot;00086438&quot;/&gt;&lt;wsp:rsid wsp:val=&quot;0009597F&quot;/&gt;&lt;wsp:rsid wsp:val=&quot;00096739&quot;/&gt;&lt;wsp:rsid wsp:val=&quot;0009753E&quot;/&gt;&lt;wsp:rsid wsp:val=&quot;000A5F0E&quot;/&gt;&lt;wsp:rsid wsp:val=&quot;000A76C7&quot;/&gt;&lt;wsp:rsid wsp:val=&quot;000B0199&quot;/&gt;&lt;wsp:rsid wsp:val=&quot;000C133D&quot;/&gt;&lt;wsp:rsid wsp:val=&quot;000D1709&quot;/&gt;&lt;wsp:rsid wsp:val=&quot;000F1F4B&quot;/&gt;&lt;wsp:rsid wsp:val=&quot;000F653B&quot;/&gt;&lt;wsp:rsid wsp:val=&quot;00104B0D&quot;/&gt;&lt;wsp:rsid wsp:val=&quot;00113BAD&quot;/&gt;&lt;wsp:rsid wsp:val=&quot;00121FD3&quot;/&gt;&lt;wsp:rsid wsp:val=&quot;00122098&quot;/&gt;&lt;wsp:rsid wsp:val=&quot;00126A68&quot;/&gt;&lt;wsp:rsid wsp:val=&quot;00151066&quot;/&gt;&lt;wsp:rsid wsp:val=&quot;00152BCB&quot;/&gt;&lt;wsp:rsid wsp:val=&quot;00155363&quot;/&gt;&lt;wsp:rsid wsp:val=&quot;00156CA5&quot;/&gt;&lt;wsp:rsid wsp:val=&quot;00157F33&quot;/&gt;&lt;wsp:rsid wsp:val=&quot;0016527B&quot;/&gt;&lt;wsp:rsid wsp:val=&quot;00166C15&quot;/&gt;&lt;wsp:rsid wsp:val=&quot;0017747D&quot;/&gt;&lt;wsp:rsid wsp:val=&quot;00183260&quot;/&gt;&lt;wsp:rsid wsp:val=&quot;0018679A&quot;/&gt;&lt;wsp:rsid wsp:val=&quot;00187CE8&quot;/&gt;&lt;wsp:rsid wsp:val=&quot;001A656E&quot;/&gt;&lt;wsp:rsid wsp:val=&quot;001B3255&quot;/&gt;&lt;wsp:rsid wsp:val=&quot;001B39CF&quot;/&gt;&lt;wsp:rsid wsp:val=&quot;001B78BD&quot;/&gt;&lt;wsp:rsid wsp:val=&quot;001C75D0&quot;/&gt;&lt;wsp:rsid wsp:val=&quot;001D4708&quot;/&gt;&lt;wsp:rsid wsp:val=&quot;001D7D00&quot;/&gt;&lt;wsp:rsid wsp:val=&quot;001E58CE&quot;/&gt;&lt;wsp:rsid wsp:val=&quot;001F7BCF&quot;/&gt;&lt;wsp:rsid wsp:val=&quot;002011F0&quot;/&gt;&lt;wsp:rsid wsp:val=&quot;0021089B&quot;/&gt;&lt;wsp:rsid wsp:val=&quot;00211273&quot;/&gt;&lt;wsp:rsid wsp:val=&quot;002216B9&quot;/&gt;&lt;wsp:rsid wsp:val=&quot;00245440&quot;/&gt;&lt;wsp:rsid wsp:val=&quot;002502C0&quot;/&gt;&lt;wsp:rsid wsp:val=&quot;00250448&quot;/&gt;&lt;wsp:rsid wsp:val=&quot;002505E1&quot;/&gt;&lt;wsp:rsid wsp:val=&quot;002609F1&quot;/&gt;&lt;wsp:rsid wsp:val=&quot;00261B8C&quot;/&gt;&lt;wsp:rsid wsp:val=&quot;00262BFB&quot;/&gt;&lt;wsp:rsid wsp:val=&quot;00263DCD&quot;/&gt;&lt;wsp:rsid wsp:val=&quot;00265B61&quot;/&gt;&lt;wsp:rsid wsp:val=&quot;0027142D&quot;/&gt;&lt;wsp:rsid wsp:val=&quot;00280FE4&quot;/&gt;&lt;wsp:rsid wsp:val=&quot;00281B34&quot;/&gt;&lt;wsp:rsid wsp:val=&quot;00283182&quot;/&gt;&lt;wsp:rsid wsp:val=&quot;00285CE0&quot;/&gt;&lt;wsp:rsid wsp:val=&quot;002877F1&quot;/&gt;&lt;wsp:rsid wsp:val=&quot;002A20DC&quot;/&gt;&lt;wsp:rsid wsp:val=&quot;002A2337&quot;/&gt;&lt;wsp:rsid wsp:val=&quot;002A4655&quot;/&gt;&lt;wsp:rsid wsp:val=&quot;002A5086&quot;/&gt;&lt;wsp:rsid wsp:val=&quot;002A58BB&quot;/&gt;&lt;wsp:rsid wsp:val=&quot;002B0635&quot;/&gt;&lt;wsp:rsid wsp:val=&quot;002B10C4&quot;/&gt;&lt;wsp:rsid wsp:val=&quot;002B16ED&quot;/&gt;&lt;wsp:rsid wsp:val=&quot;002B5E09&quot;/&gt;&lt;wsp:rsid wsp:val=&quot;002C167F&quot;/&gt;&lt;wsp:rsid wsp:val=&quot;002C660C&quot;/&gt;&lt;wsp:rsid wsp:val=&quot;002C6629&quot;/&gt;&lt;wsp:rsid wsp:val=&quot;002D1FCC&quot;/&gt;&lt;wsp:rsid wsp:val=&quot;002E0E6E&quot;/&gt;&lt;wsp:rsid wsp:val=&quot;003003E6&quot;/&gt;&lt;wsp:rsid wsp:val=&quot;0030769D&quot;/&gt;&lt;wsp:rsid wsp:val=&quot;003107E9&quot;/&gt;&lt;wsp:rsid wsp:val=&quot;00313B72&quot;/&gt;&lt;wsp:rsid wsp:val=&quot;00314B92&quot;/&gt;&lt;wsp:rsid wsp:val=&quot;00317A20&quot;/&gt;&lt;wsp:rsid wsp:val=&quot;00335A54&quot;/&gt;&lt;wsp:rsid wsp:val=&quot;00335D79&quot;/&gt;&lt;wsp:rsid wsp:val=&quot;00336CFE&quot;/&gt;&lt;wsp:rsid wsp:val=&quot;00337C4C&quot;/&gt;&lt;wsp:rsid wsp:val=&quot;0034103F&quot;/&gt;&lt;wsp:rsid wsp:val=&quot;00341D31&quot;/&gt;&lt;wsp:rsid wsp:val=&quot;0034650A&quot;/&gt;&lt;wsp:rsid wsp:val=&quot;00346A56&quot;/&gt;&lt;wsp:rsid wsp:val=&quot;003510C4&quot;/&gt;&lt;wsp:rsid wsp:val=&quot;00355841&quot;/&gt;&lt;wsp:rsid wsp:val=&quot;00355C8B&quot;/&gt;&lt;wsp:rsid wsp:val=&quot;00356C58&quot;/&gt;&lt;wsp:rsid wsp:val=&quot;00360561&quot;/&gt;&lt;wsp:rsid wsp:val=&quot;003749ED&quot;/&gt;&lt;wsp:rsid wsp:val=&quot;00376926&quot;/&gt;&lt;wsp:rsid wsp:val=&quot;00377515&quot;/&gt;&lt;wsp:rsid wsp:val=&quot;00377DA6&quot;/&gt;&lt;wsp:rsid wsp:val=&quot;0038142C&quot;/&gt;&lt;wsp:rsid wsp:val=&quot;00394CAE&quot;/&gt;&lt;wsp:rsid wsp:val=&quot;003A1C63&quot;/&gt;&lt;wsp:rsid wsp:val=&quot;003A529D&quot;/&gt;&lt;wsp:rsid wsp:val=&quot;003A639A&quot;/&gt;&lt;wsp:rsid wsp:val=&quot;003A7393&quot;/&gt;&lt;wsp:rsid wsp:val=&quot;003B0CD6&quot;/&gt;&lt;wsp:rsid wsp:val=&quot;003B56AF&quot;/&gt;&lt;wsp:rsid wsp:val=&quot;003C7EA6&quot;/&gt;&lt;wsp:rsid wsp:val=&quot;003D0C0A&quot;/&gt;&lt;wsp:rsid wsp:val=&quot;003D5BF9&quot;/&gt;&lt;wsp:rsid wsp:val=&quot;003E399C&quot;/&gt;&lt;wsp:rsid wsp:val=&quot;003F0F8F&quot;/&gt;&lt;wsp:rsid wsp:val=&quot;003F10D2&quot;/&gt;&lt;wsp:rsid wsp:val=&quot;003F3451&quot;/&gt;&lt;wsp:rsid wsp:val=&quot;003F42B0&quot;/&gt;&lt;wsp:rsid wsp:val=&quot;003F5570&quot;/&gt;&lt;wsp:rsid wsp:val=&quot;003F5F74&quot;/&gt;&lt;wsp:rsid wsp:val=&quot;00401534&quot;/&gt;&lt;wsp:rsid wsp:val=&quot;00423B98&quot;/&gt;&lt;wsp:rsid wsp:val=&quot;004259C3&quot;/&gt;&lt;wsp:rsid wsp:val=&quot;00426790&quot;/&gt;&lt;wsp:rsid wsp:val=&quot;00430592&quot;/&gt;&lt;wsp:rsid wsp:val=&quot;004445EE&quot;/&gt;&lt;wsp:rsid wsp:val=&quot;00444CF3&quot;/&gt;&lt;wsp:rsid wsp:val=&quot;0044653F&quot;/&gt;&lt;wsp:rsid wsp:val=&quot;00452126&quot;/&gt;&lt;wsp:rsid wsp:val=&quot;00453488&quot;/&gt;&lt;wsp:rsid wsp:val=&quot;004559C1&quot;/&gt;&lt;wsp:rsid wsp:val=&quot;0045713C&quot;/&gt;&lt;wsp:rsid wsp:val=&quot;00466BD5&quot;/&gt;&lt;wsp:rsid wsp:val=&quot;00466CCB&quot;/&gt;&lt;wsp:rsid wsp:val=&quot;00470CB9&quot;/&gt;&lt;wsp:rsid wsp:val=&quot;00472FDB&quot;/&gt;&lt;wsp:rsid wsp:val=&quot;004759E5&quot;/&gt;&lt;wsp:rsid wsp:val=&quot;00475FFF&quot;/&gt;&lt;wsp:rsid wsp:val=&quot;00477023&quot;/&gt;&lt;wsp:rsid wsp:val=&quot;00481F6A&quot;/&gt;&lt;wsp:rsid wsp:val=&quot;00485A31&quot;/&gt;&lt;wsp:rsid wsp:val=&quot;004963F1&quot;/&gt;&lt;wsp:rsid wsp:val=&quot;004B0CC3&quot;/&gt;&lt;wsp:rsid wsp:val=&quot;004B38E0&quot;/&gt;&lt;wsp:rsid wsp:val=&quot;004C52E9&quot;/&gt;&lt;wsp:rsid wsp:val=&quot;004D6B38&quot;/&gt;&lt;wsp:rsid wsp:val=&quot;004D7D2F&quot;/&gt;&lt;wsp:rsid wsp:val=&quot;004E1CCC&quot;/&gt;&lt;wsp:rsid wsp:val=&quot;004E4469&quot;/&gt;&lt;wsp:rsid wsp:val=&quot;004F088A&quot;/&gt;&lt;wsp:rsid wsp:val=&quot;004F220F&quot;/&gt;&lt;wsp:rsid wsp:val=&quot;004F4438&quot;/&gt;&lt;wsp:rsid wsp:val=&quot;005030A0&quot;/&gt;&lt;wsp:rsid wsp:val=&quot;00505CF2&quot;/&gt;&lt;wsp:rsid wsp:val=&quot;005060C1&quot;/&gt;&lt;wsp:rsid wsp:val=&quot;00507371&quot;/&gt;&lt;wsp:rsid wsp:val=&quot;00521F7C&quot;/&gt;&lt;wsp:rsid wsp:val=&quot;00523A61&quot;/&gt;&lt;wsp:rsid wsp:val=&quot;005251E9&quot;/&gt;&lt;wsp:rsid wsp:val=&quot;005275BF&quot;/&gt;&lt;wsp:rsid wsp:val=&quot;00540A04&quot;/&gt;&lt;wsp:rsid wsp:val=&quot;005444D2&quot;/&gt;&lt;wsp:rsid wsp:val=&quot;00550CA4&quot;/&gt;&lt;wsp:rsid wsp:val=&quot;00552AC9&quot;/&gt;&lt;wsp:rsid wsp:val=&quot;00553B46&quot;/&gt;&lt;wsp:rsid wsp:val=&quot;005619DB&quot;/&gt;&lt;wsp:rsid wsp:val=&quot;0056618B&quot;/&gt;&lt;wsp:rsid wsp:val=&quot;00576F73&quot;/&gt;&lt;wsp:rsid wsp:val=&quot;005913E4&quot;/&gt;&lt;wsp:rsid wsp:val=&quot;00593EE0&quot;/&gt;&lt;wsp:rsid wsp:val=&quot;0059682E&quot;/&gt;&lt;wsp:rsid wsp:val=&quot;005974B2&quot;/&gt;&lt;wsp:rsid wsp:val=&quot;005A646F&quot;/&gt;&lt;wsp:rsid wsp:val=&quot;005B016B&quot;/&gt;&lt;wsp:rsid wsp:val=&quot;005B2FE8&quot;/&gt;&lt;wsp:rsid wsp:val=&quot;005C21CD&quot;/&gt;&lt;wsp:rsid wsp:val=&quot;005C3AB7&quot;/&gt;&lt;wsp:rsid wsp:val=&quot;005C3D63&quot;/&gt;&lt;wsp:rsid wsp:val=&quot;005C7C31&quot;/&gt;&lt;wsp:rsid wsp:val=&quot;005D27CC&quot;/&gt;&lt;wsp:rsid wsp:val=&quot;005D34FE&quot;/&gt;&lt;wsp:rsid wsp:val=&quot;005D4C1A&quot;/&gt;&lt;wsp:rsid wsp:val=&quot;005D6E0B&quot;/&gt;&lt;wsp:rsid wsp:val=&quot;005D73C4&quot;/&gt;&lt;wsp:rsid wsp:val=&quot;005E1677&quot;/&gt;&lt;wsp:rsid wsp:val=&quot;005E5F3C&quot;/&gt;&lt;wsp:rsid wsp:val=&quot;005E756A&quot;/&gt;&lt;wsp:rsid wsp:val=&quot;005F086A&quot;/&gt;&lt;wsp:rsid wsp:val=&quot;005F47EF&quot;/&gt;&lt;wsp:rsid wsp:val=&quot;006050B7&quot;/&gt;&lt;wsp:rsid wsp:val=&quot;006100BB&quot;/&gt;&lt;wsp:rsid wsp:val=&quot;00610BBB&quot;/&gt;&lt;wsp:rsid wsp:val=&quot;006149CB&quot;/&gt;&lt;wsp:rsid wsp:val=&quot;00616977&quot;/&gt;&lt;wsp:rsid wsp:val=&quot;00620374&quot;/&gt;&lt;wsp:rsid wsp:val=&quot;006267E5&quot;/&gt;&lt;wsp:rsid wsp:val=&quot;00627960&quot;/&gt;&lt;wsp:rsid wsp:val=&quot;00630354&quot;/&gt;&lt;wsp:rsid wsp:val=&quot;00630A7F&quot;/&gt;&lt;wsp:rsid wsp:val=&quot;006348A2&quot;/&gt;&lt;wsp:rsid wsp:val=&quot;00660484&quot;/&gt;&lt;wsp:rsid wsp:val=&quot;00666925&quot;/&gt;&lt;wsp:rsid wsp:val=&quot;0066696E&quot;/&gt;&lt;wsp:rsid wsp:val=&quot;00672148&quot;/&gt;&lt;wsp:rsid wsp:val=&quot;00674F02&quot;/&gt;&lt;wsp:rsid wsp:val=&quot;00683589&quot;/&gt;&lt;wsp:rsid wsp:val=&quot;00692F2D&quot;/&gt;&lt;wsp:rsid wsp:val=&quot;00695DB3&quot;/&gt;&lt;wsp:rsid wsp:val=&quot;00696A4B&quot;/&gt;&lt;wsp:rsid wsp:val=&quot;006D4B8B&quot;/&gt;&lt;wsp:rsid wsp:val=&quot;006D5F14&quot;/&gt;&lt;wsp:rsid wsp:val=&quot;0070086F&quot;/&gt;&lt;wsp:rsid wsp:val=&quot;00705634&quot;/&gt;&lt;wsp:rsid wsp:val=&quot;007067BA&quot;/&gt;&lt;wsp:rsid wsp:val=&quot;00714F33&quot;/&gt;&lt;wsp:rsid wsp:val=&quot;0071679F&quot;/&gt;&lt;wsp:rsid wsp:val=&quot;00717504&quot;/&gt;&lt;wsp:rsid wsp:val=&quot;007231F6&quot;/&gt;&lt;wsp:rsid wsp:val=&quot;00733B95&quot;/&gt;&lt;wsp:rsid wsp:val=&quot;0073621B&quot;/&gt;&lt;wsp:rsid wsp:val=&quot;007424F3&quot;/&gt;&lt;wsp:rsid wsp:val=&quot;00742C3E&quot;/&gt;&lt;wsp:rsid wsp:val=&quot;00745A66&quot;/&gt;&lt;wsp:rsid wsp:val=&quot;00746ED1&quot;/&gt;&lt;wsp:rsid wsp:val=&quot;007502C5&quot;/&gt;&lt;wsp:rsid wsp:val=&quot;0075623B&quot;/&gt;&lt;wsp:rsid wsp:val=&quot;00762280&quot;/&gt;&lt;wsp:rsid wsp:val=&quot;007646E2&quot;/&gt;&lt;wsp:rsid wsp:val=&quot;0077264F&quot;/&gt;&lt;wsp:rsid wsp:val=&quot;007B06BB&quot;/&gt;&lt;wsp:rsid wsp:val=&quot;007B125F&quot;/&gt;&lt;wsp:rsid wsp:val=&quot;007B1270&quot;/&gt;&lt;wsp:rsid wsp:val=&quot;007B359A&quot;/&gt;&lt;wsp:rsid wsp:val=&quot;007B5E01&quot;/&gt;&lt;wsp:rsid wsp:val=&quot;007C2D18&quot;/&gt;&lt;wsp:rsid wsp:val=&quot;007C5AC0&quot;/&gt;&lt;wsp:rsid wsp:val=&quot;007D18FC&quot;/&gt;&lt;wsp:rsid wsp:val=&quot;007E4570&quot;/&gt;&lt;wsp:rsid wsp:val=&quot;007F3E0A&quot;/&gt;&lt;wsp:rsid wsp:val=&quot;007F4553&quot;/&gt;&lt;wsp:rsid wsp:val=&quot;00803D40&quot;/&gt;&lt;wsp:rsid wsp:val=&quot;008041CD&quot;/&gt;&lt;wsp:rsid wsp:val=&quot;008106D5&quot;/&gt;&lt;wsp:rsid wsp:val=&quot;00812A2E&quot;/&gt;&lt;wsp:rsid wsp:val=&quot;00814F89&quot;/&gt;&lt;wsp:rsid wsp:val=&quot;00826210&quot;/&gt;&lt;wsp:rsid wsp:val=&quot;0082739F&quot;/&gt;&lt;wsp:rsid wsp:val=&quot;0082757B&quot;/&gt;&lt;wsp:rsid wsp:val=&quot;008321BC&quot;/&gt;&lt;wsp:rsid wsp:val=&quot;0084149E&quot;/&gt;&lt;wsp:rsid wsp:val=&quot;008461BB&quot;/&gt;&lt;wsp:rsid wsp:val=&quot;00867297&quot;/&gt;&lt;wsp:rsid wsp:val=&quot;00873C69&quot;/&gt;&lt;wsp:rsid wsp:val=&quot;008740F9&quot;/&gt;&lt;wsp:rsid wsp:val=&quot;00874DAC&quot;/&gt;&lt;wsp:rsid wsp:val=&quot;008943CF&quot;/&gt;&lt;wsp:rsid wsp:val=&quot;00897827&quot;/&gt;&lt;wsp:rsid wsp:val=&quot;008B29B1&quot;/&gt;&lt;wsp:rsid wsp:val=&quot;008B4ADC&quot;/&gt;&lt;wsp:rsid wsp:val=&quot;008B7E6A&quot;/&gt;&lt;wsp:rsid wsp:val=&quot;008C0502&quot;/&gt;&lt;wsp:rsid wsp:val=&quot;008C1D49&quot;/&gt;&lt;wsp:rsid wsp:val=&quot;008D1EE9&quot;/&gt;&lt;wsp:rsid wsp:val=&quot;008D210D&quot;/&gt;&lt;wsp:rsid wsp:val=&quot;008E1E3C&quot;/&gt;&lt;wsp:rsid wsp:val=&quot;008E409E&quot;/&gt;&lt;wsp:rsid wsp:val=&quot;008E680D&quot;/&gt;&lt;wsp:rsid wsp:val=&quot;008E76C6&quot;/&gt;&lt;wsp:rsid wsp:val=&quot;008F20B2&quot;/&gt;&lt;wsp:rsid wsp:val=&quot;008F3070&quot;/&gt;&lt;wsp:rsid wsp:val=&quot;008F7AD3&quot;/&gt;&lt;wsp:rsid wsp:val=&quot;00911087&quot;/&gt;&lt;wsp:rsid wsp:val=&quot;00912471&quot;/&gt;&lt;wsp:rsid wsp:val=&quot;009124C6&quot;/&gt;&lt;wsp:rsid wsp:val=&quot;00914211&quot;/&gt;&lt;wsp:rsid wsp:val=&quot;00916A02&quot;/&gt;&lt;wsp:rsid wsp:val=&quot;00922BCD&quot;/&gt;&lt;wsp:rsid wsp:val=&quot;009246E7&quot;/&gt;&lt;wsp:rsid wsp:val=&quot;00931851&quot;/&gt;&lt;wsp:rsid wsp:val=&quot;00940DC3&quot;/&gt;&lt;wsp:rsid wsp:val=&quot;00944B78&quot;/&gt;&lt;wsp:rsid wsp:val=&quot;00944DD2&quot;/&gt;&lt;wsp:rsid wsp:val=&quot;0094502F&quot;/&gt;&lt;wsp:rsid wsp:val=&quot;009521B0&quot;/&gt;&lt;wsp:rsid wsp:val=&quot;00964FDA&quot;/&gt;&lt;wsp:rsid wsp:val=&quot;00967E9E&quot;/&gt;&lt;wsp:rsid wsp:val=&quot;0098119B&quot;/&gt;&lt;wsp:rsid wsp:val=&quot;009828EF&quot;/&gt;&lt;wsp:rsid wsp:val=&quot;009943D5&quot;/&gt;&lt;wsp:rsid wsp:val=&quot;009A5231&quot;/&gt;&lt;wsp:rsid wsp:val=&quot;009A60FF&quot;/&gt;&lt;wsp:rsid wsp:val=&quot;009B6115&quot;/&gt;&lt;wsp:rsid wsp:val=&quot;009B783B&quot;/&gt;&lt;wsp:rsid wsp:val=&quot;009C16FE&quot;/&gt;&lt;wsp:rsid wsp:val=&quot;009C1ED3&quot;/&gt;&lt;wsp:rsid wsp:val=&quot;009D0F4C&quot;/&gt;&lt;wsp:rsid wsp:val=&quot;009D596F&quot;/&gt;&lt;wsp:rsid wsp:val=&quot;009E22C6&quot;/&gt;&lt;wsp:rsid wsp:val=&quot;009F1D97&quot;/&gt;&lt;wsp:rsid wsp:val=&quot;009F3FC2&quot;/&gt;&lt;wsp:rsid wsp:val=&quot;009F67C3&quot;/&gt;&lt;wsp:rsid wsp:val=&quot;009F7EC0&quot;/&gt;&lt;wsp:rsid wsp:val=&quot;00A174F4&quot;/&gt;&lt;wsp:rsid wsp:val=&quot;00A3232E&quot;/&gt;&lt;wsp:rsid wsp:val=&quot;00A36A98&quot;/&gt;&lt;wsp:rsid wsp:val=&quot;00A409EE&quot;/&gt;&lt;wsp:rsid wsp:val=&quot;00A417AE&quot;/&gt;&lt;wsp:rsid wsp:val=&quot;00A47657&quot;/&gt;&lt;wsp:rsid wsp:val=&quot;00A52B15&quot;/&gt;&lt;wsp:rsid wsp:val=&quot;00A57D23&quot;/&gt;&lt;wsp:rsid wsp:val=&quot;00A6067B&quot;/&gt;&lt;wsp:rsid wsp:val=&quot;00A62E66&quot;/&gt;&lt;wsp:rsid wsp:val=&quot;00A71B83&quot;/&gt;&lt;wsp:rsid wsp:val=&quot;00A76388&quot;/&gt;&lt;wsp:rsid wsp:val=&quot;00A7745F&quot;/&gt;&lt;wsp:rsid wsp:val=&quot;00A84F2E&quot;/&gt;&lt;wsp:rsid wsp:val=&quot;00A8792B&quot;/&gt;&lt;wsp:rsid wsp:val=&quot;00A941B4&quot;/&gt;&lt;wsp:rsid wsp:val=&quot;00A97DDB&quot;/&gt;&lt;wsp:rsid wsp:val=&quot;00AA732A&quot;/&gt;&lt;wsp:rsid wsp:val=&quot;00AC2974&quot;/&gt;&lt;wsp:rsid wsp:val=&quot;00AC2D1E&quot;/&gt;&lt;wsp:rsid wsp:val=&quot;00AC61BE&quot;/&gt;&lt;wsp:rsid wsp:val=&quot;00AC66F4&quot;/&gt;&lt;wsp:rsid wsp:val=&quot;00AE01D6&quot;/&gt;&lt;wsp:rsid wsp:val=&quot;00AE3B5F&quot;/&gt;&lt;wsp:rsid wsp:val=&quot;00AE5FAA&quot;/&gt;&lt;wsp:rsid wsp:val=&quot;00AF7B8C&quot;/&gt;&lt;wsp:rsid wsp:val=&quot;00B01D04&quot;/&gt;&lt;wsp:rsid wsp:val=&quot;00B01E8D&quot;/&gt;&lt;wsp:rsid wsp:val=&quot;00B05E9F&quot;/&gt;&lt;wsp:rsid wsp:val=&quot;00B10924&quot;/&gt;&lt;wsp:rsid wsp:val=&quot;00B1280F&quot;/&gt;&lt;wsp:rsid wsp:val=&quot;00B13497&quot;/&gt;&lt;wsp:rsid wsp:val=&quot;00B21005&quot;/&gt;&lt;wsp:rsid wsp:val=&quot;00B24A79&quot;/&gt;&lt;wsp:rsid wsp:val=&quot;00B349C7&quot;/&gt;&lt;wsp:rsid wsp:val=&quot;00B40640&quot;/&gt;&lt;wsp:rsid wsp:val=&quot;00B42704&quot;/&gt;&lt;wsp:rsid wsp:val=&quot;00B47538&quot;/&gt;&lt;wsp:rsid wsp:val=&quot;00B47FDB&quot;/&gt;&lt;wsp:rsid wsp:val=&quot;00B50C83&quot;/&gt;&lt;wsp:rsid wsp:val=&quot;00B51C18&quot;/&gt;&lt;wsp:rsid wsp:val=&quot;00B574CE&quot;/&gt;&lt;wsp:rsid wsp:val=&quot;00B60350&quot;/&gt;&lt;wsp:rsid wsp:val=&quot;00B60F2C&quot;/&gt;&lt;wsp:rsid wsp:val=&quot;00B614CB&quot;/&gt;&lt;wsp:rsid wsp:val=&quot;00B6236F&quot;/&gt;&lt;wsp:rsid wsp:val=&quot;00B725EB&quot;/&gt;&lt;wsp:rsid wsp:val=&quot;00B75C00&quot;/&gt;&lt;wsp:rsid wsp:val=&quot;00B85C85&quot;/&gt;&lt;wsp:rsid wsp:val=&quot;00B877B8&quot;/&gt;&lt;wsp:rsid wsp:val=&quot;00B96068&quot;/&gt;&lt;wsp:rsid wsp:val=&quot;00BA1F4C&quot;/&gt;&lt;wsp:rsid wsp:val=&quot;00BA2CB8&quot;/&gt;&lt;wsp:rsid wsp:val=&quot;00BA4B27&quot;/&gt;&lt;wsp:rsid wsp:val=&quot;00BA7DE1&quot;/&gt;&lt;wsp:rsid wsp:val=&quot;00BB0F44&quot;/&gt;&lt;wsp:rsid wsp:val=&quot;00BB3AA5&quot;/&gt;&lt;wsp:rsid wsp:val=&quot;00BC03E9&quot;/&gt;&lt;wsp:rsid wsp:val=&quot;00BC6029&quot;/&gt;&lt;wsp:rsid wsp:val=&quot;00BD7149&quot;/&gt;&lt;wsp:rsid wsp:val=&quot;00BE1443&quot;/&gt;&lt;wsp:rsid wsp:val=&quot;00BE1990&quot;/&gt;&lt;wsp:rsid wsp:val=&quot;00BE23D5&quot;/&gt;&lt;wsp:rsid wsp:val=&quot;00BF0062&quot;/&gt;&lt;wsp:rsid wsp:val=&quot;00BF7D57&quot;/&gt;&lt;wsp:rsid wsp:val=&quot;00C02818&quot;/&gt;&lt;wsp:rsid wsp:val=&quot;00C11695&quot;/&gt;&lt;wsp:rsid wsp:val=&quot;00C165EF&quot;/&gt;&lt;wsp:rsid wsp:val=&quot;00C20BBD&quot;/&gt;&lt;wsp:rsid wsp:val=&quot;00C20D2C&quot;/&gt;&lt;wsp:rsid wsp:val=&quot;00C372B8&quot;/&gt;&lt;wsp:rsid wsp:val=&quot;00C40493&quot;/&gt;&lt;wsp:rsid wsp:val=&quot;00C435F2&quot;/&gt;&lt;wsp:rsid wsp:val=&quot;00C446FA&quot;/&gt;&lt;wsp:rsid wsp:val=&quot;00C46AB7&quot;/&gt;&lt;wsp:rsid wsp:val=&quot;00C47084&quot;/&gt;&lt;wsp:rsid wsp:val=&quot;00C47155&quot;/&gt;&lt;wsp:rsid wsp:val=&quot;00C54CBA&quot;/&gt;&lt;wsp:rsid wsp:val=&quot;00C650DD&quot;/&gt;&lt;wsp:rsid wsp:val=&quot;00C714A9&quot;/&gt;&lt;wsp:rsid wsp:val=&quot;00C7366E&quot;/&gt;&lt;wsp:rsid wsp:val=&quot;00C8717E&quot;/&gt;&lt;wsp:rsid wsp:val=&quot;00C93B32&quot;/&gt;&lt;wsp:rsid wsp:val=&quot;00CB61CC&quot;/&gt;&lt;wsp:rsid wsp:val=&quot;00CC1BA4&quot;/&gt;&lt;wsp:rsid wsp:val=&quot;00CC36DA&quot;/&gt;&lt;wsp:rsid wsp:val=&quot;00CC664E&quot;/&gt;&lt;wsp:rsid wsp:val=&quot;00CC75E7&quot;/&gt;&lt;wsp:rsid wsp:val=&quot;00CD0591&quot;/&gt;&lt;wsp:rsid wsp:val=&quot;00CD2517&quot;/&gt;&lt;wsp:rsid wsp:val=&quot;00CD2B80&quot;/&gt;&lt;wsp:rsid wsp:val=&quot;00CD7723&quot;/&gt;&lt;wsp:rsid wsp:val=&quot;00CF6702&quot;/&gt;&lt;wsp:rsid wsp:val=&quot;00D028D3&quot;/&gt;&lt;wsp:rsid wsp:val=&quot;00D070FD&quot;/&gt;&lt;wsp:rsid wsp:val=&quot;00D11841&quot;/&gt;&lt;wsp:rsid wsp:val=&quot;00D13F40&quot;/&gt;&lt;wsp:rsid wsp:val=&quot;00D21DFB&quot;/&gt;&lt;wsp:rsid wsp:val=&quot;00D21E1C&quot;/&gt;&lt;wsp:rsid wsp:val=&quot;00D24114&quot;/&gt;&lt;wsp:rsid wsp:val=&quot;00D26B32&quot;/&gt;&lt;wsp:rsid wsp:val=&quot;00D326DE&quot;/&gt;&lt;wsp:rsid wsp:val=&quot;00D34FE3&quot;/&gt;&lt;wsp:rsid wsp:val=&quot;00D4026E&quot;/&gt;&lt;wsp:rsid wsp:val=&quot;00D443A1&quot;/&gt;&lt;wsp:rsid wsp:val=&quot;00D445BE&quot;/&gt;&lt;wsp:rsid wsp:val=&quot;00D51306&quot;/&gt;&lt;wsp:rsid wsp:val=&quot;00D52A38&quot;/&gt;&lt;wsp:rsid wsp:val=&quot;00D57661&quot;/&gt;&lt;wsp:rsid wsp:val=&quot;00D63DFB&quot;/&gt;&lt;wsp:rsid wsp:val=&quot;00D67603&quot;/&gt;&lt;wsp:rsid wsp:val=&quot;00D70552&quot;/&gt;&lt;wsp:rsid wsp:val=&quot;00D93A03&quot;/&gt;&lt;wsp:rsid wsp:val=&quot;00D962EF&quot;/&gt;&lt;wsp:rsid wsp:val=&quot;00D96E9E&quot;/&gt;&lt;wsp:rsid wsp:val=&quot;00D972CC&quot;/&gt;&lt;wsp:rsid wsp:val=&quot;00D97DEB&quot;/&gt;&lt;wsp:rsid wsp:val=&quot;00DA1FD8&quot;/&gt;&lt;wsp:rsid wsp:val=&quot;00DA401F&quot;/&gt;&lt;wsp:rsid wsp:val=&quot;00DA48C1&quot;/&gt;&lt;wsp:rsid wsp:val=&quot;00DA7838&quot;/&gt;&lt;wsp:rsid wsp:val=&quot;00DA7B7D&quot;/&gt;&lt;wsp:rsid wsp:val=&quot;00DB73B5&quot;/&gt;&lt;wsp:rsid wsp:val=&quot;00DC100A&quot;/&gt;&lt;wsp:rsid wsp:val=&quot;00DC5F7A&quot;/&gt;&lt;wsp:rsid wsp:val=&quot;00DC7FF1&quot;/&gt;&lt;wsp:rsid wsp:val=&quot;00DD2B25&quot;/&gt;&lt;wsp:rsid wsp:val=&quot;00DE10FA&quot;/&gt;&lt;wsp:rsid wsp:val=&quot;00DE6908&quot;/&gt;&lt;wsp:rsid wsp:val=&quot;00DF1EA9&quot;/&gt;&lt;wsp:rsid wsp:val=&quot;00DF6C13&quot;/&gt;&lt;wsp:rsid wsp:val=&quot;00E00102&quot;/&gt;&lt;wsp:rsid wsp:val=&quot;00E00787&quot;/&gt;&lt;wsp:rsid wsp:val=&quot;00E063A5&quot;/&gt;&lt;wsp:rsid wsp:val=&quot;00E15F21&quot;/&gt;&lt;wsp:rsid wsp:val=&quot;00E20FA8&quot;/&gt;&lt;wsp:rsid wsp:val=&quot;00E2192E&quot;/&gt;&lt;wsp:rsid wsp:val=&quot;00E27E79&quot;/&gt;&lt;wsp:rsid wsp:val=&quot;00E342D1&quot;/&gt;&lt;wsp:rsid wsp:val=&quot;00E43F81&quot;/&gt;&lt;wsp:rsid wsp:val=&quot;00E46595&quot;/&gt;&lt;wsp:rsid wsp:val=&quot;00E4782D&quot;/&gt;&lt;wsp:rsid wsp:val=&quot;00E566D5&quot;/&gt;&lt;wsp:rsid wsp:val=&quot;00E64666&quot;/&gt;&lt;wsp:rsid wsp:val=&quot;00E65D82&quot;/&gt;&lt;wsp:rsid wsp:val=&quot;00E7640C&quot;/&gt;&lt;wsp:rsid wsp:val=&quot;00E8012D&quot;/&gt;&lt;wsp:rsid wsp:val=&quot;00E93039&quot;/&gt;&lt;wsp:rsid wsp:val=&quot;00E93FDD&quot;/&gt;&lt;wsp:rsid wsp:val=&quot;00E94434&quot;/&gt;&lt;wsp:rsid wsp:val=&quot;00E959DC&quot;/&gt;&lt;wsp:rsid wsp:val=&quot;00EA72C8&quot;/&gt;&lt;wsp:rsid wsp:val=&quot;00EB005D&quot;/&gt;&lt;wsp:rsid wsp:val=&quot;00EB5214&quot;/&gt;&lt;wsp:rsid wsp:val=&quot;00EB5C2D&quot;/&gt;&lt;wsp:rsid wsp:val=&quot;00EC1304&quot;/&gt;&lt;wsp:rsid wsp:val=&quot;00EC2FD3&quot;/&gt;&lt;wsp:rsid wsp:val=&quot;00EC5F71&quot;/&gt;&lt;wsp:rsid wsp:val=&quot;00ED1CF3&quot;/&gt;&lt;wsp:rsid wsp:val=&quot;00ED7703&quot;/&gt;&lt;wsp:rsid wsp:val=&quot;00ED7FD9&quot;/&gt;&lt;wsp:rsid wsp:val=&quot;00EE0781&quot;/&gt;&lt;wsp:rsid wsp:val=&quot;00EE3337&quot;/&gt;&lt;wsp:rsid wsp:val=&quot;00F17BFC&quot;/&gt;&lt;wsp:rsid wsp:val=&quot;00F3131B&quot;/&gt;&lt;wsp:rsid wsp:val=&quot;00F315B6&quot;/&gt;&lt;wsp:rsid wsp:val=&quot;00F43109&quot;/&gt;&lt;wsp:rsid wsp:val=&quot;00F5321E&quot;/&gt;&lt;wsp:rsid wsp:val=&quot;00F5487B&quot;/&gt;&lt;wsp:rsid wsp:val=&quot;00F54BC4&quot;/&gt;&lt;wsp:rsid wsp:val=&quot;00F56155&quot;/&gt;&lt;wsp:rsid wsp:val=&quot;00F5796B&quot;/&gt;&lt;wsp:rsid wsp:val=&quot;00F61B55&quot;/&gt;&lt;wsp:rsid wsp:val=&quot;00F63E08&quot;/&gt;&lt;wsp:rsid wsp:val=&quot;00F652EC&quot;/&gt;&lt;wsp:rsid wsp:val=&quot;00F714E3&quot;/&gt;&lt;wsp:rsid wsp:val=&quot;00F90415&quot;/&gt;&lt;wsp:rsid wsp:val=&quot;00F933D4&quot;/&gt;&lt;wsp:rsid wsp:val=&quot;00FA6999&quot;/&gt;&lt;wsp:rsid wsp:val=&quot;00FB25EF&quot;/&gt;&lt;wsp:rsid wsp:val=&quot;00FC6B2C&quot;/&gt;&lt;wsp:rsid wsp:val=&quot;00FC7C45&quot;/&gt;&lt;wsp:rsid wsp:val=&quot;00FD25F0&quot;/&gt;&lt;wsp:rsid wsp:val=&quot;00FD3F21&quot;/&gt;&lt;wsp:rsid wsp:val=&quot;00FD639E&quot;/&gt;&lt;wsp:rsid wsp:val=&quot;00FD646C&quot;/&gt;&lt;wsp:rsid wsp:val=&quot;00FE1BFA&quot;/&gt;&lt;wsp:rsid wsp:val=&quot;00FF6ECE&quot;/&gt;&lt;/wsp:rsids&gt;&lt;/w:docPr&gt;&lt;w:body&gt;&lt;wx:sect&gt;&lt;w:p wsp:rsidR=&quot;00000000&quot; wsp:rsidRPr=&quot;00BF7D57&quot; wsp:rsidRDefault=&quot;00BF7D57&quot; wsp:rsidP=&quot;00BF7D57&quot;&gt;&lt;m:oMathPara&gt;&lt;m:oMathParaPr&gt;&lt;m:jc m:val=&quot;centerGroup&quot;/&gt;&lt;/m:oMathParaPr&gt;&lt;m:oMath&gt;&lt;m:d&gt;&lt;m:dPr&gt;&lt;m:begChr m:val=&quot;{&quot;/&gt;&lt;m:endChr m:val=&quot;&quot;/&gt;&lt;m:ctrlPr&gt;&lt;w:rPr&gt;&lt;w:rFonts w:ascii=&quot;Cambria Math&quot; w:fareast=&quot;Times New Roman&quot; w:h-ansi=&quot;Cambria Math&quot;/&gt;&lt;wx:font wx:val=&quot;Cambria Math&quot;/&gt;&lt;w:i/&gt;&lt;w:i-cs/&gt;&lt;w:color w:val=&quot;000000&quot;/&gt;&lt;w:kern w:val=&quot;24&quot;/&gt;&lt;w:sz-cs w:val=&quot;28&quot;/&gt;&lt;/w:rPr&gt;&lt;/m:ctrlPr&gt;&lt;/m:dPr&gt;&lt;m:e&gt;&lt;m:m&gt;&lt;m:mPr&gt;&lt;m:mcs&gt;&lt;m:mc&gt;&lt;m:mcPr&gt;&lt;m:count m:val=&quot;1&quot;/&gt;&lt;m:mcJc m:val=&quot;center&quot;/&gt;&lt;/m:mcPr&gt;&lt;/m:mc&gt;&lt;/m:mcs&gt;&lt;m:ctrlPr&gt;&lt;w:rPr&gt;&lt;w:rFonts w:ascii=&quot;Cambria Math&quot; w:fareast=&quot;Times New Roman&quot; w:h-ansi=&quot;Cambria Math&quot;/&gt;&lt;wx:font wx:val=&quot;Cambria Math&quot;/&gt;&lt;w:color w:val=&quot;000000&quot;/&gt;&lt;w:kern w:val=&quot;24&quot;/&gt;&lt;w:sz-cs w:val=&quot;28&quot;/&gt;&lt;/w:rPr&gt;&lt;/m:ctrlPr&gt;&lt;/m:mPr&gt;&lt;m:mr&gt;&lt;m:e&gt;&lt;m:r&gt;&lt;m:rPr&gt;&lt;m:nor/&gt;&lt;/m:rPr&gt;&lt;w:rPr&gt;&lt;w:color w:val=&quot;000000&quot;/&gt;&lt;w:kern w:val=&quot;24&quot;/&gt;&lt;w:sz-cs w:val=&quot;28&quot;/&gt;&lt;w:lang w:val=&quot;EN-US&quot;/&gt;&lt;/w:rPr&gt;&lt;m:t&gt;8xВ +В 12yВ +В 3zВ + &lt;/m:t&gt;&lt;/m:r&gt;&lt;m:r&gt;&lt;m:rPr&gt;&lt;m:nor/&gt;&lt;/m:rPr&gt;&lt;w:rPr&gt;&lt;w:rFonts w:ascii=&quot;Cambria Math&quot;/&gt;&lt;wx:font wx:val=&quot;Cambria Math&quot;/&gt;&lt;w:color w:val=&quot;000000&quot;/&gt;&lt;w:kern w:val=&quot;24&quot;/&gt;&lt;w:sz-cs w:val=&quot;28&quot;/&gt;&lt;w:lang w:val=&quot;EN-US&quot;/&gt;&lt;/w:rPr&gt;&lt;m:t&gt;a&lt;/m:t&gt;&lt;/m:r&gt;&lt;m:r&gt;&lt;m:rPr&gt;&lt;m:nor/&gt;&lt;/m:rPr&gt;&lt;w:rPr&gt;&lt;w:color w:val=&quot;000000&quot;/&gt;&lt;w:kern w:val=&quot;24&quot;/&gt;&lt;w:sz-cs w:val=&quot;28&quot;/&gt;&lt;w:lang w:val=&quot;EN-US&quot;/&gt;&lt;/w:rPr&gt;&lt;m:t&gt; =В 0В &lt;/m:t&gt;&lt;/m:r&gt;&lt;/m:e&gt;&lt;/m:mr&gt;&lt;m:mr&gt;&lt;m:e&gt;&lt;m:r&gt;&lt;m:rPr&gt;&lt;m:nor/&gt;&lt;/m:rPr&gt;&lt;w:rPr&gt;&lt;w:color w:val=&quot;000000&quot;/&gt;&lt;w:kern w:val=&quot;24&quot;/&gt;&lt;w:sz-cs w:val=&quot;28&quot;/&gt;&lt;w:lang w:val=&quot;EN-US&quot;/&gt;&lt;/w:rPr&gt;&lt;m:t&gt;В В xВ +В В y&lt;/m:t&gt;&lt;/m:r&gt;&lt;m:r&gt;&lt;m:rPr&gt;&lt;m:nor/&gt;&lt;/m:rPr&gt;&lt;w:rPr&gt;&lt;w:rFonts w:ascii=&quot;Cambria Math&quot;/&gt;&lt;wx:font wx:val=&quot;Cambria Math&quot;/&gt;&lt;w:color w:val=&quot;000000&quot;/&gt;&lt;w:kern w:val=&quot;24&quot;/&gt;&lt;w:sz-cs w:val=&quot;28&quot;/&gt;&lt;w:lang w:val=&quot;EN-US&quot;/&gt;&lt;/w:rPr&gt;&lt;m:t&gt; + b&lt;/m:t&gt;&lt;/m:r&gt;&lt;m:r&gt;&lt;m:rPr&gt;&lt;m:nor/&gt;&lt;/m:rPr&gt;&lt;w:rPr&gt;&lt;w:color w:val=&quot;000000&quot;/&gt;&lt;w:kern w:val=&quot;24&quot;/&gt;&lt;w:sz-cs w:val=&quot;28&quot;/&gt;&lt;w:lang w:val=&quot;EN-US&quot;/&gt;&lt;/w:rPr&gt;&lt;m:t&gt;В В =В &lt;/m:t&gt;&lt;/m:r&gt;&lt;m:r&gt;&lt;m:rPr&gt;&lt;m:nor/&gt;&lt;/m:rPr&gt;&lt;w:rPr&gt;&lt;w:rFonts w:ascii=&quot;Cambria Math&quot;/&gt;&lt;wx:font wx:val=&quot;Cambria Math&quot;/&gt;&lt;w:color w:val=&quot;000000&quot;/&gt;&lt;w:kern w:val=&quot;24&quot;/&gt;&lt;w:sz-cs w:val=&quot;28&quot;/&gt;&lt;w:lang w:val=&quot;EN-US&quot;/&gt;&lt;/w:rPr&gt;&lt;m:t&gt;0&lt;/m:t&gt;&lt;/m:r&gt;&lt;m:r&gt;&lt;m:rPr&gt;&lt;m:nor/&gt;&lt;/m:rPr&gt;&lt;w:rPr&gt;&lt;w:color w:val=&quot;000000&quot;/&gt;&lt;w:kern w:val=&quot;24&quot;/&gt;&lt;w:sz-cs w:val=&quot;28&quot;/&gt;&lt;w:lang w:val=&quot;EN-US&quot;/&gt;&lt;/w:rPr&gt;&lt;m:t&gt;В &lt;/m:t&gt;&lt;/m:r&gt;&lt;/m:e&gt;&lt;/m:mr&gt;&lt;m:mr&gt;&lt;m:e&gt;&lt;m:r&gt;&lt;m:rPr&gt;&lt;m:nor/&gt;&lt;/m:rPr&gt;&lt;w:rPr&gt;&lt;w:color w:val=&quot;262626&quot;/&gt;&lt;w:kern w:val=&quot;24&quot;/&gt;&lt;w:sz-cs w:val=&quot;28&quot;/&gt;&lt;w:lang w:val=&quot;EN-US&quot;/&gt;&lt;/w:rPr&gt;&lt;m:t&gt;xВ вЂ“В 3yВ +В 2zВ &lt;/m:t&gt;&lt;/m:r&gt;&lt;m:r&gt;&lt;m:rPr&gt;&lt;m:nor/&gt;&lt;/m:rPr&gt;&lt;w:rPr&gt;&lt;w:rFonts w:ascii=&quot;Cambria Math&quot;/&gt;&lt;wx:font wx:val=&quot;Cambria Math&quot;/&gt;&lt;w:color w:val=&quot;262626&quot;/&gt;&lt;w:kern w:val=&quot;24&quot;/&gt;&lt;w:sz-cs w:val=&quot;28&quot;/&gt;&lt;w:lang w:val=&quot;EN-US&quot;/&gt;&lt;/w:rPr&gt;&lt;m:t&gt;+ c &lt;/m:t&gt;&lt;/m:r&gt;&lt;m:r&gt;&lt;m:rPr&gt;&lt;m:nor/&gt;&lt;/m:rPr&gt;&lt;w:rPr&gt;&lt;w:color w:val=&quot;262626&quot;/&gt;&lt;w:kern w:val=&quot;24&quot;/&gt;&lt;w:sz-cs w:val=&quot;28&quot;/&gt;&lt;w:lang w:val=&quot;EN-US&quot;/&gt;&lt;/w:rPr&gt;&lt;m:t&gt;=В 0&lt;/m:t&gt;&lt;/m:r&gt;&lt;m:r&gt;&lt;m:rPr&gt;&lt;m:nor/&gt;&lt;/m:rPr&gt;&lt;w:rPr&gt;&lt;w:color w:val=&quot;000000&quot;/&gt;&lt;w:kern w:val=&quot;24&quot;/&gt;&lt;w:sz-cs w:val=&quot;28&quot;/&gt;&lt;w:lang w:val=&quot;EN-US&quot;/&gt;&lt;/w:rPr&gt;&lt;m:t&gt;В &lt;/m:t&gt;&lt;/m:r&gt;&lt;/m:e&gt;&lt;/m:mr&gt;&lt;/m:m&gt;&lt;/m:e&gt;&lt;/m:d&gt;&lt;/m:oMath&gt;&lt;/m:oMathPara&gt;&lt;/w:p&gt;&lt;w:sectPr wsp:rsidR=&quot;00000000&quot; wsp:rsidRPr=&quot;00BF7D57&quot;&gt;&lt;w:pgSz w:w=&quot;12240&quot; w:h=&quot;15840&quot;/&gt;&lt;w:pgMar w:top=&quot;1134&quot; w:right=&quot;850&quot; w:bottom=&quot;1134&quot; w:left=&quot;1701&quot; w:header=&quot;720&quot; w:footer=&quot;720&quot; w:gutter=&quot;0&quot;/&gt;&lt;w:cols w:space=&quot;720&quot;/&gt;&lt;/w:sectPr&gt;&lt;/wx:sect&gt;&lt;/w:body&gt;&lt;/w:wordDocument&gt;">
                         <v:imagedata r:id="rId17" o:title="" chromakey="white"/>
                       </v:shape>
                     </w:pict>
@@ -27332,7 +27072,7 @@
           <w:position w:val="-12"/>
         </w:rPr>
         <w:pict>
-          <v:shape id="_x0000_i1038" type="#_x0000_t75" style="width:39.75pt;height:18.7pt" equationxml="&lt;?xml version=&quot;1.0&quot; encoding=&quot;UTF-8&quot; standalone=&quot;yes&quot;?&gt;&#10;&lt;?mso-application progid=&quot;Word.Document&quot;?&gt;&#10;&lt;w:wordDocument xmlns:aml=&quot;http://schemas.microsoft.com/aml/2001/core&quot; xmlns:wpc=&quot;http://schemas.microsoft.com/office/word/2010/wordprocessingCanvas&quot; xmlns:dt=&quot;uuid:C2F41010-65B3-11d1-A29F-00AA00C14882&quot; xmlns:mc=&quot;http://schemas.openxmlformats.org/markup-compatibility/2006&quot; xmlns:o=&quot;urn:schemas-microsoft-com:office:office&quot; xmlns:m=&quot;http://schemas.openxmlformats.org/officeDocument/2006/math&quot; xmlns:v=&quot;urn:schemas-microsoft-com:vml&quot; xmlns:w10=&quot;urn:schemas-microsoft-com:office:word&quot; xmlns:w=&quot;http://schemas.microsoft.com/office/word/2003/wordml&quot; xmlns:wx=&quot;http://schemas.microsoft.com/office/word/2003/auxHint&quot; xmlns:wne=&quot;http://schemas.microsoft.com/office/word/2006/wordml&quot; xmlns:wsp=&quot;http://schemas.microsoft.com/office/word/2003/wordml/sp2&quot; xmlns:sl=&quot;http://schemas.microsoft.com/schemaLibrary/2003/core&quot; w:macrosPresent=&quot;no&quot; w:embeddedObjPresent=&quot;no&quot; w:ocxPresent=&quot;no&quot; xml:space=&quot;preserve&quot;&gt;&lt;w:ignoreSubtree w:val=&quot;http://schemas.microsoft.com/office/word/2003/wordml/sp2&quot;/&gt;&lt;o:DocumentProperties&gt;&lt;o:Version&gt;15&lt;/o:Version&gt;&lt;/o:DocumentProperties&gt;&lt;w:docPr&gt;&lt;w:view w:val=&quot;print&quot;/&gt;&lt;w:zoom w:percent=&quot;100&quot;/&gt;&lt;w:doNotEmbedSystemFonts/&gt;&lt;w:activeWritingStyle w:lang=&quot;RU&quot; w:vendorID=&quot;64&quot; w:dllVersion=&quot;131078&quot; w:nlCheck=&quot;on&quot; w:optionSet=&quot;0&quot;/&gt;&lt;w:activeWritingStyle w:lang=&quot;EN-US&quot; w:vendorID=&quot;64&quot; w:dllVersion=&quot;131078&quot; w:nlCheck=&quot;on&quot; w:optionSet=&quot;1&quot;/&gt;&lt;w:defaultTabStop w:val=&quot;709&quot;/&gt;&lt;w:punctuationKerning/&gt;&lt;w:characterSpacingControl w:val=&quot;DontCompress&quot;/&gt;&lt;w:optimizeForBrowser/&gt;&lt;w:relyOnVML/&gt;&lt;w:allowPNG/&gt;&lt;w:targetScreenSz w:val=&quot;800x600&quot;/&gt;&lt;w:validateAgainstSchema/&gt;&lt;w:saveInvalidXML w:val=&quot;off&quot;/&gt;&lt;w:ignoreMixedContent w:val=&quot;off&quot;/&gt;&lt;w:alwaysShowPlaceholderText w:val=&quot;off&quot;/&gt;&lt;w:compat&gt;&lt;w:breakWrappedTables/&gt;&lt;w:snapToGridInCell/&gt;&lt;w:wrapTextWithPunct/&gt;&lt;w:useAsianBreakRules/&gt;&lt;w:dontGrowAutofit/&gt;&lt;/w:compat&gt;&lt;wsp:rsids&gt;&lt;wsp:rsidRoot wsp:val=&quot;00F17BFC&quot;/&gt;&lt;wsp:rsid wsp:val=&quot;000015FE&quot;/&gt;&lt;wsp:rsid wsp:val=&quot;000020AD&quot;/&gt;&lt;wsp:rsid wsp:val=&quot;0000523D&quot;/&gt;&lt;wsp:rsid wsp:val=&quot;000130FB&quot;/&gt;&lt;wsp:rsid wsp:val=&quot;0001367F&quot;/&gt;&lt;wsp:rsid wsp:val=&quot;000155E8&quot;/&gt;&lt;wsp:rsid wsp:val=&quot;00025215&quot;/&gt;&lt;wsp:rsid wsp:val=&quot;000253B2&quot;/&gt;&lt;wsp:rsid wsp:val=&quot;00031C8A&quot;/&gt;&lt;wsp:rsid wsp:val=&quot;000363F4&quot;/&gt;&lt;wsp:rsid wsp:val=&quot;00037091&quot;/&gt;&lt;wsp:rsid wsp:val=&quot;00053D23&quot;/&gt;&lt;wsp:rsid wsp:val=&quot;00055BF9&quot;/&gt;&lt;wsp:rsid wsp:val=&quot;00071A86&quot;/&gt;&lt;wsp:rsid wsp:val=&quot;00075412&quot;/&gt;&lt;wsp:rsid wsp:val=&quot;00082343&quot;/&gt;&lt;wsp:rsid wsp:val=&quot;00086438&quot;/&gt;&lt;wsp:rsid wsp:val=&quot;0009597F&quot;/&gt;&lt;wsp:rsid wsp:val=&quot;00096739&quot;/&gt;&lt;wsp:rsid wsp:val=&quot;0009753E&quot;/&gt;&lt;wsp:rsid wsp:val=&quot;000A5F0E&quot;/&gt;&lt;wsp:rsid wsp:val=&quot;000A76C7&quot;/&gt;&lt;wsp:rsid wsp:val=&quot;000B0199&quot;/&gt;&lt;wsp:rsid wsp:val=&quot;000C133D&quot;/&gt;&lt;wsp:rsid wsp:val=&quot;000D1709&quot;/&gt;&lt;wsp:rsid wsp:val=&quot;000F1F4B&quot;/&gt;&lt;wsp:rsid wsp:val=&quot;000F653B&quot;/&gt;&lt;wsp:rsid wsp:val=&quot;00104B0D&quot;/&gt;&lt;wsp:rsid wsp:val=&quot;00113BAD&quot;/&gt;&lt;wsp:rsid wsp:val=&quot;00121FD3&quot;/&gt;&lt;wsp:rsid wsp:val=&quot;00122098&quot;/&gt;&lt;wsp:rsid wsp:val=&quot;00126A68&quot;/&gt;&lt;wsp:rsid wsp:val=&quot;00151066&quot;/&gt;&lt;wsp:rsid wsp:val=&quot;00152BCB&quot;/&gt;&lt;wsp:rsid wsp:val=&quot;00155363&quot;/&gt;&lt;wsp:rsid wsp:val=&quot;00156CA5&quot;/&gt;&lt;wsp:rsid wsp:val=&quot;00157F33&quot;/&gt;&lt;wsp:rsid wsp:val=&quot;0016527B&quot;/&gt;&lt;wsp:rsid wsp:val=&quot;00166C15&quot;/&gt;&lt;wsp:rsid wsp:val=&quot;0017747D&quot;/&gt;&lt;wsp:rsid wsp:val=&quot;00183260&quot;/&gt;&lt;wsp:rsid wsp:val=&quot;0018679A&quot;/&gt;&lt;wsp:rsid wsp:val=&quot;00187CE8&quot;/&gt;&lt;wsp:rsid wsp:val=&quot;001A656E&quot;/&gt;&lt;wsp:rsid wsp:val=&quot;001B3255&quot;/&gt;&lt;wsp:rsid wsp:val=&quot;001B39CF&quot;/&gt;&lt;wsp:rsid wsp:val=&quot;001B78BD&quot;/&gt;&lt;wsp:rsid wsp:val=&quot;001C75D0&quot;/&gt;&lt;wsp:rsid wsp:val=&quot;001D4708&quot;/&gt;&lt;wsp:rsid wsp:val=&quot;001D7D00&quot;/&gt;&lt;wsp:rsid wsp:val=&quot;001E58CE&quot;/&gt;&lt;wsp:rsid wsp:val=&quot;001F7BCF&quot;/&gt;&lt;wsp:rsid wsp:val=&quot;002011F0&quot;/&gt;&lt;wsp:rsid wsp:val=&quot;0021089B&quot;/&gt;&lt;wsp:rsid wsp:val=&quot;00211273&quot;/&gt;&lt;wsp:rsid wsp:val=&quot;002216B9&quot;/&gt;&lt;wsp:rsid wsp:val=&quot;00245440&quot;/&gt;&lt;wsp:rsid wsp:val=&quot;002502C0&quot;/&gt;&lt;wsp:rsid wsp:val=&quot;00250448&quot;/&gt;&lt;wsp:rsid wsp:val=&quot;002505E1&quot;/&gt;&lt;wsp:rsid wsp:val=&quot;002609F1&quot;/&gt;&lt;wsp:rsid wsp:val=&quot;00261B8C&quot;/&gt;&lt;wsp:rsid wsp:val=&quot;00262BFB&quot;/&gt;&lt;wsp:rsid wsp:val=&quot;00263DCD&quot;/&gt;&lt;wsp:rsid wsp:val=&quot;00265B61&quot;/&gt;&lt;wsp:rsid wsp:val=&quot;0027142D&quot;/&gt;&lt;wsp:rsid wsp:val=&quot;00280FE4&quot;/&gt;&lt;wsp:rsid wsp:val=&quot;00281B34&quot;/&gt;&lt;wsp:rsid wsp:val=&quot;00282BBB&quot;/&gt;&lt;wsp:rsid wsp:val=&quot;00283182&quot;/&gt;&lt;wsp:rsid wsp:val=&quot;00285CE0&quot;/&gt;&lt;wsp:rsid wsp:val=&quot;002877F1&quot;/&gt;&lt;wsp:rsid wsp:val=&quot;002A20DC&quot;/&gt;&lt;wsp:rsid wsp:val=&quot;002A2337&quot;/&gt;&lt;wsp:rsid wsp:val=&quot;002A4655&quot;/&gt;&lt;wsp:rsid wsp:val=&quot;002A5086&quot;/&gt;&lt;wsp:rsid wsp:val=&quot;002A58BB&quot;/&gt;&lt;wsp:rsid wsp:val=&quot;002B0635&quot;/&gt;&lt;wsp:rsid wsp:val=&quot;002B10C4&quot;/&gt;&lt;wsp:rsid wsp:val=&quot;002B16ED&quot;/&gt;&lt;wsp:rsid wsp:val=&quot;002B5E09&quot;/&gt;&lt;wsp:rsid wsp:val=&quot;002C167F&quot;/&gt;&lt;wsp:rsid wsp:val=&quot;002C660C&quot;/&gt;&lt;wsp:rsid wsp:val=&quot;002C6629&quot;/&gt;&lt;wsp:rsid wsp:val=&quot;002D1FCC&quot;/&gt;&lt;wsp:rsid wsp:val=&quot;002E0E6E&quot;/&gt;&lt;wsp:rsid wsp:val=&quot;003003E6&quot;/&gt;&lt;wsp:rsid wsp:val=&quot;0030769D&quot;/&gt;&lt;wsp:rsid wsp:val=&quot;003107E9&quot;/&gt;&lt;wsp:rsid wsp:val=&quot;00313B72&quot;/&gt;&lt;wsp:rsid wsp:val=&quot;00314B92&quot;/&gt;&lt;wsp:rsid wsp:val=&quot;00317A20&quot;/&gt;&lt;wsp:rsid wsp:val=&quot;00335A54&quot;/&gt;&lt;wsp:rsid wsp:val=&quot;00335D79&quot;/&gt;&lt;wsp:rsid wsp:val=&quot;00336CFE&quot;/&gt;&lt;wsp:rsid wsp:val=&quot;00337C4C&quot;/&gt;&lt;wsp:rsid wsp:val=&quot;0034103F&quot;/&gt;&lt;wsp:rsid wsp:val=&quot;00341D31&quot;/&gt;&lt;wsp:rsid wsp:val=&quot;0034650A&quot;/&gt;&lt;wsp:rsid wsp:val=&quot;00346A56&quot;/&gt;&lt;wsp:rsid wsp:val=&quot;003510C4&quot;/&gt;&lt;wsp:rsid wsp:val=&quot;00355841&quot;/&gt;&lt;wsp:rsid wsp:val=&quot;00355C8B&quot;/&gt;&lt;wsp:rsid wsp:val=&quot;00356C58&quot;/&gt;&lt;wsp:rsid wsp:val=&quot;00360561&quot;/&gt;&lt;wsp:rsid wsp:val=&quot;003749ED&quot;/&gt;&lt;wsp:rsid wsp:val=&quot;00376926&quot;/&gt;&lt;wsp:rsid wsp:val=&quot;00377515&quot;/&gt;&lt;wsp:rsid wsp:val=&quot;00377DA6&quot;/&gt;&lt;wsp:rsid wsp:val=&quot;0038142C&quot;/&gt;&lt;wsp:rsid wsp:val=&quot;00394CAE&quot;/&gt;&lt;wsp:rsid wsp:val=&quot;003A1C63&quot;/&gt;&lt;wsp:rsid wsp:val=&quot;003A529D&quot;/&gt;&lt;wsp:rsid wsp:val=&quot;003A639A&quot;/&gt;&lt;wsp:rsid wsp:val=&quot;003A7393&quot;/&gt;&lt;wsp:rsid wsp:val=&quot;003B0CD6&quot;/&gt;&lt;wsp:rsid wsp:val=&quot;003B56AF&quot;/&gt;&lt;wsp:rsid wsp:val=&quot;003C7EA6&quot;/&gt;&lt;wsp:rsid wsp:val=&quot;003D0C0A&quot;/&gt;&lt;wsp:rsid wsp:val=&quot;003D5BF9&quot;/&gt;&lt;wsp:rsid wsp:val=&quot;003E399C&quot;/&gt;&lt;wsp:rsid wsp:val=&quot;003F0F8F&quot;/&gt;&lt;wsp:rsid wsp:val=&quot;003F10D2&quot;/&gt;&lt;wsp:rsid wsp:val=&quot;003F3451&quot;/&gt;&lt;wsp:rsid wsp:val=&quot;003F42B0&quot;/&gt;&lt;wsp:rsid wsp:val=&quot;003F5570&quot;/&gt;&lt;wsp:rsid wsp:val=&quot;003F5F74&quot;/&gt;&lt;wsp:rsid wsp:val=&quot;00401534&quot;/&gt;&lt;wsp:rsid wsp:val=&quot;00423B98&quot;/&gt;&lt;wsp:rsid wsp:val=&quot;004259C3&quot;/&gt;&lt;wsp:rsid wsp:val=&quot;00426790&quot;/&gt;&lt;wsp:rsid wsp:val=&quot;00430592&quot;/&gt;&lt;wsp:rsid wsp:val=&quot;004445EE&quot;/&gt;&lt;wsp:rsid wsp:val=&quot;00444CF3&quot;/&gt;&lt;wsp:rsid wsp:val=&quot;0044653F&quot;/&gt;&lt;wsp:rsid wsp:val=&quot;00452126&quot;/&gt;&lt;wsp:rsid wsp:val=&quot;00453488&quot;/&gt;&lt;wsp:rsid wsp:val=&quot;004559C1&quot;/&gt;&lt;wsp:rsid wsp:val=&quot;0045713C&quot;/&gt;&lt;wsp:rsid wsp:val=&quot;00466BD5&quot;/&gt;&lt;wsp:rsid wsp:val=&quot;00466CCB&quot;/&gt;&lt;wsp:rsid wsp:val=&quot;00470CB9&quot;/&gt;&lt;wsp:rsid wsp:val=&quot;00472FDB&quot;/&gt;&lt;wsp:rsid wsp:val=&quot;004759E5&quot;/&gt;&lt;wsp:rsid wsp:val=&quot;00475FFF&quot;/&gt;&lt;wsp:rsid wsp:val=&quot;00477023&quot;/&gt;&lt;wsp:rsid wsp:val=&quot;00481F6A&quot;/&gt;&lt;wsp:rsid wsp:val=&quot;00485A31&quot;/&gt;&lt;wsp:rsid wsp:val=&quot;004963F1&quot;/&gt;&lt;wsp:rsid wsp:val=&quot;004B0CC3&quot;/&gt;&lt;wsp:rsid wsp:val=&quot;004B38E0&quot;/&gt;&lt;wsp:rsid wsp:val=&quot;004C52E9&quot;/&gt;&lt;wsp:rsid wsp:val=&quot;004D6B38&quot;/&gt;&lt;wsp:rsid wsp:val=&quot;004D7D2F&quot;/&gt;&lt;wsp:rsid wsp:val=&quot;004E1CCC&quot;/&gt;&lt;wsp:rsid wsp:val=&quot;004E4469&quot;/&gt;&lt;wsp:rsid wsp:val=&quot;004F088A&quot;/&gt;&lt;wsp:rsid wsp:val=&quot;004F220F&quot;/&gt;&lt;wsp:rsid wsp:val=&quot;004F4438&quot;/&gt;&lt;wsp:rsid wsp:val=&quot;005030A0&quot;/&gt;&lt;wsp:rsid wsp:val=&quot;00505CF2&quot;/&gt;&lt;wsp:rsid wsp:val=&quot;005060C1&quot;/&gt;&lt;wsp:rsid wsp:val=&quot;00507371&quot;/&gt;&lt;wsp:rsid wsp:val=&quot;00521F7C&quot;/&gt;&lt;wsp:rsid wsp:val=&quot;00523A61&quot;/&gt;&lt;wsp:rsid wsp:val=&quot;005251E9&quot;/&gt;&lt;wsp:rsid wsp:val=&quot;005275BF&quot;/&gt;&lt;wsp:rsid wsp:val=&quot;00540A04&quot;/&gt;&lt;wsp:rsid wsp:val=&quot;005444D2&quot;/&gt;&lt;wsp:rsid wsp:val=&quot;00550CA4&quot;/&gt;&lt;wsp:rsid wsp:val=&quot;00552AC9&quot;/&gt;&lt;wsp:rsid wsp:val=&quot;00553B46&quot;/&gt;&lt;wsp:rsid wsp:val=&quot;005619DB&quot;/&gt;&lt;wsp:rsid wsp:val=&quot;0056618B&quot;/&gt;&lt;wsp:rsid wsp:val=&quot;00576F73&quot;/&gt;&lt;wsp:rsid wsp:val=&quot;005913E4&quot;/&gt;&lt;wsp:rsid wsp:val=&quot;00593EE0&quot;/&gt;&lt;wsp:rsid wsp:val=&quot;0059682E&quot;/&gt;&lt;wsp:rsid wsp:val=&quot;005974B2&quot;/&gt;&lt;wsp:rsid wsp:val=&quot;005A646F&quot;/&gt;&lt;wsp:rsid wsp:val=&quot;005B016B&quot;/&gt;&lt;wsp:rsid wsp:val=&quot;005B2FE8&quot;/&gt;&lt;wsp:rsid wsp:val=&quot;005C21CD&quot;/&gt;&lt;wsp:rsid wsp:val=&quot;005C3AB7&quot;/&gt;&lt;wsp:rsid wsp:val=&quot;005C3D63&quot;/&gt;&lt;wsp:rsid wsp:val=&quot;005C7C31&quot;/&gt;&lt;wsp:rsid wsp:val=&quot;005D27CC&quot;/&gt;&lt;wsp:rsid wsp:val=&quot;005D34FE&quot;/&gt;&lt;wsp:rsid wsp:val=&quot;005D4C1A&quot;/&gt;&lt;wsp:rsid wsp:val=&quot;005D6E0B&quot;/&gt;&lt;wsp:rsid wsp:val=&quot;005D73C4&quot;/&gt;&lt;wsp:rsid wsp:val=&quot;005E1677&quot;/&gt;&lt;wsp:rsid wsp:val=&quot;005E5F3C&quot;/&gt;&lt;wsp:rsid wsp:val=&quot;005E756A&quot;/&gt;&lt;wsp:rsid wsp:val=&quot;005F086A&quot;/&gt;&lt;wsp:rsid wsp:val=&quot;005F47EF&quot;/&gt;&lt;wsp:rsid wsp:val=&quot;006050B7&quot;/&gt;&lt;wsp:rsid wsp:val=&quot;006100BB&quot;/&gt;&lt;wsp:rsid wsp:val=&quot;00610BBB&quot;/&gt;&lt;wsp:rsid wsp:val=&quot;006149CB&quot;/&gt;&lt;wsp:rsid wsp:val=&quot;00616977&quot;/&gt;&lt;wsp:rsid wsp:val=&quot;00620374&quot;/&gt;&lt;wsp:rsid wsp:val=&quot;006267E5&quot;/&gt;&lt;wsp:rsid wsp:val=&quot;00627960&quot;/&gt;&lt;wsp:rsid wsp:val=&quot;00630354&quot;/&gt;&lt;wsp:rsid wsp:val=&quot;00630A7F&quot;/&gt;&lt;wsp:rsid wsp:val=&quot;006348A2&quot;/&gt;&lt;wsp:rsid wsp:val=&quot;00660484&quot;/&gt;&lt;wsp:rsid wsp:val=&quot;00666925&quot;/&gt;&lt;wsp:rsid wsp:val=&quot;0066696E&quot;/&gt;&lt;wsp:rsid wsp:val=&quot;00672148&quot;/&gt;&lt;wsp:rsid wsp:val=&quot;00674F02&quot;/&gt;&lt;wsp:rsid wsp:val=&quot;00683589&quot;/&gt;&lt;wsp:rsid wsp:val=&quot;00692F2D&quot;/&gt;&lt;wsp:rsid wsp:val=&quot;00695DB3&quot;/&gt;&lt;wsp:rsid wsp:val=&quot;00696A4B&quot;/&gt;&lt;wsp:rsid wsp:val=&quot;006D4B8B&quot;/&gt;&lt;wsp:rsid wsp:val=&quot;006D5F14&quot;/&gt;&lt;wsp:rsid wsp:val=&quot;0070086F&quot;/&gt;&lt;wsp:rsid wsp:val=&quot;00705634&quot;/&gt;&lt;wsp:rsid wsp:val=&quot;007067BA&quot;/&gt;&lt;wsp:rsid wsp:val=&quot;00714F33&quot;/&gt;&lt;wsp:rsid wsp:val=&quot;0071679F&quot;/&gt;&lt;wsp:rsid wsp:val=&quot;00717504&quot;/&gt;&lt;wsp:rsid wsp:val=&quot;007231F6&quot;/&gt;&lt;wsp:rsid wsp:val=&quot;00733B95&quot;/&gt;&lt;wsp:rsid wsp:val=&quot;0073621B&quot;/&gt;&lt;wsp:rsid wsp:val=&quot;007424F3&quot;/&gt;&lt;wsp:rsid wsp:val=&quot;00742C3E&quot;/&gt;&lt;wsp:rsid wsp:val=&quot;00745A66&quot;/&gt;&lt;wsp:rsid wsp:val=&quot;00746ED1&quot;/&gt;&lt;wsp:rsid wsp:val=&quot;007502C5&quot;/&gt;&lt;wsp:rsid wsp:val=&quot;0075623B&quot;/&gt;&lt;wsp:rsid wsp:val=&quot;00762280&quot;/&gt;&lt;wsp:rsid wsp:val=&quot;007646E2&quot;/&gt;&lt;wsp:rsid wsp:val=&quot;0077264F&quot;/&gt;&lt;wsp:rsid wsp:val=&quot;007B06BB&quot;/&gt;&lt;wsp:rsid wsp:val=&quot;007B125F&quot;/&gt;&lt;wsp:rsid wsp:val=&quot;007B1270&quot;/&gt;&lt;wsp:rsid wsp:val=&quot;007B359A&quot;/&gt;&lt;wsp:rsid wsp:val=&quot;007B5E01&quot;/&gt;&lt;wsp:rsid wsp:val=&quot;007C2D18&quot;/&gt;&lt;wsp:rsid wsp:val=&quot;007C5AC0&quot;/&gt;&lt;wsp:rsid wsp:val=&quot;007D18FC&quot;/&gt;&lt;wsp:rsid wsp:val=&quot;007E4570&quot;/&gt;&lt;wsp:rsid wsp:val=&quot;007F3E0A&quot;/&gt;&lt;wsp:rsid wsp:val=&quot;007F4553&quot;/&gt;&lt;wsp:rsid wsp:val=&quot;00803D40&quot;/&gt;&lt;wsp:rsid wsp:val=&quot;008041CD&quot;/&gt;&lt;wsp:rsid wsp:val=&quot;008106D5&quot;/&gt;&lt;wsp:rsid wsp:val=&quot;00812A2E&quot;/&gt;&lt;wsp:rsid wsp:val=&quot;00814F89&quot;/&gt;&lt;wsp:rsid wsp:val=&quot;00826210&quot;/&gt;&lt;wsp:rsid wsp:val=&quot;0082739F&quot;/&gt;&lt;wsp:rsid wsp:val=&quot;0082757B&quot;/&gt;&lt;wsp:rsid wsp:val=&quot;008321BC&quot;/&gt;&lt;wsp:rsid wsp:val=&quot;0084149E&quot;/&gt;&lt;wsp:rsid wsp:val=&quot;008461BB&quot;/&gt;&lt;wsp:rsid wsp:val=&quot;00867297&quot;/&gt;&lt;wsp:rsid wsp:val=&quot;00873C69&quot;/&gt;&lt;wsp:rsid wsp:val=&quot;008740F9&quot;/&gt;&lt;wsp:rsid wsp:val=&quot;00874DAC&quot;/&gt;&lt;wsp:rsid wsp:val=&quot;008943CF&quot;/&gt;&lt;wsp:rsid wsp:val=&quot;00897827&quot;/&gt;&lt;wsp:rsid wsp:val=&quot;008B29B1&quot;/&gt;&lt;wsp:rsid wsp:val=&quot;008B4ADC&quot;/&gt;&lt;wsp:rsid wsp:val=&quot;008B7E6A&quot;/&gt;&lt;wsp:rsid wsp:val=&quot;008C0502&quot;/&gt;&lt;wsp:rsid wsp:val=&quot;008C1D49&quot;/&gt;&lt;wsp:rsid wsp:val=&quot;008D1EE9&quot;/&gt;&lt;wsp:rsid wsp:val=&quot;008D210D&quot;/&gt;&lt;wsp:rsid wsp:val=&quot;008E1E3C&quot;/&gt;&lt;wsp:rsid wsp:val=&quot;008E409E&quot;/&gt;&lt;wsp:rsid wsp:val=&quot;008E680D&quot;/&gt;&lt;wsp:rsid wsp:val=&quot;008E76C6&quot;/&gt;&lt;wsp:rsid wsp:val=&quot;008F20B2&quot;/&gt;&lt;wsp:rsid wsp:val=&quot;008F3070&quot;/&gt;&lt;wsp:rsid wsp:val=&quot;008F7AD3&quot;/&gt;&lt;wsp:rsid wsp:val=&quot;00911087&quot;/&gt;&lt;wsp:rsid wsp:val=&quot;00912471&quot;/&gt;&lt;wsp:rsid wsp:val=&quot;009124C6&quot;/&gt;&lt;wsp:rsid wsp:val=&quot;00914211&quot;/&gt;&lt;wsp:rsid wsp:val=&quot;00916A02&quot;/&gt;&lt;wsp:rsid wsp:val=&quot;00922BCD&quot;/&gt;&lt;wsp:rsid wsp:val=&quot;009246E7&quot;/&gt;&lt;wsp:rsid wsp:val=&quot;00931851&quot;/&gt;&lt;wsp:rsid wsp:val=&quot;00940DC3&quot;/&gt;&lt;wsp:rsid wsp:val=&quot;00944B78&quot;/&gt;&lt;wsp:rsid wsp:val=&quot;00944DD2&quot;/&gt;&lt;wsp:rsid wsp:val=&quot;0094502F&quot;/&gt;&lt;wsp:rsid wsp:val=&quot;009521B0&quot;/&gt;&lt;wsp:rsid wsp:val=&quot;00964FDA&quot;/&gt;&lt;wsp:rsid wsp:val=&quot;00967E9E&quot;/&gt;&lt;wsp:rsid wsp:val=&quot;0098119B&quot;/&gt;&lt;wsp:rsid wsp:val=&quot;009828EF&quot;/&gt;&lt;wsp:rsid wsp:val=&quot;009943D5&quot;/&gt;&lt;wsp:rsid wsp:val=&quot;009A5231&quot;/&gt;&lt;wsp:rsid wsp:val=&quot;009A60FF&quot;/&gt;&lt;wsp:rsid wsp:val=&quot;009B6115&quot;/&gt;&lt;wsp:rsid wsp:val=&quot;009B783B&quot;/&gt;&lt;wsp:rsid wsp:val=&quot;009C16FE&quot;/&gt;&lt;wsp:rsid wsp:val=&quot;009C1ED3&quot;/&gt;&lt;wsp:rsid wsp:val=&quot;009D0F4C&quot;/&gt;&lt;wsp:rsid wsp:val=&quot;009D596F&quot;/&gt;&lt;wsp:rsid wsp:val=&quot;009E22C6&quot;/&gt;&lt;wsp:rsid wsp:val=&quot;009F1D97&quot;/&gt;&lt;wsp:rsid wsp:val=&quot;009F3FC2&quot;/&gt;&lt;wsp:rsid wsp:val=&quot;009F67C3&quot;/&gt;&lt;wsp:rsid wsp:val=&quot;009F7EC0&quot;/&gt;&lt;wsp:rsid wsp:val=&quot;00A174F4&quot;/&gt;&lt;wsp:rsid wsp:val=&quot;00A3232E&quot;/&gt;&lt;wsp:rsid wsp:val=&quot;00A36A98&quot;/&gt;&lt;wsp:rsid wsp:val=&quot;00A409EE&quot;/&gt;&lt;wsp:rsid wsp:val=&quot;00A417AE&quot;/&gt;&lt;wsp:rsid wsp:val=&quot;00A47657&quot;/&gt;&lt;wsp:rsid wsp:val=&quot;00A52B15&quot;/&gt;&lt;wsp:rsid wsp:val=&quot;00A57D23&quot;/&gt;&lt;wsp:rsid wsp:val=&quot;00A6067B&quot;/&gt;&lt;wsp:rsid wsp:val=&quot;00A62E66&quot;/&gt;&lt;wsp:rsid wsp:val=&quot;00A71B83&quot;/&gt;&lt;wsp:rsid wsp:val=&quot;00A76388&quot;/&gt;&lt;wsp:rsid wsp:val=&quot;00A7745F&quot;/&gt;&lt;wsp:rsid wsp:val=&quot;00A84F2E&quot;/&gt;&lt;wsp:rsid wsp:val=&quot;00A8792B&quot;/&gt;&lt;wsp:rsid wsp:val=&quot;00A941B4&quot;/&gt;&lt;wsp:rsid wsp:val=&quot;00A97DDB&quot;/&gt;&lt;wsp:rsid wsp:val=&quot;00AA732A&quot;/&gt;&lt;wsp:rsid wsp:val=&quot;00AC2974&quot;/&gt;&lt;wsp:rsid wsp:val=&quot;00AC2D1E&quot;/&gt;&lt;wsp:rsid wsp:val=&quot;00AC61BE&quot;/&gt;&lt;wsp:rsid wsp:val=&quot;00AC66F4&quot;/&gt;&lt;wsp:rsid wsp:val=&quot;00AE01D6&quot;/&gt;&lt;wsp:rsid wsp:val=&quot;00AE3B5F&quot;/&gt;&lt;wsp:rsid wsp:val=&quot;00AE5FAA&quot;/&gt;&lt;wsp:rsid wsp:val=&quot;00AF7B8C&quot;/&gt;&lt;wsp:rsid wsp:val=&quot;00B01D04&quot;/&gt;&lt;wsp:rsid wsp:val=&quot;00B01E8D&quot;/&gt;&lt;wsp:rsid wsp:val=&quot;00B05E9F&quot;/&gt;&lt;wsp:rsid wsp:val=&quot;00B10924&quot;/&gt;&lt;wsp:rsid wsp:val=&quot;00B1280F&quot;/&gt;&lt;wsp:rsid wsp:val=&quot;00B13497&quot;/&gt;&lt;wsp:rsid wsp:val=&quot;00B21005&quot;/&gt;&lt;wsp:rsid wsp:val=&quot;00B24A79&quot;/&gt;&lt;wsp:rsid wsp:val=&quot;00B349C7&quot;/&gt;&lt;wsp:rsid wsp:val=&quot;00B40640&quot;/&gt;&lt;wsp:rsid wsp:val=&quot;00B42704&quot;/&gt;&lt;wsp:rsid wsp:val=&quot;00B47538&quot;/&gt;&lt;wsp:rsid wsp:val=&quot;00B47FDB&quot;/&gt;&lt;wsp:rsid wsp:val=&quot;00B50C83&quot;/&gt;&lt;wsp:rsid wsp:val=&quot;00B51C18&quot;/&gt;&lt;wsp:rsid wsp:val=&quot;00B574CE&quot;/&gt;&lt;wsp:rsid wsp:val=&quot;00B60350&quot;/&gt;&lt;wsp:rsid wsp:val=&quot;00B60F2C&quot;/&gt;&lt;wsp:rsid wsp:val=&quot;00B614CB&quot;/&gt;&lt;wsp:rsid wsp:val=&quot;00B6236F&quot;/&gt;&lt;wsp:rsid wsp:val=&quot;00B725EB&quot;/&gt;&lt;wsp:rsid wsp:val=&quot;00B75C00&quot;/&gt;&lt;wsp:rsid wsp:val=&quot;00B85C85&quot;/&gt;&lt;wsp:rsid wsp:val=&quot;00B877B8&quot;/&gt;&lt;wsp:rsid wsp:val=&quot;00B96068&quot;/&gt;&lt;wsp:rsid wsp:val=&quot;00BA1F4C&quot;/&gt;&lt;wsp:rsid wsp:val=&quot;00BA2CB8&quot;/&gt;&lt;wsp:rsid wsp:val=&quot;00BA4B27&quot;/&gt;&lt;wsp:rsid wsp:val=&quot;00BA7DE1&quot;/&gt;&lt;wsp:rsid wsp:val=&quot;00BB0F44&quot;/&gt;&lt;wsp:rsid wsp:val=&quot;00BB3AA5&quot;/&gt;&lt;wsp:rsid wsp:val=&quot;00BC03E9&quot;/&gt;&lt;wsp:rsid wsp:val=&quot;00BC6029&quot;/&gt;&lt;wsp:rsid wsp:val=&quot;00BD7149&quot;/&gt;&lt;wsp:rsid wsp:val=&quot;00BE1443&quot;/&gt;&lt;wsp:rsid wsp:val=&quot;00BE1990&quot;/&gt;&lt;wsp:rsid wsp:val=&quot;00BE23D5&quot;/&gt;&lt;wsp:rsid wsp:val=&quot;00BF0062&quot;/&gt;&lt;wsp:rsid wsp:val=&quot;00C02818&quot;/&gt;&lt;wsp:rsid wsp:val=&quot;00C11695&quot;/&gt;&lt;wsp:rsid wsp:val=&quot;00C165EF&quot;/&gt;&lt;wsp:rsid wsp:val=&quot;00C20BBD&quot;/&gt;&lt;wsp:rsid wsp:val=&quot;00C20D2C&quot;/&gt;&lt;wsp:rsid wsp:val=&quot;00C372B8&quot;/&gt;&lt;wsp:rsid wsp:val=&quot;00C40493&quot;/&gt;&lt;wsp:rsid wsp:val=&quot;00C435F2&quot;/&gt;&lt;wsp:rsid wsp:val=&quot;00C446FA&quot;/&gt;&lt;wsp:rsid wsp:val=&quot;00C46AB7&quot;/&gt;&lt;wsp:rsid wsp:val=&quot;00C47084&quot;/&gt;&lt;wsp:rsid wsp:val=&quot;00C47155&quot;/&gt;&lt;wsp:rsid wsp:val=&quot;00C54CBA&quot;/&gt;&lt;wsp:rsid wsp:val=&quot;00C650DD&quot;/&gt;&lt;wsp:rsid wsp:val=&quot;00C714A9&quot;/&gt;&lt;wsp:rsid wsp:val=&quot;00C7366E&quot;/&gt;&lt;wsp:rsid wsp:val=&quot;00C8717E&quot;/&gt;&lt;wsp:rsid wsp:val=&quot;00C93B32&quot;/&gt;&lt;wsp:rsid wsp:val=&quot;00CB61CC&quot;/&gt;&lt;wsp:rsid wsp:val=&quot;00CC1BA4&quot;/&gt;&lt;wsp:rsid wsp:val=&quot;00CC36DA&quot;/&gt;&lt;wsp:rsid wsp:val=&quot;00CC664E&quot;/&gt;&lt;wsp:rsid wsp:val=&quot;00CC75E7&quot;/&gt;&lt;wsp:rsid wsp:val=&quot;00CD0591&quot;/&gt;&lt;wsp:rsid wsp:val=&quot;00CD2517&quot;/&gt;&lt;wsp:rsid wsp:val=&quot;00CD2B80&quot;/&gt;&lt;wsp:rsid wsp:val=&quot;00CD7723&quot;/&gt;&lt;wsp:rsid wsp:val=&quot;00CF6702&quot;/&gt;&lt;wsp:rsid wsp:val=&quot;00D028D3&quot;/&gt;&lt;wsp:rsid wsp:val=&quot;00D070FD&quot;/&gt;&lt;wsp:rsid wsp:val=&quot;00D11841&quot;/&gt;&lt;wsp:rsid wsp:val=&quot;00D13F40&quot;/&gt;&lt;wsp:rsid wsp:val=&quot;00D21DFB&quot;/&gt;&lt;wsp:rsid wsp:val=&quot;00D21E1C&quot;/&gt;&lt;wsp:rsid wsp:val=&quot;00D24114&quot;/&gt;&lt;wsp:rsid wsp:val=&quot;00D26B32&quot;/&gt;&lt;wsp:rsid wsp:val=&quot;00D326DE&quot;/&gt;&lt;wsp:rsid wsp:val=&quot;00D34FE3&quot;/&gt;&lt;wsp:rsid wsp:val=&quot;00D4026E&quot;/&gt;&lt;wsp:rsid wsp:val=&quot;00D443A1&quot;/&gt;&lt;wsp:rsid wsp:val=&quot;00D445BE&quot;/&gt;&lt;wsp:rsid wsp:val=&quot;00D51306&quot;/&gt;&lt;wsp:rsid wsp:val=&quot;00D52A38&quot;/&gt;&lt;wsp:rsid wsp:val=&quot;00D57661&quot;/&gt;&lt;wsp:rsid wsp:val=&quot;00D63DFB&quot;/&gt;&lt;wsp:rsid wsp:val=&quot;00D67603&quot;/&gt;&lt;wsp:rsid wsp:val=&quot;00D70552&quot;/&gt;&lt;wsp:rsid wsp:val=&quot;00D93A03&quot;/&gt;&lt;wsp:rsid wsp:val=&quot;00D962EF&quot;/&gt;&lt;wsp:rsid wsp:val=&quot;00D96E9E&quot;/&gt;&lt;wsp:rsid wsp:val=&quot;00D972CC&quot;/&gt;&lt;wsp:rsid wsp:val=&quot;00D97DEB&quot;/&gt;&lt;wsp:rsid wsp:val=&quot;00DA1FD8&quot;/&gt;&lt;wsp:rsid wsp:val=&quot;00DA401F&quot;/&gt;&lt;wsp:rsid wsp:val=&quot;00DA48C1&quot;/&gt;&lt;wsp:rsid wsp:val=&quot;00DA7838&quot;/&gt;&lt;wsp:rsid wsp:val=&quot;00DA7B7D&quot;/&gt;&lt;wsp:rsid wsp:val=&quot;00DB73B5&quot;/&gt;&lt;wsp:rsid wsp:val=&quot;00DC100A&quot;/&gt;&lt;wsp:rsid wsp:val=&quot;00DC5F7A&quot;/&gt;&lt;wsp:rsid wsp:val=&quot;00DC7FF1&quot;/&gt;&lt;wsp:rsid wsp:val=&quot;00DD2B25&quot;/&gt;&lt;wsp:rsid wsp:val=&quot;00DE10FA&quot;/&gt;&lt;wsp:rsid wsp:val=&quot;00DE6908&quot;/&gt;&lt;wsp:rsid wsp:val=&quot;00DF1EA9&quot;/&gt;&lt;wsp:rsid wsp:val=&quot;00DF6C13&quot;/&gt;&lt;wsp:rsid wsp:val=&quot;00E00102&quot;/&gt;&lt;wsp:rsid wsp:val=&quot;00E00787&quot;/&gt;&lt;wsp:rsid wsp:val=&quot;00E063A5&quot;/&gt;&lt;wsp:rsid wsp:val=&quot;00E15F21&quot;/&gt;&lt;wsp:rsid wsp:val=&quot;00E20FA8&quot;/&gt;&lt;wsp:rsid wsp:val=&quot;00E2192E&quot;/&gt;&lt;wsp:rsid wsp:val=&quot;00E27E79&quot;/&gt;&lt;wsp:rsid wsp:val=&quot;00E342D1&quot;/&gt;&lt;wsp:rsid wsp:val=&quot;00E43F81&quot;/&gt;&lt;wsp:rsid wsp:val=&quot;00E46595&quot;/&gt;&lt;wsp:rsid wsp:val=&quot;00E4782D&quot;/&gt;&lt;wsp:rsid wsp:val=&quot;00E566D5&quot;/&gt;&lt;wsp:rsid wsp:val=&quot;00E64666&quot;/&gt;&lt;wsp:rsid wsp:val=&quot;00E65D82&quot;/&gt;&lt;wsp:rsid wsp:val=&quot;00E7640C&quot;/&gt;&lt;wsp:rsid wsp:val=&quot;00E8012D&quot;/&gt;&lt;wsp:rsid wsp:val=&quot;00E93039&quot;/&gt;&lt;wsp:rsid wsp:val=&quot;00E93FDD&quot;/&gt;&lt;wsp:rsid wsp:val=&quot;00E94434&quot;/&gt;&lt;wsp:rsid wsp:val=&quot;00E959DC&quot;/&gt;&lt;wsp:rsid wsp:val=&quot;00EA72C8&quot;/&gt;&lt;wsp:rsid wsp:val=&quot;00EB005D&quot;/&gt;&lt;wsp:rsid wsp:val=&quot;00EB5214&quot;/&gt;&lt;wsp:rsid wsp:val=&quot;00EB5C2D&quot;/&gt;&lt;wsp:rsid wsp:val=&quot;00EC1304&quot;/&gt;&lt;wsp:rsid wsp:val=&quot;00EC2FD3&quot;/&gt;&lt;wsp:rsid wsp:val=&quot;00EC5F71&quot;/&gt;&lt;wsp:rsid wsp:val=&quot;00ED1CF3&quot;/&gt;&lt;wsp:rsid wsp:val=&quot;00ED7703&quot;/&gt;&lt;wsp:rsid wsp:val=&quot;00ED7FD9&quot;/&gt;&lt;wsp:rsid wsp:val=&quot;00EE0781&quot;/&gt;&lt;wsp:rsid wsp:val=&quot;00EE3337&quot;/&gt;&lt;wsp:rsid wsp:val=&quot;00F17BFC&quot;/&gt;&lt;wsp:rsid wsp:val=&quot;00F3131B&quot;/&gt;&lt;wsp:rsid wsp:val=&quot;00F315B6&quot;/&gt;&lt;wsp:rsid wsp:val=&quot;00F43109&quot;/&gt;&lt;wsp:rsid wsp:val=&quot;00F5321E&quot;/&gt;&lt;wsp:rsid wsp:val=&quot;00F5487B&quot;/&gt;&lt;wsp:rsid wsp:val=&quot;00F54BC4&quot;/&gt;&lt;wsp:rsid wsp:val=&quot;00F56155&quot;/&gt;&lt;wsp:rsid wsp:val=&quot;00F5796B&quot;/&gt;&lt;wsp:rsid wsp:val=&quot;00F61B55&quot;/&gt;&lt;wsp:rsid wsp:val=&quot;00F63E08&quot;/&gt;&lt;wsp:rsid wsp:val=&quot;00F652EC&quot;/&gt;&lt;wsp:rsid wsp:val=&quot;00F714E3&quot;/&gt;&lt;wsp:rsid wsp:val=&quot;00F90415&quot;/&gt;&lt;wsp:rsid wsp:val=&quot;00F933D4&quot;/&gt;&lt;wsp:rsid wsp:val=&quot;00FA6999&quot;/&gt;&lt;wsp:rsid wsp:val=&quot;00FB25EF&quot;/&gt;&lt;wsp:rsid wsp:val=&quot;00FC6B2C&quot;/&gt;&lt;wsp:rsid wsp:val=&quot;00FC7C45&quot;/&gt;&lt;wsp:rsid wsp:val=&quot;00FD25F0&quot;/&gt;&lt;wsp:rsid wsp:val=&quot;00FD3F21&quot;/&gt;&lt;wsp:rsid wsp:val=&quot;00FD639E&quot;/&gt;&lt;wsp:rsid wsp:val=&quot;00FD646C&quot;/&gt;&lt;wsp:rsid wsp:val=&quot;00FE1BFA&quot;/&gt;&lt;wsp:rsid wsp:val=&quot;00FF6ECE&quot;/&gt;&lt;/wsp:rsids&gt;&lt;/w:docPr&gt;&lt;w:body&gt;&lt;wx:sect&gt;&lt;w:p wsp:rsidR=&quot;00000000&quot; wsp:rsidRDefault=&quot;00282BBB&quot; wsp:rsidP=&quot;00282BBB&quot;&gt;&lt;m:oMathPara&gt;&lt;m:oMath&gt;&lt;m:r&gt;&lt;m:rPr&gt;&lt;m:nor/&gt;&lt;/m:rPr&gt;&lt;w:rPr&gt;&lt;w:color w:val=&quot;262626&quot;/&gt;&lt;w:kern w:val=&quot;24&quot;/&gt;&lt;w:sz-cs w:val=&quot;28&quot;/&gt;&lt;w:lang w:val=&quot;EN-US&quot;/&gt;&lt;/w:rPr&gt;&lt;m:t&gt;x&lt;/m:t&gt;&lt;/m:r&gt;&lt;m:r&gt;&lt;m:rPr&gt;&lt;m:nor/&gt;&lt;/m:rPr&gt;&lt;w:rPr&gt;&lt;w:rFonts w:ascii=&quot;Cambria Math&quot;/&gt;&lt;wx:font wx:val=&quot;Cambria Math&quot;/&gt;&lt;w:color w:val=&quot;262626&quot;/&gt;&lt;w:kern w:val=&quot;24&quot;/&gt;&lt;w:sz-cs w:val=&quot;28&quot;/&gt;&lt;/w:rPr&gt;&lt;m:t&gt;, &lt;/m:t&gt;&lt;/m:r&gt;&lt;m:r&gt;&lt;m:rPr&gt;&lt;m:nor/&gt;&lt;/m:rPr&gt;&lt;w:rPr&gt;&lt;w:color w:val=&quot;262626&quot;/&gt;&lt;w:kern w:val=&quot;24&quot;/&gt;&lt;w:sz-cs w:val=&quot;28&quot;/&gt;&lt;w:lang w:val=&quot;EN-US&quot;/&gt;&lt;/w:rPr&gt;&lt;m:t&gt;y&lt;/m:t&gt;&lt;/m:r&gt;&lt;m:r&gt;&lt;m:rPr&gt;&lt;m:nor/&gt;&lt;/m:rPr&gt;&lt;w:rPr&gt;&lt;w:rFonts w:ascii=&quot;Cambria Math&quot;/&gt;&lt;wx:font wx:val=&quot;Cambria Math&quot;/&gt;&lt;w:color w:val=&quot;262626&quot;/&gt;&lt;w:kern w:val=&quot;24&quot;/&gt;&lt;w:sz-cs w:val=&quot;28&quot;/&gt;&lt;/w:rPr&gt;&lt;m:t&gt; &lt;/m:t&gt;&lt;/m:r&gt;&lt;m:r&gt;&lt;m:rPr&gt;&lt;m:nor/&gt;&lt;/m:rPr&gt;&lt;w:rPr&gt;&lt;w:rFonts w:ascii=&quot;Cambria Math&quot;/&gt;&lt;w:color w:val=&quot;262626&quot;/&gt;&lt;w:kern w:val=&quot;24&quot;/&gt;&lt;w:sz-cs w:val=&quot;28&quot;/&gt;&lt;/w:rPr&gt;&lt;m:t&gt;Рё&lt;/m:t&gt;&lt;/m:r&gt;&lt;m:r&gt;&lt;m:rPr&gt;&lt;m:nor/&gt;&lt;/m:rPr&gt;&lt;w:rPr&gt;&lt;w:rFonts w:ascii=&quot;Cambria Math&quot;/&gt;&lt;wx:font wx:val=&quot;Cambria Math&quot;/&gt;&lt;w:color w:val=&quot;262626&quot;/&gt;&lt;w:kern w:val=&quot;24&quot;/&gt;&lt;w:sz-cs w:val=&quot;28&quot;/&gt;&lt;/w:rPr&gt;&lt;m:t&gt; &lt;/m:t&gt;&lt;/m:r&gt;&lt;m:r&gt;&lt;m:rPr&gt;&lt;m:nor/&gt;&lt;/m:rPr&gt;&lt;w:rPr&gt;&lt;w:color w:val=&quot;262626&quot;/&gt;&lt;w:kern w:val=&quot;24&quot;/&gt;&lt;w:sz-cs w:val=&quot;28&quot;/&gt;&lt;w:lang w:val=&quot;EN-US&quot;/&gt;&lt;/w:rPr&gt;&lt;m:t&gt;z&lt;/m:t&gt;&lt;/m:r&gt;&lt;/m:oMath&gt;&lt;/m:oMathPara&gt;&lt;/w:p&gt;&lt;w:sectPr wsp:rsidR=&quot;00000000&quot;&gt;&lt;w:pgSz w:w=&quot;12240&quot; w:h=&quot;15840&quot;/&gt;&lt;w:pgMar w:top=&quot;1134&quot; w:right=&quot;850&quot; w:bottom=&quot;1134&quot; w:left=&quot;1701&quot; w:header=&quot;720&quot; w:footer=&quot;720&quot; w:gutter=&quot;0&quot;/&gt;&lt;w:cols w:space=&quot;720&quot;/&gt;&lt;/w:sectPr&gt;&lt;/wx:sect&gt;&lt;/w:body&gt;&lt;/w:wordDocument&gt;">
+          <v:shape id="_x0000_i1040" type="#_x0000_t75" style="width:40.2pt;height:18.7pt" equationxml="&lt;?xml version=&quot;1.0&quot; encoding=&quot;UTF-8&quot; standalone=&quot;yes&quot;?&gt;&#10;&lt;?mso-application progid=&quot;Word.Document&quot;?&gt;&#10;&lt;w:wordDocument xmlns:aml=&quot;http://schemas.microsoft.com/aml/2001/core&quot; xmlns:wpc=&quot;http://schemas.microsoft.com/office/word/2010/wordprocessingCanvas&quot; xmlns:dt=&quot;uuid:C2F41010-65B3-11d1-A29F-00AA00C14882&quot; xmlns:mc=&quot;http://schemas.openxmlformats.org/markup-compatibility/2006&quot; xmlns:o=&quot;urn:schemas-microsoft-com:office:office&quot; xmlns:m=&quot;http://schemas.openxmlformats.org/officeDocument/2006/math&quot; xmlns:v=&quot;urn:schemas-microsoft-com:vml&quot; xmlns:w10=&quot;urn:schemas-microsoft-com:office:word&quot; xmlns:w=&quot;http://schemas.microsoft.com/office/word/2003/wordml&quot; xmlns:wx=&quot;http://schemas.microsoft.com/office/word/2003/auxHint&quot; xmlns:wne=&quot;http://schemas.microsoft.com/office/word/2006/wordml&quot; xmlns:wsp=&quot;http://schemas.microsoft.com/office/word/2003/wordml/sp2&quot; xmlns:sl=&quot;http://schemas.microsoft.com/schemaLibrary/2003/core&quot; w:macrosPresent=&quot;no&quot; w:embeddedObjPresent=&quot;no&quot; w:ocxPresent=&quot;no&quot; xml:space=&quot;preserve&quot;&gt;&lt;w:ignoreSubtree w:val=&quot;http://schemas.microsoft.com/office/word/2003/wordml/sp2&quot;/&gt;&lt;o:DocumentProperties&gt;&lt;o:Version&gt;15&lt;/o:Version&gt;&lt;/o:DocumentProperties&gt;&lt;w:docPr&gt;&lt;w:view w:val=&quot;print&quot;/&gt;&lt;w:zoom w:percent=&quot;100&quot;/&gt;&lt;w:doNotEmbedSystemFonts/&gt;&lt;w:activeWritingStyle w:lang=&quot;RU&quot; w:vendorID=&quot;64&quot; w:dllVersion=&quot;131078&quot; w:nlCheck=&quot;on&quot; w:optionSet=&quot;0&quot;/&gt;&lt;w:activeWritingStyle w:lang=&quot;EN-US&quot; w:vendorID=&quot;64&quot; w:dllVersion=&quot;131078&quot; w:nlCheck=&quot;on&quot; w:optionSet=&quot;1&quot;/&gt;&lt;w:defaultTabStop w:val=&quot;709&quot;/&gt;&lt;w:punctuationKerning/&gt;&lt;w:characterSpacingControl w:val=&quot;DontCompress&quot;/&gt;&lt;w:optimizeForBrowser/&gt;&lt;w:relyOnVML/&gt;&lt;w:allowPNG/&gt;&lt;w:targetScreenSz w:val=&quot;800x600&quot;/&gt;&lt;w:validateAgainstSchema/&gt;&lt;w:saveInvalidXML w:val=&quot;off&quot;/&gt;&lt;w:ignoreMixedContent w:val=&quot;off&quot;/&gt;&lt;w:alwaysShowPlaceholderText w:val=&quot;off&quot;/&gt;&lt;w:compat&gt;&lt;w:breakWrappedTables/&gt;&lt;w:snapToGridInCell/&gt;&lt;w:wrapTextWithPunct/&gt;&lt;w:useAsianBreakRules/&gt;&lt;w:dontGrowAutofit/&gt;&lt;/w:compat&gt;&lt;wsp:rsids&gt;&lt;wsp:rsidRoot wsp:val=&quot;00F17BFC&quot;/&gt;&lt;wsp:rsid wsp:val=&quot;000015FE&quot;/&gt;&lt;wsp:rsid wsp:val=&quot;000020AD&quot;/&gt;&lt;wsp:rsid wsp:val=&quot;0000523D&quot;/&gt;&lt;wsp:rsid wsp:val=&quot;000130FB&quot;/&gt;&lt;wsp:rsid wsp:val=&quot;0001367F&quot;/&gt;&lt;wsp:rsid wsp:val=&quot;000155E8&quot;/&gt;&lt;wsp:rsid wsp:val=&quot;00025215&quot;/&gt;&lt;wsp:rsid wsp:val=&quot;000253B2&quot;/&gt;&lt;wsp:rsid wsp:val=&quot;00031C8A&quot;/&gt;&lt;wsp:rsid wsp:val=&quot;000363F4&quot;/&gt;&lt;wsp:rsid wsp:val=&quot;00037091&quot;/&gt;&lt;wsp:rsid wsp:val=&quot;00053D23&quot;/&gt;&lt;wsp:rsid wsp:val=&quot;00055BF9&quot;/&gt;&lt;wsp:rsid wsp:val=&quot;00071A86&quot;/&gt;&lt;wsp:rsid wsp:val=&quot;00075412&quot;/&gt;&lt;wsp:rsid wsp:val=&quot;00082343&quot;/&gt;&lt;wsp:rsid wsp:val=&quot;00086438&quot;/&gt;&lt;wsp:rsid wsp:val=&quot;0009597F&quot;/&gt;&lt;wsp:rsid wsp:val=&quot;00096739&quot;/&gt;&lt;wsp:rsid wsp:val=&quot;0009753E&quot;/&gt;&lt;wsp:rsid wsp:val=&quot;000A5F0E&quot;/&gt;&lt;wsp:rsid wsp:val=&quot;000A76C7&quot;/&gt;&lt;wsp:rsid wsp:val=&quot;000B0199&quot;/&gt;&lt;wsp:rsid wsp:val=&quot;000C133D&quot;/&gt;&lt;wsp:rsid wsp:val=&quot;000D1709&quot;/&gt;&lt;wsp:rsid wsp:val=&quot;000F1F4B&quot;/&gt;&lt;wsp:rsid wsp:val=&quot;000F653B&quot;/&gt;&lt;wsp:rsid wsp:val=&quot;00104B0D&quot;/&gt;&lt;wsp:rsid wsp:val=&quot;00113BAD&quot;/&gt;&lt;wsp:rsid wsp:val=&quot;00121FD3&quot;/&gt;&lt;wsp:rsid wsp:val=&quot;00122098&quot;/&gt;&lt;wsp:rsid wsp:val=&quot;00126A68&quot;/&gt;&lt;wsp:rsid wsp:val=&quot;00151066&quot;/&gt;&lt;wsp:rsid wsp:val=&quot;00152BCB&quot;/&gt;&lt;wsp:rsid wsp:val=&quot;00155363&quot;/&gt;&lt;wsp:rsid wsp:val=&quot;00156CA5&quot;/&gt;&lt;wsp:rsid wsp:val=&quot;00157F33&quot;/&gt;&lt;wsp:rsid wsp:val=&quot;0016527B&quot;/&gt;&lt;wsp:rsid wsp:val=&quot;00166C15&quot;/&gt;&lt;wsp:rsid wsp:val=&quot;0017747D&quot;/&gt;&lt;wsp:rsid wsp:val=&quot;00183260&quot;/&gt;&lt;wsp:rsid wsp:val=&quot;0018679A&quot;/&gt;&lt;wsp:rsid wsp:val=&quot;00187CE8&quot;/&gt;&lt;wsp:rsid wsp:val=&quot;001A656E&quot;/&gt;&lt;wsp:rsid wsp:val=&quot;001B3255&quot;/&gt;&lt;wsp:rsid wsp:val=&quot;001B39CF&quot;/&gt;&lt;wsp:rsid wsp:val=&quot;001B78BD&quot;/&gt;&lt;wsp:rsid wsp:val=&quot;001C75D0&quot;/&gt;&lt;wsp:rsid wsp:val=&quot;001D4708&quot;/&gt;&lt;wsp:rsid wsp:val=&quot;001D7D00&quot;/&gt;&lt;wsp:rsid wsp:val=&quot;001E58CE&quot;/&gt;&lt;wsp:rsid wsp:val=&quot;001F7BCF&quot;/&gt;&lt;wsp:rsid wsp:val=&quot;002011F0&quot;/&gt;&lt;wsp:rsid wsp:val=&quot;0021089B&quot;/&gt;&lt;wsp:rsid wsp:val=&quot;00211273&quot;/&gt;&lt;wsp:rsid wsp:val=&quot;002216B9&quot;/&gt;&lt;wsp:rsid wsp:val=&quot;00245440&quot;/&gt;&lt;wsp:rsid wsp:val=&quot;002502C0&quot;/&gt;&lt;wsp:rsid wsp:val=&quot;00250448&quot;/&gt;&lt;wsp:rsid wsp:val=&quot;002505E1&quot;/&gt;&lt;wsp:rsid wsp:val=&quot;002609F1&quot;/&gt;&lt;wsp:rsid wsp:val=&quot;00261B8C&quot;/&gt;&lt;wsp:rsid wsp:val=&quot;00262BFB&quot;/&gt;&lt;wsp:rsid wsp:val=&quot;00263DCD&quot;/&gt;&lt;wsp:rsid wsp:val=&quot;00265B61&quot;/&gt;&lt;wsp:rsid wsp:val=&quot;0027142D&quot;/&gt;&lt;wsp:rsid wsp:val=&quot;00280FE4&quot;/&gt;&lt;wsp:rsid wsp:val=&quot;00281B34&quot;/&gt;&lt;wsp:rsid wsp:val=&quot;00282BBB&quot;/&gt;&lt;wsp:rsid wsp:val=&quot;00283182&quot;/&gt;&lt;wsp:rsid wsp:val=&quot;00285CE0&quot;/&gt;&lt;wsp:rsid wsp:val=&quot;002877F1&quot;/&gt;&lt;wsp:rsid wsp:val=&quot;002A20DC&quot;/&gt;&lt;wsp:rsid wsp:val=&quot;002A2337&quot;/&gt;&lt;wsp:rsid wsp:val=&quot;002A4655&quot;/&gt;&lt;wsp:rsid wsp:val=&quot;002A5086&quot;/&gt;&lt;wsp:rsid wsp:val=&quot;002A58BB&quot;/&gt;&lt;wsp:rsid wsp:val=&quot;002B0635&quot;/&gt;&lt;wsp:rsid wsp:val=&quot;002B10C4&quot;/&gt;&lt;wsp:rsid wsp:val=&quot;002B16ED&quot;/&gt;&lt;wsp:rsid wsp:val=&quot;002B5E09&quot;/&gt;&lt;wsp:rsid wsp:val=&quot;002C167F&quot;/&gt;&lt;wsp:rsid wsp:val=&quot;002C660C&quot;/&gt;&lt;wsp:rsid wsp:val=&quot;002C6629&quot;/&gt;&lt;wsp:rsid wsp:val=&quot;002D1FCC&quot;/&gt;&lt;wsp:rsid wsp:val=&quot;002E0E6E&quot;/&gt;&lt;wsp:rsid wsp:val=&quot;003003E6&quot;/&gt;&lt;wsp:rsid wsp:val=&quot;0030769D&quot;/&gt;&lt;wsp:rsid wsp:val=&quot;003107E9&quot;/&gt;&lt;wsp:rsid wsp:val=&quot;00313B72&quot;/&gt;&lt;wsp:rsid wsp:val=&quot;00314B92&quot;/&gt;&lt;wsp:rsid wsp:val=&quot;00317A20&quot;/&gt;&lt;wsp:rsid wsp:val=&quot;00335A54&quot;/&gt;&lt;wsp:rsid wsp:val=&quot;00335D79&quot;/&gt;&lt;wsp:rsid wsp:val=&quot;00336CFE&quot;/&gt;&lt;wsp:rsid wsp:val=&quot;00337C4C&quot;/&gt;&lt;wsp:rsid wsp:val=&quot;0034103F&quot;/&gt;&lt;wsp:rsid wsp:val=&quot;00341D31&quot;/&gt;&lt;wsp:rsid wsp:val=&quot;0034650A&quot;/&gt;&lt;wsp:rsid wsp:val=&quot;00346A56&quot;/&gt;&lt;wsp:rsid wsp:val=&quot;003510C4&quot;/&gt;&lt;wsp:rsid wsp:val=&quot;00355841&quot;/&gt;&lt;wsp:rsid wsp:val=&quot;00355C8B&quot;/&gt;&lt;wsp:rsid wsp:val=&quot;00356C58&quot;/&gt;&lt;wsp:rsid wsp:val=&quot;00360561&quot;/&gt;&lt;wsp:rsid wsp:val=&quot;003749ED&quot;/&gt;&lt;wsp:rsid wsp:val=&quot;00376926&quot;/&gt;&lt;wsp:rsid wsp:val=&quot;00377515&quot;/&gt;&lt;wsp:rsid wsp:val=&quot;00377DA6&quot;/&gt;&lt;wsp:rsid wsp:val=&quot;0038142C&quot;/&gt;&lt;wsp:rsid wsp:val=&quot;00394CAE&quot;/&gt;&lt;wsp:rsid wsp:val=&quot;003A1C63&quot;/&gt;&lt;wsp:rsid wsp:val=&quot;003A529D&quot;/&gt;&lt;wsp:rsid wsp:val=&quot;003A639A&quot;/&gt;&lt;wsp:rsid wsp:val=&quot;003A7393&quot;/&gt;&lt;wsp:rsid wsp:val=&quot;003B0CD6&quot;/&gt;&lt;wsp:rsid wsp:val=&quot;003B56AF&quot;/&gt;&lt;wsp:rsid wsp:val=&quot;003C7EA6&quot;/&gt;&lt;wsp:rsid wsp:val=&quot;003D0C0A&quot;/&gt;&lt;wsp:rsid wsp:val=&quot;003D5BF9&quot;/&gt;&lt;wsp:rsid wsp:val=&quot;003E399C&quot;/&gt;&lt;wsp:rsid wsp:val=&quot;003F0F8F&quot;/&gt;&lt;wsp:rsid wsp:val=&quot;003F10D2&quot;/&gt;&lt;wsp:rsid wsp:val=&quot;003F3451&quot;/&gt;&lt;wsp:rsid wsp:val=&quot;003F42B0&quot;/&gt;&lt;wsp:rsid wsp:val=&quot;003F5570&quot;/&gt;&lt;wsp:rsid wsp:val=&quot;003F5F74&quot;/&gt;&lt;wsp:rsid wsp:val=&quot;00401534&quot;/&gt;&lt;wsp:rsid wsp:val=&quot;00423B98&quot;/&gt;&lt;wsp:rsid wsp:val=&quot;004259C3&quot;/&gt;&lt;wsp:rsid wsp:val=&quot;00426790&quot;/&gt;&lt;wsp:rsid wsp:val=&quot;00430592&quot;/&gt;&lt;wsp:rsid wsp:val=&quot;004445EE&quot;/&gt;&lt;wsp:rsid wsp:val=&quot;00444CF3&quot;/&gt;&lt;wsp:rsid wsp:val=&quot;0044653F&quot;/&gt;&lt;wsp:rsid wsp:val=&quot;00452126&quot;/&gt;&lt;wsp:rsid wsp:val=&quot;00453488&quot;/&gt;&lt;wsp:rsid wsp:val=&quot;004559C1&quot;/&gt;&lt;wsp:rsid wsp:val=&quot;0045713C&quot;/&gt;&lt;wsp:rsid wsp:val=&quot;00466BD5&quot;/&gt;&lt;wsp:rsid wsp:val=&quot;00466CCB&quot;/&gt;&lt;wsp:rsid wsp:val=&quot;00470CB9&quot;/&gt;&lt;wsp:rsid wsp:val=&quot;00472FDB&quot;/&gt;&lt;wsp:rsid wsp:val=&quot;004759E5&quot;/&gt;&lt;wsp:rsid wsp:val=&quot;00475FFF&quot;/&gt;&lt;wsp:rsid wsp:val=&quot;00477023&quot;/&gt;&lt;wsp:rsid wsp:val=&quot;00481F6A&quot;/&gt;&lt;wsp:rsid wsp:val=&quot;00485A31&quot;/&gt;&lt;wsp:rsid wsp:val=&quot;004963F1&quot;/&gt;&lt;wsp:rsid wsp:val=&quot;004B0CC3&quot;/&gt;&lt;wsp:rsid wsp:val=&quot;004B38E0&quot;/&gt;&lt;wsp:rsid wsp:val=&quot;004C52E9&quot;/&gt;&lt;wsp:rsid wsp:val=&quot;004D6B38&quot;/&gt;&lt;wsp:rsid wsp:val=&quot;004D7D2F&quot;/&gt;&lt;wsp:rsid wsp:val=&quot;004E1CCC&quot;/&gt;&lt;wsp:rsid wsp:val=&quot;004E4469&quot;/&gt;&lt;wsp:rsid wsp:val=&quot;004F088A&quot;/&gt;&lt;wsp:rsid wsp:val=&quot;004F220F&quot;/&gt;&lt;wsp:rsid wsp:val=&quot;004F4438&quot;/&gt;&lt;wsp:rsid wsp:val=&quot;005030A0&quot;/&gt;&lt;wsp:rsid wsp:val=&quot;00505CF2&quot;/&gt;&lt;wsp:rsid wsp:val=&quot;005060C1&quot;/&gt;&lt;wsp:rsid wsp:val=&quot;00507371&quot;/&gt;&lt;wsp:rsid wsp:val=&quot;00521F7C&quot;/&gt;&lt;wsp:rsid wsp:val=&quot;00523A61&quot;/&gt;&lt;wsp:rsid wsp:val=&quot;005251E9&quot;/&gt;&lt;wsp:rsid wsp:val=&quot;005275BF&quot;/&gt;&lt;wsp:rsid wsp:val=&quot;00540A04&quot;/&gt;&lt;wsp:rsid wsp:val=&quot;005444D2&quot;/&gt;&lt;wsp:rsid wsp:val=&quot;00550CA4&quot;/&gt;&lt;wsp:rsid wsp:val=&quot;00552AC9&quot;/&gt;&lt;wsp:rsid wsp:val=&quot;00553B46&quot;/&gt;&lt;wsp:rsid wsp:val=&quot;005619DB&quot;/&gt;&lt;wsp:rsid wsp:val=&quot;0056618B&quot;/&gt;&lt;wsp:rsid wsp:val=&quot;00576F73&quot;/&gt;&lt;wsp:rsid wsp:val=&quot;005913E4&quot;/&gt;&lt;wsp:rsid wsp:val=&quot;00593EE0&quot;/&gt;&lt;wsp:rsid wsp:val=&quot;0059682E&quot;/&gt;&lt;wsp:rsid wsp:val=&quot;005974B2&quot;/&gt;&lt;wsp:rsid wsp:val=&quot;005A646F&quot;/&gt;&lt;wsp:rsid wsp:val=&quot;005B016B&quot;/&gt;&lt;wsp:rsid wsp:val=&quot;005B2FE8&quot;/&gt;&lt;wsp:rsid wsp:val=&quot;005C21CD&quot;/&gt;&lt;wsp:rsid wsp:val=&quot;005C3AB7&quot;/&gt;&lt;wsp:rsid wsp:val=&quot;005C3D63&quot;/&gt;&lt;wsp:rsid wsp:val=&quot;005C7C31&quot;/&gt;&lt;wsp:rsid wsp:val=&quot;005D27CC&quot;/&gt;&lt;wsp:rsid wsp:val=&quot;005D34FE&quot;/&gt;&lt;wsp:rsid wsp:val=&quot;005D4C1A&quot;/&gt;&lt;wsp:rsid wsp:val=&quot;005D6E0B&quot;/&gt;&lt;wsp:rsid wsp:val=&quot;005D73C4&quot;/&gt;&lt;wsp:rsid wsp:val=&quot;005E1677&quot;/&gt;&lt;wsp:rsid wsp:val=&quot;005E5F3C&quot;/&gt;&lt;wsp:rsid wsp:val=&quot;005E756A&quot;/&gt;&lt;wsp:rsid wsp:val=&quot;005F086A&quot;/&gt;&lt;wsp:rsid wsp:val=&quot;005F47EF&quot;/&gt;&lt;wsp:rsid wsp:val=&quot;006050B7&quot;/&gt;&lt;wsp:rsid wsp:val=&quot;006100BB&quot;/&gt;&lt;wsp:rsid wsp:val=&quot;00610BBB&quot;/&gt;&lt;wsp:rsid wsp:val=&quot;006149CB&quot;/&gt;&lt;wsp:rsid wsp:val=&quot;00616977&quot;/&gt;&lt;wsp:rsid wsp:val=&quot;00620374&quot;/&gt;&lt;wsp:rsid wsp:val=&quot;006267E5&quot;/&gt;&lt;wsp:rsid wsp:val=&quot;00627960&quot;/&gt;&lt;wsp:rsid wsp:val=&quot;00630354&quot;/&gt;&lt;wsp:rsid wsp:val=&quot;00630A7F&quot;/&gt;&lt;wsp:rsid wsp:val=&quot;006348A2&quot;/&gt;&lt;wsp:rsid wsp:val=&quot;00660484&quot;/&gt;&lt;wsp:rsid wsp:val=&quot;00666925&quot;/&gt;&lt;wsp:rsid wsp:val=&quot;0066696E&quot;/&gt;&lt;wsp:rsid wsp:val=&quot;00672148&quot;/&gt;&lt;wsp:rsid wsp:val=&quot;00674F02&quot;/&gt;&lt;wsp:rsid wsp:val=&quot;00683589&quot;/&gt;&lt;wsp:rsid wsp:val=&quot;00692F2D&quot;/&gt;&lt;wsp:rsid wsp:val=&quot;00695DB3&quot;/&gt;&lt;wsp:rsid wsp:val=&quot;00696A4B&quot;/&gt;&lt;wsp:rsid wsp:val=&quot;006D4B8B&quot;/&gt;&lt;wsp:rsid wsp:val=&quot;006D5F14&quot;/&gt;&lt;wsp:rsid wsp:val=&quot;0070086F&quot;/&gt;&lt;wsp:rsid wsp:val=&quot;00705634&quot;/&gt;&lt;wsp:rsid wsp:val=&quot;007067BA&quot;/&gt;&lt;wsp:rsid wsp:val=&quot;00714F33&quot;/&gt;&lt;wsp:rsid wsp:val=&quot;0071679F&quot;/&gt;&lt;wsp:rsid wsp:val=&quot;00717504&quot;/&gt;&lt;wsp:rsid wsp:val=&quot;007231F6&quot;/&gt;&lt;wsp:rsid wsp:val=&quot;00733B95&quot;/&gt;&lt;wsp:rsid wsp:val=&quot;0073621B&quot;/&gt;&lt;wsp:rsid wsp:val=&quot;007424F3&quot;/&gt;&lt;wsp:rsid wsp:val=&quot;00742C3E&quot;/&gt;&lt;wsp:rsid wsp:val=&quot;00745A66&quot;/&gt;&lt;wsp:rsid wsp:val=&quot;00746ED1&quot;/&gt;&lt;wsp:rsid wsp:val=&quot;007502C5&quot;/&gt;&lt;wsp:rsid wsp:val=&quot;0075623B&quot;/&gt;&lt;wsp:rsid wsp:val=&quot;00762280&quot;/&gt;&lt;wsp:rsid wsp:val=&quot;007646E2&quot;/&gt;&lt;wsp:rsid wsp:val=&quot;0077264F&quot;/&gt;&lt;wsp:rsid wsp:val=&quot;007B06BB&quot;/&gt;&lt;wsp:rsid wsp:val=&quot;007B125F&quot;/&gt;&lt;wsp:rsid wsp:val=&quot;007B1270&quot;/&gt;&lt;wsp:rsid wsp:val=&quot;007B359A&quot;/&gt;&lt;wsp:rsid wsp:val=&quot;007B5E01&quot;/&gt;&lt;wsp:rsid wsp:val=&quot;007C2D18&quot;/&gt;&lt;wsp:rsid wsp:val=&quot;007C5AC0&quot;/&gt;&lt;wsp:rsid wsp:val=&quot;007D18FC&quot;/&gt;&lt;wsp:rsid wsp:val=&quot;007E4570&quot;/&gt;&lt;wsp:rsid wsp:val=&quot;007F3E0A&quot;/&gt;&lt;wsp:rsid wsp:val=&quot;007F4553&quot;/&gt;&lt;wsp:rsid wsp:val=&quot;00803D40&quot;/&gt;&lt;wsp:rsid wsp:val=&quot;008041CD&quot;/&gt;&lt;wsp:rsid wsp:val=&quot;008106D5&quot;/&gt;&lt;wsp:rsid wsp:val=&quot;00812A2E&quot;/&gt;&lt;wsp:rsid wsp:val=&quot;00814F89&quot;/&gt;&lt;wsp:rsid wsp:val=&quot;00826210&quot;/&gt;&lt;wsp:rsid wsp:val=&quot;0082739F&quot;/&gt;&lt;wsp:rsid wsp:val=&quot;0082757B&quot;/&gt;&lt;wsp:rsid wsp:val=&quot;008321BC&quot;/&gt;&lt;wsp:rsid wsp:val=&quot;0084149E&quot;/&gt;&lt;wsp:rsid wsp:val=&quot;008461BB&quot;/&gt;&lt;wsp:rsid wsp:val=&quot;00867297&quot;/&gt;&lt;wsp:rsid wsp:val=&quot;00873C69&quot;/&gt;&lt;wsp:rsid wsp:val=&quot;008740F9&quot;/&gt;&lt;wsp:rsid wsp:val=&quot;00874DAC&quot;/&gt;&lt;wsp:rsid wsp:val=&quot;008943CF&quot;/&gt;&lt;wsp:rsid wsp:val=&quot;00897827&quot;/&gt;&lt;wsp:rsid wsp:val=&quot;008B29B1&quot;/&gt;&lt;wsp:rsid wsp:val=&quot;008B4ADC&quot;/&gt;&lt;wsp:rsid wsp:val=&quot;008B7E6A&quot;/&gt;&lt;wsp:rsid wsp:val=&quot;008C0502&quot;/&gt;&lt;wsp:rsid wsp:val=&quot;008C1D49&quot;/&gt;&lt;wsp:rsid wsp:val=&quot;008D1EE9&quot;/&gt;&lt;wsp:rsid wsp:val=&quot;008D210D&quot;/&gt;&lt;wsp:rsid wsp:val=&quot;008E1E3C&quot;/&gt;&lt;wsp:rsid wsp:val=&quot;008E409E&quot;/&gt;&lt;wsp:rsid wsp:val=&quot;008E680D&quot;/&gt;&lt;wsp:rsid wsp:val=&quot;008E76C6&quot;/&gt;&lt;wsp:rsid wsp:val=&quot;008F20B2&quot;/&gt;&lt;wsp:rsid wsp:val=&quot;008F3070&quot;/&gt;&lt;wsp:rsid wsp:val=&quot;008F7AD3&quot;/&gt;&lt;wsp:rsid wsp:val=&quot;00911087&quot;/&gt;&lt;wsp:rsid wsp:val=&quot;00912471&quot;/&gt;&lt;wsp:rsid wsp:val=&quot;009124C6&quot;/&gt;&lt;wsp:rsid wsp:val=&quot;00914211&quot;/&gt;&lt;wsp:rsid wsp:val=&quot;00916A02&quot;/&gt;&lt;wsp:rsid wsp:val=&quot;00922BCD&quot;/&gt;&lt;wsp:rsid wsp:val=&quot;009246E7&quot;/&gt;&lt;wsp:rsid wsp:val=&quot;00931851&quot;/&gt;&lt;wsp:rsid wsp:val=&quot;00940DC3&quot;/&gt;&lt;wsp:rsid wsp:val=&quot;00944B78&quot;/&gt;&lt;wsp:rsid wsp:val=&quot;00944DD2&quot;/&gt;&lt;wsp:rsid wsp:val=&quot;0094502F&quot;/&gt;&lt;wsp:rsid wsp:val=&quot;009521B0&quot;/&gt;&lt;wsp:rsid wsp:val=&quot;00964FDA&quot;/&gt;&lt;wsp:rsid wsp:val=&quot;00967E9E&quot;/&gt;&lt;wsp:rsid wsp:val=&quot;0098119B&quot;/&gt;&lt;wsp:rsid wsp:val=&quot;009828EF&quot;/&gt;&lt;wsp:rsid wsp:val=&quot;009943D5&quot;/&gt;&lt;wsp:rsid wsp:val=&quot;009A5231&quot;/&gt;&lt;wsp:rsid wsp:val=&quot;009A60FF&quot;/&gt;&lt;wsp:rsid wsp:val=&quot;009B6115&quot;/&gt;&lt;wsp:rsid wsp:val=&quot;009B783B&quot;/&gt;&lt;wsp:rsid wsp:val=&quot;009C16FE&quot;/&gt;&lt;wsp:rsid wsp:val=&quot;009C1ED3&quot;/&gt;&lt;wsp:rsid wsp:val=&quot;009D0F4C&quot;/&gt;&lt;wsp:rsid wsp:val=&quot;009D596F&quot;/&gt;&lt;wsp:rsid wsp:val=&quot;009E22C6&quot;/&gt;&lt;wsp:rsid wsp:val=&quot;009F1D97&quot;/&gt;&lt;wsp:rsid wsp:val=&quot;009F3FC2&quot;/&gt;&lt;wsp:rsid wsp:val=&quot;009F67C3&quot;/&gt;&lt;wsp:rsid wsp:val=&quot;009F7EC0&quot;/&gt;&lt;wsp:rsid wsp:val=&quot;00A174F4&quot;/&gt;&lt;wsp:rsid wsp:val=&quot;00A3232E&quot;/&gt;&lt;wsp:rsid wsp:val=&quot;00A36A98&quot;/&gt;&lt;wsp:rsid wsp:val=&quot;00A409EE&quot;/&gt;&lt;wsp:rsid wsp:val=&quot;00A417AE&quot;/&gt;&lt;wsp:rsid wsp:val=&quot;00A47657&quot;/&gt;&lt;wsp:rsid wsp:val=&quot;00A52B15&quot;/&gt;&lt;wsp:rsid wsp:val=&quot;00A57D23&quot;/&gt;&lt;wsp:rsid wsp:val=&quot;00A6067B&quot;/&gt;&lt;wsp:rsid wsp:val=&quot;00A62E66&quot;/&gt;&lt;wsp:rsid wsp:val=&quot;00A71B83&quot;/&gt;&lt;wsp:rsid wsp:val=&quot;00A76388&quot;/&gt;&lt;wsp:rsid wsp:val=&quot;00A7745F&quot;/&gt;&lt;wsp:rsid wsp:val=&quot;00A84F2E&quot;/&gt;&lt;wsp:rsid wsp:val=&quot;00A8792B&quot;/&gt;&lt;wsp:rsid wsp:val=&quot;00A941B4&quot;/&gt;&lt;wsp:rsid wsp:val=&quot;00A97DDB&quot;/&gt;&lt;wsp:rsid wsp:val=&quot;00AA732A&quot;/&gt;&lt;wsp:rsid wsp:val=&quot;00AC2974&quot;/&gt;&lt;wsp:rsid wsp:val=&quot;00AC2D1E&quot;/&gt;&lt;wsp:rsid wsp:val=&quot;00AC61BE&quot;/&gt;&lt;wsp:rsid wsp:val=&quot;00AC66F4&quot;/&gt;&lt;wsp:rsid wsp:val=&quot;00AE01D6&quot;/&gt;&lt;wsp:rsid wsp:val=&quot;00AE3B5F&quot;/&gt;&lt;wsp:rsid wsp:val=&quot;00AE5FAA&quot;/&gt;&lt;wsp:rsid wsp:val=&quot;00AF7B8C&quot;/&gt;&lt;wsp:rsid wsp:val=&quot;00B01D04&quot;/&gt;&lt;wsp:rsid wsp:val=&quot;00B01E8D&quot;/&gt;&lt;wsp:rsid wsp:val=&quot;00B05E9F&quot;/&gt;&lt;wsp:rsid wsp:val=&quot;00B10924&quot;/&gt;&lt;wsp:rsid wsp:val=&quot;00B1280F&quot;/&gt;&lt;wsp:rsid wsp:val=&quot;00B13497&quot;/&gt;&lt;wsp:rsid wsp:val=&quot;00B21005&quot;/&gt;&lt;wsp:rsid wsp:val=&quot;00B24A79&quot;/&gt;&lt;wsp:rsid wsp:val=&quot;00B349C7&quot;/&gt;&lt;wsp:rsid wsp:val=&quot;00B40640&quot;/&gt;&lt;wsp:rsid wsp:val=&quot;00B42704&quot;/&gt;&lt;wsp:rsid wsp:val=&quot;00B47538&quot;/&gt;&lt;wsp:rsid wsp:val=&quot;00B47FDB&quot;/&gt;&lt;wsp:rsid wsp:val=&quot;00B50C83&quot;/&gt;&lt;wsp:rsid wsp:val=&quot;00B51C18&quot;/&gt;&lt;wsp:rsid wsp:val=&quot;00B574CE&quot;/&gt;&lt;wsp:rsid wsp:val=&quot;00B60350&quot;/&gt;&lt;wsp:rsid wsp:val=&quot;00B60F2C&quot;/&gt;&lt;wsp:rsid wsp:val=&quot;00B614CB&quot;/&gt;&lt;wsp:rsid wsp:val=&quot;00B6236F&quot;/&gt;&lt;wsp:rsid wsp:val=&quot;00B725EB&quot;/&gt;&lt;wsp:rsid wsp:val=&quot;00B75C00&quot;/&gt;&lt;wsp:rsid wsp:val=&quot;00B85C85&quot;/&gt;&lt;wsp:rsid wsp:val=&quot;00B877B8&quot;/&gt;&lt;wsp:rsid wsp:val=&quot;00B96068&quot;/&gt;&lt;wsp:rsid wsp:val=&quot;00BA1F4C&quot;/&gt;&lt;wsp:rsid wsp:val=&quot;00BA2CB8&quot;/&gt;&lt;wsp:rsid wsp:val=&quot;00BA4B27&quot;/&gt;&lt;wsp:rsid wsp:val=&quot;00BA7DE1&quot;/&gt;&lt;wsp:rsid wsp:val=&quot;00BB0F44&quot;/&gt;&lt;wsp:rsid wsp:val=&quot;00BB3AA5&quot;/&gt;&lt;wsp:rsid wsp:val=&quot;00BC03E9&quot;/&gt;&lt;wsp:rsid wsp:val=&quot;00BC6029&quot;/&gt;&lt;wsp:rsid wsp:val=&quot;00BD7149&quot;/&gt;&lt;wsp:rsid wsp:val=&quot;00BE1443&quot;/&gt;&lt;wsp:rsid wsp:val=&quot;00BE1990&quot;/&gt;&lt;wsp:rsid wsp:val=&quot;00BE23D5&quot;/&gt;&lt;wsp:rsid wsp:val=&quot;00BF0062&quot;/&gt;&lt;wsp:rsid wsp:val=&quot;00C02818&quot;/&gt;&lt;wsp:rsid wsp:val=&quot;00C11695&quot;/&gt;&lt;wsp:rsid wsp:val=&quot;00C165EF&quot;/&gt;&lt;wsp:rsid wsp:val=&quot;00C20BBD&quot;/&gt;&lt;wsp:rsid wsp:val=&quot;00C20D2C&quot;/&gt;&lt;wsp:rsid wsp:val=&quot;00C372B8&quot;/&gt;&lt;wsp:rsid wsp:val=&quot;00C40493&quot;/&gt;&lt;wsp:rsid wsp:val=&quot;00C435F2&quot;/&gt;&lt;wsp:rsid wsp:val=&quot;00C446FA&quot;/&gt;&lt;wsp:rsid wsp:val=&quot;00C46AB7&quot;/&gt;&lt;wsp:rsid wsp:val=&quot;00C47084&quot;/&gt;&lt;wsp:rsid wsp:val=&quot;00C47155&quot;/&gt;&lt;wsp:rsid wsp:val=&quot;00C54CBA&quot;/&gt;&lt;wsp:rsid wsp:val=&quot;00C650DD&quot;/&gt;&lt;wsp:rsid wsp:val=&quot;00C714A9&quot;/&gt;&lt;wsp:rsid wsp:val=&quot;00C7366E&quot;/&gt;&lt;wsp:rsid wsp:val=&quot;00C8717E&quot;/&gt;&lt;wsp:rsid wsp:val=&quot;00C93B32&quot;/&gt;&lt;wsp:rsid wsp:val=&quot;00CB61CC&quot;/&gt;&lt;wsp:rsid wsp:val=&quot;00CC1BA4&quot;/&gt;&lt;wsp:rsid wsp:val=&quot;00CC36DA&quot;/&gt;&lt;wsp:rsid wsp:val=&quot;00CC664E&quot;/&gt;&lt;wsp:rsid wsp:val=&quot;00CC75E7&quot;/&gt;&lt;wsp:rsid wsp:val=&quot;00CD0591&quot;/&gt;&lt;wsp:rsid wsp:val=&quot;00CD2517&quot;/&gt;&lt;wsp:rsid wsp:val=&quot;00CD2B80&quot;/&gt;&lt;wsp:rsid wsp:val=&quot;00CD7723&quot;/&gt;&lt;wsp:rsid wsp:val=&quot;00CF6702&quot;/&gt;&lt;wsp:rsid wsp:val=&quot;00D028D3&quot;/&gt;&lt;wsp:rsid wsp:val=&quot;00D070FD&quot;/&gt;&lt;wsp:rsid wsp:val=&quot;00D11841&quot;/&gt;&lt;wsp:rsid wsp:val=&quot;00D13F40&quot;/&gt;&lt;wsp:rsid wsp:val=&quot;00D21DFB&quot;/&gt;&lt;wsp:rsid wsp:val=&quot;00D21E1C&quot;/&gt;&lt;wsp:rsid wsp:val=&quot;00D24114&quot;/&gt;&lt;wsp:rsid wsp:val=&quot;00D26B32&quot;/&gt;&lt;wsp:rsid wsp:val=&quot;00D326DE&quot;/&gt;&lt;wsp:rsid wsp:val=&quot;00D34FE3&quot;/&gt;&lt;wsp:rsid wsp:val=&quot;00D4026E&quot;/&gt;&lt;wsp:rsid wsp:val=&quot;00D443A1&quot;/&gt;&lt;wsp:rsid wsp:val=&quot;00D445BE&quot;/&gt;&lt;wsp:rsid wsp:val=&quot;00D51306&quot;/&gt;&lt;wsp:rsid wsp:val=&quot;00D52A38&quot;/&gt;&lt;wsp:rsid wsp:val=&quot;00D57661&quot;/&gt;&lt;wsp:rsid wsp:val=&quot;00D63DFB&quot;/&gt;&lt;wsp:rsid wsp:val=&quot;00D67603&quot;/&gt;&lt;wsp:rsid wsp:val=&quot;00D70552&quot;/&gt;&lt;wsp:rsid wsp:val=&quot;00D93A03&quot;/&gt;&lt;wsp:rsid wsp:val=&quot;00D962EF&quot;/&gt;&lt;wsp:rsid wsp:val=&quot;00D96E9E&quot;/&gt;&lt;wsp:rsid wsp:val=&quot;00D972CC&quot;/&gt;&lt;wsp:rsid wsp:val=&quot;00D97DEB&quot;/&gt;&lt;wsp:rsid wsp:val=&quot;00DA1FD8&quot;/&gt;&lt;wsp:rsid wsp:val=&quot;00DA401F&quot;/&gt;&lt;wsp:rsid wsp:val=&quot;00DA48C1&quot;/&gt;&lt;wsp:rsid wsp:val=&quot;00DA7838&quot;/&gt;&lt;wsp:rsid wsp:val=&quot;00DA7B7D&quot;/&gt;&lt;wsp:rsid wsp:val=&quot;00DB73B5&quot;/&gt;&lt;wsp:rsid wsp:val=&quot;00DC100A&quot;/&gt;&lt;wsp:rsid wsp:val=&quot;00DC5F7A&quot;/&gt;&lt;wsp:rsid wsp:val=&quot;00DC7FF1&quot;/&gt;&lt;wsp:rsid wsp:val=&quot;00DD2B25&quot;/&gt;&lt;wsp:rsid wsp:val=&quot;00DE10FA&quot;/&gt;&lt;wsp:rsid wsp:val=&quot;00DE6908&quot;/&gt;&lt;wsp:rsid wsp:val=&quot;00DF1EA9&quot;/&gt;&lt;wsp:rsid wsp:val=&quot;00DF6C13&quot;/&gt;&lt;wsp:rsid wsp:val=&quot;00E00102&quot;/&gt;&lt;wsp:rsid wsp:val=&quot;00E00787&quot;/&gt;&lt;wsp:rsid wsp:val=&quot;00E063A5&quot;/&gt;&lt;wsp:rsid wsp:val=&quot;00E15F21&quot;/&gt;&lt;wsp:rsid wsp:val=&quot;00E20FA8&quot;/&gt;&lt;wsp:rsid wsp:val=&quot;00E2192E&quot;/&gt;&lt;wsp:rsid wsp:val=&quot;00E27E79&quot;/&gt;&lt;wsp:rsid wsp:val=&quot;00E342D1&quot;/&gt;&lt;wsp:rsid wsp:val=&quot;00E43F81&quot;/&gt;&lt;wsp:rsid wsp:val=&quot;00E46595&quot;/&gt;&lt;wsp:rsid wsp:val=&quot;00E4782D&quot;/&gt;&lt;wsp:rsid wsp:val=&quot;00E566D5&quot;/&gt;&lt;wsp:rsid wsp:val=&quot;00E64666&quot;/&gt;&lt;wsp:rsid wsp:val=&quot;00E65D82&quot;/&gt;&lt;wsp:rsid wsp:val=&quot;00E7640C&quot;/&gt;&lt;wsp:rsid wsp:val=&quot;00E8012D&quot;/&gt;&lt;wsp:rsid wsp:val=&quot;00E93039&quot;/&gt;&lt;wsp:rsid wsp:val=&quot;00E93FDD&quot;/&gt;&lt;wsp:rsid wsp:val=&quot;00E94434&quot;/&gt;&lt;wsp:rsid wsp:val=&quot;00E959DC&quot;/&gt;&lt;wsp:rsid wsp:val=&quot;00EA72C8&quot;/&gt;&lt;wsp:rsid wsp:val=&quot;00EB005D&quot;/&gt;&lt;wsp:rsid wsp:val=&quot;00EB5214&quot;/&gt;&lt;wsp:rsid wsp:val=&quot;00EB5C2D&quot;/&gt;&lt;wsp:rsid wsp:val=&quot;00EC1304&quot;/&gt;&lt;wsp:rsid wsp:val=&quot;00EC2FD3&quot;/&gt;&lt;wsp:rsid wsp:val=&quot;00EC5F71&quot;/&gt;&lt;wsp:rsid wsp:val=&quot;00ED1CF3&quot;/&gt;&lt;wsp:rsid wsp:val=&quot;00ED7703&quot;/&gt;&lt;wsp:rsid wsp:val=&quot;00ED7FD9&quot;/&gt;&lt;wsp:rsid wsp:val=&quot;00EE0781&quot;/&gt;&lt;wsp:rsid wsp:val=&quot;00EE3337&quot;/&gt;&lt;wsp:rsid wsp:val=&quot;00F17BFC&quot;/&gt;&lt;wsp:rsid wsp:val=&quot;00F3131B&quot;/&gt;&lt;wsp:rsid wsp:val=&quot;00F315B6&quot;/&gt;&lt;wsp:rsid wsp:val=&quot;00F43109&quot;/&gt;&lt;wsp:rsid wsp:val=&quot;00F5321E&quot;/&gt;&lt;wsp:rsid wsp:val=&quot;00F5487B&quot;/&gt;&lt;wsp:rsid wsp:val=&quot;00F54BC4&quot;/&gt;&lt;wsp:rsid wsp:val=&quot;00F56155&quot;/&gt;&lt;wsp:rsid wsp:val=&quot;00F5796B&quot;/&gt;&lt;wsp:rsid wsp:val=&quot;00F61B55&quot;/&gt;&lt;wsp:rsid wsp:val=&quot;00F63E08&quot;/&gt;&lt;wsp:rsid wsp:val=&quot;00F652EC&quot;/&gt;&lt;wsp:rsid wsp:val=&quot;00F714E3&quot;/&gt;&lt;wsp:rsid wsp:val=&quot;00F90415&quot;/&gt;&lt;wsp:rsid wsp:val=&quot;00F933D4&quot;/&gt;&lt;wsp:rsid wsp:val=&quot;00FA6999&quot;/&gt;&lt;wsp:rsid wsp:val=&quot;00FB25EF&quot;/&gt;&lt;wsp:rsid wsp:val=&quot;00FC6B2C&quot;/&gt;&lt;wsp:rsid wsp:val=&quot;00FC7C45&quot;/&gt;&lt;wsp:rsid wsp:val=&quot;00FD25F0&quot;/&gt;&lt;wsp:rsid wsp:val=&quot;00FD3F21&quot;/&gt;&lt;wsp:rsid wsp:val=&quot;00FD639E&quot;/&gt;&lt;wsp:rsid wsp:val=&quot;00FD646C&quot;/&gt;&lt;wsp:rsid wsp:val=&quot;00FE1BFA&quot;/&gt;&lt;wsp:rsid wsp:val=&quot;00FF6ECE&quot;/&gt;&lt;/wsp:rsids&gt;&lt;/w:docPr&gt;&lt;w:body&gt;&lt;wx:sect&gt;&lt;w:p wsp:rsidR=&quot;00000000&quot; wsp:rsidRDefault=&quot;00282BBB&quot; wsp:rsidP=&quot;00282BBB&quot;&gt;&lt;m:oMathPara&gt;&lt;m:oMath&gt;&lt;m:r&gt;&lt;m:rPr&gt;&lt;m:nor/&gt;&lt;/m:rPr&gt;&lt;w:rPr&gt;&lt;w:color w:val=&quot;262626&quot;/&gt;&lt;w:kern w:val=&quot;24&quot;/&gt;&lt;w:sz-cs w:val=&quot;28&quot;/&gt;&lt;w:lang w:val=&quot;EN-US&quot;/&gt;&lt;/w:rPr&gt;&lt;m:t&gt;x&lt;/m:t&gt;&lt;/m:r&gt;&lt;m:r&gt;&lt;m:rPr&gt;&lt;m:nor/&gt;&lt;/m:rPr&gt;&lt;w:rPr&gt;&lt;w:rFonts w:ascii=&quot;Cambria Math&quot;/&gt;&lt;wx:font wx:val=&quot;Cambria Math&quot;/&gt;&lt;w:color w:val=&quot;262626&quot;/&gt;&lt;w:kern w:val=&quot;24&quot;/&gt;&lt;w:sz-cs w:val=&quot;28&quot;/&gt;&lt;/w:rPr&gt;&lt;m:t&gt;, &lt;/m:t&gt;&lt;/m:r&gt;&lt;m:r&gt;&lt;m:rPr&gt;&lt;m:nor/&gt;&lt;/m:rPr&gt;&lt;w:rPr&gt;&lt;w:color w:val=&quot;262626&quot;/&gt;&lt;w:kern w:val=&quot;24&quot;/&gt;&lt;w:sz-cs w:val=&quot;28&quot;/&gt;&lt;w:lang w:val=&quot;EN-US&quot;/&gt;&lt;/w:rPr&gt;&lt;m:t&gt;y&lt;/m:t&gt;&lt;/m:r&gt;&lt;m:r&gt;&lt;m:rPr&gt;&lt;m:nor/&gt;&lt;/m:rPr&gt;&lt;w:rPr&gt;&lt;w:rFonts w:ascii=&quot;Cambria Math&quot;/&gt;&lt;wx:font wx:val=&quot;Cambria Math&quot;/&gt;&lt;w:color w:val=&quot;262626&quot;/&gt;&lt;w:kern w:val=&quot;24&quot;/&gt;&lt;w:sz-cs w:val=&quot;28&quot;/&gt;&lt;/w:rPr&gt;&lt;m:t&gt; &lt;/m:t&gt;&lt;/m:r&gt;&lt;m:r&gt;&lt;m:rPr&gt;&lt;m:nor/&gt;&lt;/m:rPr&gt;&lt;w:rPr&gt;&lt;w:rFonts w:ascii=&quot;Cambria Math&quot;/&gt;&lt;w:color w:val=&quot;262626&quot;/&gt;&lt;w:kern w:val=&quot;24&quot;/&gt;&lt;w:sz-cs w:val=&quot;28&quot;/&gt;&lt;/w:rPr&gt;&lt;m:t&gt;Рё&lt;/m:t&gt;&lt;/m:r&gt;&lt;m:r&gt;&lt;m:rPr&gt;&lt;m:nor/&gt;&lt;/m:rPr&gt;&lt;w:rPr&gt;&lt;w:rFonts w:ascii=&quot;Cambria Math&quot;/&gt;&lt;wx:font wx:val=&quot;Cambria Math&quot;/&gt;&lt;w:color w:val=&quot;262626&quot;/&gt;&lt;w:kern w:val=&quot;24&quot;/&gt;&lt;w:sz-cs w:val=&quot;28&quot;/&gt;&lt;/w:rPr&gt;&lt;m:t&gt; &lt;/m:t&gt;&lt;/m:r&gt;&lt;m:r&gt;&lt;m:rPr&gt;&lt;m:nor/&gt;&lt;/m:rPr&gt;&lt;w:rPr&gt;&lt;w:color w:val=&quot;262626&quot;/&gt;&lt;w:kern w:val=&quot;24&quot;/&gt;&lt;w:sz-cs w:val=&quot;28&quot;/&gt;&lt;w:lang w:val=&quot;EN-US&quot;/&gt;&lt;/w:rPr&gt;&lt;m:t&gt;z&lt;/m:t&gt;&lt;/m:r&gt;&lt;/m:oMath&gt;&lt;/m:oMathPara&gt;&lt;/w:p&gt;&lt;w:sectPr wsp:rsidR=&quot;00000000&quot;&gt;&lt;w:pgSz w:w=&quot;12240&quot; w:h=&quot;15840&quot;/&gt;&lt;w:pgMar w:top=&quot;1134&quot; w:right=&quot;850&quot; w:bottom=&quot;1134&quot; w:left=&quot;1701&quot; w:header=&quot;720&quot; w:footer=&quot;720&quot; w:gutter=&quot;0&quot;/&gt;&lt;w:cols w:space=&quot;720&quot;/&gt;&lt;/w:sectPr&gt;&lt;/wx:sect&gt;&lt;/w:body&gt;&lt;/w:wordDocument&gt;">
             <v:imagedata r:id="rId18" o:title="" chromakey="white"/>
           </v:shape>
         </w:pict>
@@ -27360,7 +27100,7 @@
           <w:position w:val="-12"/>
         </w:rPr>
         <w:pict>
-          <v:shape id="_x0000_i1039" type="#_x0000_t75" style="width:39.75pt;height:18.7pt" equationxml="&lt;?xml version=&quot;1.0&quot; encoding=&quot;UTF-8&quot; standalone=&quot;yes&quot;?&gt;&#10;&lt;?mso-application progid=&quot;Word.Document&quot;?&gt;&#10;&lt;w:wordDocument xmlns:aml=&quot;http://schemas.microsoft.com/aml/2001/core&quot; xmlns:wpc=&quot;http://schemas.microsoft.com/office/word/2010/wordprocessingCanvas&quot; xmlns:dt=&quot;uuid:C2F41010-65B3-11d1-A29F-00AA00C14882&quot; xmlns:mc=&quot;http://schemas.openxmlformats.org/markup-compatibility/2006&quot; xmlns:o=&quot;urn:schemas-microsoft-com:office:office&quot; xmlns:m=&quot;http://schemas.openxmlformats.org/officeDocument/2006/math&quot; xmlns:v=&quot;urn:schemas-microsoft-com:vml&quot; xmlns:w10=&quot;urn:schemas-microsoft-com:office:word&quot; xmlns:w=&quot;http://schemas.microsoft.com/office/word/2003/wordml&quot; xmlns:wx=&quot;http://schemas.microsoft.com/office/word/2003/auxHint&quot; xmlns:wne=&quot;http://schemas.microsoft.com/office/word/2006/wordml&quot; xmlns:wsp=&quot;http://schemas.microsoft.com/office/word/2003/wordml/sp2&quot; xmlns:sl=&quot;http://schemas.microsoft.com/schemaLibrary/2003/core&quot; w:macrosPresent=&quot;no&quot; w:embeddedObjPresent=&quot;no&quot; w:ocxPresent=&quot;no&quot; xml:space=&quot;preserve&quot;&gt;&lt;w:ignoreSubtree w:val=&quot;http://schemas.microsoft.com/office/word/2003/wordml/sp2&quot;/&gt;&lt;o:DocumentProperties&gt;&lt;o:Version&gt;15&lt;/o:Version&gt;&lt;/o:DocumentProperties&gt;&lt;w:docPr&gt;&lt;w:view w:val=&quot;print&quot;/&gt;&lt;w:zoom w:percent=&quot;100&quot;/&gt;&lt;w:doNotEmbedSystemFonts/&gt;&lt;w:activeWritingStyle w:lang=&quot;RU&quot; w:vendorID=&quot;64&quot; w:dllVersion=&quot;131078&quot; w:nlCheck=&quot;on&quot; w:optionSet=&quot;0&quot;/&gt;&lt;w:activeWritingStyle w:lang=&quot;EN-US&quot; w:vendorID=&quot;64&quot; w:dllVersion=&quot;131078&quot; w:nlCheck=&quot;on&quot; w:optionSet=&quot;1&quot;/&gt;&lt;w:defaultTabStop w:val=&quot;709&quot;/&gt;&lt;w:punctuationKerning/&gt;&lt;w:characterSpacingControl w:val=&quot;DontCompress&quot;/&gt;&lt;w:optimizeForBrowser/&gt;&lt;w:relyOnVML/&gt;&lt;w:allowPNG/&gt;&lt;w:targetScreenSz w:val=&quot;800x600&quot;/&gt;&lt;w:validateAgainstSchema/&gt;&lt;w:saveInvalidXML w:val=&quot;off&quot;/&gt;&lt;w:ignoreMixedContent w:val=&quot;off&quot;/&gt;&lt;w:alwaysShowPlaceholderText w:val=&quot;off&quot;/&gt;&lt;w:compat&gt;&lt;w:breakWrappedTables/&gt;&lt;w:snapToGridInCell/&gt;&lt;w:wrapTextWithPunct/&gt;&lt;w:useAsianBreakRules/&gt;&lt;w:dontGrowAutofit/&gt;&lt;/w:compat&gt;&lt;wsp:rsids&gt;&lt;wsp:rsidRoot wsp:val=&quot;00F17BFC&quot;/&gt;&lt;wsp:rsid wsp:val=&quot;000015FE&quot;/&gt;&lt;wsp:rsid wsp:val=&quot;000020AD&quot;/&gt;&lt;wsp:rsid wsp:val=&quot;0000523D&quot;/&gt;&lt;wsp:rsid wsp:val=&quot;000130FB&quot;/&gt;&lt;wsp:rsid wsp:val=&quot;0001367F&quot;/&gt;&lt;wsp:rsid wsp:val=&quot;000155E8&quot;/&gt;&lt;wsp:rsid wsp:val=&quot;00025215&quot;/&gt;&lt;wsp:rsid wsp:val=&quot;000253B2&quot;/&gt;&lt;wsp:rsid wsp:val=&quot;00031C8A&quot;/&gt;&lt;wsp:rsid wsp:val=&quot;000363F4&quot;/&gt;&lt;wsp:rsid wsp:val=&quot;00037091&quot;/&gt;&lt;wsp:rsid wsp:val=&quot;00053D23&quot;/&gt;&lt;wsp:rsid wsp:val=&quot;00055BF9&quot;/&gt;&lt;wsp:rsid wsp:val=&quot;00071A86&quot;/&gt;&lt;wsp:rsid wsp:val=&quot;00075412&quot;/&gt;&lt;wsp:rsid wsp:val=&quot;00082343&quot;/&gt;&lt;wsp:rsid wsp:val=&quot;00086438&quot;/&gt;&lt;wsp:rsid wsp:val=&quot;0009597F&quot;/&gt;&lt;wsp:rsid wsp:val=&quot;00096739&quot;/&gt;&lt;wsp:rsid wsp:val=&quot;0009753E&quot;/&gt;&lt;wsp:rsid wsp:val=&quot;000A5F0E&quot;/&gt;&lt;wsp:rsid wsp:val=&quot;000A76C7&quot;/&gt;&lt;wsp:rsid wsp:val=&quot;000B0199&quot;/&gt;&lt;wsp:rsid wsp:val=&quot;000C133D&quot;/&gt;&lt;wsp:rsid wsp:val=&quot;000D1709&quot;/&gt;&lt;wsp:rsid wsp:val=&quot;000F1F4B&quot;/&gt;&lt;wsp:rsid wsp:val=&quot;000F653B&quot;/&gt;&lt;wsp:rsid wsp:val=&quot;00104B0D&quot;/&gt;&lt;wsp:rsid wsp:val=&quot;00113BAD&quot;/&gt;&lt;wsp:rsid wsp:val=&quot;00121FD3&quot;/&gt;&lt;wsp:rsid wsp:val=&quot;00122098&quot;/&gt;&lt;wsp:rsid wsp:val=&quot;00126A68&quot;/&gt;&lt;wsp:rsid wsp:val=&quot;00151066&quot;/&gt;&lt;wsp:rsid wsp:val=&quot;00152BCB&quot;/&gt;&lt;wsp:rsid wsp:val=&quot;00155363&quot;/&gt;&lt;wsp:rsid wsp:val=&quot;00156CA5&quot;/&gt;&lt;wsp:rsid wsp:val=&quot;00157F33&quot;/&gt;&lt;wsp:rsid wsp:val=&quot;0016527B&quot;/&gt;&lt;wsp:rsid wsp:val=&quot;00166C15&quot;/&gt;&lt;wsp:rsid wsp:val=&quot;0017747D&quot;/&gt;&lt;wsp:rsid wsp:val=&quot;00183260&quot;/&gt;&lt;wsp:rsid wsp:val=&quot;0018679A&quot;/&gt;&lt;wsp:rsid wsp:val=&quot;00187CE8&quot;/&gt;&lt;wsp:rsid wsp:val=&quot;001A656E&quot;/&gt;&lt;wsp:rsid wsp:val=&quot;001B3255&quot;/&gt;&lt;wsp:rsid wsp:val=&quot;001B39CF&quot;/&gt;&lt;wsp:rsid wsp:val=&quot;001B78BD&quot;/&gt;&lt;wsp:rsid wsp:val=&quot;001C75D0&quot;/&gt;&lt;wsp:rsid wsp:val=&quot;001D4708&quot;/&gt;&lt;wsp:rsid wsp:val=&quot;001D7D00&quot;/&gt;&lt;wsp:rsid wsp:val=&quot;001E58CE&quot;/&gt;&lt;wsp:rsid wsp:val=&quot;001F7BCF&quot;/&gt;&lt;wsp:rsid wsp:val=&quot;002011F0&quot;/&gt;&lt;wsp:rsid wsp:val=&quot;0021089B&quot;/&gt;&lt;wsp:rsid wsp:val=&quot;00211273&quot;/&gt;&lt;wsp:rsid wsp:val=&quot;002216B9&quot;/&gt;&lt;wsp:rsid wsp:val=&quot;00245440&quot;/&gt;&lt;wsp:rsid wsp:val=&quot;002502C0&quot;/&gt;&lt;wsp:rsid wsp:val=&quot;00250448&quot;/&gt;&lt;wsp:rsid wsp:val=&quot;002505E1&quot;/&gt;&lt;wsp:rsid wsp:val=&quot;002609F1&quot;/&gt;&lt;wsp:rsid wsp:val=&quot;00261B8C&quot;/&gt;&lt;wsp:rsid wsp:val=&quot;00262BFB&quot;/&gt;&lt;wsp:rsid wsp:val=&quot;00263DCD&quot;/&gt;&lt;wsp:rsid wsp:val=&quot;00265B61&quot;/&gt;&lt;wsp:rsid wsp:val=&quot;0027142D&quot;/&gt;&lt;wsp:rsid wsp:val=&quot;00280FE4&quot;/&gt;&lt;wsp:rsid wsp:val=&quot;00281B34&quot;/&gt;&lt;wsp:rsid wsp:val=&quot;00282BBB&quot;/&gt;&lt;wsp:rsid wsp:val=&quot;00283182&quot;/&gt;&lt;wsp:rsid wsp:val=&quot;00285CE0&quot;/&gt;&lt;wsp:rsid wsp:val=&quot;002877F1&quot;/&gt;&lt;wsp:rsid wsp:val=&quot;002A20DC&quot;/&gt;&lt;wsp:rsid wsp:val=&quot;002A2337&quot;/&gt;&lt;wsp:rsid wsp:val=&quot;002A4655&quot;/&gt;&lt;wsp:rsid wsp:val=&quot;002A5086&quot;/&gt;&lt;wsp:rsid wsp:val=&quot;002A58BB&quot;/&gt;&lt;wsp:rsid wsp:val=&quot;002B0635&quot;/&gt;&lt;wsp:rsid wsp:val=&quot;002B10C4&quot;/&gt;&lt;wsp:rsid wsp:val=&quot;002B16ED&quot;/&gt;&lt;wsp:rsid wsp:val=&quot;002B5E09&quot;/&gt;&lt;wsp:rsid wsp:val=&quot;002C167F&quot;/&gt;&lt;wsp:rsid wsp:val=&quot;002C660C&quot;/&gt;&lt;wsp:rsid wsp:val=&quot;002C6629&quot;/&gt;&lt;wsp:rsid wsp:val=&quot;002D1FCC&quot;/&gt;&lt;wsp:rsid wsp:val=&quot;002E0E6E&quot;/&gt;&lt;wsp:rsid wsp:val=&quot;003003E6&quot;/&gt;&lt;wsp:rsid wsp:val=&quot;0030769D&quot;/&gt;&lt;wsp:rsid wsp:val=&quot;003107E9&quot;/&gt;&lt;wsp:rsid wsp:val=&quot;00313B72&quot;/&gt;&lt;wsp:rsid wsp:val=&quot;00314B92&quot;/&gt;&lt;wsp:rsid wsp:val=&quot;00317A20&quot;/&gt;&lt;wsp:rsid wsp:val=&quot;00335A54&quot;/&gt;&lt;wsp:rsid wsp:val=&quot;00335D79&quot;/&gt;&lt;wsp:rsid wsp:val=&quot;00336CFE&quot;/&gt;&lt;wsp:rsid wsp:val=&quot;00337C4C&quot;/&gt;&lt;wsp:rsid wsp:val=&quot;0034103F&quot;/&gt;&lt;wsp:rsid wsp:val=&quot;00341D31&quot;/&gt;&lt;wsp:rsid wsp:val=&quot;0034650A&quot;/&gt;&lt;wsp:rsid wsp:val=&quot;00346A56&quot;/&gt;&lt;wsp:rsid wsp:val=&quot;003510C4&quot;/&gt;&lt;wsp:rsid wsp:val=&quot;00355841&quot;/&gt;&lt;wsp:rsid wsp:val=&quot;00355C8B&quot;/&gt;&lt;wsp:rsid wsp:val=&quot;00356C58&quot;/&gt;&lt;wsp:rsid wsp:val=&quot;00360561&quot;/&gt;&lt;wsp:rsid wsp:val=&quot;003749ED&quot;/&gt;&lt;wsp:rsid wsp:val=&quot;00376926&quot;/&gt;&lt;wsp:rsid wsp:val=&quot;00377515&quot;/&gt;&lt;wsp:rsid wsp:val=&quot;00377DA6&quot;/&gt;&lt;wsp:rsid wsp:val=&quot;0038142C&quot;/&gt;&lt;wsp:rsid wsp:val=&quot;00394CAE&quot;/&gt;&lt;wsp:rsid wsp:val=&quot;003A1C63&quot;/&gt;&lt;wsp:rsid wsp:val=&quot;003A529D&quot;/&gt;&lt;wsp:rsid wsp:val=&quot;003A639A&quot;/&gt;&lt;wsp:rsid wsp:val=&quot;003A7393&quot;/&gt;&lt;wsp:rsid wsp:val=&quot;003B0CD6&quot;/&gt;&lt;wsp:rsid wsp:val=&quot;003B56AF&quot;/&gt;&lt;wsp:rsid wsp:val=&quot;003C7EA6&quot;/&gt;&lt;wsp:rsid wsp:val=&quot;003D0C0A&quot;/&gt;&lt;wsp:rsid wsp:val=&quot;003D5BF9&quot;/&gt;&lt;wsp:rsid wsp:val=&quot;003E399C&quot;/&gt;&lt;wsp:rsid wsp:val=&quot;003F0F8F&quot;/&gt;&lt;wsp:rsid wsp:val=&quot;003F10D2&quot;/&gt;&lt;wsp:rsid wsp:val=&quot;003F3451&quot;/&gt;&lt;wsp:rsid wsp:val=&quot;003F42B0&quot;/&gt;&lt;wsp:rsid wsp:val=&quot;003F5570&quot;/&gt;&lt;wsp:rsid wsp:val=&quot;003F5F74&quot;/&gt;&lt;wsp:rsid wsp:val=&quot;00401534&quot;/&gt;&lt;wsp:rsid wsp:val=&quot;00423B98&quot;/&gt;&lt;wsp:rsid wsp:val=&quot;004259C3&quot;/&gt;&lt;wsp:rsid wsp:val=&quot;00426790&quot;/&gt;&lt;wsp:rsid wsp:val=&quot;00430592&quot;/&gt;&lt;wsp:rsid wsp:val=&quot;004445EE&quot;/&gt;&lt;wsp:rsid wsp:val=&quot;00444CF3&quot;/&gt;&lt;wsp:rsid wsp:val=&quot;0044653F&quot;/&gt;&lt;wsp:rsid wsp:val=&quot;00452126&quot;/&gt;&lt;wsp:rsid wsp:val=&quot;00453488&quot;/&gt;&lt;wsp:rsid wsp:val=&quot;004559C1&quot;/&gt;&lt;wsp:rsid wsp:val=&quot;0045713C&quot;/&gt;&lt;wsp:rsid wsp:val=&quot;00466BD5&quot;/&gt;&lt;wsp:rsid wsp:val=&quot;00466CCB&quot;/&gt;&lt;wsp:rsid wsp:val=&quot;00470CB9&quot;/&gt;&lt;wsp:rsid wsp:val=&quot;00472FDB&quot;/&gt;&lt;wsp:rsid wsp:val=&quot;004759E5&quot;/&gt;&lt;wsp:rsid wsp:val=&quot;00475FFF&quot;/&gt;&lt;wsp:rsid wsp:val=&quot;00477023&quot;/&gt;&lt;wsp:rsid wsp:val=&quot;00481F6A&quot;/&gt;&lt;wsp:rsid wsp:val=&quot;00485A31&quot;/&gt;&lt;wsp:rsid wsp:val=&quot;004963F1&quot;/&gt;&lt;wsp:rsid wsp:val=&quot;004B0CC3&quot;/&gt;&lt;wsp:rsid wsp:val=&quot;004B38E0&quot;/&gt;&lt;wsp:rsid wsp:val=&quot;004C52E9&quot;/&gt;&lt;wsp:rsid wsp:val=&quot;004D6B38&quot;/&gt;&lt;wsp:rsid wsp:val=&quot;004D7D2F&quot;/&gt;&lt;wsp:rsid wsp:val=&quot;004E1CCC&quot;/&gt;&lt;wsp:rsid wsp:val=&quot;004E4469&quot;/&gt;&lt;wsp:rsid wsp:val=&quot;004F088A&quot;/&gt;&lt;wsp:rsid wsp:val=&quot;004F220F&quot;/&gt;&lt;wsp:rsid wsp:val=&quot;004F4438&quot;/&gt;&lt;wsp:rsid wsp:val=&quot;005030A0&quot;/&gt;&lt;wsp:rsid wsp:val=&quot;00505CF2&quot;/&gt;&lt;wsp:rsid wsp:val=&quot;005060C1&quot;/&gt;&lt;wsp:rsid wsp:val=&quot;00507371&quot;/&gt;&lt;wsp:rsid wsp:val=&quot;00521F7C&quot;/&gt;&lt;wsp:rsid wsp:val=&quot;00523A61&quot;/&gt;&lt;wsp:rsid wsp:val=&quot;005251E9&quot;/&gt;&lt;wsp:rsid wsp:val=&quot;005275BF&quot;/&gt;&lt;wsp:rsid wsp:val=&quot;00540A04&quot;/&gt;&lt;wsp:rsid wsp:val=&quot;005444D2&quot;/&gt;&lt;wsp:rsid wsp:val=&quot;00550CA4&quot;/&gt;&lt;wsp:rsid wsp:val=&quot;00552AC9&quot;/&gt;&lt;wsp:rsid wsp:val=&quot;00553B46&quot;/&gt;&lt;wsp:rsid wsp:val=&quot;005619DB&quot;/&gt;&lt;wsp:rsid wsp:val=&quot;0056618B&quot;/&gt;&lt;wsp:rsid wsp:val=&quot;00576F73&quot;/&gt;&lt;wsp:rsid wsp:val=&quot;005913E4&quot;/&gt;&lt;wsp:rsid wsp:val=&quot;00593EE0&quot;/&gt;&lt;wsp:rsid wsp:val=&quot;0059682E&quot;/&gt;&lt;wsp:rsid wsp:val=&quot;005974B2&quot;/&gt;&lt;wsp:rsid wsp:val=&quot;005A646F&quot;/&gt;&lt;wsp:rsid wsp:val=&quot;005B016B&quot;/&gt;&lt;wsp:rsid wsp:val=&quot;005B2FE8&quot;/&gt;&lt;wsp:rsid wsp:val=&quot;005C21CD&quot;/&gt;&lt;wsp:rsid wsp:val=&quot;005C3AB7&quot;/&gt;&lt;wsp:rsid wsp:val=&quot;005C3D63&quot;/&gt;&lt;wsp:rsid wsp:val=&quot;005C7C31&quot;/&gt;&lt;wsp:rsid wsp:val=&quot;005D27CC&quot;/&gt;&lt;wsp:rsid wsp:val=&quot;005D34FE&quot;/&gt;&lt;wsp:rsid wsp:val=&quot;005D4C1A&quot;/&gt;&lt;wsp:rsid wsp:val=&quot;005D6E0B&quot;/&gt;&lt;wsp:rsid wsp:val=&quot;005D73C4&quot;/&gt;&lt;wsp:rsid wsp:val=&quot;005E1677&quot;/&gt;&lt;wsp:rsid wsp:val=&quot;005E5F3C&quot;/&gt;&lt;wsp:rsid wsp:val=&quot;005E756A&quot;/&gt;&lt;wsp:rsid wsp:val=&quot;005F086A&quot;/&gt;&lt;wsp:rsid wsp:val=&quot;005F47EF&quot;/&gt;&lt;wsp:rsid wsp:val=&quot;006050B7&quot;/&gt;&lt;wsp:rsid wsp:val=&quot;006100BB&quot;/&gt;&lt;wsp:rsid wsp:val=&quot;00610BBB&quot;/&gt;&lt;wsp:rsid wsp:val=&quot;006149CB&quot;/&gt;&lt;wsp:rsid wsp:val=&quot;00616977&quot;/&gt;&lt;wsp:rsid wsp:val=&quot;00620374&quot;/&gt;&lt;wsp:rsid wsp:val=&quot;006267E5&quot;/&gt;&lt;wsp:rsid wsp:val=&quot;00627960&quot;/&gt;&lt;wsp:rsid wsp:val=&quot;00630354&quot;/&gt;&lt;wsp:rsid wsp:val=&quot;00630A7F&quot;/&gt;&lt;wsp:rsid wsp:val=&quot;006348A2&quot;/&gt;&lt;wsp:rsid wsp:val=&quot;00660484&quot;/&gt;&lt;wsp:rsid wsp:val=&quot;00666925&quot;/&gt;&lt;wsp:rsid wsp:val=&quot;0066696E&quot;/&gt;&lt;wsp:rsid wsp:val=&quot;00672148&quot;/&gt;&lt;wsp:rsid wsp:val=&quot;00674F02&quot;/&gt;&lt;wsp:rsid wsp:val=&quot;00683589&quot;/&gt;&lt;wsp:rsid wsp:val=&quot;00692F2D&quot;/&gt;&lt;wsp:rsid wsp:val=&quot;00695DB3&quot;/&gt;&lt;wsp:rsid wsp:val=&quot;00696A4B&quot;/&gt;&lt;wsp:rsid wsp:val=&quot;006D4B8B&quot;/&gt;&lt;wsp:rsid wsp:val=&quot;006D5F14&quot;/&gt;&lt;wsp:rsid wsp:val=&quot;0070086F&quot;/&gt;&lt;wsp:rsid wsp:val=&quot;00705634&quot;/&gt;&lt;wsp:rsid wsp:val=&quot;007067BA&quot;/&gt;&lt;wsp:rsid wsp:val=&quot;00714F33&quot;/&gt;&lt;wsp:rsid wsp:val=&quot;0071679F&quot;/&gt;&lt;wsp:rsid wsp:val=&quot;00717504&quot;/&gt;&lt;wsp:rsid wsp:val=&quot;007231F6&quot;/&gt;&lt;wsp:rsid wsp:val=&quot;00733B95&quot;/&gt;&lt;wsp:rsid wsp:val=&quot;0073621B&quot;/&gt;&lt;wsp:rsid wsp:val=&quot;007424F3&quot;/&gt;&lt;wsp:rsid wsp:val=&quot;00742C3E&quot;/&gt;&lt;wsp:rsid wsp:val=&quot;00745A66&quot;/&gt;&lt;wsp:rsid wsp:val=&quot;00746ED1&quot;/&gt;&lt;wsp:rsid wsp:val=&quot;007502C5&quot;/&gt;&lt;wsp:rsid wsp:val=&quot;0075623B&quot;/&gt;&lt;wsp:rsid wsp:val=&quot;00762280&quot;/&gt;&lt;wsp:rsid wsp:val=&quot;007646E2&quot;/&gt;&lt;wsp:rsid wsp:val=&quot;0077264F&quot;/&gt;&lt;wsp:rsid wsp:val=&quot;007B06BB&quot;/&gt;&lt;wsp:rsid wsp:val=&quot;007B125F&quot;/&gt;&lt;wsp:rsid wsp:val=&quot;007B1270&quot;/&gt;&lt;wsp:rsid wsp:val=&quot;007B359A&quot;/&gt;&lt;wsp:rsid wsp:val=&quot;007B5E01&quot;/&gt;&lt;wsp:rsid wsp:val=&quot;007C2D18&quot;/&gt;&lt;wsp:rsid wsp:val=&quot;007C5AC0&quot;/&gt;&lt;wsp:rsid wsp:val=&quot;007D18FC&quot;/&gt;&lt;wsp:rsid wsp:val=&quot;007E4570&quot;/&gt;&lt;wsp:rsid wsp:val=&quot;007F3E0A&quot;/&gt;&lt;wsp:rsid wsp:val=&quot;007F4553&quot;/&gt;&lt;wsp:rsid wsp:val=&quot;00803D40&quot;/&gt;&lt;wsp:rsid wsp:val=&quot;008041CD&quot;/&gt;&lt;wsp:rsid wsp:val=&quot;008106D5&quot;/&gt;&lt;wsp:rsid wsp:val=&quot;00812A2E&quot;/&gt;&lt;wsp:rsid wsp:val=&quot;00814F89&quot;/&gt;&lt;wsp:rsid wsp:val=&quot;00826210&quot;/&gt;&lt;wsp:rsid wsp:val=&quot;0082739F&quot;/&gt;&lt;wsp:rsid wsp:val=&quot;0082757B&quot;/&gt;&lt;wsp:rsid wsp:val=&quot;008321BC&quot;/&gt;&lt;wsp:rsid wsp:val=&quot;0084149E&quot;/&gt;&lt;wsp:rsid wsp:val=&quot;008461BB&quot;/&gt;&lt;wsp:rsid wsp:val=&quot;00867297&quot;/&gt;&lt;wsp:rsid wsp:val=&quot;00873C69&quot;/&gt;&lt;wsp:rsid wsp:val=&quot;008740F9&quot;/&gt;&lt;wsp:rsid wsp:val=&quot;00874DAC&quot;/&gt;&lt;wsp:rsid wsp:val=&quot;008943CF&quot;/&gt;&lt;wsp:rsid wsp:val=&quot;00897827&quot;/&gt;&lt;wsp:rsid wsp:val=&quot;008B29B1&quot;/&gt;&lt;wsp:rsid wsp:val=&quot;008B4ADC&quot;/&gt;&lt;wsp:rsid wsp:val=&quot;008B7E6A&quot;/&gt;&lt;wsp:rsid wsp:val=&quot;008C0502&quot;/&gt;&lt;wsp:rsid wsp:val=&quot;008C1D49&quot;/&gt;&lt;wsp:rsid wsp:val=&quot;008D1EE9&quot;/&gt;&lt;wsp:rsid wsp:val=&quot;008D210D&quot;/&gt;&lt;wsp:rsid wsp:val=&quot;008E1E3C&quot;/&gt;&lt;wsp:rsid wsp:val=&quot;008E409E&quot;/&gt;&lt;wsp:rsid wsp:val=&quot;008E680D&quot;/&gt;&lt;wsp:rsid wsp:val=&quot;008E76C6&quot;/&gt;&lt;wsp:rsid wsp:val=&quot;008F20B2&quot;/&gt;&lt;wsp:rsid wsp:val=&quot;008F3070&quot;/&gt;&lt;wsp:rsid wsp:val=&quot;008F7AD3&quot;/&gt;&lt;wsp:rsid wsp:val=&quot;00911087&quot;/&gt;&lt;wsp:rsid wsp:val=&quot;00912471&quot;/&gt;&lt;wsp:rsid wsp:val=&quot;009124C6&quot;/&gt;&lt;wsp:rsid wsp:val=&quot;00914211&quot;/&gt;&lt;wsp:rsid wsp:val=&quot;00916A02&quot;/&gt;&lt;wsp:rsid wsp:val=&quot;00922BCD&quot;/&gt;&lt;wsp:rsid wsp:val=&quot;009246E7&quot;/&gt;&lt;wsp:rsid wsp:val=&quot;00931851&quot;/&gt;&lt;wsp:rsid wsp:val=&quot;00940DC3&quot;/&gt;&lt;wsp:rsid wsp:val=&quot;00944B78&quot;/&gt;&lt;wsp:rsid wsp:val=&quot;00944DD2&quot;/&gt;&lt;wsp:rsid wsp:val=&quot;0094502F&quot;/&gt;&lt;wsp:rsid wsp:val=&quot;009521B0&quot;/&gt;&lt;wsp:rsid wsp:val=&quot;00964FDA&quot;/&gt;&lt;wsp:rsid wsp:val=&quot;00967E9E&quot;/&gt;&lt;wsp:rsid wsp:val=&quot;0098119B&quot;/&gt;&lt;wsp:rsid wsp:val=&quot;009828EF&quot;/&gt;&lt;wsp:rsid wsp:val=&quot;009943D5&quot;/&gt;&lt;wsp:rsid wsp:val=&quot;009A5231&quot;/&gt;&lt;wsp:rsid wsp:val=&quot;009A60FF&quot;/&gt;&lt;wsp:rsid wsp:val=&quot;009B6115&quot;/&gt;&lt;wsp:rsid wsp:val=&quot;009B783B&quot;/&gt;&lt;wsp:rsid wsp:val=&quot;009C16FE&quot;/&gt;&lt;wsp:rsid wsp:val=&quot;009C1ED3&quot;/&gt;&lt;wsp:rsid wsp:val=&quot;009D0F4C&quot;/&gt;&lt;wsp:rsid wsp:val=&quot;009D596F&quot;/&gt;&lt;wsp:rsid wsp:val=&quot;009E22C6&quot;/&gt;&lt;wsp:rsid wsp:val=&quot;009F1D97&quot;/&gt;&lt;wsp:rsid wsp:val=&quot;009F3FC2&quot;/&gt;&lt;wsp:rsid wsp:val=&quot;009F67C3&quot;/&gt;&lt;wsp:rsid wsp:val=&quot;009F7EC0&quot;/&gt;&lt;wsp:rsid wsp:val=&quot;00A174F4&quot;/&gt;&lt;wsp:rsid wsp:val=&quot;00A3232E&quot;/&gt;&lt;wsp:rsid wsp:val=&quot;00A36A98&quot;/&gt;&lt;wsp:rsid wsp:val=&quot;00A409EE&quot;/&gt;&lt;wsp:rsid wsp:val=&quot;00A417AE&quot;/&gt;&lt;wsp:rsid wsp:val=&quot;00A47657&quot;/&gt;&lt;wsp:rsid wsp:val=&quot;00A52B15&quot;/&gt;&lt;wsp:rsid wsp:val=&quot;00A57D23&quot;/&gt;&lt;wsp:rsid wsp:val=&quot;00A6067B&quot;/&gt;&lt;wsp:rsid wsp:val=&quot;00A62E66&quot;/&gt;&lt;wsp:rsid wsp:val=&quot;00A71B83&quot;/&gt;&lt;wsp:rsid wsp:val=&quot;00A76388&quot;/&gt;&lt;wsp:rsid wsp:val=&quot;00A7745F&quot;/&gt;&lt;wsp:rsid wsp:val=&quot;00A84F2E&quot;/&gt;&lt;wsp:rsid wsp:val=&quot;00A8792B&quot;/&gt;&lt;wsp:rsid wsp:val=&quot;00A941B4&quot;/&gt;&lt;wsp:rsid wsp:val=&quot;00A97DDB&quot;/&gt;&lt;wsp:rsid wsp:val=&quot;00AA732A&quot;/&gt;&lt;wsp:rsid wsp:val=&quot;00AC2974&quot;/&gt;&lt;wsp:rsid wsp:val=&quot;00AC2D1E&quot;/&gt;&lt;wsp:rsid wsp:val=&quot;00AC61BE&quot;/&gt;&lt;wsp:rsid wsp:val=&quot;00AC66F4&quot;/&gt;&lt;wsp:rsid wsp:val=&quot;00AE01D6&quot;/&gt;&lt;wsp:rsid wsp:val=&quot;00AE3B5F&quot;/&gt;&lt;wsp:rsid wsp:val=&quot;00AE5FAA&quot;/&gt;&lt;wsp:rsid wsp:val=&quot;00AF7B8C&quot;/&gt;&lt;wsp:rsid wsp:val=&quot;00B01D04&quot;/&gt;&lt;wsp:rsid wsp:val=&quot;00B01E8D&quot;/&gt;&lt;wsp:rsid wsp:val=&quot;00B05E9F&quot;/&gt;&lt;wsp:rsid wsp:val=&quot;00B10924&quot;/&gt;&lt;wsp:rsid wsp:val=&quot;00B1280F&quot;/&gt;&lt;wsp:rsid wsp:val=&quot;00B13497&quot;/&gt;&lt;wsp:rsid wsp:val=&quot;00B21005&quot;/&gt;&lt;wsp:rsid wsp:val=&quot;00B24A79&quot;/&gt;&lt;wsp:rsid wsp:val=&quot;00B349C7&quot;/&gt;&lt;wsp:rsid wsp:val=&quot;00B40640&quot;/&gt;&lt;wsp:rsid wsp:val=&quot;00B42704&quot;/&gt;&lt;wsp:rsid wsp:val=&quot;00B47538&quot;/&gt;&lt;wsp:rsid wsp:val=&quot;00B47FDB&quot;/&gt;&lt;wsp:rsid wsp:val=&quot;00B50C83&quot;/&gt;&lt;wsp:rsid wsp:val=&quot;00B51C18&quot;/&gt;&lt;wsp:rsid wsp:val=&quot;00B574CE&quot;/&gt;&lt;wsp:rsid wsp:val=&quot;00B60350&quot;/&gt;&lt;wsp:rsid wsp:val=&quot;00B60F2C&quot;/&gt;&lt;wsp:rsid wsp:val=&quot;00B614CB&quot;/&gt;&lt;wsp:rsid wsp:val=&quot;00B6236F&quot;/&gt;&lt;wsp:rsid wsp:val=&quot;00B725EB&quot;/&gt;&lt;wsp:rsid wsp:val=&quot;00B75C00&quot;/&gt;&lt;wsp:rsid wsp:val=&quot;00B85C85&quot;/&gt;&lt;wsp:rsid wsp:val=&quot;00B877B8&quot;/&gt;&lt;wsp:rsid wsp:val=&quot;00B96068&quot;/&gt;&lt;wsp:rsid wsp:val=&quot;00BA1F4C&quot;/&gt;&lt;wsp:rsid wsp:val=&quot;00BA2CB8&quot;/&gt;&lt;wsp:rsid wsp:val=&quot;00BA4B27&quot;/&gt;&lt;wsp:rsid wsp:val=&quot;00BA7DE1&quot;/&gt;&lt;wsp:rsid wsp:val=&quot;00BB0F44&quot;/&gt;&lt;wsp:rsid wsp:val=&quot;00BB3AA5&quot;/&gt;&lt;wsp:rsid wsp:val=&quot;00BC03E9&quot;/&gt;&lt;wsp:rsid wsp:val=&quot;00BC6029&quot;/&gt;&lt;wsp:rsid wsp:val=&quot;00BD7149&quot;/&gt;&lt;wsp:rsid wsp:val=&quot;00BE1443&quot;/&gt;&lt;wsp:rsid wsp:val=&quot;00BE1990&quot;/&gt;&lt;wsp:rsid wsp:val=&quot;00BE23D5&quot;/&gt;&lt;wsp:rsid wsp:val=&quot;00BF0062&quot;/&gt;&lt;wsp:rsid wsp:val=&quot;00C02818&quot;/&gt;&lt;wsp:rsid wsp:val=&quot;00C11695&quot;/&gt;&lt;wsp:rsid wsp:val=&quot;00C165EF&quot;/&gt;&lt;wsp:rsid wsp:val=&quot;00C20BBD&quot;/&gt;&lt;wsp:rsid wsp:val=&quot;00C20D2C&quot;/&gt;&lt;wsp:rsid wsp:val=&quot;00C372B8&quot;/&gt;&lt;wsp:rsid wsp:val=&quot;00C40493&quot;/&gt;&lt;wsp:rsid wsp:val=&quot;00C435F2&quot;/&gt;&lt;wsp:rsid wsp:val=&quot;00C446FA&quot;/&gt;&lt;wsp:rsid wsp:val=&quot;00C46AB7&quot;/&gt;&lt;wsp:rsid wsp:val=&quot;00C47084&quot;/&gt;&lt;wsp:rsid wsp:val=&quot;00C47155&quot;/&gt;&lt;wsp:rsid wsp:val=&quot;00C54CBA&quot;/&gt;&lt;wsp:rsid wsp:val=&quot;00C650DD&quot;/&gt;&lt;wsp:rsid wsp:val=&quot;00C714A9&quot;/&gt;&lt;wsp:rsid wsp:val=&quot;00C7366E&quot;/&gt;&lt;wsp:rsid wsp:val=&quot;00C8717E&quot;/&gt;&lt;wsp:rsid wsp:val=&quot;00C93B32&quot;/&gt;&lt;wsp:rsid wsp:val=&quot;00CB61CC&quot;/&gt;&lt;wsp:rsid wsp:val=&quot;00CC1BA4&quot;/&gt;&lt;wsp:rsid wsp:val=&quot;00CC36DA&quot;/&gt;&lt;wsp:rsid wsp:val=&quot;00CC664E&quot;/&gt;&lt;wsp:rsid wsp:val=&quot;00CC75E7&quot;/&gt;&lt;wsp:rsid wsp:val=&quot;00CD0591&quot;/&gt;&lt;wsp:rsid wsp:val=&quot;00CD2517&quot;/&gt;&lt;wsp:rsid wsp:val=&quot;00CD2B80&quot;/&gt;&lt;wsp:rsid wsp:val=&quot;00CD7723&quot;/&gt;&lt;wsp:rsid wsp:val=&quot;00CF6702&quot;/&gt;&lt;wsp:rsid wsp:val=&quot;00D028D3&quot;/&gt;&lt;wsp:rsid wsp:val=&quot;00D070FD&quot;/&gt;&lt;wsp:rsid wsp:val=&quot;00D11841&quot;/&gt;&lt;wsp:rsid wsp:val=&quot;00D13F40&quot;/&gt;&lt;wsp:rsid wsp:val=&quot;00D21DFB&quot;/&gt;&lt;wsp:rsid wsp:val=&quot;00D21E1C&quot;/&gt;&lt;wsp:rsid wsp:val=&quot;00D24114&quot;/&gt;&lt;wsp:rsid wsp:val=&quot;00D26B32&quot;/&gt;&lt;wsp:rsid wsp:val=&quot;00D326DE&quot;/&gt;&lt;wsp:rsid wsp:val=&quot;00D34FE3&quot;/&gt;&lt;wsp:rsid wsp:val=&quot;00D4026E&quot;/&gt;&lt;wsp:rsid wsp:val=&quot;00D443A1&quot;/&gt;&lt;wsp:rsid wsp:val=&quot;00D445BE&quot;/&gt;&lt;wsp:rsid wsp:val=&quot;00D51306&quot;/&gt;&lt;wsp:rsid wsp:val=&quot;00D52A38&quot;/&gt;&lt;wsp:rsid wsp:val=&quot;00D57661&quot;/&gt;&lt;wsp:rsid wsp:val=&quot;00D63DFB&quot;/&gt;&lt;wsp:rsid wsp:val=&quot;00D67603&quot;/&gt;&lt;wsp:rsid wsp:val=&quot;00D70552&quot;/&gt;&lt;wsp:rsid wsp:val=&quot;00D93A03&quot;/&gt;&lt;wsp:rsid wsp:val=&quot;00D962EF&quot;/&gt;&lt;wsp:rsid wsp:val=&quot;00D96E9E&quot;/&gt;&lt;wsp:rsid wsp:val=&quot;00D972CC&quot;/&gt;&lt;wsp:rsid wsp:val=&quot;00D97DEB&quot;/&gt;&lt;wsp:rsid wsp:val=&quot;00DA1FD8&quot;/&gt;&lt;wsp:rsid wsp:val=&quot;00DA401F&quot;/&gt;&lt;wsp:rsid wsp:val=&quot;00DA48C1&quot;/&gt;&lt;wsp:rsid wsp:val=&quot;00DA7838&quot;/&gt;&lt;wsp:rsid wsp:val=&quot;00DA7B7D&quot;/&gt;&lt;wsp:rsid wsp:val=&quot;00DB73B5&quot;/&gt;&lt;wsp:rsid wsp:val=&quot;00DC100A&quot;/&gt;&lt;wsp:rsid wsp:val=&quot;00DC5F7A&quot;/&gt;&lt;wsp:rsid wsp:val=&quot;00DC7FF1&quot;/&gt;&lt;wsp:rsid wsp:val=&quot;00DD2B25&quot;/&gt;&lt;wsp:rsid wsp:val=&quot;00DE10FA&quot;/&gt;&lt;wsp:rsid wsp:val=&quot;00DE6908&quot;/&gt;&lt;wsp:rsid wsp:val=&quot;00DF1EA9&quot;/&gt;&lt;wsp:rsid wsp:val=&quot;00DF6C13&quot;/&gt;&lt;wsp:rsid wsp:val=&quot;00E00102&quot;/&gt;&lt;wsp:rsid wsp:val=&quot;00E00787&quot;/&gt;&lt;wsp:rsid wsp:val=&quot;00E063A5&quot;/&gt;&lt;wsp:rsid wsp:val=&quot;00E15F21&quot;/&gt;&lt;wsp:rsid wsp:val=&quot;00E20FA8&quot;/&gt;&lt;wsp:rsid wsp:val=&quot;00E2192E&quot;/&gt;&lt;wsp:rsid wsp:val=&quot;00E27E79&quot;/&gt;&lt;wsp:rsid wsp:val=&quot;00E342D1&quot;/&gt;&lt;wsp:rsid wsp:val=&quot;00E43F81&quot;/&gt;&lt;wsp:rsid wsp:val=&quot;00E46595&quot;/&gt;&lt;wsp:rsid wsp:val=&quot;00E4782D&quot;/&gt;&lt;wsp:rsid wsp:val=&quot;00E566D5&quot;/&gt;&lt;wsp:rsid wsp:val=&quot;00E64666&quot;/&gt;&lt;wsp:rsid wsp:val=&quot;00E65D82&quot;/&gt;&lt;wsp:rsid wsp:val=&quot;00E7640C&quot;/&gt;&lt;wsp:rsid wsp:val=&quot;00E8012D&quot;/&gt;&lt;wsp:rsid wsp:val=&quot;00E93039&quot;/&gt;&lt;wsp:rsid wsp:val=&quot;00E93FDD&quot;/&gt;&lt;wsp:rsid wsp:val=&quot;00E94434&quot;/&gt;&lt;wsp:rsid wsp:val=&quot;00E959DC&quot;/&gt;&lt;wsp:rsid wsp:val=&quot;00EA72C8&quot;/&gt;&lt;wsp:rsid wsp:val=&quot;00EB005D&quot;/&gt;&lt;wsp:rsid wsp:val=&quot;00EB5214&quot;/&gt;&lt;wsp:rsid wsp:val=&quot;00EB5C2D&quot;/&gt;&lt;wsp:rsid wsp:val=&quot;00EC1304&quot;/&gt;&lt;wsp:rsid wsp:val=&quot;00EC2FD3&quot;/&gt;&lt;wsp:rsid wsp:val=&quot;00EC5F71&quot;/&gt;&lt;wsp:rsid wsp:val=&quot;00ED1CF3&quot;/&gt;&lt;wsp:rsid wsp:val=&quot;00ED7703&quot;/&gt;&lt;wsp:rsid wsp:val=&quot;00ED7FD9&quot;/&gt;&lt;wsp:rsid wsp:val=&quot;00EE0781&quot;/&gt;&lt;wsp:rsid wsp:val=&quot;00EE3337&quot;/&gt;&lt;wsp:rsid wsp:val=&quot;00F17BFC&quot;/&gt;&lt;wsp:rsid wsp:val=&quot;00F3131B&quot;/&gt;&lt;wsp:rsid wsp:val=&quot;00F315B6&quot;/&gt;&lt;wsp:rsid wsp:val=&quot;00F43109&quot;/&gt;&lt;wsp:rsid wsp:val=&quot;00F5321E&quot;/&gt;&lt;wsp:rsid wsp:val=&quot;00F5487B&quot;/&gt;&lt;wsp:rsid wsp:val=&quot;00F54BC4&quot;/&gt;&lt;wsp:rsid wsp:val=&quot;00F56155&quot;/&gt;&lt;wsp:rsid wsp:val=&quot;00F5796B&quot;/&gt;&lt;wsp:rsid wsp:val=&quot;00F61B55&quot;/&gt;&lt;wsp:rsid wsp:val=&quot;00F63E08&quot;/&gt;&lt;wsp:rsid wsp:val=&quot;00F652EC&quot;/&gt;&lt;wsp:rsid wsp:val=&quot;00F714E3&quot;/&gt;&lt;wsp:rsid wsp:val=&quot;00F90415&quot;/&gt;&lt;wsp:rsid wsp:val=&quot;00F933D4&quot;/&gt;&lt;wsp:rsid wsp:val=&quot;00FA6999&quot;/&gt;&lt;wsp:rsid wsp:val=&quot;00FB25EF&quot;/&gt;&lt;wsp:rsid wsp:val=&quot;00FC6B2C&quot;/&gt;&lt;wsp:rsid wsp:val=&quot;00FC7C45&quot;/&gt;&lt;wsp:rsid wsp:val=&quot;00FD25F0&quot;/&gt;&lt;wsp:rsid wsp:val=&quot;00FD3F21&quot;/&gt;&lt;wsp:rsid wsp:val=&quot;00FD639E&quot;/&gt;&lt;wsp:rsid wsp:val=&quot;00FD646C&quot;/&gt;&lt;wsp:rsid wsp:val=&quot;00FE1BFA&quot;/&gt;&lt;wsp:rsid wsp:val=&quot;00FF6ECE&quot;/&gt;&lt;/wsp:rsids&gt;&lt;/w:docPr&gt;&lt;w:body&gt;&lt;wx:sect&gt;&lt;w:p wsp:rsidR=&quot;00000000&quot; wsp:rsidRDefault=&quot;00282BBB&quot; wsp:rsidP=&quot;00282BBB&quot;&gt;&lt;m:oMathPara&gt;&lt;m:oMath&gt;&lt;m:r&gt;&lt;m:rPr&gt;&lt;m:nor/&gt;&lt;/m:rPr&gt;&lt;w:rPr&gt;&lt;w:color w:val=&quot;262626&quot;/&gt;&lt;w:kern w:val=&quot;24&quot;/&gt;&lt;w:sz-cs w:val=&quot;28&quot;/&gt;&lt;w:lang w:val=&quot;EN-US&quot;/&gt;&lt;/w:rPr&gt;&lt;m:t&gt;x&lt;/m:t&gt;&lt;/m:r&gt;&lt;m:r&gt;&lt;m:rPr&gt;&lt;m:nor/&gt;&lt;/m:rPr&gt;&lt;w:rPr&gt;&lt;w:rFonts w:ascii=&quot;Cambria Math&quot;/&gt;&lt;wx:font wx:val=&quot;Cambria Math&quot;/&gt;&lt;w:color w:val=&quot;262626&quot;/&gt;&lt;w:kern w:val=&quot;24&quot;/&gt;&lt;w:sz-cs w:val=&quot;28&quot;/&gt;&lt;/w:rPr&gt;&lt;m:t&gt;, &lt;/m:t&gt;&lt;/m:r&gt;&lt;m:r&gt;&lt;m:rPr&gt;&lt;m:nor/&gt;&lt;/m:rPr&gt;&lt;w:rPr&gt;&lt;w:color w:val=&quot;262626&quot;/&gt;&lt;w:kern w:val=&quot;24&quot;/&gt;&lt;w:sz-cs w:val=&quot;28&quot;/&gt;&lt;w:lang w:val=&quot;EN-US&quot;/&gt;&lt;/w:rPr&gt;&lt;m:t&gt;y&lt;/m:t&gt;&lt;/m:r&gt;&lt;m:r&gt;&lt;m:rPr&gt;&lt;m:nor/&gt;&lt;/m:rPr&gt;&lt;w:rPr&gt;&lt;w:rFonts w:ascii=&quot;Cambria Math&quot;/&gt;&lt;wx:font wx:val=&quot;Cambria Math&quot;/&gt;&lt;w:color w:val=&quot;262626&quot;/&gt;&lt;w:kern w:val=&quot;24&quot;/&gt;&lt;w:sz-cs w:val=&quot;28&quot;/&gt;&lt;/w:rPr&gt;&lt;m:t&gt; &lt;/m:t&gt;&lt;/m:r&gt;&lt;m:r&gt;&lt;m:rPr&gt;&lt;m:nor/&gt;&lt;/m:rPr&gt;&lt;w:rPr&gt;&lt;w:rFonts w:ascii=&quot;Cambria Math&quot;/&gt;&lt;w:color w:val=&quot;262626&quot;/&gt;&lt;w:kern w:val=&quot;24&quot;/&gt;&lt;w:sz-cs w:val=&quot;28&quot;/&gt;&lt;/w:rPr&gt;&lt;m:t&gt;Рё&lt;/m:t&gt;&lt;/m:r&gt;&lt;m:r&gt;&lt;m:rPr&gt;&lt;m:nor/&gt;&lt;/m:rPr&gt;&lt;w:rPr&gt;&lt;w:rFonts w:ascii=&quot;Cambria Math&quot;/&gt;&lt;wx:font wx:val=&quot;Cambria Math&quot;/&gt;&lt;w:color w:val=&quot;262626&quot;/&gt;&lt;w:kern w:val=&quot;24&quot;/&gt;&lt;w:sz-cs w:val=&quot;28&quot;/&gt;&lt;/w:rPr&gt;&lt;m:t&gt; &lt;/m:t&gt;&lt;/m:r&gt;&lt;m:r&gt;&lt;m:rPr&gt;&lt;m:nor/&gt;&lt;/m:rPr&gt;&lt;w:rPr&gt;&lt;w:color w:val=&quot;262626&quot;/&gt;&lt;w:kern w:val=&quot;24&quot;/&gt;&lt;w:sz-cs w:val=&quot;28&quot;/&gt;&lt;w:lang w:val=&quot;EN-US&quot;/&gt;&lt;/w:rPr&gt;&lt;m:t&gt;z&lt;/m:t&gt;&lt;/m:r&gt;&lt;/m:oMath&gt;&lt;/m:oMathPara&gt;&lt;/w:p&gt;&lt;w:sectPr wsp:rsidR=&quot;00000000&quot;&gt;&lt;w:pgSz w:w=&quot;12240&quot; w:h=&quot;15840&quot;/&gt;&lt;w:pgMar w:top=&quot;1134&quot; w:right=&quot;850&quot; w:bottom=&quot;1134&quot; w:left=&quot;1701&quot; w:header=&quot;720&quot; w:footer=&quot;720&quot; w:gutter=&quot;0&quot;/&gt;&lt;w:cols w:space=&quot;720&quot;/&gt;&lt;/w:sectPr&gt;&lt;/wx:sect&gt;&lt;/w:body&gt;&lt;/w:wordDocument&gt;">
+          <v:shape id="_x0000_i1041" type="#_x0000_t75" style="width:40.2pt;height:18.7pt" equationxml="&lt;?xml version=&quot;1.0&quot; encoding=&quot;UTF-8&quot; standalone=&quot;yes&quot;?&gt;&#10;&lt;?mso-application progid=&quot;Word.Document&quot;?&gt;&#10;&lt;w:wordDocument xmlns:aml=&quot;http://schemas.microsoft.com/aml/2001/core&quot; xmlns:wpc=&quot;http://schemas.microsoft.com/office/word/2010/wordprocessingCanvas&quot; xmlns:dt=&quot;uuid:C2F41010-65B3-11d1-A29F-00AA00C14882&quot; xmlns:mc=&quot;http://schemas.openxmlformats.org/markup-compatibility/2006&quot; xmlns:o=&quot;urn:schemas-microsoft-com:office:office&quot; xmlns:m=&quot;http://schemas.openxmlformats.org/officeDocument/2006/math&quot; xmlns:v=&quot;urn:schemas-microsoft-com:vml&quot; xmlns:w10=&quot;urn:schemas-microsoft-com:office:word&quot; xmlns:w=&quot;http://schemas.microsoft.com/office/word/2003/wordml&quot; xmlns:wx=&quot;http://schemas.microsoft.com/office/word/2003/auxHint&quot; xmlns:wne=&quot;http://schemas.microsoft.com/office/word/2006/wordml&quot; xmlns:wsp=&quot;http://schemas.microsoft.com/office/word/2003/wordml/sp2&quot; xmlns:sl=&quot;http://schemas.microsoft.com/schemaLibrary/2003/core&quot; w:macrosPresent=&quot;no&quot; w:embeddedObjPresent=&quot;no&quot; w:ocxPresent=&quot;no&quot; xml:space=&quot;preserve&quot;&gt;&lt;w:ignoreSubtree w:val=&quot;http://schemas.microsoft.com/office/word/2003/wordml/sp2&quot;/&gt;&lt;o:DocumentProperties&gt;&lt;o:Version&gt;15&lt;/o:Version&gt;&lt;/o:DocumentProperties&gt;&lt;w:docPr&gt;&lt;w:view w:val=&quot;print&quot;/&gt;&lt;w:zoom w:percent=&quot;100&quot;/&gt;&lt;w:doNotEmbedSystemFonts/&gt;&lt;w:activeWritingStyle w:lang=&quot;RU&quot; w:vendorID=&quot;64&quot; w:dllVersion=&quot;131078&quot; w:nlCheck=&quot;on&quot; w:optionSet=&quot;0&quot;/&gt;&lt;w:activeWritingStyle w:lang=&quot;EN-US&quot; w:vendorID=&quot;64&quot; w:dllVersion=&quot;131078&quot; w:nlCheck=&quot;on&quot; w:optionSet=&quot;1&quot;/&gt;&lt;w:defaultTabStop w:val=&quot;709&quot;/&gt;&lt;w:punctuationKerning/&gt;&lt;w:characterSpacingControl w:val=&quot;DontCompress&quot;/&gt;&lt;w:optimizeForBrowser/&gt;&lt;w:relyOnVML/&gt;&lt;w:allowPNG/&gt;&lt;w:targetScreenSz w:val=&quot;800x600&quot;/&gt;&lt;w:validateAgainstSchema/&gt;&lt;w:saveInvalidXML w:val=&quot;off&quot;/&gt;&lt;w:ignoreMixedContent w:val=&quot;off&quot;/&gt;&lt;w:alwaysShowPlaceholderText w:val=&quot;off&quot;/&gt;&lt;w:compat&gt;&lt;w:breakWrappedTables/&gt;&lt;w:snapToGridInCell/&gt;&lt;w:wrapTextWithPunct/&gt;&lt;w:useAsianBreakRules/&gt;&lt;w:dontGrowAutofit/&gt;&lt;/w:compat&gt;&lt;wsp:rsids&gt;&lt;wsp:rsidRoot wsp:val=&quot;00F17BFC&quot;/&gt;&lt;wsp:rsid wsp:val=&quot;000015FE&quot;/&gt;&lt;wsp:rsid wsp:val=&quot;000020AD&quot;/&gt;&lt;wsp:rsid wsp:val=&quot;0000523D&quot;/&gt;&lt;wsp:rsid wsp:val=&quot;000130FB&quot;/&gt;&lt;wsp:rsid wsp:val=&quot;0001367F&quot;/&gt;&lt;wsp:rsid wsp:val=&quot;000155E8&quot;/&gt;&lt;wsp:rsid wsp:val=&quot;00025215&quot;/&gt;&lt;wsp:rsid wsp:val=&quot;000253B2&quot;/&gt;&lt;wsp:rsid wsp:val=&quot;00031C8A&quot;/&gt;&lt;wsp:rsid wsp:val=&quot;000363F4&quot;/&gt;&lt;wsp:rsid wsp:val=&quot;00037091&quot;/&gt;&lt;wsp:rsid wsp:val=&quot;00053D23&quot;/&gt;&lt;wsp:rsid wsp:val=&quot;00055BF9&quot;/&gt;&lt;wsp:rsid wsp:val=&quot;00071A86&quot;/&gt;&lt;wsp:rsid wsp:val=&quot;00075412&quot;/&gt;&lt;wsp:rsid wsp:val=&quot;00082343&quot;/&gt;&lt;wsp:rsid wsp:val=&quot;00086438&quot;/&gt;&lt;wsp:rsid wsp:val=&quot;0009597F&quot;/&gt;&lt;wsp:rsid wsp:val=&quot;00096739&quot;/&gt;&lt;wsp:rsid wsp:val=&quot;0009753E&quot;/&gt;&lt;wsp:rsid wsp:val=&quot;000A5F0E&quot;/&gt;&lt;wsp:rsid wsp:val=&quot;000A76C7&quot;/&gt;&lt;wsp:rsid wsp:val=&quot;000B0199&quot;/&gt;&lt;wsp:rsid wsp:val=&quot;000C133D&quot;/&gt;&lt;wsp:rsid wsp:val=&quot;000D1709&quot;/&gt;&lt;wsp:rsid wsp:val=&quot;000F1F4B&quot;/&gt;&lt;wsp:rsid wsp:val=&quot;000F653B&quot;/&gt;&lt;wsp:rsid wsp:val=&quot;00104B0D&quot;/&gt;&lt;wsp:rsid wsp:val=&quot;00113BAD&quot;/&gt;&lt;wsp:rsid wsp:val=&quot;00121FD3&quot;/&gt;&lt;wsp:rsid wsp:val=&quot;00122098&quot;/&gt;&lt;wsp:rsid wsp:val=&quot;00126A68&quot;/&gt;&lt;wsp:rsid wsp:val=&quot;00151066&quot;/&gt;&lt;wsp:rsid wsp:val=&quot;00152BCB&quot;/&gt;&lt;wsp:rsid wsp:val=&quot;00155363&quot;/&gt;&lt;wsp:rsid wsp:val=&quot;00156CA5&quot;/&gt;&lt;wsp:rsid wsp:val=&quot;00157F33&quot;/&gt;&lt;wsp:rsid wsp:val=&quot;0016527B&quot;/&gt;&lt;wsp:rsid wsp:val=&quot;00166C15&quot;/&gt;&lt;wsp:rsid wsp:val=&quot;0017747D&quot;/&gt;&lt;wsp:rsid wsp:val=&quot;00183260&quot;/&gt;&lt;wsp:rsid wsp:val=&quot;0018679A&quot;/&gt;&lt;wsp:rsid wsp:val=&quot;00187CE8&quot;/&gt;&lt;wsp:rsid wsp:val=&quot;001A656E&quot;/&gt;&lt;wsp:rsid wsp:val=&quot;001B3255&quot;/&gt;&lt;wsp:rsid wsp:val=&quot;001B39CF&quot;/&gt;&lt;wsp:rsid wsp:val=&quot;001B78BD&quot;/&gt;&lt;wsp:rsid wsp:val=&quot;001C75D0&quot;/&gt;&lt;wsp:rsid wsp:val=&quot;001D4708&quot;/&gt;&lt;wsp:rsid wsp:val=&quot;001D7D00&quot;/&gt;&lt;wsp:rsid wsp:val=&quot;001E58CE&quot;/&gt;&lt;wsp:rsid wsp:val=&quot;001F7BCF&quot;/&gt;&lt;wsp:rsid wsp:val=&quot;002011F0&quot;/&gt;&lt;wsp:rsid wsp:val=&quot;0021089B&quot;/&gt;&lt;wsp:rsid wsp:val=&quot;00211273&quot;/&gt;&lt;wsp:rsid wsp:val=&quot;002216B9&quot;/&gt;&lt;wsp:rsid wsp:val=&quot;00245440&quot;/&gt;&lt;wsp:rsid wsp:val=&quot;002502C0&quot;/&gt;&lt;wsp:rsid wsp:val=&quot;00250448&quot;/&gt;&lt;wsp:rsid wsp:val=&quot;002505E1&quot;/&gt;&lt;wsp:rsid wsp:val=&quot;002609F1&quot;/&gt;&lt;wsp:rsid wsp:val=&quot;00261B8C&quot;/&gt;&lt;wsp:rsid wsp:val=&quot;00262BFB&quot;/&gt;&lt;wsp:rsid wsp:val=&quot;00263DCD&quot;/&gt;&lt;wsp:rsid wsp:val=&quot;00265B61&quot;/&gt;&lt;wsp:rsid wsp:val=&quot;0027142D&quot;/&gt;&lt;wsp:rsid wsp:val=&quot;00280FE4&quot;/&gt;&lt;wsp:rsid wsp:val=&quot;00281B34&quot;/&gt;&lt;wsp:rsid wsp:val=&quot;00282BBB&quot;/&gt;&lt;wsp:rsid wsp:val=&quot;00283182&quot;/&gt;&lt;wsp:rsid wsp:val=&quot;00285CE0&quot;/&gt;&lt;wsp:rsid wsp:val=&quot;002877F1&quot;/&gt;&lt;wsp:rsid wsp:val=&quot;002A20DC&quot;/&gt;&lt;wsp:rsid wsp:val=&quot;002A2337&quot;/&gt;&lt;wsp:rsid wsp:val=&quot;002A4655&quot;/&gt;&lt;wsp:rsid wsp:val=&quot;002A5086&quot;/&gt;&lt;wsp:rsid wsp:val=&quot;002A58BB&quot;/&gt;&lt;wsp:rsid wsp:val=&quot;002B0635&quot;/&gt;&lt;wsp:rsid wsp:val=&quot;002B10C4&quot;/&gt;&lt;wsp:rsid wsp:val=&quot;002B16ED&quot;/&gt;&lt;wsp:rsid wsp:val=&quot;002B5E09&quot;/&gt;&lt;wsp:rsid wsp:val=&quot;002C167F&quot;/&gt;&lt;wsp:rsid wsp:val=&quot;002C660C&quot;/&gt;&lt;wsp:rsid wsp:val=&quot;002C6629&quot;/&gt;&lt;wsp:rsid wsp:val=&quot;002D1FCC&quot;/&gt;&lt;wsp:rsid wsp:val=&quot;002E0E6E&quot;/&gt;&lt;wsp:rsid wsp:val=&quot;003003E6&quot;/&gt;&lt;wsp:rsid wsp:val=&quot;0030769D&quot;/&gt;&lt;wsp:rsid wsp:val=&quot;003107E9&quot;/&gt;&lt;wsp:rsid wsp:val=&quot;00313B72&quot;/&gt;&lt;wsp:rsid wsp:val=&quot;00314B92&quot;/&gt;&lt;wsp:rsid wsp:val=&quot;00317A20&quot;/&gt;&lt;wsp:rsid wsp:val=&quot;00335A54&quot;/&gt;&lt;wsp:rsid wsp:val=&quot;00335D79&quot;/&gt;&lt;wsp:rsid wsp:val=&quot;00336CFE&quot;/&gt;&lt;wsp:rsid wsp:val=&quot;00337C4C&quot;/&gt;&lt;wsp:rsid wsp:val=&quot;0034103F&quot;/&gt;&lt;wsp:rsid wsp:val=&quot;00341D31&quot;/&gt;&lt;wsp:rsid wsp:val=&quot;0034650A&quot;/&gt;&lt;wsp:rsid wsp:val=&quot;00346A56&quot;/&gt;&lt;wsp:rsid wsp:val=&quot;003510C4&quot;/&gt;&lt;wsp:rsid wsp:val=&quot;00355841&quot;/&gt;&lt;wsp:rsid wsp:val=&quot;00355C8B&quot;/&gt;&lt;wsp:rsid wsp:val=&quot;00356C58&quot;/&gt;&lt;wsp:rsid wsp:val=&quot;00360561&quot;/&gt;&lt;wsp:rsid wsp:val=&quot;003749ED&quot;/&gt;&lt;wsp:rsid wsp:val=&quot;00376926&quot;/&gt;&lt;wsp:rsid wsp:val=&quot;00377515&quot;/&gt;&lt;wsp:rsid wsp:val=&quot;00377DA6&quot;/&gt;&lt;wsp:rsid wsp:val=&quot;0038142C&quot;/&gt;&lt;wsp:rsid wsp:val=&quot;00394CAE&quot;/&gt;&lt;wsp:rsid wsp:val=&quot;003A1C63&quot;/&gt;&lt;wsp:rsid wsp:val=&quot;003A529D&quot;/&gt;&lt;wsp:rsid wsp:val=&quot;003A639A&quot;/&gt;&lt;wsp:rsid wsp:val=&quot;003A7393&quot;/&gt;&lt;wsp:rsid wsp:val=&quot;003B0CD6&quot;/&gt;&lt;wsp:rsid wsp:val=&quot;003B56AF&quot;/&gt;&lt;wsp:rsid wsp:val=&quot;003C7EA6&quot;/&gt;&lt;wsp:rsid wsp:val=&quot;003D0C0A&quot;/&gt;&lt;wsp:rsid wsp:val=&quot;003D5BF9&quot;/&gt;&lt;wsp:rsid wsp:val=&quot;003E399C&quot;/&gt;&lt;wsp:rsid wsp:val=&quot;003F0F8F&quot;/&gt;&lt;wsp:rsid wsp:val=&quot;003F10D2&quot;/&gt;&lt;wsp:rsid wsp:val=&quot;003F3451&quot;/&gt;&lt;wsp:rsid wsp:val=&quot;003F42B0&quot;/&gt;&lt;wsp:rsid wsp:val=&quot;003F5570&quot;/&gt;&lt;wsp:rsid wsp:val=&quot;003F5F74&quot;/&gt;&lt;wsp:rsid wsp:val=&quot;00401534&quot;/&gt;&lt;wsp:rsid wsp:val=&quot;00423B98&quot;/&gt;&lt;wsp:rsid wsp:val=&quot;004259C3&quot;/&gt;&lt;wsp:rsid wsp:val=&quot;00426790&quot;/&gt;&lt;wsp:rsid wsp:val=&quot;00430592&quot;/&gt;&lt;wsp:rsid wsp:val=&quot;004445EE&quot;/&gt;&lt;wsp:rsid wsp:val=&quot;00444CF3&quot;/&gt;&lt;wsp:rsid wsp:val=&quot;0044653F&quot;/&gt;&lt;wsp:rsid wsp:val=&quot;00452126&quot;/&gt;&lt;wsp:rsid wsp:val=&quot;00453488&quot;/&gt;&lt;wsp:rsid wsp:val=&quot;004559C1&quot;/&gt;&lt;wsp:rsid wsp:val=&quot;0045713C&quot;/&gt;&lt;wsp:rsid wsp:val=&quot;00466BD5&quot;/&gt;&lt;wsp:rsid wsp:val=&quot;00466CCB&quot;/&gt;&lt;wsp:rsid wsp:val=&quot;00470CB9&quot;/&gt;&lt;wsp:rsid wsp:val=&quot;00472FDB&quot;/&gt;&lt;wsp:rsid wsp:val=&quot;004759E5&quot;/&gt;&lt;wsp:rsid wsp:val=&quot;00475FFF&quot;/&gt;&lt;wsp:rsid wsp:val=&quot;00477023&quot;/&gt;&lt;wsp:rsid wsp:val=&quot;00481F6A&quot;/&gt;&lt;wsp:rsid wsp:val=&quot;00485A31&quot;/&gt;&lt;wsp:rsid wsp:val=&quot;004963F1&quot;/&gt;&lt;wsp:rsid wsp:val=&quot;004B0CC3&quot;/&gt;&lt;wsp:rsid wsp:val=&quot;004B38E0&quot;/&gt;&lt;wsp:rsid wsp:val=&quot;004C52E9&quot;/&gt;&lt;wsp:rsid wsp:val=&quot;004D6B38&quot;/&gt;&lt;wsp:rsid wsp:val=&quot;004D7D2F&quot;/&gt;&lt;wsp:rsid wsp:val=&quot;004E1CCC&quot;/&gt;&lt;wsp:rsid wsp:val=&quot;004E4469&quot;/&gt;&lt;wsp:rsid wsp:val=&quot;004F088A&quot;/&gt;&lt;wsp:rsid wsp:val=&quot;004F220F&quot;/&gt;&lt;wsp:rsid wsp:val=&quot;004F4438&quot;/&gt;&lt;wsp:rsid wsp:val=&quot;005030A0&quot;/&gt;&lt;wsp:rsid wsp:val=&quot;00505CF2&quot;/&gt;&lt;wsp:rsid wsp:val=&quot;005060C1&quot;/&gt;&lt;wsp:rsid wsp:val=&quot;00507371&quot;/&gt;&lt;wsp:rsid wsp:val=&quot;00521F7C&quot;/&gt;&lt;wsp:rsid wsp:val=&quot;00523A61&quot;/&gt;&lt;wsp:rsid wsp:val=&quot;005251E9&quot;/&gt;&lt;wsp:rsid wsp:val=&quot;005275BF&quot;/&gt;&lt;wsp:rsid wsp:val=&quot;00540A04&quot;/&gt;&lt;wsp:rsid wsp:val=&quot;005444D2&quot;/&gt;&lt;wsp:rsid wsp:val=&quot;00550CA4&quot;/&gt;&lt;wsp:rsid wsp:val=&quot;00552AC9&quot;/&gt;&lt;wsp:rsid wsp:val=&quot;00553B46&quot;/&gt;&lt;wsp:rsid wsp:val=&quot;005619DB&quot;/&gt;&lt;wsp:rsid wsp:val=&quot;0056618B&quot;/&gt;&lt;wsp:rsid wsp:val=&quot;00576F73&quot;/&gt;&lt;wsp:rsid wsp:val=&quot;005913E4&quot;/&gt;&lt;wsp:rsid wsp:val=&quot;00593EE0&quot;/&gt;&lt;wsp:rsid wsp:val=&quot;0059682E&quot;/&gt;&lt;wsp:rsid wsp:val=&quot;005974B2&quot;/&gt;&lt;wsp:rsid wsp:val=&quot;005A646F&quot;/&gt;&lt;wsp:rsid wsp:val=&quot;005B016B&quot;/&gt;&lt;wsp:rsid wsp:val=&quot;005B2FE8&quot;/&gt;&lt;wsp:rsid wsp:val=&quot;005C21CD&quot;/&gt;&lt;wsp:rsid wsp:val=&quot;005C3AB7&quot;/&gt;&lt;wsp:rsid wsp:val=&quot;005C3D63&quot;/&gt;&lt;wsp:rsid wsp:val=&quot;005C7C31&quot;/&gt;&lt;wsp:rsid wsp:val=&quot;005D27CC&quot;/&gt;&lt;wsp:rsid wsp:val=&quot;005D34FE&quot;/&gt;&lt;wsp:rsid wsp:val=&quot;005D4C1A&quot;/&gt;&lt;wsp:rsid wsp:val=&quot;005D6E0B&quot;/&gt;&lt;wsp:rsid wsp:val=&quot;005D73C4&quot;/&gt;&lt;wsp:rsid wsp:val=&quot;005E1677&quot;/&gt;&lt;wsp:rsid wsp:val=&quot;005E5F3C&quot;/&gt;&lt;wsp:rsid wsp:val=&quot;005E756A&quot;/&gt;&lt;wsp:rsid wsp:val=&quot;005F086A&quot;/&gt;&lt;wsp:rsid wsp:val=&quot;005F47EF&quot;/&gt;&lt;wsp:rsid wsp:val=&quot;006050B7&quot;/&gt;&lt;wsp:rsid wsp:val=&quot;006100BB&quot;/&gt;&lt;wsp:rsid wsp:val=&quot;00610BBB&quot;/&gt;&lt;wsp:rsid wsp:val=&quot;006149CB&quot;/&gt;&lt;wsp:rsid wsp:val=&quot;00616977&quot;/&gt;&lt;wsp:rsid wsp:val=&quot;00620374&quot;/&gt;&lt;wsp:rsid wsp:val=&quot;006267E5&quot;/&gt;&lt;wsp:rsid wsp:val=&quot;00627960&quot;/&gt;&lt;wsp:rsid wsp:val=&quot;00630354&quot;/&gt;&lt;wsp:rsid wsp:val=&quot;00630A7F&quot;/&gt;&lt;wsp:rsid wsp:val=&quot;006348A2&quot;/&gt;&lt;wsp:rsid wsp:val=&quot;00660484&quot;/&gt;&lt;wsp:rsid wsp:val=&quot;00666925&quot;/&gt;&lt;wsp:rsid wsp:val=&quot;0066696E&quot;/&gt;&lt;wsp:rsid wsp:val=&quot;00672148&quot;/&gt;&lt;wsp:rsid wsp:val=&quot;00674F02&quot;/&gt;&lt;wsp:rsid wsp:val=&quot;00683589&quot;/&gt;&lt;wsp:rsid wsp:val=&quot;00692F2D&quot;/&gt;&lt;wsp:rsid wsp:val=&quot;00695DB3&quot;/&gt;&lt;wsp:rsid wsp:val=&quot;00696A4B&quot;/&gt;&lt;wsp:rsid wsp:val=&quot;006D4B8B&quot;/&gt;&lt;wsp:rsid wsp:val=&quot;006D5F14&quot;/&gt;&lt;wsp:rsid wsp:val=&quot;0070086F&quot;/&gt;&lt;wsp:rsid wsp:val=&quot;00705634&quot;/&gt;&lt;wsp:rsid wsp:val=&quot;007067BA&quot;/&gt;&lt;wsp:rsid wsp:val=&quot;00714F33&quot;/&gt;&lt;wsp:rsid wsp:val=&quot;0071679F&quot;/&gt;&lt;wsp:rsid wsp:val=&quot;00717504&quot;/&gt;&lt;wsp:rsid wsp:val=&quot;007231F6&quot;/&gt;&lt;wsp:rsid wsp:val=&quot;00733B95&quot;/&gt;&lt;wsp:rsid wsp:val=&quot;0073621B&quot;/&gt;&lt;wsp:rsid wsp:val=&quot;007424F3&quot;/&gt;&lt;wsp:rsid wsp:val=&quot;00742C3E&quot;/&gt;&lt;wsp:rsid wsp:val=&quot;00745A66&quot;/&gt;&lt;wsp:rsid wsp:val=&quot;00746ED1&quot;/&gt;&lt;wsp:rsid wsp:val=&quot;007502C5&quot;/&gt;&lt;wsp:rsid wsp:val=&quot;0075623B&quot;/&gt;&lt;wsp:rsid wsp:val=&quot;00762280&quot;/&gt;&lt;wsp:rsid wsp:val=&quot;007646E2&quot;/&gt;&lt;wsp:rsid wsp:val=&quot;0077264F&quot;/&gt;&lt;wsp:rsid wsp:val=&quot;007B06BB&quot;/&gt;&lt;wsp:rsid wsp:val=&quot;007B125F&quot;/&gt;&lt;wsp:rsid wsp:val=&quot;007B1270&quot;/&gt;&lt;wsp:rsid wsp:val=&quot;007B359A&quot;/&gt;&lt;wsp:rsid wsp:val=&quot;007B5E01&quot;/&gt;&lt;wsp:rsid wsp:val=&quot;007C2D18&quot;/&gt;&lt;wsp:rsid wsp:val=&quot;007C5AC0&quot;/&gt;&lt;wsp:rsid wsp:val=&quot;007D18FC&quot;/&gt;&lt;wsp:rsid wsp:val=&quot;007E4570&quot;/&gt;&lt;wsp:rsid wsp:val=&quot;007F3E0A&quot;/&gt;&lt;wsp:rsid wsp:val=&quot;007F4553&quot;/&gt;&lt;wsp:rsid wsp:val=&quot;00803D40&quot;/&gt;&lt;wsp:rsid wsp:val=&quot;008041CD&quot;/&gt;&lt;wsp:rsid wsp:val=&quot;008106D5&quot;/&gt;&lt;wsp:rsid wsp:val=&quot;00812A2E&quot;/&gt;&lt;wsp:rsid wsp:val=&quot;00814F89&quot;/&gt;&lt;wsp:rsid wsp:val=&quot;00826210&quot;/&gt;&lt;wsp:rsid wsp:val=&quot;0082739F&quot;/&gt;&lt;wsp:rsid wsp:val=&quot;0082757B&quot;/&gt;&lt;wsp:rsid wsp:val=&quot;008321BC&quot;/&gt;&lt;wsp:rsid wsp:val=&quot;0084149E&quot;/&gt;&lt;wsp:rsid wsp:val=&quot;008461BB&quot;/&gt;&lt;wsp:rsid wsp:val=&quot;00867297&quot;/&gt;&lt;wsp:rsid wsp:val=&quot;00873C69&quot;/&gt;&lt;wsp:rsid wsp:val=&quot;008740F9&quot;/&gt;&lt;wsp:rsid wsp:val=&quot;00874DAC&quot;/&gt;&lt;wsp:rsid wsp:val=&quot;008943CF&quot;/&gt;&lt;wsp:rsid wsp:val=&quot;00897827&quot;/&gt;&lt;wsp:rsid wsp:val=&quot;008B29B1&quot;/&gt;&lt;wsp:rsid wsp:val=&quot;008B4ADC&quot;/&gt;&lt;wsp:rsid wsp:val=&quot;008B7E6A&quot;/&gt;&lt;wsp:rsid wsp:val=&quot;008C0502&quot;/&gt;&lt;wsp:rsid wsp:val=&quot;008C1D49&quot;/&gt;&lt;wsp:rsid wsp:val=&quot;008D1EE9&quot;/&gt;&lt;wsp:rsid wsp:val=&quot;008D210D&quot;/&gt;&lt;wsp:rsid wsp:val=&quot;008E1E3C&quot;/&gt;&lt;wsp:rsid wsp:val=&quot;008E409E&quot;/&gt;&lt;wsp:rsid wsp:val=&quot;008E680D&quot;/&gt;&lt;wsp:rsid wsp:val=&quot;008E76C6&quot;/&gt;&lt;wsp:rsid wsp:val=&quot;008F20B2&quot;/&gt;&lt;wsp:rsid wsp:val=&quot;008F3070&quot;/&gt;&lt;wsp:rsid wsp:val=&quot;008F7AD3&quot;/&gt;&lt;wsp:rsid wsp:val=&quot;00911087&quot;/&gt;&lt;wsp:rsid wsp:val=&quot;00912471&quot;/&gt;&lt;wsp:rsid wsp:val=&quot;009124C6&quot;/&gt;&lt;wsp:rsid wsp:val=&quot;00914211&quot;/&gt;&lt;wsp:rsid wsp:val=&quot;00916A02&quot;/&gt;&lt;wsp:rsid wsp:val=&quot;00922BCD&quot;/&gt;&lt;wsp:rsid wsp:val=&quot;009246E7&quot;/&gt;&lt;wsp:rsid wsp:val=&quot;00931851&quot;/&gt;&lt;wsp:rsid wsp:val=&quot;00940DC3&quot;/&gt;&lt;wsp:rsid wsp:val=&quot;00944B78&quot;/&gt;&lt;wsp:rsid wsp:val=&quot;00944DD2&quot;/&gt;&lt;wsp:rsid wsp:val=&quot;0094502F&quot;/&gt;&lt;wsp:rsid wsp:val=&quot;009521B0&quot;/&gt;&lt;wsp:rsid wsp:val=&quot;00964FDA&quot;/&gt;&lt;wsp:rsid wsp:val=&quot;00967E9E&quot;/&gt;&lt;wsp:rsid wsp:val=&quot;0098119B&quot;/&gt;&lt;wsp:rsid wsp:val=&quot;009828EF&quot;/&gt;&lt;wsp:rsid wsp:val=&quot;009943D5&quot;/&gt;&lt;wsp:rsid wsp:val=&quot;009A5231&quot;/&gt;&lt;wsp:rsid wsp:val=&quot;009A60FF&quot;/&gt;&lt;wsp:rsid wsp:val=&quot;009B6115&quot;/&gt;&lt;wsp:rsid wsp:val=&quot;009B783B&quot;/&gt;&lt;wsp:rsid wsp:val=&quot;009C16FE&quot;/&gt;&lt;wsp:rsid wsp:val=&quot;009C1ED3&quot;/&gt;&lt;wsp:rsid wsp:val=&quot;009D0F4C&quot;/&gt;&lt;wsp:rsid wsp:val=&quot;009D596F&quot;/&gt;&lt;wsp:rsid wsp:val=&quot;009E22C6&quot;/&gt;&lt;wsp:rsid wsp:val=&quot;009F1D97&quot;/&gt;&lt;wsp:rsid wsp:val=&quot;009F3FC2&quot;/&gt;&lt;wsp:rsid wsp:val=&quot;009F67C3&quot;/&gt;&lt;wsp:rsid wsp:val=&quot;009F7EC0&quot;/&gt;&lt;wsp:rsid wsp:val=&quot;00A174F4&quot;/&gt;&lt;wsp:rsid wsp:val=&quot;00A3232E&quot;/&gt;&lt;wsp:rsid wsp:val=&quot;00A36A98&quot;/&gt;&lt;wsp:rsid wsp:val=&quot;00A409EE&quot;/&gt;&lt;wsp:rsid wsp:val=&quot;00A417AE&quot;/&gt;&lt;wsp:rsid wsp:val=&quot;00A47657&quot;/&gt;&lt;wsp:rsid wsp:val=&quot;00A52B15&quot;/&gt;&lt;wsp:rsid wsp:val=&quot;00A57D23&quot;/&gt;&lt;wsp:rsid wsp:val=&quot;00A6067B&quot;/&gt;&lt;wsp:rsid wsp:val=&quot;00A62E66&quot;/&gt;&lt;wsp:rsid wsp:val=&quot;00A71B83&quot;/&gt;&lt;wsp:rsid wsp:val=&quot;00A76388&quot;/&gt;&lt;wsp:rsid wsp:val=&quot;00A7745F&quot;/&gt;&lt;wsp:rsid wsp:val=&quot;00A84F2E&quot;/&gt;&lt;wsp:rsid wsp:val=&quot;00A8792B&quot;/&gt;&lt;wsp:rsid wsp:val=&quot;00A941B4&quot;/&gt;&lt;wsp:rsid wsp:val=&quot;00A97DDB&quot;/&gt;&lt;wsp:rsid wsp:val=&quot;00AA732A&quot;/&gt;&lt;wsp:rsid wsp:val=&quot;00AC2974&quot;/&gt;&lt;wsp:rsid wsp:val=&quot;00AC2D1E&quot;/&gt;&lt;wsp:rsid wsp:val=&quot;00AC61BE&quot;/&gt;&lt;wsp:rsid wsp:val=&quot;00AC66F4&quot;/&gt;&lt;wsp:rsid wsp:val=&quot;00AE01D6&quot;/&gt;&lt;wsp:rsid wsp:val=&quot;00AE3B5F&quot;/&gt;&lt;wsp:rsid wsp:val=&quot;00AE5FAA&quot;/&gt;&lt;wsp:rsid wsp:val=&quot;00AF7B8C&quot;/&gt;&lt;wsp:rsid wsp:val=&quot;00B01D04&quot;/&gt;&lt;wsp:rsid wsp:val=&quot;00B01E8D&quot;/&gt;&lt;wsp:rsid wsp:val=&quot;00B05E9F&quot;/&gt;&lt;wsp:rsid wsp:val=&quot;00B10924&quot;/&gt;&lt;wsp:rsid wsp:val=&quot;00B1280F&quot;/&gt;&lt;wsp:rsid wsp:val=&quot;00B13497&quot;/&gt;&lt;wsp:rsid wsp:val=&quot;00B21005&quot;/&gt;&lt;wsp:rsid wsp:val=&quot;00B24A79&quot;/&gt;&lt;wsp:rsid wsp:val=&quot;00B349C7&quot;/&gt;&lt;wsp:rsid wsp:val=&quot;00B40640&quot;/&gt;&lt;wsp:rsid wsp:val=&quot;00B42704&quot;/&gt;&lt;wsp:rsid wsp:val=&quot;00B47538&quot;/&gt;&lt;wsp:rsid wsp:val=&quot;00B47FDB&quot;/&gt;&lt;wsp:rsid wsp:val=&quot;00B50C83&quot;/&gt;&lt;wsp:rsid wsp:val=&quot;00B51C18&quot;/&gt;&lt;wsp:rsid wsp:val=&quot;00B574CE&quot;/&gt;&lt;wsp:rsid wsp:val=&quot;00B60350&quot;/&gt;&lt;wsp:rsid wsp:val=&quot;00B60F2C&quot;/&gt;&lt;wsp:rsid wsp:val=&quot;00B614CB&quot;/&gt;&lt;wsp:rsid wsp:val=&quot;00B6236F&quot;/&gt;&lt;wsp:rsid wsp:val=&quot;00B725EB&quot;/&gt;&lt;wsp:rsid wsp:val=&quot;00B75C00&quot;/&gt;&lt;wsp:rsid wsp:val=&quot;00B85C85&quot;/&gt;&lt;wsp:rsid wsp:val=&quot;00B877B8&quot;/&gt;&lt;wsp:rsid wsp:val=&quot;00B96068&quot;/&gt;&lt;wsp:rsid wsp:val=&quot;00BA1F4C&quot;/&gt;&lt;wsp:rsid wsp:val=&quot;00BA2CB8&quot;/&gt;&lt;wsp:rsid wsp:val=&quot;00BA4B27&quot;/&gt;&lt;wsp:rsid wsp:val=&quot;00BA7DE1&quot;/&gt;&lt;wsp:rsid wsp:val=&quot;00BB0F44&quot;/&gt;&lt;wsp:rsid wsp:val=&quot;00BB3AA5&quot;/&gt;&lt;wsp:rsid wsp:val=&quot;00BC03E9&quot;/&gt;&lt;wsp:rsid wsp:val=&quot;00BC6029&quot;/&gt;&lt;wsp:rsid wsp:val=&quot;00BD7149&quot;/&gt;&lt;wsp:rsid wsp:val=&quot;00BE1443&quot;/&gt;&lt;wsp:rsid wsp:val=&quot;00BE1990&quot;/&gt;&lt;wsp:rsid wsp:val=&quot;00BE23D5&quot;/&gt;&lt;wsp:rsid wsp:val=&quot;00BF0062&quot;/&gt;&lt;wsp:rsid wsp:val=&quot;00C02818&quot;/&gt;&lt;wsp:rsid wsp:val=&quot;00C11695&quot;/&gt;&lt;wsp:rsid wsp:val=&quot;00C165EF&quot;/&gt;&lt;wsp:rsid wsp:val=&quot;00C20BBD&quot;/&gt;&lt;wsp:rsid wsp:val=&quot;00C20D2C&quot;/&gt;&lt;wsp:rsid wsp:val=&quot;00C372B8&quot;/&gt;&lt;wsp:rsid wsp:val=&quot;00C40493&quot;/&gt;&lt;wsp:rsid wsp:val=&quot;00C435F2&quot;/&gt;&lt;wsp:rsid wsp:val=&quot;00C446FA&quot;/&gt;&lt;wsp:rsid wsp:val=&quot;00C46AB7&quot;/&gt;&lt;wsp:rsid wsp:val=&quot;00C47084&quot;/&gt;&lt;wsp:rsid wsp:val=&quot;00C47155&quot;/&gt;&lt;wsp:rsid wsp:val=&quot;00C54CBA&quot;/&gt;&lt;wsp:rsid wsp:val=&quot;00C650DD&quot;/&gt;&lt;wsp:rsid wsp:val=&quot;00C714A9&quot;/&gt;&lt;wsp:rsid wsp:val=&quot;00C7366E&quot;/&gt;&lt;wsp:rsid wsp:val=&quot;00C8717E&quot;/&gt;&lt;wsp:rsid wsp:val=&quot;00C93B32&quot;/&gt;&lt;wsp:rsid wsp:val=&quot;00CB61CC&quot;/&gt;&lt;wsp:rsid wsp:val=&quot;00CC1BA4&quot;/&gt;&lt;wsp:rsid wsp:val=&quot;00CC36DA&quot;/&gt;&lt;wsp:rsid wsp:val=&quot;00CC664E&quot;/&gt;&lt;wsp:rsid wsp:val=&quot;00CC75E7&quot;/&gt;&lt;wsp:rsid wsp:val=&quot;00CD0591&quot;/&gt;&lt;wsp:rsid wsp:val=&quot;00CD2517&quot;/&gt;&lt;wsp:rsid wsp:val=&quot;00CD2B80&quot;/&gt;&lt;wsp:rsid wsp:val=&quot;00CD7723&quot;/&gt;&lt;wsp:rsid wsp:val=&quot;00CF6702&quot;/&gt;&lt;wsp:rsid wsp:val=&quot;00D028D3&quot;/&gt;&lt;wsp:rsid wsp:val=&quot;00D070FD&quot;/&gt;&lt;wsp:rsid wsp:val=&quot;00D11841&quot;/&gt;&lt;wsp:rsid wsp:val=&quot;00D13F40&quot;/&gt;&lt;wsp:rsid wsp:val=&quot;00D21DFB&quot;/&gt;&lt;wsp:rsid wsp:val=&quot;00D21E1C&quot;/&gt;&lt;wsp:rsid wsp:val=&quot;00D24114&quot;/&gt;&lt;wsp:rsid wsp:val=&quot;00D26B32&quot;/&gt;&lt;wsp:rsid wsp:val=&quot;00D326DE&quot;/&gt;&lt;wsp:rsid wsp:val=&quot;00D34FE3&quot;/&gt;&lt;wsp:rsid wsp:val=&quot;00D4026E&quot;/&gt;&lt;wsp:rsid wsp:val=&quot;00D443A1&quot;/&gt;&lt;wsp:rsid wsp:val=&quot;00D445BE&quot;/&gt;&lt;wsp:rsid wsp:val=&quot;00D51306&quot;/&gt;&lt;wsp:rsid wsp:val=&quot;00D52A38&quot;/&gt;&lt;wsp:rsid wsp:val=&quot;00D57661&quot;/&gt;&lt;wsp:rsid wsp:val=&quot;00D63DFB&quot;/&gt;&lt;wsp:rsid wsp:val=&quot;00D67603&quot;/&gt;&lt;wsp:rsid wsp:val=&quot;00D70552&quot;/&gt;&lt;wsp:rsid wsp:val=&quot;00D93A03&quot;/&gt;&lt;wsp:rsid wsp:val=&quot;00D962EF&quot;/&gt;&lt;wsp:rsid wsp:val=&quot;00D96E9E&quot;/&gt;&lt;wsp:rsid wsp:val=&quot;00D972CC&quot;/&gt;&lt;wsp:rsid wsp:val=&quot;00D97DEB&quot;/&gt;&lt;wsp:rsid wsp:val=&quot;00DA1FD8&quot;/&gt;&lt;wsp:rsid wsp:val=&quot;00DA401F&quot;/&gt;&lt;wsp:rsid wsp:val=&quot;00DA48C1&quot;/&gt;&lt;wsp:rsid wsp:val=&quot;00DA7838&quot;/&gt;&lt;wsp:rsid wsp:val=&quot;00DA7B7D&quot;/&gt;&lt;wsp:rsid wsp:val=&quot;00DB73B5&quot;/&gt;&lt;wsp:rsid wsp:val=&quot;00DC100A&quot;/&gt;&lt;wsp:rsid wsp:val=&quot;00DC5F7A&quot;/&gt;&lt;wsp:rsid wsp:val=&quot;00DC7FF1&quot;/&gt;&lt;wsp:rsid wsp:val=&quot;00DD2B25&quot;/&gt;&lt;wsp:rsid wsp:val=&quot;00DE10FA&quot;/&gt;&lt;wsp:rsid wsp:val=&quot;00DE6908&quot;/&gt;&lt;wsp:rsid wsp:val=&quot;00DF1EA9&quot;/&gt;&lt;wsp:rsid wsp:val=&quot;00DF6C13&quot;/&gt;&lt;wsp:rsid wsp:val=&quot;00E00102&quot;/&gt;&lt;wsp:rsid wsp:val=&quot;00E00787&quot;/&gt;&lt;wsp:rsid wsp:val=&quot;00E063A5&quot;/&gt;&lt;wsp:rsid wsp:val=&quot;00E15F21&quot;/&gt;&lt;wsp:rsid wsp:val=&quot;00E20FA8&quot;/&gt;&lt;wsp:rsid wsp:val=&quot;00E2192E&quot;/&gt;&lt;wsp:rsid wsp:val=&quot;00E27E79&quot;/&gt;&lt;wsp:rsid wsp:val=&quot;00E342D1&quot;/&gt;&lt;wsp:rsid wsp:val=&quot;00E43F81&quot;/&gt;&lt;wsp:rsid wsp:val=&quot;00E46595&quot;/&gt;&lt;wsp:rsid wsp:val=&quot;00E4782D&quot;/&gt;&lt;wsp:rsid wsp:val=&quot;00E566D5&quot;/&gt;&lt;wsp:rsid wsp:val=&quot;00E64666&quot;/&gt;&lt;wsp:rsid wsp:val=&quot;00E65D82&quot;/&gt;&lt;wsp:rsid wsp:val=&quot;00E7640C&quot;/&gt;&lt;wsp:rsid wsp:val=&quot;00E8012D&quot;/&gt;&lt;wsp:rsid wsp:val=&quot;00E93039&quot;/&gt;&lt;wsp:rsid wsp:val=&quot;00E93FDD&quot;/&gt;&lt;wsp:rsid wsp:val=&quot;00E94434&quot;/&gt;&lt;wsp:rsid wsp:val=&quot;00E959DC&quot;/&gt;&lt;wsp:rsid wsp:val=&quot;00EA72C8&quot;/&gt;&lt;wsp:rsid wsp:val=&quot;00EB005D&quot;/&gt;&lt;wsp:rsid wsp:val=&quot;00EB5214&quot;/&gt;&lt;wsp:rsid wsp:val=&quot;00EB5C2D&quot;/&gt;&lt;wsp:rsid wsp:val=&quot;00EC1304&quot;/&gt;&lt;wsp:rsid wsp:val=&quot;00EC2FD3&quot;/&gt;&lt;wsp:rsid wsp:val=&quot;00EC5F71&quot;/&gt;&lt;wsp:rsid wsp:val=&quot;00ED1CF3&quot;/&gt;&lt;wsp:rsid wsp:val=&quot;00ED7703&quot;/&gt;&lt;wsp:rsid wsp:val=&quot;00ED7FD9&quot;/&gt;&lt;wsp:rsid wsp:val=&quot;00EE0781&quot;/&gt;&lt;wsp:rsid wsp:val=&quot;00EE3337&quot;/&gt;&lt;wsp:rsid wsp:val=&quot;00F17BFC&quot;/&gt;&lt;wsp:rsid wsp:val=&quot;00F3131B&quot;/&gt;&lt;wsp:rsid wsp:val=&quot;00F315B6&quot;/&gt;&lt;wsp:rsid wsp:val=&quot;00F43109&quot;/&gt;&lt;wsp:rsid wsp:val=&quot;00F5321E&quot;/&gt;&lt;wsp:rsid wsp:val=&quot;00F5487B&quot;/&gt;&lt;wsp:rsid wsp:val=&quot;00F54BC4&quot;/&gt;&lt;wsp:rsid wsp:val=&quot;00F56155&quot;/&gt;&lt;wsp:rsid wsp:val=&quot;00F5796B&quot;/&gt;&lt;wsp:rsid wsp:val=&quot;00F61B55&quot;/&gt;&lt;wsp:rsid wsp:val=&quot;00F63E08&quot;/&gt;&lt;wsp:rsid wsp:val=&quot;00F652EC&quot;/&gt;&lt;wsp:rsid wsp:val=&quot;00F714E3&quot;/&gt;&lt;wsp:rsid wsp:val=&quot;00F90415&quot;/&gt;&lt;wsp:rsid wsp:val=&quot;00F933D4&quot;/&gt;&lt;wsp:rsid wsp:val=&quot;00FA6999&quot;/&gt;&lt;wsp:rsid wsp:val=&quot;00FB25EF&quot;/&gt;&lt;wsp:rsid wsp:val=&quot;00FC6B2C&quot;/&gt;&lt;wsp:rsid wsp:val=&quot;00FC7C45&quot;/&gt;&lt;wsp:rsid wsp:val=&quot;00FD25F0&quot;/&gt;&lt;wsp:rsid wsp:val=&quot;00FD3F21&quot;/&gt;&lt;wsp:rsid wsp:val=&quot;00FD639E&quot;/&gt;&lt;wsp:rsid wsp:val=&quot;00FD646C&quot;/&gt;&lt;wsp:rsid wsp:val=&quot;00FE1BFA&quot;/&gt;&lt;wsp:rsid wsp:val=&quot;00FF6ECE&quot;/&gt;&lt;/wsp:rsids&gt;&lt;/w:docPr&gt;&lt;w:body&gt;&lt;wx:sect&gt;&lt;w:p wsp:rsidR=&quot;00000000&quot; wsp:rsidRDefault=&quot;00282BBB&quot; wsp:rsidP=&quot;00282BBB&quot;&gt;&lt;m:oMathPara&gt;&lt;m:oMath&gt;&lt;m:r&gt;&lt;m:rPr&gt;&lt;m:nor/&gt;&lt;/m:rPr&gt;&lt;w:rPr&gt;&lt;w:color w:val=&quot;262626&quot;/&gt;&lt;w:kern w:val=&quot;24&quot;/&gt;&lt;w:sz-cs w:val=&quot;28&quot;/&gt;&lt;w:lang w:val=&quot;EN-US&quot;/&gt;&lt;/w:rPr&gt;&lt;m:t&gt;x&lt;/m:t&gt;&lt;/m:r&gt;&lt;m:r&gt;&lt;m:rPr&gt;&lt;m:nor/&gt;&lt;/m:rPr&gt;&lt;w:rPr&gt;&lt;w:rFonts w:ascii=&quot;Cambria Math&quot;/&gt;&lt;wx:font wx:val=&quot;Cambria Math&quot;/&gt;&lt;w:color w:val=&quot;262626&quot;/&gt;&lt;w:kern w:val=&quot;24&quot;/&gt;&lt;w:sz-cs w:val=&quot;28&quot;/&gt;&lt;/w:rPr&gt;&lt;m:t&gt;, &lt;/m:t&gt;&lt;/m:r&gt;&lt;m:r&gt;&lt;m:rPr&gt;&lt;m:nor/&gt;&lt;/m:rPr&gt;&lt;w:rPr&gt;&lt;w:color w:val=&quot;262626&quot;/&gt;&lt;w:kern w:val=&quot;24&quot;/&gt;&lt;w:sz-cs w:val=&quot;28&quot;/&gt;&lt;w:lang w:val=&quot;EN-US&quot;/&gt;&lt;/w:rPr&gt;&lt;m:t&gt;y&lt;/m:t&gt;&lt;/m:r&gt;&lt;m:r&gt;&lt;m:rPr&gt;&lt;m:nor/&gt;&lt;/m:rPr&gt;&lt;w:rPr&gt;&lt;w:rFonts w:ascii=&quot;Cambria Math&quot;/&gt;&lt;wx:font wx:val=&quot;Cambria Math&quot;/&gt;&lt;w:color w:val=&quot;262626&quot;/&gt;&lt;w:kern w:val=&quot;24&quot;/&gt;&lt;w:sz-cs w:val=&quot;28&quot;/&gt;&lt;/w:rPr&gt;&lt;m:t&gt; &lt;/m:t&gt;&lt;/m:r&gt;&lt;m:r&gt;&lt;m:rPr&gt;&lt;m:nor/&gt;&lt;/m:rPr&gt;&lt;w:rPr&gt;&lt;w:rFonts w:ascii=&quot;Cambria Math&quot;/&gt;&lt;w:color w:val=&quot;262626&quot;/&gt;&lt;w:kern w:val=&quot;24&quot;/&gt;&lt;w:sz-cs w:val=&quot;28&quot;/&gt;&lt;/w:rPr&gt;&lt;m:t&gt;Рё&lt;/m:t&gt;&lt;/m:r&gt;&lt;m:r&gt;&lt;m:rPr&gt;&lt;m:nor/&gt;&lt;/m:rPr&gt;&lt;w:rPr&gt;&lt;w:rFonts w:ascii=&quot;Cambria Math&quot;/&gt;&lt;wx:font wx:val=&quot;Cambria Math&quot;/&gt;&lt;w:color w:val=&quot;262626&quot;/&gt;&lt;w:kern w:val=&quot;24&quot;/&gt;&lt;w:sz-cs w:val=&quot;28&quot;/&gt;&lt;/w:rPr&gt;&lt;m:t&gt; &lt;/m:t&gt;&lt;/m:r&gt;&lt;m:r&gt;&lt;m:rPr&gt;&lt;m:nor/&gt;&lt;/m:rPr&gt;&lt;w:rPr&gt;&lt;w:color w:val=&quot;262626&quot;/&gt;&lt;w:kern w:val=&quot;24&quot;/&gt;&lt;w:sz-cs w:val=&quot;28&quot;/&gt;&lt;w:lang w:val=&quot;EN-US&quot;/&gt;&lt;/w:rPr&gt;&lt;m:t&gt;z&lt;/m:t&gt;&lt;/m:r&gt;&lt;/m:oMath&gt;&lt;/m:oMathPara&gt;&lt;/w:p&gt;&lt;w:sectPr wsp:rsidR=&quot;00000000&quot;&gt;&lt;w:pgSz w:w=&quot;12240&quot; w:h=&quot;15840&quot;/&gt;&lt;w:pgMar w:top=&quot;1134&quot; w:right=&quot;850&quot; w:bottom=&quot;1134&quot; w:left=&quot;1701&quot; w:header=&quot;720&quot; w:footer=&quot;720&quot; w:gutter=&quot;0&quot;/&gt;&lt;w:cols w:space=&quot;720&quot;/&gt;&lt;/w:sectPr&gt;&lt;/wx:sect&gt;&lt;/w:body&gt;&lt;/w:wordDocument&gt;">
             <v:imagedata r:id="rId18" o:title="" chromakey="white"/>
           </v:shape>
         </w:pict>
@@ -27981,6 +27721,7 @@
           <w:szCs w:val="28"/>
           <w:lang w:eastAsia="ru-RU"/>
         </w:rPr>
+        <w:lastRenderedPageBreak/>
         <w:t>Проведение работы, заключающейся в ответе на вопросы теста:</w:t>
       </w:r>
     </w:p>
@@ -29204,6 +28945,7 @@
           <w:szCs w:val="28"/>
           <w:lang w:eastAsia="ru-RU"/>
         </w:rPr>
+        <w:lastRenderedPageBreak/>
         <w:t>Из приведенных ниже высказываний укажите все истинное высказывание:</w:t>
       </w:r>
     </w:p>
@@ -30256,6 +29998,7 @@
           <w:color w:val="C45911"/>
           <w:szCs w:val="28"/>
         </w:rPr>
+        <w:lastRenderedPageBreak/>
         <w:t>а) отсутствия обратной связи (последействия) и аддитивности целевой функции;</w:t>
       </w:r>
     </w:p>
@@ -30504,7 +30247,7 @@
           <w:szCs w:val="28"/>
         </w:rPr>
       </w:pPr>
-      <w:bookmarkStart w:id="2" w:name="_Hlk131635372"/>
+      <w:bookmarkStart w:id="1" w:name="_Hlk131635372"/>
       <w:r>
         <w:rPr>
           <w:rFonts w:eastAsia="Times New Roman"/>
@@ -30586,7 +30329,7 @@
         <w:t> нейронов.</w:t>
       </w:r>
     </w:p>
-    <w:bookmarkEnd w:id="2"/>
+    <w:bookmarkEnd w:id="1"/>
     <w:p>
       <w:pPr>
         <w:numPr>
@@ -31178,6 +30921,7 @@
           <w:szCs w:val="28"/>
         </w:rPr>
       </w:pPr>
+      <w:bookmarkStart w:id="2" w:name="_GoBack"/>
       <w:r>
         <w:rPr>
           <w:b/>
@@ -31187,6 +30931,7 @@
         <w:t>Критерии и шкалы оценивания</w:t>
       </w:r>
     </w:p>
+    <w:bookmarkEnd w:id="2"/>
     <w:p>
       <w:pPr>
         <w:spacing w:after="0" w:line="240" w:lineRule="auto"/>
@@ -31199,31 +30944,7 @@
         <w:rPr>
           <w:szCs w:val="28"/>
         </w:rPr>
-        <w:t>Результат обучения по дисциплине считается достигнутым при успешном прохожд</w:t>
-      </w:r>
-      <w:r>
-        <w:rPr>
-          <w:szCs w:val="28"/>
-        </w:rPr>
-        <w:t>е</w:t>
-      </w:r>
-      <w:r>
-        <w:rPr>
-          <w:szCs w:val="28"/>
-        </w:rPr>
-        <w:t>нии обучающимся всех контрольных мероприятий, относящихся к данному результату об</w:t>
-      </w:r>
-      <w:r>
-        <w:rPr>
-          <w:szCs w:val="28"/>
-        </w:rPr>
-        <w:t>у</w:t>
-      </w:r>
-      <w:r>
-        <w:rPr>
-          <w:szCs w:val="28"/>
-        </w:rPr>
-        <w:t>чения.</w:t>
+        <w:t>Результат обучения по дисциплине считается достигнутым при успешном прохождении обучающимся всех контрольных мероприятий, относящихся к данному результату обучения.</w:t>
       </w:r>
     </w:p>
     <w:p>
@@ -31245,19 +30966,14 @@
         <w:rPr>
           <w:szCs w:val="28"/>
         </w:rPr>
-        <w:t>Минимальное количество баллов выставляется обучающемуся при выполнении всех показателей, допускаются несущественные неточности в изложении и оформлении матери</w:t>
-      </w:r>
-      <w:r>
-        <w:rPr>
-          <w:szCs w:val="28"/>
-        </w:rPr>
-        <w:t>а</w:t>
-      </w:r>
-      <w:r>
-        <w:rPr>
-          <w:szCs w:val="28"/>
-        </w:rPr>
-        <w:t>ла.</w:t>
+        <w:t xml:space="preserve">Минимальное количество баллов выставляется обучающемуся при выполнении всех </w:t>
+      </w:r>
+      <w:r>
+        <w:rPr>
+          <w:szCs w:val="28"/>
+        </w:rPr>
+        <w:lastRenderedPageBreak/>
+        <w:t>показателей, допускаются несущественные неточности в изложении и оформлении материала.</w:t>
       </w:r>
     </w:p>
     <w:tbl>
@@ -31364,23 +31080,7 @@
                 <w:sz w:val="24"/>
                 <w:szCs w:val="24"/>
               </w:rPr>
-              <w:t>Лабораторная р</w:t>
-            </w:r>
-            <w:r>
-              <w:rPr>
-                <w:iCs/>
-                <w:sz w:val="24"/>
-                <w:szCs w:val="24"/>
-              </w:rPr>
-              <w:t>а</w:t>
-            </w:r>
-            <w:r>
-              <w:rPr>
-                <w:iCs/>
-                <w:sz w:val="24"/>
-                <w:szCs w:val="24"/>
-              </w:rPr>
-              <w:t>бота</w:t>
+              <w:t>Лабораторная работа</w:t>
             </w:r>
           </w:p>
         </w:tc>
@@ -31429,39 +31129,7 @@
                 <w:sz w:val="24"/>
                 <w:szCs w:val="24"/>
               </w:rPr>
-              <w:t>Представлен отчет, содержащий необх</w:t>
-            </w:r>
-            <w:r>
-              <w:rPr>
-                <w:iCs/>
-                <w:sz w:val="24"/>
-                <w:szCs w:val="24"/>
-              </w:rPr>
-              <w:t>о</w:t>
-            </w:r>
-            <w:r>
-              <w:rPr>
-                <w:iCs/>
-                <w:sz w:val="24"/>
-                <w:szCs w:val="24"/>
-              </w:rPr>
-              <w:t>димые расчеты, выводы, оформленный в соответствии с установленными тр</w:t>
-            </w:r>
-            <w:r>
-              <w:rPr>
-                <w:iCs/>
-                <w:sz w:val="24"/>
-                <w:szCs w:val="24"/>
-              </w:rPr>
-              <w:t>е</w:t>
-            </w:r>
-            <w:r>
-              <w:rPr>
-                <w:iCs/>
-                <w:sz w:val="24"/>
-                <w:szCs w:val="24"/>
-              </w:rPr>
-              <w:t>бованиями;</w:t>
+              <w:t>Представлен отчет, содержащий необходимые расчеты, выводы, оформленный в соответствии с установленными требованиями;</w:t>
             </w:r>
           </w:p>
           <w:p>
@@ -32688,7 +32356,16 @@
                 <w:sz w:val="24"/>
                 <w:szCs w:val="24"/>
               </w:rPr>
-              <w:t xml:space="preserve">Обучающийся демонстрирует значительные пробелы в знаниях основного учебно-программного материала, допустил принципиальные ошибки в выполнении предусмотренных программой заданий и не способен продолжить обучение </w:t>
+              <w:t xml:space="preserve">Обучающийся демонстрирует значительные пробелы в знаниях основного учебно-программного материала, допустил принципиальные ошибки в выполнении предусмотренных </w:t>
+            </w:r>
+            <w:r>
+              <w:rPr>
+                <w:color w:val="000000"/>
+                <w:sz w:val="24"/>
+                <w:szCs w:val="24"/>
+              </w:rPr>
+              <w:lastRenderedPageBreak/>
+              <w:t xml:space="preserve">программой заданий и не способен продолжить обучение </w:t>
             </w:r>
           </w:p>
         </w:tc>
@@ -32842,23 +32519,7 @@
                 <w:sz w:val="24"/>
                 <w:szCs w:val="24"/>
               </w:rPr>
-              <w:t>Обучающийся показал всестороннее, систематическое и глубокое знание учебного материала, предусмотренного программой, умение уверенно применять на их практике при решении задач (выполнении заданий), способность полно, правильно и аргументировано отвечать на вопросы и делать необходимые выводы. Свободно использует основную литературу и знаком с дополнительной литературой, рекомендованной пр</w:t>
-            </w:r>
-            <w:r>
-              <w:rPr>
-                <w:rFonts w:eastAsia="FreeSans"/>
-                <w:sz w:val="24"/>
-                <w:szCs w:val="24"/>
-              </w:rPr>
-              <w:t>о</w:t>
-            </w:r>
-            <w:r>
-              <w:rPr>
-                <w:rFonts w:eastAsia="FreeSans"/>
-                <w:sz w:val="24"/>
-                <w:szCs w:val="24"/>
-              </w:rPr>
-              <w:t>граммой</w:t>
+              <w:t>Обучающийся показал всестороннее, систематическое и глубокое знание учебного материала, предусмотренного программой, умение уверенно применять на их практике при решении задач (выполнении заданий), способность полно, правильно и аргументировано отвечать на вопросы и делать необходимые выводы. Свободно использует основную литературу и знаком с дополнительной литературой, рекомендованной программой</w:t>
             </w:r>
             <w:r>
               <w:rPr>
@@ -32971,21 +32632,7 @@
                 <w:rFonts w:eastAsia="FreeSans"/>
                 <w:color w:val="auto"/>
               </w:rPr>
-              <w:t xml:space="preserve"> Способен к самостоятельному пополнению и обновлению знаний в ходе дальнейшей учебной работы и профессиональной деятельн</w:t>
-            </w:r>
-            <w:r>
-              <w:rPr>
-                <w:rFonts w:eastAsia="FreeSans"/>
-                <w:color w:val="auto"/>
-              </w:rPr>
-              <w:t>о</w:t>
-            </w:r>
-            <w:r>
-              <w:rPr>
-                <w:rFonts w:eastAsia="FreeSans"/>
-                <w:color w:val="auto"/>
-              </w:rPr>
-              <w:t>сти</w:t>
+              <w:t xml:space="preserve"> Способен к самостоятельному пополнению и обновлению знаний в ходе дальнейшей учебной работы и профессиональной деятельности</w:t>
             </w:r>
           </w:p>
         </w:tc>
@@ -33046,23 +32693,7 @@
                 <w:sz w:val="24"/>
                 <w:szCs w:val="24"/>
               </w:rPr>
-              <w:t>знание основного учебного мат</w:t>
-            </w:r>
-            <w:r>
-              <w:rPr>
-                <w:rFonts w:eastAsia="FreeSans"/>
-                <w:sz w:val="24"/>
-                <w:szCs w:val="24"/>
-              </w:rPr>
-              <w:t>е</w:t>
-            </w:r>
-            <w:r>
-              <w:rPr>
-                <w:rFonts w:eastAsia="FreeSans"/>
-                <w:sz w:val="24"/>
-                <w:szCs w:val="24"/>
-              </w:rPr>
-              <w:t xml:space="preserve">риала, </w:t>
+              <w:t xml:space="preserve">знание основного учебного материала, </w:t>
             </w:r>
             <w:r>
               <w:rPr>
@@ -33175,7 +32806,7 @@
 </file>
 
 <file path=word/endnotes.xml><?xml version="1.0" encoding="utf-8"?>
-<w:endnotes xmlns:wpc="http://schemas.microsoft.com/office/word/2010/wordprocessingCanvas" xmlns:mc="http://schemas.openxmlformats.org/markup-compatibility/2006" xmlns:o="urn:schemas-microsoft-com:office:office" xmlns:r="http://schemas.openxmlformats.org/officeDocument/2006/relationships" xmlns:m="http://schemas.openxmlformats.org/officeDocument/2006/math" xmlns:v="urn:schemas-microsoft-com:vml" xmlns:wp14="http://schemas.microsoft.com/office/word/2010/wordprocessingDrawing" xmlns:wp="http://schemas.openxmlformats.org/drawingml/2006/wordprocessingDrawing" xmlns:w10="urn:schemas-microsoft-com:office:word" xmlns:w="http://schemas.openxmlformats.org/wordprocessingml/2006/main" xmlns:w14="http://schemas.microsoft.com/office/word/2010/wordml" xmlns:w15="http://schemas.microsoft.com/office/word/2012/wordml" xmlns:wpg="http://schemas.microsoft.com/office/word/2010/wordprocessingGroup" xmlns:wpi="http://schemas.microsoft.com/office/word/2010/wordprocessingInk" xmlns:wne="http://schemas.microsoft.com/office/word/2006/wordml" xmlns:wps="http://schemas.microsoft.com/office/word/2010/wordprocessingShape" mc:Ignorable="w14 w15 wp14">
+<w:endnotes xmlns:wpc="http://schemas.microsoft.com/office/word/2010/wordprocessingCanvas" xmlns:cx="http://schemas.microsoft.com/office/drawing/2014/chartex" xmlns:mc="http://schemas.openxmlformats.org/markup-compatibility/2006" xmlns:o="urn:schemas-microsoft-com:office:office" xmlns:r="http://schemas.openxmlformats.org/officeDocument/2006/relationships" xmlns:m="http://schemas.openxmlformats.org/officeDocument/2006/math" xmlns:v="urn:schemas-microsoft-com:vml" xmlns:wp14="http://schemas.microsoft.com/office/word/2010/wordprocessingDrawing" xmlns:wp="http://schemas.openxmlformats.org/drawingml/2006/wordprocessingDrawing" xmlns:w10="urn:schemas-microsoft-com:office:word" xmlns:w="http://schemas.openxmlformats.org/wordprocessingml/2006/main" xmlns:w14="http://schemas.microsoft.com/office/word/2010/wordml" xmlns:w15="http://schemas.microsoft.com/office/word/2012/wordml" xmlns:w16se="http://schemas.microsoft.com/office/word/2015/wordml/symex" xmlns:wpg="http://schemas.microsoft.com/office/word/2010/wordprocessingGroup" xmlns:wpi="http://schemas.microsoft.com/office/word/2010/wordprocessingInk" xmlns:wne="http://schemas.microsoft.com/office/word/2006/wordml" xmlns:wps="http://schemas.microsoft.com/office/word/2010/wordprocessingShape" mc:Ignorable="w14 w15 w16se wp14">
   <w:endnote w:type="separator" w:id="-1">
     <w:p>
       <w:pPr>
@@ -33200,7 +32831,7 @@
 </file>
 
 <file path=word/footnotes.xml><?xml version="1.0" encoding="utf-8"?>
-<w:footnotes xmlns:wpc="http://schemas.microsoft.com/office/word/2010/wordprocessingCanvas" xmlns:mc="http://schemas.openxmlformats.org/markup-compatibility/2006" xmlns:o="urn:schemas-microsoft-com:office:office" xmlns:r="http://schemas.openxmlformats.org/officeDocument/2006/relationships" xmlns:m="http://schemas.openxmlformats.org/officeDocument/2006/math" xmlns:v="urn:schemas-microsoft-com:vml" xmlns:wp14="http://schemas.microsoft.com/office/word/2010/wordprocessingDrawing" xmlns:wp="http://schemas.openxmlformats.org/drawingml/2006/wordprocessingDrawing" xmlns:w10="urn:schemas-microsoft-com:office:word" xmlns:w="http://schemas.openxmlformats.org/wordprocessingml/2006/main" xmlns:w14="http://schemas.microsoft.com/office/word/2010/wordml" xmlns:w15="http://schemas.microsoft.com/office/word/2012/wordml" xmlns:wpg="http://schemas.microsoft.com/office/word/2010/wordprocessingGroup" xmlns:wpi="http://schemas.microsoft.com/office/word/2010/wordprocessingInk" xmlns:wne="http://schemas.microsoft.com/office/word/2006/wordml" xmlns:wps="http://schemas.microsoft.com/office/word/2010/wordprocessingShape" mc:Ignorable="w14 w15 wp14">
+<w:footnotes xmlns:wpc="http://schemas.microsoft.com/office/word/2010/wordprocessingCanvas" xmlns:cx="http://schemas.microsoft.com/office/drawing/2014/chartex" xmlns:mc="http://schemas.openxmlformats.org/markup-compatibility/2006" xmlns:o="urn:schemas-microsoft-com:office:office" xmlns:r="http://schemas.openxmlformats.org/officeDocument/2006/relationships" xmlns:m="http://schemas.openxmlformats.org/officeDocument/2006/math" xmlns:v="urn:schemas-microsoft-com:vml" xmlns:wp14="http://schemas.microsoft.com/office/word/2010/wordprocessingDrawing" xmlns:wp="http://schemas.openxmlformats.org/drawingml/2006/wordprocessingDrawing" xmlns:w10="urn:schemas-microsoft-com:office:word" xmlns:w="http://schemas.openxmlformats.org/wordprocessingml/2006/main" xmlns:w14="http://schemas.microsoft.com/office/word/2010/wordml" xmlns:w15="http://schemas.microsoft.com/office/word/2012/wordml" xmlns:w16se="http://schemas.microsoft.com/office/word/2015/wordml/symex" xmlns:wpg="http://schemas.microsoft.com/office/word/2010/wordprocessingGroup" xmlns:wpi="http://schemas.microsoft.com/office/word/2010/wordprocessingInk" xmlns:wne="http://schemas.microsoft.com/office/word/2006/wordml" xmlns:wps="http://schemas.microsoft.com/office/word/2010/wordprocessingShape" mc:Ignorable="w14 w15 w16se wp14">
   <w:footnote w:type="separator" w:id="-1">
     <w:p>
       <w:pPr>
@@ -33225,8 +32856,8 @@
 </file>
 
 <file path=word/numbering.xml><?xml version="1.0" encoding="utf-8"?>
-<w:numbering xmlns:wpc="http://schemas.microsoft.com/office/word/2010/wordprocessingCanvas" xmlns:mc="http://schemas.openxmlformats.org/markup-compatibility/2006" xmlns:o="urn:schemas-microsoft-com:office:office" xmlns:r="http://schemas.openxmlformats.org/officeDocument/2006/relationships" xmlns:m="http://schemas.openxmlformats.org/officeDocument/2006/math" xmlns:v="urn:schemas-microsoft-com:vml" xmlns:wp14="http://schemas.microsoft.com/office/word/2010/wordprocessingDrawing" xmlns:wp="http://schemas.openxmlformats.org/drawingml/2006/wordprocessingDrawing" xmlns:w10="urn:schemas-microsoft-com:office:word" xmlns:w="http://schemas.openxmlformats.org/wordprocessingml/2006/main" xmlns:w14="http://schemas.microsoft.com/office/word/2010/wordml" xmlns:w15="http://schemas.microsoft.com/office/word/2012/wordml" xmlns:wpg="http://schemas.microsoft.com/office/word/2010/wordprocessingGroup" xmlns:wpi="http://schemas.microsoft.com/office/word/2010/wordprocessingInk" xmlns:wne="http://schemas.microsoft.com/office/word/2006/wordml" xmlns:wps="http://schemas.microsoft.com/office/word/2010/wordprocessingShape" mc:Ignorable="w14 w15 wp14">
-  <w:abstractNum w:abstractNumId="0">
+<w:numbering xmlns:wpc="http://schemas.microsoft.com/office/word/2010/wordprocessingCanvas" xmlns:cx="http://schemas.microsoft.com/office/drawing/2014/chartex" xmlns:mc="http://schemas.openxmlformats.org/markup-compatibility/2006" xmlns:o="urn:schemas-microsoft-com:office:office" xmlns:r="http://schemas.openxmlformats.org/officeDocument/2006/relationships" xmlns:m="http://schemas.openxmlformats.org/officeDocument/2006/math" xmlns:v="urn:schemas-microsoft-com:vml" xmlns:wp14="http://schemas.microsoft.com/office/word/2010/wordprocessingDrawing" xmlns:wp="http://schemas.openxmlformats.org/drawingml/2006/wordprocessingDrawing" xmlns:w10="urn:schemas-microsoft-com:office:word" xmlns:w="http://schemas.openxmlformats.org/wordprocessingml/2006/main" xmlns:w14="http://schemas.microsoft.com/office/word/2010/wordml" xmlns:w15="http://schemas.microsoft.com/office/word/2012/wordml" xmlns:w16se="http://schemas.microsoft.com/office/word/2015/wordml/symex" xmlns:wpg="http://schemas.microsoft.com/office/word/2010/wordprocessingGroup" xmlns:wpi="http://schemas.microsoft.com/office/word/2010/wordprocessingInk" xmlns:wne="http://schemas.microsoft.com/office/word/2006/wordml" xmlns:wps="http://schemas.microsoft.com/office/word/2010/wordprocessingShape" mc:Ignorable="w14 w15 w16se wp14">
+  <w:abstractNum w:abstractNumId="0" w15:restartNumberingAfterBreak="0">
     <w:nsid w:val="FFFFFF83"/>
     <w:multiLevelType w:val="singleLevel"/>
     <w:tmpl w:val="54F844FE"/>
@@ -33247,7 +32878,7 @@
       </w:rPr>
     </w:lvl>
   </w:abstractNum>
-  <w:abstractNum w:abstractNumId="1">
+  <w:abstractNum w:abstractNumId="1" w15:restartNumberingAfterBreak="0">
     <w:nsid w:val="01234710"/>
     <w:multiLevelType w:val="multilevel"/>
     <w:tmpl w:val="0419001F"/>
@@ -33387,7 +33018,7 @@
       </w:rPr>
     </w:lvl>
   </w:abstractNum>
-  <w:abstractNum w:abstractNumId="2">
+  <w:abstractNum w:abstractNumId="2" w15:restartNumberingAfterBreak="0">
     <w:nsid w:val="04F54B1B"/>
     <w:multiLevelType w:val="hybridMultilevel"/>
     <w:tmpl w:val="9190E0C0"/>
@@ -33473,7 +33104,7 @@
       </w:pPr>
     </w:lvl>
   </w:abstractNum>
-  <w:abstractNum w:abstractNumId="3">
+  <w:abstractNum w:abstractNumId="3" w15:restartNumberingAfterBreak="0">
     <w:nsid w:val="0C5B3653"/>
     <w:multiLevelType w:val="hybridMultilevel"/>
     <w:tmpl w:val="12D6D8F4"/>
@@ -33564,7 +33195,7 @@
       </w:pPr>
     </w:lvl>
   </w:abstractNum>
-  <w:abstractNum w:abstractNumId="4">
+  <w:abstractNum w:abstractNumId="4" w15:restartNumberingAfterBreak="0">
     <w:nsid w:val="0D522402"/>
     <w:multiLevelType w:val="hybridMultilevel"/>
     <w:tmpl w:val="AF70ED42"/>
@@ -33656,7 +33287,7 @@
       </w:pPr>
     </w:lvl>
   </w:abstractNum>
-  <w:abstractNum w:abstractNumId="5">
+  <w:abstractNum w:abstractNumId="5" w15:restartNumberingAfterBreak="0">
     <w:nsid w:val="0E544E40"/>
     <w:multiLevelType w:val="hybridMultilevel"/>
     <w:tmpl w:val="1C6C9B2A"/>
@@ -33745,7 +33376,7 @@
       </w:pPr>
     </w:lvl>
   </w:abstractNum>
-  <w:abstractNum w:abstractNumId="6">
+  <w:abstractNum w:abstractNumId="6" w15:restartNumberingAfterBreak="0">
     <w:nsid w:val="11C90EC2"/>
     <w:multiLevelType w:val="hybridMultilevel"/>
     <w:tmpl w:val="A14EDEE2"/>
@@ -33834,7 +33465,7 @@
       </w:pPr>
     </w:lvl>
   </w:abstractNum>
-  <w:abstractNum w:abstractNumId="7">
+  <w:abstractNum w:abstractNumId="7" w15:restartNumberingAfterBreak="0">
     <w:nsid w:val="12CF4C72"/>
     <w:multiLevelType w:val="hybridMultilevel"/>
     <w:tmpl w:val="7D3A7C98"/>
@@ -33923,7 +33554,7 @@
       </w:pPr>
     </w:lvl>
   </w:abstractNum>
-  <w:abstractNum w:abstractNumId="8">
+  <w:abstractNum w:abstractNumId="8" w15:restartNumberingAfterBreak="0">
     <w:nsid w:val="1B1654BA"/>
     <w:multiLevelType w:val="multilevel"/>
     <w:tmpl w:val="0419001F"/>
@@ -34063,7 +33694,7 @@
       </w:rPr>
     </w:lvl>
   </w:abstractNum>
-  <w:abstractNum w:abstractNumId="9">
+  <w:abstractNum w:abstractNumId="9" w15:restartNumberingAfterBreak="0">
     <w:nsid w:val="1C897079"/>
     <w:multiLevelType w:val="multilevel"/>
     <w:tmpl w:val="2AD0C2D6"/>
@@ -34185,7 +33816,7 @@
       </w:pPr>
     </w:lvl>
   </w:abstractNum>
-  <w:abstractNum w:abstractNumId="10">
+  <w:abstractNum w:abstractNumId="10" w15:restartNumberingAfterBreak="0">
     <w:nsid w:val="1E9D321B"/>
     <w:multiLevelType w:val="multilevel"/>
     <w:tmpl w:val="2AD0C2D6"/>
@@ -34307,7 +33938,7 @@
       </w:pPr>
     </w:lvl>
   </w:abstractNum>
-  <w:abstractNum w:abstractNumId="11">
+  <w:abstractNum w:abstractNumId="11" w15:restartNumberingAfterBreak="0">
     <w:nsid w:val="24871496"/>
     <w:multiLevelType w:val="multilevel"/>
     <w:tmpl w:val="CB60C664"/>
@@ -34420,7 +34051,7 @@
       </w:rPr>
     </w:lvl>
   </w:abstractNum>
-  <w:abstractNum w:abstractNumId="12">
+  <w:abstractNum w:abstractNumId="12" w15:restartNumberingAfterBreak="0">
     <w:nsid w:val="349D2FB6"/>
     <w:multiLevelType w:val="hybridMultilevel"/>
     <w:tmpl w:val="D646F2AA"/>
@@ -34536,7 +34167,7 @@
       </w:pPr>
     </w:lvl>
   </w:abstractNum>
-  <w:abstractNum w:abstractNumId="13">
+  <w:abstractNum w:abstractNumId="13" w15:restartNumberingAfterBreak="0">
     <w:nsid w:val="37BE2D40"/>
     <w:multiLevelType w:val="hybridMultilevel"/>
     <w:tmpl w:val="75801268"/>
@@ -34622,7 +34253,7 @@
       </w:pPr>
     </w:lvl>
   </w:abstractNum>
-  <w:abstractNum w:abstractNumId="14">
+  <w:abstractNum w:abstractNumId="14" w15:restartNumberingAfterBreak="0">
     <w:nsid w:val="3ADD6123"/>
     <w:multiLevelType w:val="hybridMultilevel"/>
     <w:tmpl w:val="F1D2BC36"/>
@@ -34735,7 +34366,7 @@
       </w:rPr>
     </w:lvl>
   </w:abstractNum>
-  <w:abstractNum w:abstractNumId="15">
+  <w:abstractNum w:abstractNumId="15" w15:restartNumberingAfterBreak="0">
     <w:nsid w:val="3C8165D3"/>
     <w:multiLevelType w:val="hybridMultilevel"/>
     <w:tmpl w:val="2E5844FC"/>
@@ -34821,7 +34452,7 @@
       </w:pPr>
     </w:lvl>
   </w:abstractNum>
-  <w:abstractNum w:abstractNumId="16">
+  <w:abstractNum w:abstractNumId="16" w15:restartNumberingAfterBreak="0">
     <w:nsid w:val="3C9E4353"/>
     <w:multiLevelType w:val="multilevel"/>
     <w:tmpl w:val="6CF43ADA"/>
@@ -34962,7 +34593,7 @@
       </w:rPr>
     </w:lvl>
   </w:abstractNum>
-  <w:abstractNum w:abstractNumId="17">
+  <w:abstractNum w:abstractNumId="17" w15:restartNumberingAfterBreak="0">
     <w:nsid w:val="3F584F31"/>
     <w:multiLevelType w:val="multilevel"/>
     <w:tmpl w:val="2AD0C2D6"/>
@@ -35084,7 +34715,7 @@
       </w:pPr>
     </w:lvl>
   </w:abstractNum>
-  <w:abstractNum w:abstractNumId="18">
+  <w:abstractNum w:abstractNumId="18" w15:restartNumberingAfterBreak="0">
     <w:nsid w:val="410F0D26"/>
     <w:multiLevelType w:val="multilevel"/>
     <w:tmpl w:val="0419001F"/>
@@ -35224,7 +34855,7 @@
       </w:rPr>
     </w:lvl>
   </w:abstractNum>
-  <w:abstractNum w:abstractNumId="19">
+  <w:abstractNum w:abstractNumId="19" w15:restartNumberingAfterBreak="0">
     <w:nsid w:val="597D47E0"/>
     <w:multiLevelType w:val="hybridMultilevel"/>
     <w:tmpl w:val="D646F2AA"/>
@@ -35340,7 +34971,7 @@
       </w:pPr>
     </w:lvl>
   </w:abstractNum>
-  <w:abstractNum w:abstractNumId="20">
+  <w:abstractNum w:abstractNumId="20" w15:restartNumberingAfterBreak="0">
     <w:nsid w:val="5EA06662"/>
     <w:multiLevelType w:val="multilevel"/>
     <w:tmpl w:val="0488325C"/>
@@ -35408,7 +35039,7 @@
       <w:lvlJc w:val="left"/>
     </w:lvl>
   </w:abstractNum>
-  <w:abstractNum w:abstractNumId="21">
+  <w:abstractNum w:abstractNumId="21" w15:restartNumberingAfterBreak="0">
     <w:nsid w:val="60630070"/>
     <w:multiLevelType w:val="hybridMultilevel"/>
     <w:tmpl w:val="D646F2AA"/>
@@ -35524,7 +35155,7 @@
       </w:pPr>
     </w:lvl>
   </w:abstractNum>
-  <w:abstractNum w:abstractNumId="22">
+  <w:abstractNum w:abstractNumId="22" w15:restartNumberingAfterBreak="0">
     <w:nsid w:val="77942D8D"/>
     <w:multiLevelType w:val="hybridMultilevel"/>
     <w:tmpl w:val="F7EEE782"/>
@@ -35711,7 +35342,7 @@
 </file>
 
 <file path=word/styles.xml><?xml version="1.0" encoding="utf-8"?>
-<w:styles xmlns:mc="http://schemas.openxmlformats.org/markup-compatibility/2006" xmlns:r="http://schemas.openxmlformats.org/officeDocument/2006/relationships" xmlns:w="http://schemas.openxmlformats.org/wordprocessingml/2006/main" xmlns:w14="http://schemas.microsoft.com/office/word/2010/wordml" xmlns:w15="http://schemas.microsoft.com/office/word/2012/wordml" mc:Ignorable="w14 w15">
+<w:styles xmlns:mc="http://schemas.openxmlformats.org/markup-compatibility/2006" xmlns:r="http://schemas.openxmlformats.org/officeDocument/2006/relationships" xmlns:w="http://schemas.openxmlformats.org/wordprocessingml/2006/main" xmlns:w14="http://schemas.microsoft.com/office/word/2010/wordml" xmlns:w15="http://schemas.microsoft.com/office/word/2012/wordml" xmlns:w16se="http://schemas.microsoft.com/office/word/2015/wordml/symex" mc:Ignorable="w14 w15 w16se">
   <w:docDefaults>
     <w:rPrDefault>
       <w:rPr>
@@ -36243,6 +35874,7 @@
   <w:style w:type="character" w:default="1" w:styleId="a0">
     <w:name w:val="Default Paragraph Font"/>
     <w:uiPriority w:val="1"/>
+    <w:semiHidden/>
     <w:unhideWhenUsed/>
   </w:style>
   <w:style w:type="table" w:default="1" w:styleId="a1">
@@ -36250,7 +35882,6 @@
     <w:uiPriority w:val="99"/>
     <w:semiHidden/>
     <w:unhideWhenUsed/>
-    <w:qFormat/>
     <w:tblPr>
       <w:tblInd w:w="0" w:type="dxa"/>
       <w:tblCellMar>
@@ -36838,7 +36469,7 @@
     </w:rPr>
   </w:style>
   <w:style w:type="paragraph" w:customStyle="1" w:styleId="110">
-    <w:name w:val=" Знак Знак Знак Знак Знак Знак Знак1 Знак Знак Знак Знак Знак1 Знак"/>
+    <w:name w:val="Знак Знак Знак Знак Знак Знак Знак1 Знак Знак Знак Знак Знак1 Знак"/>
     <w:basedOn w:val="a"/>
     <w:rsid w:val="00C11695"/>
     <w:pPr>
@@ -37003,7 +36634,6 @@
     <w:uiPriority w:val="59"/>
     <w:rsid w:val="00C11695"/>
     <w:tblPr>
-      <w:tblInd w:w="0" w:type="dxa"/>
       <w:tblBorders>
         <w:top w:val="single" w:sz="4" w:space="0" w:color="000000"/>
         <w:left w:val="single" w:sz="4" w:space="0" w:color="000000"/>
@@ -37012,12 +36642,6 @@
         <w:insideH w:val="single" w:sz="4" w:space="0" w:color="000000"/>
         <w:insideV w:val="single" w:sz="4" w:space="0" w:color="000000"/>
       </w:tblBorders>
-      <w:tblCellMar>
-        <w:top w:w="0" w:type="dxa"/>
-        <w:left w:w="108" w:type="dxa"/>
-        <w:bottom w:w="0" w:type="dxa"/>
-        <w:right w:w="108" w:type="dxa"/>
-      </w:tblCellMar>
     </w:tblPr>
   </w:style>
   <w:style w:type="character" w:customStyle="1" w:styleId="Web0">
@@ -37042,8 +36666,8 @@
       <w:iCs/>
     </w:rPr>
   </w:style>
-  <w:style w:type="paragraph" w:customStyle="1" w:styleId="ListParagraph">
-    <w:name w:val="List Paragraph"/>
+  <w:style w:type="paragraph" w:customStyle="1" w:styleId="14">
+    <w:name w:val="Абзац списка1"/>
     <w:basedOn w:val="a"/>
     <w:rsid w:val="00C11695"/>
     <w:pPr>
@@ -37167,7 +36791,7 @@
       <w:color w:val="808080"/>
     </w:rPr>
   </w:style>
-  <w:style w:type="paragraph" w:customStyle="1" w:styleId="14">
+  <w:style w:type="paragraph" w:customStyle="1" w:styleId="15">
     <w:name w:val="Абзац списка1"/>
     <w:basedOn w:val="a"/>
     <w:rsid w:val="005E5F3C"/>
@@ -37246,8 +36870,8 @@
       <w:lang w:eastAsia="en-US"/>
     </w:rPr>
   </w:style>
-  <w:style w:type="paragraph" w:customStyle="1" w:styleId="NoSpacing">
-    <w:name w:val="No Spacing"/>
+  <w:style w:type="paragraph" w:customStyle="1" w:styleId="16">
+    <w:name w:val="Без интервала1"/>
     <w:rsid w:val="00944DD2"/>
     <w:rPr>
       <w:rFonts w:eastAsia="Times New Roman"/>
@@ -37282,8 +36906,8 @@
       <w:lang w:eastAsia="en-US"/>
     </w:rPr>
   </w:style>
-  <w:style w:type="paragraph" w:customStyle="1" w:styleId="15">
-    <w:name w:val=" Знак1"/>
+  <w:style w:type="paragraph" w:customStyle="1" w:styleId="17">
+    <w:name w:val="Знак1"/>
     <w:basedOn w:val="a"/>
     <w:rsid w:val="00944DD2"/>
     <w:pPr>
@@ -37296,7 +36920,7 @@
       <w:lang w:val="en-US"/>
     </w:rPr>
   </w:style>
-  <w:style w:type="paragraph" w:customStyle="1" w:styleId="16">
+  <w:style w:type="paragraph" w:customStyle="1" w:styleId="18">
     <w:name w:val="Стиль1"/>
     <w:basedOn w:val="1"/>
     <w:qFormat/>
@@ -37613,7 +37237,7 @@
 </file>
 
 <file path=customXml/itemProps1.xml><?xml version="1.0" encoding="utf-8"?>
-<ds:datastoreItem xmlns:ds="http://schemas.openxmlformats.org/officeDocument/2006/customXml" ds:itemID="{09C86C23-A524-4E5A-954C-3E0CADA83CF5}">
+<ds:datastoreItem xmlns:ds="http://schemas.openxmlformats.org/officeDocument/2006/customXml" ds:itemID="{6BE7BA32-9174-44B0-B1E1-7F157B8968F6}">
   <ds:schemaRefs>
     <ds:schemaRef ds:uri="http://schemas.openxmlformats.org/officeDocument/2006/bibliography"/>
   </ds:schemaRefs>
